--- a/Documents/Predicting Formula 1 Race Outcomes.docx
+++ b/Documents/Predicting Formula 1 Race Outcomes.docx
@@ -7,11 +7,20 @@
         <w:pStyle w:val="Heading1"/>
         <w:jc w:val="center"/>
       </w:pPr>
-      <w:bookmarkStart w:id="0" w:name="_Toc172135683"/>
-      <w:r>
-        <w:t>Predicting Formula 1 Race Outcomes: Evaluating the Roles of Drivers and Constructors Over Time</w:t>
+      <w:bookmarkStart w:id="0" w:name="_Toc172557723"/>
+      <w:r>
+        <w:t xml:space="preserve">Predicting Formula 1 Race Outcomes: </w:t>
+      </w:r>
+      <w:r>
+        <w:t>Decomposing the</w:t>
+      </w:r>
+      <w:r>
+        <w:t xml:space="preserve"> Roles of Drivers and Constructors </w:t>
       </w:r>
       <w:bookmarkEnd w:id="0"/>
+      <w:r>
+        <w:t>through Linear Modeling</w:t>
+      </w:r>
     </w:p>
     <w:p>
       <w:pPr>
@@ -101,7 +110,7 @@
           <w:r>
             <w:fldChar w:fldCharType="separate"/>
           </w:r>
-          <w:hyperlink w:anchor="_Toc172135683" w:history="1">
+          <w:hyperlink w:anchor="_Toc172557723" w:history="1">
             <w:r>
               <w:rPr>
                 <w:rStyle w:val="Hyperlink"/>
@@ -128,7 +137,7 @@
                 <w:noProof/>
                 <w:webHidden/>
               </w:rPr>
-              <w:instrText xml:space="preserve"> PAGEREF _Toc172135683 \h </w:instrText>
+              <w:instrText xml:space="preserve"> PAGEREF _Toc172557723 \h </w:instrText>
             </w:r>
             <w:r>
               <w:rPr>
@@ -172,7 +181,7 @@
               <w:szCs w:val="24"/>
             </w:rPr>
           </w:pPr>
-          <w:hyperlink w:anchor="_Toc172135684" w:history="1">
+          <w:hyperlink w:anchor="_Toc172557724" w:history="1">
             <w:r>
               <w:rPr>
                 <w:rStyle w:val="Hyperlink"/>
@@ -199,7 +208,7 @@
                 <w:noProof/>
                 <w:webHidden/>
               </w:rPr>
-              <w:instrText xml:space="preserve"> PAGEREF _Toc172135684 \h </w:instrText>
+              <w:instrText xml:space="preserve"> PAGEREF _Toc172557724 \h </w:instrText>
             </w:r>
             <w:r>
               <w:rPr>
@@ -244,7 +253,7 @@
               <w:szCs w:val="24"/>
             </w:rPr>
           </w:pPr>
-          <w:hyperlink w:anchor="_Toc172135685" w:history="1">
+          <w:hyperlink w:anchor="_Toc172557725" w:history="1">
             <w:r>
               <w:rPr>
                 <w:rStyle w:val="Hyperlink"/>
@@ -287,7 +296,7 @@
                 <w:noProof/>
                 <w:webHidden/>
               </w:rPr>
-              <w:instrText xml:space="preserve"> PAGEREF _Toc172135685 \h </w:instrText>
+              <w:instrText xml:space="preserve"> PAGEREF _Toc172557725 \h </w:instrText>
             </w:r>
             <w:r>
               <w:rPr>
@@ -332,7 +341,7 @@
               <w:szCs w:val="24"/>
             </w:rPr>
           </w:pPr>
-          <w:hyperlink w:anchor="_Toc172135686" w:history="1">
+          <w:hyperlink w:anchor="_Toc172557726" w:history="1">
             <w:r>
               <w:rPr>
                 <w:rStyle w:val="Hyperlink"/>
@@ -375,7 +384,7 @@
                 <w:noProof/>
                 <w:webHidden/>
               </w:rPr>
-              <w:instrText xml:space="preserve"> PAGEREF _Toc172135686 \h </w:instrText>
+              <w:instrText xml:space="preserve"> PAGEREF _Toc172557726 \h </w:instrText>
             </w:r>
             <w:r>
               <w:rPr>
@@ -420,7 +429,7 @@
               <w:szCs w:val="24"/>
             </w:rPr>
           </w:pPr>
-          <w:hyperlink w:anchor="_Toc172135687" w:history="1">
+          <w:hyperlink w:anchor="_Toc172557727" w:history="1">
             <w:r>
               <w:rPr>
                 <w:rStyle w:val="Hyperlink"/>
@@ -463,7 +472,7 @@
                 <w:noProof/>
                 <w:webHidden/>
               </w:rPr>
-              <w:instrText xml:space="preserve"> PAGEREF _Toc172135687 \h </w:instrText>
+              <w:instrText xml:space="preserve"> PAGEREF _Toc172557727 \h </w:instrText>
             </w:r>
             <w:r>
               <w:rPr>
@@ -508,7 +517,7 @@
               <w:szCs w:val="24"/>
             </w:rPr>
           </w:pPr>
-          <w:hyperlink w:anchor="_Toc172135688" w:history="1">
+          <w:hyperlink w:anchor="_Toc172557728" w:history="1">
             <w:r>
               <w:rPr>
                 <w:rStyle w:val="Hyperlink"/>
@@ -551,7 +560,7 @@
                 <w:noProof/>
                 <w:webHidden/>
               </w:rPr>
-              <w:instrText xml:space="preserve"> PAGEREF _Toc172135688 \h </w:instrText>
+              <w:instrText xml:space="preserve"> PAGEREF _Toc172557728 \h </w:instrText>
             </w:r>
             <w:r>
               <w:rPr>
@@ -596,7 +605,7 @@
               <w:szCs w:val="24"/>
             </w:rPr>
           </w:pPr>
-          <w:hyperlink w:anchor="_Toc172135689" w:history="1">
+          <w:hyperlink w:anchor="_Toc172557729" w:history="1">
             <w:r>
               <w:rPr>
                 <w:rStyle w:val="Hyperlink"/>
@@ -639,7 +648,7 @@
                 <w:noProof/>
                 <w:webHidden/>
               </w:rPr>
-              <w:instrText xml:space="preserve"> PAGEREF _Toc172135689 \h </w:instrText>
+              <w:instrText xml:space="preserve"> PAGEREF _Toc172557729 \h </w:instrText>
             </w:r>
             <w:r>
               <w:rPr>
@@ -684,7 +693,7 @@
               <w:szCs w:val="24"/>
             </w:rPr>
           </w:pPr>
-          <w:hyperlink w:anchor="_Toc172135690" w:history="1">
+          <w:hyperlink w:anchor="_Toc172557730" w:history="1">
             <w:r>
               <w:rPr>
                 <w:rStyle w:val="Hyperlink"/>
@@ -727,7 +736,7 @@
                 <w:noProof/>
                 <w:webHidden/>
               </w:rPr>
-              <w:instrText xml:space="preserve"> PAGEREF _Toc172135690 \h </w:instrText>
+              <w:instrText xml:space="preserve"> PAGEREF _Toc172557730 \h </w:instrText>
             </w:r>
             <w:r>
               <w:rPr>
@@ -772,7 +781,7 @@
               <w:szCs w:val="24"/>
             </w:rPr>
           </w:pPr>
-          <w:hyperlink w:anchor="_Toc172135691" w:history="1">
+          <w:hyperlink w:anchor="_Toc172557731" w:history="1">
             <w:r>
               <w:rPr>
                 <w:rStyle w:val="Hyperlink"/>
@@ -815,7 +824,7 @@
                 <w:noProof/>
                 <w:webHidden/>
               </w:rPr>
-              <w:instrText xml:space="preserve"> PAGEREF _Toc172135691 \h </w:instrText>
+              <w:instrText xml:space="preserve"> PAGEREF _Toc172557731 \h </w:instrText>
             </w:r>
             <w:r>
               <w:rPr>
@@ -860,7 +869,7 @@
               <w:szCs w:val="24"/>
             </w:rPr>
           </w:pPr>
-          <w:hyperlink w:anchor="_Toc172135692" w:history="1">
+          <w:hyperlink w:anchor="_Toc172557732" w:history="1">
             <w:r>
               <w:rPr>
                 <w:rStyle w:val="Hyperlink"/>
@@ -882,7 +891,7 @@
                 <w:rStyle w:val="Hyperlink"/>
                 <w:noProof/>
               </w:rPr>
-              <w:t>Additional Models</w:t>
+              <w:t>Logistic Model</w:t>
             </w:r>
             <w:r>
               <w:rPr>
@@ -903,7 +912,13 @@
                 <w:noProof/>
                 <w:webHidden/>
               </w:rPr>
-              <w:instrText xml:space="preserve"> PAGEREF _Toc172135692 \h </w:instrText>
+              <w:instrText xml:space="preserve"> PAGEREF _Toc172557732 \h </w:instrText>
+            </w:r>
+            <w:r>
+              <w:rPr>
+                <w:noProof/>
+                <w:webHidden/>
+              </w:rPr>
             </w:r>
             <w:r>
               <w:rPr>
@@ -914,12 +929,10 @@
             </w:r>
             <w:r>
               <w:rPr>
-                <w:b/>
-                <w:bCs/>
-                <w:noProof/>
-                <w:webHidden/>
-              </w:rPr>
-              <w:t>Error! Bookmark not defined.</w:t>
+                <w:noProof/>
+                <w:webHidden/>
+              </w:rPr>
+              <w:t>7</w:t>
             </w:r>
             <w:r>
               <w:rPr>
@@ -944,7 +957,7 @@
               <w:szCs w:val="24"/>
             </w:rPr>
           </w:pPr>
-          <w:hyperlink w:anchor="_Toc172135693" w:history="1">
+          <w:hyperlink w:anchor="_Toc172557733" w:history="1">
             <w:r>
               <w:rPr>
                 <w:rStyle w:val="Hyperlink"/>
@@ -987,7 +1000,7 @@
                 <w:noProof/>
                 <w:webHidden/>
               </w:rPr>
-              <w:instrText xml:space="preserve"> PAGEREF _Toc172135693 \h </w:instrText>
+              <w:instrText xml:space="preserve"> PAGEREF _Toc172557733 \h </w:instrText>
             </w:r>
             <w:r>
               <w:rPr>
@@ -1032,7 +1045,7 @@
               <w:szCs w:val="24"/>
             </w:rPr>
           </w:pPr>
-          <w:hyperlink w:anchor="_Toc172135694" w:history="1">
+          <w:hyperlink w:anchor="_Toc172557734" w:history="1">
             <w:r>
               <w:rPr>
                 <w:rStyle w:val="Hyperlink"/>
@@ -1075,7 +1088,7 @@
                 <w:noProof/>
                 <w:webHidden/>
               </w:rPr>
-              <w:instrText xml:space="preserve"> PAGEREF _Toc172135694 \h </w:instrText>
+              <w:instrText xml:space="preserve"> PAGEREF _Toc172557734 \h </w:instrText>
             </w:r>
             <w:r>
               <w:rPr>
@@ -1120,7 +1133,7 @@
               <w:szCs w:val="24"/>
             </w:rPr>
           </w:pPr>
-          <w:hyperlink w:anchor="_Toc172135695" w:history="1">
+          <w:hyperlink w:anchor="_Toc172557735" w:history="1">
             <w:r>
               <w:rPr>
                 <w:rStyle w:val="Hyperlink"/>
@@ -1163,7 +1176,7 @@
                 <w:noProof/>
                 <w:webHidden/>
               </w:rPr>
-              <w:instrText xml:space="preserve"> PAGEREF _Toc172135695 \h </w:instrText>
+              <w:instrText xml:space="preserve"> PAGEREF _Toc172557735 \h </w:instrText>
             </w:r>
             <w:r>
               <w:rPr>
@@ -1208,7 +1221,7 @@
               <w:szCs w:val="24"/>
             </w:rPr>
           </w:pPr>
-          <w:hyperlink w:anchor="_Toc172135696" w:history="1">
+          <w:hyperlink w:anchor="_Toc172557736" w:history="1">
             <w:r>
               <w:rPr>
                 <w:rStyle w:val="Hyperlink"/>
@@ -1251,7 +1264,7 @@
                 <w:noProof/>
                 <w:webHidden/>
               </w:rPr>
-              <w:instrText xml:space="preserve"> PAGEREF _Toc172135696 \h </w:instrText>
+              <w:instrText xml:space="preserve"> PAGEREF _Toc172557736 \h </w:instrText>
             </w:r>
             <w:r>
               <w:rPr>
@@ -1296,7 +1309,7 @@
               <w:szCs w:val="24"/>
             </w:rPr>
           </w:pPr>
-          <w:hyperlink w:anchor="_Toc172135697" w:history="1">
+          <w:hyperlink w:anchor="_Toc172557737" w:history="1">
             <w:r>
               <w:rPr>
                 <w:rStyle w:val="Hyperlink"/>
@@ -1339,7 +1352,7 @@
                 <w:noProof/>
                 <w:webHidden/>
               </w:rPr>
-              <w:instrText xml:space="preserve"> PAGEREF _Toc172135697 \h </w:instrText>
+              <w:instrText xml:space="preserve"> PAGEREF _Toc172557737 \h </w:instrText>
             </w:r>
             <w:r>
               <w:rPr>
@@ -1384,7 +1397,7 @@
               <w:szCs w:val="24"/>
             </w:rPr>
           </w:pPr>
-          <w:hyperlink w:anchor="_Toc172135698" w:history="1">
+          <w:hyperlink w:anchor="_Toc172557738" w:history="1">
             <w:r>
               <w:rPr>
                 <w:rStyle w:val="Hyperlink"/>
@@ -1427,7 +1440,7 @@
                 <w:noProof/>
                 <w:webHidden/>
               </w:rPr>
-              <w:instrText xml:space="preserve"> PAGEREF _Toc172135698 \h </w:instrText>
+              <w:instrText xml:space="preserve"> PAGEREF _Toc172557738 \h </w:instrText>
             </w:r>
             <w:r>
               <w:rPr>
@@ -1472,7 +1485,7 @@
               <w:szCs w:val="24"/>
             </w:rPr>
           </w:pPr>
-          <w:hyperlink w:anchor="_Toc172135699" w:history="1">
+          <w:hyperlink w:anchor="_Toc172557739" w:history="1">
             <w:r>
               <w:rPr>
                 <w:rStyle w:val="Hyperlink"/>
@@ -1515,7 +1528,7 @@
                 <w:noProof/>
                 <w:webHidden/>
               </w:rPr>
-              <w:instrText xml:space="preserve"> PAGEREF _Toc172135699 \h </w:instrText>
+              <w:instrText xml:space="preserve"> PAGEREF _Toc172557739 \h </w:instrText>
             </w:r>
             <w:r>
               <w:rPr>
@@ -1560,7 +1573,7 @@
               <w:szCs w:val="24"/>
             </w:rPr>
           </w:pPr>
-          <w:hyperlink w:anchor="_Toc172135700" w:history="1">
+          <w:hyperlink w:anchor="_Toc172557740" w:history="1">
             <w:r>
               <w:rPr>
                 <w:rStyle w:val="Hyperlink"/>
@@ -1603,7 +1616,7 @@
                 <w:noProof/>
                 <w:webHidden/>
               </w:rPr>
-              <w:instrText xml:space="preserve"> PAGEREF _Toc172135700 \h </w:instrText>
+              <w:instrText xml:space="preserve"> PAGEREF _Toc172557740 \h </w:instrText>
             </w:r>
             <w:r>
               <w:rPr>
@@ -1647,13 +1660,13 @@
               <w:szCs w:val="24"/>
             </w:rPr>
           </w:pPr>
-          <w:hyperlink w:anchor="_Toc172135701" w:history="1">
+          <w:hyperlink w:anchor="_Toc172557741" w:history="1">
             <w:r>
               <w:rPr>
                 <w:rStyle w:val="Hyperlink"/>
                 <w:noProof/>
               </w:rPr>
-              <w:t>References</w:t>
+              <w:t>Acknowledgements</w:t>
             </w:r>
             <w:r>
               <w:rPr>
@@ -1674,7 +1687,7 @@
                 <w:noProof/>
                 <w:webHidden/>
               </w:rPr>
-              <w:instrText xml:space="preserve"> PAGEREF _Toc172135701 \h </w:instrText>
+              <w:instrText xml:space="preserve"> PAGEREF _Toc172557741 \h </w:instrText>
             </w:r>
             <w:r>
               <w:rPr>
@@ -1694,7 +1707,7 @@
                 <w:noProof/>
                 <w:webHidden/>
               </w:rPr>
-              <w:t>14</w:t>
+              <w:t>13</w:t>
             </w:r>
             <w:r>
               <w:rPr>
@@ -1718,12 +1731,83 @@
               <w:szCs w:val="24"/>
             </w:rPr>
           </w:pPr>
-          <w:hyperlink w:anchor="_Toc172135702" w:history="1">
+          <w:hyperlink w:anchor="_Toc172557742" w:history="1">
             <w:r>
               <w:rPr>
                 <w:rStyle w:val="Hyperlink"/>
                 <w:noProof/>
               </w:rPr>
+              <w:t>References</w:t>
+            </w:r>
+            <w:r>
+              <w:rPr>
+                <w:noProof/>
+                <w:webHidden/>
+              </w:rPr>
+              <w:tab/>
+            </w:r>
+            <w:r>
+              <w:rPr>
+                <w:noProof/>
+                <w:webHidden/>
+              </w:rPr>
+              <w:fldChar w:fldCharType="begin"/>
+            </w:r>
+            <w:r>
+              <w:rPr>
+                <w:noProof/>
+                <w:webHidden/>
+              </w:rPr>
+              <w:instrText xml:space="preserve"> PAGEREF _Toc172557742 \h </w:instrText>
+            </w:r>
+            <w:r>
+              <w:rPr>
+                <w:noProof/>
+                <w:webHidden/>
+              </w:rPr>
+            </w:r>
+            <w:r>
+              <w:rPr>
+                <w:noProof/>
+                <w:webHidden/>
+              </w:rPr>
+              <w:fldChar w:fldCharType="separate"/>
+            </w:r>
+            <w:r>
+              <w:rPr>
+                <w:noProof/>
+                <w:webHidden/>
+              </w:rPr>
+              <w:t>14</w:t>
+            </w:r>
+            <w:r>
+              <w:rPr>
+                <w:noProof/>
+                <w:webHidden/>
+              </w:rPr>
+              <w:fldChar w:fldCharType="end"/>
+            </w:r>
+          </w:hyperlink>
+        </w:p>
+        <w:p>
+          <w:pPr>
+            <w:pStyle w:val="TOC2"/>
+            <w:tabs>
+              <w:tab w:val="right" w:leader="dot" w:pos="9350"/>
+            </w:tabs>
+            <w:rPr>
+              <w:rFonts w:asciiTheme="minorHAnsi" w:eastAsiaTheme="minorEastAsia" w:hAnsiTheme="minorHAnsi" w:cstheme="minorBidi"/>
+              <w:noProof/>
+              <w:sz w:val="24"/>
+              <w:szCs w:val="24"/>
+            </w:rPr>
+          </w:pPr>
+          <w:hyperlink w:anchor="_Toc172557743" w:history="1">
+            <w:r>
+              <w:rPr>
+                <w:rStyle w:val="Hyperlink"/>
+                <w:noProof/>
+              </w:rPr>
               <w:t>Appendix</w:t>
             </w:r>
             <w:r>
@@ -1745,7 +1829,7 @@
                 <w:noProof/>
                 <w:webHidden/>
               </w:rPr>
-              <w:instrText xml:space="preserve"> PAGEREF _Toc172135702 \h </w:instrText>
+              <w:instrText xml:space="preserve"> PAGEREF _Toc172557743 \h </w:instrText>
             </w:r>
             <w:r>
               <w:rPr>
@@ -1765,7 +1849,7 @@
                 <w:noProof/>
                 <w:webHidden/>
               </w:rPr>
-              <w:t>14</w:t>
+              <w:t>15</w:t>
             </w:r>
             <w:r>
               <w:rPr>
@@ -1789,7 +1873,7 @@
               <w:szCs w:val="24"/>
             </w:rPr>
           </w:pPr>
-          <w:hyperlink w:anchor="_Toc172135703" w:history="1">
+          <w:hyperlink w:anchor="_Toc172557744" w:history="1">
             <w:r>
               <w:rPr>
                 <w:rStyle w:val="Hyperlink"/>
@@ -1816,7 +1900,7 @@
                 <w:noProof/>
                 <w:webHidden/>
               </w:rPr>
-              <w:instrText xml:space="preserve"> PAGEREF _Toc172135703 \h </w:instrText>
+              <w:instrText xml:space="preserve"> PAGEREF _Toc172557744 \h </w:instrText>
             </w:r>
             <w:r>
               <w:rPr>
@@ -1860,7 +1944,7 @@
               <w:szCs w:val="24"/>
             </w:rPr>
           </w:pPr>
-          <w:hyperlink w:anchor="_Toc172135704" w:history="1">
+          <w:hyperlink w:anchor="_Toc172557745" w:history="1">
             <w:r>
               <w:rPr>
                 <w:rStyle w:val="Hyperlink"/>
@@ -1887,7 +1971,7 @@
                 <w:noProof/>
                 <w:webHidden/>
               </w:rPr>
-              <w:instrText xml:space="preserve"> PAGEREF _Toc172135704 \h </w:instrText>
+              <w:instrText xml:space="preserve"> PAGEREF _Toc172557745 \h </w:instrText>
             </w:r>
             <w:r>
               <w:rPr>
@@ -1931,7 +2015,7 @@
               <w:szCs w:val="24"/>
             </w:rPr>
           </w:pPr>
-          <w:hyperlink w:anchor="_Toc172135705" w:history="1">
+          <w:hyperlink w:anchor="_Toc172557746" w:history="1">
             <w:r>
               <w:rPr>
                 <w:rStyle w:val="Hyperlink"/>
@@ -1958,7 +2042,7 @@
                 <w:noProof/>
                 <w:webHidden/>
               </w:rPr>
-              <w:instrText xml:space="preserve"> PAGEREF _Toc172135705 \h </w:instrText>
+              <w:instrText xml:space="preserve"> PAGEREF _Toc172557746 \h </w:instrText>
             </w:r>
             <w:r>
               <w:rPr>
@@ -2002,7 +2086,7 @@
               <w:szCs w:val="24"/>
             </w:rPr>
           </w:pPr>
-          <w:hyperlink w:anchor="_Toc172135706" w:history="1">
+          <w:hyperlink w:anchor="_Toc172557747" w:history="1">
             <w:r>
               <w:rPr>
                 <w:rStyle w:val="Hyperlink"/>
@@ -2029,7 +2113,7 @@
                 <w:noProof/>
                 <w:webHidden/>
               </w:rPr>
-              <w:instrText xml:space="preserve"> PAGEREF _Toc172135706 \h </w:instrText>
+              <w:instrText xml:space="preserve"> PAGEREF _Toc172557747 \h </w:instrText>
             </w:r>
             <w:r>
               <w:rPr>
@@ -2085,7 +2169,7 @@
         </w:numPr>
         <w:ind w:left="360"/>
       </w:pPr>
-      <w:bookmarkStart w:id="1" w:name="_Toc172135684"/>
+      <w:bookmarkStart w:id="1" w:name="_Toc172557724"/>
       <w:r>
         <w:t>Abstract</w:t>
       </w:r>
@@ -2161,7 +2245,7 @@
       <w:pPr>
         <w:pStyle w:val="Heading2"/>
       </w:pPr>
-      <w:bookmarkStart w:id="2" w:name="_Toc172135685"/>
+      <w:bookmarkStart w:id="2" w:name="_Toc172557725"/>
       <w:r>
         <w:t>Introduction</w:t>
       </w:r>
@@ -2220,6 +2304,7 @@
     </w:p>
     <w:p>
       <w:r>
+        <w:lastRenderedPageBreak/>
         <w:t xml:space="preserve">Moreover, our approach differs from the existing literature. Bell (2016) and </w:t>
       </w:r>
       <w:proofErr w:type="spellStart"/>
@@ -2236,19 +2321,7 @@
       </w:r>
       <w:proofErr w:type="spellEnd"/>
       <w:r>
-        <w:t xml:space="preserve"> analysis is conducted at the </w:t>
-      </w:r>
-      <w:proofErr w:type="gramStart"/>
-      <w:r>
-        <w:t>season</w:t>
-      </w:r>
-      <w:proofErr w:type="gramEnd"/>
-      <w:r>
-        <w:t xml:space="preserve"> level. In contrast, our model </w:t>
-      </w:r>
-      <w:r>
-        <w:lastRenderedPageBreak/>
-        <w:t>evaluates driver and constructor ratings at a race-level granularity. This finer level of detail allows for a more responsive assessment of driver and constructor performance.</w:t>
+        <w:t xml:space="preserve"> analysis is conducted at the season level. In contrast, our model evaluates driver and constructor ratings at a race-level granularity. This finer level of detail allows for a more responsive assessment of driver and constructor performance.</w:t>
       </w:r>
     </w:p>
     <w:p>
@@ -2261,7 +2334,7 @@
       <w:pPr>
         <w:pStyle w:val="Heading2"/>
       </w:pPr>
-      <w:bookmarkStart w:id="3" w:name="_Toc172135686"/>
+      <w:bookmarkStart w:id="3" w:name="_Toc172557726"/>
       <w:r>
         <w:t>Data Processing</w:t>
       </w:r>
@@ -2312,28 +2385,12 @@
     </w:p>
     <w:p>
       <w:r>
-        <w:t xml:space="preserve">The features used in the model are binary indicators for the parent constructor and driver at the race level. The term "parent constructor" refers to constructors that have undergone name changes but remain the same underlying entity. For example, Toro Rosso, Alpha Tauri, and RB are considered the same </w:t>
-      </w:r>
-      <w:proofErr w:type="gramStart"/>
-      <w:r>
-        <w:t>constructor</w:t>
-      </w:r>
-      <w:proofErr w:type="gramEnd"/>
-      <w:r>
-        <w:t xml:space="preserve"> in this analysis.</w:t>
-      </w:r>
-    </w:p>
-    <w:p>
-      <w:r>
-        <w:t xml:space="preserve">The response variable is the rank finish of the driver-constructor pair </w:t>
-      </w:r>
-      <w:proofErr w:type="gramStart"/>
-      <w:r>
-        <w:t>in a given</w:t>
-      </w:r>
-      <w:proofErr w:type="gramEnd"/>
-      <w:r>
-        <w:t xml:space="preserve"> race. Points-scoring positions (ranks 1 to 10) are weighted equally, as drivers are expected to compete equally for these positions. Positions beyond 10 are weighted on a linear decay until the last position, reflecting the expectation that the effort expended for lower places is probably less than that for the top places (Henderson, 2021).</w:t>
+        <w:t>The features used in the model are binary indicators for the parent constructor and driver at the race level. The term "parent constructor" refers to constructors that have undergone name changes but remain the same underlying entity. For example, Toro Rosso, Alpha Tauri, and RB are considered the same constructor in this analysis.</w:t>
+      </w:r>
+    </w:p>
+    <w:p>
+      <w:r>
+        <w:t>The response variable is the rank finish of the driver-constructor pair in a given race. Points-scoring positions (ranks 1 to 10) are weighted equally, as drivers are expected to compete equally for these positions. Positions beyond 10 are weighted on a linear decay until the last position, reflecting the expectation that the effort expended for lower places is probably less than that for the top places (Henderson, 2021).</w:t>
       </w:r>
       <w:r>
         <w:t xml:space="preserve"> The </w:t>
@@ -2653,7 +2710,7 @@
       <w:pPr>
         <w:pStyle w:val="Heading2"/>
       </w:pPr>
-      <w:bookmarkStart w:id="4" w:name="_Toc172135687"/>
+      <w:bookmarkStart w:id="4" w:name="_Toc172557727"/>
       <w:r>
         <w:lastRenderedPageBreak/>
         <w:t>Methods</w:t>
@@ -2667,17 +2724,9 @@
       <w:r>
         <w:t xml:space="preserve"> </w:t>
       </w:r>
-      <w:bookmarkStart w:id="5" w:name="_Toc172135688"/>
-      <w:r>
-        <w:t xml:space="preserve">Linear Model </w:t>
-      </w:r>
-      <w:proofErr w:type="gramStart"/>
-      <w:r>
-        <w:t>With</w:t>
-      </w:r>
-      <w:proofErr w:type="gramEnd"/>
-      <w:r>
-        <w:t xml:space="preserve"> Ridge Regression</w:t>
+      <w:bookmarkStart w:id="5" w:name="_Toc172557728"/>
+      <w:r>
+        <w:t>Linear Model With Ridge Regression</w:t>
       </w:r>
       <w:bookmarkEnd w:id="5"/>
     </w:p>
@@ -2789,7 +2838,6 @@
           <m:t>β</m:t>
         </m:r>
       </m:oMath>
-      <w:proofErr w:type="gramStart"/>
       <w:r>
         <w:rPr>
           <w:rFonts w:ascii="Cambria Math" w:eastAsiaTheme="minorEastAsia" w:hAnsi="Cambria Math"/>
@@ -2804,16 +2852,7 @@
           <w:i/>
           <w:iCs/>
         </w:rPr>
-        <w:t>Matrix</w:t>
-      </w:r>
-      <w:proofErr w:type="gramEnd"/>
-      <w:r>
-        <w:rPr>
-          <w:rFonts w:ascii="Cambria Math" w:eastAsiaTheme="minorEastAsia" w:hAnsi="Cambria Math"/>
-          <w:i/>
-          <w:iCs/>
-        </w:rPr>
-        <w:t xml:space="preserve"> of individual driver and constructor coefficients</w:t>
+        <w:t>Matrix of individual driver and constructor coefficients</w:t>
       </w:r>
     </w:p>
     <w:p>
@@ -4630,7 +4669,7 @@
           <w:rFonts w:eastAsiaTheme="minorEastAsia"/>
         </w:rPr>
       </w:pPr>
-      <w:bookmarkStart w:id="6" w:name="_Toc172135689"/>
+      <w:bookmarkStart w:id="6" w:name="_Toc172557729"/>
       <w:r>
         <w:rPr>
           <w:rFonts w:eastAsiaTheme="minorEastAsia"/>
@@ -4665,7 +4704,7 @@
           <w:rFonts w:eastAsiaTheme="minorEastAsia"/>
         </w:rPr>
       </w:pPr>
-      <w:bookmarkStart w:id="7" w:name="_Toc172135690"/>
+      <w:bookmarkStart w:id="7" w:name="_Toc172557730"/>
       <w:r>
         <w:rPr>
           <w:rFonts w:eastAsiaTheme="minorEastAsia"/>
@@ -5347,7 +5386,7 @@
       <w:pPr>
         <w:pStyle w:val="Heading3"/>
       </w:pPr>
-      <w:bookmarkStart w:id="8" w:name="_Toc172135691"/>
+      <w:bookmarkStart w:id="8" w:name="_Toc172557731"/>
       <w:r>
         <w:t>Testing</w:t>
       </w:r>
@@ -5486,31 +5525,14 @@
           <w:szCs w:val="22"/>
           <w:vertAlign w:val="subscript"/>
         </w:rPr>
-        <w:t xml:space="preserve">2016, Round </w:t>
-      </w:r>
-      <w:proofErr w:type="gramStart"/>
+        <w:t xml:space="preserve">2016, Round 5 </w:t>
+      </w:r>
       <w:r>
         <w:rPr>
           <w:sz w:val="22"/>
           <w:szCs w:val="22"/>
-          <w:vertAlign w:val="subscript"/>
-        </w:rPr>
-        <w:t xml:space="preserve">5 </w:t>
-      </w:r>
-      <w:r>
-        <w:rPr>
-          <w:sz w:val="22"/>
-          <w:szCs w:val="22"/>
-        </w:rPr>
-        <w:t>)</w:t>
-      </w:r>
-      <w:proofErr w:type="gramEnd"/>
-      <w:r>
-        <w:rPr>
-          <w:sz w:val="22"/>
-          <w:szCs w:val="22"/>
-        </w:rPr>
-        <w:t xml:space="preserve"> predicts the outcomes for the 2016 Monaco Grand Prix (2016 season, round 6). The predictions from the model are linearly ranked and used as </w:t>
+        </w:rPr>
+        <w:t xml:space="preserve">) predicts the outcomes for the 2016 Monaco Grand Prix (2016 season, round 6). The predictions from the model are linearly ranked and used as </w:t>
       </w:r>
       <w:proofErr w:type="spellStart"/>
       <w:r>
@@ -6690,27 +6712,7 @@
           <w:sz w:val="20"/>
           <w:szCs w:val="20"/>
         </w:rPr>
-        <w:t xml:space="preserve">the Kendall’s Tau between constructors-only </w:t>
-      </w:r>
-      <w:proofErr w:type="gramStart"/>
-      <w:r>
-        <w:rPr>
-          <w:rFonts w:eastAsiaTheme="minorEastAsia"/>
-          <w:iCs/>
-          <w:sz w:val="20"/>
-          <w:szCs w:val="20"/>
-        </w:rPr>
-        <w:t>predictions  and</w:t>
-      </w:r>
-      <w:proofErr w:type="gramEnd"/>
-      <w:r>
-        <w:rPr>
-          <w:rFonts w:eastAsiaTheme="minorEastAsia"/>
-          <w:iCs/>
-          <w:sz w:val="20"/>
-          <w:szCs w:val="20"/>
-        </w:rPr>
-        <w:t xml:space="preserve"> drivers-only predictions</w:t>
+        <w:t>the Kendall’s Tau between constructors-only predictions  and drivers-only predictions</w:t>
       </w:r>
     </w:p>
     <w:p>
@@ -6726,18 +6728,10 @@
         <w:t>From there, we</w:t>
       </w:r>
       <w:r>
-        <w:t xml:space="preserve"> </w:t>
-      </w:r>
-      <w:proofErr w:type="gramStart"/>
-      <w:r>
-        <w:t>are</w:t>
-      </w:r>
-      <w:r>
-        <w:t xml:space="preserve"> able to</w:t>
-      </w:r>
-      <w:proofErr w:type="gramEnd"/>
-      <w:r>
-        <w:t xml:space="preserve"> describe the proportion variance explained by drivers versus constructors.</w:t>
+        <w:t xml:space="preserve"> are</w:t>
+      </w:r>
+      <w:r>
+        <w:t xml:space="preserve"> able to describe the proportion variance explained by drivers versus constructors.</w:t>
       </w:r>
     </w:p>
     <w:p/>
@@ -6904,9 +6898,11 @@
       <w:pPr>
         <w:pStyle w:val="Heading3"/>
       </w:pPr>
+      <w:bookmarkStart w:id="9" w:name="_Toc172557732"/>
       <w:r>
         <w:t>Logistic Model</w:t>
       </w:r>
+      <w:bookmarkEnd w:id="9"/>
     </w:p>
     <w:p/>
     <w:p>
@@ -7892,11 +7888,11 @@
       <w:pPr>
         <w:pStyle w:val="Heading2"/>
       </w:pPr>
-      <w:bookmarkStart w:id="9" w:name="_Toc172135693"/>
+      <w:bookmarkStart w:id="10" w:name="_Toc172557733"/>
       <w:r>
         <w:t>Results</w:t>
       </w:r>
-      <w:bookmarkEnd w:id="9"/>
+      <w:bookmarkEnd w:id="10"/>
     </w:p>
     <w:p>
       <w:pPr>
@@ -7905,14 +7901,14 @@
       <w:r>
         <w:t xml:space="preserve"> </w:t>
       </w:r>
-      <w:bookmarkStart w:id="10" w:name="_Toc172135694"/>
+      <w:bookmarkStart w:id="11" w:name="_Toc172557734"/>
       <w:r>
         <w:t xml:space="preserve">Linear Model </w:t>
       </w:r>
       <w:r>
         <w:t>Results</w:t>
       </w:r>
-      <w:bookmarkEnd w:id="10"/>
+      <w:bookmarkEnd w:id="11"/>
     </w:p>
     <w:p/>
     <w:p>
@@ -7925,7 +7921,7 @@
           <w:noProof/>
         </w:rPr>
         <w:drawing>
-          <wp:inline distT="0" distB="0" distL="0" distR="0" wp14:anchorId="3483145F" wp14:editId="322EDE75">
+          <wp:inline distT="0" distB="0" distL="0" distR="0" wp14:anchorId="3483145F" wp14:editId="24161B2E">
             <wp:extent cx="5937250" cy="1670050"/>
             <wp:effectExtent l="0" t="0" r="6350" b="6350"/>
             <wp:docPr id="502443583" name="Picture 1" descr="A screenshot of a computer&#10;&#10;Description automatically generated"/>
@@ -8271,11 +8267,11 @@
       <w:pPr>
         <w:pStyle w:val="Heading3"/>
       </w:pPr>
-      <w:bookmarkStart w:id="11" w:name="_Toc172135695"/>
+      <w:bookmarkStart w:id="12" w:name="_Toc172557735"/>
       <w:r>
         <w:t>Logistic Model Results</w:t>
       </w:r>
-      <w:bookmarkEnd w:id="11"/>
+      <w:bookmarkEnd w:id="12"/>
     </w:p>
     <w:p>
       <w:pPr>
@@ -8287,7 +8283,7 @@
           <w:noProof/>
         </w:rPr>
         <w:drawing>
-          <wp:inline distT="0" distB="0" distL="0" distR="0" wp14:anchorId="37220198" wp14:editId="52B984F7">
+          <wp:inline distT="0" distB="0" distL="0" distR="0" wp14:anchorId="37220198" wp14:editId="49FA5831">
             <wp:extent cx="4784035" cy="1574745"/>
             <wp:effectExtent l="0" t="0" r="0" b="6985"/>
             <wp:docPr id="20873651" name="Picture 17" descr="A screenshot of a graph&#10;&#10;Description automatically generated"/>
@@ -8868,11 +8864,11 @@
       <w:pPr>
         <w:pStyle w:val="Heading3"/>
       </w:pPr>
-      <w:bookmarkStart w:id="12" w:name="_Toc172135696"/>
+      <w:bookmarkStart w:id="13" w:name="_Toc172557736"/>
       <w:r>
         <w:t>Driver and Constructor Coefficients</w:t>
       </w:r>
-      <w:bookmarkEnd w:id="12"/>
+      <w:bookmarkEnd w:id="13"/>
     </w:p>
     <w:p>
       <w:r>
@@ -9239,24 +9235,12 @@
     </w:p>
     <w:p>
       <w:r>
-        <w:t xml:space="preserve">While coefficients are useful for intra-team driver and constructor comparisons, similar conclusions can often be drawn from Formula </w:t>
-      </w:r>
-      <w:proofErr w:type="gramStart"/>
-      <w:r>
-        <w:t>1 point</w:t>
-      </w:r>
-      <w:proofErr w:type="gramEnd"/>
-      <w:r>
-        <w:t xml:space="preserve"> totals. The back-and-forth between Verstappen and Ricciardo is evident in their point totals for the 2016-2018 seasons. Mercedes' dominance over Red Bull is also clear from their point totals relative to other constructors.</w:t>
-      </w:r>
-    </w:p>
-    <w:p>
-      <w:r>
-        <w:t>The unique insight provided by the ridge regression model lies in inter-team driver comparisons. This is illustrated with Max Verstappen, Lewis Hamilton, and Valtteri Bottas. Hamilton and Bottas finished 1st and 2</w:t>
-      </w:r>
-      <w:proofErr w:type="gramStart"/>
-      <w:r>
-        <w:t>nd</w:t>
+        <w:t>While coefficients are useful for intra-team driver and constructor comparisons, similar conclusions can often be drawn from Formula 1 point totals. The back-and-forth between Verstappen and Ricciardo is evident in their point totals for the 2016-2018 seasons. Mercedes' dominance over Red Bull is also clear from their point totals relative to other constructors.</w:t>
+      </w:r>
+    </w:p>
+    <w:p>
+      <w:r>
+        <w:t>The unique insight provided by the ridge regression model lies in inter-team driver comparisons. This is illustrated with Max Verstappen, Lewis Hamilton, and Valtteri Bottas. Hamilton and Bottas finished 1st and 2nd</w:t>
       </w:r>
       <w:r>
         <w:t>,</w:t>
@@ -9264,7 +9248,6 @@
       <w:r>
         <w:t>respectively</w:t>
       </w:r>
-      <w:proofErr w:type="gramEnd"/>
       <w:r>
         <w:t>,</w:t>
       </w:r>
@@ -9529,21 +9512,21 @@
       <w:pPr>
         <w:pStyle w:val="Heading2"/>
       </w:pPr>
-      <w:bookmarkStart w:id="13" w:name="_Toc172135697"/>
+      <w:bookmarkStart w:id="14" w:name="_Toc172557737"/>
       <w:r>
         <w:t>Discussion</w:t>
       </w:r>
-      <w:bookmarkEnd w:id="13"/>
+      <w:bookmarkEnd w:id="14"/>
     </w:p>
     <w:p>
       <w:pPr>
         <w:pStyle w:val="Heading3"/>
       </w:pPr>
-      <w:bookmarkStart w:id="14" w:name="_Toc172135698"/>
+      <w:bookmarkStart w:id="15" w:name="_Toc172557738"/>
       <w:r>
         <w:t>Model Discussion</w:t>
       </w:r>
-      <w:bookmarkEnd w:id="14"/>
+      <w:bookmarkEnd w:id="15"/>
     </w:p>
     <w:p>
       <w:r>
@@ -9567,16 +9550,11 @@
         <w:t xml:space="preserve">along with </w:t>
       </w:r>
       <w:r>
-        <w:t>model metrics for qualification and logistic regression models, highlights the significant impact of constructors on driver finishing positions. The logistic model</w:t>
-      </w:r>
-      <w:proofErr w:type="gramStart"/>
-      <w:r>
-        <w:t xml:space="preserve">, in particular, </w:t>
+        <w:t xml:space="preserve">model metrics for qualification and logistic regression models, highlights the significant impact of constructors on driver finishing positions. The logistic model, in particular, </w:t>
       </w:r>
       <w:r>
         <w:t>highlights</w:t>
       </w:r>
-      <w:proofErr w:type="gramEnd"/>
       <w:r>
         <w:t xml:space="preserve"> the crucial role of constructors in determining cohort placements. Conversely, the qualification models emphasize the relative importance of drivers, suggesting potential value in incorporating qualification-informed models.</w:t>
       </w:r>
@@ -9585,11 +9563,11 @@
       <w:pPr>
         <w:pStyle w:val="Heading3"/>
       </w:pPr>
-      <w:bookmarkStart w:id="15" w:name="_Toc172135699"/>
+      <w:bookmarkStart w:id="16" w:name="_Toc172557739"/>
       <w:r>
         <w:t>Model Extensibility</w:t>
       </w:r>
-      <w:bookmarkEnd w:id="15"/>
+      <w:bookmarkEnd w:id="16"/>
     </w:p>
     <w:p>
       <w:r>
@@ -9661,11 +9639,11 @@
       <w:pPr>
         <w:pStyle w:val="Heading3"/>
       </w:pPr>
-      <w:bookmarkStart w:id="16" w:name="_Toc172135700"/>
+      <w:bookmarkStart w:id="17" w:name="_Toc172557740"/>
       <w:r>
         <w:t>Applications &amp; Conclusions</w:t>
       </w:r>
-      <w:bookmarkEnd w:id="16"/>
+      <w:bookmarkEnd w:id="17"/>
     </w:p>
     <w:p/>
     <w:p>
@@ -9814,15 +9792,7 @@
         <w:t xml:space="preserve"> </w:t>
       </w:r>
       <w:r>
-        <w:t xml:space="preserve">we </w:t>
-      </w:r>
-      <w:proofErr w:type="gramStart"/>
-      <w:r>
-        <w:t>are able to</w:t>
-      </w:r>
-      <w:proofErr w:type="gramEnd"/>
-      <w:r>
-        <w:t xml:space="preserve"> capture point-time ratings for constructor/driver combinations </w:t>
+        <w:t xml:space="preserve">we are able to capture point-time ratings for constructor/driver combinations </w:t>
       </w:r>
       <w:r>
         <w:t xml:space="preserve">to predict race outcomes as highlighted in the table above. </w:t>
@@ -9843,9 +9813,11 @@
         </w:numPr>
         <w:ind w:left="720"/>
       </w:pPr>
+      <w:bookmarkStart w:id="18" w:name="_Toc172557741"/>
       <w:r>
         <w:t>Acknowledgements</w:t>
       </w:r>
+      <w:bookmarkEnd w:id="18"/>
     </w:p>
     <w:p>
       <w:r>
@@ -9862,14 +9834,13 @@
         </w:numPr>
         <w:ind w:left="720"/>
       </w:pPr>
-      <w:bookmarkStart w:id="17" w:name="_Toc172135701"/>
+      <w:bookmarkStart w:id="19" w:name="_Toc172557742"/>
       <w:r>
         <w:t>References</w:t>
       </w:r>
-      <w:bookmarkEnd w:id="17"/>
-    </w:p>
-    <w:p>
-      <w:bookmarkStart w:id="18" w:name="_Toc172135702"/>
+      <w:bookmarkEnd w:id="19"/>
+    </w:p>
+    <w:p>
       <w:r>
         <w:t>Bell, A., Smith, J., Sabel, C. and Jones, K. (2016) Formula for success: Multilevel modelling of Formula One Driver and Constructor performance, 1950–2014. Journal of Quantitative Analysis in Sports, Vol. 12 (Issue 2), pp. 99-112. https://doi.org/10.1515/jqas-2015-0050</w:t>
       </w:r>
@@ -9937,15 +9908,7 @@
     </w:p>
     <w:p>
       <w:r>
-        <w:t xml:space="preserve">Jacoby, W.G., 2000. </w:t>
-      </w:r>
-      <w:proofErr w:type="gramStart"/>
-      <w:r>
-        <w:t>Loess::</w:t>
-      </w:r>
-      <w:proofErr w:type="gramEnd"/>
-      <w:r>
-        <w:t xml:space="preserve"> a nonparametric, graphical tool for depicting relationships between variables. Electoral studies, 19(4), pp.577-613.</w:t>
+        <w:t>Jacoby, W.G., 2000. Loess:: a nonparametric, graphical tool for depicting relationships between variables. Electoral studies, 19(4), pp.577-613.</w:t>
       </w:r>
     </w:p>
     <w:p>
@@ -10034,10 +9997,11 @@
         </w:numPr>
         <w:ind w:left="720"/>
       </w:pPr>
+      <w:bookmarkStart w:id="20" w:name="_Toc172557743"/>
       <w:r>
         <w:t>Appendix</w:t>
       </w:r>
-      <w:bookmarkEnd w:id="18"/>
+      <w:bookmarkEnd w:id="20"/>
     </w:p>
     <w:p/>
     <w:p>
@@ -10049,14 +10013,14 @@
         </w:numPr>
         <w:ind w:left="720"/>
       </w:pPr>
-      <w:bookmarkStart w:id="19" w:name="_Toc172135703"/>
+      <w:bookmarkStart w:id="21" w:name="_Toc172557744"/>
       <w:r>
         <w:t xml:space="preserve">A1. Metrics by </w:t>
       </w:r>
       <w:r>
         <w:t>Driver-Season Type</w:t>
       </w:r>
-      <w:bookmarkEnd w:id="19"/>
+      <w:bookmarkEnd w:id="21"/>
     </w:p>
     <w:p>
       <w:pPr>
@@ -10068,7 +10032,7 @@
           <w:noProof/>
         </w:rPr>
         <w:drawing>
-          <wp:inline distT="0" distB="0" distL="0" distR="0" wp14:anchorId="4DBD23A4" wp14:editId="71CFFA12">
+          <wp:inline distT="0" distB="0" distL="0" distR="0" wp14:anchorId="4DBD23A4" wp14:editId="20B48FB8">
             <wp:extent cx="3200400" cy="1444967"/>
             <wp:effectExtent l="0" t="0" r="0" b="3175"/>
             <wp:docPr id="111138984" name="Picture 22" descr="A screenshot of a computer&#10;&#10;Description automatically generated"/>
@@ -10204,15 +10168,7 @@
         <w:t>better than the other categories.</w:t>
       </w:r>
       <w:r>
-        <w:t xml:space="preserve"> The lower error amongst that cohort can potentially by explained by the nature of the </w:t>
-      </w:r>
-      <w:proofErr w:type="gramStart"/>
-      <w:r>
-        <w:t>constructors</w:t>
-      </w:r>
-      <w:proofErr w:type="gramEnd"/>
-      <w:r>
-        <w:t xml:space="preserve"> new drivers go to. New drivers are </w:t>
+        <w:t xml:space="preserve"> The lower error amongst that cohort can potentially by explained by the nature of the constructors new drivers go to. New drivers are </w:t>
       </w:r>
       <w:r>
         <w:t xml:space="preserve">often going to </w:t>
@@ -10251,7 +10207,7 @@
         </w:numPr>
         <w:ind w:left="720"/>
       </w:pPr>
-      <w:bookmarkStart w:id="20" w:name="_Toc172135704"/>
+      <w:bookmarkStart w:id="22" w:name="_Toc172557745"/>
       <w:r>
         <w:t>A</w:t>
       </w:r>
@@ -10270,7 +10226,7 @@
       <w:r>
         <w:t xml:space="preserve"> Mapping</w:t>
       </w:r>
-      <w:bookmarkEnd w:id="20"/>
+      <w:bookmarkEnd w:id="22"/>
     </w:p>
     <w:p>
       <w:pPr>
@@ -10394,7 +10350,7 @@
         </w:numPr>
         <w:ind w:left="720"/>
       </w:pPr>
-      <w:bookmarkStart w:id="21" w:name="_Toc172135705"/>
+      <w:bookmarkStart w:id="23" w:name="_Toc172557746"/>
       <w:r>
         <w:lastRenderedPageBreak/>
         <w:t>A</w:t>
@@ -10414,7 +10370,7 @@
       <w:r>
         <w:t xml:space="preserve"> Ratings as of 2024 British GP</w:t>
       </w:r>
-      <w:bookmarkEnd w:id="21"/>
+      <w:bookmarkEnd w:id="23"/>
     </w:p>
     <w:p/>
     <w:p>
@@ -10838,7 +10794,7 @@
         </w:numPr>
         <w:ind w:left="720"/>
       </w:pPr>
-      <w:bookmarkStart w:id="22" w:name="_Toc172135706"/>
+      <w:bookmarkStart w:id="24" w:name="_Toc172557747"/>
       <w:r>
         <w:lastRenderedPageBreak/>
         <w:t>A</w:t>
@@ -10849,7 +10805,7 @@
       <w:r>
         <w:t>. Driver/Constructor Coefficient/Ratings Trends 2014 - 2024 British GP</w:t>
       </w:r>
-      <w:bookmarkEnd w:id="22"/>
+      <w:bookmarkEnd w:id="24"/>
     </w:p>
     <w:p/>
     <w:p>
@@ -12480,6 +12436,7 @@
   <w:style w:type="character" w:default="1" w:styleId="DefaultParagraphFont">
     <w:name w:val="Default Paragraph Font"/>
     <w:uiPriority w:val="1"/>
+    <w:semiHidden/>
     <w:unhideWhenUsed/>
   </w:style>
   <w:style w:type="table" w:default="1" w:styleId="TableNormal">
@@ -13385,6 +13342,14 @@
 </file>
 
 <file path=customXml/item1.xml><?xml version="1.0" encoding="utf-8"?>
+<p:properties xmlns:p="http://schemas.microsoft.com/office/2006/metadata/properties" xmlns:xsi="http://www.w3.org/2001/XMLSchema-instance" xmlns:pc="http://schemas.microsoft.com/office/infopath/2007/PartnerControls">
+  <documentManagement>
+    <_activity xmlns="1ec99eaa-419a-49e2-9234-e22ce6ebc052" xsi:nil="true"/>
+  </documentManagement>
+</p:properties>
+</file>
+
+<file path=customXml/item2.xml><?xml version="1.0" encoding="utf-8"?>
 <?mso-contentType ?>
 <FormTemplates xmlns="http://schemas.microsoft.com/sharepoint/v3/contenttype/forms">
   <Display>DocumentLibraryForm</Display>
@@ -13393,7 +13358,7 @@
 </FormTemplates>
 </file>
 
-<file path=customXml/item2.xml><?xml version="1.0" encoding="utf-8"?>
+<file path=customXml/item3.xml><?xml version="1.0" encoding="utf-8"?>
 <ct:contentTypeSchema xmlns:ct="http://schemas.microsoft.com/office/2006/metadata/contentType" xmlns:ma="http://schemas.microsoft.com/office/2006/metadata/properties/metaAttributes" ct:_="" ma:_="" ma:contentTypeName="Document" ma:contentTypeID="0x01010021F6E1C3EEE95843AD1FAC1574072619" ma:contentTypeVersion="18" ma:contentTypeDescription="Create a new document." ma:contentTypeScope="" ma:versionID="ff67bb0f40242889fb532fb0e7a5e74d">
   <xsd:schema xmlns:xsd="http://www.w3.org/2001/XMLSchema" xmlns:xs="http://www.w3.org/2001/XMLSchema" xmlns:p="http://schemas.microsoft.com/office/2006/metadata/properties" xmlns:ns3="f3c1ffdf-67ab-4544-af70-6deb4a84d512" xmlns:ns4="1ec99eaa-419a-49e2-9234-e22ce6ebc052" targetNamespace="http://schemas.microsoft.com/office/2006/metadata/properties" ma:root="true" ma:fieldsID="41880c33e8cd857194bab56dbced6a19" ns3:_="" ns4:_="">
     <xsd:import namespace="f3c1ffdf-67ab-4544-af70-6deb4a84d512"/>
@@ -13646,19 +13611,21 @@
 </ct:contentTypeSchema>
 </file>
 
-<file path=customXml/item3.xml><?xml version="1.0" encoding="utf-8"?>
+<file path=customXml/item4.xml><?xml version="1.0" encoding="utf-8"?>
 <b:Sources xmlns:b="http://schemas.openxmlformats.org/officeDocument/2006/bibliography" xmlns="http://schemas.openxmlformats.org/officeDocument/2006/bibliography" SelectedStyle="\APASixthEditionOfficeOnline.xsl" StyleName="APA" Version="6"/>
 </file>
 
-<file path=customXml/item4.xml><?xml version="1.0" encoding="utf-8"?>
-<p:properties xmlns:p="http://schemas.microsoft.com/office/2006/metadata/properties" xmlns:xsi="http://www.w3.org/2001/XMLSchema-instance" xmlns:pc="http://schemas.microsoft.com/office/infopath/2007/PartnerControls">
-  <documentManagement>
-    <_activity xmlns="1ec99eaa-419a-49e2-9234-e22ce6ebc052" xsi:nil="true"/>
-  </documentManagement>
-</p:properties>
+<file path=customXml/itemProps1.xml><?xml version="1.0" encoding="utf-8"?>
+<ds:datastoreItem xmlns:ds="http://schemas.openxmlformats.org/officeDocument/2006/customXml" ds:itemID="{40A05A13-DD1A-43E6-92E2-D4982D756055}">
+  <ds:schemaRefs>
+    <ds:schemaRef ds:uri="http://schemas.microsoft.com/office/2006/metadata/properties"/>
+    <ds:schemaRef ds:uri="http://schemas.microsoft.com/office/infopath/2007/PartnerControls"/>
+    <ds:schemaRef ds:uri="1ec99eaa-419a-49e2-9234-e22ce6ebc052"/>
+  </ds:schemaRefs>
+</ds:datastoreItem>
 </file>
 
-<file path=customXml/itemProps1.xml><?xml version="1.0" encoding="utf-8"?>
+<file path=customXml/itemProps2.xml><?xml version="1.0" encoding="utf-8"?>
 <ds:datastoreItem xmlns:ds="http://schemas.openxmlformats.org/officeDocument/2006/customXml" ds:itemID="{EF2632FC-5D22-4ED2-B648-4BEECD951300}">
   <ds:schemaRefs>
     <ds:schemaRef ds:uri="http://schemas.microsoft.com/sharepoint/v3/contenttype/forms"/>
@@ -13666,7 +13633,7 @@
 </ds:datastoreItem>
 </file>
 
-<file path=customXml/itemProps2.xml><?xml version="1.0" encoding="utf-8"?>
+<file path=customXml/itemProps3.xml><?xml version="1.0" encoding="utf-8"?>
 <ds:datastoreItem xmlns:ds="http://schemas.openxmlformats.org/officeDocument/2006/customXml" ds:itemID="{083768E0-FF74-4FEC-AB12-D595119EAA01}">
   <ds:schemaRefs>
     <ds:schemaRef ds:uri="http://schemas.microsoft.com/office/2006/metadata/contentType"/>
@@ -13685,20 +13652,10 @@
 </ds:datastoreItem>
 </file>
 
-<file path=customXml/itemProps3.xml><?xml version="1.0" encoding="utf-8"?>
+<file path=customXml/itemProps4.xml><?xml version="1.0" encoding="utf-8"?>
 <ds:datastoreItem xmlns:ds="http://schemas.openxmlformats.org/officeDocument/2006/customXml" ds:itemID="{57ADE642-84BC-4050-8E75-D01BBEFF9FBE}">
   <ds:schemaRefs>
     <ds:schemaRef ds:uri="http://schemas.openxmlformats.org/officeDocument/2006/bibliography"/>
-  </ds:schemaRefs>
-</ds:datastoreItem>
-</file>
-
-<file path=customXml/itemProps4.xml><?xml version="1.0" encoding="utf-8"?>
-<ds:datastoreItem xmlns:ds="http://schemas.openxmlformats.org/officeDocument/2006/customXml" ds:itemID="{40A05A13-DD1A-43E6-92E2-D4982D756055}">
-  <ds:schemaRefs>
-    <ds:schemaRef ds:uri="http://schemas.microsoft.com/office/2006/metadata/properties"/>
-    <ds:schemaRef ds:uri="http://schemas.microsoft.com/office/infopath/2007/PartnerControls"/>
-    <ds:schemaRef ds:uri="1ec99eaa-419a-49e2-9234-e22ce6ebc052"/>
   </ds:schemaRefs>
 </ds:datastoreItem>
 </file>

--- a/Documents/Predicting Formula 1 Race Outcomes.docx
+++ b/Documents/Predicting Formula 1 Race Outcomes.docx
@@ -7,7 +7,10 @@
         <w:pStyle w:val="Heading1"/>
         <w:jc w:val="center"/>
       </w:pPr>
-      <w:bookmarkStart w:id="0" w:name="_Toc172557723"/>
+      <w:bookmarkStart w:id="0" w:name="_Toc172628400"/>
+      <w:r>
+        <w:t xml:space="preserve"> </w:t>
+      </w:r>
       <w:r>
         <w:t xml:space="preserve">Predicting Formula 1 Race Outcomes: </w:t>
       </w:r>
@@ -17,10 +20,10 @@
       <w:r>
         <w:t xml:space="preserve"> Roles of Drivers and Constructors </w:t>
       </w:r>
+      <w:r>
+        <w:t>through Linear Modeling</w:t>
+      </w:r>
       <w:bookmarkEnd w:id="0"/>
-      <w:r>
-        <w:t>through Linear Modeling</w:t>
-      </w:r>
     </w:p>
     <w:p>
       <w:pPr>
@@ -110,13 +113,13 @@
           <w:r>
             <w:fldChar w:fldCharType="separate"/>
           </w:r>
-          <w:hyperlink w:anchor="_Toc172557723" w:history="1">
+          <w:hyperlink w:anchor="_Toc172628400" w:history="1">
             <w:r>
               <w:rPr>
                 <w:rStyle w:val="Hyperlink"/>
                 <w:noProof/>
               </w:rPr>
-              <w:t>Predicting Formula 1 Race Outcomes: Evaluating the Roles of Drivers and Constructors Over Time</w:t>
+              <w:t>Predicting Formula 1 Race Outcomes: Decomposing the Roles of Drivers and Constructors through Linear Modeling</w:t>
             </w:r>
             <w:r>
               <w:rPr>
@@ -137,7 +140,7 @@
                 <w:noProof/>
                 <w:webHidden/>
               </w:rPr>
-              <w:instrText xml:space="preserve"> PAGEREF _Toc172557723 \h </w:instrText>
+              <w:instrText xml:space="preserve"> PAGEREF _Toc172628400 \h </w:instrText>
             </w:r>
             <w:r>
               <w:rPr>
@@ -181,7 +184,7 @@
               <w:szCs w:val="24"/>
             </w:rPr>
           </w:pPr>
-          <w:hyperlink w:anchor="_Toc172557724" w:history="1">
+          <w:hyperlink w:anchor="_Toc172628401" w:history="1">
             <w:r>
               <w:rPr>
                 <w:rStyle w:val="Hyperlink"/>
@@ -208,7 +211,7 @@
                 <w:noProof/>
                 <w:webHidden/>
               </w:rPr>
-              <w:instrText xml:space="preserve"> PAGEREF _Toc172557724 \h </w:instrText>
+              <w:instrText xml:space="preserve"> PAGEREF _Toc172628401 \h </w:instrText>
             </w:r>
             <w:r>
               <w:rPr>
@@ -253,7 +256,7 @@
               <w:szCs w:val="24"/>
             </w:rPr>
           </w:pPr>
-          <w:hyperlink w:anchor="_Toc172557725" w:history="1">
+          <w:hyperlink w:anchor="_Toc172628402" w:history="1">
             <w:r>
               <w:rPr>
                 <w:rStyle w:val="Hyperlink"/>
@@ -296,7 +299,7 @@
                 <w:noProof/>
                 <w:webHidden/>
               </w:rPr>
-              <w:instrText xml:space="preserve"> PAGEREF _Toc172557725 \h </w:instrText>
+              <w:instrText xml:space="preserve"> PAGEREF _Toc172628402 \h </w:instrText>
             </w:r>
             <w:r>
               <w:rPr>
@@ -341,7 +344,7 @@
               <w:szCs w:val="24"/>
             </w:rPr>
           </w:pPr>
-          <w:hyperlink w:anchor="_Toc172557726" w:history="1">
+          <w:hyperlink w:anchor="_Toc172628403" w:history="1">
             <w:r>
               <w:rPr>
                 <w:rStyle w:val="Hyperlink"/>
@@ -384,7 +387,7 @@
                 <w:noProof/>
                 <w:webHidden/>
               </w:rPr>
-              <w:instrText xml:space="preserve"> PAGEREF _Toc172557726 \h </w:instrText>
+              <w:instrText xml:space="preserve"> PAGEREF _Toc172628403 \h </w:instrText>
             </w:r>
             <w:r>
               <w:rPr>
@@ -429,7 +432,7 @@
               <w:szCs w:val="24"/>
             </w:rPr>
           </w:pPr>
-          <w:hyperlink w:anchor="_Toc172557727" w:history="1">
+          <w:hyperlink w:anchor="_Toc172628404" w:history="1">
             <w:r>
               <w:rPr>
                 <w:rStyle w:val="Hyperlink"/>
@@ -472,7 +475,7 @@
                 <w:noProof/>
                 <w:webHidden/>
               </w:rPr>
-              <w:instrText xml:space="preserve"> PAGEREF _Toc172557727 \h </w:instrText>
+              <w:instrText xml:space="preserve"> PAGEREF _Toc172628404 \h </w:instrText>
             </w:r>
             <w:r>
               <w:rPr>
@@ -517,7 +520,7 @@
               <w:szCs w:val="24"/>
             </w:rPr>
           </w:pPr>
-          <w:hyperlink w:anchor="_Toc172557728" w:history="1">
+          <w:hyperlink w:anchor="_Toc172628405" w:history="1">
             <w:r>
               <w:rPr>
                 <w:rStyle w:val="Hyperlink"/>
@@ -560,7 +563,7 @@
                 <w:noProof/>
                 <w:webHidden/>
               </w:rPr>
-              <w:instrText xml:space="preserve"> PAGEREF _Toc172557728 \h </w:instrText>
+              <w:instrText xml:space="preserve"> PAGEREF _Toc172628405 \h </w:instrText>
             </w:r>
             <w:r>
               <w:rPr>
@@ -605,7 +608,7 @@
               <w:szCs w:val="24"/>
             </w:rPr>
           </w:pPr>
-          <w:hyperlink w:anchor="_Toc172557729" w:history="1">
+          <w:hyperlink w:anchor="_Toc172628406" w:history="1">
             <w:r>
               <w:rPr>
                 <w:rStyle w:val="Hyperlink"/>
@@ -648,7 +651,7 @@
                 <w:noProof/>
                 <w:webHidden/>
               </w:rPr>
-              <w:instrText xml:space="preserve"> PAGEREF _Toc172557729 \h </w:instrText>
+              <w:instrText xml:space="preserve"> PAGEREF _Toc172628406 \h </w:instrText>
             </w:r>
             <w:r>
               <w:rPr>
@@ -693,7 +696,7 @@
               <w:szCs w:val="24"/>
             </w:rPr>
           </w:pPr>
-          <w:hyperlink w:anchor="_Toc172557730" w:history="1">
+          <w:hyperlink w:anchor="_Toc172628407" w:history="1">
             <w:r>
               <w:rPr>
                 <w:rStyle w:val="Hyperlink"/>
@@ -736,7 +739,7 @@
                 <w:noProof/>
                 <w:webHidden/>
               </w:rPr>
-              <w:instrText xml:space="preserve"> PAGEREF _Toc172557730 \h </w:instrText>
+              <w:instrText xml:space="preserve"> PAGEREF _Toc172628407 \h </w:instrText>
             </w:r>
             <w:r>
               <w:rPr>
@@ -781,7 +784,7 @@
               <w:szCs w:val="24"/>
             </w:rPr>
           </w:pPr>
-          <w:hyperlink w:anchor="_Toc172557731" w:history="1">
+          <w:hyperlink w:anchor="_Toc172628408" w:history="1">
             <w:r>
               <w:rPr>
                 <w:rStyle w:val="Hyperlink"/>
@@ -824,7 +827,7 @@
                 <w:noProof/>
                 <w:webHidden/>
               </w:rPr>
-              <w:instrText xml:space="preserve"> PAGEREF _Toc172557731 \h </w:instrText>
+              <w:instrText xml:space="preserve"> PAGEREF _Toc172628408 \h </w:instrText>
             </w:r>
             <w:r>
               <w:rPr>
@@ -869,7 +872,7 @@
               <w:szCs w:val="24"/>
             </w:rPr>
           </w:pPr>
-          <w:hyperlink w:anchor="_Toc172557732" w:history="1">
+          <w:hyperlink w:anchor="_Toc172628409" w:history="1">
             <w:r>
               <w:rPr>
                 <w:rStyle w:val="Hyperlink"/>
@@ -912,7 +915,7 @@
                 <w:noProof/>
                 <w:webHidden/>
               </w:rPr>
-              <w:instrText xml:space="preserve"> PAGEREF _Toc172557732 \h </w:instrText>
+              <w:instrText xml:space="preserve"> PAGEREF _Toc172628409 \h </w:instrText>
             </w:r>
             <w:r>
               <w:rPr>
@@ -957,7 +960,7 @@
               <w:szCs w:val="24"/>
             </w:rPr>
           </w:pPr>
-          <w:hyperlink w:anchor="_Toc172557733" w:history="1">
+          <w:hyperlink w:anchor="_Toc172628410" w:history="1">
             <w:r>
               <w:rPr>
                 <w:rStyle w:val="Hyperlink"/>
@@ -1000,7 +1003,7 @@
                 <w:noProof/>
                 <w:webHidden/>
               </w:rPr>
-              <w:instrText xml:space="preserve"> PAGEREF _Toc172557733 \h </w:instrText>
+              <w:instrText xml:space="preserve"> PAGEREF _Toc172628410 \h </w:instrText>
             </w:r>
             <w:r>
               <w:rPr>
@@ -1045,7 +1048,7 @@
               <w:szCs w:val="24"/>
             </w:rPr>
           </w:pPr>
-          <w:hyperlink w:anchor="_Toc172557734" w:history="1">
+          <w:hyperlink w:anchor="_Toc172628411" w:history="1">
             <w:r>
               <w:rPr>
                 <w:rStyle w:val="Hyperlink"/>
@@ -1088,7 +1091,7 @@
                 <w:noProof/>
                 <w:webHidden/>
               </w:rPr>
-              <w:instrText xml:space="preserve"> PAGEREF _Toc172557734 \h </w:instrText>
+              <w:instrText xml:space="preserve"> PAGEREF _Toc172628411 \h </w:instrText>
             </w:r>
             <w:r>
               <w:rPr>
@@ -1133,7 +1136,7 @@
               <w:szCs w:val="24"/>
             </w:rPr>
           </w:pPr>
-          <w:hyperlink w:anchor="_Toc172557735" w:history="1">
+          <w:hyperlink w:anchor="_Toc172628412" w:history="1">
             <w:r>
               <w:rPr>
                 <w:rStyle w:val="Hyperlink"/>
@@ -1176,7 +1179,7 @@
                 <w:noProof/>
                 <w:webHidden/>
               </w:rPr>
-              <w:instrText xml:space="preserve"> PAGEREF _Toc172557735 \h </w:instrText>
+              <w:instrText xml:space="preserve"> PAGEREF _Toc172628412 \h </w:instrText>
             </w:r>
             <w:r>
               <w:rPr>
@@ -1221,7 +1224,7 @@
               <w:szCs w:val="24"/>
             </w:rPr>
           </w:pPr>
-          <w:hyperlink w:anchor="_Toc172557736" w:history="1">
+          <w:hyperlink w:anchor="_Toc172628413" w:history="1">
             <w:r>
               <w:rPr>
                 <w:rStyle w:val="Hyperlink"/>
@@ -1264,7 +1267,7 @@
                 <w:noProof/>
                 <w:webHidden/>
               </w:rPr>
-              <w:instrText xml:space="preserve"> PAGEREF _Toc172557736 \h </w:instrText>
+              <w:instrText xml:space="preserve"> PAGEREF _Toc172628413 \h </w:instrText>
             </w:r>
             <w:r>
               <w:rPr>
@@ -1309,7 +1312,7 @@
               <w:szCs w:val="24"/>
             </w:rPr>
           </w:pPr>
-          <w:hyperlink w:anchor="_Toc172557737" w:history="1">
+          <w:hyperlink w:anchor="_Toc172628414" w:history="1">
             <w:r>
               <w:rPr>
                 <w:rStyle w:val="Hyperlink"/>
@@ -1352,7 +1355,7 @@
                 <w:noProof/>
                 <w:webHidden/>
               </w:rPr>
-              <w:instrText xml:space="preserve"> PAGEREF _Toc172557737 \h </w:instrText>
+              <w:instrText xml:space="preserve"> PAGEREF _Toc172628414 \h </w:instrText>
             </w:r>
             <w:r>
               <w:rPr>
@@ -1397,7 +1400,7 @@
               <w:szCs w:val="24"/>
             </w:rPr>
           </w:pPr>
-          <w:hyperlink w:anchor="_Toc172557738" w:history="1">
+          <w:hyperlink w:anchor="_Toc172628415" w:history="1">
             <w:r>
               <w:rPr>
                 <w:rStyle w:val="Hyperlink"/>
@@ -1440,7 +1443,7 @@
                 <w:noProof/>
                 <w:webHidden/>
               </w:rPr>
-              <w:instrText xml:space="preserve"> PAGEREF _Toc172557738 \h </w:instrText>
+              <w:instrText xml:space="preserve"> PAGEREF _Toc172628415 \h </w:instrText>
             </w:r>
             <w:r>
               <w:rPr>
@@ -1485,7 +1488,7 @@
               <w:szCs w:val="24"/>
             </w:rPr>
           </w:pPr>
-          <w:hyperlink w:anchor="_Toc172557739" w:history="1">
+          <w:hyperlink w:anchor="_Toc172628416" w:history="1">
             <w:r>
               <w:rPr>
                 <w:rStyle w:val="Hyperlink"/>
@@ -1528,7 +1531,7 @@
                 <w:noProof/>
                 <w:webHidden/>
               </w:rPr>
-              <w:instrText xml:space="preserve"> PAGEREF _Toc172557739 \h </w:instrText>
+              <w:instrText xml:space="preserve"> PAGEREF _Toc172628416 \h </w:instrText>
             </w:r>
             <w:r>
               <w:rPr>
@@ -1573,7 +1576,7 @@
               <w:szCs w:val="24"/>
             </w:rPr>
           </w:pPr>
-          <w:hyperlink w:anchor="_Toc172557740" w:history="1">
+          <w:hyperlink w:anchor="_Toc172628417" w:history="1">
             <w:r>
               <w:rPr>
                 <w:rStyle w:val="Hyperlink"/>
@@ -1616,7 +1619,7 @@
                 <w:noProof/>
                 <w:webHidden/>
               </w:rPr>
-              <w:instrText xml:space="preserve"> PAGEREF _Toc172557740 \h </w:instrText>
+              <w:instrText xml:space="preserve"> PAGEREF _Toc172628417 \h </w:instrText>
             </w:r>
             <w:r>
               <w:rPr>
@@ -1660,7 +1663,7 @@
               <w:szCs w:val="24"/>
             </w:rPr>
           </w:pPr>
-          <w:hyperlink w:anchor="_Toc172557741" w:history="1">
+          <w:hyperlink w:anchor="_Toc172628418" w:history="1">
             <w:r>
               <w:rPr>
                 <w:rStyle w:val="Hyperlink"/>
@@ -1687,7 +1690,7 @@
                 <w:noProof/>
                 <w:webHidden/>
               </w:rPr>
-              <w:instrText xml:space="preserve"> PAGEREF _Toc172557741 \h </w:instrText>
+              <w:instrText xml:space="preserve"> PAGEREF _Toc172628418 \h </w:instrText>
             </w:r>
             <w:r>
               <w:rPr>
@@ -1731,7 +1734,7 @@
               <w:szCs w:val="24"/>
             </w:rPr>
           </w:pPr>
-          <w:hyperlink w:anchor="_Toc172557742" w:history="1">
+          <w:hyperlink w:anchor="_Toc172628419" w:history="1">
             <w:r>
               <w:rPr>
                 <w:rStyle w:val="Hyperlink"/>
@@ -1758,7 +1761,7 @@
                 <w:noProof/>
                 <w:webHidden/>
               </w:rPr>
-              <w:instrText xml:space="preserve"> PAGEREF _Toc172557742 \h </w:instrText>
+              <w:instrText xml:space="preserve"> PAGEREF _Toc172628419 \h </w:instrText>
             </w:r>
             <w:r>
               <w:rPr>
@@ -1802,7 +1805,7 @@
               <w:szCs w:val="24"/>
             </w:rPr>
           </w:pPr>
-          <w:hyperlink w:anchor="_Toc172557743" w:history="1">
+          <w:hyperlink w:anchor="_Toc172628420" w:history="1">
             <w:r>
               <w:rPr>
                 <w:rStyle w:val="Hyperlink"/>
@@ -1829,7 +1832,7 @@
                 <w:noProof/>
                 <w:webHidden/>
               </w:rPr>
-              <w:instrText xml:space="preserve"> PAGEREF _Toc172557743 \h </w:instrText>
+              <w:instrText xml:space="preserve"> PAGEREF _Toc172628420 \h </w:instrText>
             </w:r>
             <w:r>
               <w:rPr>
@@ -1873,7 +1876,7 @@
               <w:szCs w:val="24"/>
             </w:rPr>
           </w:pPr>
-          <w:hyperlink w:anchor="_Toc172557744" w:history="1">
+          <w:hyperlink w:anchor="_Toc172628421" w:history="1">
             <w:r>
               <w:rPr>
                 <w:rStyle w:val="Hyperlink"/>
@@ -1900,7 +1903,7 @@
                 <w:noProof/>
                 <w:webHidden/>
               </w:rPr>
-              <w:instrText xml:space="preserve"> PAGEREF _Toc172557744 \h </w:instrText>
+              <w:instrText xml:space="preserve"> PAGEREF _Toc172628421 \h </w:instrText>
             </w:r>
             <w:r>
               <w:rPr>
@@ -1944,7 +1947,7 @@
               <w:szCs w:val="24"/>
             </w:rPr>
           </w:pPr>
-          <w:hyperlink w:anchor="_Toc172557745" w:history="1">
+          <w:hyperlink w:anchor="_Toc172628422" w:history="1">
             <w:r>
               <w:rPr>
                 <w:rStyle w:val="Hyperlink"/>
@@ -1971,7 +1974,7 @@
                 <w:noProof/>
                 <w:webHidden/>
               </w:rPr>
-              <w:instrText xml:space="preserve"> PAGEREF _Toc172557745 \h </w:instrText>
+              <w:instrText xml:space="preserve"> PAGEREF _Toc172628422 \h </w:instrText>
             </w:r>
             <w:r>
               <w:rPr>
@@ -2015,7 +2018,7 @@
               <w:szCs w:val="24"/>
             </w:rPr>
           </w:pPr>
-          <w:hyperlink w:anchor="_Toc172557746" w:history="1">
+          <w:hyperlink w:anchor="_Toc172628423" w:history="1">
             <w:r>
               <w:rPr>
                 <w:rStyle w:val="Hyperlink"/>
@@ -2042,7 +2045,7 @@
                 <w:noProof/>
                 <w:webHidden/>
               </w:rPr>
-              <w:instrText xml:space="preserve"> PAGEREF _Toc172557746 \h </w:instrText>
+              <w:instrText xml:space="preserve"> PAGEREF _Toc172628423 \h </w:instrText>
             </w:r>
             <w:r>
               <w:rPr>
@@ -2086,7 +2089,7 @@
               <w:szCs w:val="24"/>
             </w:rPr>
           </w:pPr>
-          <w:hyperlink w:anchor="_Toc172557747" w:history="1">
+          <w:hyperlink w:anchor="_Toc172628424" w:history="1">
             <w:r>
               <w:rPr>
                 <w:rStyle w:val="Hyperlink"/>
@@ -2113,7 +2116,7 @@
                 <w:noProof/>
                 <w:webHidden/>
               </w:rPr>
-              <w:instrText xml:space="preserve"> PAGEREF _Toc172557747 \h </w:instrText>
+              <w:instrText xml:space="preserve"> PAGEREF _Toc172628424 \h </w:instrText>
             </w:r>
             <w:r>
               <w:rPr>
@@ -2169,7 +2172,7 @@
         </w:numPr>
         <w:ind w:left="360"/>
       </w:pPr>
-      <w:bookmarkStart w:id="1" w:name="_Toc172557724"/>
+      <w:bookmarkStart w:id="1" w:name="_Toc172628401"/>
       <w:r>
         <w:t>Abstract</w:t>
       </w:r>
@@ -2245,7 +2248,7 @@
       <w:pPr>
         <w:pStyle w:val="Heading2"/>
       </w:pPr>
-      <w:bookmarkStart w:id="2" w:name="_Toc172557725"/>
+      <w:bookmarkStart w:id="2" w:name="_Toc172628402"/>
       <w:r>
         <w:t>Introduction</w:t>
       </w:r>
@@ -2275,23 +2278,7 @@
     </w:p>
     <w:p>
       <w:r>
-        <w:t>While it is well-acknowledged that constructors play a pivotal role in Formula 1 success, there is a need to delve deeper into the individual variances attributable to constructors and drivers. Prior analyses (</w:t>
-      </w:r>
-      <w:proofErr w:type="spellStart"/>
-      <w:r>
-        <w:t>Keresten</w:t>
-      </w:r>
-      <w:proofErr w:type="spellEnd"/>
-      <w:r>
-        <w:t xml:space="preserve">, 2023; </w:t>
-      </w:r>
-      <w:proofErr w:type="spellStart"/>
-      <w:r>
-        <w:t>Rockerbie</w:t>
-      </w:r>
-      <w:proofErr w:type="spellEnd"/>
-      <w:r>
-        <w:t>, 2021; Bell, 2016) have explored the overall variance explained by constructors versus drivers, often assigning “skill” values to each.</w:t>
+        <w:t>While it is well-acknowledged that constructors play a pivotal role in Formula 1 success, there is a need to delve deeper into the individual variances attributable to constructors and drivers. Prior analyses (Keresten, 2023; Rockerbie, 2021; Bell, 2016) have explored the overall variance explained by constructors versus drivers, often assigning “skill” values to each.</w:t>
       </w:r>
     </w:p>
     <w:p>
@@ -2299,29 +2286,16 @@
         <w:t xml:space="preserve">Our objective is to quantify the individual impacts of constructors and divers via a predictive model that forecasts future races accurately. </w:t>
       </w:r>
       <w:r>
-        <w:t>Current comparisons of teams (inter-constructor) and drivers within the same team (intra-constructor) are straightforward through Formula 1’s point system. However, comparing drivers across different teams (inter-constructors) remains challenging due to the dominant influence of the constructor.</w:t>
-      </w:r>
-    </w:p>
-    <w:p>
+        <w:t xml:space="preserve">Current comparisons of teams (inter-constructor) and drivers within the same team (intra-constructor) are straightforward through Formula 1’s point system. However, comparing </w:t>
+      </w:r>
       <w:r>
         <w:lastRenderedPageBreak/>
-        <w:t xml:space="preserve">Moreover, our approach differs from the existing literature. Bell (2016) and </w:t>
-      </w:r>
-      <w:proofErr w:type="spellStart"/>
-      <w:r>
-        <w:t>Keresten</w:t>
-      </w:r>
-      <w:proofErr w:type="spellEnd"/>
-      <w:r>
-        <w:t xml:space="preserve"> (2023) have produced the most prominent and similar work in the field. Bell's methodology treats a driver's entire career as a single entity, while </w:t>
-      </w:r>
-      <w:proofErr w:type="spellStart"/>
-      <w:r>
-        <w:t>Keresten's</w:t>
-      </w:r>
-      <w:proofErr w:type="spellEnd"/>
-      <w:r>
-        <w:t xml:space="preserve"> analysis is conducted at the season level. In contrast, our model evaluates driver and constructor ratings at a race-level granularity. This finer level of detail allows for a more responsive assessment of driver and constructor performance.</w:t>
+        <w:t>drivers across different teams (inter-constructors) remains challenging due to the dominant influence of the constructor.</w:t>
+      </w:r>
+    </w:p>
+    <w:p>
+      <w:r>
+        <w:t>Moreover, our approach differs from the existing literature. Bell (2016) and Keresten (2023) have produced the most prominent and similar work in the field. Bell's methodology treats a driver's entire career as a single entity, while Keresten's analysis is conducted at the season level. In contrast, our model evaluates driver and constructor ratings at a race-level granularity. This finer level of detail allows for a more responsive assessment of driver and constructor performance.</w:t>
       </w:r>
     </w:p>
     <w:p>
@@ -2334,7 +2308,7 @@
       <w:pPr>
         <w:pStyle w:val="Heading2"/>
       </w:pPr>
-      <w:bookmarkStart w:id="3" w:name="_Toc172557726"/>
+      <w:bookmarkStart w:id="3" w:name="_Toc172628403"/>
       <w:r>
         <w:t>Data Processing</w:t>
       </w:r>
@@ -2345,26 +2319,10 @@
         <w:t>W</w:t>
       </w:r>
       <w:r>
-        <w:t xml:space="preserve">e collect data from all Formula 1 races through the </w:t>
-      </w:r>
-      <w:proofErr w:type="spellStart"/>
-      <w:r>
-        <w:t>Ergast</w:t>
-      </w:r>
-      <w:proofErr w:type="spellEnd"/>
-      <w:r>
-        <w:t xml:space="preserve"> API via the f1dataR R package</w:t>
-      </w:r>
-      <w:r>
-        <w:t xml:space="preserve"> (</w:t>
-      </w:r>
-      <w:proofErr w:type="spellStart"/>
-      <w:r>
-        <w:t>Ergast</w:t>
-      </w:r>
-      <w:proofErr w:type="spellEnd"/>
-      <w:r>
-        <w:t>, f1dataR)</w:t>
+        <w:t>e collect data from all Formula 1 races through the Ergast API via the f1dataR R package</w:t>
+      </w:r>
+      <w:r>
+        <w:t xml:space="preserve"> (Ergast, f1dataR)</w:t>
       </w:r>
       <w:r>
         <w:t>. Our analysis primarily focuses on the hybrid engine era (2014 to present), utilizing race results from 2012 onwards to provide a warm start.</w:t>
@@ -2372,15 +2330,7 @@
     </w:p>
     <w:p>
       <w:r>
-        <w:t xml:space="preserve">For our primary model, we exclude non-finishers (DNF) to avoid the additional noise and complexity they introduce to the outcome of interest, as similarly noted by </w:t>
-      </w:r>
-      <w:proofErr w:type="spellStart"/>
-      <w:r>
-        <w:t>Keresten</w:t>
-      </w:r>
-      <w:proofErr w:type="spellEnd"/>
-      <w:r>
-        <w:t xml:space="preserve"> (2023). Assigning the root cause of certain DNFs, particularly driver-driver collisions, can be challenging. Given the time-decay and point-in-time nature of our study, indexing on DNFs may disproportionately add negative noise to a driver or constructor coefficient. However, we also test model variants that include DNFs wholly and another that partially assigns DNF cause to either driver or constructor based on the type of DNF. DNFs categorized as Collision, Accident, or Spun-Off are attributed to driver fault, while other causes are attributed to constructor fault.</w:t>
+        <w:t>For our primary model, we exclude non-finishers (DNF) to avoid the additional noise and complexity they introduce to the outcome of interest, as similarly noted by Keresten (2023). Assigning the root cause of certain DNFs, particularly driver-driver collisions, can be challenging. Given the time-decay and point-in-time nature of our study, indexing on DNFs may disproportionately add negative noise to a driver or constructor coefficient. However, we also test model variants that include DNFs wholly and another that partially assigns DNF cause to either driver or constructor based on the type of DNF. DNFs categorized as Collision, Accident, or Spun-Off are attributed to driver fault, while other causes are attributed to constructor fault.</w:t>
       </w:r>
     </w:p>
     <w:p>
@@ -2710,7 +2660,7 @@
       <w:pPr>
         <w:pStyle w:val="Heading2"/>
       </w:pPr>
-      <w:bookmarkStart w:id="4" w:name="_Toc172557727"/>
+      <w:bookmarkStart w:id="4" w:name="_Toc172628404"/>
       <w:r>
         <w:lastRenderedPageBreak/>
         <w:t>Methods</w:t>
@@ -2724,7 +2674,7 @@
       <w:r>
         <w:t xml:space="preserve"> </w:t>
       </w:r>
-      <w:bookmarkStart w:id="5" w:name="_Toc172557728"/>
+      <w:bookmarkStart w:id="5" w:name="_Toc172628405"/>
       <w:r>
         <w:t>Linear Model With Ridge Regression</w:t>
       </w:r>
@@ -2808,18 +2758,8 @@
           <w:i/>
           <w:iCs/>
         </w:rPr>
-        <w:t xml:space="preserve">X: Sparse matrix of drivers and </w:t>
-      </w:r>
-      <w:proofErr w:type="spellStart"/>
-      <w:r>
-        <w:rPr>
-          <w:rFonts w:ascii="Cambria Math" w:eastAsiaTheme="minorEastAsia" w:hAnsi="Cambria Math"/>
-          <w:i/>
-          <w:iCs/>
-        </w:rPr>
-        <w:t>consturoctrs</w:t>
-      </w:r>
-      <w:proofErr w:type="spellEnd"/>
+        <w:t>X: Sparse matrix of drivers and consturoctrs</w:t>
+      </w:r>
     </w:p>
     <w:p>
       <w:pPr>
@@ -4212,15 +4152,7 @@
         <w:t xml:space="preserve">, </w:t>
       </w:r>
       <w:r>
-        <w:t>which utilize ridge regression (</w:t>
-      </w:r>
-      <w:proofErr w:type="spellStart"/>
-      <w:r>
-        <w:t>Mevedovsky</w:t>
-      </w:r>
-      <w:proofErr w:type="spellEnd"/>
-      <w:r>
-        <w:t xml:space="preserve">). </w:t>
+        <w:t xml:space="preserve">which utilize ridge regression (Mevedovsky). </w:t>
       </w:r>
     </w:p>
     <w:p/>
@@ -4669,7 +4601,7 @@
           <w:rFonts w:eastAsiaTheme="minorEastAsia"/>
         </w:rPr>
       </w:pPr>
-      <w:bookmarkStart w:id="6" w:name="_Toc172557729"/>
+      <w:bookmarkStart w:id="6" w:name="_Toc172628406"/>
       <w:r>
         <w:rPr>
           <w:rFonts w:eastAsiaTheme="minorEastAsia"/>
@@ -4680,15 +4612,7 @@
     </w:p>
     <w:p>
       <w:r>
-        <w:t xml:space="preserve">As discussed in the Introduction, the features used are a sparse matrix of parent constructors and drivers. Unlike </w:t>
-      </w:r>
-      <w:proofErr w:type="spellStart"/>
-      <w:r>
-        <w:t>Keresten</w:t>
-      </w:r>
-      <w:proofErr w:type="spellEnd"/>
-      <w:r>
-        <w:t xml:space="preserve"> and Bell’s work, which included weather conditions, we exclude weather due to its unpredictability before a race weekend. Circuit type (street </w:t>
+        <w:t xml:space="preserve">As discussed in the Introduction, the features used are a sparse matrix of parent constructors and drivers. Unlike Keresten and Bell’s work, which included weather conditions, we exclude weather due to its unpredictability before a race weekend. Circuit type (street </w:t>
       </w:r>
       <w:r>
         <w:t>versus</w:t>
@@ -4704,7 +4628,7 @@
           <w:rFonts w:eastAsiaTheme="minorEastAsia"/>
         </w:rPr>
       </w:pPr>
-      <w:bookmarkStart w:id="7" w:name="_Toc172557730"/>
+      <w:bookmarkStart w:id="7" w:name="_Toc172628407"/>
       <w:r>
         <w:rPr>
           <w:rFonts w:eastAsiaTheme="minorEastAsia"/>
@@ -4727,10 +4651,10 @@
         <w:t xml:space="preserve">, </w:t>
       </w:r>
       <w:r>
-        <w:t>as seen in the figure below</w:t>
-      </w:r>
-      <w:r>
-        <w:t>.</w:t>
+        <w:t xml:space="preserve">as seen in </w:t>
+      </w:r>
+      <w:r>
+        <w:t>Figure 1 below.</w:t>
       </w:r>
     </w:p>
     <w:p>
@@ -4743,10 +4667,10 @@
           <w:noProof/>
         </w:rPr>
         <w:drawing>
-          <wp:inline distT="0" distB="0" distL="0" distR="0" wp14:anchorId="17625D70" wp14:editId="3575FA2C">
+          <wp:inline distT="0" distB="0" distL="0" distR="0" wp14:anchorId="3179FCA6" wp14:editId="63CC3899">
             <wp:extent cx="5486400" cy="2743200"/>
             <wp:effectExtent l="0" t="0" r="0" b="0"/>
-            <wp:docPr id="1780366646" name="Picture 11"/>
+            <wp:docPr id="1792358666" name="Picture 1" descr="A graph of a graph&#10;&#10;Description automatically generated with medium confidence"/>
             <wp:cNvGraphicFramePr>
               <a:graphicFrameLocks xmlns:a="http://schemas.openxmlformats.org/drawingml/2006/main" noChangeAspect="1"/>
             </wp:cNvGraphicFramePr>
@@ -4754,7 +4678,7 @@
               <a:graphicData uri="http://schemas.openxmlformats.org/drawingml/2006/picture">
                 <pic:pic xmlns:pic="http://schemas.openxmlformats.org/drawingml/2006/picture">
                   <pic:nvPicPr>
-                    <pic:cNvPr id="0" name="Picture 12"/>
+                    <pic:cNvPr id="1792358666" name="Picture 1" descr="A graph of a graph&#10;&#10;Description automatically generated with medium confidence"/>
                     <pic:cNvPicPr>
                       <a:picLocks noChangeAspect="1" noChangeArrowheads="1"/>
                     </pic:cNvPicPr>
@@ -4848,6 +4772,12 @@
           <w:color w:val="auto"/>
         </w:rPr>
         <w:t xml:space="preserve">. The model-derived coefficient is particularly noisy at the start of Ricciardo’s career, and each time he switches constructors. </w:t>
+      </w:r>
+      <w:r>
+        <w:rPr>
+          <w:color w:val="auto"/>
+        </w:rPr>
+        <w:t>Shaded area represents a 95% confidence interval.</w:t>
       </w:r>
     </w:p>
     <w:p>
@@ -5262,7 +5192,10 @@
     <w:p>
       <w:r>
         <w:lastRenderedPageBreak/>
-        <w:t>This smoothing methodology yields a less noisy and more accurate time series for constructor and driver ratings.</w:t>
+        <w:t>This smoothing methodology yields a less noisy and more accurate time series for constructor and driver rating</w:t>
+      </w:r>
+      <w:r>
+        <w:t xml:space="preserve"> as seen in Figure 2 below.</w:t>
       </w:r>
     </w:p>
     <w:p>
@@ -5275,10 +5208,10 @@
           <w:noProof/>
         </w:rPr>
         <w:drawing>
-          <wp:inline distT="0" distB="0" distL="0" distR="0" wp14:anchorId="59F0CBD7" wp14:editId="6B333E79">
+          <wp:inline distT="0" distB="0" distL="0" distR="0" wp14:anchorId="5EB38752" wp14:editId="5DAA27F8">
             <wp:extent cx="5486400" cy="2743200"/>
             <wp:effectExtent l="0" t="0" r="0" b="0"/>
-            <wp:docPr id="147643081" name="Picture 12"/>
+            <wp:docPr id="1158603833" name="Picture 2" descr="A graph of a driver rating&#10;&#10;Description automatically generated"/>
             <wp:cNvGraphicFramePr>
               <a:graphicFrameLocks xmlns:a="http://schemas.openxmlformats.org/drawingml/2006/main" noChangeAspect="1"/>
             </wp:cNvGraphicFramePr>
@@ -5286,7 +5219,7 @@
               <a:graphicData uri="http://schemas.openxmlformats.org/drawingml/2006/picture">
                 <pic:pic xmlns:pic="http://schemas.openxmlformats.org/drawingml/2006/picture">
                   <pic:nvPicPr>
-                    <pic:cNvPr id="0" name="Picture 13"/>
+                    <pic:cNvPr id="1158603833" name="Picture 2" descr="A graph of a driver rating&#10;&#10;Description automatically generated"/>
                     <pic:cNvPicPr>
                       <a:picLocks noChangeAspect="1" noChangeArrowheads="1"/>
                     </pic:cNvPicPr>
@@ -5381,12 +5314,57 @@
         </w:rPr>
         <w:t>. The LOESS blended coefficient is quick to pick up the initial performance surge at the start his career while maintaining stability in his driver coefficient later in his career. The transparent points represent the model-derived coefficient seen in Figure 1.</w:t>
       </w:r>
+      <w:r>
+        <w:rPr>
+          <w:color w:val="auto"/>
+        </w:rPr>
+        <w:t xml:space="preserve"> </w:t>
+      </w:r>
+      <w:r>
+        <w:rPr>
+          <w:color w:val="auto"/>
+        </w:rPr>
+        <w:t>Shaded area represents a 95% confidence interval.</w:t>
+      </w:r>
     </w:p>
     <w:p>
       <w:pPr>
         <w:pStyle w:val="Heading3"/>
       </w:pPr>
-      <w:bookmarkStart w:id="8" w:name="_Toc172557731"/>
+      <w:bookmarkStart w:id="8" w:name="_Toc172628408"/>
+      <w:r>
+        <w:t>Bootstrapping</w:t>
+      </w:r>
+    </w:p>
+    <w:p>
+      <w:pPr>
+        <w:pStyle w:val="NormalWeb"/>
+      </w:pPr>
+      <w:r>
+        <w:t xml:space="preserve">To measure confidence intervals for our coefficient measurements we apply a bootstrapping approach (R = 50) on each ridge regression. Assuming the individual coefficients are normally distributed within the bootstrapped replicates we arrive at a 95% confidence interval. That interval is represented by the shaded area as illustrated in Figure 1 and 2. </w:t>
+      </w:r>
+    </w:p>
+    <w:p>
+      <w:pPr>
+        <w:pStyle w:val="NormalWeb"/>
+      </w:pPr>
+      <w:r>
+        <w:t xml:space="preserve">However, its important to note that we are solely measuring the variance of individual coefficients. That variance is likely understated for drivers and constructors with limited sample sizes as those coefficients will be penalized and shrunk through regularization. Additionally, penalized regression can result in non-normal distribution </w:t>
+      </w:r>
+      <w:r>
+        <w:t>of those coefficients (</w:t>
+      </w:r>
+      <w:r>
+        <w:t>Croiseau</w:t>
+      </w:r>
+      <w:r>
+        <w:t xml:space="preserve"> 2009). As such, the confidence intervals provided have limited value for sensitivity analysis, but provide directional indicators to the variability of coefficients relatively to each other. </w:t>
+      </w:r>
+    </w:p>
+    <w:p>
+      <w:pPr>
+        <w:pStyle w:val="Heading3"/>
+      </w:pPr>
       <w:r>
         <w:t>Testing</w:t>
       </w:r>
@@ -5478,6 +5456,7 @@
           <w:sz w:val="22"/>
           <w:szCs w:val="22"/>
         </w:rPr>
+        <w:lastRenderedPageBreak/>
         <w:t xml:space="preserve">The test data is the immediate next race following the current race </w:t>
       </w:r>
       <w:r>
@@ -5534,7 +5513,6 @@
         </w:rPr>
         <w:t xml:space="preserve">) predicts the outcomes for the 2016 Monaco Grand Prix (2016 season, round 6). The predictions from the model are linearly ranked and used as </w:t>
       </w:r>
-      <w:proofErr w:type="spellStart"/>
       <w:r>
         <w:rPr>
           <w:i/>
@@ -5554,7 +5532,6 @@
         </w:rPr>
         <w:t>pred</w:t>
       </w:r>
-      <w:proofErr w:type="spellEnd"/>
       <w:r>
         <w:rPr>
           <w:sz w:val="22"/>
@@ -5562,7 +5539,6 @@
         </w:rPr>
         <w:t xml:space="preserve">. This same process is applied to get </w:t>
       </w:r>
-      <w:proofErr w:type="spellStart"/>
       <w:r>
         <w:rPr>
           <w:i/>
@@ -5582,7 +5558,6 @@
         </w:rPr>
         <w:t>pred</w:t>
       </w:r>
-      <w:proofErr w:type="spellEnd"/>
       <w:r>
         <w:rPr>
           <w:sz w:val="22"/>
@@ -6898,7 +6873,7 @@
       <w:pPr>
         <w:pStyle w:val="Heading3"/>
       </w:pPr>
-      <w:bookmarkStart w:id="9" w:name="_Toc172557732"/>
+      <w:bookmarkStart w:id="9" w:name="_Toc172628409"/>
       <w:r>
         <w:t>Logistic Model</w:t>
       </w:r>
@@ -6907,6 +6882,7 @@
     <w:p/>
     <w:p>
       <w:r>
+        <w:lastRenderedPageBreak/>
         <w:t>In addition to the linear ridge regression, we design</w:t>
       </w:r>
       <w:r>
@@ -7888,7 +7864,7 @@
       <w:pPr>
         <w:pStyle w:val="Heading2"/>
       </w:pPr>
-      <w:bookmarkStart w:id="10" w:name="_Toc172557733"/>
+      <w:bookmarkStart w:id="10" w:name="_Toc172628410"/>
       <w:r>
         <w:t>Results</w:t>
       </w:r>
@@ -7901,7 +7877,7 @@
       <w:r>
         <w:t xml:space="preserve"> </w:t>
       </w:r>
-      <w:bookmarkStart w:id="11" w:name="_Toc172557734"/>
+      <w:bookmarkStart w:id="11" w:name="_Toc172628411"/>
       <w:r>
         <w:t xml:space="preserve">Linear Model </w:t>
       </w:r>
@@ -7920,8 +7896,9 @@
         <w:rPr>
           <w:noProof/>
         </w:rPr>
+        <w:lastRenderedPageBreak/>
         <w:drawing>
-          <wp:inline distT="0" distB="0" distL="0" distR="0" wp14:anchorId="3483145F" wp14:editId="24161B2E">
+          <wp:inline distT="0" distB="0" distL="0" distR="0" wp14:anchorId="3483145F" wp14:editId="1BFD40C3">
             <wp:extent cx="5937250" cy="1670050"/>
             <wp:effectExtent l="0" t="0" r="6350" b="6350"/>
             <wp:docPr id="502443583" name="Picture 1" descr="A screenshot of a computer&#10;&#10;Description automatically generated"/>
@@ -8043,7 +8020,13 @@
         </w:rPr>
       </w:pPr>
       <w:r>
-        <w:t>Our model testing yields the metrics displayed above. Intuitively, the DNF-Excluded model outperforms the DNF-inclusive models, as removing DNFs largely removes outlier results. Notably, the LOESS-blended coefficients perform better than the raw coefficients.</w:t>
+        <w:t xml:space="preserve">Our model testing yields the metrics displayed </w:t>
+      </w:r>
+      <w:r>
+        <w:t>in Figure 3 above</w:t>
+      </w:r>
+      <w:r>
+        <w:t>. Intuitively, the DNF-Excluded model outperforms the DNF-inclusive models, as removing DNFs largely removes outlier results. Notably, the LOESS-blended coefficients perform better than the raw coefficients.</w:t>
       </w:r>
     </w:p>
     <w:p>
@@ -8060,15 +8043,7 @@
         <w:t>67.1</w:t>
       </w:r>
       <w:r>
-        <w:t xml:space="preserve">% variance explained by constructors in the DNF-excluded model contrasts with the 88% constructor-explained variance that </w:t>
-      </w:r>
-      <w:proofErr w:type="spellStart"/>
-      <w:r>
-        <w:t>Keresten</w:t>
-      </w:r>
-      <w:proofErr w:type="spellEnd"/>
-      <w:r>
-        <w:t xml:space="preserve"> (2023) reported. The </w:t>
+        <w:t xml:space="preserve">% variance explained by constructors in the DNF-excluded model contrasts with the 88% constructor-explained variance that Keresten (2023) reported. The </w:t>
       </w:r>
       <w:r>
         <w:t>intuitive</w:t>
@@ -8103,14 +8078,19 @@
         </w:rPr>
       </w:pPr>
       <w:r>
-        <w:lastRenderedPageBreak/>
         <w:t>In the DNF-inclusive model, 7</w:t>
       </w:r>
       <w:r>
         <w:t>9.6</w:t>
       </w:r>
       <w:r>
-        <w:t>% of the variance is explained by constructors, compared to 86% in Bell's DNF-inclusive model (Bell 2016). That difference can be likely explained through the wider time frame Bell uses (1979 - 2014). Classification percentage, a percentage of how many racers finished 90%+ of the race, has significantly increased over time. Consequently, constructor influence when looking at races before the V8 (2006 - 2013) era may be more of a measure of reliability than ability. We also observe a slight drop in classification percentage at the start of new engine regulations, suggesting our model may lose predictive power with the new regulations set for the 2026 season.</w:t>
+        <w:t>% of the variance is explained by constructors, compared to 86% in Bell's DNF-inclusive model (Bell 2016). That difference can be likely explained through the wider time frame Bell uses (1979 - 2014). Classification percentage, a percentage of how many racers finished 90%+ of the race, has significantly increased over time</w:t>
+      </w:r>
+      <w:r>
+        <w:t>, as shown in Figure 4</w:t>
+      </w:r>
+      <w:r>
+        <w:t>. Consequently, constructor influence when looking at races before the V8 (2006 - 2013) era may be more of a measure of reliability than ability. We also observe a slight drop in classification percentage at the start of new engine regulations, suggesting our model may lose predictive power with the new regulations set for the 2026 season.</w:t>
       </w:r>
     </w:p>
     <w:p>
@@ -8125,6 +8105,7 @@
           <w:color w:val="000000"/>
           <w:bdr w:val="none" w:sz="0" w:space="0" w:color="auto" w:frame="1"/>
         </w:rPr>
+        <w:lastRenderedPageBreak/>
         <w:drawing>
           <wp:inline distT="0" distB="0" distL="0" distR="0" wp14:anchorId="7693D91C" wp14:editId="2D97E091">
             <wp:extent cx="5492268" cy="2743200"/>
@@ -8267,7 +8248,7 @@
       <w:pPr>
         <w:pStyle w:val="Heading3"/>
       </w:pPr>
-      <w:bookmarkStart w:id="12" w:name="_Toc172557735"/>
+      <w:bookmarkStart w:id="12" w:name="_Toc172628412"/>
       <w:r>
         <w:t>Logistic Model Results</w:t>
       </w:r>
@@ -8283,7 +8264,7 @@
           <w:noProof/>
         </w:rPr>
         <w:drawing>
-          <wp:inline distT="0" distB="0" distL="0" distR="0" wp14:anchorId="37220198" wp14:editId="49FA5831">
+          <wp:inline distT="0" distB="0" distL="0" distR="0" wp14:anchorId="37220198" wp14:editId="15D15D84">
             <wp:extent cx="4784035" cy="1574745"/>
             <wp:effectExtent l="0" t="0" r="0" b="6985"/>
             <wp:docPr id="20873651" name="Picture 17" descr="A screenshot of a graph&#10;&#10;Description automatically generated"/>
@@ -8442,7 +8423,6 @@
     </w:p>
     <w:p>
       <w:r>
-        <w:lastRenderedPageBreak/>
         <w:t xml:space="preserve">Our logistic model against the 3 key sportsbook benchmarks (Top 3/6/10) suggests a larger constructor influence when examining broader cohorts compared to the rank-ordered predictions of the primary ridge regression model. The increased constructor importance suggests that constructors are the primary driver </w:t>
       </w:r>
       <w:r>
@@ -8465,6 +8445,7 @@
         <w:rPr>
           <w:noProof/>
         </w:rPr>
+        <w:lastRenderedPageBreak/>
         <w:drawing>
           <wp:inline distT="0" distB="0" distL="0" distR="0" wp14:anchorId="18881AC7" wp14:editId="357C2C2E">
             <wp:extent cx="2926080" cy="1463040"/>
@@ -8864,7 +8845,7 @@
       <w:pPr>
         <w:pStyle w:val="Heading3"/>
       </w:pPr>
-      <w:bookmarkStart w:id="13" w:name="_Toc172557736"/>
+      <w:bookmarkStart w:id="13" w:name="_Toc172628413"/>
       <w:r>
         <w:t>Driver and Constructor Coefficients</w:t>
       </w:r>
@@ -8890,12 +8871,17 @@
         <w:rPr>
           <w:noProof/>
         </w:rPr>
-        <w:lastRenderedPageBreak/>
         <w:drawing>
-          <wp:inline distT="0" distB="0" distL="0" distR="0" wp14:anchorId="2DDE154B" wp14:editId="2E5A93AD">
-            <wp:extent cx="2926080" cy="1463040"/>
-            <wp:effectExtent l="0" t="0" r="7620" b="3810"/>
-            <wp:docPr id="2024681294" name="Picture 3"/>
+          <wp:inline distT="0" distB="0" distL="0" distR="0" wp14:anchorId="73F8C0CA" wp14:editId="39220266">
+            <wp:extent cx="5943600" cy="1504315"/>
+            <wp:effectExtent l="0" t="0" r="0" b="635"/>
+            <wp:docPr id="12" name="Picture 11" descr="A graph of a graph of a graph of a graph of a graph of a graph of a graph of a graph of a graph of a graph of a graph of a graph of a graph of&#10;&#10;Description automatically generated">
+              <a:extLst xmlns:a="http://schemas.openxmlformats.org/drawingml/2006/main">
+                <a:ext uri="{FF2B5EF4-FFF2-40B4-BE49-F238E27FC236}">
+                  <a16:creationId xmlns:a16="http://schemas.microsoft.com/office/drawing/2014/main" id="{DE982B60-6ED3-95C9-2C34-5493D455EFB1}"/>
+                </a:ext>
+              </a:extLst>
+            </wp:docPr>
             <wp:cNvGraphicFramePr>
               <a:graphicFrameLocks xmlns:a="http://schemas.openxmlformats.org/drawingml/2006/main" noChangeAspect="1"/>
             </wp:cNvGraphicFramePr>
@@ -8903,13 +8889,586 @@
               <a:graphicData uri="http://schemas.openxmlformats.org/drawingml/2006/picture">
                 <pic:pic xmlns:pic="http://schemas.openxmlformats.org/drawingml/2006/picture">
                   <pic:nvPicPr>
-                    <pic:cNvPr id="0" name="Picture 4"/>
+                    <pic:cNvPr id="12" name="Picture 11" descr="A graph of a graph of a graph of a graph of a graph of a graph of a graph of a graph of a graph of a graph of a graph of a graph of a graph of&#10;&#10;Description automatically generated">
+                      <a:extLst>
+                        <a:ext uri="{FF2B5EF4-FFF2-40B4-BE49-F238E27FC236}">
+                          <a16:creationId xmlns:a16="http://schemas.microsoft.com/office/drawing/2014/main" id="{DE982B60-6ED3-95C9-2C34-5493D455EFB1}"/>
+                        </a:ext>
+                      </a:extLst>
+                    </pic:cNvPr>
+                    <pic:cNvPicPr>
+                      <a:picLocks noChangeAspect="1"/>
+                    </pic:cNvPicPr>
+                  </pic:nvPicPr>
+                  <pic:blipFill>
+                    <a:blip r:embed="rId20"/>
+                    <a:stretch>
+                      <a:fillRect/>
+                    </a:stretch>
+                  </pic:blipFill>
+                  <pic:spPr>
+                    <a:xfrm>
+                      <a:off x="0" y="0"/>
+                      <a:ext cx="5943600" cy="1504315"/>
+                    </a:xfrm>
+                    <a:prstGeom prst="rect">
+                      <a:avLst/>
+                    </a:prstGeom>
+                    <a:solidFill>
+                      <a:schemeClr val="bg1"/>
+                    </a:solidFill>
+                  </pic:spPr>
+                </pic:pic>
+              </a:graphicData>
+            </a:graphic>
+          </wp:inline>
+        </w:drawing>
+      </w:r>
+    </w:p>
+    <w:p>
+      <w:pPr>
+        <w:pStyle w:val="Caption"/>
+        <w:jc w:val="center"/>
+        <w:rPr>
+          <w:color w:val="auto"/>
+        </w:rPr>
+      </w:pPr>
+      <w:r>
+        <w:rPr>
+          <w:color w:val="auto"/>
+        </w:rPr>
+        <w:t xml:space="preserve">Figure </w:t>
+      </w:r>
+      <w:r>
+        <w:rPr>
+          <w:color w:val="auto"/>
+        </w:rPr>
+        <w:fldChar w:fldCharType="begin"/>
+      </w:r>
+      <w:r>
+        <w:rPr>
+          <w:color w:val="auto"/>
+        </w:rPr>
+        <w:instrText xml:space="preserve"> SEQ Figure \* ARABIC </w:instrText>
+      </w:r>
+      <w:r>
+        <w:rPr>
+          <w:color w:val="auto"/>
+        </w:rPr>
+        <w:fldChar w:fldCharType="separate"/>
+      </w:r>
+      <w:r>
+        <w:rPr>
+          <w:noProof/>
+          <w:color w:val="auto"/>
+        </w:rPr>
+        <w:t>7</w:t>
+      </w:r>
+      <w:r>
+        <w:rPr>
+          <w:color w:val="auto"/>
+        </w:rPr>
+        <w:fldChar w:fldCharType="end"/>
+      </w:r>
+      <w:r>
+        <w:rPr>
+          <w:color w:val="auto"/>
+        </w:rPr>
+        <w:t>:</w:t>
+      </w:r>
+      <w:r>
+        <w:rPr>
+          <w:color w:val="auto"/>
+        </w:rPr>
+        <w:t xml:space="preserve"> Max Verstappen vs Daniel Ricciardo LOESS-Blended Coefficients/Ratings</w:t>
+      </w:r>
+      <w:r>
+        <w:rPr>
+          <w:color w:val="auto"/>
+        </w:rPr>
+        <w:t xml:space="preserve">. Verstappen has a similar coefficient at the end of his 2015 Toro Rosso as Ricciardo’s 2015 Red Bull Stint despite nearly doubling Verstappen’s WDC total. The two drivers performed similarly in the 2016 season under the same constructor. </w:t>
+      </w:r>
+    </w:p>
+    <w:p>
+      <w:r>
+        <w:t>A similar phenomenon is observed in comparing constructor coefficients. Mercedes is consistently seen as the dominant constructor throughout the 2014-2021 period, coinciding with their eight consecutive World Constructors' Championships.</w:t>
+      </w:r>
+    </w:p>
+    <w:p>
+      <w:pPr>
+        <w:keepNext/>
+        <w:jc w:val="center"/>
+      </w:pPr>
+      <w:r>
+        <w:rPr>
+          <w:noProof/>
+        </w:rPr>
+        <w:lastRenderedPageBreak/>
+        <w:drawing>
+          <wp:inline distT="0" distB="0" distL="0" distR="0" wp14:anchorId="694B6CDD" wp14:editId="03BDCA72">
+            <wp:extent cx="5943600" cy="1483995"/>
+            <wp:effectExtent l="0" t="0" r="0" b="1905"/>
+            <wp:docPr id="384768874" name="Picture 10" descr="A graph of a red ball and a blue ball&#10;&#10;Description automatically generated">
+              <a:extLst xmlns:a="http://schemas.openxmlformats.org/drawingml/2006/main">
+                <a:ext uri="{FF2B5EF4-FFF2-40B4-BE49-F238E27FC236}">
+                  <a16:creationId xmlns:a16="http://schemas.microsoft.com/office/drawing/2014/main" id="{09F7C33E-F248-B55F-02E0-33A1494015D2}"/>
+                </a:ext>
+              </a:extLst>
+            </wp:docPr>
+            <wp:cNvGraphicFramePr>
+              <a:graphicFrameLocks xmlns:a="http://schemas.openxmlformats.org/drawingml/2006/main" noChangeAspect="1"/>
+            </wp:cNvGraphicFramePr>
+            <a:graphic xmlns:a="http://schemas.openxmlformats.org/drawingml/2006/main">
+              <a:graphicData uri="http://schemas.openxmlformats.org/drawingml/2006/picture">
+                <pic:pic xmlns:pic="http://schemas.openxmlformats.org/drawingml/2006/picture">
+                  <pic:nvPicPr>
+                    <pic:cNvPr id="384768874" name="Picture 10" descr="A graph of a red ball and a blue ball&#10;&#10;Description automatically generated">
+                      <a:extLst>
+                        <a:ext uri="{FF2B5EF4-FFF2-40B4-BE49-F238E27FC236}">
+                          <a16:creationId xmlns:a16="http://schemas.microsoft.com/office/drawing/2014/main" id="{09F7C33E-F248-B55F-02E0-33A1494015D2}"/>
+                        </a:ext>
+                      </a:extLst>
+                    </pic:cNvPr>
+                    <pic:cNvPicPr>
+                      <a:picLocks noChangeAspect="1"/>
+                    </pic:cNvPicPr>
+                  </pic:nvPicPr>
+                  <pic:blipFill>
+                    <a:blip r:embed="rId21"/>
+                    <a:stretch>
+                      <a:fillRect/>
+                    </a:stretch>
+                  </pic:blipFill>
+                  <pic:spPr>
+                    <a:xfrm>
+                      <a:off x="0" y="0"/>
+                      <a:ext cx="5943600" cy="1483995"/>
+                    </a:xfrm>
+                    <a:prstGeom prst="rect">
+                      <a:avLst/>
+                    </a:prstGeom>
+                  </pic:spPr>
+                </pic:pic>
+              </a:graphicData>
+            </a:graphic>
+          </wp:inline>
+        </w:drawing>
+      </w:r>
+    </w:p>
+    <w:p>
+      <w:pPr>
+        <w:pStyle w:val="Caption"/>
+        <w:jc w:val="center"/>
+        <w:rPr>
+          <w:color w:val="auto"/>
+        </w:rPr>
+      </w:pPr>
+      <w:r>
+        <w:rPr>
+          <w:color w:val="auto"/>
+        </w:rPr>
+        <w:t xml:space="preserve">Figure </w:t>
+      </w:r>
+      <w:r>
+        <w:rPr>
+          <w:color w:val="auto"/>
+        </w:rPr>
+        <w:fldChar w:fldCharType="begin"/>
+      </w:r>
+      <w:r>
+        <w:rPr>
+          <w:color w:val="auto"/>
+        </w:rPr>
+        <w:instrText xml:space="preserve"> SEQ Figure \* ARABIC </w:instrText>
+      </w:r>
+      <w:r>
+        <w:rPr>
+          <w:color w:val="auto"/>
+        </w:rPr>
+        <w:fldChar w:fldCharType="separate"/>
+      </w:r>
+      <w:r>
+        <w:rPr>
+          <w:noProof/>
+          <w:color w:val="auto"/>
+        </w:rPr>
+        <w:t>8</w:t>
+      </w:r>
+      <w:r>
+        <w:rPr>
+          <w:color w:val="auto"/>
+        </w:rPr>
+        <w:fldChar w:fldCharType="end"/>
+      </w:r>
+      <w:r>
+        <w:rPr>
+          <w:color w:val="auto"/>
+        </w:rPr>
+        <w:t>: Mercedes vs Red Bull LOESS-Blended Coefficients/Ratings</w:t>
+      </w:r>
+      <w:r>
+        <w:rPr>
+          <w:color w:val="auto"/>
+        </w:rPr>
+        <w:t>. Mercedes has a higher coefficient until the 2022 season which is consistent with both teams’ performances in the World Constructor Championships. Mercedes won the WCC from 2014 – 2021 while Red Bull won in 2022 and 2023.</w:t>
+      </w:r>
+      <w:r>
+        <w:rPr>
+          <w:color w:val="auto"/>
+        </w:rPr>
+        <w:t xml:space="preserve"> </w:t>
+      </w:r>
+      <w:r>
+        <w:rPr>
+          <w:color w:val="auto"/>
+        </w:rPr>
+        <w:t>Shaded area represents a 95% confidence interval.</w:t>
+      </w:r>
+    </w:p>
+    <w:p>
+      <w:r>
+        <w:t>While coefficients are useful for intra-team driver and constructor comparisons, similar conclusions can often be drawn from Formula 1 point totals. The back-and-forth between Verstappen and Ricciardo is evident in their point totals for the 2016-2018 seasons. Mercedes' dominance over Red Bull is also clear from their point totals relative to other constructors.</w:t>
+      </w:r>
+    </w:p>
+    <w:p>
+      <w:r>
+        <w:t>The unique insight provided by the ridge regression model lies in inter-team driver comparisons. This is illustrated with Max Verstappen, Lewis Hamilton, and Valtteri Bottas. Hamilton and Bottas finished 1st and 2nd</w:t>
+      </w:r>
+      <w:r>
+        <w:t>,</w:t>
+      </w:r>
+      <w:r>
+        <w:t>respectively</w:t>
+      </w:r>
+      <w:r>
+        <w:t>,</w:t>
+      </w:r>
+      <w:r>
+        <w:t xml:space="preserve"> in both the 2019 and 2020 seasons, with Verstappen finishing 3rd in both seasons. Despite these results, Verstappen’s driver coefficient for both seasons is higher than Bottas’s and in line with Hamilton's.</w:t>
+      </w:r>
+    </w:p>
+    <w:p>
+      <w:pPr>
+        <w:keepNext/>
+        <w:jc w:val="center"/>
+      </w:pPr>
+      <w:r>
+        <w:rPr>
+          <w:noProof/>
+        </w:rPr>
+        <w:drawing>
+          <wp:inline distT="0" distB="0" distL="0" distR="0" wp14:anchorId="5C3E70FC" wp14:editId="340DBE52">
+            <wp:extent cx="5943600" cy="1007745"/>
+            <wp:effectExtent l="0" t="0" r="0" b="1905"/>
+            <wp:docPr id="1670723810" name="Picture 15" descr="A graph of a graph&#10;&#10;Description automatically generated with medium confidence">
+              <a:extLst xmlns:a="http://schemas.openxmlformats.org/drawingml/2006/main">
+                <a:ext uri="{FF2B5EF4-FFF2-40B4-BE49-F238E27FC236}">
+                  <a16:creationId xmlns:a16="http://schemas.microsoft.com/office/drawing/2014/main" id="{17B536EC-1AFC-CB02-511A-EF149C3A2F4E}"/>
+                </a:ext>
+              </a:extLst>
+            </wp:docPr>
+            <wp:cNvGraphicFramePr>
+              <a:graphicFrameLocks xmlns:a="http://schemas.openxmlformats.org/drawingml/2006/main" noChangeAspect="1"/>
+            </wp:cNvGraphicFramePr>
+            <a:graphic xmlns:a="http://schemas.openxmlformats.org/drawingml/2006/main">
+              <a:graphicData uri="http://schemas.openxmlformats.org/drawingml/2006/picture">
+                <pic:pic xmlns:pic="http://schemas.openxmlformats.org/drawingml/2006/picture">
+                  <pic:nvPicPr>
+                    <pic:cNvPr id="1670723810" name="Picture 15" descr="A graph of a graph&#10;&#10;Description automatically generated with medium confidence">
+                      <a:extLst>
+                        <a:ext uri="{FF2B5EF4-FFF2-40B4-BE49-F238E27FC236}">
+                          <a16:creationId xmlns:a16="http://schemas.microsoft.com/office/drawing/2014/main" id="{17B536EC-1AFC-CB02-511A-EF149C3A2F4E}"/>
+                        </a:ext>
+                      </a:extLst>
+                    </pic:cNvPr>
+                    <pic:cNvPicPr>
+                      <a:picLocks noChangeAspect="1"/>
+                    </pic:cNvPicPr>
+                  </pic:nvPicPr>
+                  <pic:blipFill>
+                    <a:blip r:embed="rId22"/>
+                    <a:stretch>
+                      <a:fillRect/>
+                    </a:stretch>
+                  </pic:blipFill>
+                  <pic:spPr>
+                    <a:xfrm>
+                      <a:off x="0" y="0"/>
+                      <a:ext cx="5943600" cy="1007745"/>
+                    </a:xfrm>
+                    <a:prstGeom prst="rect">
+                      <a:avLst/>
+                    </a:prstGeom>
+                  </pic:spPr>
+                </pic:pic>
+              </a:graphicData>
+            </a:graphic>
+          </wp:inline>
+        </w:drawing>
+      </w:r>
+    </w:p>
+    <w:p>
+      <w:pPr>
+        <w:pStyle w:val="Caption"/>
+        <w:jc w:val="center"/>
+        <w:rPr>
+          <w:color w:val="auto"/>
+        </w:rPr>
+      </w:pPr>
+      <w:r>
+        <w:rPr>
+          <w:color w:val="auto"/>
+        </w:rPr>
+        <w:t xml:space="preserve">Figure </w:t>
+      </w:r>
+      <w:r>
+        <w:rPr>
+          <w:color w:val="auto"/>
+        </w:rPr>
+        <w:fldChar w:fldCharType="begin"/>
+      </w:r>
+      <w:r>
+        <w:rPr>
+          <w:color w:val="auto"/>
+        </w:rPr>
+        <w:instrText xml:space="preserve"> SEQ Figure \* ARABIC </w:instrText>
+      </w:r>
+      <w:r>
+        <w:rPr>
+          <w:color w:val="auto"/>
+        </w:rPr>
+        <w:fldChar w:fldCharType="separate"/>
+      </w:r>
+      <w:r>
+        <w:rPr>
+          <w:noProof/>
+          <w:color w:val="auto"/>
+        </w:rPr>
+        <w:t>9</w:t>
+      </w:r>
+      <w:r>
+        <w:rPr>
+          <w:color w:val="auto"/>
+        </w:rPr>
+        <w:fldChar w:fldCharType="end"/>
+      </w:r>
+      <w:r>
+        <w:rPr>
+          <w:color w:val="auto"/>
+        </w:rPr>
+        <w:t>:</w:t>
+      </w:r>
+      <w:r>
+        <w:rPr>
+          <w:color w:val="auto"/>
+        </w:rPr>
+        <w:t xml:space="preserve"> Max Verstappen, Valtreri Bottas, Lewis Hamilton LOESS-Blended Coefficients/Rating</w:t>
+      </w:r>
+      <w:r>
+        <w:rPr>
+          <w:color w:val="auto"/>
+        </w:rPr>
+        <w:t>. Verstappen has a higher coefficient than Bottas in the 2017 to 2020 seasons despite Bottas scoring more Formula 1 points in that time frame, suggesting that the Bottas’ performance was booster by the strength of the Mercedes</w:t>
+      </w:r>
+      <w:r>
+        <w:rPr>
+          <w:color w:val="auto"/>
+        </w:rPr>
+        <w:t>.</w:t>
+      </w:r>
+      <w:r>
+        <w:rPr>
+          <w:color w:val="auto"/>
+        </w:rPr>
+        <w:t xml:space="preserve"> </w:t>
+      </w:r>
+      <w:r>
+        <w:rPr>
+          <w:color w:val="auto"/>
+        </w:rPr>
+        <w:t>Shaded area represents a 95% confidence interval.</w:t>
+      </w:r>
+    </w:p>
+    <w:p>
+      <w:r>
+        <w:t>Bottas outperforming Verstappen in the World Driver’s Championship is largely attributed to the quality of the Mercedes in the 2019 and 2020 seasons. Verstappen’s talent was fully displayed in the 2021 season when he won the World Drivers' Championship as the gap between Mercedes and Red Bull closed. Hamilton and Bottas finished 2nd and 3rd respectively</w:t>
+      </w:r>
+      <w:r>
+        <w:t>.</w:t>
+      </w:r>
+    </w:p>
+    <w:p/>
+    <w:p>
+      <w:pPr>
+        <w:pStyle w:val="Heading2"/>
+      </w:pPr>
+      <w:bookmarkStart w:id="14" w:name="_Toc172628414"/>
+      <w:r>
+        <w:t>Discussion</w:t>
+      </w:r>
+      <w:bookmarkEnd w:id="14"/>
+    </w:p>
+    <w:p>
+      <w:pPr>
+        <w:pStyle w:val="Heading3"/>
+      </w:pPr>
+      <w:bookmarkStart w:id="15" w:name="_Toc172628415"/>
+      <w:r>
+        <w:t>Model Discussion</w:t>
+      </w:r>
+      <w:bookmarkEnd w:id="15"/>
+    </w:p>
+    <w:p>
+      <w:r>
+        <w:t>The overall DNF-Excluded model has a strong predictive power with a Kendall’s coefficient of 0.62</w:t>
+      </w:r>
+      <w:r>
+        <w:t>4</w:t>
+      </w:r>
+      <w:r>
+        <w:t>.  This robustness instills confidence in the other derived conclusions. Measuring the coefficients of both drivers and constructors over time enables more informative inter-constructor driver comparisons</w:t>
+      </w:r>
+      <w:r>
+        <w:t>.</w:t>
+      </w:r>
+    </w:p>
+    <w:p>
+      <w:r>
+        <w:t xml:space="preserve">The 67.1% variance explained by constructors, </w:t>
+      </w:r>
+      <w:r>
+        <w:t xml:space="preserve">along with </w:t>
+      </w:r>
+      <w:r>
+        <w:t xml:space="preserve">model metrics for qualification and logistic regression models, highlights the significant impact of constructors on driver finishing positions. The </w:t>
+      </w:r>
+      <w:r>
+        <w:lastRenderedPageBreak/>
+        <w:t xml:space="preserve">logistic model, in particular, </w:t>
+      </w:r>
+      <w:r>
+        <w:t>highlights</w:t>
+      </w:r>
+      <w:r>
+        <w:t xml:space="preserve"> the crucial role of constructors in determining cohort placements. Conversely, the qualification models emphasize the relative importance of drivers, suggesting potential value in incorporating qualification-informed models.</w:t>
+      </w:r>
+    </w:p>
+    <w:p>
+      <w:pPr>
+        <w:pStyle w:val="Heading3"/>
+      </w:pPr>
+      <w:bookmarkStart w:id="16" w:name="_Toc172628416"/>
+      <w:r>
+        <w:t>Model Extensibility</w:t>
+      </w:r>
+      <w:bookmarkEnd w:id="16"/>
+    </w:p>
+    <w:p>
+      <w:r>
+        <w:t>There are many opportunities to expand the modeling process outlined throughout this paper.  For the sake of interpretability, the current model only includes drivers and (parent) constructors as features. Incorporating additional features</w:t>
+      </w:r>
+      <w:r>
+        <w:t xml:space="preserve">, </w:t>
+      </w:r>
+      <w:r>
+        <w:t>such as circuit type and separating the engine and constructor components</w:t>
+      </w:r>
+      <w:r>
+        <w:t>,</w:t>
+      </w:r>
+      <w:r>
+        <w:t xml:space="preserve"> could enhance predictive accuracy. Moreover, the existing prediction process yields singular predictions. Implementing a bootstrapped model could provide probabilistic outcomes, thereby increasing the model's applicability to sports betting.</w:t>
+      </w:r>
+    </w:p>
+    <w:p>
+      <w:r>
+        <w:t>The presented methodology can also be extended to previous eras of Formula 1, allowing for cross-era comparisons. Expanding the model to cover earlier periods would likely necessitate recalibrating the time-decay factor to account for significant changes when engine regulations are altered. Given the impending new engine regulations in the 2026 Formula 1 season, it will be essential to recalibrate the model to maintain its relevance and accuracy.</w:t>
+      </w:r>
+    </w:p>
+    <w:p>
+      <w:r>
+        <w:t xml:space="preserve">The methodology can be extended </w:t>
+      </w:r>
+      <w:r>
+        <w:t>to other sports</w:t>
+      </w:r>
+      <w:r>
+        <w:t xml:space="preserve">, particularly </w:t>
+      </w:r>
+      <w:r>
+        <w:t>those related to racing</w:t>
+      </w:r>
+      <w:r>
+        <w:t xml:space="preserve">. </w:t>
+      </w:r>
+      <w:r>
+        <w:t>The methodology can largely be shifted over to horse racing, sailboat racing, and other motorsports. Extending the methodology to one-</w:t>
+      </w:r>
+      <w:r>
+        <w:t xml:space="preserve">make (spec) racing where </w:t>
+      </w:r>
+      <w:r>
+        <w:t xml:space="preserve">cars usually have the same chassis, powertrain, tires, brakes, and fuel would be an interesting contrast to </w:t>
+      </w:r>
+      <w:r>
+        <w:t xml:space="preserve">the analysis presented in this paper. For example, we would expect almost all the variance to be explained by drivers in Formula 2 </w:t>
+      </w:r>
+      <w:r>
+        <w:t xml:space="preserve">where all the chassis and </w:t>
+      </w:r>
+      <w:r>
+        <w:t xml:space="preserve">engines are the same. </w:t>
+      </w:r>
+      <w:r>
+        <w:t>Contrasting</w:t>
+      </w:r>
+      <w:r>
+        <w:t xml:space="preserve"> to semi-spec series such as IndyCar and Formula-E where chassis are the same, but power units can vary could provide </w:t>
+      </w:r>
+      <w:r>
+        <w:t xml:space="preserve">a unique perspective on the impact of the driver. </w:t>
+      </w:r>
+    </w:p>
+    <w:p>
+      <w:pPr>
+        <w:pStyle w:val="Heading3"/>
+      </w:pPr>
+      <w:bookmarkStart w:id="17" w:name="_Toc172628417"/>
+      <w:r>
+        <w:t>Applications &amp; Conclusions</w:t>
+      </w:r>
+      <w:bookmarkEnd w:id="17"/>
+    </w:p>
+    <w:p/>
+    <w:p>
+      <w:pPr>
+        <w:keepNext/>
+        <w:jc w:val="center"/>
+      </w:pPr>
+      <w:r>
+        <w:rPr>
+          <w:noProof/>
+        </w:rPr>
+        <w:lastRenderedPageBreak/>
+        <w:drawing>
+          <wp:inline distT="0" distB="0" distL="0" distR="0" wp14:anchorId="2E41A168" wp14:editId="51A635FA">
+            <wp:extent cx="5943600" cy="5668010"/>
+            <wp:effectExtent l="0" t="0" r="0" b="8890"/>
+            <wp:docPr id="1506329886" name="Picture 3" descr="A screenshot of a computer screen&#10;&#10;Description automatically generated"/>
+            <wp:cNvGraphicFramePr>
+              <a:graphicFrameLocks xmlns:a="http://schemas.openxmlformats.org/drawingml/2006/main" noChangeAspect="1"/>
+            </wp:cNvGraphicFramePr>
+            <a:graphic xmlns:a="http://schemas.openxmlformats.org/drawingml/2006/main">
+              <a:graphicData uri="http://schemas.openxmlformats.org/drawingml/2006/picture">
+                <pic:pic xmlns:pic="http://schemas.openxmlformats.org/drawingml/2006/picture">
+                  <pic:nvPicPr>
+                    <pic:cNvPr id="1506329886" name="Picture 3" descr="A screenshot of a computer screen&#10;&#10;Description automatically generated"/>
                     <pic:cNvPicPr>
                       <a:picLocks noChangeAspect="1" noChangeArrowheads="1"/>
                     </pic:cNvPicPr>
                   </pic:nvPicPr>
                   <pic:blipFill>
-                    <a:blip r:embed="rId20" cstate="print">
+                    <a:blip r:embed="rId23">
                       <a:extLst>
                         <a:ext uri="{28A0092B-C50C-407E-A947-70E740481C1C}">
                           <a14:useLocalDpi xmlns:a14="http://schemas.microsoft.com/office/drawing/2010/main" val="0"/>
@@ -8924,7 +9483,7 @@
                   <pic:spPr bwMode="auto">
                     <a:xfrm>
                       <a:off x="0" y="0"/>
-                      <a:ext cx="2926080" cy="1463040"/>
+                      <a:ext cx="5943600" cy="5668010"/>
                     </a:xfrm>
                     <a:prstGeom prst="rect">
                       <a:avLst/>
@@ -8940,59 +9499,6 @@
           </wp:inline>
         </w:drawing>
       </w:r>
-      <w:r>
-        <w:rPr>
-          <w:noProof/>
-        </w:rPr>
-        <w:drawing>
-          <wp:inline distT="0" distB="0" distL="0" distR="0" wp14:anchorId="0A572C54" wp14:editId="09ABA73A">
-            <wp:extent cx="2926080" cy="1463040"/>
-            <wp:effectExtent l="0" t="0" r="7620" b="3810"/>
-            <wp:docPr id="1461215723" name="Picture 4"/>
-            <wp:cNvGraphicFramePr>
-              <a:graphicFrameLocks xmlns:a="http://schemas.openxmlformats.org/drawingml/2006/main" noChangeAspect="1"/>
-            </wp:cNvGraphicFramePr>
-            <a:graphic xmlns:a="http://schemas.openxmlformats.org/drawingml/2006/main">
-              <a:graphicData uri="http://schemas.openxmlformats.org/drawingml/2006/picture">
-                <pic:pic xmlns:pic="http://schemas.openxmlformats.org/drawingml/2006/picture">
-                  <pic:nvPicPr>
-                    <pic:cNvPr id="0" name="Picture 5"/>
-                    <pic:cNvPicPr>
-                      <a:picLocks noChangeAspect="1" noChangeArrowheads="1"/>
-                    </pic:cNvPicPr>
-                  </pic:nvPicPr>
-                  <pic:blipFill>
-                    <a:blip r:embed="rId21" cstate="print">
-                      <a:extLst>
-                        <a:ext uri="{28A0092B-C50C-407E-A947-70E740481C1C}">
-                          <a14:useLocalDpi xmlns:a14="http://schemas.microsoft.com/office/drawing/2010/main" val="0"/>
-                        </a:ext>
-                      </a:extLst>
-                    </a:blip>
-                    <a:srcRect/>
-                    <a:stretch>
-                      <a:fillRect/>
-                    </a:stretch>
-                  </pic:blipFill>
-                  <pic:spPr bwMode="auto">
-                    <a:xfrm>
-                      <a:off x="0" y="0"/>
-                      <a:ext cx="2926080" cy="1463040"/>
-                    </a:xfrm>
-                    <a:prstGeom prst="rect">
-                      <a:avLst/>
-                    </a:prstGeom>
-                    <a:noFill/>
-                    <a:ln>
-                      <a:noFill/>
-                    </a:ln>
-                  </pic:spPr>
-                </pic:pic>
-              </a:graphicData>
-            </a:graphic>
-          </wp:inline>
-        </w:drawing>
-      </w:r>
     </w:p>
     <w:p>
       <w:pPr>
@@ -9031,7 +9537,7 @@
           <w:noProof/>
           <w:color w:val="auto"/>
         </w:rPr>
-        <w:t>7</w:t>
+        <w:t>10</w:t>
       </w:r>
       <w:r>
         <w:rPr>
@@ -9049,758 +9555,62 @@
         <w:rPr>
           <w:color w:val="auto"/>
         </w:rPr>
-        <w:t xml:space="preserve"> Max Verstappen vs Daniel Ricciardo LOESS-Blended Coefficients/Ratings</w:t>
-      </w:r>
-      <w:r>
-        <w:rPr>
-          <w:color w:val="auto"/>
-        </w:rPr>
-        <w:t xml:space="preserve">. Verstappen has a similar coefficient at the end of his 2015 Toro Rosso as Ricciardo’s 2015 Red Bull Stint despite nearly doubling Verstappen’s WDC total. The two drivers performed similarly in the 2016 season under the same constructor. </w:t>
-      </w:r>
-    </w:p>
-    <w:p>
-      <w:r>
-        <w:t>A similar phenomenon is observed in comparing constructor coefficients. Mercedes is consistently seen as the dominant constructor throughout the 2014-2021 period, coinciding with their eight consecutive World Constructors' Championships.</w:t>
-      </w:r>
-    </w:p>
-    <w:p>
-      <w:pPr>
-        <w:keepNext/>
+        <w:t xml:space="preserve"> Top 10 Constructor/Driver composite rankings as of the end of the 2023 F1 Season</w:t>
+      </w:r>
+      <w:r>
+        <w:rPr>
+          <w:color w:val="auto"/>
+        </w:rPr>
+        <w:t xml:space="preserve">. Composite ranking is defined as driver rating plus constructor rating. </w:t>
+      </w:r>
+      <w:r>
+        <w:rPr>
+          <w:color w:val="auto"/>
+        </w:rPr>
+        <w:t>±</w:t>
+      </w:r>
+      <w:r>
+        <w:rPr>
+          <w:color w:val="auto"/>
+        </w:rPr>
+        <w:t xml:space="preserve"> values represent a 95% confidence interval. Driver and constructor independence is assumed for the overall confidence interval</w:t>
+      </w:r>
+    </w:p>
+    <w:p>
+      <w:pPr>
         <w:jc w:val="center"/>
       </w:pPr>
       <w:r>
-        <w:rPr>
-          <w:noProof/>
-        </w:rPr>
-        <w:drawing>
-          <wp:inline distT="0" distB="0" distL="0" distR="0" wp14:anchorId="765CC832" wp14:editId="2FA5F9B7">
-            <wp:extent cx="2926080" cy="1463040"/>
-            <wp:effectExtent l="0" t="0" r="7620" b="3810"/>
-            <wp:docPr id="1476549158" name="Picture 7"/>
-            <wp:cNvGraphicFramePr>
-              <a:graphicFrameLocks xmlns:a="http://schemas.openxmlformats.org/drawingml/2006/main" noChangeAspect="1"/>
-            </wp:cNvGraphicFramePr>
-            <a:graphic xmlns:a="http://schemas.openxmlformats.org/drawingml/2006/main">
-              <a:graphicData uri="http://schemas.openxmlformats.org/drawingml/2006/picture">
-                <pic:pic xmlns:pic="http://schemas.openxmlformats.org/drawingml/2006/picture">
-                  <pic:nvPicPr>
-                    <pic:cNvPr id="1476549158" name="Picture 7"/>
-                    <pic:cNvPicPr>
-                      <a:picLocks noChangeAspect="1" noChangeArrowheads="1"/>
-                    </pic:cNvPicPr>
-                  </pic:nvPicPr>
-                  <pic:blipFill>
-                    <a:blip r:embed="rId22" cstate="print">
-                      <a:extLst>
-                        <a:ext uri="{28A0092B-C50C-407E-A947-70E740481C1C}">
-                          <a14:useLocalDpi xmlns:a14="http://schemas.microsoft.com/office/drawing/2010/main" val="0"/>
-                        </a:ext>
-                      </a:extLst>
-                    </a:blip>
-                    <a:srcRect/>
-                    <a:stretch>
-                      <a:fillRect/>
-                    </a:stretch>
-                  </pic:blipFill>
-                  <pic:spPr bwMode="auto">
-                    <a:xfrm>
-                      <a:off x="0" y="0"/>
-                      <a:ext cx="2926080" cy="1463040"/>
-                    </a:xfrm>
-                    <a:prstGeom prst="rect">
-                      <a:avLst/>
-                    </a:prstGeom>
-                    <a:noFill/>
-                    <a:ln>
-                      <a:noFill/>
-                    </a:ln>
-                  </pic:spPr>
-                </pic:pic>
-              </a:graphicData>
-            </a:graphic>
-          </wp:inline>
-        </w:drawing>
-      </w:r>
-      <w:r>
-        <w:rPr>
-          <w:noProof/>
-        </w:rPr>
-        <w:drawing>
-          <wp:inline distT="0" distB="0" distL="0" distR="0" wp14:anchorId="212A272C" wp14:editId="41B74A30">
-            <wp:extent cx="2926080" cy="1463040"/>
-            <wp:effectExtent l="0" t="0" r="7620" b="3810"/>
-            <wp:docPr id="450803701" name="Picture 6" descr="A graph showing a number of people&#10;&#10;Description automatically generated with medium confidence"/>
-            <wp:cNvGraphicFramePr>
-              <a:graphicFrameLocks xmlns:a="http://schemas.openxmlformats.org/drawingml/2006/main" noChangeAspect="1"/>
-            </wp:cNvGraphicFramePr>
-            <a:graphic xmlns:a="http://schemas.openxmlformats.org/drawingml/2006/main">
-              <a:graphicData uri="http://schemas.openxmlformats.org/drawingml/2006/picture">
-                <pic:pic xmlns:pic="http://schemas.openxmlformats.org/drawingml/2006/picture">
-                  <pic:nvPicPr>
-                    <pic:cNvPr id="450803701" name="Picture 6" descr="A graph showing a number of people&#10;&#10;Description automatically generated with medium confidence"/>
-                    <pic:cNvPicPr>
-                      <a:picLocks noChangeAspect="1" noChangeArrowheads="1"/>
-                    </pic:cNvPicPr>
-                  </pic:nvPicPr>
-                  <pic:blipFill>
-                    <a:blip r:embed="rId23" cstate="print">
-                      <a:extLst>
-                        <a:ext uri="{28A0092B-C50C-407E-A947-70E740481C1C}">
-                          <a14:useLocalDpi xmlns:a14="http://schemas.microsoft.com/office/drawing/2010/main" val="0"/>
-                        </a:ext>
-                      </a:extLst>
-                    </a:blip>
-                    <a:srcRect/>
-                    <a:stretch>
-                      <a:fillRect/>
-                    </a:stretch>
-                  </pic:blipFill>
-                  <pic:spPr bwMode="auto">
-                    <a:xfrm>
-                      <a:off x="0" y="0"/>
-                      <a:ext cx="2926080" cy="1463040"/>
-                    </a:xfrm>
-                    <a:prstGeom prst="rect">
-                      <a:avLst/>
-                    </a:prstGeom>
-                    <a:noFill/>
-                    <a:ln>
-                      <a:noFill/>
-                    </a:ln>
-                  </pic:spPr>
-                </pic:pic>
-              </a:graphicData>
-            </a:graphic>
-          </wp:inline>
-        </w:drawing>
-      </w:r>
-    </w:p>
-    <w:p>
-      <w:pPr>
-        <w:pStyle w:val="Caption"/>
-        <w:jc w:val="center"/>
-        <w:rPr>
-          <w:color w:val="auto"/>
-        </w:rPr>
-      </w:pPr>
-      <w:r>
-        <w:rPr>
-          <w:color w:val="auto"/>
-        </w:rPr>
-        <w:t xml:space="preserve">Figure </w:t>
-      </w:r>
-      <w:r>
-        <w:rPr>
-          <w:color w:val="auto"/>
-        </w:rPr>
-        <w:fldChar w:fldCharType="begin"/>
-      </w:r>
-      <w:r>
-        <w:rPr>
-          <w:color w:val="auto"/>
-        </w:rPr>
-        <w:instrText xml:space="preserve"> SEQ Figure \* ARABIC </w:instrText>
-      </w:r>
-      <w:r>
-        <w:rPr>
-          <w:color w:val="auto"/>
-        </w:rPr>
-        <w:fldChar w:fldCharType="separate"/>
-      </w:r>
-      <w:r>
-        <w:rPr>
-          <w:noProof/>
-          <w:color w:val="auto"/>
-        </w:rPr>
-        <w:t>8</w:t>
-      </w:r>
-      <w:r>
-        <w:rPr>
-          <w:color w:val="auto"/>
-        </w:rPr>
-        <w:fldChar w:fldCharType="end"/>
-      </w:r>
-      <w:r>
-        <w:rPr>
-          <w:color w:val="auto"/>
-        </w:rPr>
-        <w:t>: Mercedes vs Red Bull LOESS-Blended Coefficients/Ratings</w:t>
-      </w:r>
-      <w:r>
-        <w:rPr>
-          <w:color w:val="auto"/>
-        </w:rPr>
-        <w:t>. Mercedes has a higher coefficient until the 2022 season which is consistent with both teams’ performances in the World Constructor Championships. Mercedes won the WCC from 2014 – 2021 while Red Bull won in 2022 and 2023.</w:t>
-      </w:r>
-    </w:p>
-    <w:p>
-      <w:r>
-        <w:t>While coefficients are useful for intra-team driver and constructor comparisons, similar conclusions can often be drawn from Formula 1 point totals. The back-and-forth between Verstappen and Ricciardo is evident in their point totals for the 2016-2018 seasons. Mercedes' dominance over Red Bull is also clear from their point totals relative to other constructors.</w:t>
-      </w:r>
-    </w:p>
-    <w:p>
-      <w:r>
-        <w:t>The unique insight provided by the ridge regression model lies in inter-team driver comparisons. This is illustrated with Max Verstappen, Lewis Hamilton, and Valtteri Bottas. Hamilton and Bottas finished 1st and 2nd</w:t>
-      </w:r>
-      <w:r>
-        <w:t>,</w:t>
-      </w:r>
-      <w:r>
-        <w:t>respectively</w:t>
-      </w:r>
-      <w:r>
-        <w:t>,</w:t>
-      </w:r>
-      <w:r>
-        <w:t xml:space="preserve"> in both the 2019 and 2020 seasons, with Verstappen finishing 3rd in both seasons. Despite these results, Verstappen’s driver coefficient for both seasons is higher than Bottas’s and in line with Hamilton's.</w:t>
-      </w:r>
-    </w:p>
-    <w:p>
-      <w:pPr>
-        <w:keepNext/>
-        <w:jc w:val="center"/>
-      </w:pPr>
-      <w:r>
-        <w:rPr>
-          <w:noProof/>
-        </w:rPr>
-        <w:drawing>
-          <wp:inline distT="0" distB="0" distL="0" distR="0" wp14:anchorId="5995834E" wp14:editId="2E7FCAB2">
-            <wp:extent cx="1920240" cy="960120"/>
-            <wp:effectExtent l="0" t="0" r="3810" b="0"/>
-            <wp:docPr id="1362230577" name="Picture 10"/>
-            <wp:cNvGraphicFramePr>
-              <a:graphicFrameLocks xmlns:a="http://schemas.openxmlformats.org/drawingml/2006/main" noChangeAspect="1"/>
-            </wp:cNvGraphicFramePr>
-            <a:graphic xmlns:a="http://schemas.openxmlformats.org/drawingml/2006/main">
-              <a:graphicData uri="http://schemas.openxmlformats.org/drawingml/2006/picture">
-                <pic:pic xmlns:pic="http://schemas.openxmlformats.org/drawingml/2006/picture">
-                  <pic:nvPicPr>
-                    <pic:cNvPr id="0" name="Picture 11"/>
-                    <pic:cNvPicPr>
-                      <a:picLocks noChangeAspect="1" noChangeArrowheads="1"/>
-                    </pic:cNvPicPr>
-                  </pic:nvPicPr>
-                  <pic:blipFill>
-                    <a:blip r:embed="rId24" cstate="print">
-                      <a:extLst>
-                        <a:ext uri="{28A0092B-C50C-407E-A947-70E740481C1C}">
-                          <a14:useLocalDpi xmlns:a14="http://schemas.microsoft.com/office/drawing/2010/main" val="0"/>
-                        </a:ext>
-                      </a:extLst>
-                    </a:blip>
-                    <a:srcRect/>
-                    <a:stretch>
-                      <a:fillRect/>
-                    </a:stretch>
-                  </pic:blipFill>
-                  <pic:spPr bwMode="auto">
-                    <a:xfrm>
-                      <a:off x="0" y="0"/>
-                      <a:ext cx="1920240" cy="960120"/>
-                    </a:xfrm>
-                    <a:prstGeom prst="rect">
-                      <a:avLst/>
-                    </a:prstGeom>
-                    <a:noFill/>
-                    <a:ln>
-                      <a:noFill/>
-                    </a:ln>
-                  </pic:spPr>
-                </pic:pic>
-              </a:graphicData>
-            </a:graphic>
-          </wp:inline>
-        </w:drawing>
-      </w:r>
-      <w:r>
-        <w:rPr>
-          <w:noProof/>
-        </w:rPr>
-        <w:drawing>
-          <wp:inline distT="0" distB="0" distL="0" distR="0" wp14:anchorId="57FB0E48" wp14:editId="576A926A">
-            <wp:extent cx="1920240" cy="960120"/>
-            <wp:effectExtent l="0" t="0" r="3810" b="0"/>
-            <wp:docPr id="1311904891" name="Picture 9"/>
-            <wp:cNvGraphicFramePr>
-              <a:graphicFrameLocks xmlns:a="http://schemas.openxmlformats.org/drawingml/2006/main" noChangeAspect="1"/>
-            </wp:cNvGraphicFramePr>
-            <a:graphic xmlns:a="http://schemas.openxmlformats.org/drawingml/2006/main">
-              <a:graphicData uri="http://schemas.openxmlformats.org/drawingml/2006/picture">
-                <pic:pic xmlns:pic="http://schemas.openxmlformats.org/drawingml/2006/picture">
-                  <pic:nvPicPr>
-                    <pic:cNvPr id="0" name="Picture 10"/>
-                    <pic:cNvPicPr>
-                      <a:picLocks noChangeAspect="1" noChangeArrowheads="1"/>
-                    </pic:cNvPicPr>
-                  </pic:nvPicPr>
-                  <pic:blipFill>
-                    <a:blip r:embed="rId25" cstate="print">
-                      <a:extLst>
-                        <a:ext uri="{28A0092B-C50C-407E-A947-70E740481C1C}">
-                          <a14:useLocalDpi xmlns:a14="http://schemas.microsoft.com/office/drawing/2010/main" val="0"/>
-                        </a:ext>
-                      </a:extLst>
-                    </a:blip>
-                    <a:srcRect/>
-                    <a:stretch>
-                      <a:fillRect/>
-                    </a:stretch>
-                  </pic:blipFill>
-                  <pic:spPr bwMode="auto">
-                    <a:xfrm>
-                      <a:off x="0" y="0"/>
-                      <a:ext cx="1920240" cy="960120"/>
-                    </a:xfrm>
-                    <a:prstGeom prst="rect">
-                      <a:avLst/>
-                    </a:prstGeom>
-                    <a:noFill/>
-                    <a:ln>
-                      <a:noFill/>
-                    </a:ln>
-                  </pic:spPr>
-                </pic:pic>
-              </a:graphicData>
-            </a:graphic>
-          </wp:inline>
-        </w:drawing>
-      </w:r>
-      <w:r>
-        <w:rPr>
-          <w:noProof/>
-        </w:rPr>
-        <w:drawing>
-          <wp:inline distT="0" distB="0" distL="0" distR="0" wp14:anchorId="0E335C17" wp14:editId="0097B795">
-            <wp:extent cx="1920240" cy="960120"/>
-            <wp:effectExtent l="0" t="0" r="3810" b="0"/>
-            <wp:docPr id="773869238" name="Picture 8"/>
-            <wp:cNvGraphicFramePr>
-              <a:graphicFrameLocks xmlns:a="http://schemas.openxmlformats.org/drawingml/2006/main" noChangeAspect="1"/>
-            </wp:cNvGraphicFramePr>
-            <a:graphic xmlns:a="http://schemas.openxmlformats.org/drawingml/2006/main">
-              <a:graphicData uri="http://schemas.openxmlformats.org/drawingml/2006/picture">
-                <pic:pic xmlns:pic="http://schemas.openxmlformats.org/drawingml/2006/picture">
-                  <pic:nvPicPr>
-                    <pic:cNvPr id="0" name="Picture 9"/>
-                    <pic:cNvPicPr>
-                      <a:picLocks noChangeAspect="1" noChangeArrowheads="1"/>
-                    </pic:cNvPicPr>
-                  </pic:nvPicPr>
-                  <pic:blipFill>
-                    <a:blip r:embed="rId26" cstate="print">
-                      <a:extLst>
-                        <a:ext uri="{28A0092B-C50C-407E-A947-70E740481C1C}">
-                          <a14:useLocalDpi xmlns:a14="http://schemas.microsoft.com/office/drawing/2010/main" val="0"/>
-                        </a:ext>
-                      </a:extLst>
-                    </a:blip>
-                    <a:srcRect/>
-                    <a:stretch>
-                      <a:fillRect/>
-                    </a:stretch>
-                  </pic:blipFill>
-                  <pic:spPr bwMode="auto">
-                    <a:xfrm>
-                      <a:off x="0" y="0"/>
-                      <a:ext cx="1920240" cy="960120"/>
-                    </a:xfrm>
-                    <a:prstGeom prst="rect">
-                      <a:avLst/>
-                    </a:prstGeom>
-                    <a:noFill/>
-                    <a:ln>
-                      <a:noFill/>
-                    </a:ln>
-                  </pic:spPr>
-                </pic:pic>
-              </a:graphicData>
-            </a:graphic>
-          </wp:inline>
-        </w:drawing>
-      </w:r>
-    </w:p>
-    <w:p>
-      <w:pPr>
-        <w:pStyle w:val="Caption"/>
-        <w:jc w:val="center"/>
-        <w:rPr>
-          <w:color w:val="auto"/>
-        </w:rPr>
-      </w:pPr>
-      <w:r>
-        <w:rPr>
-          <w:color w:val="auto"/>
-        </w:rPr>
-        <w:t xml:space="preserve">Figure </w:t>
-      </w:r>
-      <w:r>
-        <w:rPr>
-          <w:color w:val="auto"/>
-        </w:rPr>
-        <w:fldChar w:fldCharType="begin"/>
-      </w:r>
-      <w:r>
-        <w:rPr>
-          <w:color w:val="auto"/>
-        </w:rPr>
-        <w:instrText xml:space="preserve"> SEQ Figure \* ARABIC </w:instrText>
-      </w:r>
-      <w:r>
-        <w:rPr>
-          <w:color w:val="auto"/>
-        </w:rPr>
-        <w:fldChar w:fldCharType="separate"/>
-      </w:r>
-      <w:r>
-        <w:rPr>
-          <w:noProof/>
-          <w:color w:val="auto"/>
-        </w:rPr>
-        <w:t>9</w:t>
-      </w:r>
-      <w:r>
-        <w:rPr>
-          <w:color w:val="auto"/>
-        </w:rPr>
-        <w:fldChar w:fldCharType="end"/>
-      </w:r>
-      <w:r>
-        <w:rPr>
-          <w:color w:val="auto"/>
-        </w:rPr>
-        <w:t>:</w:t>
-      </w:r>
-      <w:r>
-        <w:rPr>
-          <w:color w:val="auto"/>
-        </w:rPr>
-        <w:t xml:space="preserve"> Max Verstappen, </w:t>
-      </w:r>
-      <w:proofErr w:type="spellStart"/>
-      <w:r>
-        <w:rPr>
-          <w:color w:val="auto"/>
-        </w:rPr>
-        <w:t>Valtreri</w:t>
-      </w:r>
-      <w:proofErr w:type="spellEnd"/>
-      <w:r>
-        <w:rPr>
-          <w:color w:val="auto"/>
-        </w:rPr>
-        <w:t xml:space="preserve"> Bottas, Lewis Hamilton LOESS-Blended Coefficients/Rating</w:t>
-      </w:r>
-      <w:r>
-        <w:rPr>
-          <w:color w:val="auto"/>
-        </w:rPr>
-        <w:t xml:space="preserve">. Verstappen has a higher coefficient than Bottas in the 2017 to 2020 seasons despite Bottas scoring more Formula 1 points in that time frame, suggesting that the Bottas’ performance was booster by the strength of the Mercedes </w:t>
-      </w:r>
-    </w:p>
-    <w:p>
+        <w:t xml:space="preserve"> </w:t>
+      </w:r>
+    </w:p>
+    <w:p>
+      <w:r>
+        <w:t xml:space="preserve">As mentioned in the </w:t>
+      </w:r>
+      <w:r>
+        <w:t xml:space="preserve">Results section, the main applicability of the model is to discern driver impact amongst drivers on different teams. </w:t>
+      </w:r>
+      <w:r>
+        <w:t>Additionally,</w:t>
+      </w:r>
+      <w:r>
+        <w:t xml:space="preserve"> </w:t>
+      </w:r>
+      <w:r>
+        <w:t xml:space="preserve">we are able to capture point-time ratings for constructor/driver combinations </w:t>
+      </w:r>
+      <w:r>
+        <w:t xml:space="preserve">to predict race outcomes as highlighted in the table above. </w:t>
+      </w:r>
+    </w:p>
+    <w:p>
+      <w:r>
+        <w:t xml:space="preserve">In conclusion, this study provides a nuanced understanding of the respective impacts of drivers and constructors on Formula 1 race outcomes. By leveraging a robust ridge regression model with LOESS smoothing and assessing predictive performance through Kendall’s coefficient, we offer valuable insights into inter-constructor driver comparisons and the overall influence of constructors. The findings underscore the substantial role of constructors in determining race results, particularly in the context of </w:t>
+      </w:r>
       <w:r>
         <w:lastRenderedPageBreak/>
-        <w:t>Bottas outperforming Verstappen in the World Driver’s Championship is largely attributed to the quality of the Mercedes in the 2019 and 2020 seasons. Verstappen’s talent was fully displayed in the 2021 season when he won the World Drivers' Championship as the gap between Mercedes and Red Bull closed. Hamilton and Bottas finished 2nd and 3rd respectively</w:t>
-      </w:r>
-      <w:r>
-        <w:t>.</w:t>
-      </w:r>
-    </w:p>
-    <w:p/>
-    <w:p>
-      <w:pPr>
-        <w:pStyle w:val="Heading2"/>
-      </w:pPr>
-      <w:bookmarkStart w:id="14" w:name="_Toc172557737"/>
-      <w:r>
-        <w:t>Discussion</w:t>
-      </w:r>
-      <w:bookmarkEnd w:id="14"/>
-    </w:p>
-    <w:p>
-      <w:pPr>
-        <w:pStyle w:val="Heading3"/>
-      </w:pPr>
-      <w:bookmarkStart w:id="15" w:name="_Toc172557738"/>
-      <w:r>
-        <w:t>Model Discussion</w:t>
-      </w:r>
-      <w:bookmarkEnd w:id="15"/>
-    </w:p>
-    <w:p>
-      <w:r>
-        <w:t>The overall DNF-Excluded model has a strong predictive power with a Kendall’s coefficient of 0.62</w:t>
-      </w:r>
-      <w:r>
-        <w:t>4</w:t>
-      </w:r>
-      <w:r>
-        <w:t>.  This robustness instills confidence in the other derived conclusions. Measuring the coefficients of both drivers and constructors over time enables more informative inter-constructor driver comparisons</w:t>
-      </w:r>
-      <w:r>
-        <w:t>.</w:t>
-      </w:r>
-    </w:p>
-    <w:p>
-      <w:r>
-        <w:t xml:space="preserve">The 67.1% variance explained by constructors, </w:t>
-      </w:r>
-      <w:r>
-        <w:t xml:space="preserve">along with </w:t>
-      </w:r>
-      <w:r>
-        <w:t xml:space="preserve">model metrics for qualification and logistic regression models, highlights the significant impact of constructors on driver finishing positions. The logistic model, in particular, </w:t>
-      </w:r>
-      <w:r>
-        <w:t>highlights</w:t>
-      </w:r>
-      <w:r>
-        <w:t xml:space="preserve"> the crucial role of constructors in determining cohort placements. Conversely, the qualification models emphasize the relative importance of drivers, suggesting potential value in incorporating qualification-informed models.</w:t>
-      </w:r>
-    </w:p>
-    <w:p>
-      <w:pPr>
-        <w:pStyle w:val="Heading3"/>
-      </w:pPr>
-      <w:bookmarkStart w:id="16" w:name="_Toc172557739"/>
-      <w:r>
-        <w:t>Model Extensibility</w:t>
-      </w:r>
-      <w:bookmarkEnd w:id="16"/>
-    </w:p>
-    <w:p>
-      <w:r>
-        <w:t>There are many opportunities to expand the modeling process outlined throughout this paper.  For the sake of interpretability, the current model only includes drivers and (parent) constructors as features. Incorporating additional features</w:t>
-      </w:r>
-      <w:r>
-        <w:t xml:space="preserve">, </w:t>
-      </w:r>
-      <w:r>
-        <w:t>such as circuit type and separating the engine and constructor components</w:t>
-      </w:r>
-      <w:r>
-        <w:t>,</w:t>
-      </w:r>
-      <w:r>
-        <w:t xml:space="preserve"> could enhance predictive accuracy. Moreover, the existing prediction process yields singular predictions. Implementing a bootstrapped model could provide probabilistic outcomes, thereby increasing the model's applicability to sports betting.</w:t>
-      </w:r>
-    </w:p>
-    <w:p>
-      <w:r>
-        <w:t>The presented methodology can also be extended to previous eras of Formula 1, allowing for cross-era comparisons. Expanding the model to cover earlier periods would likely necessitate recalibrating the time-decay factor to account for significant changes when engine regulations are altered. Given the impending new engine regulations in the 2026 Formula 1 season, it will be essential to recalibrate the model to maintain its relevance and accuracy.</w:t>
-      </w:r>
-    </w:p>
-    <w:p>
-      <w:r>
-        <w:t xml:space="preserve">The methodology can be extended </w:t>
-      </w:r>
-      <w:r>
-        <w:t>to other sports</w:t>
-      </w:r>
-      <w:r>
-        <w:t xml:space="preserve">, particularly </w:t>
-      </w:r>
-      <w:r>
-        <w:t>those related to racing</w:t>
-      </w:r>
-      <w:r>
-        <w:t xml:space="preserve">. </w:t>
-      </w:r>
-      <w:r>
-        <w:t>The methodology can largely be shifted over to horse racing, sailboat racing, and other motorsports. Extending the methodology to one-</w:t>
-      </w:r>
-      <w:r>
-        <w:t xml:space="preserve">make (spec) racing where </w:t>
-      </w:r>
-      <w:r>
-        <w:t xml:space="preserve">cars usually have the same chassis, powertrain, tires, brakes, and fuel would be an interesting contrast to </w:t>
-      </w:r>
-      <w:r>
-        <w:t xml:space="preserve">the analysis presented in this paper. For example, we would expect almost all the variance to be explained by drivers in Formula 2 </w:t>
-      </w:r>
-      <w:r>
-        <w:t xml:space="preserve">where all the chassis and </w:t>
-      </w:r>
-      <w:r>
-        <w:t xml:space="preserve">engines are the same. </w:t>
-      </w:r>
-      <w:r>
-        <w:t>Contrasting</w:t>
-      </w:r>
-      <w:r>
-        <w:t xml:space="preserve"> to semi-spec series such as IndyCar and Formula-E where chassis are the same, but power units can vary could provide </w:t>
-      </w:r>
-      <w:r>
-        <w:t xml:space="preserve">a unique perspective on the impact of the driver. </w:t>
-      </w:r>
-    </w:p>
-    <w:p>
-      <w:pPr>
-        <w:pStyle w:val="Heading3"/>
-      </w:pPr>
-      <w:bookmarkStart w:id="17" w:name="_Toc172557740"/>
-      <w:r>
-        <w:t>Applications &amp; Conclusions</w:t>
-      </w:r>
-      <w:bookmarkEnd w:id="17"/>
-    </w:p>
-    <w:p/>
-    <w:p>
-      <w:pPr>
-        <w:keepNext/>
-        <w:jc w:val="center"/>
-      </w:pPr>
-      <w:r>
-        <w:rPr>
-          <w:noProof/>
-        </w:rPr>
-        <w:lastRenderedPageBreak/>
-        <w:drawing>
-          <wp:inline distT="0" distB="0" distL="0" distR="0" wp14:anchorId="79B80632" wp14:editId="6279D744">
-            <wp:extent cx="3657600" cy="3857283"/>
-            <wp:effectExtent l="0" t="0" r="0" b="0"/>
-            <wp:docPr id="353640157" name="Picture 19"/>
-            <wp:cNvGraphicFramePr>
-              <a:graphicFrameLocks xmlns:a="http://schemas.openxmlformats.org/drawingml/2006/main" noChangeAspect="1"/>
-            </wp:cNvGraphicFramePr>
-            <a:graphic xmlns:a="http://schemas.openxmlformats.org/drawingml/2006/main">
-              <a:graphicData uri="http://schemas.openxmlformats.org/drawingml/2006/picture">
-                <pic:pic xmlns:pic="http://schemas.openxmlformats.org/drawingml/2006/picture">
-                  <pic:nvPicPr>
-                    <pic:cNvPr id="0" name="Picture 21"/>
-                    <pic:cNvPicPr>
-                      <a:picLocks noChangeAspect="1" noChangeArrowheads="1"/>
-                    </pic:cNvPicPr>
-                  </pic:nvPicPr>
-                  <pic:blipFill>
-                    <a:blip r:embed="rId27" cstate="print">
-                      <a:extLst>
-                        <a:ext uri="{28A0092B-C50C-407E-A947-70E740481C1C}">
-                          <a14:useLocalDpi xmlns:a14="http://schemas.microsoft.com/office/drawing/2010/main" val="0"/>
-                        </a:ext>
-                      </a:extLst>
-                    </a:blip>
-                    <a:srcRect/>
-                    <a:stretch>
-                      <a:fillRect/>
-                    </a:stretch>
-                  </pic:blipFill>
-                  <pic:spPr bwMode="auto">
-                    <a:xfrm>
-                      <a:off x="0" y="0"/>
-                      <a:ext cx="3657600" cy="3857283"/>
-                    </a:xfrm>
-                    <a:prstGeom prst="rect">
-                      <a:avLst/>
-                    </a:prstGeom>
-                    <a:noFill/>
-                    <a:ln>
-                      <a:noFill/>
-                    </a:ln>
-                  </pic:spPr>
-                </pic:pic>
-              </a:graphicData>
-            </a:graphic>
-          </wp:inline>
-        </w:drawing>
-      </w:r>
-    </w:p>
-    <w:p>
-      <w:pPr>
-        <w:pStyle w:val="Caption"/>
-        <w:jc w:val="center"/>
-        <w:rPr>
-          <w:color w:val="auto"/>
-        </w:rPr>
-      </w:pPr>
-      <w:r>
-        <w:rPr>
-          <w:color w:val="auto"/>
-        </w:rPr>
-        <w:t xml:space="preserve">Figure </w:t>
-      </w:r>
-      <w:r>
-        <w:rPr>
-          <w:color w:val="auto"/>
-        </w:rPr>
-        <w:fldChar w:fldCharType="begin"/>
-      </w:r>
-      <w:r>
-        <w:rPr>
-          <w:color w:val="auto"/>
-        </w:rPr>
-        <w:instrText xml:space="preserve"> SEQ Figure \* ARABIC </w:instrText>
-      </w:r>
-      <w:r>
-        <w:rPr>
-          <w:color w:val="auto"/>
-        </w:rPr>
-        <w:fldChar w:fldCharType="separate"/>
-      </w:r>
-      <w:r>
-        <w:rPr>
-          <w:noProof/>
-          <w:color w:val="auto"/>
-        </w:rPr>
-        <w:t>10</w:t>
-      </w:r>
-      <w:r>
-        <w:rPr>
-          <w:color w:val="auto"/>
-        </w:rPr>
-        <w:fldChar w:fldCharType="end"/>
-      </w:r>
-      <w:r>
-        <w:rPr>
-          <w:color w:val="auto"/>
-        </w:rPr>
-        <w:t>:</w:t>
-      </w:r>
-      <w:r>
-        <w:rPr>
-          <w:color w:val="auto"/>
-        </w:rPr>
-        <w:t xml:space="preserve"> Top 10 Constructor/Driver composite rankings as of the end of the 2023 F1 Season</w:t>
-      </w:r>
-      <w:r>
-        <w:rPr>
-          <w:color w:val="auto"/>
-        </w:rPr>
-        <w:t xml:space="preserve">. Composite ranking is defined as driver rating plus constructor rating. </w:t>
-      </w:r>
-    </w:p>
-    <w:p>
-      <w:pPr>
-        <w:jc w:val="center"/>
-      </w:pPr>
-      <w:r>
-        <w:t xml:space="preserve"> </w:t>
-      </w:r>
-    </w:p>
-    <w:p>
-      <w:r>
-        <w:t xml:space="preserve">As mentioned in the </w:t>
-      </w:r>
-      <w:r>
-        <w:t xml:space="preserve">Results section, the main applicability of the model is to discern driver impact amongst drivers on different teams. </w:t>
-      </w:r>
-      <w:r>
-        <w:t>Additionally,</w:t>
-      </w:r>
-      <w:r>
-        <w:t xml:space="preserve"> </w:t>
-      </w:r>
-      <w:r>
-        <w:t xml:space="preserve">we are able to capture point-time ratings for constructor/driver combinations </w:t>
-      </w:r>
-      <w:r>
-        <w:t xml:space="preserve">to predict race outcomes as highlighted in the table above. </w:t>
-      </w:r>
-    </w:p>
-    <w:p>
-      <w:r>
-        <w:t>In conclusion, this study provides a nuanced understanding of the respective impacts of drivers and constructors on Formula 1 race outcomes. By leveraging a robust ridge regression model with LOESS smoothing and assessing predictive performance through Kendall’s coefficient, we offer valuable insights into inter-constructor driver comparisons and the overall influence of constructors. The findings underscore the substantial role of constructors in determining race results, particularly in the context of modern Formula 1. The proposed methodology and findings pave the way for future research that can refine and extend these models, incorporating additional features and expanding to different eras in the sport. Such advancements hold promise for enhancing both predictive accuracy and practical applications, such as sports betting and strategic decision-making within Formula 1 teams.</w:t>
+        <w:t>modern Formula 1. The proposed methodology and findings pave the way for future research that can refine and extend these models, incorporating additional features and expanding to different eras in the sport. Such advancements hold promise for enhancing both predictive accuracy and practical applications, such as sports betting and strategic decision-making within Formula 1 teams.</w:t>
       </w:r>
     </w:p>
     <w:p/>
@@ -9813,7 +9623,7 @@
         </w:numPr>
         <w:ind w:left="720"/>
       </w:pPr>
-      <w:bookmarkStart w:id="18" w:name="_Toc172557741"/>
+      <w:bookmarkStart w:id="18" w:name="_Toc172628418"/>
       <w:r>
         <w:t>Acknowledgements</w:t>
       </w:r>
@@ -9834,7 +9644,7 @@
         </w:numPr>
         <w:ind w:left="720"/>
       </w:pPr>
-      <w:bookmarkStart w:id="19" w:name="_Toc172557742"/>
+      <w:bookmarkStart w:id="19" w:name="_Toc172628419"/>
       <w:r>
         <w:t>References</w:t>
       </w:r>
@@ -9852,25 +9662,17 @@
     </w:p>
     <w:p>
       <w:r>
+        <w:t>Croiseau, P. and Cordell, H.J., 2009, December. Analysis of North American Rheumatoid Arthritis Consortium data using a penalized logistic regression approach. In BMC proceedings (Vol. 3, pp. 1-5). BioMed Central.</w:t>
+      </w:r>
+    </w:p>
+    <w:p>
+      <w:r>
         <w:t>Eichenberger, R. and Stadelmann, D. (2009) Who is the best Formula 1 driver? An economic approach to evaluating talent. Economic Analysis and Policy, 39(3), p.389.</w:t>
       </w:r>
     </w:p>
     <w:p>
-      <w:proofErr w:type="spellStart"/>
-      <w:r>
-        <w:t>Ergast</w:t>
-      </w:r>
-      <w:proofErr w:type="spellEnd"/>
-      <w:r>
-        <w:t xml:space="preserve">. (n.d.). </w:t>
-      </w:r>
-      <w:proofErr w:type="spellStart"/>
-      <w:r>
-        <w:t>Ergast</w:t>
-      </w:r>
-      <w:proofErr w:type="spellEnd"/>
-      <w:r>
-        <w:t xml:space="preserve"> Developer API. Available at: https://ergast.com/mrd/methods/sprint/ (Accessed: 17 July 2024).</w:t>
+      <w:r>
+        <w:t>Ergast. (n.d.). Ergast Developer API. Available at: https://ergast.com/mrd/methods/sprint/ (Accessed: 17 July 2024).</w:t>
       </w:r>
     </w:p>
     <w:p>
@@ -9885,15 +9687,7 @@
     </w:p>
     <w:p>
       <w:r>
-        <w:t xml:space="preserve">Fry, J., Brighton, T. and </w:t>
-      </w:r>
-      <w:proofErr w:type="spellStart"/>
-      <w:r>
-        <w:t>Fanzon</w:t>
-      </w:r>
-      <w:proofErr w:type="spellEnd"/>
-      <w:r>
-        <w:t>, S. (2024) Faster identification of faster Formula 1 drivers via time-rank duality. Economics Letters, 237, p.111671.</w:t>
+        <w:t>Fry, J., Brighton, T. and Fanzon, S. (2024) Faster identification of faster Formula 1 drivers via time-rank duality. Economics Letters, 237, p.111671.</w:t>
       </w:r>
     </w:p>
     <w:p>
@@ -9912,17 +9706,13 @@
       </w:r>
     </w:p>
     <w:p>
-      <w:proofErr w:type="spellStart"/>
-      <w:r>
-        <w:t>Medvedovsky</w:t>
-      </w:r>
-      <w:proofErr w:type="spellEnd"/>
-      <w:r>
-        <w:t>, K. and Patton, A. (2022) Daily adjusted and regressed Kalman optimized projections| DARKO. Accessed on, 17.</w:t>
-      </w:r>
-    </w:p>
-    <w:p>
-      <w:r>
+      <w:r>
+        <w:t>Medvedovsky, K. and Patton, A. (2022) Daily adjusted and regressed Kalman optimized projections| DARKO. Accessed on, 17.</w:t>
+      </w:r>
+    </w:p>
+    <w:p>
+      <w:r>
+        <w:lastRenderedPageBreak/>
         <w:t>Moore, J., Dottle, R. and Paine, N. (2018). Formula One Racing. FiveThirtyEight. Available at: https://fivethirtyeight.com/features/formula-one-racing/ (Accessed: 17 July 2024).</w:t>
       </w:r>
     </w:p>
@@ -9932,21 +9722,8 @@
       </w:r>
     </w:p>
     <w:p>
-      <w:proofErr w:type="spellStart"/>
-      <w:r>
-        <w:t>Rockerbie</w:t>
-      </w:r>
-      <w:proofErr w:type="spellEnd"/>
-      <w:r>
-        <w:t xml:space="preserve">, D. W. and Easton, S. T. (2022) ‘Race to the podium: separating and conjoining the car and driver in F1 racing’, Applied Economics, 54(54), pp. 6272–6285. </w:t>
-      </w:r>
-      <w:proofErr w:type="spellStart"/>
-      <w:r>
-        <w:t>doi</w:t>
-      </w:r>
-      <w:proofErr w:type="spellEnd"/>
-      <w:r>
-        <w:t>: 10.1080/00036846.2022.2083068.</w:t>
+      <w:r>
+        <w:t>Rockerbie, D. W. and Easton, S. T. (2022) ‘Race to the podium: separating and conjoining the car and driver in F1 racing’, Applied Economics, 54(54), pp. 6272–6285. doi: 10.1080/00036846.2022.2083068.</w:t>
       </w:r>
     </w:p>
     <w:p>
@@ -9968,18 +9745,9 @@
         </w:rPr>
       </w:pPr>
       <w:r>
-        <w:lastRenderedPageBreak/>
-        <w:t xml:space="preserve">van </w:t>
-      </w:r>
-      <w:proofErr w:type="spellStart"/>
-      <w:r>
-        <w:t>Kesteren</w:t>
-      </w:r>
-      <w:proofErr w:type="spellEnd"/>
-      <w:r>
-        <w:t xml:space="preserve">, E. and Bergkamp, T. (2023) Bayesian analysis of Formula One race results: disentangling driver skill and constructor advantage. Journal of Quantitative Analysis in Sports, Vol. 19 (Issue 4), pp. 273-293. </w:t>
-      </w:r>
-      <w:hyperlink r:id="rId28" w:history="1">
+        <w:t xml:space="preserve">van Kesteren, E. and Bergkamp, T. (2023) Bayesian analysis of Formula One race results: disentangling driver skill and constructor advantage. Journal of Quantitative Analysis in Sports, Vol. 19 (Issue 4), pp. 273-293. </w:t>
+      </w:r>
+      <w:hyperlink r:id="rId24" w:history="1">
         <w:r>
           <w:rPr>
             <w:rStyle w:val="Hyperlink"/>
@@ -9997,7 +9765,7 @@
         </w:numPr>
         <w:ind w:left="720"/>
       </w:pPr>
-      <w:bookmarkStart w:id="20" w:name="_Toc172557743"/>
+      <w:bookmarkStart w:id="20" w:name="_Toc172628420"/>
       <w:r>
         <w:t>Appendix</w:t>
       </w:r>
@@ -10013,7 +9781,7 @@
         </w:numPr>
         <w:ind w:left="720"/>
       </w:pPr>
-      <w:bookmarkStart w:id="21" w:name="_Toc172557744"/>
+      <w:bookmarkStart w:id="21" w:name="_Toc172628421"/>
       <w:r>
         <w:t xml:space="preserve">A1. Metrics by </w:t>
       </w:r>
@@ -10032,7 +9800,7 @@
           <w:noProof/>
         </w:rPr>
         <w:drawing>
-          <wp:inline distT="0" distB="0" distL="0" distR="0" wp14:anchorId="4DBD23A4" wp14:editId="20B48FB8">
+          <wp:inline distT="0" distB="0" distL="0" distR="0" wp14:anchorId="4DBD23A4" wp14:editId="5FBDF79E">
             <wp:extent cx="3200400" cy="1444967"/>
             <wp:effectExtent l="0" t="0" r="0" b="3175"/>
             <wp:docPr id="111138984" name="Picture 22" descr="A screenshot of a computer&#10;&#10;Description automatically generated"/>
@@ -10049,7 +9817,7 @@
                     </pic:cNvPicPr>
                   </pic:nvPicPr>
                   <pic:blipFill>
-                    <a:blip r:embed="rId29" cstate="print">
+                    <a:blip r:embed="rId25" cstate="print">
                       <a:extLst>
                         <a:ext uri="{28A0092B-C50C-407E-A947-70E740481C1C}">
                           <a14:useLocalDpi xmlns:a14="http://schemas.microsoft.com/office/drawing/2010/main" val="0"/>
@@ -10207,8 +9975,9 @@
         </w:numPr>
         <w:ind w:left="720"/>
       </w:pPr>
-      <w:bookmarkStart w:id="22" w:name="_Toc172557745"/>
-      <w:r>
+      <w:bookmarkStart w:id="22" w:name="_Toc172628422"/>
+      <w:r>
+        <w:lastRenderedPageBreak/>
         <w:t>A</w:t>
       </w:r>
       <w:r>
@@ -10268,7 +10037,7 @@
                     </pic:cNvPicPr>
                   </pic:nvPicPr>
                   <pic:blipFill>
-                    <a:blip r:embed="rId30"/>
+                    <a:blip r:embed="rId26"/>
                     <a:stretch>
                       <a:fillRect/>
                     </a:stretch>
@@ -10350,9 +10119,8 @@
         </w:numPr>
         <w:ind w:left="720"/>
       </w:pPr>
-      <w:bookmarkStart w:id="23" w:name="_Toc172557746"/>
-      <w:r>
-        <w:lastRenderedPageBreak/>
+      <w:bookmarkStart w:id="23" w:name="_Toc172628423"/>
+      <w:r>
         <w:t>A</w:t>
       </w:r>
       <w:r>
@@ -10383,13 +10151,13 @@
           <w:noProof/>
         </w:rPr>
         <w:drawing>
-          <wp:inline distT="0" distB="0" distL="0" distR="0" wp14:anchorId="6D183898" wp14:editId="6DF8FA4C">
-            <wp:extent cx="5943600" cy="3039110"/>
-            <wp:effectExtent l="0" t="0" r="0" b="8890"/>
-            <wp:docPr id="11" name="Picture 10" descr="A screenshot of a computer&#10;&#10;Description automatically generated">
+          <wp:inline distT="0" distB="0" distL="0" distR="0" wp14:anchorId="6799AD91" wp14:editId="6C500E86">
+            <wp:extent cx="5943600" cy="2722245"/>
+            <wp:effectExtent l="0" t="0" r="0" b="1905"/>
+            <wp:docPr id="1957599217" name="Picture 7" descr="A screenshot of a computer&#10;&#10;Description automatically generated">
               <a:extLst xmlns:a="http://schemas.openxmlformats.org/drawingml/2006/main">
                 <a:ext uri="{FF2B5EF4-FFF2-40B4-BE49-F238E27FC236}">
-                  <a16:creationId xmlns:a16="http://schemas.microsoft.com/office/drawing/2014/main" id="{7586FB99-786B-6C1D-F7CD-5F4A5B2B9B92}"/>
+                  <a16:creationId xmlns:a16="http://schemas.microsoft.com/office/drawing/2014/main" id="{F8A3AE88-3B44-E1EF-23FC-F98E505F15DB}"/>
                 </a:ext>
               </a:extLst>
             </wp:docPr>
@@ -10400,10 +10168,618 @@
               <a:graphicData uri="http://schemas.openxmlformats.org/drawingml/2006/picture">
                 <pic:pic xmlns:pic="http://schemas.openxmlformats.org/drawingml/2006/picture">
                   <pic:nvPicPr>
-                    <pic:cNvPr id="11" name="Picture 10" descr="A screenshot of a computer&#10;&#10;Description automatically generated">
+                    <pic:cNvPr id="1957599217" name="Picture 7" descr="A screenshot of a computer&#10;&#10;Description automatically generated">
                       <a:extLst>
                         <a:ext uri="{FF2B5EF4-FFF2-40B4-BE49-F238E27FC236}">
-                          <a16:creationId xmlns:a16="http://schemas.microsoft.com/office/drawing/2014/main" id="{7586FB99-786B-6C1D-F7CD-5F4A5B2B9B92}"/>
+                          <a16:creationId xmlns:a16="http://schemas.microsoft.com/office/drawing/2014/main" id="{F8A3AE88-3B44-E1EF-23FC-F98E505F15DB}"/>
+                        </a:ext>
+                      </a:extLst>
+                    </pic:cNvPr>
+                    <pic:cNvPicPr>
+                      <a:picLocks noChangeAspect="1"/>
+                    </pic:cNvPicPr>
+                  </pic:nvPicPr>
+                  <pic:blipFill rotWithShape="1">
+                    <a:blip r:embed="rId27"/>
+                    <a:srcRect t="3330"/>
+                    <a:stretch/>
+                  </pic:blipFill>
+                  <pic:spPr>
+                    <a:xfrm>
+                      <a:off x="0" y="0"/>
+                      <a:ext cx="5943600" cy="2722245"/>
+                    </a:xfrm>
+                    <a:prstGeom prst="rect">
+                      <a:avLst/>
+                    </a:prstGeom>
+                  </pic:spPr>
+                </pic:pic>
+              </a:graphicData>
+            </a:graphic>
+          </wp:inline>
+        </w:drawing>
+      </w:r>
+    </w:p>
+    <w:p>
+      <w:pPr>
+        <w:pStyle w:val="Caption"/>
+        <w:jc w:val="center"/>
+        <w:rPr>
+          <w:color w:val="auto"/>
+        </w:rPr>
+      </w:pPr>
+      <w:r>
+        <w:rPr>
+          <w:color w:val="auto"/>
+        </w:rPr>
+        <w:t xml:space="preserve">Figure </w:t>
+      </w:r>
+      <w:r>
+        <w:rPr>
+          <w:color w:val="auto"/>
+        </w:rPr>
+        <w:fldChar w:fldCharType="begin"/>
+      </w:r>
+      <w:r>
+        <w:rPr>
+          <w:color w:val="auto"/>
+        </w:rPr>
+        <w:instrText xml:space="preserve"> SEQ Figure \* ARABIC </w:instrText>
+      </w:r>
+      <w:r>
+        <w:rPr>
+          <w:color w:val="auto"/>
+        </w:rPr>
+        <w:fldChar w:fldCharType="separate"/>
+      </w:r>
+      <w:r>
+        <w:rPr>
+          <w:noProof/>
+          <w:color w:val="auto"/>
+        </w:rPr>
+        <w:t>13</w:t>
+      </w:r>
+      <w:r>
+        <w:rPr>
+          <w:color w:val="auto"/>
+        </w:rPr>
+        <w:fldChar w:fldCharType="end"/>
+      </w:r>
+      <w:r>
+        <w:rPr>
+          <w:color w:val="auto"/>
+        </w:rPr>
+        <w:t>: Driver/Constructor Composite Rankings as of the 2024 British GP</w:t>
+      </w:r>
+      <w:r>
+        <w:rPr>
+          <w:color w:val="auto"/>
+        </w:rPr>
+        <w:t xml:space="preserve">. </w:t>
+      </w:r>
+      <w:r>
+        <w:rPr>
+          <w:color w:val="auto"/>
+        </w:rPr>
+        <w:t>±</w:t>
+      </w:r>
+      <w:r>
+        <w:rPr>
+          <w:color w:val="auto"/>
+        </w:rPr>
+        <w:t xml:space="preserve"> values represent a 95% confidence interval. Driver and constructor independence is assumed for the overall confidence interval</w:t>
+      </w:r>
+    </w:p>
+    <w:p/>
+    <w:p>
+      <w:pPr>
+        <w:keepNext/>
+        <w:jc w:val="center"/>
+      </w:pPr>
+      <w:r>
+        <w:rPr>
+          <w:noProof/>
+        </w:rPr>
+        <w:lastRenderedPageBreak/>
+        <w:drawing>
+          <wp:inline distT="0" distB="0" distL="0" distR="0" wp14:anchorId="2837F3D7" wp14:editId="6A9D5414">
+            <wp:extent cx="5943600" cy="4921250"/>
+            <wp:effectExtent l="0" t="0" r="0" b="0"/>
+            <wp:docPr id="10" name="Picture 9" descr="A screenshot of a computer screen&#10;&#10;Description automatically generated">
+              <a:extLst xmlns:a="http://schemas.openxmlformats.org/drawingml/2006/main">
+                <a:ext uri="{FF2B5EF4-FFF2-40B4-BE49-F238E27FC236}">
+                  <a16:creationId xmlns:a16="http://schemas.microsoft.com/office/drawing/2014/main" id="{7440D112-B4D8-214B-359D-001079311C85}"/>
+                </a:ext>
+              </a:extLst>
+            </wp:docPr>
+            <wp:cNvGraphicFramePr>
+              <a:graphicFrameLocks xmlns:a="http://schemas.openxmlformats.org/drawingml/2006/main" noChangeAspect="1"/>
+            </wp:cNvGraphicFramePr>
+            <a:graphic xmlns:a="http://schemas.openxmlformats.org/drawingml/2006/main">
+              <a:graphicData uri="http://schemas.openxmlformats.org/drawingml/2006/picture">
+                <pic:pic xmlns:pic="http://schemas.openxmlformats.org/drawingml/2006/picture">
+                  <pic:nvPicPr>
+                    <pic:cNvPr id="10" name="Picture 9" descr="A screenshot of a computer screen&#10;&#10;Description automatically generated">
+                      <a:extLst>
+                        <a:ext uri="{FF2B5EF4-FFF2-40B4-BE49-F238E27FC236}">
+                          <a16:creationId xmlns:a16="http://schemas.microsoft.com/office/drawing/2014/main" id="{7440D112-B4D8-214B-359D-001079311C85}"/>
+                        </a:ext>
+                      </a:extLst>
+                    </pic:cNvPr>
+                    <pic:cNvPicPr>
+                      <a:picLocks noChangeAspect="1"/>
+                    </pic:cNvPicPr>
+                  </pic:nvPicPr>
+                  <pic:blipFill rotWithShape="1">
+                    <a:blip r:embed="rId28"/>
+                    <a:srcRect t="1322"/>
+                    <a:stretch/>
+                  </pic:blipFill>
+                  <pic:spPr>
+                    <a:xfrm>
+                      <a:off x="0" y="0"/>
+                      <a:ext cx="5943600" cy="4921250"/>
+                    </a:xfrm>
+                    <a:prstGeom prst="rect">
+                      <a:avLst/>
+                    </a:prstGeom>
+                  </pic:spPr>
+                </pic:pic>
+              </a:graphicData>
+            </a:graphic>
+          </wp:inline>
+        </w:drawing>
+      </w:r>
+    </w:p>
+    <w:p>
+      <w:pPr>
+        <w:pStyle w:val="Caption"/>
+        <w:jc w:val="center"/>
+        <w:rPr>
+          <w:color w:val="auto"/>
+        </w:rPr>
+      </w:pPr>
+      <w:r>
+        <w:rPr>
+          <w:color w:val="auto"/>
+        </w:rPr>
+        <w:t xml:space="preserve">Figure </w:t>
+      </w:r>
+      <w:r>
+        <w:rPr>
+          <w:color w:val="auto"/>
+        </w:rPr>
+        <w:fldChar w:fldCharType="begin"/>
+      </w:r>
+      <w:r>
+        <w:rPr>
+          <w:color w:val="auto"/>
+        </w:rPr>
+        <w:instrText xml:space="preserve"> SEQ Figure \* ARABIC </w:instrText>
+      </w:r>
+      <w:r>
+        <w:rPr>
+          <w:color w:val="auto"/>
+        </w:rPr>
+        <w:fldChar w:fldCharType="separate"/>
+      </w:r>
+      <w:r>
+        <w:rPr>
+          <w:noProof/>
+          <w:color w:val="auto"/>
+        </w:rPr>
+        <w:t>14</w:t>
+      </w:r>
+      <w:r>
+        <w:rPr>
+          <w:color w:val="auto"/>
+        </w:rPr>
+        <w:fldChar w:fldCharType="end"/>
+      </w:r>
+      <w:r>
+        <w:rPr>
+          <w:color w:val="auto"/>
+        </w:rPr>
+        <w:t>: Driver Rankings as of the 2024 British GP</w:t>
+      </w:r>
+      <w:r>
+        <w:rPr>
+          <w:color w:val="auto"/>
+        </w:rPr>
+        <w:t xml:space="preserve">. </w:t>
+      </w:r>
+      <w:r>
+        <w:rPr>
+          <w:color w:val="auto"/>
+        </w:rPr>
+        <w:t>±</w:t>
+      </w:r>
+      <w:r>
+        <w:rPr>
+          <w:color w:val="auto"/>
+        </w:rPr>
+        <w:t xml:space="preserve"> values represent a 95% confidence interval</w:t>
+      </w:r>
+    </w:p>
+    <w:p/>
+    <w:p/>
+    <w:p/>
+    <w:p>
+      <w:pPr>
+        <w:keepNext/>
+        <w:jc w:val="center"/>
+      </w:pPr>
+      <w:r>
+        <w:rPr>
+          <w:noProof/>
+        </w:rPr>
+        <w:lastRenderedPageBreak/>
+        <w:drawing>
+          <wp:inline distT="0" distB="0" distL="0" distR="0" wp14:anchorId="463C4C90" wp14:editId="277A49F1">
+            <wp:extent cx="5943600" cy="4469130"/>
+            <wp:effectExtent l="0" t="0" r="0" b="7620"/>
+            <wp:docPr id="7" name="Picture 6" descr="A screenshot of a screenshot of a formula one car&#10;&#10;Description automatically generated">
+              <a:extLst xmlns:a="http://schemas.openxmlformats.org/drawingml/2006/main">
+                <a:ext uri="{FF2B5EF4-FFF2-40B4-BE49-F238E27FC236}">
+                  <a16:creationId xmlns:a16="http://schemas.microsoft.com/office/drawing/2014/main" id="{530FD26D-DD47-7468-AB01-64E27F12B251}"/>
+                </a:ext>
+              </a:extLst>
+            </wp:docPr>
+            <wp:cNvGraphicFramePr>
+              <a:graphicFrameLocks xmlns:a="http://schemas.openxmlformats.org/drawingml/2006/main" noChangeAspect="1"/>
+            </wp:cNvGraphicFramePr>
+            <a:graphic xmlns:a="http://schemas.openxmlformats.org/drawingml/2006/main">
+              <a:graphicData uri="http://schemas.openxmlformats.org/drawingml/2006/picture">
+                <pic:pic xmlns:pic="http://schemas.openxmlformats.org/drawingml/2006/picture">
+                  <pic:nvPicPr>
+                    <pic:cNvPr id="7" name="Picture 6" descr="A screenshot of a screenshot of a formula one car&#10;&#10;Description automatically generated">
+                      <a:extLst>
+                        <a:ext uri="{FF2B5EF4-FFF2-40B4-BE49-F238E27FC236}">
+                          <a16:creationId xmlns:a16="http://schemas.microsoft.com/office/drawing/2014/main" id="{530FD26D-DD47-7468-AB01-64E27F12B251}"/>
+                        </a:ext>
+                      </a:extLst>
+                    </pic:cNvPr>
+                    <pic:cNvPicPr>
+                      <a:picLocks noChangeAspect="1"/>
+                    </pic:cNvPicPr>
+                  </pic:nvPicPr>
+                  <pic:blipFill>
+                    <a:blip r:embed="rId29"/>
+                    <a:stretch>
+                      <a:fillRect/>
+                    </a:stretch>
+                  </pic:blipFill>
+                  <pic:spPr>
+                    <a:xfrm>
+                      <a:off x="0" y="0"/>
+                      <a:ext cx="5943600" cy="4469130"/>
+                    </a:xfrm>
+                    <a:prstGeom prst="rect">
+                      <a:avLst/>
+                    </a:prstGeom>
+                  </pic:spPr>
+                </pic:pic>
+              </a:graphicData>
+            </a:graphic>
+          </wp:inline>
+        </w:drawing>
+      </w:r>
+    </w:p>
+    <w:p>
+      <w:pPr>
+        <w:pStyle w:val="Caption"/>
+        <w:jc w:val="center"/>
+        <w:rPr>
+          <w:color w:val="auto"/>
+        </w:rPr>
+      </w:pPr>
+      <w:r>
+        <w:rPr>
+          <w:color w:val="auto"/>
+        </w:rPr>
+        <w:t xml:space="preserve">Figure </w:t>
+      </w:r>
+      <w:r>
+        <w:rPr>
+          <w:color w:val="auto"/>
+        </w:rPr>
+        <w:fldChar w:fldCharType="begin"/>
+      </w:r>
+      <w:r>
+        <w:rPr>
+          <w:color w:val="auto"/>
+        </w:rPr>
+        <w:instrText xml:space="preserve"> SEQ Figure \* ARABIC </w:instrText>
+      </w:r>
+      <w:r>
+        <w:rPr>
+          <w:color w:val="auto"/>
+        </w:rPr>
+        <w:fldChar w:fldCharType="separate"/>
+      </w:r>
+      <w:r>
+        <w:rPr>
+          <w:noProof/>
+          <w:color w:val="auto"/>
+        </w:rPr>
+        <w:t>15</w:t>
+      </w:r>
+      <w:r>
+        <w:rPr>
+          <w:color w:val="auto"/>
+        </w:rPr>
+        <w:fldChar w:fldCharType="end"/>
+      </w:r>
+      <w:r>
+        <w:rPr>
+          <w:color w:val="auto"/>
+        </w:rPr>
+        <w:t>: Constructor Rankings as of the 2024 British G</w:t>
+      </w:r>
+      <w:r>
+        <w:rPr>
+          <w:color w:val="auto"/>
+        </w:rPr>
+        <w:t xml:space="preserve">P. </w:t>
+      </w:r>
+      <w:r>
+        <w:rPr>
+          <w:color w:val="auto"/>
+        </w:rPr>
+        <w:t>±</w:t>
+      </w:r>
+      <w:r>
+        <w:rPr>
+          <w:color w:val="auto"/>
+        </w:rPr>
+        <w:t xml:space="preserve"> values represent a 95% confidence interval. </w:t>
+      </w:r>
+    </w:p>
+    <w:p>
+      <w:pPr>
+        <w:jc w:val="center"/>
+      </w:pPr>
+    </w:p>
+    <w:p>
+      <w:pPr>
+        <w:jc w:val="center"/>
+      </w:pPr>
+    </w:p>
+    <w:p>
+      <w:pPr>
+        <w:jc w:val="center"/>
+      </w:pPr>
+    </w:p>
+    <w:p>
+      <w:pPr>
+        <w:jc w:val="center"/>
+      </w:pPr>
+    </w:p>
+    <w:p>
+      <w:pPr>
+        <w:jc w:val="center"/>
+      </w:pPr>
+    </w:p>
+    <w:p>
+      <w:pPr>
+        <w:jc w:val="center"/>
+      </w:pPr>
+    </w:p>
+    <w:p>
+      <w:pPr>
+        <w:jc w:val="center"/>
+      </w:pPr>
+    </w:p>
+    <w:p>
+      <w:pPr>
+        <w:jc w:val="center"/>
+      </w:pPr>
+    </w:p>
+    <w:p>
+      <w:pPr>
+        <w:jc w:val="center"/>
+      </w:pPr>
+    </w:p>
+    <w:p>
+      <w:pPr>
+        <w:jc w:val="center"/>
+      </w:pPr>
+    </w:p>
+    <w:p>
+      <w:pPr>
+        <w:jc w:val="center"/>
+      </w:pPr>
+    </w:p>
+    <w:p>
+      <w:pPr>
+        <w:jc w:val="center"/>
+      </w:pPr>
+    </w:p>
+    <w:p>
+      <w:pPr>
+        <w:jc w:val="center"/>
+      </w:pPr>
+    </w:p>
+    <w:p>
+      <w:pPr>
+        <w:pStyle w:val="Heading3"/>
+        <w:numPr>
+          <w:ilvl w:val="0"/>
+          <w:numId w:val="0"/>
+        </w:numPr>
+        <w:ind w:left="720" w:hanging="360"/>
+      </w:pPr>
+      <w:bookmarkStart w:id="24" w:name="_Toc172628424"/>
+      <w:r>
+        <w:t>A</w:t>
+      </w:r>
+      <w:r>
+        <w:t>4</w:t>
+      </w:r>
+      <w:r>
+        <w:t>. Driver/Constructor Coefficient/Ratings Trends 2014 - 2024 British GP</w:t>
+      </w:r>
+      <w:bookmarkEnd w:id="24"/>
+    </w:p>
+    <w:p/>
+    <w:p>
+      <w:pPr>
+        <w:keepNext/>
+      </w:pPr>
+      <w:r>
+        <w:rPr>
+          <w:noProof/>
+        </w:rPr>
+        <w:lastRenderedPageBreak/>
+        <w:drawing>
+          <wp:inline distT="0" distB="0" distL="0" distR="0" wp14:anchorId="55CB02C9" wp14:editId="01EF7DDD">
+            <wp:extent cx="5943600" cy="7386320"/>
+            <wp:effectExtent l="0" t="0" r="0" b="5080"/>
+            <wp:docPr id="44" name="Picture 43" descr="A screenshot of a graph&#10;&#10;Description automatically generated">
+              <a:extLst xmlns:a="http://schemas.openxmlformats.org/drawingml/2006/main">
+                <a:ext uri="{FF2B5EF4-FFF2-40B4-BE49-F238E27FC236}">
+                  <a16:creationId xmlns:a16="http://schemas.microsoft.com/office/drawing/2014/main" id="{AF9A5643-9B3B-CF7D-4575-1F9987016E8F}"/>
+                </a:ext>
+              </a:extLst>
+            </wp:docPr>
+            <wp:cNvGraphicFramePr>
+              <a:graphicFrameLocks xmlns:a="http://schemas.openxmlformats.org/drawingml/2006/main" noChangeAspect="1"/>
+            </wp:cNvGraphicFramePr>
+            <a:graphic xmlns:a="http://schemas.openxmlformats.org/drawingml/2006/main">
+              <a:graphicData uri="http://schemas.openxmlformats.org/drawingml/2006/picture">
+                <pic:pic xmlns:pic="http://schemas.openxmlformats.org/drawingml/2006/picture">
+                  <pic:nvPicPr>
+                    <pic:cNvPr id="44" name="Picture 43" descr="A screenshot of a graph&#10;&#10;Description automatically generated">
+                      <a:extLst>
+                        <a:ext uri="{FF2B5EF4-FFF2-40B4-BE49-F238E27FC236}">
+                          <a16:creationId xmlns:a16="http://schemas.microsoft.com/office/drawing/2014/main" id="{AF9A5643-9B3B-CF7D-4575-1F9987016E8F}"/>
+                        </a:ext>
+                      </a:extLst>
+                    </pic:cNvPr>
+                    <pic:cNvPicPr>
+                      <a:picLocks noChangeAspect="1"/>
+                    </pic:cNvPicPr>
+                  </pic:nvPicPr>
+                  <pic:blipFill>
+                    <a:blip r:embed="rId30"/>
+                    <a:stretch>
+                      <a:fillRect/>
+                    </a:stretch>
+                  </pic:blipFill>
+                  <pic:spPr>
+                    <a:xfrm>
+                      <a:off x="0" y="0"/>
+                      <a:ext cx="5943600" cy="7386320"/>
+                    </a:xfrm>
+                    <a:prstGeom prst="rect">
+                      <a:avLst/>
+                    </a:prstGeom>
+                    <a:solidFill>
+                      <a:schemeClr val="bg1"/>
+                    </a:solidFill>
+                  </pic:spPr>
+                </pic:pic>
+              </a:graphicData>
+            </a:graphic>
+          </wp:inline>
+        </w:drawing>
+      </w:r>
+    </w:p>
+    <w:p>
+      <w:pPr>
+        <w:pStyle w:val="Caption"/>
+        <w:jc w:val="center"/>
+        <w:rPr>
+          <w:color w:val="auto"/>
+        </w:rPr>
+      </w:pPr>
+      <w:r>
+        <w:rPr>
+          <w:color w:val="auto"/>
+        </w:rPr>
+        <w:t xml:space="preserve">Figure </w:t>
+      </w:r>
+      <w:r>
+        <w:rPr>
+          <w:color w:val="auto"/>
+        </w:rPr>
+        <w:fldChar w:fldCharType="begin"/>
+      </w:r>
+      <w:r>
+        <w:rPr>
+          <w:color w:val="auto"/>
+        </w:rPr>
+        <w:instrText xml:space="preserve"> SEQ Figure \* ARABIC </w:instrText>
+      </w:r>
+      <w:r>
+        <w:rPr>
+          <w:color w:val="auto"/>
+        </w:rPr>
+        <w:fldChar w:fldCharType="separate"/>
+      </w:r>
+      <w:r>
+        <w:rPr>
+          <w:noProof/>
+          <w:color w:val="auto"/>
+        </w:rPr>
+        <w:t>16</w:t>
+      </w:r>
+      <w:r>
+        <w:rPr>
+          <w:color w:val="auto"/>
+        </w:rPr>
+        <w:fldChar w:fldCharType="end"/>
+      </w:r>
+      <w:r>
+        <w:rPr>
+          <w:color w:val="auto"/>
+        </w:rPr>
+        <w:t>: Driver Ranking/Coefficient Trend 2014 - 2024 British GP</w:t>
+      </w:r>
+      <w:r>
+        <w:rPr>
+          <w:color w:val="auto"/>
+        </w:rPr>
+        <w:t xml:space="preserve">. </w:t>
+      </w:r>
+      <w:r>
+        <w:rPr>
+          <w:color w:val="auto"/>
+        </w:rPr>
+        <w:t>Shaded area represents a 95% confidence interval.</w:t>
+      </w:r>
+    </w:p>
+    <w:p>
+      <w:pPr>
+        <w:keepNext/>
+      </w:pPr>
+      <w:r>
+        <w:rPr>
+          <w:noProof/>
+        </w:rPr>
+        <w:lastRenderedPageBreak/>
+        <w:drawing>
+          <wp:inline distT="0" distB="0" distL="0" distR="0" wp14:anchorId="0E5ABABC" wp14:editId="7D3F99E8">
+            <wp:extent cx="5943600" cy="7873365"/>
+            <wp:effectExtent l="0" t="0" r="0" b="0"/>
+            <wp:docPr id="26" name="Picture 25" descr="A screenshot of a graph&#10;&#10;Description automatically generated">
+              <a:extLst xmlns:a="http://schemas.openxmlformats.org/drawingml/2006/main">
+                <a:ext uri="{FF2B5EF4-FFF2-40B4-BE49-F238E27FC236}">
+                  <a16:creationId xmlns:a16="http://schemas.microsoft.com/office/drawing/2014/main" id="{4F43E52B-7B1E-4E4F-C179-5AF1795BDA7A}"/>
+                </a:ext>
+              </a:extLst>
+            </wp:docPr>
+            <wp:cNvGraphicFramePr>
+              <a:graphicFrameLocks xmlns:a="http://schemas.openxmlformats.org/drawingml/2006/main" noChangeAspect="1"/>
+            </wp:cNvGraphicFramePr>
+            <a:graphic xmlns:a="http://schemas.openxmlformats.org/drawingml/2006/main">
+              <a:graphicData uri="http://schemas.openxmlformats.org/drawingml/2006/picture">
+                <pic:pic xmlns:pic="http://schemas.openxmlformats.org/drawingml/2006/picture">
+                  <pic:nvPicPr>
+                    <pic:cNvPr id="26" name="Picture 25" descr="A screenshot of a graph&#10;&#10;Description automatically generated">
+                      <a:extLst>
+                        <a:ext uri="{FF2B5EF4-FFF2-40B4-BE49-F238E27FC236}">
+                          <a16:creationId xmlns:a16="http://schemas.microsoft.com/office/drawing/2014/main" id="{4F43E52B-7B1E-4E4F-C179-5AF1795BDA7A}"/>
                         </a:ext>
                       </a:extLst>
                     </pic:cNvPr>
@@ -10420,11 +10796,14 @@
                   <pic:spPr>
                     <a:xfrm>
                       <a:off x="0" y="0"/>
-                      <a:ext cx="5943600" cy="3039110"/>
+                      <a:ext cx="5943600" cy="7873365"/>
                     </a:xfrm>
                     <a:prstGeom prst="rect">
                       <a:avLst/>
                     </a:prstGeom>
+                    <a:solidFill>
+                      <a:schemeClr val="bg1"/>
+                    </a:solidFill>
                   </pic:spPr>
                 </pic:pic>
               </a:graphicData>
@@ -10470,7 +10849,7 @@
           <w:noProof/>
           <w:color w:val="auto"/>
         </w:rPr>
-        <w:t>13</w:t>
+        <w:t>17</w:t>
       </w:r>
       <w:r>
         <w:rPr>
@@ -10482,557 +10861,23 @@
         <w:rPr>
           <w:color w:val="auto"/>
         </w:rPr>
-        <w:t>: Driver/Constructor Composite Rankings as of the 2024 British GP</w:t>
-      </w:r>
-    </w:p>
-    <w:p/>
-    <w:p>
-      <w:pPr>
-        <w:keepNext/>
-        <w:jc w:val="center"/>
-      </w:pPr>
-      <w:r>
-        <w:rPr>
-          <w:noProof/>
-        </w:rPr>
-        <w:drawing>
-          <wp:inline distT="0" distB="0" distL="0" distR="0" wp14:anchorId="72DD2C0F" wp14:editId="47B9DA95">
-            <wp:extent cx="4438273" cy="3651821"/>
-            <wp:effectExtent l="0" t="0" r="635" b="6350"/>
-            <wp:docPr id="8" name="Picture 7" descr="A screenshot of a computer screen&#10;&#10;Description automatically generated">
-              <a:extLst xmlns:a="http://schemas.openxmlformats.org/drawingml/2006/main">
-                <a:ext uri="{FF2B5EF4-FFF2-40B4-BE49-F238E27FC236}">
-                  <a16:creationId xmlns:a16="http://schemas.microsoft.com/office/drawing/2014/main" id="{941983D2-6AEB-E468-3FE6-EA2BB3895DD7}"/>
-                </a:ext>
-              </a:extLst>
-            </wp:docPr>
-            <wp:cNvGraphicFramePr>
-              <a:graphicFrameLocks xmlns:a="http://schemas.openxmlformats.org/drawingml/2006/main" noChangeAspect="1"/>
-            </wp:cNvGraphicFramePr>
-            <a:graphic xmlns:a="http://schemas.openxmlformats.org/drawingml/2006/main">
-              <a:graphicData uri="http://schemas.openxmlformats.org/drawingml/2006/picture">
-                <pic:pic xmlns:pic="http://schemas.openxmlformats.org/drawingml/2006/picture">
-                  <pic:nvPicPr>
-                    <pic:cNvPr id="8" name="Picture 7" descr="A screenshot of a computer screen&#10;&#10;Description automatically generated">
-                      <a:extLst>
-                        <a:ext uri="{FF2B5EF4-FFF2-40B4-BE49-F238E27FC236}">
-                          <a16:creationId xmlns:a16="http://schemas.microsoft.com/office/drawing/2014/main" id="{941983D2-6AEB-E468-3FE6-EA2BB3895DD7}"/>
-                        </a:ext>
-                      </a:extLst>
-                    </pic:cNvPr>
-                    <pic:cNvPicPr>
-                      <a:picLocks noChangeAspect="1"/>
-                    </pic:cNvPicPr>
-                  </pic:nvPicPr>
-                  <pic:blipFill>
-                    <a:blip r:embed="rId32"/>
-                    <a:stretch>
-                      <a:fillRect/>
-                    </a:stretch>
-                  </pic:blipFill>
-                  <pic:spPr>
-                    <a:xfrm>
-                      <a:off x="0" y="0"/>
-                      <a:ext cx="4438273" cy="3651821"/>
-                    </a:xfrm>
-                    <a:prstGeom prst="rect">
-                      <a:avLst/>
-                    </a:prstGeom>
-                  </pic:spPr>
-                </pic:pic>
-              </a:graphicData>
-            </a:graphic>
-          </wp:inline>
-        </w:drawing>
-      </w:r>
-    </w:p>
-    <w:p>
-      <w:pPr>
-        <w:pStyle w:val="Caption"/>
-        <w:jc w:val="center"/>
-        <w:rPr>
-          <w:color w:val="auto"/>
-        </w:rPr>
-      </w:pPr>
-      <w:r>
-        <w:rPr>
-          <w:color w:val="auto"/>
-        </w:rPr>
-        <w:t xml:space="preserve">Figure </w:t>
-      </w:r>
-      <w:r>
-        <w:rPr>
-          <w:color w:val="auto"/>
-        </w:rPr>
-        <w:fldChar w:fldCharType="begin"/>
-      </w:r>
-      <w:r>
-        <w:rPr>
-          <w:color w:val="auto"/>
-        </w:rPr>
-        <w:instrText xml:space="preserve"> SEQ Figure \* ARABIC </w:instrText>
-      </w:r>
-      <w:r>
-        <w:rPr>
-          <w:color w:val="auto"/>
-        </w:rPr>
-        <w:fldChar w:fldCharType="separate"/>
-      </w:r>
-      <w:r>
-        <w:rPr>
-          <w:noProof/>
-          <w:color w:val="auto"/>
-        </w:rPr>
-        <w:t>14</w:t>
-      </w:r>
-      <w:r>
-        <w:rPr>
-          <w:color w:val="auto"/>
-        </w:rPr>
-        <w:fldChar w:fldCharType="end"/>
-      </w:r>
-      <w:r>
-        <w:rPr>
-          <w:color w:val="auto"/>
-        </w:rPr>
-        <w:t>: Driver Rankings as of the 2024 British GP</w:t>
-      </w:r>
-    </w:p>
-    <w:p/>
-    <w:p/>
-    <w:p/>
-    <w:p>
-      <w:pPr>
-        <w:keepNext/>
-        <w:jc w:val="center"/>
-      </w:pPr>
-      <w:r>
-        <w:rPr>
-          <w:noProof/>
-        </w:rPr>
-        <w:drawing>
-          <wp:inline distT="0" distB="0" distL="0" distR="0" wp14:anchorId="549DBF1D" wp14:editId="71F22F40">
-            <wp:extent cx="4034790" cy="3033754"/>
-            <wp:effectExtent l="0" t="0" r="3810" b="0"/>
-            <wp:docPr id="2112088296" name="Picture 7" descr="A screenshot of a screen with a number of cars&#10;&#10;Description automatically generated">
-              <a:extLst xmlns:a="http://schemas.openxmlformats.org/drawingml/2006/main">
-                <a:ext uri="{FF2B5EF4-FFF2-40B4-BE49-F238E27FC236}">
-                  <a16:creationId xmlns:a16="http://schemas.microsoft.com/office/drawing/2014/main" id="{7FB9CD05-9F9B-7846-C5EE-13A1C92E49F1}"/>
-                </a:ext>
-              </a:extLst>
-            </wp:docPr>
-            <wp:cNvGraphicFramePr>
-              <a:graphicFrameLocks xmlns:a="http://schemas.openxmlformats.org/drawingml/2006/main" noChangeAspect="1"/>
-            </wp:cNvGraphicFramePr>
-            <a:graphic xmlns:a="http://schemas.openxmlformats.org/drawingml/2006/main">
-              <a:graphicData uri="http://schemas.openxmlformats.org/drawingml/2006/picture">
-                <pic:pic xmlns:pic="http://schemas.openxmlformats.org/drawingml/2006/picture">
-                  <pic:nvPicPr>
-                    <pic:cNvPr id="2112088296" name="Picture 7" descr="A screenshot of a screen with a number of cars&#10;&#10;Description automatically generated">
-                      <a:extLst>
-                        <a:ext uri="{FF2B5EF4-FFF2-40B4-BE49-F238E27FC236}">
-                          <a16:creationId xmlns:a16="http://schemas.microsoft.com/office/drawing/2014/main" id="{7FB9CD05-9F9B-7846-C5EE-13A1C92E49F1}"/>
-                        </a:ext>
-                      </a:extLst>
-                    </pic:cNvPr>
-                    <pic:cNvPicPr>
-                      <a:picLocks noChangeAspect="1"/>
-                    </pic:cNvPicPr>
-                  </pic:nvPicPr>
-                  <pic:blipFill rotWithShape="1">
-                    <a:blip r:embed="rId33"/>
-                    <a:srcRect t="2137"/>
-                    <a:stretch/>
-                  </pic:blipFill>
-                  <pic:spPr bwMode="auto">
-                    <a:xfrm>
-                      <a:off x="0" y="0"/>
-                      <a:ext cx="4045198" cy="3041580"/>
-                    </a:xfrm>
-                    <a:prstGeom prst="rect">
-                      <a:avLst/>
-                    </a:prstGeom>
-                    <a:ln>
-                      <a:noFill/>
-                    </a:ln>
-                    <a:extLst>
-                      <a:ext uri="{53640926-AAD7-44D8-BBD7-CCE9431645EC}">
-                        <a14:shadowObscured xmlns:a14="http://schemas.microsoft.com/office/drawing/2010/main"/>
-                      </a:ext>
-                    </a:extLst>
-                  </pic:spPr>
-                </pic:pic>
-              </a:graphicData>
-            </a:graphic>
-          </wp:inline>
-        </w:drawing>
-      </w:r>
-    </w:p>
-    <w:p>
-      <w:pPr>
-        <w:pStyle w:val="Caption"/>
-        <w:jc w:val="center"/>
-        <w:rPr>
-          <w:color w:val="auto"/>
-        </w:rPr>
-      </w:pPr>
-      <w:r>
-        <w:rPr>
-          <w:color w:val="auto"/>
-        </w:rPr>
-        <w:t xml:space="preserve">Figure </w:t>
-      </w:r>
-      <w:r>
-        <w:rPr>
-          <w:color w:val="auto"/>
-        </w:rPr>
-        <w:fldChar w:fldCharType="begin"/>
-      </w:r>
-      <w:r>
-        <w:rPr>
-          <w:color w:val="auto"/>
-        </w:rPr>
-        <w:instrText xml:space="preserve"> SEQ Figure \* ARABIC </w:instrText>
-      </w:r>
-      <w:r>
-        <w:rPr>
-          <w:color w:val="auto"/>
-        </w:rPr>
-        <w:fldChar w:fldCharType="separate"/>
-      </w:r>
-      <w:r>
-        <w:rPr>
-          <w:noProof/>
-          <w:color w:val="auto"/>
-        </w:rPr>
-        <w:t>15</w:t>
-      </w:r>
-      <w:r>
-        <w:rPr>
-          <w:color w:val="auto"/>
-        </w:rPr>
-        <w:fldChar w:fldCharType="end"/>
-      </w:r>
-      <w:r>
-        <w:rPr>
-          <w:color w:val="auto"/>
-        </w:rPr>
-        <w:t>: Constructor Rankings as of the 2024 British GP</w:t>
-      </w:r>
-    </w:p>
-    <w:p>
-      <w:pPr>
-        <w:jc w:val="center"/>
-      </w:pPr>
-    </w:p>
-    <w:p>
-      <w:pPr>
-        <w:jc w:val="center"/>
-      </w:pPr>
-    </w:p>
-    <w:p>
-      <w:pPr>
-        <w:jc w:val="center"/>
-      </w:pPr>
-    </w:p>
-    <w:p>
-      <w:pPr>
-        <w:jc w:val="center"/>
-      </w:pPr>
-    </w:p>
-    <w:p>
-      <w:pPr>
-        <w:jc w:val="center"/>
-      </w:pPr>
-    </w:p>
-    <w:p>
-      <w:pPr>
-        <w:jc w:val="center"/>
-      </w:pPr>
-    </w:p>
-    <w:p>
-      <w:pPr>
-        <w:jc w:val="center"/>
-      </w:pPr>
-    </w:p>
-    <w:p>
-      <w:pPr>
-        <w:jc w:val="center"/>
-      </w:pPr>
-    </w:p>
-    <w:p>
-      <w:pPr>
-        <w:jc w:val="center"/>
-      </w:pPr>
-    </w:p>
-    <w:p>
-      <w:pPr>
-        <w:jc w:val="center"/>
-      </w:pPr>
-    </w:p>
-    <w:p>
-      <w:pPr>
-        <w:jc w:val="center"/>
-      </w:pPr>
-    </w:p>
-    <w:p>
-      <w:pPr>
-        <w:jc w:val="center"/>
-      </w:pPr>
-    </w:p>
-    <w:p>
-      <w:pPr>
-        <w:jc w:val="center"/>
-      </w:pPr>
-    </w:p>
-    <w:p>
-      <w:pPr>
-        <w:pStyle w:val="Heading3"/>
-        <w:numPr>
-          <w:ilvl w:val="0"/>
-          <w:numId w:val="0"/>
-        </w:numPr>
-        <w:ind w:left="720"/>
-      </w:pPr>
-      <w:bookmarkStart w:id="24" w:name="_Toc172557747"/>
-      <w:r>
-        <w:lastRenderedPageBreak/>
-        <w:t>A</w:t>
-      </w:r>
-      <w:r>
-        <w:t>4</w:t>
-      </w:r>
-      <w:r>
-        <w:t>. Driver/Constructor Coefficient/Ratings Trends 2014 - 2024 British GP</w:t>
-      </w:r>
-      <w:bookmarkEnd w:id="24"/>
-    </w:p>
-    <w:p/>
-    <w:p>
-      <w:pPr>
-        <w:keepNext/>
-      </w:pPr>
-      <w:r>
-        <w:rPr>
-          <w:noProof/>
-        </w:rPr>
-        <w:drawing>
-          <wp:inline distT="0" distB="0" distL="0" distR="0" wp14:anchorId="6F3C4ACF" wp14:editId="4E057506">
-            <wp:extent cx="5943600" cy="6849110"/>
-            <wp:effectExtent l="0" t="0" r="0" b="8890"/>
-            <wp:docPr id="58" name="Picture 57" descr="A screenshot of a graph&#10;&#10;Description automatically generated">
-              <a:extLst xmlns:a="http://schemas.openxmlformats.org/drawingml/2006/main">
-                <a:ext uri="{FF2B5EF4-FFF2-40B4-BE49-F238E27FC236}">
-                  <a16:creationId xmlns:a16="http://schemas.microsoft.com/office/drawing/2014/main" id="{0AAB1BFC-112C-C5B1-162C-EC46E49E1FA0}"/>
-                </a:ext>
-              </a:extLst>
-            </wp:docPr>
-            <wp:cNvGraphicFramePr>
-              <a:graphicFrameLocks xmlns:a="http://schemas.openxmlformats.org/drawingml/2006/main" noChangeAspect="1"/>
-            </wp:cNvGraphicFramePr>
-            <a:graphic xmlns:a="http://schemas.openxmlformats.org/drawingml/2006/main">
-              <a:graphicData uri="http://schemas.openxmlformats.org/drawingml/2006/picture">
-                <pic:pic xmlns:pic="http://schemas.openxmlformats.org/drawingml/2006/picture">
-                  <pic:nvPicPr>
-                    <pic:cNvPr id="58" name="Picture 57" descr="A screenshot of a graph&#10;&#10;Description automatically generated">
-                      <a:extLst>
-                        <a:ext uri="{FF2B5EF4-FFF2-40B4-BE49-F238E27FC236}">
-                          <a16:creationId xmlns:a16="http://schemas.microsoft.com/office/drawing/2014/main" id="{0AAB1BFC-112C-C5B1-162C-EC46E49E1FA0}"/>
-                        </a:ext>
-                      </a:extLst>
-                    </pic:cNvPr>
-                    <pic:cNvPicPr>
-                      <a:picLocks noChangeAspect="1"/>
-                    </pic:cNvPicPr>
-                  </pic:nvPicPr>
-                  <pic:blipFill>
-                    <a:blip r:embed="rId34"/>
-                    <a:stretch>
-                      <a:fillRect/>
-                    </a:stretch>
-                  </pic:blipFill>
-                  <pic:spPr>
-                    <a:xfrm>
-                      <a:off x="0" y="0"/>
-                      <a:ext cx="5943600" cy="6849110"/>
-                    </a:xfrm>
-                    <a:prstGeom prst="rect">
-                      <a:avLst/>
-                    </a:prstGeom>
-                  </pic:spPr>
-                </pic:pic>
-              </a:graphicData>
-            </a:graphic>
-          </wp:inline>
-        </w:drawing>
-      </w:r>
-    </w:p>
-    <w:p>
-      <w:pPr>
-        <w:pStyle w:val="Caption"/>
-        <w:jc w:val="center"/>
-        <w:rPr>
-          <w:color w:val="auto"/>
-        </w:rPr>
-      </w:pPr>
-      <w:r>
-        <w:rPr>
-          <w:color w:val="auto"/>
-        </w:rPr>
-        <w:t xml:space="preserve">Figure </w:t>
-      </w:r>
-      <w:r>
-        <w:rPr>
-          <w:color w:val="auto"/>
-        </w:rPr>
-        <w:fldChar w:fldCharType="begin"/>
-      </w:r>
-      <w:r>
-        <w:rPr>
-          <w:color w:val="auto"/>
-        </w:rPr>
-        <w:instrText xml:space="preserve"> SEQ Figure \* ARABIC </w:instrText>
-      </w:r>
-      <w:r>
-        <w:rPr>
-          <w:color w:val="auto"/>
-        </w:rPr>
-        <w:fldChar w:fldCharType="separate"/>
-      </w:r>
-      <w:r>
-        <w:rPr>
-          <w:noProof/>
-          <w:color w:val="auto"/>
-        </w:rPr>
-        <w:t>16</w:t>
-      </w:r>
-      <w:r>
-        <w:rPr>
-          <w:color w:val="auto"/>
-        </w:rPr>
-        <w:fldChar w:fldCharType="end"/>
-      </w:r>
-      <w:r>
-        <w:rPr>
-          <w:color w:val="auto"/>
-        </w:rPr>
-        <w:t>: Driver Ranking/Coefficient Trend 2014 - 2024 British GP</w:t>
-      </w:r>
-    </w:p>
-    <w:p>
-      <w:pPr>
-        <w:keepNext/>
-      </w:pPr>
-      <w:r>
-        <w:rPr>
-          <w:noProof/>
-        </w:rPr>
-        <w:lastRenderedPageBreak/>
-        <w:drawing>
-          <wp:inline distT="0" distB="0" distL="0" distR="0" wp14:anchorId="66AB4553" wp14:editId="6A7B6B50">
-            <wp:extent cx="5943600" cy="7427595"/>
-            <wp:effectExtent l="0" t="0" r="0" b="1905"/>
-            <wp:docPr id="42" name="Picture 41" descr="A graph of different colored lines&#10;&#10;Description automatically generated">
-              <a:extLst xmlns:a="http://schemas.openxmlformats.org/drawingml/2006/main">
-                <a:ext uri="{FF2B5EF4-FFF2-40B4-BE49-F238E27FC236}">
-                  <a16:creationId xmlns:a16="http://schemas.microsoft.com/office/drawing/2014/main" id="{EDD8EB45-497F-8E13-DCFD-E3E7BC75E4D2}"/>
-                </a:ext>
-              </a:extLst>
-            </wp:docPr>
-            <wp:cNvGraphicFramePr>
-              <a:graphicFrameLocks xmlns:a="http://schemas.openxmlformats.org/drawingml/2006/main" noChangeAspect="1"/>
-            </wp:cNvGraphicFramePr>
-            <a:graphic xmlns:a="http://schemas.openxmlformats.org/drawingml/2006/main">
-              <a:graphicData uri="http://schemas.openxmlformats.org/drawingml/2006/picture">
-                <pic:pic xmlns:pic="http://schemas.openxmlformats.org/drawingml/2006/picture">
-                  <pic:nvPicPr>
-                    <pic:cNvPr id="42" name="Picture 41" descr="A graph of different colored lines&#10;&#10;Description automatically generated">
-                      <a:extLst>
-                        <a:ext uri="{FF2B5EF4-FFF2-40B4-BE49-F238E27FC236}">
-                          <a16:creationId xmlns:a16="http://schemas.microsoft.com/office/drawing/2014/main" id="{EDD8EB45-497F-8E13-DCFD-E3E7BC75E4D2}"/>
-                        </a:ext>
-                      </a:extLst>
-                    </pic:cNvPr>
-                    <pic:cNvPicPr>
-                      <a:picLocks noChangeAspect="1"/>
-                    </pic:cNvPicPr>
-                  </pic:nvPicPr>
-                  <pic:blipFill>
-                    <a:blip r:embed="rId35"/>
-                    <a:stretch>
-                      <a:fillRect/>
-                    </a:stretch>
-                  </pic:blipFill>
-                  <pic:spPr>
-                    <a:xfrm>
-                      <a:off x="0" y="0"/>
-                      <a:ext cx="5943600" cy="7427595"/>
-                    </a:xfrm>
-                    <a:prstGeom prst="rect">
-                      <a:avLst/>
-                    </a:prstGeom>
-                  </pic:spPr>
-                </pic:pic>
-              </a:graphicData>
-            </a:graphic>
-          </wp:inline>
-        </w:drawing>
-      </w:r>
-    </w:p>
-    <w:p>
-      <w:pPr>
-        <w:pStyle w:val="Caption"/>
-        <w:jc w:val="center"/>
-        <w:rPr>
-          <w:color w:val="auto"/>
-        </w:rPr>
-      </w:pPr>
-      <w:r>
-        <w:rPr>
-          <w:color w:val="auto"/>
-        </w:rPr>
-        <w:t xml:space="preserve">Figure </w:t>
-      </w:r>
-      <w:r>
-        <w:rPr>
-          <w:color w:val="auto"/>
-        </w:rPr>
-        <w:fldChar w:fldCharType="begin"/>
-      </w:r>
-      <w:r>
-        <w:rPr>
-          <w:color w:val="auto"/>
-        </w:rPr>
-        <w:instrText xml:space="preserve"> SEQ Figure \* ARABIC </w:instrText>
-      </w:r>
-      <w:r>
-        <w:rPr>
-          <w:color w:val="auto"/>
-        </w:rPr>
-        <w:fldChar w:fldCharType="separate"/>
-      </w:r>
-      <w:r>
-        <w:rPr>
-          <w:noProof/>
-          <w:color w:val="auto"/>
-        </w:rPr>
-        <w:t>17</w:t>
-      </w:r>
-      <w:r>
-        <w:rPr>
-          <w:color w:val="auto"/>
-        </w:rPr>
-        <w:fldChar w:fldCharType="end"/>
-      </w:r>
-      <w:r>
-        <w:rPr>
-          <w:color w:val="auto"/>
-        </w:rPr>
         <w:t>: Constructor Ranking/Coefficient Trend 2014 - 2024 British GP</w:t>
       </w:r>
+      <w:r>
+        <w:rPr>
+          <w:color w:val="auto"/>
+        </w:rPr>
+        <w:t xml:space="preserve">. </w:t>
+      </w:r>
+      <w:r>
+        <w:rPr>
+          <w:color w:val="auto"/>
+        </w:rPr>
+        <w:t>Shaded area represents a 95% confidence interval.</w:t>
+      </w:r>
     </w:p>
     <w:sectPr>
-      <w:footerReference w:type="default" r:id="rId36"/>
+      <w:footerReference w:type="default" r:id="rId32"/>
       <w:pgSz w:w="12240" w:h="15840"/>
       <w:pgMar w:top="1440" w:right="1440" w:bottom="1440" w:left="1440" w:header="720" w:footer="720" w:gutter="0"/>
       <w:cols w:space="720"/>
@@ -13342,14 +13187,6 @@
 </file>
 
 <file path=customXml/item1.xml><?xml version="1.0" encoding="utf-8"?>
-<p:properties xmlns:p="http://schemas.microsoft.com/office/2006/metadata/properties" xmlns:xsi="http://www.w3.org/2001/XMLSchema-instance" xmlns:pc="http://schemas.microsoft.com/office/infopath/2007/PartnerControls">
-  <documentManagement>
-    <_activity xmlns="1ec99eaa-419a-49e2-9234-e22ce6ebc052" xsi:nil="true"/>
-  </documentManagement>
-</p:properties>
-</file>
-
-<file path=customXml/item2.xml><?xml version="1.0" encoding="utf-8"?>
 <?mso-contentType ?>
 <FormTemplates xmlns="http://schemas.microsoft.com/sharepoint/v3/contenttype/forms">
   <Display>DocumentLibraryForm</Display>
@@ -13358,7 +13195,19 @@
 </FormTemplates>
 </file>
 
+<file path=customXml/item2.xml><?xml version="1.0" encoding="utf-8"?>
+<p:properties xmlns:p="http://schemas.microsoft.com/office/2006/metadata/properties" xmlns:xsi="http://www.w3.org/2001/XMLSchema-instance" xmlns:pc="http://schemas.microsoft.com/office/infopath/2007/PartnerControls">
+  <documentManagement>
+    <_activity xmlns="1ec99eaa-419a-49e2-9234-e22ce6ebc052" xsi:nil="true"/>
+  </documentManagement>
+</p:properties>
+</file>
+
 <file path=customXml/item3.xml><?xml version="1.0" encoding="utf-8"?>
+<b:Sources xmlns:b="http://schemas.openxmlformats.org/officeDocument/2006/bibliography" xmlns="http://schemas.openxmlformats.org/officeDocument/2006/bibliography" SelectedStyle="\APASixthEditionOfficeOnline.xsl" StyleName="APA" Version="6"/>
+</file>
+
+<file path=customXml/item4.xml><?xml version="1.0" encoding="utf-8"?>
 <ct:contentTypeSchema xmlns:ct="http://schemas.microsoft.com/office/2006/metadata/contentType" xmlns:ma="http://schemas.microsoft.com/office/2006/metadata/properties/metaAttributes" ct:_="" ma:_="" ma:contentTypeName="Document" ma:contentTypeID="0x01010021F6E1C3EEE95843AD1FAC1574072619" ma:contentTypeVersion="18" ma:contentTypeDescription="Create a new document." ma:contentTypeScope="" ma:versionID="ff67bb0f40242889fb532fb0e7a5e74d">
   <xsd:schema xmlns:xsd="http://www.w3.org/2001/XMLSchema" xmlns:xs="http://www.w3.org/2001/XMLSchema" xmlns:p="http://schemas.microsoft.com/office/2006/metadata/properties" xmlns:ns3="f3c1ffdf-67ab-4544-af70-6deb4a84d512" xmlns:ns4="1ec99eaa-419a-49e2-9234-e22ce6ebc052" targetNamespace="http://schemas.microsoft.com/office/2006/metadata/properties" ma:root="true" ma:fieldsID="41880c33e8cd857194bab56dbced6a19" ns3:_="" ns4:_="">
     <xsd:import namespace="f3c1ffdf-67ab-4544-af70-6deb4a84d512"/>
@@ -13611,11 +13460,15 @@
 </ct:contentTypeSchema>
 </file>
 
-<file path=customXml/item4.xml><?xml version="1.0" encoding="utf-8"?>
-<b:Sources xmlns:b="http://schemas.openxmlformats.org/officeDocument/2006/bibliography" xmlns="http://schemas.openxmlformats.org/officeDocument/2006/bibliography" SelectedStyle="\APASixthEditionOfficeOnline.xsl" StyleName="APA" Version="6"/>
+<file path=customXml/itemProps1.xml><?xml version="1.0" encoding="utf-8"?>
+<ds:datastoreItem xmlns:ds="http://schemas.openxmlformats.org/officeDocument/2006/customXml" ds:itemID="{EF2632FC-5D22-4ED2-B648-4BEECD951300}">
+  <ds:schemaRefs>
+    <ds:schemaRef ds:uri="http://schemas.microsoft.com/sharepoint/v3/contenttype/forms"/>
+  </ds:schemaRefs>
+</ds:datastoreItem>
 </file>
 
-<file path=customXml/itemProps1.xml><?xml version="1.0" encoding="utf-8"?>
+<file path=customXml/itemProps2.xml><?xml version="1.0" encoding="utf-8"?>
 <ds:datastoreItem xmlns:ds="http://schemas.openxmlformats.org/officeDocument/2006/customXml" ds:itemID="{40A05A13-DD1A-43E6-92E2-D4982D756055}">
   <ds:schemaRefs>
     <ds:schemaRef ds:uri="http://schemas.microsoft.com/office/2006/metadata/properties"/>
@@ -13625,15 +13478,15 @@
 </ds:datastoreItem>
 </file>
 
-<file path=customXml/itemProps2.xml><?xml version="1.0" encoding="utf-8"?>
-<ds:datastoreItem xmlns:ds="http://schemas.openxmlformats.org/officeDocument/2006/customXml" ds:itemID="{EF2632FC-5D22-4ED2-B648-4BEECD951300}">
+<file path=customXml/itemProps3.xml><?xml version="1.0" encoding="utf-8"?>
+<ds:datastoreItem xmlns:ds="http://schemas.openxmlformats.org/officeDocument/2006/customXml" ds:itemID="{57ADE642-84BC-4050-8E75-D01BBEFF9FBE}">
   <ds:schemaRefs>
-    <ds:schemaRef ds:uri="http://schemas.microsoft.com/sharepoint/v3/contenttype/forms"/>
+    <ds:schemaRef ds:uri="http://schemas.openxmlformats.org/officeDocument/2006/bibliography"/>
   </ds:schemaRefs>
 </ds:datastoreItem>
 </file>
 
-<file path=customXml/itemProps3.xml><?xml version="1.0" encoding="utf-8"?>
+<file path=customXml/itemProps4.xml><?xml version="1.0" encoding="utf-8"?>
 <ds:datastoreItem xmlns:ds="http://schemas.openxmlformats.org/officeDocument/2006/customXml" ds:itemID="{083768E0-FF74-4FEC-AB12-D595119EAA01}">
   <ds:schemaRefs>
     <ds:schemaRef ds:uri="http://schemas.microsoft.com/office/2006/metadata/contentType"/>
@@ -13652,14 +13505,6 @@
 </ds:datastoreItem>
 </file>
 
-<file path=customXml/itemProps4.xml><?xml version="1.0" encoding="utf-8"?>
-<ds:datastoreItem xmlns:ds="http://schemas.openxmlformats.org/officeDocument/2006/customXml" ds:itemID="{57ADE642-84BC-4050-8E75-D01BBEFF9FBE}">
-  <ds:schemaRefs>
-    <ds:schemaRef ds:uri="http://schemas.openxmlformats.org/officeDocument/2006/bibliography"/>
-  </ds:schemaRefs>
-</ds:datastoreItem>
-</file>
-
 <file path=docMetadata/LabelInfo.xml><?xml version="1.0" encoding="utf-8"?>
 <clbl:labelList xmlns:clbl="http://schemas.microsoft.com/office/2020/mipLabelMetadata">
   <clbl:label id="{9ca75128-a244-4596-877b-f24828e476e2}" enabled="0" method="" siteId="{9ca75128-a244-4596-877b-f24828e476e2}" removed="1"/>

--- a/Documents/Predicting Formula 1 Race Outcomes.docx
+++ b/Documents/Predicting Formula 1 Race Outcomes.docx
@@ -7,10 +7,10 @@
         <w:pStyle w:val="Heading1"/>
         <w:jc w:val="center"/>
       </w:pPr>
-      <w:bookmarkStart w:id="0" w:name="_Toc172628400"/>
       <w:r>
         <w:t xml:space="preserve"> </w:t>
       </w:r>
+      <w:bookmarkStart w:id="0" w:name="_Toc172717656"/>
       <w:r>
         <w:t xml:space="preserve">Predicting Formula 1 Race Outcomes: </w:t>
       </w:r>
@@ -113,7 +113,7 @@
           <w:r>
             <w:fldChar w:fldCharType="separate"/>
           </w:r>
-          <w:hyperlink w:anchor="_Toc172628400" w:history="1">
+          <w:hyperlink w:anchor="_Toc172717656" w:history="1">
             <w:r>
               <w:rPr>
                 <w:rStyle w:val="Hyperlink"/>
@@ -140,7 +140,7 @@
                 <w:noProof/>
                 <w:webHidden/>
               </w:rPr>
-              <w:instrText xml:space="preserve"> PAGEREF _Toc172628400 \h </w:instrText>
+              <w:instrText xml:space="preserve"> PAGEREF _Toc172717656 \h </w:instrText>
             </w:r>
             <w:r>
               <w:rPr>
@@ -184,7 +184,7 @@
               <w:szCs w:val="24"/>
             </w:rPr>
           </w:pPr>
-          <w:hyperlink w:anchor="_Toc172628401" w:history="1">
+          <w:hyperlink w:anchor="_Toc172717657" w:history="1">
             <w:r>
               <w:rPr>
                 <w:rStyle w:val="Hyperlink"/>
@@ -211,7 +211,7 @@
                 <w:noProof/>
                 <w:webHidden/>
               </w:rPr>
-              <w:instrText xml:space="preserve"> PAGEREF _Toc172628401 \h </w:instrText>
+              <w:instrText xml:space="preserve"> PAGEREF _Toc172717657 \h </w:instrText>
             </w:r>
             <w:r>
               <w:rPr>
@@ -256,7 +256,7 @@
               <w:szCs w:val="24"/>
             </w:rPr>
           </w:pPr>
-          <w:hyperlink w:anchor="_Toc172628402" w:history="1">
+          <w:hyperlink w:anchor="_Toc172717658" w:history="1">
             <w:r>
               <w:rPr>
                 <w:rStyle w:val="Hyperlink"/>
@@ -299,7 +299,7 @@
                 <w:noProof/>
                 <w:webHidden/>
               </w:rPr>
-              <w:instrText xml:space="preserve"> PAGEREF _Toc172628402 \h </w:instrText>
+              <w:instrText xml:space="preserve"> PAGEREF _Toc172717658 \h </w:instrText>
             </w:r>
             <w:r>
               <w:rPr>
@@ -344,7 +344,7 @@
               <w:szCs w:val="24"/>
             </w:rPr>
           </w:pPr>
-          <w:hyperlink w:anchor="_Toc172628403" w:history="1">
+          <w:hyperlink w:anchor="_Toc172717659" w:history="1">
             <w:r>
               <w:rPr>
                 <w:rStyle w:val="Hyperlink"/>
@@ -387,7 +387,7 @@
                 <w:noProof/>
                 <w:webHidden/>
               </w:rPr>
-              <w:instrText xml:space="preserve"> PAGEREF _Toc172628403 \h </w:instrText>
+              <w:instrText xml:space="preserve"> PAGEREF _Toc172717659 \h </w:instrText>
             </w:r>
             <w:r>
               <w:rPr>
@@ -432,7 +432,7 @@
               <w:szCs w:val="24"/>
             </w:rPr>
           </w:pPr>
-          <w:hyperlink w:anchor="_Toc172628404" w:history="1">
+          <w:hyperlink w:anchor="_Toc172717660" w:history="1">
             <w:r>
               <w:rPr>
                 <w:rStyle w:val="Hyperlink"/>
@@ -475,7 +475,7 @@
                 <w:noProof/>
                 <w:webHidden/>
               </w:rPr>
-              <w:instrText xml:space="preserve"> PAGEREF _Toc172628404 \h </w:instrText>
+              <w:instrText xml:space="preserve"> PAGEREF _Toc172717660 \h </w:instrText>
             </w:r>
             <w:r>
               <w:rPr>
@@ -520,7 +520,7 @@
               <w:szCs w:val="24"/>
             </w:rPr>
           </w:pPr>
-          <w:hyperlink w:anchor="_Toc172628405" w:history="1">
+          <w:hyperlink w:anchor="_Toc172717661" w:history="1">
             <w:r>
               <w:rPr>
                 <w:rStyle w:val="Hyperlink"/>
@@ -563,7 +563,7 @@
                 <w:noProof/>
                 <w:webHidden/>
               </w:rPr>
-              <w:instrText xml:space="preserve"> PAGEREF _Toc172628405 \h </w:instrText>
+              <w:instrText xml:space="preserve"> PAGEREF _Toc172717661 \h </w:instrText>
             </w:r>
             <w:r>
               <w:rPr>
@@ -608,7 +608,7 @@
               <w:szCs w:val="24"/>
             </w:rPr>
           </w:pPr>
-          <w:hyperlink w:anchor="_Toc172628406" w:history="1">
+          <w:hyperlink w:anchor="_Toc172717662" w:history="1">
             <w:r>
               <w:rPr>
                 <w:rStyle w:val="Hyperlink"/>
@@ -651,7 +651,7 @@
                 <w:noProof/>
                 <w:webHidden/>
               </w:rPr>
-              <w:instrText xml:space="preserve"> PAGEREF _Toc172628406 \h </w:instrText>
+              <w:instrText xml:space="preserve"> PAGEREF _Toc172717662 \h </w:instrText>
             </w:r>
             <w:r>
               <w:rPr>
@@ -696,7 +696,7 @@
               <w:szCs w:val="24"/>
             </w:rPr>
           </w:pPr>
-          <w:hyperlink w:anchor="_Toc172628407" w:history="1">
+          <w:hyperlink w:anchor="_Toc172717663" w:history="1">
             <w:r>
               <w:rPr>
                 <w:rStyle w:val="Hyperlink"/>
@@ -739,7 +739,7 @@
                 <w:noProof/>
                 <w:webHidden/>
               </w:rPr>
-              <w:instrText xml:space="preserve"> PAGEREF _Toc172628407 \h </w:instrText>
+              <w:instrText xml:space="preserve"> PAGEREF _Toc172717663 \h </w:instrText>
             </w:r>
             <w:r>
               <w:rPr>
@@ -784,7 +784,7 @@
               <w:szCs w:val="24"/>
             </w:rPr>
           </w:pPr>
-          <w:hyperlink w:anchor="_Toc172628408" w:history="1">
+          <w:hyperlink w:anchor="_Toc172717664" w:history="1">
             <w:r>
               <w:rPr>
                 <w:rStyle w:val="Hyperlink"/>
@@ -806,7 +806,7 @@
                 <w:rStyle w:val="Hyperlink"/>
                 <w:noProof/>
               </w:rPr>
-              <w:t>Testing</w:t>
+              <w:t>Bootstrapping</w:t>
             </w:r>
             <w:r>
               <w:rPr>
@@ -827,7 +827,7 @@
                 <w:noProof/>
                 <w:webHidden/>
               </w:rPr>
-              <w:instrText xml:space="preserve"> PAGEREF _Toc172628408 \h </w:instrText>
+              <w:instrText xml:space="preserve"> PAGEREF _Toc172717664 \h </w:instrText>
             </w:r>
             <w:r>
               <w:rPr>
@@ -872,7 +872,7 @@
               <w:szCs w:val="24"/>
             </w:rPr>
           </w:pPr>
-          <w:hyperlink w:anchor="_Toc172628409" w:history="1">
+          <w:hyperlink w:anchor="_Toc172717665" w:history="1">
             <w:r>
               <w:rPr>
                 <w:rStyle w:val="Hyperlink"/>
@@ -894,6 +894,94 @@
                 <w:rStyle w:val="Hyperlink"/>
                 <w:noProof/>
               </w:rPr>
+              <w:t>Testing</w:t>
+            </w:r>
+            <w:r>
+              <w:rPr>
+                <w:noProof/>
+                <w:webHidden/>
+              </w:rPr>
+              <w:tab/>
+            </w:r>
+            <w:r>
+              <w:rPr>
+                <w:noProof/>
+                <w:webHidden/>
+              </w:rPr>
+              <w:fldChar w:fldCharType="begin"/>
+            </w:r>
+            <w:r>
+              <w:rPr>
+                <w:noProof/>
+                <w:webHidden/>
+              </w:rPr>
+              <w:instrText xml:space="preserve"> PAGEREF _Toc172717665 \h </w:instrText>
+            </w:r>
+            <w:r>
+              <w:rPr>
+                <w:noProof/>
+                <w:webHidden/>
+              </w:rPr>
+            </w:r>
+            <w:r>
+              <w:rPr>
+                <w:noProof/>
+                <w:webHidden/>
+              </w:rPr>
+              <w:fldChar w:fldCharType="separate"/>
+            </w:r>
+            <w:r>
+              <w:rPr>
+                <w:noProof/>
+                <w:webHidden/>
+              </w:rPr>
+              <w:t>6</w:t>
+            </w:r>
+            <w:r>
+              <w:rPr>
+                <w:noProof/>
+                <w:webHidden/>
+              </w:rPr>
+              <w:fldChar w:fldCharType="end"/>
+            </w:r>
+          </w:hyperlink>
+        </w:p>
+        <w:p>
+          <w:pPr>
+            <w:pStyle w:val="TOC3"/>
+            <w:tabs>
+              <w:tab w:val="left" w:pos="1200"/>
+              <w:tab w:val="right" w:leader="dot" w:pos="9350"/>
+            </w:tabs>
+            <w:rPr>
+              <w:rFonts w:asciiTheme="minorHAnsi" w:eastAsiaTheme="minorEastAsia" w:hAnsiTheme="minorHAnsi" w:cstheme="minorBidi"/>
+              <w:noProof/>
+              <w:sz w:val="24"/>
+              <w:szCs w:val="24"/>
+            </w:rPr>
+          </w:pPr>
+          <w:hyperlink w:anchor="_Toc172717666" w:history="1">
+            <w:r>
+              <w:rPr>
+                <w:rStyle w:val="Hyperlink"/>
+                <w:noProof/>
+              </w:rPr>
+              <w:t>3.6.</w:t>
+            </w:r>
+            <w:r>
+              <w:rPr>
+                <w:rFonts w:asciiTheme="minorHAnsi" w:eastAsiaTheme="minorEastAsia" w:hAnsiTheme="minorHAnsi" w:cstheme="minorBidi"/>
+                <w:noProof/>
+                <w:sz w:val="24"/>
+                <w:szCs w:val="24"/>
+              </w:rPr>
+              <w:tab/>
+            </w:r>
+            <w:r>
+              <w:rPr>
+                <w:rStyle w:val="Hyperlink"/>
+                <w:noProof/>
+              </w:rPr>
               <w:t>Logistic Model</w:t>
             </w:r>
             <w:r>
@@ -915,7 +1003,7 @@
                 <w:noProof/>
                 <w:webHidden/>
               </w:rPr>
-              <w:instrText xml:space="preserve"> PAGEREF _Toc172628409 \h </w:instrText>
+              <w:instrText xml:space="preserve"> PAGEREF _Toc172717666 \h </w:instrText>
             </w:r>
             <w:r>
               <w:rPr>
@@ -960,7 +1048,7 @@
               <w:szCs w:val="24"/>
             </w:rPr>
           </w:pPr>
-          <w:hyperlink w:anchor="_Toc172628410" w:history="1">
+          <w:hyperlink w:anchor="_Toc172717667" w:history="1">
             <w:r>
               <w:rPr>
                 <w:rStyle w:val="Hyperlink"/>
@@ -1003,7 +1091,7 @@
                 <w:noProof/>
                 <w:webHidden/>
               </w:rPr>
-              <w:instrText xml:space="preserve"> PAGEREF _Toc172628410 \h </w:instrText>
+              <w:instrText xml:space="preserve"> PAGEREF _Toc172717667 \h </w:instrText>
             </w:r>
             <w:r>
               <w:rPr>
@@ -1048,7 +1136,7 @@
               <w:szCs w:val="24"/>
             </w:rPr>
           </w:pPr>
-          <w:hyperlink w:anchor="_Toc172628411" w:history="1">
+          <w:hyperlink w:anchor="_Toc172717668" w:history="1">
             <w:r>
               <w:rPr>
                 <w:rStyle w:val="Hyperlink"/>
@@ -1091,7 +1179,7 @@
                 <w:noProof/>
                 <w:webHidden/>
               </w:rPr>
-              <w:instrText xml:space="preserve"> PAGEREF _Toc172628411 \h </w:instrText>
+              <w:instrText xml:space="preserve"> PAGEREF _Toc172717668 \h </w:instrText>
             </w:r>
             <w:r>
               <w:rPr>
@@ -1136,7 +1224,7 @@
               <w:szCs w:val="24"/>
             </w:rPr>
           </w:pPr>
-          <w:hyperlink w:anchor="_Toc172628412" w:history="1">
+          <w:hyperlink w:anchor="_Toc172717669" w:history="1">
             <w:r>
               <w:rPr>
                 <w:rStyle w:val="Hyperlink"/>
@@ -1179,7 +1267,7 @@
                 <w:noProof/>
                 <w:webHidden/>
               </w:rPr>
-              <w:instrText xml:space="preserve"> PAGEREF _Toc172628412 \h </w:instrText>
+              <w:instrText xml:space="preserve"> PAGEREF _Toc172717669 \h </w:instrText>
             </w:r>
             <w:r>
               <w:rPr>
@@ -1199,7 +1287,7 @@
                 <w:noProof/>
                 <w:webHidden/>
               </w:rPr>
-              <w:t>9</w:t>
+              <w:t>10</w:t>
             </w:r>
             <w:r>
               <w:rPr>
@@ -1224,7 +1312,7 @@
               <w:szCs w:val="24"/>
             </w:rPr>
           </w:pPr>
-          <w:hyperlink w:anchor="_Toc172628413" w:history="1">
+          <w:hyperlink w:anchor="_Toc172717670" w:history="1">
             <w:r>
               <w:rPr>
                 <w:rStyle w:val="Hyperlink"/>
@@ -1267,7 +1355,7 @@
                 <w:noProof/>
                 <w:webHidden/>
               </w:rPr>
-              <w:instrText xml:space="preserve"> PAGEREF _Toc172628413 \h </w:instrText>
+              <w:instrText xml:space="preserve"> PAGEREF _Toc172717670 \h </w:instrText>
             </w:r>
             <w:r>
               <w:rPr>
@@ -1287,7 +1375,7 @@
                 <w:noProof/>
                 <w:webHidden/>
               </w:rPr>
-              <w:t>10</w:t>
+              <w:t>11</w:t>
             </w:r>
             <w:r>
               <w:rPr>
@@ -1312,7 +1400,7 @@
               <w:szCs w:val="24"/>
             </w:rPr>
           </w:pPr>
-          <w:hyperlink w:anchor="_Toc172628414" w:history="1">
+          <w:hyperlink w:anchor="_Toc172717671" w:history="1">
             <w:r>
               <w:rPr>
                 <w:rStyle w:val="Hyperlink"/>
@@ -1355,7 +1443,7 @@
                 <w:noProof/>
                 <w:webHidden/>
               </w:rPr>
-              <w:instrText xml:space="preserve"> PAGEREF _Toc172628414 \h </w:instrText>
+              <w:instrText xml:space="preserve"> PAGEREF _Toc172717671 \h </w:instrText>
             </w:r>
             <w:r>
               <w:rPr>
@@ -1400,7 +1488,7 @@
               <w:szCs w:val="24"/>
             </w:rPr>
           </w:pPr>
-          <w:hyperlink w:anchor="_Toc172628415" w:history="1">
+          <w:hyperlink w:anchor="_Toc172717672" w:history="1">
             <w:r>
               <w:rPr>
                 <w:rStyle w:val="Hyperlink"/>
@@ -1443,7 +1531,7 @@
                 <w:noProof/>
                 <w:webHidden/>
               </w:rPr>
-              <w:instrText xml:space="preserve"> PAGEREF _Toc172628415 \h </w:instrText>
+              <w:instrText xml:space="preserve"> PAGEREF _Toc172717672 \h </w:instrText>
             </w:r>
             <w:r>
               <w:rPr>
@@ -1488,7 +1576,7 @@
               <w:szCs w:val="24"/>
             </w:rPr>
           </w:pPr>
-          <w:hyperlink w:anchor="_Toc172628416" w:history="1">
+          <w:hyperlink w:anchor="_Toc172717673" w:history="1">
             <w:r>
               <w:rPr>
                 <w:rStyle w:val="Hyperlink"/>
@@ -1531,7 +1619,7 @@
                 <w:noProof/>
                 <w:webHidden/>
               </w:rPr>
-              <w:instrText xml:space="preserve"> PAGEREF _Toc172628416 \h </w:instrText>
+              <w:instrText xml:space="preserve"> PAGEREF _Toc172717673 \h </w:instrText>
             </w:r>
             <w:r>
               <w:rPr>
@@ -1551,7 +1639,7 @@
                 <w:noProof/>
                 <w:webHidden/>
               </w:rPr>
-              <w:t>12</w:t>
+              <w:t>13</w:t>
             </w:r>
             <w:r>
               <w:rPr>
@@ -1576,7 +1664,7 @@
               <w:szCs w:val="24"/>
             </w:rPr>
           </w:pPr>
-          <w:hyperlink w:anchor="_Toc172628417" w:history="1">
+          <w:hyperlink w:anchor="_Toc172717674" w:history="1">
             <w:r>
               <w:rPr>
                 <w:rStyle w:val="Hyperlink"/>
@@ -1619,7 +1707,7 @@
                 <w:noProof/>
                 <w:webHidden/>
               </w:rPr>
-              <w:instrText xml:space="preserve"> PAGEREF _Toc172628417 \h </w:instrText>
+              <w:instrText xml:space="preserve"> PAGEREF _Toc172717674 \h </w:instrText>
             </w:r>
             <w:r>
               <w:rPr>
@@ -1639,7 +1727,7 @@
                 <w:noProof/>
                 <w:webHidden/>
               </w:rPr>
-              <w:t>12</w:t>
+              <w:t>13</w:t>
             </w:r>
             <w:r>
               <w:rPr>
@@ -1663,7 +1751,7 @@
               <w:szCs w:val="24"/>
             </w:rPr>
           </w:pPr>
-          <w:hyperlink w:anchor="_Toc172628418" w:history="1">
+          <w:hyperlink w:anchor="_Toc172717675" w:history="1">
             <w:r>
               <w:rPr>
                 <w:rStyle w:val="Hyperlink"/>
@@ -1690,7 +1778,7 @@
                 <w:noProof/>
                 <w:webHidden/>
               </w:rPr>
-              <w:instrText xml:space="preserve"> PAGEREF _Toc172628418 \h </w:instrText>
+              <w:instrText xml:space="preserve"> PAGEREF _Toc172717675 \h </w:instrText>
             </w:r>
             <w:r>
               <w:rPr>
@@ -1710,7 +1798,7 @@
                 <w:noProof/>
                 <w:webHidden/>
               </w:rPr>
-              <w:t>13</w:t>
+              <w:t>15</w:t>
             </w:r>
             <w:r>
               <w:rPr>
@@ -1734,7 +1822,7 @@
               <w:szCs w:val="24"/>
             </w:rPr>
           </w:pPr>
-          <w:hyperlink w:anchor="_Toc172628419" w:history="1">
+          <w:hyperlink w:anchor="_Toc172717676" w:history="1">
             <w:r>
               <w:rPr>
                 <w:rStyle w:val="Hyperlink"/>
@@ -1761,7 +1849,7 @@
                 <w:noProof/>
                 <w:webHidden/>
               </w:rPr>
-              <w:instrText xml:space="preserve"> PAGEREF _Toc172628419 \h </w:instrText>
+              <w:instrText xml:space="preserve"> PAGEREF _Toc172717676 \h </w:instrText>
             </w:r>
             <w:r>
               <w:rPr>
@@ -1781,7 +1869,7 @@
                 <w:noProof/>
                 <w:webHidden/>
               </w:rPr>
-              <w:t>14</w:t>
+              <w:t>15</w:t>
             </w:r>
             <w:r>
               <w:rPr>
@@ -1805,7 +1893,7 @@
               <w:szCs w:val="24"/>
             </w:rPr>
           </w:pPr>
-          <w:hyperlink w:anchor="_Toc172628420" w:history="1">
+          <w:hyperlink w:anchor="_Toc172717677" w:history="1">
             <w:r>
               <w:rPr>
                 <w:rStyle w:val="Hyperlink"/>
@@ -1832,7 +1920,7 @@
                 <w:noProof/>
                 <w:webHidden/>
               </w:rPr>
-              <w:instrText xml:space="preserve"> PAGEREF _Toc172628420 \h </w:instrText>
+              <w:instrText xml:space="preserve"> PAGEREF _Toc172717677 \h </w:instrText>
             </w:r>
             <w:r>
               <w:rPr>
@@ -1852,7 +1940,7 @@
                 <w:noProof/>
                 <w:webHidden/>
               </w:rPr>
-              <w:t>15</w:t>
+              <w:t>16</w:t>
             </w:r>
             <w:r>
               <w:rPr>
@@ -1876,7 +1964,7 @@
               <w:szCs w:val="24"/>
             </w:rPr>
           </w:pPr>
-          <w:hyperlink w:anchor="_Toc172628421" w:history="1">
+          <w:hyperlink w:anchor="_Toc172717678" w:history="1">
             <w:r>
               <w:rPr>
                 <w:rStyle w:val="Hyperlink"/>
@@ -1903,7 +1991,7 @@
                 <w:noProof/>
                 <w:webHidden/>
               </w:rPr>
-              <w:instrText xml:space="preserve"> PAGEREF _Toc172628421 \h </w:instrText>
+              <w:instrText xml:space="preserve"> PAGEREF _Toc172717678 \h </w:instrText>
             </w:r>
             <w:r>
               <w:rPr>
@@ -1923,7 +2011,7 @@
                 <w:noProof/>
                 <w:webHidden/>
               </w:rPr>
-              <w:t>15</w:t>
+              <w:t>16</w:t>
             </w:r>
             <w:r>
               <w:rPr>
@@ -1947,7 +2035,7 @@
               <w:szCs w:val="24"/>
             </w:rPr>
           </w:pPr>
-          <w:hyperlink w:anchor="_Toc172628422" w:history="1">
+          <w:hyperlink w:anchor="_Toc172717679" w:history="1">
             <w:r>
               <w:rPr>
                 <w:rStyle w:val="Hyperlink"/>
@@ -1974,7 +2062,7 @@
                 <w:noProof/>
                 <w:webHidden/>
               </w:rPr>
-              <w:instrText xml:space="preserve"> PAGEREF _Toc172628422 \h </w:instrText>
+              <w:instrText xml:space="preserve"> PAGEREF _Toc172717679 \h </w:instrText>
             </w:r>
             <w:r>
               <w:rPr>
@@ -1994,7 +2082,7 @@
                 <w:noProof/>
                 <w:webHidden/>
               </w:rPr>
-              <w:t>15</w:t>
+              <w:t>17</w:t>
             </w:r>
             <w:r>
               <w:rPr>
@@ -2018,7 +2106,7 @@
               <w:szCs w:val="24"/>
             </w:rPr>
           </w:pPr>
-          <w:hyperlink w:anchor="_Toc172628423" w:history="1">
+          <w:hyperlink w:anchor="_Toc172717680" w:history="1">
             <w:r>
               <w:rPr>
                 <w:rStyle w:val="Hyperlink"/>
@@ -2045,7 +2133,7 @@
                 <w:noProof/>
                 <w:webHidden/>
               </w:rPr>
-              <w:instrText xml:space="preserve"> PAGEREF _Toc172628423 \h </w:instrText>
+              <w:instrText xml:space="preserve"> PAGEREF _Toc172717680 \h </w:instrText>
             </w:r>
             <w:r>
               <w:rPr>
@@ -2065,7 +2153,7 @@
                 <w:noProof/>
                 <w:webHidden/>
               </w:rPr>
-              <w:t>16</w:t>
+              <w:t>17</w:t>
             </w:r>
             <w:r>
               <w:rPr>
@@ -2089,7 +2177,7 @@
               <w:szCs w:val="24"/>
             </w:rPr>
           </w:pPr>
-          <w:hyperlink w:anchor="_Toc172628424" w:history="1">
+          <w:hyperlink w:anchor="_Toc172717681" w:history="1">
             <w:r>
               <w:rPr>
                 <w:rStyle w:val="Hyperlink"/>
@@ -2116,7 +2204,7 @@
                 <w:noProof/>
                 <w:webHidden/>
               </w:rPr>
-              <w:instrText xml:space="preserve"> PAGEREF _Toc172628424 \h </w:instrText>
+              <w:instrText xml:space="preserve"> PAGEREF _Toc172717681 \h </w:instrText>
             </w:r>
             <w:r>
               <w:rPr>
@@ -2136,7 +2224,7 @@
                 <w:noProof/>
                 <w:webHidden/>
               </w:rPr>
-              <w:t>18</w:t>
+              <w:t>20</w:t>
             </w:r>
             <w:r>
               <w:rPr>
@@ -2154,15 +2242,12 @@
               <w:bCs/>
               <w:noProof/>
             </w:rPr>
+            <w:lastRenderedPageBreak/>
             <w:fldChar w:fldCharType="end"/>
           </w:r>
         </w:p>
       </w:sdtContent>
     </w:sdt>
-    <w:p/>
-    <w:p/>
-    <w:p/>
-    <w:p/>
     <w:p>
       <w:pPr>
         <w:pStyle w:val="Heading2"/>
@@ -2172,7 +2257,7 @@
         </w:numPr>
         <w:ind w:left="360"/>
       </w:pPr>
-      <w:bookmarkStart w:id="1" w:name="_Toc172628401"/>
+      <w:bookmarkStart w:id="1" w:name="_Toc172717657"/>
       <w:r>
         <w:t>Abstract</w:t>
       </w:r>
@@ -2248,7 +2333,7 @@
       <w:pPr>
         <w:pStyle w:val="Heading2"/>
       </w:pPr>
-      <w:bookmarkStart w:id="2" w:name="_Toc172628402"/>
+      <w:bookmarkStart w:id="2" w:name="_Toc172717658"/>
       <w:r>
         <w:t>Introduction</w:t>
       </w:r>
@@ -2278,7 +2363,23 @@
     </w:p>
     <w:p>
       <w:r>
-        <w:t>While it is well-acknowledged that constructors play a pivotal role in Formula 1 success, there is a need to delve deeper into the individual variances attributable to constructors and drivers. Prior analyses (Keresten, 2023; Rockerbie, 2021; Bell, 2016) have explored the overall variance explained by constructors versus drivers, often assigning “skill” values to each.</w:t>
+        <w:t>While it is well-acknowledged that constructors play a pivotal role in Formula 1 success, there is a need to delve deeper into the individual variances attributable to constructors and drivers. Prior analyses (</w:t>
+      </w:r>
+      <w:proofErr w:type="spellStart"/>
+      <w:r>
+        <w:t>Kesteren</w:t>
+      </w:r>
+      <w:proofErr w:type="spellEnd"/>
+      <w:r>
+        <w:t xml:space="preserve">, 2023; </w:t>
+      </w:r>
+      <w:proofErr w:type="spellStart"/>
+      <w:r>
+        <w:t>Rockerbie</w:t>
+      </w:r>
+      <w:proofErr w:type="spellEnd"/>
+      <w:r>
+        <w:t>, 2021; Bell, 2016) have explored the overall variance explained by constructors versus drivers, often assigning “skill” values to each.</w:t>
       </w:r>
     </w:p>
     <w:p>
@@ -2286,16 +2387,35 @@
         <w:t xml:space="preserve">Our objective is to quantify the individual impacts of constructors and divers via a predictive model that forecasts future races accurately. </w:t>
       </w:r>
       <w:r>
-        <w:t xml:space="preserve">Current comparisons of teams (inter-constructor) and drivers within the same team (intra-constructor) are straightforward through Formula 1’s point system. However, comparing </w:t>
+        <w:t>Current comparisons of teams (inter-constructor) and drivers within the same team (intra-constructor) are straightforward through Formula 1’s point system. However, comparing drivers across different teams (inter-constructors) remains challenging due to the dominant influence of the constructor.</w:t>
+      </w:r>
+    </w:p>
+    <w:p>
+      <w:r>
+        <w:t xml:space="preserve">Moreover, our approach differs from the existing literature. Bell (2016) and </w:t>
+      </w:r>
+      <w:proofErr w:type="spellStart"/>
+      <w:r>
+        <w:t>Kesteren</w:t>
+      </w:r>
+      <w:proofErr w:type="spellEnd"/>
+      <w:r>
+        <w:t xml:space="preserve"> (2023) have produced the most prominent and similar work in the field. Bell's methodology treats a driver's entire career as a single entity, while </w:t>
+      </w:r>
+      <w:proofErr w:type="spellStart"/>
+      <w:r>
+        <w:t>Kesteren</w:t>
+      </w:r>
+      <w:r>
+        <w:t>'s</w:t>
+      </w:r>
+      <w:proofErr w:type="spellEnd"/>
+      <w:r>
+        <w:t xml:space="preserve"> analysis is conducted at the season level. In contrast, our model </w:t>
       </w:r>
       <w:r>
         <w:lastRenderedPageBreak/>
-        <w:t>drivers across different teams (inter-constructors) remains challenging due to the dominant influence of the constructor.</w:t>
-      </w:r>
-    </w:p>
-    <w:p>
-      <w:r>
-        <w:t>Moreover, our approach differs from the existing literature. Bell (2016) and Keresten (2023) have produced the most prominent and similar work in the field. Bell's methodology treats a driver's entire career as a single entity, while Keresten's analysis is conducted at the season level. In contrast, our model evaluates driver and constructor ratings at a race-level granularity. This finer level of detail allows for a more responsive assessment of driver and constructor performance.</w:t>
+        <w:t>evaluates driver and constructor ratings at a race-level granularity. This finer level of detail allows for a more responsive assessment of driver and constructor performance.</w:t>
       </w:r>
     </w:p>
     <w:p>
@@ -2308,7 +2428,7 @@
       <w:pPr>
         <w:pStyle w:val="Heading2"/>
       </w:pPr>
-      <w:bookmarkStart w:id="3" w:name="_Toc172628403"/>
+      <w:bookmarkStart w:id="3" w:name="_Toc172717659"/>
       <w:r>
         <w:t>Data Processing</w:t>
       </w:r>
@@ -2319,10 +2439,26 @@
         <w:t>W</w:t>
       </w:r>
       <w:r>
-        <w:t>e collect data from all Formula 1 races through the Ergast API via the f1dataR R package</w:t>
-      </w:r>
-      <w:r>
-        <w:t xml:space="preserve"> (Ergast, f1dataR)</w:t>
+        <w:t xml:space="preserve">e collect data from all Formula 1 races through the </w:t>
+      </w:r>
+      <w:proofErr w:type="spellStart"/>
+      <w:r>
+        <w:t>Ergast</w:t>
+      </w:r>
+      <w:proofErr w:type="spellEnd"/>
+      <w:r>
+        <w:t xml:space="preserve"> API via the f1dataR R package</w:t>
+      </w:r>
+      <w:r>
+        <w:t xml:space="preserve"> (</w:t>
+      </w:r>
+      <w:proofErr w:type="spellStart"/>
+      <w:r>
+        <w:t>Ergast</w:t>
+      </w:r>
+      <w:proofErr w:type="spellEnd"/>
+      <w:r>
+        <w:t>, f1dataR)</w:t>
       </w:r>
       <w:r>
         <w:t>. Our analysis primarily focuses on the hybrid engine era (2014 to present), utilizing race results from 2012 onwards to provide a warm start.</w:t>
@@ -2330,17 +2466,41 @@
     </w:p>
     <w:p>
       <w:r>
-        <w:t>For our primary model, we exclude non-finishers (DNF) to avoid the additional noise and complexity they introduce to the outcome of interest, as similarly noted by Keresten (2023). Assigning the root cause of certain DNFs, particularly driver-driver collisions, can be challenging. Given the time-decay and point-in-time nature of our study, indexing on DNFs may disproportionately add negative noise to a driver or constructor coefficient. However, we also test model variants that include DNFs wholly and another that partially assigns DNF cause to either driver or constructor based on the type of DNF. DNFs categorized as Collision, Accident, or Spun-Off are attributed to driver fault, while other causes are attributed to constructor fault.</w:t>
-      </w:r>
-    </w:p>
-    <w:p>
-      <w:r>
-        <w:t>The features used in the model are binary indicators for the parent constructor and driver at the race level. The term "parent constructor" refers to constructors that have undergone name changes but remain the same underlying entity. For example, Toro Rosso, Alpha Tauri, and RB are considered the same constructor in this analysis.</w:t>
-      </w:r>
-    </w:p>
-    <w:p>
-      <w:r>
-        <w:t>The response variable is the rank finish of the driver-constructor pair in a given race. Points-scoring positions (ranks 1 to 10) are weighted equally, as drivers are expected to compete equally for these positions. Positions beyond 10 are weighted on a linear decay until the last position, reflecting the expectation that the effort expended for lower places is probably less than that for the top places (Henderson, 2021).</w:t>
+        <w:t xml:space="preserve">For our primary model, we exclude non-finishers (DNF) to avoid the additional noise and complexity they introduce to the outcome of interest, as similarly noted by </w:t>
+      </w:r>
+      <w:proofErr w:type="spellStart"/>
+      <w:r>
+        <w:t>Kesteren</w:t>
+      </w:r>
+      <w:proofErr w:type="spellEnd"/>
+      <w:r>
+        <w:t xml:space="preserve"> (2023). Assigning the root cause of certain DNFs, particularly driver-driver collisions, can be challenging. Given the time-decay and point-in-time nature of our study, indexing on DNFs may disproportionately add negative noise to a driver or constructor coefficient. However, we also test model variants that include DNFs wholly and another that partially assigns DNF cause to either driver or constructor based on the type of DNF. DNFs categorized as Collision, Accident, or Spun-Off are attributed to driver fault, while other causes are attributed to constructor fault.</w:t>
+      </w:r>
+    </w:p>
+    <w:p>
+      <w:r>
+        <w:t xml:space="preserve">The features used in the model are binary indicators for the parent constructor and driver at the race level. The term "parent constructor" refers to constructors that have undergone name changes but remain the same underlying entity. For example, Toro Rosso, Alpha Tauri, and RB are considered the same </w:t>
+      </w:r>
+      <w:proofErr w:type="gramStart"/>
+      <w:r>
+        <w:t>constructor</w:t>
+      </w:r>
+      <w:proofErr w:type="gramEnd"/>
+      <w:r>
+        <w:t xml:space="preserve"> in this analysis.</w:t>
+      </w:r>
+    </w:p>
+    <w:p>
+      <w:r>
+        <w:t xml:space="preserve">The response variable is the rank finish of the driver-constructor pair </w:t>
+      </w:r>
+      <w:proofErr w:type="gramStart"/>
+      <w:r>
+        <w:t>in a given</w:t>
+      </w:r>
+      <w:proofErr w:type="gramEnd"/>
+      <w:r>
+        <w:t xml:space="preserve"> race. Points-scoring positions (ranks 1 to 10) are weighted equally, as drivers are expected to compete equally for these positions. Positions beyond 10 are weighted on a linear decay until the last position, reflecting the expectation that the effort expended for lower places is probably less than that for the top places (Henderson, 2021).</w:t>
       </w:r>
       <w:r>
         <w:t xml:space="preserve"> The </w:t>
@@ -2660,7 +2820,7 @@
       <w:pPr>
         <w:pStyle w:val="Heading2"/>
       </w:pPr>
-      <w:bookmarkStart w:id="4" w:name="_Toc172628404"/>
+      <w:bookmarkStart w:id="4" w:name="_Toc172717660"/>
       <w:r>
         <w:lastRenderedPageBreak/>
         <w:t>Methods</w:t>
@@ -2674,9 +2834,17 @@
       <w:r>
         <w:t xml:space="preserve"> </w:t>
       </w:r>
-      <w:bookmarkStart w:id="5" w:name="_Toc172628405"/>
-      <w:r>
-        <w:t>Linear Model With Ridge Regression</w:t>
+      <w:bookmarkStart w:id="5" w:name="_Toc172717661"/>
+      <w:r>
+        <w:t xml:space="preserve">Linear Model </w:t>
+      </w:r>
+      <w:proofErr w:type="gramStart"/>
+      <w:r>
+        <w:t>With</w:t>
+      </w:r>
+      <w:proofErr w:type="gramEnd"/>
+      <w:r>
+        <w:t xml:space="preserve"> Ridge Regression</w:t>
       </w:r>
       <w:bookmarkEnd w:id="5"/>
     </w:p>
@@ -2758,8 +2926,18 @@
           <w:i/>
           <w:iCs/>
         </w:rPr>
-        <w:t>X: Sparse matrix of drivers and consturoctrs</w:t>
-      </w:r>
+        <w:t xml:space="preserve">X: Sparse matrix of drivers and </w:t>
+      </w:r>
+      <w:proofErr w:type="spellStart"/>
+      <w:r>
+        <w:rPr>
+          <w:rFonts w:ascii="Cambria Math" w:eastAsiaTheme="minorEastAsia" w:hAnsi="Cambria Math"/>
+          <w:i/>
+          <w:iCs/>
+        </w:rPr>
+        <w:t>consturoctrs</w:t>
+      </w:r>
+      <w:proofErr w:type="spellEnd"/>
     </w:p>
     <w:p>
       <w:pPr>
@@ -2778,6 +2956,7 @@
           <m:t>β</m:t>
         </m:r>
       </m:oMath>
+      <w:proofErr w:type="gramStart"/>
       <w:r>
         <w:rPr>
           <w:rFonts w:ascii="Cambria Math" w:eastAsiaTheme="minorEastAsia" w:hAnsi="Cambria Math"/>
@@ -2792,7 +2971,16 @@
           <w:i/>
           <w:iCs/>
         </w:rPr>
-        <w:t>Matrix of individual driver and constructor coefficients</w:t>
+        <w:t>Matrix</w:t>
+      </w:r>
+      <w:proofErr w:type="gramEnd"/>
+      <w:r>
+        <w:rPr>
+          <w:rFonts w:ascii="Cambria Math" w:eastAsiaTheme="minorEastAsia" w:hAnsi="Cambria Math"/>
+          <w:i/>
+          <w:iCs/>
+        </w:rPr>
+        <w:t xml:space="preserve"> of individual driver and constructor coefficients</w:t>
       </w:r>
     </w:p>
     <w:p>
@@ -4152,7 +4340,15 @@
         <w:t xml:space="preserve">, </w:t>
       </w:r>
       <w:r>
-        <w:t xml:space="preserve">which utilize ridge regression (Mevedovsky). </w:t>
+        <w:t>which utilize ridge regression (</w:t>
+      </w:r>
+      <w:proofErr w:type="spellStart"/>
+      <w:r>
+        <w:t>Mevedovsky</w:t>
+      </w:r>
+      <w:proofErr w:type="spellEnd"/>
+      <w:r>
+        <w:t xml:space="preserve">). </w:t>
       </w:r>
     </w:p>
     <w:p/>
@@ -4601,7 +4797,7 @@
           <w:rFonts w:eastAsiaTheme="minorEastAsia"/>
         </w:rPr>
       </w:pPr>
-      <w:bookmarkStart w:id="6" w:name="_Toc172628406"/>
+      <w:bookmarkStart w:id="6" w:name="_Toc172717662"/>
       <w:r>
         <w:rPr>
           <w:rFonts w:eastAsiaTheme="minorEastAsia"/>
@@ -4612,7 +4808,15 @@
     </w:p>
     <w:p>
       <w:r>
-        <w:t xml:space="preserve">As discussed in the Introduction, the features used are a sparse matrix of parent constructors and drivers. Unlike Keresten and Bell’s work, which included weather conditions, we exclude weather due to its unpredictability before a race weekend. Circuit type (street </w:t>
+        <w:t xml:space="preserve">As discussed in the Introduction, the features used are a sparse matrix of parent constructors and drivers. Unlike </w:t>
+      </w:r>
+      <w:proofErr w:type="spellStart"/>
+      <w:r>
+        <w:t>Kesteren</w:t>
+      </w:r>
+      <w:proofErr w:type="spellEnd"/>
+      <w:r>
+        <w:t xml:space="preserve"> and Bell’s work, which included weather conditions, we exclude weather due to its unpredictability before a race weekend. Circuit type (street </w:t>
       </w:r>
       <w:r>
         <w:t>versus</w:t>
@@ -4628,7 +4832,7 @@
           <w:rFonts w:eastAsiaTheme="minorEastAsia"/>
         </w:rPr>
       </w:pPr>
-      <w:bookmarkStart w:id="7" w:name="_Toc172628407"/>
+      <w:bookmarkStart w:id="7" w:name="_Toc172717663"/>
       <w:r>
         <w:rPr>
           <w:rFonts w:eastAsiaTheme="minorEastAsia"/>
@@ -5331,10 +5535,11 @@
       <w:pPr>
         <w:pStyle w:val="Heading3"/>
       </w:pPr>
-      <w:bookmarkStart w:id="8" w:name="_Toc172628408"/>
+      <w:bookmarkStart w:id="8" w:name="_Toc172717664"/>
       <w:r>
         <w:t>Bootstrapping</w:t>
       </w:r>
+      <w:bookmarkEnd w:id="8"/>
     </w:p>
     <w:p>
       <w:pPr>
@@ -5349,26 +5554,53 @@
         <w:pStyle w:val="NormalWeb"/>
       </w:pPr>
       <w:r>
-        <w:t xml:space="preserve">However, its important to note that we are solely measuring the variance of individual coefficients. That variance is likely understated for drivers and constructors with limited sample sizes as those coefficients will be penalized and shrunk through regularization. Additionally, penalized regression can result in non-normal distribution </w:t>
+        <w:t xml:space="preserve">However, </w:t>
+      </w:r>
+      <w:proofErr w:type="spellStart"/>
+      <w:r>
+        <w:t>its</w:t>
+      </w:r>
+      <w:proofErr w:type="spellEnd"/>
+      <w:r>
+        <w:t xml:space="preserve"> important to note that we are solely measuring the variance of individual coefficients. That variance is likely understated for drivers and constructors with limited sample sizes as those coefficients will be penalized and shrunk through regularization. Additionally, penalized regression can result in non-normal distribution </w:t>
       </w:r>
       <w:r>
         <w:t>of those coefficients (</w:t>
       </w:r>
+      <w:proofErr w:type="spellStart"/>
       <w:r>
         <w:t>Croiseau</w:t>
       </w:r>
-      <w:r>
-        <w:t xml:space="preserve"> 2009). As such, the confidence intervals provided have limited value for sensitivity analysis, but provide directional indicators to the variability of coefficients relatively to each other. </w:t>
+      <w:proofErr w:type="spellEnd"/>
+      <w:r>
+        <w:t xml:space="preserve"> 2009). As such, the confidence intervals provided have limited value for sensitivity </w:t>
+      </w:r>
+      <w:proofErr w:type="gramStart"/>
+      <w:r>
+        <w:t>analysis, but</w:t>
+      </w:r>
+      <w:proofErr w:type="gramEnd"/>
+      <w:r>
+        <w:t xml:space="preserve"> provide directional indicators to the variability of coefficients </w:t>
+      </w:r>
+      <w:proofErr w:type="gramStart"/>
+      <w:r>
+        <w:t>relatively</w:t>
+      </w:r>
+      <w:proofErr w:type="gramEnd"/>
+      <w:r>
+        <w:t xml:space="preserve"> to each other. </w:t>
       </w:r>
     </w:p>
     <w:p>
       <w:pPr>
         <w:pStyle w:val="Heading3"/>
       </w:pPr>
+      <w:bookmarkStart w:id="9" w:name="_Toc172717665"/>
       <w:r>
         <w:t>Testing</w:t>
       </w:r>
-      <w:bookmarkEnd w:id="8"/>
+      <w:bookmarkEnd w:id="9"/>
     </w:p>
     <w:p>
       <w:r>
@@ -5504,15 +5736,33 @@
           <w:szCs w:val="22"/>
           <w:vertAlign w:val="subscript"/>
         </w:rPr>
-        <w:t xml:space="preserve">2016, Round 5 </w:t>
-      </w:r>
+        <w:t xml:space="preserve">2016, Round </w:t>
+      </w:r>
+      <w:proofErr w:type="gramStart"/>
       <w:r>
         <w:rPr>
           <w:sz w:val="22"/>
           <w:szCs w:val="22"/>
-        </w:rPr>
-        <w:t xml:space="preserve">) predicts the outcomes for the 2016 Monaco Grand Prix (2016 season, round 6). The predictions from the model are linearly ranked and used as </w:t>
-      </w:r>
+          <w:vertAlign w:val="subscript"/>
+        </w:rPr>
+        <w:t xml:space="preserve">5 </w:t>
+      </w:r>
+      <w:r>
+        <w:rPr>
+          <w:sz w:val="22"/>
+          <w:szCs w:val="22"/>
+        </w:rPr>
+        <w:t>)</w:t>
+      </w:r>
+      <w:proofErr w:type="gramEnd"/>
+      <w:r>
+        <w:rPr>
+          <w:sz w:val="22"/>
+          <w:szCs w:val="22"/>
+        </w:rPr>
+        <w:t xml:space="preserve"> predicts the outcomes for the 2016 Monaco Grand Prix (2016 season, round 6). The predictions from the model are linearly ranked and used as </w:t>
+      </w:r>
+      <w:proofErr w:type="spellStart"/>
       <w:r>
         <w:rPr>
           <w:i/>
@@ -5532,6 +5782,7 @@
         </w:rPr>
         <w:t>pred</w:t>
       </w:r>
+      <w:proofErr w:type="spellEnd"/>
       <w:r>
         <w:rPr>
           <w:sz w:val="22"/>
@@ -5539,6 +5790,7 @@
         </w:rPr>
         <w:t xml:space="preserve">. This same process is applied to get </w:t>
       </w:r>
+      <w:proofErr w:type="spellStart"/>
       <w:r>
         <w:rPr>
           <w:i/>
@@ -5558,6 +5810,7 @@
         </w:rPr>
         <w:t>pred</w:t>
       </w:r>
+      <w:proofErr w:type="spellEnd"/>
       <w:r>
         <w:rPr>
           <w:sz w:val="22"/>
@@ -6687,7 +6940,27 @@
           <w:sz w:val="20"/>
           <w:szCs w:val="20"/>
         </w:rPr>
-        <w:t>the Kendall’s Tau between constructors-only predictions  and drivers-only predictions</w:t>
+        <w:t xml:space="preserve">the Kendall’s Tau between constructors-only </w:t>
+      </w:r>
+      <w:proofErr w:type="gramStart"/>
+      <w:r>
+        <w:rPr>
+          <w:rFonts w:eastAsiaTheme="minorEastAsia"/>
+          <w:iCs/>
+          <w:sz w:val="20"/>
+          <w:szCs w:val="20"/>
+        </w:rPr>
+        <w:t>predictions  and</w:t>
+      </w:r>
+      <w:proofErr w:type="gramEnd"/>
+      <w:r>
+        <w:rPr>
+          <w:rFonts w:eastAsiaTheme="minorEastAsia"/>
+          <w:iCs/>
+          <w:sz w:val="20"/>
+          <w:szCs w:val="20"/>
+        </w:rPr>
+        <w:t xml:space="preserve"> drivers-only predictions</w:t>
       </w:r>
     </w:p>
     <w:p>
@@ -6703,10 +6976,18 @@
         <w:t>From there, we</w:t>
       </w:r>
       <w:r>
-        <w:t xml:space="preserve"> are</w:t>
-      </w:r>
-      <w:r>
-        <w:t xml:space="preserve"> able to describe the proportion variance explained by drivers versus constructors.</w:t>
+        <w:t xml:space="preserve"> </w:t>
+      </w:r>
+      <w:proofErr w:type="gramStart"/>
+      <w:r>
+        <w:t>are</w:t>
+      </w:r>
+      <w:r>
+        <w:t xml:space="preserve"> able to</w:t>
+      </w:r>
+      <w:proofErr w:type="gramEnd"/>
+      <w:r>
+        <w:t xml:space="preserve"> describe the proportion variance explained by drivers versus constructors.</w:t>
       </w:r>
     </w:p>
     <w:p/>
@@ -6873,11 +7154,11 @@
       <w:pPr>
         <w:pStyle w:val="Heading3"/>
       </w:pPr>
-      <w:bookmarkStart w:id="9" w:name="_Toc172628409"/>
+      <w:bookmarkStart w:id="10" w:name="_Toc172717666"/>
       <w:r>
         <w:t>Logistic Model</w:t>
       </w:r>
-      <w:bookmarkEnd w:id="9"/>
+      <w:bookmarkEnd w:id="10"/>
     </w:p>
     <w:p/>
     <w:p>
@@ -7864,11 +8145,11 @@
       <w:pPr>
         <w:pStyle w:val="Heading2"/>
       </w:pPr>
-      <w:bookmarkStart w:id="10" w:name="_Toc172628410"/>
+      <w:bookmarkStart w:id="11" w:name="_Toc172717667"/>
       <w:r>
         <w:t>Results</w:t>
       </w:r>
-      <w:bookmarkEnd w:id="10"/>
+      <w:bookmarkEnd w:id="11"/>
     </w:p>
     <w:p>
       <w:pPr>
@@ -7877,14 +8158,14 @@
       <w:r>
         <w:t xml:space="preserve"> </w:t>
       </w:r>
-      <w:bookmarkStart w:id="11" w:name="_Toc172628411"/>
+      <w:bookmarkStart w:id="12" w:name="_Toc172717668"/>
       <w:r>
         <w:t xml:space="preserve">Linear Model </w:t>
       </w:r>
       <w:r>
         <w:t>Results</w:t>
       </w:r>
-      <w:bookmarkEnd w:id="11"/>
+      <w:bookmarkEnd w:id="12"/>
     </w:p>
     <w:p/>
     <w:p>
@@ -8043,7 +8324,15 @@
         <w:t>67.1</w:t>
       </w:r>
       <w:r>
-        <w:t xml:space="preserve">% variance explained by constructors in the DNF-excluded model contrasts with the 88% constructor-explained variance that Keresten (2023) reported. The </w:t>
+        <w:t xml:space="preserve">% variance explained by constructors in the DNF-excluded model contrasts with the 88% constructor-explained variance that </w:t>
+      </w:r>
+      <w:proofErr w:type="spellStart"/>
+      <w:r>
+        <w:t>Kesteren</w:t>
+      </w:r>
+      <w:proofErr w:type="spellEnd"/>
+      <w:r>
+        <w:t xml:space="preserve"> (2023) reported. The </w:t>
       </w:r>
       <w:r>
         <w:t>intuitive</w:t>
@@ -8248,11 +8537,11 @@
       <w:pPr>
         <w:pStyle w:val="Heading3"/>
       </w:pPr>
-      <w:bookmarkStart w:id="12" w:name="_Toc172628412"/>
+      <w:bookmarkStart w:id="13" w:name="_Toc172717669"/>
       <w:r>
         <w:t>Logistic Model Results</w:t>
       </w:r>
-      <w:bookmarkEnd w:id="12"/>
+      <w:bookmarkEnd w:id="13"/>
     </w:p>
     <w:p>
       <w:pPr>
@@ -8845,11 +9134,11 @@
       <w:pPr>
         <w:pStyle w:val="Heading3"/>
       </w:pPr>
-      <w:bookmarkStart w:id="13" w:name="_Toc172628413"/>
+      <w:bookmarkStart w:id="14" w:name="_Toc172717670"/>
       <w:r>
         <w:t>Driver and Constructor Coefficients</w:t>
       </w:r>
-      <w:bookmarkEnd w:id="13"/>
+      <w:bookmarkEnd w:id="14"/>
     </w:p>
     <w:p>
       <w:r>
@@ -9127,12 +9416,24 @@
     </w:p>
     <w:p>
       <w:r>
-        <w:t>While coefficients are useful for intra-team driver and constructor comparisons, similar conclusions can often be drawn from Formula 1 point totals. The back-and-forth between Verstappen and Ricciardo is evident in their point totals for the 2016-2018 seasons. Mercedes' dominance over Red Bull is also clear from their point totals relative to other constructors.</w:t>
-      </w:r>
-    </w:p>
-    <w:p>
-      <w:r>
-        <w:t>The unique insight provided by the ridge regression model lies in inter-team driver comparisons. This is illustrated with Max Verstappen, Lewis Hamilton, and Valtteri Bottas. Hamilton and Bottas finished 1st and 2nd</w:t>
+        <w:t xml:space="preserve">While coefficients are useful for intra-team driver and constructor comparisons, similar conclusions can often be drawn from Formula </w:t>
+      </w:r>
+      <w:proofErr w:type="gramStart"/>
+      <w:r>
+        <w:t>1 point</w:t>
+      </w:r>
+      <w:proofErr w:type="gramEnd"/>
+      <w:r>
+        <w:t xml:space="preserve"> totals. The back-and-forth between Verstappen and Ricciardo is evident in their point totals for the 2016-2018 seasons. Mercedes' dominance over Red Bull is also clear from their point totals relative to other constructors.</w:t>
+      </w:r>
+    </w:p>
+    <w:p>
+      <w:r>
+        <w:t>The unique insight provided by the ridge regression model lies in inter-team driver comparisons. This is illustrated with Max Verstappen, Lewis Hamilton, and Valtteri Bottas. Hamilton and Bottas finished 1st and 2</w:t>
+      </w:r>
+      <w:proofErr w:type="gramStart"/>
+      <w:r>
+        <w:t>nd</w:t>
       </w:r>
       <w:r>
         <w:t>,</w:t>
@@ -9140,6 +9441,7 @@
       <w:r>
         <w:t>respectively</w:t>
       </w:r>
+      <w:proofErr w:type="gramEnd"/>
       <w:r>
         <w:t>,</w:t>
       </w:r>
@@ -9262,13 +9564,41 @@
         <w:rPr>
           <w:color w:val="auto"/>
         </w:rPr>
-        <w:t xml:space="preserve"> Max Verstappen, Valtreri Bottas, Lewis Hamilton LOESS-Blended Coefficients/Rating</w:t>
-      </w:r>
-      <w:r>
-        <w:rPr>
-          <w:color w:val="auto"/>
-        </w:rPr>
-        <w:t>. Verstappen has a higher coefficient than Bottas in the 2017 to 2020 seasons despite Bottas scoring more Formula 1 points in that time frame, suggesting that the Bottas’ performance was booster by the strength of the Mercedes</w:t>
+        <w:t xml:space="preserve"> Max Verstappen, </w:t>
+      </w:r>
+      <w:proofErr w:type="spellStart"/>
+      <w:r>
+        <w:rPr>
+          <w:color w:val="auto"/>
+        </w:rPr>
+        <w:t>Valtreri</w:t>
+      </w:r>
+      <w:proofErr w:type="spellEnd"/>
+      <w:r>
+        <w:rPr>
+          <w:color w:val="auto"/>
+        </w:rPr>
+        <w:t xml:space="preserve"> Bottas, Lewis Hamilton LOESS-Blended Coefficients/Rating</w:t>
+      </w:r>
+      <w:r>
+        <w:rPr>
+          <w:color w:val="auto"/>
+        </w:rPr>
+        <w:t xml:space="preserve">. Verstappen has a higher coefficient than Bottas in the 2017 to 2020 seasons despite Bottas scoring more Formula 1 points in that time frame, suggesting that </w:t>
+      </w:r>
+      <w:proofErr w:type="gramStart"/>
+      <w:r>
+        <w:rPr>
+          <w:color w:val="auto"/>
+        </w:rPr>
+        <w:t>the Bottas</w:t>
+      </w:r>
+      <w:proofErr w:type="gramEnd"/>
+      <w:r>
+        <w:rPr>
+          <w:color w:val="auto"/>
+        </w:rPr>
+        <w:t>’ performance was booster by the strength of the Mercedes</w:t>
       </w:r>
       <w:r>
         <w:rPr>
@@ -9302,21 +9632,21 @@
       <w:pPr>
         <w:pStyle w:val="Heading2"/>
       </w:pPr>
-      <w:bookmarkStart w:id="14" w:name="_Toc172628414"/>
+      <w:bookmarkStart w:id="15" w:name="_Toc172717671"/>
       <w:r>
         <w:t>Discussion</w:t>
       </w:r>
-      <w:bookmarkEnd w:id="14"/>
+      <w:bookmarkEnd w:id="15"/>
     </w:p>
     <w:p>
       <w:pPr>
         <w:pStyle w:val="Heading3"/>
       </w:pPr>
-      <w:bookmarkStart w:id="15" w:name="_Toc172628415"/>
+      <w:bookmarkStart w:id="16" w:name="_Toc172717672"/>
       <w:r>
         <w:t>Model Discussion</w:t>
       </w:r>
-      <w:bookmarkEnd w:id="15"/>
+      <w:bookmarkEnd w:id="16"/>
     </w:p>
     <w:p>
       <w:r>
@@ -9344,11 +9674,16 @@
       </w:r>
       <w:r>
         <w:lastRenderedPageBreak/>
-        <w:t xml:space="preserve">logistic model, in particular, </w:t>
+        <w:t>logistic model</w:t>
+      </w:r>
+      <w:proofErr w:type="gramStart"/>
+      <w:r>
+        <w:t xml:space="preserve">, in particular, </w:t>
       </w:r>
       <w:r>
         <w:t>highlights</w:t>
       </w:r>
+      <w:proofErr w:type="gramEnd"/>
       <w:r>
         <w:t xml:space="preserve"> the crucial role of constructors in determining cohort placements. Conversely, the qualification models emphasize the relative importance of drivers, suggesting potential value in incorporating qualification-informed models.</w:t>
       </w:r>
@@ -9357,11 +9692,11 @@
       <w:pPr>
         <w:pStyle w:val="Heading3"/>
       </w:pPr>
-      <w:bookmarkStart w:id="16" w:name="_Toc172628416"/>
+      <w:bookmarkStart w:id="17" w:name="_Toc172717673"/>
       <w:r>
         <w:t>Model Extensibility</w:t>
       </w:r>
-      <w:bookmarkEnd w:id="16"/>
+      <w:bookmarkEnd w:id="17"/>
     </w:p>
     <w:p>
       <w:r>
@@ -9433,11 +9768,11 @@
       <w:pPr>
         <w:pStyle w:val="Heading3"/>
       </w:pPr>
-      <w:bookmarkStart w:id="17" w:name="_Toc172628417"/>
+      <w:bookmarkStart w:id="18" w:name="_Toc172717674"/>
       <w:r>
         <w:t>Applications &amp; Conclusions</w:t>
       </w:r>
-      <w:bookmarkEnd w:id="17"/>
+      <w:bookmarkEnd w:id="18"/>
     </w:p>
     <w:p/>
     <w:p>
@@ -9598,7 +9933,15 @@
         <w:t xml:space="preserve"> </w:t>
       </w:r>
       <w:r>
-        <w:t xml:space="preserve">we are able to capture point-time ratings for constructor/driver combinations </w:t>
+        <w:t xml:space="preserve">we </w:t>
+      </w:r>
+      <w:proofErr w:type="gramStart"/>
+      <w:r>
+        <w:t>are able to</w:t>
+      </w:r>
+      <w:proofErr w:type="gramEnd"/>
+      <w:r>
+        <w:t xml:space="preserve"> capture point-time ratings for constructor/driver combinations </w:t>
       </w:r>
       <w:r>
         <w:t xml:space="preserve">to predict race outcomes as highlighted in the table above. </w:t>
@@ -9623,11 +9966,11 @@
         </w:numPr>
         <w:ind w:left="720"/>
       </w:pPr>
-      <w:bookmarkStart w:id="18" w:name="_Toc172628418"/>
+      <w:bookmarkStart w:id="19" w:name="_Toc172717675"/>
       <w:r>
         <w:t>Acknowledgements</w:t>
       </w:r>
-      <w:bookmarkEnd w:id="18"/>
+      <w:bookmarkEnd w:id="19"/>
     </w:p>
     <w:p>
       <w:r>
@@ -9644,11 +9987,11 @@
         </w:numPr>
         <w:ind w:left="720"/>
       </w:pPr>
-      <w:bookmarkStart w:id="19" w:name="_Toc172628419"/>
+      <w:bookmarkStart w:id="20" w:name="_Toc172717676"/>
       <w:r>
         <w:t>References</w:t>
       </w:r>
-      <w:bookmarkEnd w:id="19"/>
+      <w:bookmarkEnd w:id="20"/>
     </w:p>
     <w:p>
       <w:r>
@@ -9661,8 +10004,13 @@
       </w:r>
     </w:p>
     <w:p>
-      <w:r>
-        <w:t>Croiseau, P. and Cordell, H.J., 2009, December. Analysis of North American Rheumatoid Arthritis Consortium data using a penalized logistic regression approach. In BMC proceedings (Vol. 3, pp. 1-5). BioMed Central.</w:t>
+      <w:proofErr w:type="spellStart"/>
+      <w:r>
+        <w:t>Croiseau</w:t>
+      </w:r>
+      <w:proofErr w:type="spellEnd"/>
+      <w:r>
+        <w:t>, P. and Cordell, H.J., 2009, December. Analysis of North American Rheumatoid Arthritis Consortium data using a penalized logistic regression approach. In BMC proceedings (Vol. 3, pp. 1-5). BioMed Central.</w:t>
       </w:r>
     </w:p>
     <w:p>
@@ -9671,8 +10019,21 @@
       </w:r>
     </w:p>
     <w:p>
-      <w:r>
-        <w:t>Ergast. (n.d.). Ergast Developer API. Available at: https://ergast.com/mrd/methods/sprint/ (Accessed: 17 July 2024).</w:t>
+      <w:proofErr w:type="spellStart"/>
+      <w:r>
+        <w:t>Ergast</w:t>
+      </w:r>
+      <w:proofErr w:type="spellEnd"/>
+      <w:r>
+        <w:t xml:space="preserve">. (n.d.). </w:t>
+      </w:r>
+      <w:proofErr w:type="spellStart"/>
+      <w:r>
+        <w:t>Ergast</w:t>
+      </w:r>
+      <w:proofErr w:type="spellEnd"/>
+      <w:r>
+        <w:t xml:space="preserve"> Developer API. Available at: https://ergast.com/mrd/methods/sprint/ (Accessed: 17 July 2024).</w:t>
       </w:r>
     </w:p>
     <w:p>
@@ -9687,7 +10048,15 @@
     </w:p>
     <w:p>
       <w:r>
-        <w:t>Fry, J., Brighton, T. and Fanzon, S. (2024) Faster identification of faster Formula 1 drivers via time-rank duality. Economics Letters, 237, p.111671.</w:t>
+        <w:t xml:space="preserve">Fry, J., Brighton, T. and </w:t>
+      </w:r>
+      <w:proofErr w:type="spellStart"/>
+      <w:r>
+        <w:t>Fanzon</w:t>
+      </w:r>
+      <w:proofErr w:type="spellEnd"/>
+      <w:r>
+        <w:t>, S. (2024) Faster identification of faster Formula 1 drivers via time-rank duality. Economics Letters, 237, p.111671.</w:t>
       </w:r>
     </w:p>
     <w:p>
@@ -9702,12 +10071,25 @@
     </w:p>
     <w:p>
       <w:r>
-        <w:t>Jacoby, W.G., 2000. Loess:: a nonparametric, graphical tool for depicting relationships between variables. Electoral studies, 19(4), pp.577-613.</w:t>
-      </w:r>
-    </w:p>
-    <w:p>
-      <w:r>
-        <w:t>Medvedovsky, K. and Patton, A. (2022) Daily adjusted and regressed Kalman optimized projections| DARKO. Accessed on, 17.</w:t>
+        <w:t xml:space="preserve">Jacoby, W.G., 2000. </w:t>
+      </w:r>
+      <w:proofErr w:type="gramStart"/>
+      <w:r>
+        <w:t>Loess::</w:t>
+      </w:r>
+      <w:proofErr w:type="gramEnd"/>
+      <w:r>
+        <w:t xml:space="preserve"> a nonparametric, graphical tool for depicting relationships between variables. Electoral studies, 19(4), pp.577-613.</w:t>
+      </w:r>
+    </w:p>
+    <w:p>
+      <w:proofErr w:type="spellStart"/>
+      <w:r>
+        <w:t>Medvedovsky</w:t>
+      </w:r>
+      <w:proofErr w:type="spellEnd"/>
+      <w:r>
+        <w:t>, K. and Patton, A. (2022) Daily adjusted and regressed Kalman optimized projections| DARKO. Accessed on, 17.</w:t>
       </w:r>
     </w:p>
     <w:p>
@@ -9722,8 +10104,21 @@
       </w:r>
     </w:p>
     <w:p>
-      <w:r>
-        <w:t>Rockerbie, D. W. and Easton, S. T. (2022) ‘Race to the podium: separating and conjoining the car and driver in F1 racing’, Applied Economics, 54(54), pp. 6272–6285. doi: 10.1080/00036846.2022.2083068.</w:t>
+      <w:proofErr w:type="spellStart"/>
+      <w:r>
+        <w:t>Rockerbie</w:t>
+      </w:r>
+      <w:proofErr w:type="spellEnd"/>
+      <w:r>
+        <w:t xml:space="preserve">, D. W. and Easton, S. T. (2022) ‘Race to the podium: separating and conjoining the car and driver in F1 racing’, Applied Economics, 54(54), pp. 6272–6285. </w:t>
+      </w:r>
+      <w:proofErr w:type="spellStart"/>
+      <w:r>
+        <w:t>doi</w:t>
+      </w:r>
+      <w:proofErr w:type="spellEnd"/>
+      <w:r>
+        <w:t>: 10.1080/00036846.2022.2083068.</w:t>
       </w:r>
     </w:p>
     <w:p>
@@ -9745,7 +10140,15 @@
         </w:rPr>
       </w:pPr>
       <w:r>
-        <w:t xml:space="preserve">van Kesteren, E. and Bergkamp, T. (2023) Bayesian analysis of Formula One race results: disentangling driver skill and constructor advantage. Journal of Quantitative Analysis in Sports, Vol. 19 (Issue 4), pp. 273-293. </w:t>
+        <w:t xml:space="preserve">van </w:t>
+      </w:r>
+      <w:proofErr w:type="spellStart"/>
+      <w:r>
+        <w:t>Kesteren</w:t>
+      </w:r>
+      <w:proofErr w:type="spellEnd"/>
+      <w:r>
+        <w:t xml:space="preserve">, E. and Bergkamp, T. (2023) Bayesian analysis of Formula One race results: disentangling driver skill and constructor advantage. Journal of Quantitative Analysis in Sports, Vol. 19 (Issue 4), pp. 273-293. </w:t>
       </w:r>
       <w:hyperlink r:id="rId24" w:history="1">
         <w:r>
@@ -9765,11 +10168,11 @@
         </w:numPr>
         <w:ind w:left="720"/>
       </w:pPr>
-      <w:bookmarkStart w:id="20" w:name="_Toc172628420"/>
+      <w:bookmarkStart w:id="21" w:name="_Toc172717677"/>
       <w:r>
         <w:t>Appendix</w:t>
       </w:r>
-      <w:bookmarkEnd w:id="20"/>
+      <w:bookmarkEnd w:id="21"/>
     </w:p>
     <w:p/>
     <w:p>
@@ -9781,14 +10184,14 @@
         </w:numPr>
         <w:ind w:left="720"/>
       </w:pPr>
-      <w:bookmarkStart w:id="21" w:name="_Toc172628421"/>
+      <w:bookmarkStart w:id="22" w:name="_Toc172717678"/>
       <w:r>
         <w:t xml:space="preserve">A1. Metrics by </w:t>
       </w:r>
       <w:r>
         <w:t>Driver-Season Type</w:t>
       </w:r>
-      <w:bookmarkEnd w:id="21"/>
+      <w:bookmarkEnd w:id="22"/>
     </w:p>
     <w:p>
       <w:pPr>
@@ -9914,8 +10317,13 @@
       <w:r>
         <w:t xml:space="preserve">driver-seasons by whether </w:t>
       </w:r>
-      <w:r>
-        <w:t>the are</w:t>
+      <w:proofErr w:type="spellStart"/>
+      <w:r>
+        <w:t>the</w:t>
+      </w:r>
+      <w:proofErr w:type="spellEnd"/>
+      <w:r>
+        <w:t xml:space="preserve"> are</w:t>
       </w:r>
       <w:r>
         <w:t xml:space="preserve"> a new driver</w:t>
@@ -9936,7 +10344,15 @@
         <w:t>better than the other categories.</w:t>
       </w:r>
       <w:r>
-        <w:t xml:space="preserve"> The lower error amongst that cohort can potentially by explained by the nature of the constructors new drivers go to. New drivers are </w:t>
+        <w:t xml:space="preserve"> The lower error amongst that cohort can potentially by explained by the nature of the </w:t>
+      </w:r>
+      <w:proofErr w:type="gramStart"/>
+      <w:r>
+        <w:t>constructors</w:t>
+      </w:r>
+      <w:proofErr w:type="gramEnd"/>
+      <w:r>
+        <w:t xml:space="preserve"> new drivers go to. New drivers are </w:t>
       </w:r>
       <w:r>
         <w:t xml:space="preserve">often going to </w:t>
@@ -9975,7 +10391,7 @@
         </w:numPr>
         <w:ind w:left="720"/>
       </w:pPr>
-      <w:bookmarkStart w:id="22" w:name="_Toc172628422"/>
+      <w:bookmarkStart w:id="23" w:name="_Toc172717679"/>
       <w:r>
         <w:lastRenderedPageBreak/>
         <w:t>A</w:t>
@@ -9995,7 +10411,7 @@
       <w:r>
         <w:t xml:space="preserve"> Mapping</w:t>
       </w:r>
-      <w:bookmarkEnd w:id="22"/>
+      <w:bookmarkEnd w:id="23"/>
     </w:p>
     <w:p>
       <w:pPr>
@@ -10119,7 +10535,7 @@
         </w:numPr>
         <w:ind w:left="720"/>
       </w:pPr>
-      <w:bookmarkStart w:id="23" w:name="_Toc172628423"/>
+      <w:bookmarkStart w:id="24" w:name="_Toc172717680"/>
       <w:r>
         <w:t>A</w:t>
       </w:r>
@@ -10138,7 +10554,7 @@
       <w:r>
         <w:t xml:space="preserve"> Ratings as of 2024 British GP</w:t>
       </w:r>
-      <w:bookmarkEnd w:id="23"/>
+      <w:bookmarkEnd w:id="24"/>
     </w:p>
     <w:p/>
     <w:p>
@@ -10609,7 +11025,7 @@
         </w:numPr>
         <w:ind w:left="720" w:hanging="360"/>
       </w:pPr>
-      <w:bookmarkStart w:id="24" w:name="_Toc172628424"/>
+      <w:bookmarkStart w:id="25" w:name="_Toc172717681"/>
       <w:r>
         <w:t>A</w:t>
       </w:r>
@@ -10619,7 +11035,7 @@
       <w:r>
         <w:t>. Driver/Constructor Coefficient/Ratings Trends 2014 - 2024 British GP</w:t>
       </w:r>
-      <w:bookmarkEnd w:id="24"/>
+      <w:bookmarkEnd w:id="25"/>
     </w:p>
     <w:p/>
     <w:p>

--- a/Documents/Predicting Formula 1 Race Outcomes.docx
+++ b/Documents/Predicting Formula 1 Race Outcomes.docx
@@ -1023,7 +1023,7 @@
                 <w:noProof/>
                 <w:webHidden/>
               </w:rPr>
-              <w:t>7</w:t>
+              <w:t>8</w:t>
             </w:r>
             <w:r>
               <w:rPr>
@@ -1463,7 +1463,7 @@
                 <w:noProof/>
                 <w:webHidden/>
               </w:rPr>
-              <w:t>12</w:t>
+              <w:t>13</w:t>
             </w:r>
             <w:r>
               <w:rPr>
@@ -1551,7 +1551,7 @@
                 <w:noProof/>
                 <w:webHidden/>
               </w:rPr>
-              <w:t>12</w:t>
+              <w:t>13</w:t>
             </w:r>
             <w:r>
               <w:rPr>
@@ -2365,21 +2365,11 @@
       <w:r>
         <w:t>While it is well-acknowledged that constructors play a pivotal role in Formula 1 success, there is a need to delve deeper into the individual variances attributable to constructors and drivers. Prior analyses (</w:t>
       </w:r>
-      <w:proofErr w:type="spellStart"/>
       <w:r>
         <w:t>Kesteren</w:t>
       </w:r>
-      <w:proofErr w:type="spellEnd"/>
-      <w:r>
-        <w:t xml:space="preserve">, 2023; </w:t>
-      </w:r>
-      <w:proofErr w:type="spellStart"/>
-      <w:r>
-        <w:t>Rockerbie</w:t>
-      </w:r>
-      <w:proofErr w:type="spellEnd"/>
-      <w:r>
-        <w:t>, 2021; Bell, 2016) have explored the overall variance explained by constructors versus drivers, often assigning “skill” values to each.</w:t>
+      <w:r>
+        <w:t>, 2023; Rockerbie, 2021; Bell, 2016) have explored the overall variance explained by constructors versus drivers, often assigning “skill” values to each.</w:t>
       </w:r>
     </w:p>
     <w:p>
@@ -2394,24 +2384,17 @@
       <w:r>
         <w:t xml:space="preserve">Moreover, our approach differs from the existing literature. Bell (2016) and </w:t>
       </w:r>
-      <w:proofErr w:type="spellStart"/>
       <w:r>
         <w:t>Kesteren</w:t>
       </w:r>
-      <w:proofErr w:type="spellEnd"/>
       <w:r>
         <w:t xml:space="preserve"> (2023) have produced the most prominent and similar work in the field. Bell's methodology treats a driver's entire career as a single entity, while </w:t>
       </w:r>
-      <w:proofErr w:type="spellStart"/>
       <w:r>
         <w:t>Kesteren</w:t>
       </w:r>
       <w:r>
-        <w:t>'s</w:t>
-      </w:r>
-      <w:proofErr w:type="spellEnd"/>
-      <w:r>
-        <w:t xml:space="preserve"> analysis is conducted at the season level. In contrast, our model </w:t>
+        <w:t xml:space="preserve">'s analysis is conducted at the season level. In contrast, our model </w:t>
       </w:r>
       <w:r>
         <w:lastRenderedPageBreak/>
@@ -2439,26 +2422,10 @@
         <w:t>W</w:t>
       </w:r>
       <w:r>
-        <w:t xml:space="preserve">e collect data from all Formula 1 races through the </w:t>
-      </w:r>
-      <w:proofErr w:type="spellStart"/>
-      <w:r>
-        <w:t>Ergast</w:t>
-      </w:r>
-      <w:proofErr w:type="spellEnd"/>
-      <w:r>
-        <w:t xml:space="preserve"> API via the f1dataR R package</w:t>
-      </w:r>
-      <w:r>
-        <w:t xml:space="preserve"> (</w:t>
-      </w:r>
-      <w:proofErr w:type="spellStart"/>
-      <w:r>
-        <w:t>Ergast</w:t>
-      </w:r>
-      <w:proofErr w:type="spellEnd"/>
-      <w:r>
-        <w:t>, f1dataR)</w:t>
+        <w:t>e collect data from all Formula 1 races through the Ergast API via the f1dataR R package</w:t>
+      </w:r>
+      <w:r>
+        <w:t xml:space="preserve"> (Ergast, f1dataR)</w:t>
       </w:r>
       <w:r>
         <w:t>. Our analysis primarily focuses on the hybrid engine era (2014 to present), utilizing race results from 2012 onwards to provide a warm start.</w:t>
@@ -2468,39 +2435,21 @@
       <w:r>
         <w:t xml:space="preserve">For our primary model, we exclude non-finishers (DNF) to avoid the additional noise and complexity they introduce to the outcome of interest, as similarly noted by </w:t>
       </w:r>
-      <w:proofErr w:type="spellStart"/>
       <w:r>
         <w:t>Kesteren</w:t>
       </w:r>
-      <w:proofErr w:type="spellEnd"/>
       <w:r>
         <w:t xml:space="preserve"> (2023). Assigning the root cause of certain DNFs, particularly driver-driver collisions, can be challenging. Given the time-decay and point-in-time nature of our study, indexing on DNFs may disproportionately add negative noise to a driver or constructor coefficient. However, we also test model variants that include DNFs wholly and another that partially assigns DNF cause to either driver or constructor based on the type of DNF. DNFs categorized as Collision, Accident, or Spun-Off are attributed to driver fault, while other causes are attributed to constructor fault.</w:t>
       </w:r>
     </w:p>
     <w:p>
       <w:r>
-        <w:t xml:space="preserve">The features used in the model are binary indicators for the parent constructor and driver at the race level. The term "parent constructor" refers to constructors that have undergone name changes but remain the same underlying entity. For example, Toro Rosso, Alpha Tauri, and RB are considered the same </w:t>
-      </w:r>
-      <w:proofErr w:type="gramStart"/>
-      <w:r>
-        <w:t>constructor</w:t>
-      </w:r>
-      <w:proofErr w:type="gramEnd"/>
-      <w:r>
-        <w:t xml:space="preserve"> in this analysis.</w:t>
-      </w:r>
-    </w:p>
-    <w:p>
-      <w:r>
-        <w:t xml:space="preserve">The response variable is the rank finish of the driver-constructor pair </w:t>
-      </w:r>
-      <w:proofErr w:type="gramStart"/>
-      <w:r>
-        <w:t>in a given</w:t>
-      </w:r>
-      <w:proofErr w:type="gramEnd"/>
-      <w:r>
-        <w:t xml:space="preserve"> race. Points-scoring positions (ranks 1 to 10) are weighted equally, as drivers are expected to compete equally for these positions. Positions beyond 10 are weighted on a linear decay until the last position, reflecting the expectation that the effort expended for lower places is probably less than that for the top places (Henderson, 2021).</w:t>
+        <w:t>The features used in the model are binary indicators for the parent constructor and driver at the race level. The term "parent constructor" refers to constructors that have undergone name changes but remain the same underlying entity. For example, Toro Rosso, Alpha Tauri, and RB are considered the same constructor in this analysis.</w:t>
+      </w:r>
+    </w:p>
+    <w:p>
+      <w:r>
+        <w:t>The response variable is the rank finish of the driver-constructor pair in a given race. Points-scoring positions (ranks 1 to 10) are weighted equally, as drivers are expected to compete equally for these positions. Positions beyond 10 are weighted on a linear decay until the last position, reflecting the expectation that the effort expended for lower places is probably less than that for the top places (Henderson, 2021).</w:t>
       </w:r>
       <w:r>
         <w:t xml:space="preserve"> The </w:t>
@@ -2836,15 +2785,7 @@
       </w:r>
       <w:bookmarkStart w:id="5" w:name="_Toc172717661"/>
       <w:r>
-        <w:t xml:space="preserve">Linear Model </w:t>
-      </w:r>
-      <w:proofErr w:type="gramStart"/>
-      <w:r>
-        <w:t>With</w:t>
-      </w:r>
-      <w:proofErr w:type="gramEnd"/>
-      <w:r>
-        <w:t xml:space="preserve"> Ridge Regression</w:t>
+        <w:t>Linear Model With Ridge Regression</w:t>
       </w:r>
       <w:bookmarkEnd w:id="5"/>
     </w:p>
@@ -2926,18 +2867,8 @@
           <w:i/>
           <w:iCs/>
         </w:rPr>
-        <w:t xml:space="preserve">X: Sparse matrix of drivers and </w:t>
-      </w:r>
-      <w:proofErr w:type="spellStart"/>
-      <w:r>
-        <w:rPr>
-          <w:rFonts w:ascii="Cambria Math" w:eastAsiaTheme="minorEastAsia" w:hAnsi="Cambria Math"/>
-          <w:i/>
-          <w:iCs/>
-        </w:rPr>
-        <w:t>consturoctrs</w:t>
-      </w:r>
-      <w:proofErr w:type="spellEnd"/>
+        <w:t>X: Sparse matrix of drivers and consturoctrs</w:t>
+      </w:r>
     </w:p>
     <w:p>
       <w:pPr>
@@ -2956,7 +2887,6 @@
           <m:t>β</m:t>
         </m:r>
       </m:oMath>
-      <w:proofErr w:type="gramStart"/>
       <w:r>
         <w:rPr>
           <w:rFonts w:ascii="Cambria Math" w:eastAsiaTheme="minorEastAsia" w:hAnsi="Cambria Math"/>
@@ -2971,16 +2901,7 @@
           <w:i/>
           <w:iCs/>
         </w:rPr>
-        <w:t>Matrix</w:t>
-      </w:r>
-      <w:proofErr w:type="gramEnd"/>
-      <w:r>
-        <w:rPr>
-          <w:rFonts w:ascii="Cambria Math" w:eastAsiaTheme="minorEastAsia" w:hAnsi="Cambria Math"/>
-          <w:i/>
-          <w:iCs/>
-        </w:rPr>
-        <w:t xml:space="preserve"> of individual driver and constructor coefficients</w:t>
+        <w:t>Matrix of individual driver and constructor coefficients</w:t>
       </w:r>
     </w:p>
     <w:p>
@@ -4340,15 +4261,7 @@
         <w:t xml:space="preserve">, </w:t>
       </w:r>
       <w:r>
-        <w:t>which utilize ridge regression (</w:t>
-      </w:r>
-      <w:proofErr w:type="spellStart"/>
-      <w:r>
-        <w:t>Mevedovsky</w:t>
-      </w:r>
-      <w:proofErr w:type="spellEnd"/>
-      <w:r>
-        <w:t xml:space="preserve">). </w:t>
+        <w:t xml:space="preserve">which utilize ridge regression (Mevedovsky). </w:t>
       </w:r>
     </w:p>
     <w:p/>
@@ -4810,11 +4723,9 @@
       <w:r>
         <w:t xml:space="preserve">As discussed in the Introduction, the features used are a sparse matrix of parent constructors and drivers. Unlike </w:t>
       </w:r>
-      <w:proofErr w:type="spellStart"/>
       <w:r>
         <w:t>Kesteren</w:t>
       </w:r>
-      <w:proofErr w:type="spellEnd"/>
       <w:r>
         <w:t xml:space="preserve"> and Bell’s work, which included weather conditions, we exclude weather due to its unpredictability before a race weekend. Circuit type (street </w:t>
       </w:r>
@@ -4871,10 +4782,10 @@
           <w:noProof/>
         </w:rPr>
         <w:drawing>
-          <wp:inline distT="0" distB="0" distL="0" distR="0" wp14:anchorId="3179FCA6" wp14:editId="63CC3899">
+          <wp:inline distT="0" distB="0" distL="0" distR="0" wp14:anchorId="3179FCA6" wp14:editId="60854878">
             <wp:extent cx="5486400" cy="2743200"/>
             <wp:effectExtent l="0" t="0" r="0" b="0"/>
-            <wp:docPr id="1792358666" name="Picture 1" descr="A graph of a graph&#10;&#10;Description automatically generated with medium confidence"/>
+            <wp:docPr id="1792358666" name="Picture 1"/>
             <wp:cNvGraphicFramePr>
               <a:graphicFrameLocks xmlns:a="http://schemas.openxmlformats.org/drawingml/2006/main" noChangeAspect="1"/>
             </wp:cNvGraphicFramePr>
@@ -4882,7 +4793,7 @@
               <a:graphicData uri="http://schemas.openxmlformats.org/drawingml/2006/picture">
                 <pic:pic xmlns:pic="http://schemas.openxmlformats.org/drawingml/2006/picture">
                   <pic:nvPicPr>
-                    <pic:cNvPr id="1792358666" name="Picture 1" descr="A graph of a graph&#10;&#10;Description automatically generated with medium confidence"/>
+                    <pic:cNvPr id="1792358666" name="Picture 1"/>
                     <pic:cNvPicPr>
                       <a:picLocks noChangeAspect="1" noChangeArrowheads="1"/>
                     </pic:cNvPicPr>
@@ -4895,7 +4806,6 @@
                         </a:ext>
                       </a:extLst>
                     </a:blip>
-                    <a:srcRect/>
                     <a:stretch>
                       <a:fillRect/>
                     </a:stretch>
@@ -4925,35 +4835,41 @@
         <w:pStyle w:val="Caption"/>
         <w:jc w:val="center"/>
         <w:rPr>
-          <w:color w:val="auto"/>
-        </w:rPr>
-      </w:pPr>
-      <w:r>
-        <w:rPr>
+          <w:rFonts w:ascii="Arial" w:hAnsi="Arial" w:cs="Arial"/>
+          <w:color w:val="auto"/>
+        </w:rPr>
+      </w:pPr>
+      <w:r>
+        <w:rPr>
+          <w:rFonts w:ascii="Arial" w:hAnsi="Arial" w:cs="Arial"/>
           <w:color w:val="auto"/>
         </w:rPr>
         <w:t xml:space="preserve">Figure </w:t>
       </w:r>
       <w:r>
         <w:rPr>
+          <w:rFonts w:ascii="Arial" w:hAnsi="Arial" w:cs="Arial"/>
           <w:color w:val="auto"/>
         </w:rPr>
         <w:fldChar w:fldCharType="begin"/>
       </w:r>
       <w:r>
         <w:rPr>
+          <w:rFonts w:ascii="Arial" w:hAnsi="Arial" w:cs="Arial"/>
           <w:color w:val="auto"/>
         </w:rPr>
         <w:instrText xml:space="preserve"> SEQ Figure \* ARABIC </w:instrText>
       </w:r>
       <w:r>
         <w:rPr>
+          <w:rFonts w:ascii="Arial" w:hAnsi="Arial" w:cs="Arial"/>
           <w:color w:val="auto"/>
         </w:rPr>
         <w:fldChar w:fldCharType="separate"/>
       </w:r>
       <w:r>
         <w:rPr>
+          <w:rFonts w:ascii="Arial" w:hAnsi="Arial" w:cs="Arial"/>
           <w:noProof/>
           <w:color w:val="auto"/>
         </w:rPr>
@@ -4961,24 +4877,28 @@
       </w:r>
       <w:r>
         <w:rPr>
+          <w:rFonts w:ascii="Arial" w:hAnsi="Arial" w:cs="Arial"/>
           <w:color w:val="auto"/>
         </w:rPr>
         <w:fldChar w:fldCharType="end"/>
       </w:r>
       <w:r>
         <w:rPr>
+          <w:rFonts w:ascii="Arial" w:hAnsi="Arial" w:cs="Arial"/>
           <w:color w:val="auto"/>
         </w:rPr>
         <w:t>: Daniel Riccardo raw (model-derived) coefficient</w:t>
       </w:r>
       <w:r>
         <w:rPr>
+          <w:rFonts w:ascii="Arial" w:hAnsi="Arial" w:cs="Arial"/>
           <w:color w:val="auto"/>
         </w:rPr>
         <w:t xml:space="preserve">. The model-derived coefficient is particularly noisy at the start of Ricciardo’s career, and each time he switches constructors. </w:t>
       </w:r>
       <w:r>
         <w:rPr>
+          <w:rFonts w:ascii="Arial" w:hAnsi="Arial" w:cs="Arial"/>
           <w:color w:val="auto"/>
         </w:rPr>
         <w:t>Shaded area represents a 95% confidence interval.</w:t>
@@ -5390,12 +5310,12 @@
         <w:jc w:val="right"/>
       </w:pPr>
       <w:r>
+        <w:lastRenderedPageBreak/>
         <w:t>(5)</w:t>
       </w:r>
     </w:p>
     <w:p>
       <w:r>
-        <w:lastRenderedPageBreak/>
         <w:t>This smoothing methodology yields a less noisy and more accurate time series for constructor and driver rating</w:t>
       </w:r>
       <w:r>
@@ -5412,10 +5332,10 @@
           <w:noProof/>
         </w:rPr>
         <w:drawing>
-          <wp:inline distT="0" distB="0" distL="0" distR="0" wp14:anchorId="5EB38752" wp14:editId="5DAA27F8">
+          <wp:inline distT="0" distB="0" distL="0" distR="0" wp14:anchorId="5EB38752" wp14:editId="7B4D5365">
             <wp:extent cx="5486400" cy="2743200"/>
             <wp:effectExtent l="0" t="0" r="0" b="0"/>
-            <wp:docPr id="1158603833" name="Picture 2" descr="A graph of a driver rating&#10;&#10;Description automatically generated"/>
+            <wp:docPr id="1158603833" name="Picture 2"/>
             <wp:cNvGraphicFramePr>
               <a:graphicFrameLocks xmlns:a="http://schemas.openxmlformats.org/drawingml/2006/main" noChangeAspect="1"/>
             </wp:cNvGraphicFramePr>
@@ -5423,7 +5343,7 @@
               <a:graphicData uri="http://schemas.openxmlformats.org/drawingml/2006/picture">
                 <pic:pic xmlns:pic="http://schemas.openxmlformats.org/drawingml/2006/picture">
                   <pic:nvPicPr>
-                    <pic:cNvPr id="1158603833" name="Picture 2" descr="A graph of a driver rating&#10;&#10;Description automatically generated"/>
+                    <pic:cNvPr id="1158603833" name="Picture 2"/>
                     <pic:cNvPicPr>
                       <a:picLocks noChangeAspect="1" noChangeArrowheads="1"/>
                     </pic:cNvPicPr>
@@ -5436,7 +5356,6 @@
                         </a:ext>
                       </a:extLst>
                     </a:blip>
-                    <a:srcRect/>
                     <a:stretch>
                       <a:fillRect/>
                     </a:stretch>
@@ -5466,35 +5385,41 @@
         <w:pStyle w:val="Caption"/>
         <w:jc w:val="center"/>
         <w:rPr>
-          <w:color w:val="auto"/>
-        </w:rPr>
-      </w:pPr>
-      <w:r>
-        <w:rPr>
+          <w:rFonts w:ascii="Arial" w:hAnsi="Arial" w:cs="Arial"/>
+          <w:color w:val="auto"/>
+        </w:rPr>
+      </w:pPr>
+      <w:r>
+        <w:rPr>
+          <w:rFonts w:ascii="Arial" w:hAnsi="Arial" w:cs="Arial"/>
           <w:color w:val="auto"/>
         </w:rPr>
         <w:t xml:space="preserve">Figure </w:t>
       </w:r>
       <w:r>
         <w:rPr>
+          <w:rFonts w:ascii="Arial" w:hAnsi="Arial" w:cs="Arial"/>
           <w:color w:val="auto"/>
         </w:rPr>
         <w:fldChar w:fldCharType="begin"/>
       </w:r>
       <w:r>
         <w:rPr>
+          <w:rFonts w:ascii="Arial" w:hAnsi="Arial" w:cs="Arial"/>
           <w:color w:val="auto"/>
         </w:rPr>
         <w:instrText xml:space="preserve"> SEQ Figure \* ARABIC </w:instrText>
       </w:r>
       <w:r>
         <w:rPr>
+          <w:rFonts w:ascii="Arial" w:hAnsi="Arial" w:cs="Arial"/>
           <w:color w:val="auto"/>
         </w:rPr>
         <w:fldChar w:fldCharType="separate"/>
       </w:r>
       <w:r>
         <w:rPr>
+          <w:rFonts w:ascii="Arial" w:hAnsi="Arial" w:cs="Arial"/>
           <w:noProof/>
           <w:color w:val="auto"/>
         </w:rPr>
@@ -5502,33 +5427,31 @@
       </w:r>
       <w:r>
         <w:rPr>
+          <w:rFonts w:ascii="Arial" w:hAnsi="Arial" w:cs="Arial"/>
           <w:color w:val="auto"/>
         </w:rPr>
         <w:fldChar w:fldCharType="end"/>
       </w:r>
       <w:r>
         <w:rPr>
+          <w:rFonts w:ascii="Arial" w:hAnsi="Arial" w:cs="Arial"/>
           <w:color w:val="auto"/>
         </w:rPr>
         <w:t>: Daniel Riccardo LOESS-blended coefficient</w:t>
       </w:r>
       <w:r>
         <w:rPr>
+          <w:rFonts w:ascii="Arial" w:hAnsi="Arial" w:cs="Arial"/>
           <w:color w:val="auto"/>
         </w:rPr>
         <w:t>. The LOESS blended coefficient is quick to pick up the initial performance surge at the start his career while maintaining stability in his driver coefficient later in his career. The transparent points represent the model-derived coefficient seen in Figure 1.</w:t>
       </w:r>
       <w:r>
         <w:rPr>
-          <w:color w:val="auto"/>
-        </w:rPr>
-        <w:t xml:space="preserve"> </w:t>
-      </w:r>
-      <w:r>
-        <w:rPr>
-          <w:color w:val="auto"/>
-        </w:rPr>
-        <w:t>Shaded area represents a 95% confidence interval.</w:t>
+          <w:rFonts w:ascii="Arial" w:hAnsi="Arial" w:cs="Arial"/>
+          <w:color w:val="auto"/>
+        </w:rPr>
+        <w:t xml:space="preserve"> Shaded area represents a 95% confidence interval.</w:t>
       </w:r>
     </w:p>
     <w:p>
@@ -5554,42 +5477,16 @@
         <w:pStyle w:val="NormalWeb"/>
       </w:pPr>
       <w:r>
-        <w:t xml:space="preserve">However, </w:t>
-      </w:r>
-      <w:proofErr w:type="spellStart"/>
-      <w:r>
-        <w:t>its</w:t>
-      </w:r>
-      <w:proofErr w:type="spellEnd"/>
-      <w:r>
-        <w:t xml:space="preserve"> important to note that we are solely measuring the variance of individual coefficients. That variance is likely understated for drivers and constructors with limited sample sizes as those coefficients will be penalized and shrunk through regularization. Additionally, penalized regression can result in non-normal distribution </w:t>
+        <w:t xml:space="preserve">However, its important to note that we are solely measuring the variance of individual coefficients. That variance is likely understated for drivers and constructors with limited sample sizes as those coefficients will be penalized and shrunk through regularization. Additionally, penalized regression can result in non-normal distribution </w:t>
       </w:r>
       <w:r>
         <w:t>of those coefficients (</w:t>
       </w:r>
-      <w:proofErr w:type="spellStart"/>
       <w:r>
         <w:t>Croiseau</w:t>
       </w:r>
-      <w:proofErr w:type="spellEnd"/>
-      <w:r>
-        <w:t xml:space="preserve"> 2009). As such, the confidence intervals provided have limited value for sensitivity </w:t>
-      </w:r>
-      <w:proofErr w:type="gramStart"/>
-      <w:r>
-        <w:t>analysis, but</w:t>
-      </w:r>
-      <w:proofErr w:type="gramEnd"/>
-      <w:r>
-        <w:t xml:space="preserve"> provide directional indicators to the variability of coefficients </w:t>
-      </w:r>
-      <w:proofErr w:type="gramStart"/>
-      <w:r>
-        <w:t>relatively</w:t>
-      </w:r>
-      <w:proofErr w:type="gramEnd"/>
-      <w:r>
-        <w:t xml:space="preserve"> to each other. </w:t>
+      <w:r>
+        <w:t xml:space="preserve"> 2009). As such, the confidence intervals provided have limited value for sensitivity analysis, but provide directional indicators to the variability of coefficients relatively to each other. </w:t>
       </w:r>
     </w:p>
     <w:p>
@@ -5621,6 +5518,7 @@
         <w:pStyle w:val="Heading4"/>
       </w:pPr>
       <w:r>
+        <w:lastRenderedPageBreak/>
         <w:t>Test Data</w:t>
       </w:r>
     </w:p>
@@ -5688,7 +5586,6 @@
           <w:sz w:val="22"/>
           <w:szCs w:val="22"/>
         </w:rPr>
-        <w:lastRenderedPageBreak/>
         <w:t xml:space="preserve">The test data is the immediate next race following the current race </w:t>
       </w:r>
       <w:r>
@@ -5736,33 +5633,15 @@
           <w:szCs w:val="22"/>
           <w:vertAlign w:val="subscript"/>
         </w:rPr>
-        <w:t xml:space="preserve">2016, Round </w:t>
-      </w:r>
-      <w:proofErr w:type="gramStart"/>
+        <w:t xml:space="preserve">2016, Round 5 </w:t>
+      </w:r>
       <w:r>
         <w:rPr>
           <w:sz w:val="22"/>
           <w:szCs w:val="22"/>
-          <w:vertAlign w:val="subscript"/>
-        </w:rPr>
-        <w:t xml:space="preserve">5 </w:t>
-      </w:r>
-      <w:r>
-        <w:rPr>
-          <w:sz w:val="22"/>
-          <w:szCs w:val="22"/>
-        </w:rPr>
-        <w:t>)</w:t>
-      </w:r>
-      <w:proofErr w:type="gramEnd"/>
-      <w:r>
-        <w:rPr>
-          <w:sz w:val="22"/>
-          <w:szCs w:val="22"/>
-        </w:rPr>
-        <w:t xml:space="preserve"> predicts the outcomes for the 2016 Monaco Grand Prix (2016 season, round 6). The predictions from the model are linearly ranked and used as </w:t>
-      </w:r>
-      <w:proofErr w:type="spellStart"/>
+        </w:rPr>
+        <w:t xml:space="preserve">) predicts the outcomes for the 2016 Monaco Grand Prix (2016 season, round 6). The predictions from the model are linearly ranked and used as </w:t>
+      </w:r>
       <w:r>
         <w:rPr>
           <w:i/>
@@ -5782,7 +5661,6 @@
         </w:rPr>
         <w:t>pred</w:t>
       </w:r>
-      <w:proofErr w:type="spellEnd"/>
       <w:r>
         <w:rPr>
           <w:sz w:val="22"/>
@@ -5790,7 +5668,6 @@
         </w:rPr>
         <w:t xml:space="preserve">. This same process is applied to get </w:t>
       </w:r>
-      <w:proofErr w:type="spellStart"/>
       <w:r>
         <w:rPr>
           <w:i/>
@@ -5810,7 +5687,6 @@
         </w:rPr>
         <w:t>pred</w:t>
       </w:r>
-      <w:proofErr w:type="spellEnd"/>
       <w:r>
         <w:rPr>
           <w:sz w:val="22"/>
@@ -6940,27 +6816,7 @@
           <w:sz w:val="20"/>
           <w:szCs w:val="20"/>
         </w:rPr>
-        <w:t xml:space="preserve">the Kendall’s Tau between constructors-only </w:t>
-      </w:r>
-      <w:proofErr w:type="gramStart"/>
-      <w:r>
-        <w:rPr>
-          <w:rFonts w:eastAsiaTheme="minorEastAsia"/>
-          <w:iCs/>
-          <w:sz w:val="20"/>
-          <w:szCs w:val="20"/>
-        </w:rPr>
-        <w:t>predictions  and</w:t>
-      </w:r>
-      <w:proofErr w:type="gramEnd"/>
-      <w:r>
-        <w:rPr>
-          <w:rFonts w:eastAsiaTheme="minorEastAsia"/>
-          <w:iCs/>
-          <w:sz w:val="20"/>
-          <w:szCs w:val="20"/>
-        </w:rPr>
-        <w:t xml:space="preserve"> drivers-only predictions</w:t>
+        <w:t>the Kendall’s Tau between constructors-only predictions  and drivers-only predictions</w:t>
       </w:r>
     </w:p>
     <w:p>
@@ -6976,18 +6832,10 @@
         <w:t>From there, we</w:t>
       </w:r>
       <w:r>
-        <w:t xml:space="preserve"> </w:t>
-      </w:r>
-      <w:proofErr w:type="gramStart"/>
-      <w:r>
-        <w:t>are</w:t>
-      </w:r>
-      <w:r>
-        <w:t xml:space="preserve"> able to</w:t>
-      </w:r>
-      <w:proofErr w:type="gramEnd"/>
-      <w:r>
-        <w:t xml:space="preserve"> describe the proportion variance explained by drivers versus constructors.</w:t>
+        <w:t xml:space="preserve"> are</w:t>
+      </w:r>
+      <w:r>
+        <w:t xml:space="preserve"> able to describe the proportion variance explained by drivers versus constructors.</w:t>
       </w:r>
     </w:p>
     <w:p/>
@@ -7147,6 +6995,7 @@
         <w:rPr>
           <w:rFonts w:eastAsiaTheme="minorEastAsia"/>
         </w:rPr>
+        <w:lastRenderedPageBreak/>
         <w:t>(8)</w:t>
       </w:r>
     </w:p>
@@ -7163,7 +7012,6 @@
     <w:p/>
     <w:p>
       <w:r>
-        <w:lastRenderedPageBreak/>
         <w:t>In addition to the linear ridge regression, we design</w:t>
       </w:r>
       <w:r>
@@ -8170,19 +8018,80 @@
     <w:p/>
     <w:p>
       <w:pPr>
+        <w:pStyle w:val="Caption"/>
         <w:keepNext/>
         <w:jc w:val="center"/>
-      </w:pPr>
-      <w:r>
-        <w:rPr>
+        <w:rPr>
+          <w:rFonts w:ascii="Arial" w:hAnsi="Arial" w:cs="Arial"/>
+          <w:color w:val="auto"/>
+        </w:rPr>
+      </w:pPr>
+      <w:r>
+        <w:rPr>
+          <w:rFonts w:ascii="Arial" w:hAnsi="Arial" w:cs="Arial"/>
+          <w:color w:val="auto"/>
+        </w:rPr>
+        <w:lastRenderedPageBreak/>
+        <w:t xml:space="preserve">Table </w:t>
+      </w:r>
+      <w:r>
+        <w:rPr>
+          <w:rFonts w:ascii="Arial" w:hAnsi="Arial" w:cs="Arial"/>
+          <w:color w:val="auto"/>
+        </w:rPr>
+        <w:fldChar w:fldCharType="begin"/>
+      </w:r>
+      <w:r>
+        <w:rPr>
+          <w:rFonts w:ascii="Arial" w:hAnsi="Arial" w:cs="Arial"/>
+          <w:color w:val="auto"/>
+        </w:rPr>
+        <w:instrText xml:space="preserve"> SEQ Table \* ARABIC </w:instrText>
+      </w:r>
+      <w:r>
+        <w:rPr>
+          <w:rFonts w:ascii="Arial" w:hAnsi="Arial" w:cs="Arial"/>
+          <w:color w:val="auto"/>
+        </w:rPr>
+        <w:fldChar w:fldCharType="separate"/>
+      </w:r>
+      <w:r>
+        <w:rPr>
+          <w:rFonts w:ascii="Arial" w:hAnsi="Arial" w:cs="Arial"/>
           <w:noProof/>
-        </w:rPr>
-        <w:lastRenderedPageBreak/>
+          <w:color w:val="auto"/>
+        </w:rPr>
+        <w:t>1</w:t>
+      </w:r>
+      <w:r>
+        <w:rPr>
+          <w:rFonts w:ascii="Arial" w:hAnsi="Arial" w:cs="Arial"/>
+          <w:color w:val="auto"/>
+        </w:rPr>
+        <w:fldChar w:fldCharType="end"/>
+      </w:r>
+      <w:r>
+        <w:rPr>
+          <w:rFonts w:ascii="Arial" w:hAnsi="Arial" w:cs="Arial"/>
+          <w:color w:val="auto"/>
+        </w:rPr>
+        <w:t>: Performance metrics for Time-Decay Ridge Regression Model. Kendall Tau is the primary test metric against predicted rank position of driver-constructors. Kendall's Tau is used over Spearman Rho due its robustness against outliers</w:t>
+      </w:r>
+    </w:p>
+    <w:p>
+      <w:pPr>
+        <w:keepNext/>
+        <w:jc w:val="center"/>
+      </w:pPr>
+      <w:r>
+        <w:rPr>
+          <w:noProof/>
+        </w:rPr>
         <w:drawing>
-          <wp:inline distT="0" distB="0" distL="0" distR="0" wp14:anchorId="3483145F" wp14:editId="1BFD40C3">
-            <wp:extent cx="5937250" cy="1670050"/>
-            <wp:effectExtent l="0" t="0" r="6350" b="6350"/>
-            <wp:docPr id="502443583" name="Picture 1" descr="A screenshot of a computer&#10;&#10;Description automatically generated"/>
+          <wp:inline distT="0" distB="0" distL="0" distR="0" wp14:anchorId="3483145F" wp14:editId="6EB220DB">
+            <wp:extent cx="5486400" cy="1686847"/>
+            <wp:effectExtent l="0" t="0" r="0" b="8890"/>
+            <wp:docPr id="502443583" name="Picture 1"/>
             <wp:cNvGraphicFramePr>
               <a:graphicFrameLocks xmlns:a="http://schemas.openxmlformats.org/drawingml/2006/main" noChangeAspect="1"/>
             </wp:cNvGraphicFramePr>
@@ -8190,7 +8099,7 @@
               <a:graphicData uri="http://schemas.openxmlformats.org/drawingml/2006/picture">
                 <pic:pic xmlns:pic="http://schemas.openxmlformats.org/drawingml/2006/picture">
                   <pic:nvPicPr>
-                    <pic:cNvPr id="502443583" name="Picture 1" descr="A screenshot of a computer&#10;&#10;Description automatically generated"/>
+                    <pic:cNvPr id="502443583" name="Picture 1"/>
                     <pic:cNvPicPr>
                       <a:picLocks noChangeAspect="1" noChangeArrowheads="1"/>
                     </pic:cNvPicPr>
@@ -8203,7 +8112,6 @@
                         </a:ext>
                       </a:extLst>
                     </a:blip>
-                    <a:srcRect/>
                     <a:stretch>
                       <a:fillRect/>
                     </a:stretch>
@@ -8211,7 +8119,7 @@
                   <pic:spPr bwMode="auto">
                     <a:xfrm>
                       <a:off x="0" y="0"/>
-                      <a:ext cx="5937250" cy="1670050"/>
+                      <a:ext cx="5486400" cy="1686847"/>
                     </a:xfrm>
                     <a:prstGeom prst="rect">
                       <a:avLst/>
@@ -8230,71 +8138,6 @@
     </w:p>
     <w:p>
       <w:pPr>
-        <w:pStyle w:val="Caption"/>
-        <w:jc w:val="center"/>
-        <w:rPr>
-          <w:color w:val="auto"/>
-        </w:rPr>
-      </w:pPr>
-      <w:r>
-        <w:rPr>
-          <w:color w:val="auto"/>
-        </w:rPr>
-        <w:t xml:space="preserve">Figure </w:t>
-      </w:r>
-      <w:r>
-        <w:rPr>
-          <w:color w:val="auto"/>
-        </w:rPr>
-        <w:fldChar w:fldCharType="begin"/>
-      </w:r>
-      <w:r>
-        <w:rPr>
-          <w:color w:val="auto"/>
-        </w:rPr>
-        <w:instrText xml:space="preserve"> SEQ Figure \* ARABIC </w:instrText>
-      </w:r>
-      <w:r>
-        <w:rPr>
-          <w:color w:val="auto"/>
-        </w:rPr>
-        <w:fldChar w:fldCharType="separate"/>
-      </w:r>
-      <w:r>
-        <w:rPr>
-          <w:noProof/>
-          <w:color w:val="auto"/>
-        </w:rPr>
-        <w:t>3</w:t>
-      </w:r>
-      <w:r>
-        <w:rPr>
-          <w:color w:val="auto"/>
-        </w:rPr>
-        <w:fldChar w:fldCharType="end"/>
-      </w:r>
-      <w:r>
-        <w:rPr>
-          <w:color w:val="auto"/>
-        </w:rPr>
-        <w:t>:</w:t>
-      </w:r>
-      <w:r>
-        <w:rPr>
-          <w:color w:val="auto"/>
-        </w:rPr>
-        <w:t xml:space="preserve"> Performance metrics for Time-Decay Ridge Regression Model</w:t>
-      </w:r>
-      <w:r>
-        <w:rPr>
-          <w:noProof/>
-          <w:color w:val="auto"/>
-        </w:rPr>
-        <w:t>. Kendall Tau is the primary test metric against predicted rank position of driver-constructors. Kendall's Tau is used over Spearman Rho due its robustness against outliers</w:t>
-      </w:r>
-    </w:p>
-    <w:p>
-      <w:pPr>
         <w:rPr>
           <w:sz w:val="24"/>
           <w:szCs w:val="24"/>
@@ -8304,7 +8147,13 @@
         <w:t xml:space="preserve">Our model testing yields the metrics displayed </w:t>
       </w:r>
       <w:r>
-        <w:t>in Figure 3 above</w:t>
+        <w:t xml:space="preserve">in </w:t>
+      </w:r>
+      <w:r>
+        <w:t>Table 1</w:t>
+      </w:r>
+      <w:r>
+        <w:t xml:space="preserve"> above</w:t>
       </w:r>
       <w:r>
         <w:t>. Intuitively, the DNF-Excluded model outperforms the DNF-inclusive models, as removing DNFs largely removes outlier results. Notably, the LOESS-blended coefficients perform better than the raw coefficients.</w:t>
@@ -8326,11 +8175,9 @@
       <w:r>
         <w:t xml:space="preserve">% variance explained by constructors in the DNF-excluded model contrasts with the 88% constructor-explained variance that </w:t>
       </w:r>
-      <w:proofErr w:type="spellStart"/>
       <w:r>
         <w:t>Kesteren</w:t>
       </w:r>
-      <w:proofErr w:type="spellEnd"/>
       <w:r>
         <w:t xml:space="preserve"> (2023) reported. The </w:t>
       </w:r>
@@ -8376,7 +8223,10 @@
         <w:t>% of the variance is explained by constructors, compared to 86% in Bell's DNF-inclusive model (Bell 2016). That difference can be likely explained through the wider time frame Bell uses (1979 - 2014). Classification percentage, a percentage of how many racers finished 90%+ of the race, has significantly increased over time</w:t>
       </w:r>
       <w:r>
-        <w:t>, as shown in Figure 4</w:t>
+        <w:t xml:space="preserve">, as shown in </w:t>
+      </w:r>
+      <w:r>
+        <w:t>Figure 3 below</w:t>
       </w:r>
       <w:r>
         <w:t>. Consequently, constructor influence when looking at races before the V8 (2006 - 2013) era may be more of a measure of reliability than ability. We also observe a slight drop in classification percentage at the start of new engine regulations, suggesting our model may lose predictive power with the new regulations set for the 2026 season.</w:t>
@@ -8396,10 +8246,10 @@
         </w:rPr>
         <w:lastRenderedPageBreak/>
         <w:drawing>
-          <wp:inline distT="0" distB="0" distL="0" distR="0" wp14:anchorId="7693D91C" wp14:editId="2D97E091">
-            <wp:extent cx="5492268" cy="2743200"/>
+          <wp:inline distT="0" distB="0" distL="0" distR="0" wp14:anchorId="7693D91C" wp14:editId="55338806">
+            <wp:extent cx="5486400" cy="2743200"/>
             <wp:effectExtent l="0" t="0" r="0" b="0"/>
-            <wp:docPr id="374281055" name="Picture 2" descr="A graph with red lines&#10;&#10;Description automatically generated"/>
+            <wp:docPr id="374281055" name="Picture 2"/>
             <wp:cNvGraphicFramePr>
               <a:graphicFrameLocks xmlns:a="http://schemas.openxmlformats.org/drawingml/2006/main" noChangeAspect="1"/>
             </wp:cNvGraphicFramePr>
@@ -8407,7 +8257,7 @@
               <a:graphicData uri="http://schemas.openxmlformats.org/drawingml/2006/picture">
                 <pic:pic xmlns:pic="http://schemas.openxmlformats.org/drawingml/2006/picture">
                   <pic:nvPicPr>
-                    <pic:cNvPr id="374281055" name="Picture 2" descr="A graph with red lines&#10;&#10;Description automatically generated"/>
+                    <pic:cNvPr id="374281055" name="Picture 2"/>
                     <pic:cNvPicPr>
                       <a:picLocks noChangeAspect="1" noChangeArrowheads="1"/>
                     </pic:cNvPicPr>
@@ -8420,7 +8270,6 @@
                         </a:ext>
                       </a:extLst>
                     </a:blip>
-                    <a:srcRect/>
                     <a:stretch>
                       <a:fillRect/>
                     </a:stretch>
@@ -8428,7 +8277,7 @@
                   <pic:spPr bwMode="auto">
                     <a:xfrm>
                       <a:off x="0" y="0"/>
-                      <a:ext cx="5492268" cy="2743200"/>
+                      <a:ext cx="5486400" cy="2743200"/>
                     </a:xfrm>
                     <a:prstGeom prst="rect">
                       <a:avLst/>
@@ -8450,75 +8299,143 @@
         <w:pStyle w:val="Caption"/>
         <w:jc w:val="center"/>
         <w:rPr>
-          <w:color w:val="auto"/>
-        </w:rPr>
-      </w:pPr>
-      <w:r>
-        <w:rPr>
+          <w:rFonts w:ascii="Arial" w:hAnsi="Arial" w:cs="Arial"/>
+          <w:color w:val="auto"/>
+        </w:rPr>
+      </w:pPr>
+      <w:r>
+        <w:rPr>
+          <w:rFonts w:ascii="Arial" w:hAnsi="Arial" w:cs="Arial"/>
           <w:color w:val="auto"/>
         </w:rPr>
         <w:t xml:space="preserve">Figure </w:t>
       </w:r>
       <w:r>
         <w:rPr>
+          <w:rFonts w:ascii="Arial" w:hAnsi="Arial" w:cs="Arial"/>
           <w:color w:val="auto"/>
         </w:rPr>
         <w:fldChar w:fldCharType="begin"/>
       </w:r>
       <w:r>
         <w:rPr>
+          <w:rFonts w:ascii="Arial" w:hAnsi="Arial" w:cs="Arial"/>
           <w:color w:val="auto"/>
         </w:rPr>
         <w:instrText xml:space="preserve"> SEQ Figure \* ARABIC </w:instrText>
       </w:r>
       <w:r>
         <w:rPr>
+          <w:rFonts w:ascii="Arial" w:hAnsi="Arial" w:cs="Arial"/>
           <w:color w:val="auto"/>
         </w:rPr>
         <w:fldChar w:fldCharType="separate"/>
       </w:r>
       <w:r>
         <w:rPr>
+          <w:rFonts w:ascii="Arial" w:hAnsi="Arial" w:cs="Arial"/>
           <w:noProof/>
           <w:color w:val="auto"/>
         </w:rPr>
-        <w:t>4</w:t>
-      </w:r>
-      <w:r>
-        <w:rPr>
+        <w:t>3</w:t>
+      </w:r>
+      <w:r>
+        <w:rPr>
+          <w:rFonts w:ascii="Arial" w:hAnsi="Arial" w:cs="Arial"/>
           <w:color w:val="auto"/>
         </w:rPr>
         <w:fldChar w:fldCharType="end"/>
       </w:r>
       <w:r>
         <w:rPr>
-          <w:color w:val="auto"/>
-        </w:rPr>
-        <w:t>:</w:t>
-      </w:r>
-      <w:r>
-        <w:rPr>
-          <w:color w:val="auto"/>
-        </w:rPr>
-        <w:t xml:space="preserve"> Average constructor </w:t>
-      </w:r>
-      <w:r>
-        <w:rPr>
-          <w:color w:val="auto"/>
-        </w:rPr>
-        <w:t>classification</w:t>
-      </w:r>
-      <w:r>
-        <w:rPr>
-          <w:color w:val="auto"/>
-        </w:rPr>
-        <w:t xml:space="preserve"> percentage by season, 1983 to present. As measured through classification percentage, </w:t>
-      </w:r>
-      <w:r>
-        <w:rPr>
-          <w:color w:val="auto"/>
-        </w:rPr>
-        <w:t>car reliability has steadily trended up over the last forty plus years. Consequently, DNF inclusive that use a larger may be a measuring constructor reliability as a proxy for performance. Classification percentage takes a slight dip when new engine regulations are put into place</w:t>
+          <w:rFonts w:ascii="Arial" w:hAnsi="Arial" w:cs="Arial"/>
+          <w:color w:val="auto"/>
+        </w:rPr>
+        <w:t xml:space="preserve">: </w:t>
+      </w:r>
+      <w:r>
+        <w:rPr>
+          <w:rFonts w:ascii="Arial" w:hAnsi="Arial" w:cs="Arial"/>
+          <w:color w:val="auto"/>
+        </w:rPr>
+        <w:t>Classification</w:t>
+      </w:r>
+      <w:r>
+        <w:rPr>
+          <w:rFonts w:ascii="Arial" w:hAnsi="Arial" w:cs="Arial"/>
+          <w:color w:val="auto"/>
+        </w:rPr>
+        <w:t xml:space="preserve"> percentage by season, 1983 to present. </w:t>
+      </w:r>
+      <w:r>
+        <w:rPr>
+          <w:rFonts w:ascii="Arial" w:hAnsi="Arial" w:cs="Arial"/>
+          <w:color w:val="auto"/>
+        </w:rPr>
+        <w:t xml:space="preserve">Classified cars are those that finished 90% of a race. </w:t>
+      </w:r>
+      <w:r>
+        <w:rPr>
+          <w:rFonts w:ascii="Arial" w:hAnsi="Arial" w:cs="Arial"/>
+          <w:color w:val="auto"/>
+        </w:rPr>
+        <w:t xml:space="preserve">As measured through classification percentage, car reliability has steadily trended up over the last forty plus years. Consequently, DNF </w:t>
+      </w:r>
+      <w:r>
+        <w:rPr>
+          <w:rFonts w:ascii="Arial" w:hAnsi="Arial" w:cs="Arial"/>
+          <w:color w:val="auto"/>
+        </w:rPr>
+        <w:t>-</w:t>
+      </w:r>
+      <w:r>
+        <w:rPr>
+          <w:rFonts w:ascii="Arial" w:hAnsi="Arial" w:cs="Arial"/>
+          <w:color w:val="auto"/>
+        </w:rPr>
+        <w:t xml:space="preserve">inclusive </w:t>
+      </w:r>
+      <w:r>
+        <w:rPr>
+          <w:rFonts w:ascii="Arial" w:hAnsi="Arial" w:cs="Arial"/>
+          <w:color w:val="auto"/>
+        </w:rPr>
+        <w:t xml:space="preserve">approaches </w:t>
+      </w:r>
+      <w:r>
+        <w:rPr>
+          <w:rFonts w:ascii="Arial" w:hAnsi="Arial" w:cs="Arial"/>
+          <w:color w:val="auto"/>
+        </w:rPr>
+        <w:t xml:space="preserve">that use a larger </w:t>
+      </w:r>
+      <w:r>
+        <w:rPr>
+          <w:rFonts w:ascii="Arial" w:hAnsi="Arial" w:cs="Arial"/>
+          <w:color w:val="auto"/>
+        </w:rPr>
+        <w:t xml:space="preserve">time horizon may be a measure of </w:t>
+      </w:r>
+      <w:r>
+        <w:rPr>
+          <w:rFonts w:ascii="Arial" w:hAnsi="Arial" w:cs="Arial"/>
+          <w:color w:val="auto"/>
+        </w:rPr>
+        <w:t>reliability</w:t>
+      </w:r>
+      <w:r>
+        <w:rPr>
+          <w:rFonts w:ascii="Arial" w:hAnsi="Arial" w:cs="Arial"/>
+          <w:color w:val="auto"/>
+        </w:rPr>
+        <w:t xml:space="preserve"> </w:t>
+      </w:r>
+      <w:r>
+        <w:rPr>
+          <w:rFonts w:ascii="Arial" w:hAnsi="Arial" w:cs="Arial"/>
+          <w:color w:val="auto"/>
+        </w:rPr>
+        <w:t>rather than ability</w:t>
       </w:r>
     </w:p>
     <w:p>
@@ -8545,18 +8462,79 @@
     </w:p>
     <w:p>
       <w:pPr>
+        <w:pStyle w:val="Caption"/>
         <w:keepNext/>
         <w:jc w:val="center"/>
-      </w:pPr>
-      <w:r>
-        <w:rPr>
+        <w:rPr>
+          <w:rFonts w:ascii="Arial" w:hAnsi="Arial" w:cs="Arial"/>
+          <w:color w:val="auto"/>
+        </w:rPr>
+      </w:pPr>
+      <w:r>
+        <w:rPr>
+          <w:rFonts w:ascii="Arial" w:hAnsi="Arial" w:cs="Arial"/>
+          <w:color w:val="auto"/>
+        </w:rPr>
+        <w:t xml:space="preserve">Table </w:t>
+      </w:r>
+      <w:r>
+        <w:rPr>
+          <w:rFonts w:ascii="Arial" w:hAnsi="Arial" w:cs="Arial"/>
+          <w:color w:val="auto"/>
+        </w:rPr>
+        <w:fldChar w:fldCharType="begin"/>
+      </w:r>
+      <w:r>
+        <w:rPr>
+          <w:rFonts w:ascii="Arial" w:hAnsi="Arial" w:cs="Arial"/>
+          <w:color w:val="auto"/>
+        </w:rPr>
+        <w:instrText xml:space="preserve"> SEQ Table \* ARABIC </w:instrText>
+      </w:r>
+      <w:r>
+        <w:rPr>
+          <w:rFonts w:ascii="Arial" w:hAnsi="Arial" w:cs="Arial"/>
+          <w:color w:val="auto"/>
+        </w:rPr>
+        <w:fldChar w:fldCharType="separate"/>
+      </w:r>
+      <w:r>
+        <w:rPr>
+          <w:rFonts w:ascii="Arial" w:hAnsi="Arial" w:cs="Arial"/>
           <w:noProof/>
+          <w:color w:val="auto"/>
+        </w:rPr>
+        <w:t>2</w:t>
+      </w:r>
+      <w:r>
+        <w:rPr>
+          <w:rFonts w:ascii="Arial" w:hAnsi="Arial" w:cs="Arial"/>
+          <w:color w:val="auto"/>
+        </w:rPr>
+        <w:fldChar w:fldCharType="end"/>
+      </w:r>
+      <w:r>
+        <w:rPr>
+          <w:rFonts w:ascii="Arial" w:hAnsi="Arial" w:cs="Arial"/>
+          <w:color w:val="auto"/>
+        </w:rPr>
+        <w:t>: Performance metrics for Time-Decay Ridge Logistic Regression Model. McFadden’s Pseudo R2is the primary test metric. Constructor influence increases as N increases, though model strength, as measured through McFadden’s R2, decreases</w:t>
+      </w:r>
+    </w:p>
+    <w:p>
+      <w:pPr>
+        <w:keepNext/>
+        <w:jc w:val="center"/>
+      </w:pPr>
+      <w:r>
+        <w:rPr>
+          <w:noProof/>
         </w:rPr>
         <w:drawing>
-          <wp:inline distT="0" distB="0" distL="0" distR="0" wp14:anchorId="37220198" wp14:editId="15D15D84">
-            <wp:extent cx="4784035" cy="1574745"/>
-            <wp:effectExtent l="0" t="0" r="0" b="6985"/>
-            <wp:docPr id="20873651" name="Picture 17" descr="A screenshot of a graph&#10;&#10;Description automatically generated"/>
+          <wp:inline distT="0" distB="0" distL="0" distR="0" wp14:anchorId="37220198" wp14:editId="5C6375FC">
+            <wp:extent cx="5486400" cy="1978475"/>
+            <wp:effectExtent l="0" t="0" r="0" b="3175"/>
+            <wp:docPr id="20873651" name="Picture 17"/>
             <wp:cNvGraphicFramePr>
               <a:graphicFrameLocks xmlns:a="http://schemas.openxmlformats.org/drawingml/2006/main" noChangeAspect="1"/>
             </wp:cNvGraphicFramePr>
@@ -8564,12 +8542,12 @@
               <a:graphicData uri="http://schemas.openxmlformats.org/drawingml/2006/picture">
                 <pic:pic xmlns:pic="http://schemas.openxmlformats.org/drawingml/2006/picture">
                   <pic:nvPicPr>
-                    <pic:cNvPr id="20873651" name="Picture 17" descr="A screenshot of a graph&#10;&#10;Description automatically generated"/>
+                    <pic:cNvPr id="20873651" name="Picture 17"/>
                     <pic:cNvPicPr>
                       <a:picLocks noChangeAspect="1" noChangeArrowheads="1"/>
                     </pic:cNvPicPr>
                   </pic:nvPicPr>
-                  <pic:blipFill>
+                  <pic:blipFill rotWithShape="1">
                     <a:blip r:embed="rId17" cstate="print">
                       <a:extLst>
                         <a:ext uri="{28A0092B-C50C-407E-A947-70E740481C1C}">
@@ -8577,7 +8555,83 @@
                         </a:ext>
                       </a:extLst>
                     </a:blip>
-                    <a:srcRect/>
+                    <a:srcRect l="14785" r="15609"/>
+                    <a:stretch/>
+                  </pic:blipFill>
+                  <pic:spPr bwMode="auto">
+                    <a:xfrm>
+                      <a:off x="0" y="0"/>
+                      <a:ext cx="5486400" cy="1978475"/>
+                    </a:xfrm>
+                    <a:prstGeom prst="rect">
+                      <a:avLst/>
+                    </a:prstGeom>
+                    <a:noFill/>
+                    <a:ln>
+                      <a:noFill/>
+                    </a:ln>
+                    <a:extLst>
+                      <a:ext uri="{53640926-AAD7-44D8-BBD7-CCE9431645EC}">
+                        <a14:shadowObscured xmlns:a14="http://schemas.microsoft.com/office/drawing/2010/main"/>
+                      </a:ext>
+                    </a:extLst>
+                  </pic:spPr>
+                </pic:pic>
+              </a:graphicData>
+            </a:graphic>
+          </wp:inline>
+        </w:drawing>
+      </w:r>
+    </w:p>
+    <w:p>
+      <w:r>
+        <w:t xml:space="preserve">Our logistic model against the 3 key sportsbook benchmarks (Top 3/6/10) suggests a larger constructor influence when examining broader cohorts compared to the rank-ordered predictions of the primary ridge regression model. The increased constructor importance suggests that constructors are the primary driver </w:t>
+      </w:r>
+      <w:r>
+        <w:t>behind</w:t>
+      </w:r>
+      <w:r>
+        <w:t xml:space="preserve"> </w:t>
+      </w:r>
+      <w:r>
+        <w:t>placing drivers into a given cohort (e.g. points, top 6), but the intra-cohort ordering is a larger function of driver ability. </w:t>
+      </w:r>
+    </w:p>
+    <w:p/>
+    <w:p>
+      <w:pPr>
+        <w:keepNext/>
+        <w:jc w:val="center"/>
+      </w:pPr>
+      <w:r>
+        <w:rPr>
+          <w:noProof/>
+        </w:rPr>
+        <w:drawing>
+          <wp:inline distT="0" distB="0" distL="0" distR="0" wp14:anchorId="18881AC7" wp14:editId="097804F9">
+            <wp:extent cx="5486400" cy="1393235"/>
+            <wp:effectExtent l="0" t="0" r="0" b="0"/>
+            <wp:docPr id="1321736302" name="Picture 14"/>
+            <wp:cNvGraphicFramePr>
+              <a:graphicFrameLocks xmlns:a="http://schemas.openxmlformats.org/drawingml/2006/main" noChangeAspect="1"/>
+            </wp:cNvGraphicFramePr>
+            <a:graphic xmlns:a="http://schemas.openxmlformats.org/drawingml/2006/main">
+              <a:graphicData uri="http://schemas.openxmlformats.org/drawingml/2006/picture">
+                <pic:pic xmlns:pic="http://schemas.openxmlformats.org/drawingml/2006/picture">
+                  <pic:nvPicPr>
+                    <pic:cNvPr id="1321736302" name="Picture 14"/>
+                    <pic:cNvPicPr>
+                      <a:picLocks noChangeAspect="1" noChangeArrowheads="1"/>
+                    </pic:cNvPicPr>
+                  </pic:nvPicPr>
+                  <pic:blipFill>
+                    <a:blip r:embed="rId18" cstate="print">
+                      <a:extLst>
+                        <a:ext uri="{28A0092B-C50C-407E-A947-70E740481C1C}">
+                          <a14:useLocalDpi xmlns:a14="http://schemas.microsoft.com/office/drawing/2010/main" val="0"/>
+                        </a:ext>
+                      </a:extLst>
+                    </a:blip>
                     <a:stretch>
                       <a:fillRect/>
                     </a:stretch>
@@ -8585,7 +8639,7 @@
                   <pic:spPr bwMode="auto">
                     <a:xfrm>
                       <a:off x="0" y="0"/>
-                      <a:ext cx="4787974" cy="1576041"/>
+                      <a:ext cx="5486400" cy="1393235"/>
                     </a:xfrm>
                     <a:prstGeom prst="rect">
                       <a:avLst/>
@@ -8607,299 +8661,59 @@
         <w:pStyle w:val="Caption"/>
         <w:jc w:val="center"/>
         <w:rPr>
-          <w:color w:val="auto"/>
-        </w:rPr>
-      </w:pPr>
-      <w:r>
-        <w:rPr>
+          <w:rFonts w:ascii="Arial" w:hAnsi="Arial" w:cs="Arial"/>
+          <w:color w:val="auto"/>
+        </w:rPr>
+      </w:pPr>
+      <w:r>
+        <w:rPr>
+          <w:rFonts w:ascii="Arial" w:hAnsi="Arial" w:cs="Arial"/>
           <w:color w:val="auto"/>
         </w:rPr>
         <w:t xml:space="preserve">Figure </w:t>
       </w:r>
       <w:r>
         <w:rPr>
+          <w:rFonts w:ascii="Arial" w:hAnsi="Arial" w:cs="Arial"/>
           <w:color w:val="auto"/>
         </w:rPr>
         <w:fldChar w:fldCharType="begin"/>
       </w:r>
       <w:r>
         <w:rPr>
+          <w:rFonts w:ascii="Arial" w:hAnsi="Arial" w:cs="Arial"/>
           <w:color w:val="auto"/>
         </w:rPr>
         <w:instrText xml:space="preserve"> SEQ Figure \* ARABIC </w:instrText>
       </w:r>
       <w:r>
         <w:rPr>
+          <w:rFonts w:ascii="Arial" w:hAnsi="Arial" w:cs="Arial"/>
           <w:color w:val="auto"/>
         </w:rPr>
         <w:fldChar w:fldCharType="separate"/>
       </w:r>
       <w:r>
         <w:rPr>
+          <w:rFonts w:ascii="Arial" w:hAnsi="Arial" w:cs="Arial"/>
           <w:noProof/>
           <w:color w:val="auto"/>
         </w:rPr>
-        <w:t>5</w:t>
-      </w:r>
-      <w:r>
-        <w:rPr>
+        <w:t>4</w:t>
+      </w:r>
+      <w:r>
+        <w:rPr>
+          <w:rFonts w:ascii="Arial" w:hAnsi="Arial" w:cs="Arial"/>
           <w:color w:val="auto"/>
         </w:rPr>
         <w:fldChar w:fldCharType="end"/>
       </w:r>
       <w:r>
         <w:rPr>
-          <w:color w:val="auto"/>
-        </w:rPr>
-        <w:t>:</w:t>
-      </w:r>
-      <w:r>
-        <w:rPr>
-          <w:color w:val="auto"/>
-        </w:rPr>
-        <w:t xml:space="preserve"> Performance metrics for Time-Decay Ridge Logistic Regression Mode</w:t>
-      </w:r>
-      <w:r>
-        <w:rPr>
-          <w:color w:val="auto"/>
-        </w:rPr>
-        <w:t xml:space="preserve">l. McFadden’s </w:t>
-      </w:r>
-      <w:r>
-        <w:rPr>
-          <w:color w:val="auto"/>
-        </w:rPr>
-        <w:t>Pseudo</w:t>
-      </w:r>
-      <w:r>
-        <w:rPr>
-          <w:color w:val="auto"/>
-        </w:rPr>
-        <w:t xml:space="preserve"> R</w:t>
-      </w:r>
-      <w:r>
-        <w:rPr>
-          <w:color w:val="auto"/>
-          <w:vertAlign w:val="superscript"/>
-        </w:rPr>
-        <w:t>2</w:t>
-      </w:r>
-      <w:r>
-        <w:rPr>
-          <w:color w:val="auto"/>
-        </w:rPr>
-        <w:t xml:space="preserve">is the </w:t>
-      </w:r>
-      <w:r>
-        <w:rPr>
-          <w:color w:val="auto"/>
-        </w:rPr>
-        <w:t>primary test metric. Constructor influence increases as N increases, though model strength, as measured through McFadden’s R</w:t>
-      </w:r>
-      <w:r>
-        <w:rPr>
-          <w:color w:val="auto"/>
-          <w:vertAlign w:val="superscript"/>
-        </w:rPr>
-        <w:t>2</w:t>
-      </w:r>
-      <w:r>
-        <w:rPr>
-          <w:color w:val="auto"/>
-        </w:rPr>
-        <w:t>, decreases</w:t>
-      </w:r>
-    </w:p>
-    <w:p>
-      <w:r>
-        <w:t xml:space="preserve">Our logistic model against the 3 key sportsbook benchmarks (Top 3/6/10) suggests a larger constructor influence when examining broader cohorts compared to the rank-ordered predictions of the primary ridge regression model. The increased constructor importance suggests that constructors are the primary driver </w:t>
-      </w:r>
-      <w:r>
-        <w:t>behind</w:t>
-      </w:r>
-      <w:r>
-        <w:t xml:space="preserve"> </w:t>
-      </w:r>
-      <w:r>
-        <w:t>placing drivers into a given cohort (e.g. points, top 6), but the intra-cohort ordering is a larger function of driver ability. </w:t>
-      </w:r>
-    </w:p>
-    <w:p/>
-    <w:p>
-      <w:pPr>
-        <w:keepNext/>
-        <w:jc w:val="right"/>
-      </w:pPr>
-      <w:r>
-        <w:rPr>
-          <w:noProof/>
-        </w:rPr>
-        <w:lastRenderedPageBreak/>
-        <w:drawing>
-          <wp:inline distT="0" distB="0" distL="0" distR="0" wp14:anchorId="18881AC7" wp14:editId="357C2C2E">
-            <wp:extent cx="2926080" cy="1463040"/>
-            <wp:effectExtent l="0" t="0" r="7620" b="3810"/>
-            <wp:docPr id="1321736302" name="Picture 14"/>
-            <wp:cNvGraphicFramePr>
-              <a:graphicFrameLocks xmlns:a="http://schemas.openxmlformats.org/drawingml/2006/main" noChangeAspect="1"/>
-            </wp:cNvGraphicFramePr>
-            <a:graphic xmlns:a="http://schemas.openxmlformats.org/drawingml/2006/main">
-              <a:graphicData uri="http://schemas.openxmlformats.org/drawingml/2006/picture">
-                <pic:pic xmlns:pic="http://schemas.openxmlformats.org/drawingml/2006/picture">
-                  <pic:nvPicPr>
-                    <pic:cNvPr id="0" name="Picture 15"/>
-                    <pic:cNvPicPr>
-                      <a:picLocks noChangeAspect="1" noChangeArrowheads="1"/>
-                    </pic:cNvPicPr>
-                  </pic:nvPicPr>
-                  <pic:blipFill>
-                    <a:blip r:embed="rId18" cstate="print">
-                      <a:extLst>
-                        <a:ext uri="{28A0092B-C50C-407E-A947-70E740481C1C}">
-                          <a14:useLocalDpi xmlns:a14="http://schemas.microsoft.com/office/drawing/2010/main" val="0"/>
-                        </a:ext>
-                      </a:extLst>
-                    </a:blip>
-                    <a:srcRect/>
-                    <a:stretch>
-                      <a:fillRect/>
-                    </a:stretch>
-                  </pic:blipFill>
-                  <pic:spPr bwMode="auto">
-                    <a:xfrm>
-                      <a:off x="0" y="0"/>
-                      <a:ext cx="2926080" cy="1463040"/>
-                    </a:xfrm>
-                    <a:prstGeom prst="rect">
-                      <a:avLst/>
-                    </a:prstGeom>
-                    <a:noFill/>
-                    <a:ln>
-                      <a:noFill/>
-                    </a:ln>
-                  </pic:spPr>
-                </pic:pic>
-              </a:graphicData>
-            </a:graphic>
-          </wp:inline>
-        </w:drawing>
-      </w:r>
-      <w:r>
-        <w:rPr>
-          <w:noProof/>
-        </w:rPr>
-        <w:drawing>
-          <wp:inline distT="0" distB="0" distL="0" distR="0" wp14:anchorId="57149F98" wp14:editId="2B8030B7">
-            <wp:extent cx="2926080" cy="1463040"/>
-            <wp:effectExtent l="0" t="0" r="7620" b="3810"/>
-            <wp:docPr id="203021483" name="Picture 16"/>
-            <wp:cNvGraphicFramePr>
-              <a:graphicFrameLocks xmlns:a="http://schemas.openxmlformats.org/drawingml/2006/main" noChangeAspect="1"/>
-            </wp:cNvGraphicFramePr>
-            <a:graphic xmlns:a="http://schemas.openxmlformats.org/drawingml/2006/main">
-              <a:graphicData uri="http://schemas.openxmlformats.org/drawingml/2006/picture">
-                <pic:pic xmlns:pic="http://schemas.openxmlformats.org/drawingml/2006/picture">
-                  <pic:nvPicPr>
-                    <pic:cNvPr id="0" name="Picture 17"/>
-                    <pic:cNvPicPr>
-                      <a:picLocks noChangeAspect="1" noChangeArrowheads="1"/>
-                    </pic:cNvPicPr>
-                  </pic:nvPicPr>
-                  <pic:blipFill>
-                    <a:blip r:embed="rId19" cstate="print">
-                      <a:extLst>
-                        <a:ext uri="{28A0092B-C50C-407E-A947-70E740481C1C}">
-                          <a14:useLocalDpi xmlns:a14="http://schemas.microsoft.com/office/drawing/2010/main" val="0"/>
-                        </a:ext>
-                      </a:extLst>
-                    </a:blip>
-                    <a:srcRect/>
-                    <a:stretch>
-                      <a:fillRect/>
-                    </a:stretch>
-                  </pic:blipFill>
-                  <pic:spPr bwMode="auto">
-                    <a:xfrm>
-                      <a:off x="0" y="0"/>
-                      <a:ext cx="2926080" cy="1463040"/>
-                    </a:xfrm>
-                    <a:prstGeom prst="rect">
-                      <a:avLst/>
-                    </a:prstGeom>
-                    <a:noFill/>
-                    <a:ln>
-                      <a:noFill/>
-                    </a:ln>
-                  </pic:spPr>
-                </pic:pic>
-              </a:graphicData>
-            </a:graphic>
-          </wp:inline>
-        </w:drawing>
-      </w:r>
-    </w:p>
-    <w:p>
-      <w:pPr>
-        <w:pStyle w:val="Caption"/>
-        <w:jc w:val="center"/>
-        <w:rPr>
-          <w:color w:val="auto"/>
-        </w:rPr>
-      </w:pPr>
-      <w:r>
-        <w:rPr>
-          <w:color w:val="auto"/>
-        </w:rPr>
-        <w:t xml:space="preserve">Figure </w:t>
-      </w:r>
-      <w:r>
-        <w:rPr>
-          <w:color w:val="auto"/>
-        </w:rPr>
-        <w:fldChar w:fldCharType="begin"/>
-      </w:r>
-      <w:r>
-        <w:rPr>
-          <w:color w:val="auto"/>
-        </w:rPr>
-        <w:instrText xml:space="preserve"> SEQ Figure \* ARABIC </w:instrText>
-      </w:r>
-      <w:r>
-        <w:rPr>
-          <w:color w:val="auto"/>
-        </w:rPr>
-        <w:fldChar w:fldCharType="separate"/>
-      </w:r>
-      <w:r>
-        <w:rPr>
-          <w:noProof/>
-          <w:color w:val="auto"/>
-        </w:rPr>
-        <w:t>6</w:t>
-      </w:r>
-      <w:r>
-        <w:rPr>
-          <w:color w:val="auto"/>
-        </w:rPr>
-        <w:fldChar w:fldCharType="end"/>
-      </w:r>
-      <w:r>
-        <w:rPr>
-          <w:color w:val="auto"/>
-        </w:rPr>
-        <w:t>:</w:t>
-      </w:r>
-      <w:r>
-        <w:rPr>
-          <w:color w:val="auto"/>
-        </w:rPr>
-        <w:t xml:space="preserve"> Model Metrics and Variance Explained for Top N Logistic Model</w:t>
-      </w:r>
-      <w:r>
-        <w:rPr>
-          <w:color w:val="auto"/>
-        </w:rPr>
-        <w:t>. Model performance peaks at N = 5 before rapidly deteriorating for increasing N. The relative importance of constructors against drivers steadily increases for N greater than 6</w:t>
+          <w:rFonts w:ascii="Arial" w:hAnsi="Arial" w:cs="Arial"/>
+          <w:color w:val="auto"/>
+        </w:rPr>
+        <w:t>: Model Metrics and Variance Explained for Top N Logistic Model. Model performance peaks at N = 5 before rapidly deteriorating for increasing N. The relative importance of constructors against drivers steadily increases for N greater than 6</w:t>
       </w:r>
     </w:p>
     <w:p>
@@ -9161,10 +8975,10 @@
           <w:noProof/>
         </w:rPr>
         <w:drawing>
-          <wp:inline distT="0" distB="0" distL="0" distR="0" wp14:anchorId="73F8C0CA" wp14:editId="39220266">
-            <wp:extent cx="5943600" cy="1504315"/>
+          <wp:inline distT="0" distB="0" distL="0" distR="0" wp14:anchorId="73F8C0CA" wp14:editId="5C583B9B">
+            <wp:extent cx="5912413" cy="1504315"/>
             <wp:effectExtent l="0" t="0" r="0" b="635"/>
-            <wp:docPr id="12" name="Picture 11" descr="A graph of a graph of a graph of a graph of a graph of a graph of a graph of a graph of a graph of a graph of a graph of a graph of a graph of&#10;&#10;Description automatically generated">
+            <wp:docPr id="12" name="Picture 11">
               <a:extLst xmlns:a="http://schemas.openxmlformats.org/drawingml/2006/main">
                 <a:ext uri="{FF2B5EF4-FFF2-40B4-BE49-F238E27FC236}">
                   <a16:creationId xmlns:a16="http://schemas.microsoft.com/office/drawing/2014/main" id="{DE982B60-6ED3-95C9-2C34-5493D455EFB1}"/>
@@ -9178,7 +8992,7 @@
               <a:graphicData uri="http://schemas.openxmlformats.org/drawingml/2006/picture">
                 <pic:pic xmlns:pic="http://schemas.openxmlformats.org/drawingml/2006/picture">
                   <pic:nvPicPr>
-                    <pic:cNvPr id="12" name="Picture 11" descr="A graph of a graph of a graph of a graph of a graph of a graph of a graph of a graph of a graph of a graph of a graph of a graph of a graph of&#10;&#10;Description automatically generated">
+                    <pic:cNvPr id="12" name="Picture 11">
                       <a:extLst>
                         <a:ext uri="{FF2B5EF4-FFF2-40B4-BE49-F238E27FC236}">
                           <a16:creationId xmlns:a16="http://schemas.microsoft.com/office/drawing/2014/main" id="{DE982B60-6ED3-95C9-2C34-5493D455EFB1}"/>
@@ -9190,7 +9004,13 @@
                     </pic:cNvPicPr>
                   </pic:nvPicPr>
                   <pic:blipFill>
-                    <a:blip r:embed="rId20"/>
+                    <a:blip r:embed="rId19" cstate="print">
+                      <a:extLst>
+                        <a:ext uri="{28A0092B-C50C-407E-A947-70E740481C1C}">
+                          <a14:useLocalDpi xmlns:a14="http://schemas.microsoft.com/office/drawing/2010/main" val="0"/>
+                        </a:ext>
+                      </a:extLst>
+                    </a:blip>
                     <a:stretch>
                       <a:fillRect/>
                     </a:stretch>
@@ -9198,7 +9018,7 @@
                   <pic:spPr>
                     <a:xfrm>
                       <a:off x="0" y="0"/>
-                      <a:ext cx="5943600" cy="1504315"/>
+                      <a:ext cx="5912413" cy="1504315"/>
                     </a:xfrm>
                     <a:prstGeom prst="rect">
                       <a:avLst/>
@@ -9219,60 +9039,70 @@
         <w:pStyle w:val="Caption"/>
         <w:jc w:val="center"/>
         <w:rPr>
-          <w:color w:val="auto"/>
-        </w:rPr>
-      </w:pPr>
-      <w:r>
-        <w:rPr>
+          <w:rFonts w:ascii="Arial" w:hAnsi="Arial" w:cs="Arial"/>
+          <w:color w:val="auto"/>
+        </w:rPr>
+      </w:pPr>
+      <w:r>
+        <w:rPr>
+          <w:rFonts w:ascii="Arial" w:hAnsi="Arial" w:cs="Arial"/>
           <w:color w:val="auto"/>
         </w:rPr>
         <w:t xml:space="preserve">Figure </w:t>
       </w:r>
       <w:r>
         <w:rPr>
+          <w:rFonts w:ascii="Arial" w:hAnsi="Arial" w:cs="Arial"/>
           <w:color w:val="auto"/>
         </w:rPr>
         <w:fldChar w:fldCharType="begin"/>
       </w:r>
       <w:r>
         <w:rPr>
+          <w:rFonts w:ascii="Arial" w:hAnsi="Arial" w:cs="Arial"/>
           <w:color w:val="auto"/>
         </w:rPr>
         <w:instrText xml:space="preserve"> SEQ Figure \* ARABIC </w:instrText>
       </w:r>
       <w:r>
         <w:rPr>
+          <w:rFonts w:ascii="Arial" w:hAnsi="Arial" w:cs="Arial"/>
           <w:color w:val="auto"/>
         </w:rPr>
         <w:fldChar w:fldCharType="separate"/>
       </w:r>
       <w:r>
         <w:rPr>
+          <w:rFonts w:ascii="Arial" w:hAnsi="Arial" w:cs="Arial"/>
           <w:noProof/>
           <w:color w:val="auto"/>
         </w:rPr>
-        <w:t>7</w:t>
-      </w:r>
-      <w:r>
-        <w:rPr>
+        <w:t>5</w:t>
+      </w:r>
+      <w:r>
+        <w:rPr>
+          <w:rFonts w:ascii="Arial" w:hAnsi="Arial" w:cs="Arial"/>
           <w:color w:val="auto"/>
         </w:rPr>
         <w:fldChar w:fldCharType="end"/>
       </w:r>
       <w:r>
         <w:rPr>
+          <w:rFonts w:ascii="Arial" w:hAnsi="Arial" w:cs="Arial"/>
           <w:color w:val="auto"/>
         </w:rPr>
         <w:t>:</w:t>
       </w:r>
       <w:r>
         <w:rPr>
+          <w:rFonts w:ascii="Arial" w:hAnsi="Arial" w:cs="Arial"/>
           <w:color w:val="auto"/>
         </w:rPr>
         <w:t xml:space="preserve"> Max Verstappen vs Daniel Ricciardo LOESS-Blended Coefficients/Ratings</w:t>
       </w:r>
       <w:r>
         <w:rPr>
+          <w:rFonts w:ascii="Arial" w:hAnsi="Arial" w:cs="Arial"/>
           <w:color w:val="auto"/>
         </w:rPr>
         <w:t xml:space="preserve">. Verstappen has a similar coefficient at the end of his 2015 Toro Rosso as Ricciardo’s 2015 Red Bull Stint despite nearly doubling Verstappen’s WDC total. The two drivers performed similarly in the 2016 season under the same constructor. </w:t>
@@ -9280,6 +9110,7 @@
     </w:p>
     <w:p>
       <w:r>
+        <w:lastRenderedPageBreak/>
         <w:t>A similar phenomenon is observed in comparing constructor coefficients. Mercedes is consistently seen as the dominant constructor throughout the 2014-2021 period, coinciding with their eight consecutive World Constructors' Championships.</w:t>
       </w:r>
     </w:p>
@@ -9292,12 +9123,11 @@
         <w:rPr>
           <w:noProof/>
         </w:rPr>
-        <w:lastRenderedPageBreak/>
         <w:drawing>
-          <wp:inline distT="0" distB="0" distL="0" distR="0" wp14:anchorId="694B6CDD" wp14:editId="03BDCA72">
-            <wp:extent cx="5943600" cy="1483995"/>
+          <wp:inline distT="0" distB="0" distL="0" distR="0" wp14:anchorId="694B6CDD" wp14:editId="41000046">
+            <wp:extent cx="5797698" cy="1483995"/>
             <wp:effectExtent l="0" t="0" r="0" b="1905"/>
-            <wp:docPr id="384768874" name="Picture 10" descr="A graph of a red ball and a blue ball&#10;&#10;Description automatically generated">
+            <wp:docPr id="384768874" name="Picture 10">
               <a:extLst xmlns:a="http://schemas.openxmlformats.org/drawingml/2006/main">
                 <a:ext uri="{FF2B5EF4-FFF2-40B4-BE49-F238E27FC236}">
                   <a16:creationId xmlns:a16="http://schemas.microsoft.com/office/drawing/2014/main" id="{09F7C33E-F248-B55F-02E0-33A1494015D2}"/>
@@ -9311,7 +9141,7 @@
               <a:graphicData uri="http://schemas.openxmlformats.org/drawingml/2006/picture">
                 <pic:pic xmlns:pic="http://schemas.openxmlformats.org/drawingml/2006/picture">
                   <pic:nvPicPr>
-                    <pic:cNvPr id="384768874" name="Picture 10" descr="A graph of a red ball and a blue ball&#10;&#10;Description automatically generated">
+                    <pic:cNvPr id="384768874" name="Picture 10">
                       <a:extLst>
                         <a:ext uri="{FF2B5EF4-FFF2-40B4-BE49-F238E27FC236}">
                           <a16:creationId xmlns:a16="http://schemas.microsoft.com/office/drawing/2014/main" id="{09F7C33E-F248-B55F-02E0-33A1494015D2}"/>
@@ -9323,7 +9153,13 @@
                     </pic:cNvPicPr>
                   </pic:nvPicPr>
                   <pic:blipFill>
-                    <a:blip r:embed="rId21"/>
+                    <a:blip r:embed="rId20" cstate="print">
+                      <a:extLst>
+                        <a:ext uri="{28A0092B-C50C-407E-A947-70E740481C1C}">
+                          <a14:useLocalDpi xmlns:a14="http://schemas.microsoft.com/office/drawing/2010/main" val="0"/>
+                        </a:ext>
+                      </a:extLst>
+                    </a:blip>
                     <a:stretch>
                       <a:fillRect/>
                     </a:stretch>
@@ -9331,7 +9167,7 @@
                   <pic:spPr>
                     <a:xfrm>
                       <a:off x="0" y="0"/>
-                      <a:ext cx="5943600" cy="1483995"/>
+                      <a:ext cx="5797698" cy="1483995"/>
                     </a:xfrm>
                     <a:prstGeom prst="rect">
                       <a:avLst/>
@@ -9349,91 +9185,83 @@
         <w:pStyle w:val="Caption"/>
         <w:jc w:val="center"/>
         <w:rPr>
-          <w:color w:val="auto"/>
-        </w:rPr>
-      </w:pPr>
-      <w:r>
-        <w:rPr>
+          <w:rFonts w:ascii="Arial" w:hAnsi="Arial" w:cs="Arial"/>
+          <w:color w:val="auto"/>
+        </w:rPr>
+      </w:pPr>
+      <w:r>
+        <w:rPr>
+          <w:rFonts w:ascii="Arial" w:hAnsi="Arial" w:cs="Arial"/>
           <w:color w:val="auto"/>
         </w:rPr>
         <w:t xml:space="preserve">Figure </w:t>
       </w:r>
       <w:r>
         <w:rPr>
+          <w:rFonts w:ascii="Arial" w:hAnsi="Arial" w:cs="Arial"/>
           <w:color w:val="auto"/>
         </w:rPr>
         <w:fldChar w:fldCharType="begin"/>
       </w:r>
       <w:r>
         <w:rPr>
+          <w:rFonts w:ascii="Arial" w:hAnsi="Arial" w:cs="Arial"/>
           <w:color w:val="auto"/>
         </w:rPr>
         <w:instrText xml:space="preserve"> SEQ Figure \* ARABIC </w:instrText>
       </w:r>
       <w:r>
         <w:rPr>
+          <w:rFonts w:ascii="Arial" w:hAnsi="Arial" w:cs="Arial"/>
           <w:color w:val="auto"/>
         </w:rPr>
         <w:fldChar w:fldCharType="separate"/>
       </w:r>
       <w:r>
         <w:rPr>
+          <w:rFonts w:ascii="Arial" w:hAnsi="Arial" w:cs="Arial"/>
           <w:noProof/>
           <w:color w:val="auto"/>
         </w:rPr>
-        <w:t>8</w:t>
-      </w:r>
-      <w:r>
-        <w:rPr>
+        <w:t>6</w:t>
+      </w:r>
+      <w:r>
+        <w:rPr>
+          <w:rFonts w:ascii="Arial" w:hAnsi="Arial" w:cs="Arial"/>
           <w:color w:val="auto"/>
         </w:rPr>
         <w:fldChar w:fldCharType="end"/>
       </w:r>
       <w:r>
         <w:rPr>
+          <w:rFonts w:ascii="Arial" w:hAnsi="Arial" w:cs="Arial"/>
           <w:color w:val="auto"/>
         </w:rPr>
         <w:t>: Mercedes vs Red Bull LOESS-Blended Coefficients/Ratings</w:t>
       </w:r>
       <w:r>
         <w:rPr>
+          <w:rFonts w:ascii="Arial" w:hAnsi="Arial" w:cs="Arial"/>
           <w:color w:val="auto"/>
         </w:rPr>
         <w:t>. Mercedes has a higher coefficient until the 2022 season which is consistent with both teams’ performances in the World Constructor Championships. Mercedes won the WCC from 2014 – 2021 while Red Bull won in 2022 and 2023.</w:t>
       </w:r>
       <w:r>
         <w:rPr>
-          <w:color w:val="auto"/>
-        </w:rPr>
-        <w:t xml:space="preserve"> </w:t>
-      </w:r>
-      <w:r>
-        <w:rPr>
-          <w:color w:val="auto"/>
-        </w:rPr>
-        <w:t>Shaded area represents a 95% confidence interval.</w:t>
-      </w:r>
-    </w:p>
-    <w:p>
-      <w:r>
-        <w:t xml:space="preserve">While coefficients are useful for intra-team driver and constructor comparisons, similar conclusions can often be drawn from Formula </w:t>
-      </w:r>
-      <w:proofErr w:type="gramStart"/>
-      <w:r>
-        <w:t>1 point</w:t>
-      </w:r>
-      <w:proofErr w:type="gramEnd"/>
-      <w:r>
-        <w:t xml:space="preserve"> totals. The back-and-forth between Verstappen and Ricciardo is evident in their point totals for the 2016-2018 seasons. Mercedes' dominance over Red Bull is also clear from their point totals relative to other constructors.</w:t>
-      </w:r>
-    </w:p>
-    <w:p>
-      <w:r>
-        <w:t>The unique insight provided by the ridge regression model lies in inter-team driver comparisons. This is illustrated with Max Verstappen, Lewis Hamilton, and Valtteri Bottas. Hamilton and Bottas finished 1st and 2</w:t>
-      </w:r>
-      <w:proofErr w:type="gramStart"/>
-      <w:r>
-        <w:t>nd</w:t>
+          <w:rFonts w:ascii="Arial" w:hAnsi="Arial" w:cs="Arial"/>
+          <w:color w:val="auto"/>
+        </w:rPr>
+        <w:t xml:space="preserve"> Shaded area represents a 95% confidence interval.</w:t>
+      </w:r>
+    </w:p>
+    <w:p>
+      <w:r>
+        <w:t>While coefficients are useful for intra-team driver and constructor comparisons, similar conclusions can often be drawn from Formula 1 point totals. The back-and-forth between Verstappen and Ricciardo is evident in their point totals for the 2016-2018 seasons. Mercedes' dominance over Red Bull is also clear from their point totals relative to other constructors.</w:t>
+      </w:r>
+    </w:p>
+    <w:p>
+      <w:r>
+        <w:t>The unique insight provided by the ridge regression model lies in inter-team driver comparisons. This is illustrated with Max Verstappen, Lewis Hamilton, and Valtteri Bottas. Hamilton and Bottas finished 1st and 2nd</w:t>
       </w:r>
       <w:r>
         <w:t>,</w:t>
@@ -9441,7 +9269,6 @@
       <w:r>
         <w:t>respectively</w:t>
       </w:r>
-      <w:proofErr w:type="gramEnd"/>
       <w:r>
         <w:t>,</w:t>
       </w:r>
@@ -9459,10 +9286,10 @@
           <w:noProof/>
         </w:rPr>
         <w:drawing>
-          <wp:inline distT="0" distB="0" distL="0" distR="0" wp14:anchorId="5C3E70FC" wp14:editId="340DBE52">
-            <wp:extent cx="5943600" cy="1007745"/>
-            <wp:effectExtent l="0" t="0" r="0" b="1905"/>
-            <wp:docPr id="1670723810" name="Picture 15" descr="A graph of a graph&#10;&#10;Description automatically generated with medium confidence">
+          <wp:inline distT="0" distB="0" distL="0" distR="0" wp14:anchorId="5C3E70FC" wp14:editId="2CDA6724">
+            <wp:extent cx="5846447" cy="1007745"/>
+            <wp:effectExtent l="0" t="0" r="1905" b="1905"/>
+            <wp:docPr id="1670723810" name="Picture 15">
               <a:extLst xmlns:a="http://schemas.openxmlformats.org/drawingml/2006/main">
                 <a:ext uri="{FF2B5EF4-FFF2-40B4-BE49-F238E27FC236}">
                   <a16:creationId xmlns:a16="http://schemas.microsoft.com/office/drawing/2014/main" id="{17B536EC-1AFC-CB02-511A-EF149C3A2F4E}"/>
@@ -9476,7 +9303,7 @@
               <a:graphicData uri="http://schemas.openxmlformats.org/drawingml/2006/picture">
                 <pic:pic xmlns:pic="http://schemas.openxmlformats.org/drawingml/2006/picture">
                   <pic:nvPicPr>
-                    <pic:cNvPr id="1670723810" name="Picture 15" descr="A graph of a graph&#10;&#10;Description automatically generated with medium confidence">
+                    <pic:cNvPr id="1670723810" name="Picture 15">
                       <a:extLst>
                         <a:ext uri="{FF2B5EF4-FFF2-40B4-BE49-F238E27FC236}">
                           <a16:creationId xmlns:a16="http://schemas.microsoft.com/office/drawing/2014/main" id="{17B536EC-1AFC-CB02-511A-EF149C3A2F4E}"/>
@@ -9488,7 +9315,13 @@
                     </pic:cNvPicPr>
                   </pic:nvPicPr>
                   <pic:blipFill>
-                    <a:blip r:embed="rId22"/>
+                    <a:blip r:embed="rId21" cstate="print">
+                      <a:extLst>
+                        <a:ext uri="{28A0092B-C50C-407E-A947-70E740481C1C}">
+                          <a14:useLocalDpi xmlns:a14="http://schemas.microsoft.com/office/drawing/2010/main" val="0"/>
+                        </a:ext>
+                      </a:extLst>
+                    </a:blip>
                     <a:stretch>
                       <a:fillRect/>
                     </a:stretch>
@@ -9496,7 +9329,7 @@
                   <pic:spPr>
                     <a:xfrm>
                       <a:off x="0" y="0"/>
-                      <a:ext cx="5943600" cy="1007745"/>
+                      <a:ext cx="5846447" cy="1007745"/>
                     </a:xfrm>
                     <a:prstGeom prst="rect">
                       <a:avLst/>
@@ -9514,106 +9347,91 @@
         <w:pStyle w:val="Caption"/>
         <w:jc w:val="center"/>
         <w:rPr>
-          <w:color w:val="auto"/>
-        </w:rPr>
-      </w:pPr>
-      <w:r>
-        <w:rPr>
+          <w:rFonts w:ascii="Arial" w:hAnsi="Arial" w:cs="Arial"/>
+          <w:color w:val="auto"/>
+        </w:rPr>
+      </w:pPr>
+      <w:r>
+        <w:rPr>
+          <w:rFonts w:ascii="Arial" w:hAnsi="Arial" w:cs="Arial"/>
           <w:color w:val="auto"/>
         </w:rPr>
         <w:t xml:space="preserve">Figure </w:t>
       </w:r>
       <w:r>
         <w:rPr>
+          <w:rFonts w:ascii="Arial" w:hAnsi="Arial" w:cs="Arial"/>
           <w:color w:val="auto"/>
         </w:rPr>
         <w:fldChar w:fldCharType="begin"/>
       </w:r>
       <w:r>
         <w:rPr>
+          <w:rFonts w:ascii="Arial" w:hAnsi="Arial" w:cs="Arial"/>
           <w:color w:val="auto"/>
         </w:rPr>
         <w:instrText xml:space="preserve"> SEQ Figure \* ARABIC </w:instrText>
       </w:r>
       <w:r>
         <w:rPr>
+          <w:rFonts w:ascii="Arial" w:hAnsi="Arial" w:cs="Arial"/>
           <w:color w:val="auto"/>
         </w:rPr>
         <w:fldChar w:fldCharType="separate"/>
       </w:r>
       <w:r>
         <w:rPr>
+          <w:rFonts w:ascii="Arial" w:hAnsi="Arial" w:cs="Arial"/>
           <w:noProof/>
           <w:color w:val="auto"/>
         </w:rPr>
-        <w:t>9</w:t>
-      </w:r>
-      <w:r>
-        <w:rPr>
+        <w:t>7</w:t>
+      </w:r>
+      <w:r>
+        <w:rPr>
+          <w:rFonts w:ascii="Arial" w:hAnsi="Arial" w:cs="Arial"/>
           <w:color w:val="auto"/>
         </w:rPr>
         <w:fldChar w:fldCharType="end"/>
       </w:r>
       <w:r>
         <w:rPr>
+          <w:rFonts w:ascii="Arial" w:hAnsi="Arial" w:cs="Arial"/>
           <w:color w:val="auto"/>
         </w:rPr>
         <w:t>:</w:t>
       </w:r>
       <w:r>
         <w:rPr>
-          <w:color w:val="auto"/>
-        </w:rPr>
-        <w:t xml:space="preserve"> Max Verstappen, </w:t>
-      </w:r>
-      <w:proofErr w:type="spellStart"/>
-      <w:r>
-        <w:rPr>
-          <w:color w:val="auto"/>
-        </w:rPr>
-        <w:t>Valtreri</w:t>
-      </w:r>
-      <w:proofErr w:type="spellEnd"/>
-      <w:r>
-        <w:rPr>
-          <w:color w:val="auto"/>
-        </w:rPr>
-        <w:t xml:space="preserve"> Bottas, Lewis Hamilton LOESS-Blended Coefficients/Rating</w:t>
-      </w:r>
-      <w:r>
-        <w:rPr>
-          <w:color w:val="auto"/>
-        </w:rPr>
-        <w:t xml:space="preserve">. Verstappen has a higher coefficient than Bottas in the 2017 to 2020 seasons despite Bottas scoring more Formula 1 points in that time frame, suggesting that </w:t>
-      </w:r>
-      <w:proofErr w:type="gramStart"/>
-      <w:r>
-        <w:rPr>
-          <w:color w:val="auto"/>
-        </w:rPr>
-        <w:t>the Bottas</w:t>
-      </w:r>
-      <w:proofErr w:type="gramEnd"/>
-      <w:r>
-        <w:rPr>
-          <w:color w:val="auto"/>
-        </w:rPr>
-        <w:t>’ performance was booster by the strength of the Mercedes</w:t>
-      </w:r>
-      <w:r>
-        <w:rPr>
+          <w:rFonts w:ascii="Arial" w:hAnsi="Arial" w:cs="Arial"/>
+          <w:color w:val="auto"/>
+        </w:rPr>
+        <w:t xml:space="preserve"> Max Verstappen, Valtreri Bottas, Lewis Hamilton LOESS-Blended Coefficients/Rating</w:t>
+      </w:r>
+      <w:r>
+        <w:rPr>
+          <w:rFonts w:ascii="Arial" w:hAnsi="Arial" w:cs="Arial"/>
+          <w:color w:val="auto"/>
+        </w:rPr>
+        <w:t>. Verstappen has a higher coefficient than Bottas in the 2017 to 2020 seasons despite Bottas scoring more Formula 1 points in that time frame, suggesting that the Bottas’ performance was booster by the strength of the Mercedes</w:t>
+      </w:r>
+      <w:r>
+        <w:rPr>
+          <w:rFonts w:ascii="Arial" w:hAnsi="Arial" w:cs="Arial"/>
           <w:color w:val="auto"/>
         </w:rPr>
         <w:t>.</w:t>
       </w:r>
       <w:r>
         <w:rPr>
+          <w:rFonts w:ascii="Arial" w:hAnsi="Arial" w:cs="Arial"/>
           <w:color w:val="auto"/>
         </w:rPr>
         <w:t xml:space="preserve"> </w:t>
       </w:r>
       <w:r>
         <w:rPr>
+          <w:rFonts w:ascii="Arial" w:hAnsi="Arial" w:cs="Arial"/>
           <w:color w:val="auto"/>
         </w:rPr>
         <w:t>Shaded area represents a 95% confidence interval.</w:t>
@@ -9634,6 +9452,7 @@
       </w:pPr>
       <w:bookmarkStart w:id="15" w:name="_Toc172717671"/>
       <w:r>
+        <w:lastRenderedPageBreak/>
         <w:t>Discussion</w:t>
       </w:r>
       <w:bookmarkEnd w:id="15"/>
@@ -9670,20 +9489,11 @@
         <w:t xml:space="preserve">along with </w:t>
       </w:r>
       <w:r>
-        <w:t xml:space="preserve">model metrics for qualification and logistic regression models, highlights the significant impact of constructors on driver finishing positions. The </w:t>
-      </w:r>
-      <w:r>
-        <w:lastRenderedPageBreak/>
-        <w:t>logistic model</w:t>
-      </w:r>
-      <w:proofErr w:type="gramStart"/>
-      <w:r>
-        <w:t xml:space="preserve">, in particular, </w:t>
+        <w:t xml:space="preserve">model metrics for qualification and logistic regression models, highlights the significant impact of constructors on driver finishing positions. The logistic model, in particular, </w:t>
       </w:r>
       <w:r>
         <w:t>highlights</w:t>
       </w:r>
-      <w:proofErr w:type="gramEnd"/>
       <w:r>
         <w:t xml:space="preserve"> the crucial role of constructors in determining cohort placements. Conversely, the qualification models emphasize the relative importance of drivers, suggesting potential value in incorporating qualification-informed models.</w:t>
       </w:r>
@@ -9777,19 +9587,92 @@
     <w:p/>
     <w:p>
       <w:pPr>
+        <w:pStyle w:val="Caption"/>
+        <w:jc w:val="center"/>
+        <w:rPr>
+          <w:rFonts w:ascii="Arial" w:hAnsi="Arial" w:cs="Arial"/>
+          <w:color w:val="auto"/>
+        </w:rPr>
+      </w:pPr>
+      <w:r>
+        <w:rPr>
+          <w:rFonts w:ascii="Arial" w:hAnsi="Arial" w:cs="Arial"/>
+          <w:color w:val="auto"/>
+        </w:rPr>
+        <w:t xml:space="preserve">Table </w:t>
+      </w:r>
+      <w:r>
+        <w:rPr>
+          <w:rFonts w:ascii="Arial" w:hAnsi="Arial" w:cs="Arial"/>
+          <w:color w:val="auto"/>
+        </w:rPr>
+        <w:fldChar w:fldCharType="begin"/>
+      </w:r>
+      <w:r>
+        <w:rPr>
+          <w:rFonts w:ascii="Arial" w:hAnsi="Arial" w:cs="Arial"/>
+          <w:color w:val="auto"/>
+        </w:rPr>
+        <w:instrText xml:space="preserve"> SEQ Table \* ARABIC </w:instrText>
+      </w:r>
+      <w:r>
+        <w:rPr>
+          <w:rFonts w:ascii="Arial" w:hAnsi="Arial" w:cs="Arial"/>
+          <w:color w:val="auto"/>
+        </w:rPr>
+        <w:fldChar w:fldCharType="separate"/>
+      </w:r>
+      <w:r>
+        <w:rPr>
+          <w:rFonts w:ascii="Arial" w:hAnsi="Arial" w:cs="Arial"/>
+          <w:noProof/>
+          <w:color w:val="auto"/>
+        </w:rPr>
+        <w:t>3</w:t>
+      </w:r>
+      <w:r>
+        <w:rPr>
+          <w:rFonts w:ascii="Arial" w:hAnsi="Arial" w:cs="Arial"/>
+          <w:color w:val="auto"/>
+        </w:rPr>
+        <w:fldChar w:fldCharType="end"/>
+      </w:r>
+      <w:r>
+        <w:rPr>
+          <w:rFonts w:ascii="Arial" w:hAnsi="Arial" w:cs="Arial"/>
+          <w:color w:val="auto"/>
+        </w:rPr>
+        <w:t xml:space="preserve">: </w:t>
+      </w:r>
+      <w:r>
+        <w:rPr>
+          <w:rFonts w:ascii="Arial" w:hAnsi="Arial" w:cs="Arial"/>
+          <w:color w:val="auto"/>
+        </w:rPr>
+        <w:t>Top 10 Constructor/Driver composite rankings as of the end of the 2023 F1 Season. Composite ranking is defined as driver rating plus constructor rating. ± values represent a 95% confidence interval. Driver and constructor independence is assumed for the overall confidence interval</w:t>
+      </w:r>
+    </w:p>
+    <w:p>
+      <w:pPr>
+        <w:pStyle w:val="Caption"/>
         <w:keepNext/>
         <w:jc w:val="center"/>
       </w:pPr>
+    </w:p>
+    <w:p>
+      <w:pPr>
+        <w:keepNext/>
+        <w:jc w:val="center"/>
+      </w:pPr>
       <w:r>
         <w:rPr>
           <w:noProof/>
         </w:rPr>
-        <w:lastRenderedPageBreak/>
         <w:drawing>
-          <wp:inline distT="0" distB="0" distL="0" distR="0" wp14:anchorId="2E41A168" wp14:editId="51A635FA">
-            <wp:extent cx="5943600" cy="5668010"/>
-            <wp:effectExtent l="0" t="0" r="0" b="8890"/>
-            <wp:docPr id="1506329886" name="Picture 3" descr="A screenshot of a computer screen&#10;&#10;Description automatically generated"/>
+          <wp:inline distT="0" distB="0" distL="0" distR="0" wp14:anchorId="2E41A168" wp14:editId="39E3E6A7">
+            <wp:extent cx="5943600" cy="5754930"/>
+            <wp:effectExtent l="0" t="0" r="0" b="0"/>
+            <wp:docPr id="1506329886" name="Picture 3"/>
             <wp:cNvGraphicFramePr>
               <a:graphicFrameLocks xmlns:a="http://schemas.openxmlformats.org/drawingml/2006/main" noChangeAspect="1"/>
             </wp:cNvGraphicFramePr>
@@ -9797,28 +9680,26 @@
               <a:graphicData uri="http://schemas.openxmlformats.org/drawingml/2006/picture">
                 <pic:pic xmlns:pic="http://schemas.openxmlformats.org/drawingml/2006/picture">
                   <pic:nvPicPr>
-                    <pic:cNvPr id="1506329886" name="Picture 3" descr="A screenshot of a computer screen&#10;&#10;Description automatically generated"/>
+                    <pic:cNvPr id="1506329886" name="Picture 3"/>
                     <pic:cNvPicPr>
                       <a:picLocks noChangeAspect="1" noChangeArrowheads="1"/>
                     </pic:cNvPicPr>
                   </pic:nvPicPr>
-                  <pic:blipFill>
-                    <a:blip r:embed="rId23">
+                  <pic:blipFill rotWithShape="1">
+                    <a:blip r:embed="rId22" cstate="print">
                       <a:extLst>
                         <a:ext uri="{28A0092B-C50C-407E-A947-70E740481C1C}">
                           <a14:useLocalDpi xmlns:a14="http://schemas.microsoft.com/office/drawing/2010/main" val="0"/>
                         </a:ext>
                       </a:extLst>
                     </a:blip>
-                    <a:srcRect/>
-                    <a:stretch>
-                      <a:fillRect/>
-                    </a:stretch>
+                    <a:srcRect l="17524" r="17511"/>
+                    <a:stretch/>
                   </pic:blipFill>
                   <pic:spPr bwMode="auto">
                     <a:xfrm>
                       <a:off x="0" y="0"/>
-                      <a:ext cx="5943600" cy="5668010"/>
+                      <a:ext cx="5943600" cy="5754930"/>
                     </a:xfrm>
                     <a:prstGeom prst="rect">
                       <a:avLst/>
@@ -9827,6 +9708,11 @@
                     <a:ln>
                       <a:noFill/>
                     </a:ln>
+                    <a:extLst>
+                      <a:ext uri="{53640926-AAD7-44D8-BBD7-CCE9431645EC}">
+                        <a14:shadowObscured xmlns:a14="http://schemas.microsoft.com/office/drawing/2010/main"/>
+                      </a:ext>
+                    </a:extLst>
                   </pic:spPr>
                 </pic:pic>
               </a:graphicData>
@@ -9836,112 +9722,20 @@
       </w:r>
     </w:p>
     <w:p>
-      <w:pPr>
-        <w:pStyle w:val="Caption"/>
-        <w:jc w:val="center"/>
-        <w:rPr>
-          <w:color w:val="auto"/>
-        </w:rPr>
-      </w:pPr>
-      <w:r>
-        <w:rPr>
-          <w:color w:val="auto"/>
-        </w:rPr>
-        <w:t xml:space="preserve">Figure </w:t>
-      </w:r>
-      <w:r>
-        <w:rPr>
-          <w:color w:val="auto"/>
-        </w:rPr>
-        <w:fldChar w:fldCharType="begin"/>
-      </w:r>
-      <w:r>
-        <w:rPr>
-          <w:color w:val="auto"/>
-        </w:rPr>
-        <w:instrText xml:space="preserve"> SEQ Figure \* ARABIC </w:instrText>
-      </w:r>
-      <w:r>
-        <w:rPr>
-          <w:color w:val="auto"/>
-        </w:rPr>
-        <w:fldChar w:fldCharType="separate"/>
-      </w:r>
-      <w:r>
-        <w:rPr>
-          <w:noProof/>
-          <w:color w:val="auto"/>
-        </w:rPr>
-        <w:t>10</w:t>
-      </w:r>
-      <w:r>
-        <w:rPr>
-          <w:color w:val="auto"/>
-        </w:rPr>
-        <w:fldChar w:fldCharType="end"/>
-      </w:r>
-      <w:r>
-        <w:rPr>
-          <w:color w:val="auto"/>
-        </w:rPr>
-        <w:t>:</w:t>
-      </w:r>
-      <w:r>
-        <w:rPr>
-          <w:color w:val="auto"/>
-        </w:rPr>
-        <w:t xml:space="preserve"> Top 10 Constructor/Driver composite rankings as of the end of the 2023 F1 Season</w:t>
-      </w:r>
-      <w:r>
-        <w:rPr>
-          <w:color w:val="auto"/>
-        </w:rPr>
-        <w:t xml:space="preserve">. Composite ranking is defined as driver rating plus constructor rating. </w:t>
-      </w:r>
-      <w:r>
-        <w:rPr>
-          <w:color w:val="auto"/>
-        </w:rPr>
-        <w:t>±</w:t>
-      </w:r>
-      <w:r>
-        <w:rPr>
-          <w:color w:val="auto"/>
-        </w:rPr>
-        <w:t xml:space="preserve"> values represent a 95% confidence interval. Driver and constructor independence is assumed for the overall confidence interval</w:t>
-      </w:r>
-    </w:p>
-    <w:p>
-      <w:pPr>
-        <w:jc w:val="center"/>
-      </w:pPr>
+      <w:r>
+        <w:t xml:space="preserve">As mentioned in the </w:t>
+      </w:r>
+      <w:r>
+        <w:t xml:space="preserve">Results section, the main applicability of the model is to discern driver impact amongst drivers on different teams. </w:t>
+      </w:r>
+      <w:r>
+        <w:t>Additionally,</w:t>
+      </w:r>
       <w:r>
         <w:t xml:space="preserve"> </w:t>
       </w:r>
-    </w:p>
-    <w:p>
-      <w:r>
-        <w:t xml:space="preserve">As mentioned in the </w:t>
-      </w:r>
-      <w:r>
-        <w:t xml:space="preserve">Results section, the main applicability of the model is to discern driver impact amongst drivers on different teams. </w:t>
-      </w:r>
-      <w:r>
-        <w:t>Additionally,</w:t>
-      </w:r>
-      <w:r>
-        <w:t xml:space="preserve"> </w:t>
-      </w:r>
-      <w:r>
-        <w:t xml:space="preserve">we </w:t>
-      </w:r>
-      <w:proofErr w:type="gramStart"/>
-      <w:r>
-        <w:t>are able to</w:t>
-      </w:r>
-      <w:proofErr w:type="gramEnd"/>
-      <w:r>
-        <w:t xml:space="preserve"> capture point-time ratings for constructor/driver combinations </w:t>
+      <w:r>
+        <w:t xml:space="preserve">we are able to capture point-time ratings for constructor/driver combinations </w:t>
       </w:r>
       <w:r>
         <w:t xml:space="preserve">to predict race outcomes as highlighted in the table above. </w:t>
@@ -9949,11 +9743,11 @@
     </w:p>
     <w:p>
       <w:r>
-        <w:t xml:space="preserve">In conclusion, this study provides a nuanced understanding of the respective impacts of drivers and constructors on Formula 1 race outcomes. By leveraging a robust ridge regression model with LOESS smoothing and assessing predictive performance through Kendall’s coefficient, we offer valuable insights into inter-constructor driver comparisons and the overall influence of constructors. The findings underscore the substantial role of constructors in determining race results, particularly in the context of </w:t>
+        <w:t xml:space="preserve">In conclusion, this study provides a nuanced understanding of the respective impacts of drivers and constructors on Formula 1 race outcomes. By leveraging a robust ridge regression model with LOESS smoothing and assessing predictive performance through Kendall’s coefficient, we offer valuable insights into inter-constructor driver comparisons and the overall influence of constructors. The findings underscore the substantial role of constructors in determining race results, particularly in the context of modern Formula 1. The proposed methodology and findings pave the way for future research that can refine and extend these models, incorporating additional features and expanding to different eras in the </w:t>
       </w:r>
       <w:r>
         <w:lastRenderedPageBreak/>
-        <w:t>modern Formula 1. The proposed methodology and findings pave the way for future research that can refine and extend these models, incorporating additional features and expanding to different eras in the sport. Such advancements hold promise for enhancing both predictive accuracy and practical applications, such as sports betting and strategic decision-making within Formula 1 teams.</w:t>
+        <w:t>sport. Such advancements hold promise for enhancing both predictive accuracy and practical applications, such as sports betting and strategic decision-making within Formula 1 teams.</w:t>
       </w:r>
     </w:p>
     <w:p/>
@@ -10004,13 +9798,8 @@
       </w:r>
     </w:p>
     <w:p>
-      <w:proofErr w:type="spellStart"/>
-      <w:r>
-        <w:t>Croiseau</w:t>
-      </w:r>
-      <w:proofErr w:type="spellEnd"/>
-      <w:r>
-        <w:t>, P. and Cordell, H.J., 2009, December. Analysis of North American Rheumatoid Arthritis Consortium data using a penalized logistic regression approach. In BMC proceedings (Vol. 3, pp. 1-5). BioMed Central.</w:t>
+      <w:r>
+        <w:t>Croiseau, P. and Cordell, H.J., 2009, December. Analysis of North American Rheumatoid Arthritis Consortium data using a penalized logistic regression approach. In BMC proceedings (Vol. 3, pp. 1-5). BioMed Central.</w:t>
       </w:r>
     </w:p>
     <w:p>
@@ -10019,21 +9808,8 @@
       </w:r>
     </w:p>
     <w:p>
-      <w:proofErr w:type="spellStart"/>
-      <w:r>
-        <w:t>Ergast</w:t>
-      </w:r>
-      <w:proofErr w:type="spellEnd"/>
-      <w:r>
-        <w:t xml:space="preserve">. (n.d.). </w:t>
-      </w:r>
-      <w:proofErr w:type="spellStart"/>
-      <w:r>
-        <w:t>Ergast</w:t>
-      </w:r>
-      <w:proofErr w:type="spellEnd"/>
-      <w:r>
-        <w:t xml:space="preserve"> Developer API. Available at: https://ergast.com/mrd/methods/sprint/ (Accessed: 17 July 2024).</w:t>
+      <w:r>
+        <w:t>Ergast. (n.d.). Ergast Developer API. Available at: https://ergast.com/mrd/methods/sprint/ (Accessed: 17 July 2024).</w:t>
       </w:r>
     </w:p>
     <w:p>
@@ -10048,15 +9824,7 @@
     </w:p>
     <w:p>
       <w:r>
-        <w:t xml:space="preserve">Fry, J., Brighton, T. and </w:t>
-      </w:r>
-      <w:proofErr w:type="spellStart"/>
-      <w:r>
-        <w:t>Fanzon</w:t>
-      </w:r>
-      <w:proofErr w:type="spellEnd"/>
-      <w:r>
-        <w:t>, S. (2024) Faster identification of faster Formula 1 drivers via time-rank duality. Economics Letters, 237, p.111671.</w:t>
+        <w:t>Fry, J., Brighton, T. and Fanzon, S. (2024) Faster identification of faster Formula 1 drivers via time-rank duality. Economics Letters, 237, p.111671.</w:t>
       </w:r>
     </w:p>
     <w:p>
@@ -10071,25 +9839,12 @@
     </w:p>
     <w:p>
       <w:r>
-        <w:t xml:space="preserve">Jacoby, W.G., 2000. </w:t>
-      </w:r>
-      <w:proofErr w:type="gramStart"/>
-      <w:r>
-        <w:t>Loess::</w:t>
-      </w:r>
-      <w:proofErr w:type="gramEnd"/>
-      <w:r>
-        <w:t xml:space="preserve"> a nonparametric, graphical tool for depicting relationships between variables. Electoral studies, 19(4), pp.577-613.</w:t>
-      </w:r>
-    </w:p>
-    <w:p>
-      <w:proofErr w:type="spellStart"/>
-      <w:r>
-        <w:t>Medvedovsky</w:t>
-      </w:r>
-      <w:proofErr w:type="spellEnd"/>
-      <w:r>
-        <w:t>, K. and Patton, A. (2022) Daily adjusted and regressed Kalman optimized projections| DARKO. Accessed on, 17.</w:t>
+        <w:t>Jacoby, W.G., 2000. Loess:: a nonparametric, graphical tool for depicting relationships between variables. Electoral studies, 19(4), pp.577-613.</w:t>
+      </w:r>
+    </w:p>
+    <w:p>
+      <w:r>
+        <w:t>Medvedovsky, K. and Patton, A. (2022) Daily adjusted and regressed Kalman optimized projections| DARKO. Accessed on, 17.</w:t>
       </w:r>
     </w:p>
     <w:p>
@@ -10104,21 +9859,8 @@
       </w:r>
     </w:p>
     <w:p>
-      <w:proofErr w:type="spellStart"/>
-      <w:r>
-        <w:t>Rockerbie</w:t>
-      </w:r>
-      <w:proofErr w:type="spellEnd"/>
-      <w:r>
-        <w:t xml:space="preserve">, D. W. and Easton, S. T. (2022) ‘Race to the podium: separating and conjoining the car and driver in F1 racing’, Applied Economics, 54(54), pp. 6272–6285. </w:t>
-      </w:r>
-      <w:proofErr w:type="spellStart"/>
-      <w:r>
-        <w:t>doi</w:t>
-      </w:r>
-      <w:proofErr w:type="spellEnd"/>
-      <w:r>
-        <w:t>: 10.1080/00036846.2022.2083068.</w:t>
+      <w:r>
+        <w:t>Rockerbie, D. W. and Easton, S. T. (2022) ‘Race to the podium: separating and conjoining the car and driver in F1 racing’, Applied Economics, 54(54), pp. 6272–6285. doi: 10.1080/00036846.2022.2083068.</w:t>
       </w:r>
     </w:p>
     <w:p>
@@ -10131,7 +9873,6 @@
         <w:t>Spurgeon, B. (2009) Age Old Question of Whether it is the Car or the Driver that Counts. Formula 1, 101.</w:t>
       </w:r>
     </w:p>
-    <w:p/>
     <w:p>
       <w:pPr>
         <w:rPr>
@@ -10140,17 +9881,9 @@
         </w:rPr>
       </w:pPr>
       <w:r>
-        <w:t xml:space="preserve">van </w:t>
-      </w:r>
-      <w:proofErr w:type="spellStart"/>
-      <w:r>
-        <w:t>Kesteren</w:t>
-      </w:r>
-      <w:proofErr w:type="spellEnd"/>
-      <w:r>
-        <w:t xml:space="preserve">, E. and Bergkamp, T. (2023) Bayesian analysis of Formula One race results: disentangling driver skill and constructor advantage. Journal of Quantitative Analysis in Sports, Vol. 19 (Issue 4), pp. 273-293. </w:t>
-      </w:r>
-      <w:hyperlink r:id="rId24" w:history="1">
+        <w:t xml:space="preserve">van Kesteren, E. and Bergkamp, T. (2023) Bayesian analysis of Formula One race results: disentangling driver skill and constructor advantage. Journal of Quantitative Analysis in Sports, Vol. 19 (Issue 4), pp. 273-293. </w:t>
+      </w:r>
+      <w:hyperlink r:id="rId23" w:history="1">
         <w:r>
           <w:rPr>
             <w:rStyle w:val="Hyperlink"/>
@@ -10195,18 +9928,79 @@
     </w:p>
     <w:p>
       <w:pPr>
+        <w:pStyle w:val="Caption"/>
         <w:keepNext/>
         <w:jc w:val="center"/>
-      </w:pPr>
-      <w:r>
-        <w:rPr>
+        <w:rPr>
+          <w:rFonts w:ascii="Arial" w:hAnsi="Arial" w:cs="Arial"/>
+          <w:color w:val="auto"/>
+        </w:rPr>
+      </w:pPr>
+      <w:r>
+        <w:rPr>
+          <w:rFonts w:ascii="Arial" w:hAnsi="Arial" w:cs="Arial"/>
+          <w:color w:val="auto"/>
+        </w:rPr>
+        <w:t xml:space="preserve">Table </w:t>
+      </w:r>
+      <w:r>
+        <w:rPr>
+          <w:rFonts w:ascii="Arial" w:hAnsi="Arial" w:cs="Arial"/>
+          <w:color w:val="auto"/>
+        </w:rPr>
+        <w:fldChar w:fldCharType="begin"/>
+      </w:r>
+      <w:r>
+        <w:rPr>
+          <w:rFonts w:ascii="Arial" w:hAnsi="Arial" w:cs="Arial"/>
+          <w:color w:val="auto"/>
+        </w:rPr>
+        <w:instrText xml:space="preserve"> SEQ Table \* ARABIC </w:instrText>
+      </w:r>
+      <w:r>
+        <w:rPr>
+          <w:rFonts w:ascii="Arial" w:hAnsi="Arial" w:cs="Arial"/>
+          <w:color w:val="auto"/>
+        </w:rPr>
+        <w:fldChar w:fldCharType="separate"/>
+      </w:r>
+      <w:r>
+        <w:rPr>
+          <w:rFonts w:ascii="Arial" w:hAnsi="Arial" w:cs="Arial"/>
           <w:noProof/>
+          <w:color w:val="auto"/>
+        </w:rPr>
+        <w:t>4</w:t>
+      </w:r>
+      <w:r>
+        <w:rPr>
+          <w:rFonts w:ascii="Arial" w:hAnsi="Arial" w:cs="Arial"/>
+          <w:color w:val="auto"/>
+        </w:rPr>
+        <w:fldChar w:fldCharType="end"/>
+      </w:r>
+      <w:r>
+        <w:rPr>
+          <w:rFonts w:ascii="Arial" w:hAnsi="Arial" w:cs="Arial"/>
+          <w:color w:val="auto"/>
+        </w:rPr>
+        <w:t>: Mean Absolute Error (MAE) by Driver Type. Driver predictions in seasons after they have switched teams are less robust than predictions when the team has stayed the same.</w:t>
+      </w:r>
+    </w:p>
+    <w:p>
+      <w:pPr>
+        <w:keepNext/>
+        <w:jc w:val="center"/>
+      </w:pPr>
+      <w:r>
+        <w:rPr>
+          <w:noProof/>
         </w:rPr>
         <w:drawing>
-          <wp:inline distT="0" distB="0" distL="0" distR="0" wp14:anchorId="4DBD23A4" wp14:editId="5FBDF79E">
-            <wp:extent cx="3200400" cy="1444967"/>
-            <wp:effectExtent l="0" t="0" r="0" b="3175"/>
-            <wp:docPr id="111138984" name="Picture 22" descr="A screenshot of a computer&#10;&#10;Description automatically generated"/>
+          <wp:inline distT="0" distB="0" distL="0" distR="0" wp14:anchorId="4DBD23A4" wp14:editId="660CFFEC">
+            <wp:extent cx="2971800" cy="1626250"/>
+            <wp:effectExtent l="0" t="0" r="0" b="0"/>
+            <wp:docPr id="111138984" name="Picture 22"/>
             <wp:cNvGraphicFramePr>
               <a:graphicFrameLocks xmlns:a="http://schemas.openxmlformats.org/drawingml/2006/main" noChangeAspect="1"/>
             </wp:cNvGraphicFramePr>
@@ -10214,28 +10008,26 @@
               <a:graphicData uri="http://schemas.openxmlformats.org/drawingml/2006/picture">
                 <pic:pic xmlns:pic="http://schemas.openxmlformats.org/drawingml/2006/picture">
                   <pic:nvPicPr>
-                    <pic:cNvPr id="111138984" name="Picture 22" descr="A screenshot of a computer&#10;&#10;Description automatically generated"/>
+                    <pic:cNvPr id="111138984" name="Picture 22"/>
                     <pic:cNvPicPr>
                       <a:picLocks noChangeAspect="1" noChangeArrowheads="1"/>
                     </pic:cNvPicPr>
                   </pic:nvPicPr>
-                  <pic:blipFill>
-                    <a:blip r:embed="rId25" cstate="print">
+                  <pic:blipFill rotWithShape="1">
+                    <a:blip r:embed="rId24" cstate="print">
                       <a:extLst>
                         <a:ext uri="{28A0092B-C50C-407E-A947-70E740481C1C}">
                           <a14:useLocalDpi xmlns:a14="http://schemas.microsoft.com/office/drawing/2010/main" val="0"/>
                         </a:ext>
                       </a:extLst>
                     </a:blip>
-                    <a:srcRect/>
-                    <a:stretch>
-                      <a:fillRect/>
-                    </a:stretch>
+                    <a:srcRect l="30172" r="30407"/>
+                    <a:stretch/>
                   </pic:blipFill>
                   <pic:spPr bwMode="auto">
                     <a:xfrm>
                       <a:off x="0" y="0"/>
-                      <a:ext cx="3200400" cy="1444967"/>
+                      <a:ext cx="2971800" cy="1626250"/>
                     </a:xfrm>
                     <a:prstGeom prst="rect">
                       <a:avLst/>
@@ -10244,6 +10036,11 @@
                     <a:ln>
                       <a:noFill/>
                     </a:ln>
+                    <a:extLst>
+                      <a:ext uri="{53640926-AAD7-44D8-BBD7-CCE9431645EC}">
+                        <a14:shadowObscured xmlns:a14="http://schemas.microsoft.com/office/drawing/2010/main"/>
+                      </a:ext>
+                    </a:extLst>
                   </pic:spPr>
                 </pic:pic>
               </a:graphicData>
@@ -10253,77 +10050,14 @@
       </w:r>
     </w:p>
     <w:p>
-      <w:pPr>
-        <w:pStyle w:val="Caption"/>
-        <w:jc w:val="center"/>
-        <w:rPr>
-          <w:color w:val="auto"/>
-        </w:rPr>
-      </w:pPr>
-      <w:r>
-        <w:rPr>
-          <w:color w:val="auto"/>
-        </w:rPr>
-        <w:t xml:space="preserve">Figure </w:t>
-      </w:r>
-      <w:r>
-        <w:rPr>
-          <w:color w:val="auto"/>
-        </w:rPr>
-        <w:fldChar w:fldCharType="begin"/>
-      </w:r>
-      <w:r>
-        <w:rPr>
-          <w:color w:val="auto"/>
-        </w:rPr>
-        <w:instrText xml:space="preserve"> SEQ Figure \* ARABIC </w:instrText>
-      </w:r>
-      <w:r>
-        <w:rPr>
-          <w:color w:val="auto"/>
-        </w:rPr>
-        <w:fldChar w:fldCharType="separate"/>
-      </w:r>
-      <w:r>
-        <w:rPr>
-          <w:noProof/>
-          <w:color w:val="auto"/>
-        </w:rPr>
-        <w:t>11</w:t>
-      </w:r>
-      <w:r>
-        <w:rPr>
-          <w:color w:val="auto"/>
-        </w:rPr>
-        <w:fldChar w:fldCharType="end"/>
-      </w:r>
-      <w:r>
-        <w:rPr>
-          <w:color w:val="auto"/>
-        </w:rPr>
-        <w:t>: Mean Absolute Error (MAE) by Driver Type</w:t>
-      </w:r>
-      <w:r>
-        <w:rPr>
-          <w:color w:val="auto"/>
-        </w:rPr>
-        <w:t>. Driver predictions in seasons after they have switched teams are less robust than predictions when the team has stayed the same.</w:t>
-      </w:r>
-    </w:p>
-    <w:p>
       <w:r>
         <w:t xml:space="preserve">When stratifying </w:t>
       </w:r>
       <w:r>
         <w:t xml:space="preserve">driver-seasons by whether </w:t>
       </w:r>
-      <w:proofErr w:type="spellStart"/>
-      <w:r>
-        <w:t>the</w:t>
-      </w:r>
-      <w:proofErr w:type="spellEnd"/>
-      <w:r>
-        <w:t xml:space="preserve"> are</w:t>
+      <w:r>
+        <w:t>the are</w:t>
       </w:r>
       <w:r>
         <w:t xml:space="preserve"> a new driver</w:t>
@@ -10344,15 +10078,7 @@
         <w:t>better than the other categories.</w:t>
       </w:r>
       <w:r>
-        <w:t xml:space="preserve"> The lower error amongst that cohort can potentially by explained by the nature of the </w:t>
-      </w:r>
-      <w:proofErr w:type="gramStart"/>
-      <w:r>
-        <w:t>constructors</w:t>
-      </w:r>
-      <w:proofErr w:type="gramEnd"/>
-      <w:r>
-        <w:t xml:space="preserve"> new drivers go to. New drivers are </w:t>
+        <w:t xml:space="preserve"> The lower error amongst that cohort can potentially by explained by the nature of the constructors new drivers go to. New drivers are </w:t>
       </w:r>
       <w:r>
         <w:t xml:space="preserve">often going to </w:t>
@@ -10424,10 +10150,10 @@
           <w:noProof/>
         </w:rPr>
         <w:drawing>
-          <wp:inline distT="0" distB="0" distL="0" distR="0" wp14:anchorId="636BB93A" wp14:editId="5298EDED">
-            <wp:extent cx="3657600" cy="2484902"/>
+          <wp:inline distT="0" distB="0" distL="0" distR="0" wp14:anchorId="636BB93A" wp14:editId="23294AFE">
+            <wp:extent cx="3391367" cy="2484902"/>
             <wp:effectExtent l="0" t="0" r="0" b="0"/>
-            <wp:docPr id="16" name="Picture 15" descr="A screenshot of a formula one race car&#10;&#10;Description automatically generated">
+            <wp:docPr id="16" name="Picture 15">
               <a:extLst xmlns:a="http://schemas.openxmlformats.org/drawingml/2006/main">
                 <a:ext uri="{FF2B5EF4-FFF2-40B4-BE49-F238E27FC236}">
                   <a16:creationId xmlns:a16="http://schemas.microsoft.com/office/drawing/2014/main" id="{0D685101-227C-A728-3DD6-A9C867D3761C}"/>
@@ -10441,7 +10167,7 @@
               <a:graphicData uri="http://schemas.openxmlformats.org/drawingml/2006/picture">
                 <pic:pic xmlns:pic="http://schemas.openxmlformats.org/drawingml/2006/picture">
                   <pic:nvPicPr>
-                    <pic:cNvPr id="16" name="Picture 15" descr="A screenshot of a formula one race car&#10;&#10;Description automatically generated">
+                    <pic:cNvPr id="16" name="Picture 15">
                       <a:extLst>
                         <a:ext uri="{FF2B5EF4-FFF2-40B4-BE49-F238E27FC236}">
                           <a16:creationId xmlns:a16="http://schemas.microsoft.com/office/drawing/2014/main" id="{0D685101-227C-A728-3DD6-A9C867D3761C}"/>
@@ -10453,7 +10179,13 @@
                     </pic:cNvPicPr>
                   </pic:nvPicPr>
                   <pic:blipFill>
-                    <a:blip r:embed="rId26"/>
+                    <a:blip r:embed="rId25" cstate="print">
+                      <a:extLst>
+                        <a:ext uri="{28A0092B-C50C-407E-A947-70E740481C1C}">
+                          <a14:useLocalDpi xmlns:a14="http://schemas.microsoft.com/office/drawing/2010/main" val="0"/>
+                        </a:ext>
+                      </a:extLst>
+                    </a:blip>
                     <a:stretch>
                       <a:fillRect/>
                     </a:stretch>
@@ -10461,7 +10193,7 @@
                   <pic:spPr>
                     <a:xfrm>
                       <a:off x="0" y="0"/>
-                      <a:ext cx="3657600" cy="2484902"/>
+                      <a:ext cx="3391367" cy="2484902"/>
                     </a:xfrm>
                     <a:prstGeom prst="rect">
                       <a:avLst/>
@@ -10479,48 +10211,56 @@
         <w:pStyle w:val="Caption"/>
         <w:jc w:val="center"/>
         <w:rPr>
-          <w:color w:val="auto"/>
-        </w:rPr>
-      </w:pPr>
-      <w:r>
-        <w:rPr>
+          <w:rFonts w:ascii="Arial" w:hAnsi="Arial" w:cs="Arial"/>
+          <w:color w:val="auto"/>
+        </w:rPr>
+      </w:pPr>
+      <w:r>
+        <w:rPr>
+          <w:rFonts w:ascii="Arial" w:hAnsi="Arial" w:cs="Arial"/>
           <w:color w:val="auto"/>
         </w:rPr>
         <w:t xml:space="preserve">Figure </w:t>
       </w:r>
       <w:r>
         <w:rPr>
+          <w:rFonts w:ascii="Arial" w:hAnsi="Arial" w:cs="Arial"/>
           <w:color w:val="auto"/>
         </w:rPr>
         <w:fldChar w:fldCharType="begin"/>
       </w:r>
       <w:r>
         <w:rPr>
+          <w:rFonts w:ascii="Arial" w:hAnsi="Arial" w:cs="Arial"/>
           <w:color w:val="auto"/>
         </w:rPr>
         <w:instrText xml:space="preserve"> SEQ Figure \* ARABIC </w:instrText>
       </w:r>
       <w:r>
         <w:rPr>
+          <w:rFonts w:ascii="Arial" w:hAnsi="Arial" w:cs="Arial"/>
           <w:color w:val="auto"/>
         </w:rPr>
         <w:fldChar w:fldCharType="separate"/>
       </w:r>
       <w:r>
         <w:rPr>
+          <w:rFonts w:ascii="Arial" w:hAnsi="Arial" w:cs="Arial"/>
           <w:noProof/>
           <w:color w:val="auto"/>
         </w:rPr>
-        <w:t>12</w:t>
-      </w:r>
-      <w:r>
-        <w:rPr>
+        <w:t>8</w:t>
+      </w:r>
+      <w:r>
+        <w:rPr>
+          <w:rFonts w:ascii="Arial" w:hAnsi="Arial" w:cs="Arial"/>
           <w:color w:val="auto"/>
         </w:rPr>
         <w:fldChar w:fldCharType="end"/>
       </w:r>
       <w:r>
         <w:rPr>
+          <w:rFonts w:ascii="Arial" w:hAnsi="Arial" w:cs="Arial"/>
           <w:color w:val="auto"/>
         </w:rPr>
         <w:t>: Mapping between parent constructors and constructors. Mapping allows coefficient consistency when team names change</w:t>
@@ -10559,18 +10299,79 @@
     <w:p/>
     <w:p>
       <w:pPr>
+        <w:pStyle w:val="Caption"/>
         <w:keepNext/>
         <w:jc w:val="center"/>
-      </w:pPr>
-      <w:r>
-        <w:rPr>
+        <w:rPr>
+          <w:rFonts w:ascii="Arial" w:hAnsi="Arial" w:cs="Arial"/>
+          <w:color w:val="auto"/>
+        </w:rPr>
+      </w:pPr>
+      <w:r>
+        <w:rPr>
+          <w:rFonts w:ascii="Arial" w:hAnsi="Arial" w:cs="Arial"/>
+          <w:color w:val="auto"/>
+        </w:rPr>
+        <w:t xml:space="preserve">Table </w:t>
+      </w:r>
+      <w:r>
+        <w:rPr>
+          <w:rFonts w:ascii="Arial" w:hAnsi="Arial" w:cs="Arial"/>
+          <w:color w:val="auto"/>
+        </w:rPr>
+        <w:fldChar w:fldCharType="begin"/>
+      </w:r>
+      <w:r>
+        <w:rPr>
+          <w:rFonts w:ascii="Arial" w:hAnsi="Arial" w:cs="Arial"/>
+          <w:color w:val="auto"/>
+        </w:rPr>
+        <w:instrText xml:space="preserve"> SEQ Table \* ARABIC </w:instrText>
+      </w:r>
+      <w:r>
+        <w:rPr>
+          <w:rFonts w:ascii="Arial" w:hAnsi="Arial" w:cs="Arial"/>
+          <w:color w:val="auto"/>
+        </w:rPr>
+        <w:fldChar w:fldCharType="separate"/>
+      </w:r>
+      <w:r>
+        <w:rPr>
+          <w:rFonts w:ascii="Arial" w:hAnsi="Arial" w:cs="Arial"/>
           <w:noProof/>
+          <w:color w:val="auto"/>
+        </w:rPr>
+        <w:t>5</w:t>
+      </w:r>
+      <w:r>
+        <w:rPr>
+          <w:rFonts w:ascii="Arial" w:hAnsi="Arial" w:cs="Arial"/>
+          <w:color w:val="auto"/>
+        </w:rPr>
+        <w:fldChar w:fldCharType="end"/>
+      </w:r>
+      <w:r>
+        <w:rPr>
+          <w:rFonts w:ascii="Arial" w:hAnsi="Arial" w:cs="Arial"/>
+          <w:color w:val="auto"/>
+        </w:rPr>
+        <w:t>: Driver/Constructor Composite Rankings as of the 2024 British GP. ± values represent a 95% confidence interval. Driver and constructor independence is assumed for the overall confidence interval</w:t>
+      </w:r>
+    </w:p>
+    <w:p>
+      <w:pPr>
+        <w:keepNext/>
+        <w:jc w:val="center"/>
+      </w:pPr>
+      <w:r>
+        <w:rPr>
+          <w:noProof/>
         </w:rPr>
         <w:drawing>
-          <wp:inline distT="0" distB="0" distL="0" distR="0" wp14:anchorId="6799AD91" wp14:editId="6C500E86">
+          <wp:inline distT="0" distB="0" distL="0" distR="0" wp14:anchorId="6799AD91" wp14:editId="2F82A010">
             <wp:extent cx="5943600" cy="2722245"/>
             <wp:effectExtent l="0" t="0" r="0" b="1905"/>
-            <wp:docPr id="1957599217" name="Picture 7" descr="A screenshot of a computer&#10;&#10;Description automatically generated">
+            <wp:docPr id="1957599217" name="Picture 7">
               <a:extLst xmlns:a="http://schemas.openxmlformats.org/drawingml/2006/main">
                 <a:ext uri="{FF2B5EF4-FFF2-40B4-BE49-F238E27FC236}">
                   <a16:creationId xmlns:a16="http://schemas.microsoft.com/office/drawing/2014/main" id="{F8A3AE88-3B44-E1EF-23FC-F98E505F15DB}"/>
@@ -10584,7 +10385,7 @@
               <a:graphicData uri="http://schemas.openxmlformats.org/drawingml/2006/picture">
                 <pic:pic xmlns:pic="http://schemas.openxmlformats.org/drawingml/2006/picture">
                   <pic:nvPicPr>
-                    <pic:cNvPr id="1957599217" name="Picture 7" descr="A screenshot of a computer&#10;&#10;Description automatically generated">
+                    <pic:cNvPr id="1957599217" name="Picture 7">
                       <a:extLst>
                         <a:ext uri="{FF2B5EF4-FFF2-40B4-BE49-F238E27FC236}">
                           <a16:creationId xmlns:a16="http://schemas.microsoft.com/office/drawing/2014/main" id="{F8A3AE88-3B44-E1EF-23FC-F98E505F15DB}"/>
@@ -10595,10 +10396,18 @@
                       <a:picLocks noChangeAspect="1"/>
                     </pic:cNvPicPr>
                   </pic:nvPicPr>
-                  <pic:blipFill rotWithShape="1">
-                    <a:blip r:embed="rId27"/>
-                    <a:srcRect t="3330"/>
-                    <a:stretch/>
+                  <pic:blipFill>
+                    <a:blip r:embed="rId26" cstate="print">
+                      <a:extLst>
+                        <a:ext uri="{28A0092B-C50C-407E-A947-70E740481C1C}">
+                          <a14:useLocalDpi xmlns:a14="http://schemas.microsoft.com/office/drawing/2010/main" val="0"/>
+                        </a:ext>
+                      </a:extLst>
+                    </a:blip>
+                    <a:srcRect t="463" b="463"/>
+                    <a:stretch>
+                      <a:fillRect/>
+                    </a:stretch>
                   </pic:blipFill>
                   <pic:spPr>
                     <a:xfrm>
@@ -10616,92 +10425,83 @@
         </w:drawing>
       </w:r>
     </w:p>
+    <w:p/>
     <w:p>
       <w:pPr>
         <w:pStyle w:val="Caption"/>
-        <w:jc w:val="center"/>
-        <w:rPr>
-          <w:color w:val="auto"/>
-        </w:rPr>
-      </w:pPr>
-      <w:r>
-        <w:rPr>
-          <w:color w:val="auto"/>
-        </w:rPr>
-        <w:t xml:space="preserve">Figure </w:t>
-      </w:r>
-      <w:r>
-        <w:rPr>
-          <w:color w:val="auto"/>
-        </w:rPr>
-        <w:fldChar w:fldCharType="begin"/>
-      </w:r>
-      <w:r>
-        <w:rPr>
-          <w:color w:val="auto"/>
-        </w:rPr>
-        <w:instrText xml:space="preserve"> SEQ Figure \* ARABIC </w:instrText>
-      </w:r>
-      <w:r>
-        <w:rPr>
-          <w:color w:val="auto"/>
-        </w:rPr>
-        <w:fldChar w:fldCharType="separate"/>
-      </w:r>
-      <w:r>
-        <w:rPr>
-          <w:noProof/>
-          <w:color w:val="auto"/>
-        </w:rPr>
-        <w:t>13</w:t>
-      </w:r>
-      <w:r>
-        <w:rPr>
-          <w:color w:val="auto"/>
-        </w:rPr>
-        <w:fldChar w:fldCharType="end"/>
-      </w:r>
-      <w:r>
-        <w:rPr>
-          <w:color w:val="auto"/>
-        </w:rPr>
-        <w:t>: Driver/Constructor Composite Rankings as of the 2024 British GP</w:t>
-      </w:r>
-      <w:r>
-        <w:rPr>
-          <w:color w:val="auto"/>
-        </w:rPr>
-        <w:t xml:space="preserve">. </w:t>
-      </w:r>
-      <w:r>
-        <w:rPr>
-          <w:color w:val="auto"/>
-        </w:rPr>
-        <w:t>±</w:t>
-      </w:r>
-      <w:r>
-        <w:rPr>
-          <w:color w:val="auto"/>
-        </w:rPr>
-        <w:t xml:space="preserve"> values represent a 95% confidence interval. Driver and constructor independence is assumed for the overall confidence interval</w:t>
-      </w:r>
-    </w:p>
-    <w:p/>
-    <w:p>
-      <w:pPr>
         <w:keepNext/>
         <w:jc w:val="center"/>
-      </w:pPr>
-      <w:r>
-        <w:rPr>
+        <w:rPr>
+          <w:rFonts w:ascii="Arial" w:hAnsi="Arial" w:cs="Arial"/>
+          <w:color w:val="auto"/>
+        </w:rPr>
+      </w:pPr>
+      <w:r>
+        <w:rPr>
+          <w:rFonts w:ascii="Arial" w:hAnsi="Arial" w:cs="Arial"/>
+          <w:color w:val="auto"/>
+        </w:rPr>
+        <w:lastRenderedPageBreak/>
+        <w:t xml:space="preserve">Table </w:t>
+      </w:r>
+      <w:r>
+        <w:rPr>
+          <w:rFonts w:ascii="Arial" w:hAnsi="Arial" w:cs="Arial"/>
+          <w:color w:val="auto"/>
+        </w:rPr>
+        <w:fldChar w:fldCharType="begin"/>
+      </w:r>
+      <w:r>
+        <w:rPr>
+          <w:rFonts w:ascii="Arial" w:hAnsi="Arial" w:cs="Arial"/>
+          <w:color w:val="auto"/>
+        </w:rPr>
+        <w:instrText xml:space="preserve"> SEQ Table \* ARABIC </w:instrText>
+      </w:r>
+      <w:r>
+        <w:rPr>
+          <w:rFonts w:ascii="Arial" w:hAnsi="Arial" w:cs="Arial"/>
+          <w:color w:val="auto"/>
+        </w:rPr>
+        <w:fldChar w:fldCharType="separate"/>
+      </w:r>
+      <w:r>
+        <w:rPr>
+          <w:rFonts w:ascii="Arial" w:hAnsi="Arial" w:cs="Arial"/>
           <w:noProof/>
-        </w:rPr>
-        <w:lastRenderedPageBreak/>
+          <w:color w:val="auto"/>
+        </w:rPr>
+        <w:t>6</w:t>
+      </w:r>
+      <w:r>
+        <w:rPr>
+          <w:rFonts w:ascii="Arial" w:hAnsi="Arial" w:cs="Arial"/>
+          <w:color w:val="auto"/>
+        </w:rPr>
+        <w:fldChar w:fldCharType="end"/>
+      </w:r>
+      <w:r>
+        <w:rPr>
+          <w:rFonts w:ascii="Arial" w:hAnsi="Arial" w:cs="Arial"/>
+          <w:color w:val="auto"/>
+        </w:rPr>
+        <w:t>: Driver Rankings as of the 2024 British GP. ± values represent a 95% confidence interval</w:t>
+      </w:r>
+    </w:p>
+    <w:p>
+      <w:pPr>
+        <w:keepNext/>
+        <w:jc w:val="center"/>
+      </w:pPr>
+      <w:r>
+        <w:rPr>
+          <w:noProof/>
+        </w:rPr>
         <w:drawing>
-          <wp:inline distT="0" distB="0" distL="0" distR="0" wp14:anchorId="2837F3D7" wp14:editId="6A9D5414">
+          <wp:inline distT="0" distB="0" distL="0" distR="0" wp14:anchorId="2837F3D7" wp14:editId="38FAD6EF">
             <wp:extent cx="5943600" cy="4921250"/>
             <wp:effectExtent l="0" t="0" r="0" b="0"/>
-            <wp:docPr id="10" name="Picture 9" descr="A screenshot of a computer screen&#10;&#10;Description automatically generated">
+            <wp:docPr id="10" name="Picture 9">
               <a:extLst xmlns:a="http://schemas.openxmlformats.org/drawingml/2006/main">
                 <a:ext uri="{FF2B5EF4-FFF2-40B4-BE49-F238E27FC236}">
                   <a16:creationId xmlns:a16="http://schemas.microsoft.com/office/drawing/2014/main" id="{7440D112-B4D8-214B-359D-001079311C85}"/>
@@ -10715,7 +10515,7 @@
               <a:graphicData uri="http://schemas.openxmlformats.org/drawingml/2006/picture">
                 <pic:pic xmlns:pic="http://schemas.openxmlformats.org/drawingml/2006/picture">
                   <pic:nvPicPr>
-                    <pic:cNvPr id="10" name="Picture 9" descr="A screenshot of a computer screen&#10;&#10;Description automatically generated">
+                    <pic:cNvPr id="10" name="Picture 9">
                       <a:extLst>
                         <a:ext uri="{FF2B5EF4-FFF2-40B4-BE49-F238E27FC236}">
                           <a16:creationId xmlns:a16="http://schemas.microsoft.com/office/drawing/2014/main" id="{7440D112-B4D8-214B-359D-001079311C85}"/>
@@ -10726,10 +10526,18 @@
                       <a:picLocks noChangeAspect="1"/>
                     </pic:cNvPicPr>
                   </pic:nvPicPr>
-                  <pic:blipFill rotWithShape="1">
-                    <a:blip r:embed="rId28"/>
-                    <a:srcRect t="1322"/>
-                    <a:stretch/>
+                  <pic:blipFill>
+                    <a:blip r:embed="rId27" cstate="print">
+                      <a:extLst>
+                        <a:ext uri="{28A0092B-C50C-407E-A947-70E740481C1C}">
+                          <a14:useLocalDpi xmlns:a14="http://schemas.microsoft.com/office/drawing/2010/main" val="0"/>
+                        </a:ext>
+                      </a:extLst>
+                    </a:blip>
+                    <a:srcRect l="12011" r="12011"/>
+                    <a:stretch>
+                      <a:fillRect/>
+                    </a:stretch>
                   </pic:blipFill>
                   <pic:spPr>
                     <a:xfrm>
@@ -10747,94 +10555,84 @@
         </w:drawing>
       </w:r>
     </w:p>
-    <w:p>
-      <w:pPr>
-        <w:pStyle w:val="Caption"/>
-        <w:jc w:val="center"/>
-        <w:rPr>
-          <w:color w:val="auto"/>
-        </w:rPr>
-      </w:pPr>
-      <w:r>
-        <w:rPr>
-          <w:color w:val="auto"/>
-        </w:rPr>
-        <w:t xml:space="preserve">Figure </w:t>
-      </w:r>
-      <w:r>
-        <w:rPr>
-          <w:color w:val="auto"/>
-        </w:rPr>
-        <w:fldChar w:fldCharType="begin"/>
-      </w:r>
-      <w:r>
-        <w:rPr>
-          <w:color w:val="auto"/>
-        </w:rPr>
-        <w:instrText xml:space="preserve"> SEQ Figure \* ARABIC </w:instrText>
-      </w:r>
-      <w:r>
-        <w:rPr>
-          <w:color w:val="auto"/>
-        </w:rPr>
-        <w:fldChar w:fldCharType="separate"/>
-      </w:r>
-      <w:r>
-        <w:rPr>
-          <w:noProof/>
-          <w:color w:val="auto"/>
-        </w:rPr>
-        <w:t>14</w:t>
-      </w:r>
-      <w:r>
-        <w:rPr>
-          <w:color w:val="auto"/>
-        </w:rPr>
-        <w:fldChar w:fldCharType="end"/>
-      </w:r>
-      <w:r>
-        <w:rPr>
-          <w:color w:val="auto"/>
-        </w:rPr>
-        <w:t>: Driver Rankings as of the 2024 British GP</w:t>
-      </w:r>
-      <w:r>
-        <w:rPr>
-          <w:color w:val="auto"/>
-        </w:rPr>
-        <w:t xml:space="preserve">. </w:t>
-      </w:r>
-      <w:r>
-        <w:rPr>
-          <w:color w:val="auto"/>
-        </w:rPr>
-        <w:t>±</w:t>
-      </w:r>
-      <w:r>
-        <w:rPr>
-          <w:color w:val="auto"/>
-        </w:rPr>
-        <w:t xml:space="preserve"> values represent a 95% confidence interval</w:t>
-      </w:r>
-    </w:p>
     <w:p/>
     <w:p/>
-    <w:p/>
-    <w:p>
-      <w:pPr>
+    <w:p>
+      <w:pPr>
+        <w:pStyle w:val="Caption"/>
         <w:keepNext/>
         <w:jc w:val="center"/>
-      </w:pPr>
-      <w:r>
-        <w:rPr>
+        <w:rPr>
+          <w:rFonts w:ascii="Arial" w:hAnsi="Arial" w:cs="Arial"/>
+          <w:color w:val="auto"/>
+        </w:rPr>
+      </w:pPr>
+      <w:r>
+        <w:rPr>
+          <w:rFonts w:ascii="Arial" w:hAnsi="Arial" w:cs="Arial"/>
+          <w:color w:val="auto"/>
+        </w:rPr>
+        <w:lastRenderedPageBreak/>
+        <w:t xml:space="preserve">Table </w:t>
+      </w:r>
+      <w:r>
+        <w:rPr>
+          <w:rFonts w:ascii="Arial" w:hAnsi="Arial" w:cs="Arial"/>
+          <w:color w:val="auto"/>
+        </w:rPr>
+        <w:fldChar w:fldCharType="begin"/>
+      </w:r>
+      <w:r>
+        <w:rPr>
+          <w:rFonts w:ascii="Arial" w:hAnsi="Arial" w:cs="Arial"/>
+          <w:color w:val="auto"/>
+        </w:rPr>
+        <w:instrText xml:space="preserve"> SEQ Table \* ARABIC </w:instrText>
+      </w:r>
+      <w:r>
+        <w:rPr>
+          <w:rFonts w:ascii="Arial" w:hAnsi="Arial" w:cs="Arial"/>
+          <w:color w:val="auto"/>
+        </w:rPr>
+        <w:fldChar w:fldCharType="separate"/>
+      </w:r>
+      <w:r>
+        <w:rPr>
+          <w:rFonts w:ascii="Arial" w:hAnsi="Arial" w:cs="Arial"/>
           <w:noProof/>
-        </w:rPr>
-        <w:lastRenderedPageBreak/>
+          <w:color w:val="auto"/>
+        </w:rPr>
+        <w:t>7</w:t>
+      </w:r>
+      <w:r>
+        <w:rPr>
+          <w:rFonts w:ascii="Arial" w:hAnsi="Arial" w:cs="Arial"/>
+          <w:color w:val="auto"/>
+        </w:rPr>
+        <w:fldChar w:fldCharType="end"/>
+      </w:r>
+      <w:r>
+        <w:rPr>
+          <w:rFonts w:ascii="Arial" w:hAnsi="Arial" w:cs="Arial"/>
+          <w:color w:val="auto"/>
+        </w:rPr>
+        <w:t>: Constructor Rankings as of the 2024 British GP. ± values represent a 95% confidence interval.</w:t>
+      </w:r>
+    </w:p>
+    <w:p>
+      <w:pPr>
+        <w:keepNext/>
+        <w:jc w:val="center"/>
+      </w:pPr>
+      <w:r>
+        <w:rPr>
+          <w:noProof/>
+        </w:rPr>
         <w:drawing>
-          <wp:inline distT="0" distB="0" distL="0" distR="0" wp14:anchorId="463C4C90" wp14:editId="277A49F1">
-            <wp:extent cx="5943600" cy="4469130"/>
-            <wp:effectExtent l="0" t="0" r="0" b="7620"/>
-            <wp:docPr id="7" name="Picture 6" descr="A screenshot of a screenshot of a formula one car&#10;&#10;Description automatically generated">
+          <wp:inline distT="0" distB="0" distL="0" distR="0" wp14:anchorId="463C4C90" wp14:editId="15ED966A">
+            <wp:extent cx="5783738" cy="4469130"/>
+            <wp:effectExtent l="0" t="0" r="7620" b="7620"/>
+            <wp:docPr id="7" name="Picture 6">
               <a:extLst xmlns:a="http://schemas.openxmlformats.org/drawingml/2006/main">
                 <a:ext uri="{FF2B5EF4-FFF2-40B4-BE49-F238E27FC236}">
                   <a16:creationId xmlns:a16="http://schemas.microsoft.com/office/drawing/2014/main" id="{530FD26D-DD47-7468-AB01-64E27F12B251}"/>
@@ -10848,7 +10646,7 @@
               <a:graphicData uri="http://schemas.openxmlformats.org/drawingml/2006/picture">
                 <pic:pic xmlns:pic="http://schemas.openxmlformats.org/drawingml/2006/picture">
                   <pic:nvPicPr>
-                    <pic:cNvPr id="7" name="Picture 6" descr="A screenshot of a screenshot of a formula one car&#10;&#10;Description automatically generated">
+                    <pic:cNvPr id="7" name="Picture 6">
                       <a:extLst>
                         <a:ext uri="{FF2B5EF4-FFF2-40B4-BE49-F238E27FC236}">
                           <a16:creationId xmlns:a16="http://schemas.microsoft.com/office/drawing/2014/main" id="{530FD26D-DD47-7468-AB01-64E27F12B251}"/>
@@ -10860,7 +10658,13 @@
                     </pic:cNvPicPr>
                   </pic:nvPicPr>
                   <pic:blipFill>
-                    <a:blip r:embed="rId29"/>
+                    <a:blip r:embed="rId28" cstate="print">
+                      <a:extLst>
+                        <a:ext uri="{28A0092B-C50C-407E-A947-70E740481C1C}">
+                          <a14:useLocalDpi xmlns:a14="http://schemas.microsoft.com/office/drawing/2010/main" val="0"/>
+                        </a:ext>
+                      </a:extLst>
+                    </a:blip>
                     <a:stretch>
                       <a:fillRect/>
                     </a:stretch>
@@ -10868,7 +10672,7 @@
                   <pic:spPr>
                     <a:xfrm>
                       <a:off x="0" y="0"/>
-                      <a:ext cx="5943600" cy="4469130"/>
+                      <a:ext cx="5783738" cy="4469130"/>
                     </a:xfrm>
                     <a:prstGeom prst="rect">
                       <a:avLst/>
@@ -10881,81 +10685,7 @@
         </w:drawing>
       </w:r>
     </w:p>
-    <w:p>
-      <w:pPr>
-        <w:pStyle w:val="Caption"/>
-        <w:jc w:val="center"/>
-        <w:rPr>
-          <w:color w:val="auto"/>
-        </w:rPr>
-      </w:pPr>
-      <w:r>
-        <w:rPr>
-          <w:color w:val="auto"/>
-        </w:rPr>
-        <w:t xml:space="preserve">Figure </w:t>
-      </w:r>
-      <w:r>
-        <w:rPr>
-          <w:color w:val="auto"/>
-        </w:rPr>
-        <w:fldChar w:fldCharType="begin"/>
-      </w:r>
-      <w:r>
-        <w:rPr>
-          <w:color w:val="auto"/>
-        </w:rPr>
-        <w:instrText xml:space="preserve"> SEQ Figure \* ARABIC </w:instrText>
-      </w:r>
-      <w:r>
-        <w:rPr>
-          <w:color w:val="auto"/>
-        </w:rPr>
-        <w:fldChar w:fldCharType="separate"/>
-      </w:r>
-      <w:r>
-        <w:rPr>
-          <w:noProof/>
-          <w:color w:val="auto"/>
-        </w:rPr>
-        <w:t>15</w:t>
-      </w:r>
-      <w:r>
-        <w:rPr>
-          <w:color w:val="auto"/>
-        </w:rPr>
-        <w:fldChar w:fldCharType="end"/>
-      </w:r>
-      <w:r>
-        <w:rPr>
-          <w:color w:val="auto"/>
-        </w:rPr>
-        <w:t>: Constructor Rankings as of the 2024 British G</w:t>
-      </w:r>
-      <w:r>
-        <w:rPr>
-          <w:color w:val="auto"/>
-        </w:rPr>
-        <w:t xml:space="preserve">P. </w:t>
-      </w:r>
-      <w:r>
-        <w:rPr>
-          <w:color w:val="auto"/>
-        </w:rPr>
-        <w:t>±</w:t>
-      </w:r>
-      <w:r>
-        <w:rPr>
-          <w:color w:val="auto"/>
-        </w:rPr>
-        <w:t xml:space="preserve"> values represent a 95% confidence interval. </w:t>
-      </w:r>
-    </w:p>
-    <w:p>
-      <w:pPr>
-        <w:jc w:val="center"/>
-      </w:pPr>
-    </w:p>
+    <w:p/>
     <w:p>
       <w:pPr>
         <w:jc w:val="center"/>
@@ -11046,12 +10776,11 @@
         <w:rPr>
           <w:noProof/>
         </w:rPr>
-        <w:lastRenderedPageBreak/>
         <w:drawing>
-          <wp:inline distT="0" distB="0" distL="0" distR="0" wp14:anchorId="55CB02C9" wp14:editId="01EF7DDD">
-            <wp:extent cx="5943600" cy="7386320"/>
-            <wp:effectExtent l="0" t="0" r="0" b="5080"/>
-            <wp:docPr id="44" name="Picture 43" descr="A screenshot of a graph&#10;&#10;Description automatically generated">
+          <wp:inline distT="0" distB="0" distL="0" distR="0" wp14:anchorId="55CB02C9" wp14:editId="0EF62909">
+            <wp:extent cx="5943600" cy="6884169"/>
+            <wp:effectExtent l="0" t="0" r="0" b="0"/>
+            <wp:docPr id="44" name="Picture 43">
               <a:extLst xmlns:a="http://schemas.openxmlformats.org/drawingml/2006/main">
                 <a:ext uri="{FF2B5EF4-FFF2-40B4-BE49-F238E27FC236}">
                   <a16:creationId xmlns:a16="http://schemas.microsoft.com/office/drawing/2014/main" id="{AF9A5643-9B3B-CF7D-4575-1F9987016E8F}"/>
@@ -11065,7 +10794,7 @@
               <a:graphicData uri="http://schemas.openxmlformats.org/drawingml/2006/picture">
                 <pic:pic xmlns:pic="http://schemas.openxmlformats.org/drawingml/2006/picture">
                   <pic:nvPicPr>
-                    <pic:cNvPr id="44" name="Picture 43" descr="A screenshot of a graph&#10;&#10;Description automatically generated">
+                    <pic:cNvPr id="44" name="Picture 43">
                       <a:extLst>
                         <a:ext uri="{FF2B5EF4-FFF2-40B4-BE49-F238E27FC236}">
                           <a16:creationId xmlns:a16="http://schemas.microsoft.com/office/drawing/2014/main" id="{AF9A5643-9B3B-CF7D-4575-1F9987016E8F}"/>
@@ -11077,7 +10806,13 @@
                     </pic:cNvPicPr>
                   </pic:nvPicPr>
                   <pic:blipFill>
-                    <a:blip r:embed="rId30"/>
+                    <a:blip r:embed="rId29" cstate="print">
+                      <a:extLst>
+                        <a:ext uri="{28A0092B-C50C-407E-A947-70E740481C1C}">
+                          <a14:useLocalDpi xmlns:a14="http://schemas.microsoft.com/office/drawing/2010/main" val="0"/>
+                        </a:ext>
+                      </a:extLst>
+                    </a:blip>
                     <a:stretch>
                       <a:fillRect/>
                     </a:stretch>
@@ -11085,7 +10820,7 @@
                   <pic:spPr>
                     <a:xfrm>
                       <a:off x="0" y="0"/>
-                      <a:ext cx="5943600" cy="7386320"/>
+                      <a:ext cx="5943600" cy="6884169"/>
                     </a:xfrm>
                     <a:prstGeom prst="rect">
                       <a:avLst/>
@@ -11104,65 +10839,60 @@
     <w:p>
       <w:pPr>
         <w:pStyle w:val="Caption"/>
-        <w:jc w:val="center"/>
-        <w:rPr>
-          <w:color w:val="auto"/>
-        </w:rPr>
-      </w:pPr>
-      <w:r>
-        <w:rPr>
+        <w:rPr>
+          <w:rFonts w:ascii="Arial" w:hAnsi="Arial" w:cs="Arial"/>
+          <w:color w:val="auto"/>
+        </w:rPr>
+      </w:pPr>
+      <w:r>
+        <w:rPr>
+          <w:rFonts w:ascii="Arial" w:hAnsi="Arial" w:cs="Arial"/>
           <w:color w:val="auto"/>
         </w:rPr>
         <w:t xml:space="preserve">Figure </w:t>
       </w:r>
       <w:r>
         <w:rPr>
+          <w:rFonts w:ascii="Arial" w:hAnsi="Arial" w:cs="Arial"/>
           <w:color w:val="auto"/>
         </w:rPr>
         <w:fldChar w:fldCharType="begin"/>
       </w:r>
       <w:r>
         <w:rPr>
+          <w:rFonts w:ascii="Arial" w:hAnsi="Arial" w:cs="Arial"/>
           <w:color w:val="auto"/>
         </w:rPr>
         <w:instrText xml:space="preserve"> SEQ Figure \* ARABIC </w:instrText>
       </w:r>
       <w:r>
         <w:rPr>
+          <w:rFonts w:ascii="Arial" w:hAnsi="Arial" w:cs="Arial"/>
           <w:color w:val="auto"/>
         </w:rPr>
         <w:fldChar w:fldCharType="separate"/>
       </w:r>
       <w:r>
         <w:rPr>
+          <w:rFonts w:ascii="Arial" w:hAnsi="Arial" w:cs="Arial"/>
           <w:noProof/>
           <w:color w:val="auto"/>
         </w:rPr>
-        <w:t>16</w:t>
-      </w:r>
-      <w:r>
-        <w:rPr>
+        <w:t>9</w:t>
+      </w:r>
+      <w:r>
+        <w:rPr>
+          <w:rFonts w:ascii="Arial" w:hAnsi="Arial" w:cs="Arial"/>
           <w:color w:val="auto"/>
         </w:rPr>
         <w:fldChar w:fldCharType="end"/>
       </w:r>
       <w:r>
         <w:rPr>
-          <w:color w:val="auto"/>
-        </w:rPr>
-        <w:t>: Driver Ranking/Coefficient Trend 2014 - 2024 British GP</w:t>
-      </w:r>
-      <w:r>
-        <w:rPr>
-          <w:color w:val="auto"/>
-        </w:rPr>
-        <w:t xml:space="preserve">. </w:t>
-      </w:r>
-      <w:r>
-        <w:rPr>
-          <w:color w:val="auto"/>
-        </w:rPr>
-        <w:t>Shaded area represents a 95% confidence interval.</w:t>
+          <w:rFonts w:ascii="Arial" w:hAnsi="Arial" w:cs="Arial"/>
+          <w:color w:val="auto"/>
+        </w:rPr>
+        <w:t>: Driver Ranking/Coefficient Trend 2014 - 2024 British GP. Shaded area represents a 95% confidence interval.</w:t>
       </w:r>
     </w:p>
     <w:p>
@@ -11175,10 +10905,10 @@
         </w:rPr>
         <w:lastRenderedPageBreak/>
         <w:drawing>
-          <wp:inline distT="0" distB="0" distL="0" distR="0" wp14:anchorId="0E5ABABC" wp14:editId="7D3F99E8">
-            <wp:extent cx="5943600" cy="7873365"/>
-            <wp:effectExtent l="0" t="0" r="0" b="0"/>
-            <wp:docPr id="26" name="Picture 25" descr="A screenshot of a graph&#10;&#10;Description automatically generated">
+          <wp:inline distT="0" distB="0" distL="0" distR="0" wp14:anchorId="0E5ABABC" wp14:editId="19C7218F">
+            <wp:extent cx="5943600" cy="7425899"/>
+            <wp:effectExtent l="0" t="0" r="0" b="3810"/>
+            <wp:docPr id="26" name="Picture 25">
               <a:extLst xmlns:a="http://schemas.openxmlformats.org/drawingml/2006/main">
                 <a:ext uri="{FF2B5EF4-FFF2-40B4-BE49-F238E27FC236}">
                   <a16:creationId xmlns:a16="http://schemas.microsoft.com/office/drawing/2014/main" id="{4F43E52B-7B1E-4E4F-C179-5AF1795BDA7A}"/>
@@ -11192,7 +10922,7 @@
               <a:graphicData uri="http://schemas.openxmlformats.org/drawingml/2006/picture">
                 <pic:pic xmlns:pic="http://schemas.openxmlformats.org/drawingml/2006/picture">
                   <pic:nvPicPr>
-                    <pic:cNvPr id="26" name="Picture 25" descr="A screenshot of a graph&#10;&#10;Description automatically generated">
+                    <pic:cNvPr id="26" name="Picture 25">
                       <a:extLst>
                         <a:ext uri="{FF2B5EF4-FFF2-40B4-BE49-F238E27FC236}">
                           <a16:creationId xmlns:a16="http://schemas.microsoft.com/office/drawing/2014/main" id="{4F43E52B-7B1E-4E4F-C179-5AF1795BDA7A}"/>
@@ -11204,7 +10934,13 @@
                     </pic:cNvPicPr>
                   </pic:nvPicPr>
                   <pic:blipFill>
-                    <a:blip r:embed="rId31"/>
+                    <a:blip r:embed="rId30" cstate="print">
+                      <a:extLst>
+                        <a:ext uri="{28A0092B-C50C-407E-A947-70E740481C1C}">
+                          <a14:useLocalDpi xmlns:a14="http://schemas.microsoft.com/office/drawing/2010/main" val="0"/>
+                        </a:ext>
+                      </a:extLst>
+                    </a:blip>
                     <a:stretch>
                       <a:fillRect/>
                     </a:stretch>
@@ -11212,7 +10948,7 @@
                   <pic:spPr>
                     <a:xfrm>
                       <a:off x="0" y="0"/>
-                      <a:ext cx="5943600" cy="7873365"/>
+                      <a:ext cx="5943600" cy="7425899"/>
                     </a:xfrm>
                     <a:prstGeom prst="rect">
                       <a:avLst/>
@@ -11233,67 +10969,63 @@
         <w:pStyle w:val="Caption"/>
         <w:jc w:val="center"/>
         <w:rPr>
-          <w:color w:val="auto"/>
-        </w:rPr>
-      </w:pPr>
-      <w:r>
-        <w:rPr>
+          <w:rFonts w:ascii="Arial" w:hAnsi="Arial" w:cs="Arial"/>
+          <w:color w:val="auto"/>
+        </w:rPr>
+      </w:pPr>
+      <w:r>
+        <w:rPr>
+          <w:rFonts w:ascii="Arial" w:hAnsi="Arial" w:cs="Arial"/>
           <w:color w:val="auto"/>
         </w:rPr>
         <w:t xml:space="preserve">Figure </w:t>
       </w:r>
       <w:r>
         <w:rPr>
+          <w:rFonts w:ascii="Arial" w:hAnsi="Arial" w:cs="Arial"/>
           <w:color w:val="auto"/>
         </w:rPr>
         <w:fldChar w:fldCharType="begin"/>
       </w:r>
       <w:r>
         <w:rPr>
+          <w:rFonts w:ascii="Arial" w:hAnsi="Arial" w:cs="Arial"/>
           <w:color w:val="auto"/>
         </w:rPr>
         <w:instrText xml:space="preserve"> SEQ Figure \* ARABIC </w:instrText>
       </w:r>
       <w:r>
         <w:rPr>
+          <w:rFonts w:ascii="Arial" w:hAnsi="Arial" w:cs="Arial"/>
           <w:color w:val="auto"/>
         </w:rPr>
         <w:fldChar w:fldCharType="separate"/>
       </w:r>
       <w:r>
         <w:rPr>
+          <w:rFonts w:ascii="Arial" w:hAnsi="Arial" w:cs="Arial"/>
           <w:noProof/>
           <w:color w:val="auto"/>
         </w:rPr>
-        <w:t>17</w:t>
-      </w:r>
-      <w:r>
-        <w:rPr>
+        <w:t>10</w:t>
+      </w:r>
+      <w:r>
+        <w:rPr>
+          <w:rFonts w:ascii="Arial" w:hAnsi="Arial" w:cs="Arial"/>
           <w:color w:val="auto"/>
         </w:rPr>
         <w:fldChar w:fldCharType="end"/>
       </w:r>
       <w:r>
         <w:rPr>
-          <w:color w:val="auto"/>
-        </w:rPr>
-        <w:t>: Constructor Ranking/Coefficient Trend 2014 - 2024 British GP</w:t>
-      </w:r>
-      <w:r>
-        <w:rPr>
-          <w:color w:val="auto"/>
-        </w:rPr>
-        <w:t xml:space="preserve">. </w:t>
-      </w:r>
-      <w:r>
-        <w:rPr>
-          <w:color w:val="auto"/>
-        </w:rPr>
-        <w:t>Shaded area represents a 95% confidence interval.</w:t>
+          <w:rFonts w:ascii="Arial" w:hAnsi="Arial" w:cs="Arial"/>
+          <w:color w:val="auto"/>
+        </w:rPr>
+        <w:t>: Constructor Ranking/Coefficient Trend 2014 - 2024 British GP. Shaded area represents a 95% confidence interval.</w:t>
       </w:r>
     </w:p>
     <w:sectPr>
-      <w:footerReference w:type="default" r:id="rId32"/>
+      <w:footerReference w:type="default" r:id="rId31"/>
       <w:pgSz w:w="12240" w:h="15840"/>
       <w:pgMar w:top="1440" w:right="1440" w:bottom="1440" w:left="1440" w:header="720" w:footer="720" w:gutter="0"/>
       <w:cols w:space="720"/>

--- a/Documents/Predicting Formula 1 Race Outcomes.docx
+++ b/Documents/Predicting Formula 1 Race Outcomes.docx
@@ -1,6 +1,6 @@
 
 <file path=word/document.xml><?xml version="1.0" encoding="utf-8"?>
-<w:document xmlns:wpc="http://schemas.microsoft.com/office/word/2010/wordprocessingCanvas" xmlns:cx="http://schemas.microsoft.com/office/drawing/2014/chartex" xmlns:cx1="http://schemas.microsoft.com/office/drawing/2015/9/8/chartex" xmlns:cx2="http://schemas.microsoft.com/office/drawing/2015/10/21/chartex" xmlns:cx3="http://schemas.microsoft.com/office/drawing/2016/5/9/chartex" xmlns:cx4="http://schemas.microsoft.com/office/drawing/2016/5/10/chartex" xmlns:cx5="http://schemas.microsoft.com/office/drawing/2016/5/11/chartex" xmlns:cx6="http://schemas.microsoft.com/office/drawing/2016/5/12/chartex" xmlns:cx7="http://schemas.microsoft.com/office/drawing/2016/5/13/chartex" xmlns:cx8="http://schemas.microsoft.com/office/drawing/2016/5/14/chartex" xmlns:mc="http://schemas.openxmlformats.org/markup-compatibility/2006" xmlns:aink="http://schemas.microsoft.com/office/drawing/2016/ink" xmlns:am3d="http://schemas.microsoft.com/office/drawing/2017/model3d" xmlns:o="urn:schemas-microsoft-com:office:office" xmlns:oel="http://schemas.microsoft.com/office/2019/extlst" xmlns:r="http://schemas.openxmlformats.org/officeDocument/2006/relationships" xmlns:m="http://schemas.openxmlformats.org/officeDocument/2006/math" xmlns:v="urn:schemas-microsoft-com:vml" xmlns:wp14="http://schemas.microsoft.com/office/word/2010/wordprocessingDrawing" xmlns:wp="http://schemas.openxmlformats.org/drawingml/2006/wordprocessingDrawing" xmlns:w10="urn:schemas-microsoft-com:office:word" xmlns:w="http://schemas.openxmlformats.org/wordprocessingml/2006/main" xmlns:w14="http://schemas.microsoft.com/office/word/2010/wordml" xmlns:w15="http://schemas.microsoft.com/office/word/2012/wordml" xmlns:w16cex="http://schemas.microsoft.com/office/word/2018/wordml/cex" xmlns:w16cid="http://schemas.microsoft.com/office/word/2016/wordml/cid" xmlns:w16="http://schemas.microsoft.com/office/word/2018/wordml" xmlns:w16du="http://schemas.microsoft.com/office/word/2023/wordml/word16du" xmlns:w16sdtdh="http://schemas.microsoft.com/office/word/2020/wordml/sdtdatahash" xmlns:w16se="http://schemas.microsoft.com/office/word/2015/wordml/symex" xmlns:wpg="http://schemas.microsoft.com/office/word/2010/wordprocessingGroup" xmlns:wpi="http://schemas.microsoft.com/office/word/2010/wordprocessingInk" xmlns:wne="http://schemas.microsoft.com/office/word/2006/wordml" xmlns:wps="http://schemas.microsoft.com/office/word/2010/wordprocessingShape" mc:Ignorable="w14 w15 w16se w16cid w16 w16cex w16sdtdh w16du wp14">
+<w:document xmlns:wpc="http://schemas.microsoft.com/office/word/2010/wordprocessingCanvas" xmlns:cx="http://schemas.microsoft.com/office/drawing/2014/chartex" xmlns:cx1="http://schemas.microsoft.com/office/drawing/2015/9/8/chartex" xmlns:cx2="http://schemas.microsoft.com/office/drawing/2015/10/21/chartex" xmlns:cx3="http://schemas.microsoft.com/office/drawing/2016/5/9/chartex" xmlns:cx4="http://schemas.microsoft.com/office/drawing/2016/5/10/chartex" xmlns:cx5="http://schemas.microsoft.com/office/drawing/2016/5/11/chartex" xmlns:cx6="http://schemas.microsoft.com/office/drawing/2016/5/12/chartex" xmlns:cx7="http://schemas.microsoft.com/office/drawing/2016/5/13/chartex" xmlns:cx8="http://schemas.microsoft.com/office/drawing/2016/5/14/chartex" xmlns:mc="http://schemas.openxmlformats.org/markup-compatibility/2006" xmlns:aink="http://schemas.microsoft.com/office/drawing/2016/ink" xmlns:am3d="http://schemas.microsoft.com/office/drawing/2017/model3d" xmlns:o="urn:schemas-microsoft-com:office:office" xmlns:oel="http://schemas.microsoft.com/office/2019/extlst" xmlns:r="http://schemas.openxmlformats.org/officeDocument/2006/relationships" xmlns:m="http://schemas.openxmlformats.org/officeDocument/2006/math" xmlns:v="urn:schemas-microsoft-com:vml" xmlns:wp14="http://schemas.microsoft.com/office/word/2010/wordprocessingDrawing" xmlns:wp="http://schemas.openxmlformats.org/drawingml/2006/wordprocessingDrawing" xmlns:w10="urn:schemas-microsoft-com:office:word" xmlns:w="http://schemas.openxmlformats.org/wordprocessingml/2006/main" xmlns:w14="http://schemas.microsoft.com/office/word/2010/wordml" xmlns:w15="http://schemas.microsoft.com/office/word/2012/wordml" xmlns:w16cex="http://schemas.microsoft.com/office/word/2018/wordml/cex" xmlns:w16cid="http://schemas.microsoft.com/office/word/2016/wordml/cid" xmlns:w16="http://schemas.microsoft.com/office/word/2018/wordml" xmlns:w16du="http://schemas.microsoft.com/office/word/2023/wordml/word16du" xmlns:w16sdtdh="http://schemas.microsoft.com/office/word/2020/wordml/sdtdatahash" xmlns:w16sdtfl="http://schemas.microsoft.com/office/word/2024/wordml/sdtformatlock" xmlns:w16se="http://schemas.microsoft.com/office/word/2015/wordml/symex" xmlns:wpg="http://schemas.microsoft.com/office/word/2010/wordprocessingGroup" xmlns:wpi="http://schemas.microsoft.com/office/word/2010/wordprocessingInk" xmlns:wne="http://schemas.microsoft.com/office/word/2006/wordml" xmlns:wps="http://schemas.microsoft.com/office/word/2010/wordprocessingShape" mc:Ignorable="w14 w15 w16se w16cid w16 w16cex w16sdtdh w16sdtfl w16du wp14">
   <w:body>
     <w:p>
       <w:pPr>
@@ -10,7 +10,7 @@
       <w:r>
         <w:t xml:space="preserve"> </w:t>
       </w:r>
-      <w:bookmarkStart w:id="0" w:name="_Toc172717656"/>
+      <w:bookmarkStart w:id="0" w:name="_Toc203403157"/>
       <w:r>
         <w:t xml:space="preserve">Predicting Formula 1 Race Outcomes: </w:t>
       </w:r>
@@ -113,7 +113,7 @@
           <w:r>
             <w:fldChar w:fldCharType="separate"/>
           </w:r>
-          <w:hyperlink w:anchor="_Toc172717656" w:history="1">
+          <w:hyperlink w:anchor="_Toc203403157" w:history="1">
             <w:r>
               <w:rPr>
                 <w:rStyle w:val="Hyperlink"/>
@@ -140,7 +140,7 @@
                 <w:noProof/>
                 <w:webHidden/>
               </w:rPr>
-              <w:instrText xml:space="preserve"> PAGEREF _Toc172717656 \h </w:instrText>
+              <w:instrText xml:space="preserve"> PAGEREF _Toc203403157 \h </w:instrText>
             </w:r>
             <w:r>
               <w:rPr>
@@ -184,7 +184,7 @@
               <w:szCs w:val="24"/>
             </w:rPr>
           </w:pPr>
-          <w:hyperlink w:anchor="_Toc172717657" w:history="1">
+          <w:hyperlink w:anchor="_Toc203403158" w:history="1">
             <w:r>
               <w:rPr>
                 <w:rStyle w:val="Hyperlink"/>
@@ -211,7 +211,7 @@
                 <w:noProof/>
                 <w:webHidden/>
               </w:rPr>
-              <w:instrText xml:space="preserve"> PAGEREF _Toc172717657 \h </w:instrText>
+              <w:instrText xml:space="preserve"> PAGEREF _Toc203403158 \h </w:instrText>
             </w:r>
             <w:r>
               <w:rPr>
@@ -256,7 +256,7 @@
               <w:szCs w:val="24"/>
             </w:rPr>
           </w:pPr>
-          <w:hyperlink w:anchor="_Toc172717658" w:history="1">
+          <w:hyperlink w:anchor="_Toc203403159" w:history="1">
             <w:r>
               <w:rPr>
                 <w:rStyle w:val="Hyperlink"/>
@@ -299,7 +299,7 @@
                 <w:noProof/>
                 <w:webHidden/>
               </w:rPr>
-              <w:instrText xml:space="preserve"> PAGEREF _Toc172717658 \h </w:instrText>
+              <w:instrText xml:space="preserve"> PAGEREF _Toc203403159 \h </w:instrText>
             </w:r>
             <w:r>
               <w:rPr>
@@ -344,7 +344,7 @@
               <w:szCs w:val="24"/>
             </w:rPr>
           </w:pPr>
-          <w:hyperlink w:anchor="_Toc172717659" w:history="1">
+          <w:hyperlink w:anchor="_Toc203403160" w:history="1">
             <w:r>
               <w:rPr>
                 <w:rStyle w:val="Hyperlink"/>
@@ -387,7 +387,7 @@
                 <w:noProof/>
                 <w:webHidden/>
               </w:rPr>
-              <w:instrText xml:space="preserve"> PAGEREF _Toc172717659 \h </w:instrText>
+              <w:instrText xml:space="preserve"> PAGEREF _Toc203403160 \h </w:instrText>
             </w:r>
             <w:r>
               <w:rPr>
@@ -432,7 +432,7 @@
               <w:szCs w:val="24"/>
             </w:rPr>
           </w:pPr>
-          <w:hyperlink w:anchor="_Toc172717660" w:history="1">
+          <w:hyperlink w:anchor="_Toc203403161" w:history="1">
             <w:r>
               <w:rPr>
                 <w:rStyle w:val="Hyperlink"/>
@@ -475,7 +475,7 @@
                 <w:noProof/>
                 <w:webHidden/>
               </w:rPr>
-              <w:instrText xml:space="preserve"> PAGEREF _Toc172717660 \h </w:instrText>
+              <w:instrText xml:space="preserve"> PAGEREF _Toc203403161 \h </w:instrText>
             </w:r>
             <w:r>
               <w:rPr>
@@ -520,7 +520,7 @@
               <w:szCs w:val="24"/>
             </w:rPr>
           </w:pPr>
-          <w:hyperlink w:anchor="_Toc172717661" w:history="1">
+          <w:hyperlink w:anchor="_Toc203403162" w:history="1">
             <w:r>
               <w:rPr>
                 <w:rStyle w:val="Hyperlink"/>
@@ -563,7 +563,7 @@
                 <w:noProof/>
                 <w:webHidden/>
               </w:rPr>
-              <w:instrText xml:space="preserve"> PAGEREF _Toc172717661 \h </w:instrText>
+              <w:instrText xml:space="preserve"> PAGEREF _Toc203403162 \h </w:instrText>
             </w:r>
             <w:r>
               <w:rPr>
@@ -608,7 +608,7 @@
               <w:szCs w:val="24"/>
             </w:rPr>
           </w:pPr>
-          <w:hyperlink w:anchor="_Toc172717662" w:history="1">
+          <w:hyperlink w:anchor="_Toc203403163" w:history="1">
             <w:r>
               <w:rPr>
                 <w:rStyle w:val="Hyperlink"/>
@@ -651,7 +651,7 @@
                 <w:noProof/>
                 <w:webHidden/>
               </w:rPr>
-              <w:instrText xml:space="preserve"> PAGEREF _Toc172717662 \h </w:instrText>
+              <w:instrText xml:space="preserve"> PAGEREF _Toc203403163 \h </w:instrText>
             </w:r>
             <w:r>
               <w:rPr>
@@ -696,7 +696,7 @@
               <w:szCs w:val="24"/>
             </w:rPr>
           </w:pPr>
-          <w:hyperlink w:anchor="_Toc172717663" w:history="1">
+          <w:hyperlink w:anchor="_Toc203403164" w:history="1">
             <w:r>
               <w:rPr>
                 <w:rStyle w:val="Hyperlink"/>
@@ -739,7 +739,7 @@
                 <w:noProof/>
                 <w:webHidden/>
               </w:rPr>
-              <w:instrText xml:space="preserve"> PAGEREF _Toc172717663 \h </w:instrText>
+              <w:instrText xml:space="preserve"> PAGEREF _Toc203403164 \h </w:instrText>
             </w:r>
             <w:r>
               <w:rPr>
@@ -784,7 +784,7 @@
               <w:szCs w:val="24"/>
             </w:rPr>
           </w:pPr>
-          <w:hyperlink w:anchor="_Toc172717664" w:history="1">
+          <w:hyperlink w:anchor="_Toc203403165" w:history="1">
             <w:r>
               <w:rPr>
                 <w:rStyle w:val="Hyperlink"/>
@@ -827,7 +827,7 @@
                 <w:noProof/>
                 <w:webHidden/>
               </w:rPr>
-              <w:instrText xml:space="preserve"> PAGEREF _Toc172717664 \h </w:instrText>
+              <w:instrText xml:space="preserve"> PAGEREF _Toc203403165 \h </w:instrText>
             </w:r>
             <w:r>
               <w:rPr>
@@ -847,7 +847,7 @@
                 <w:noProof/>
                 <w:webHidden/>
               </w:rPr>
-              <w:t>6</w:t>
+              <w:t>7</w:t>
             </w:r>
             <w:r>
               <w:rPr>
@@ -872,7 +872,7 @@
               <w:szCs w:val="24"/>
             </w:rPr>
           </w:pPr>
-          <w:hyperlink w:anchor="_Toc172717665" w:history="1">
+          <w:hyperlink w:anchor="_Toc203403166" w:history="1">
             <w:r>
               <w:rPr>
                 <w:rStyle w:val="Hyperlink"/>
@@ -915,7 +915,7 @@
                 <w:noProof/>
                 <w:webHidden/>
               </w:rPr>
-              <w:instrText xml:space="preserve"> PAGEREF _Toc172717665 \h </w:instrText>
+              <w:instrText xml:space="preserve"> PAGEREF _Toc203403166 \h </w:instrText>
             </w:r>
             <w:r>
               <w:rPr>
@@ -935,7 +935,7 @@
                 <w:noProof/>
                 <w:webHidden/>
               </w:rPr>
-              <w:t>6</w:t>
+              <w:t>7</w:t>
             </w:r>
             <w:r>
               <w:rPr>
@@ -960,7 +960,7 @@
               <w:szCs w:val="24"/>
             </w:rPr>
           </w:pPr>
-          <w:hyperlink w:anchor="_Toc172717666" w:history="1">
+          <w:hyperlink w:anchor="_Toc203403167" w:history="1">
             <w:r>
               <w:rPr>
                 <w:rStyle w:val="Hyperlink"/>
@@ -1003,7 +1003,7 @@
                 <w:noProof/>
                 <w:webHidden/>
               </w:rPr>
-              <w:instrText xml:space="preserve"> PAGEREF _Toc172717666 \h </w:instrText>
+              <w:instrText xml:space="preserve"> PAGEREF _Toc203403167 \h </w:instrText>
             </w:r>
             <w:r>
               <w:rPr>
@@ -1048,7 +1048,7 @@
               <w:szCs w:val="24"/>
             </w:rPr>
           </w:pPr>
-          <w:hyperlink w:anchor="_Toc172717667" w:history="1">
+          <w:hyperlink w:anchor="_Toc203403168" w:history="1">
             <w:r>
               <w:rPr>
                 <w:rStyle w:val="Hyperlink"/>
@@ -1091,7 +1091,7 @@
                 <w:noProof/>
                 <w:webHidden/>
               </w:rPr>
-              <w:instrText xml:space="preserve"> PAGEREF _Toc172717667 \h </w:instrText>
+              <w:instrText xml:space="preserve"> PAGEREF _Toc203403168 \h </w:instrText>
             </w:r>
             <w:r>
               <w:rPr>
@@ -1111,7 +1111,7 @@
                 <w:noProof/>
                 <w:webHidden/>
               </w:rPr>
-              <w:t>8</w:t>
+              <w:t>9</w:t>
             </w:r>
             <w:r>
               <w:rPr>
@@ -1136,7 +1136,7 @@
               <w:szCs w:val="24"/>
             </w:rPr>
           </w:pPr>
-          <w:hyperlink w:anchor="_Toc172717668" w:history="1">
+          <w:hyperlink w:anchor="_Toc203403169" w:history="1">
             <w:r>
               <w:rPr>
                 <w:rStyle w:val="Hyperlink"/>
@@ -1179,7 +1179,7 @@
                 <w:noProof/>
                 <w:webHidden/>
               </w:rPr>
-              <w:instrText xml:space="preserve"> PAGEREF _Toc172717668 \h </w:instrText>
+              <w:instrText xml:space="preserve"> PAGEREF _Toc203403169 \h </w:instrText>
             </w:r>
             <w:r>
               <w:rPr>
@@ -1199,7 +1199,7 @@
                 <w:noProof/>
                 <w:webHidden/>
               </w:rPr>
-              <w:t>8</w:t>
+              <w:t>9</w:t>
             </w:r>
             <w:r>
               <w:rPr>
@@ -1224,7 +1224,7 @@
               <w:szCs w:val="24"/>
             </w:rPr>
           </w:pPr>
-          <w:hyperlink w:anchor="_Toc172717669" w:history="1">
+          <w:hyperlink w:anchor="_Toc203403170" w:history="1">
             <w:r>
               <w:rPr>
                 <w:rStyle w:val="Hyperlink"/>
@@ -1267,7 +1267,7 @@
                 <w:noProof/>
                 <w:webHidden/>
               </w:rPr>
-              <w:instrText xml:space="preserve"> PAGEREF _Toc172717669 \h </w:instrText>
+              <w:instrText xml:space="preserve"> PAGEREF _Toc203403170 \h </w:instrText>
             </w:r>
             <w:r>
               <w:rPr>
@@ -1287,7 +1287,7 @@
                 <w:noProof/>
                 <w:webHidden/>
               </w:rPr>
-              <w:t>10</w:t>
+              <w:t>11</w:t>
             </w:r>
             <w:r>
               <w:rPr>
@@ -1312,7 +1312,7 @@
               <w:szCs w:val="24"/>
             </w:rPr>
           </w:pPr>
-          <w:hyperlink w:anchor="_Toc172717670" w:history="1">
+          <w:hyperlink w:anchor="_Toc203403171" w:history="1">
             <w:r>
               <w:rPr>
                 <w:rStyle w:val="Hyperlink"/>
@@ -1355,7 +1355,7 @@
                 <w:noProof/>
                 <w:webHidden/>
               </w:rPr>
-              <w:instrText xml:space="preserve"> PAGEREF _Toc172717670 \h </w:instrText>
+              <w:instrText xml:space="preserve"> PAGEREF _Toc203403171 \h </w:instrText>
             </w:r>
             <w:r>
               <w:rPr>
@@ -1375,7 +1375,95 @@
                 <w:noProof/>
                 <w:webHidden/>
               </w:rPr>
-              <w:t>11</w:t>
+              <w:t>12</w:t>
+            </w:r>
+            <w:r>
+              <w:rPr>
+                <w:noProof/>
+                <w:webHidden/>
+              </w:rPr>
+              <w:fldChar w:fldCharType="end"/>
+            </w:r>
+          </w:hyperlink>
+        </w:p>
+        <w:p>
+          <w:pPr>
+            <w:pStyle w:val="TOC3"/>
+            <w:tabs>
+              <w:tab w:val="left" w:pos="1200"/>
+              <w:tab w:val="right" w:leader="dot" w:pos="9350"/>
+            </w:tabs>
+            <w:rPr>
+              <w:rFonts w:asciiTheme="minorHAnsi" w:eastAsiaTheme="minorEastAsia" w:hAnsiTheme="minorHAnsi" w:cstheme="minorBidi"/>
+              <w:noProof/>
+              <w:sz w:val="24"/>
+              <w:szCs w:val="24"/>
+            </w:rPr>
+          </w:pPr>
+          <w:hyperlink w:anchor="_Toc203403172" w:history="1">
+            <w:r>
+              <w:rPr>
+                <w:rStyle w:val="Hyperlink"/>
+                <w:noProof/>
+              </w:rPr>
+              <w:t>4.4.</w:t>
+            </w:r>
+            <w:r>
+              <w:rPr>
+                <w:rFonts w:asciiTheme="minorHAnsi" w:eastAsiaTheme="minorEastAsia" w:hAnsiTheme="minorHAnsi" w:cstheme="minorBidi"/>
+                <w:noProof/>
+                <w:sz w:val="24"/>
+                <w:szCs w:val="24"/>
+              </w:rPr>
+              <w:tab/>
+            </w:r>
+            <w:r>
+              <w:rPr>
+                <w:rStyle w:val="Hyperlink"/>
+                <w:noProof/>
+              </w:rPr>
+              <w:t>Alternate Methods</w:t>
+            </w:r>
+            <w:r>
+              <w:rPr>
+                <w:noProof/>
+                <w:webHidden/>
+              </w:rPr>
+              <w:tab/>
+            </w:r>
+            <w:r>
+              <w:rPr>
+                <w:noProof/>
+                <w:webHidden/>
+              </w:rPr>
+              <w:fldChar w:fldCharType="begin"/>
+            </w:r>
+            <w:r>
+              <w:rPr>
+                <w:noProof/>
+                <w:webHidden/>
+              </w:rPr>
+              <w:instrText xml:space="preserve"> PAGEREF _Toc203403172 \h </w:instrText>
+            </w:r>
+            <w:r>
+              <w:rPr>
+                <w:noProof/>
+                <w:webHidden/>
+              </w:rPr>
+            </w:r>
+            <w:r>
+              <w:rPr>
+                <w:noProof/>
+                <w:webHidden/>
+              </w:rPr>
+              <w:fldChar w:fldCharType="separate"/>
+            </w:r>
+            <w:r>
+              <w:rPr>
+                <w:noProof/>
+                <w:webHidden/>
+              </w:rPr>
+              <w:t>14</w:t>
             </w:r>
             <w:r>
               <w:rPr>
@@ -1400,7 +1488,7 @@
               <w:szCs w:val="24"/>
             </w:rPr>
           </w:pPr>
-          <w:hyperlink w:anchor="_Toc172717671" w:history="1">
+          <w:hyperlink w:anchor="_Toc203403173" w:history="1">
             <w:r>
               <w:rPr>
                 <w:rStyle w:val="Hyperlink"/>
@@ -1443,7 +1531,7 @@
                 <w:noProof/>
                 <w:webHidden/>
               </w:rPr>
-              <w:instrText xml:space="preserve"> PAGEREF _Toc172717671 \h </w:instrText>
+              <w:instrText xml:space="preserve"> PAGEREF _Toc203403173 \h </w:instrText>
             </w:r>
             <w:r>
               <w:rPr>
@@ -1463,7 +1551,7 @@
                 <w:noProof/>
                 <w:webHidden/>
               </w:rPr>
-              <w:t>13</w:t>
+              <w:t>14</w:t>
             </w:r>
             <w:r>
               <w:rPr>
@@ -1488,7 +1576,7 @@
               <w:szCs w:val="24"/>
             </w:rPr>
           </w:pPr>
-          <w:hyperlink w:anchor="_Toc172717672" w:history="1">
+          <w:hyperlink w:anchor="_Toc203403174" w:history="1">
             <w:r>
               <w:rPr>
                 <w:rStyle w:val="Hyperlink"/>
@@ -1531,7 +1619,7 @@
                 <w:noProof/>
                 <w:webHidden/>
               </w:rPr>
-              <w:instrText xml:space="preserve"> PAGEREF _Toc172717672 \h </w:instrText>
+              <w:instrText xml:space="preserve"> PAGEREF _Toc203403174 \h </w:instrText>
             </w:r>
             <w:r>
               <w:rPr>
@@ -1551,7 +1639,7 @@
                 <w:noProof/>
                 <w:webHidden/>
               </w:rPr>
-              <w:t>13</w:t>
+              <w:t>14</w:t>
             </w:r>
             <w:r>
               <w:rPr>
@@ -1576,7 +1664,7 @@
               <w:szCs w:val="24"/>
             </w:rPr>
           </w:pPr>
-          <w:hyperlink w:anchor="_Toc172717673" w:history="1">
+          <w:hyperlink w:anchor="_Toc203403175" w:history="1">
             <w:r>
               <w:rPr>
                 <w:rStyle w:val="Hyperlink"/>
@@ -1619,7 +1707,7 @@
                 <w:noProof/>
                 <w:webHidden/>
               </w:rPr>
-              <w:instrText xml:space="preserve"> PAGEREF _Toc172717673 \h </w:instrText>
+              <w:instrText xml:space="preserve"> PAGEREF _Toc203403175 \h </w:instrText>
             </w:r>
             <w:r>
               <w:rPr>
@@ -1639,7 +1727,7 @@
                 <w:noProof/>
                 <w:webHidden/>
               </w:rPr>
-              <w:t>13</w:t>
+              <w:t>14</w:t>
             </w:r>
             <w:r>
               <w:rPr>
@@ -1664,7 +1752,7 @@
               <w:szCs w:val="24"/>
             </w:rPr>
           </w:pPr>
-          <w:hyperlink w:anchor="_Toc172717674" w:history="1">
+          <w:hyperlink w:anchor="_Toc203403176" w:history="1">
             <w:r>
               <w:rPr>
                 <w:rStyle w:val="Hyperlink"/>
@@ -1707,7 +1795,7 @@
                 <w:noProof/>
                 <w:webHidden/>
               </w:rPr>
-              <w:instrText xml:space="preserve"> PAGEREF _Toc172717674 \h </w:instrText>
+              <w:instrText xml:space="preserve"> PAGEREF _Toc203403176 \h </w:instrText>
             </w:r>
             <w:r>
               <w:rPr>
@@ -1727,7 +1815,7 @@
                 <w:noProof/>
                 <w:webHidden/>
               </w:rPr>
-              <w:t>13</w:t>
+              <w:t>15</w:t>
             </w:r>
             <w:r>
               <w:rPr>
@@ -1751,7 +1839,7 @@
               <w:szCs w:val="24"/>
             </w:rPr>
           </w:pPr>
-          <w:hyperlink w:anchor="_Toc172717675" w:history="1">
+          <w:hyperlink w:anchor="_Toc203403177" w:history="1">
             <w:r>
               <w:rPr>
                 <w:rStyle w:val="Hyperlink"/>
@@ -1778,7 +1866,7 @@
                 <w:noProof/>
                 <w:webHidden/>
               </w:rPr>
-              <w:instrText xml:space="preserve"> PAGEREF _Toc172717675 \h </w:instrText>
+              <w:instrText xml:space="preserve"> PAGEREF _Toc203403177 \h </w:instrText>
             </w:r>
             <w:r>
               <w:rPr>
@@ -1798,7 +1886,7 @@
                 <w:noProof/>
                 <w:webHidden/>
               </w:rPr>
-              <w:t>15</w:t>
+              <w:t>16</w:t>
             </w:r>
             <w:r>
               <w:rPr>
@@ -1822,7 +1910,7 @@
               <w:szCs w:val="24"/>
             </w:rPr>
           </w:pPr>
-          <w:hyperlink w:anchor="_Toc172717676" w:history="1">
+          <w:hyperlink w:anchor="_Toc203403178" w:history="1">
             <w:r>
               <w:rPr>
                 <w:rStyle w:val="Hyperlink"/>
@@ -1849,7 +1937,7 @@
                 <w:noProof/>
                 <w:webHidden/>
               </w:rPr>
-              <w:instrText xml:space="preserve"> PAGEREF _Toc172717676 \h </w:instrText>
+              <w:instrText xml:space="preserve"> PAGEREF _Toc203403178 \h </w:instrText>
             </w:r>
             <w:r>
               <w:rPr>
@@ -1869,7 +1957,7 @@
                 <w:noProof/>
                 <w:webHidden/>
               </w:rPr>
-              <w:t>15</w:t>
+              <w:t>16</w:t>
             </w:r>
             <w:r>
               <w:rPr>
@@ -1893,7 +1981,7 @@
               <w:szCs w:val="24"/>
             </w:rPr>
           </w:pPr>
-          <w:hyperlink w:anchor="_Toc172717677" w:history="1">
+          <w:hyperlink w:anchor="_Toc203403179" w:history="1">
             <w:r>
               <w:rPr>
                 <w:rStyle w:val="Hyperlink"/>
@@ -1920,7 +2008,7 @@
                 <w:noProof/>
                 <w:webHidden/>
               </w:rPr>
-              <w:instrText xml:space="preserve"> PAGEREF _Toc172717677 \h </w:instrText>
+              <w:instrText xml:space="preserve"> PAGEREF _Toc203403179 \h </w:instrText>
             </w:r>
             <w:r>
               <w:rPr>
@@ -1940,7 +2028,7 @@
                 <w:noProof/>
                 <w:webHidden/>
               </w:rPr>
-              <w:t>16</w:t>
+              <w:t>17</w:t>
             </w:r>
             <w:r>
               <w:rPr>
@@ -1964,13 +2052,13 @@
               <w:szCs w:val="24"/>
             </w:rPr>
           </w:pPr>
-          <w:hyperlink w:anchor="_Toc172717678" w:history="1">
+          <w:hyperlink w:anchor="_Toc203403180" w:history="1">
             <w:r>
               <w:rPr>
                 <w:rStyle w:val="Hyperlink"/>
                 <w:noProof/>
               </w:rPr>
-              <w:t>A1. Metrics by Driver-Season Type</w:t>
+              <w:t>A1. Time Decay Selection</w:t>
             </w:r>
             <w:r>
               <w:rPr>
@@ -1991,7 +2079,7 @@
                 <w:noProof/>
                 <w:webHidden/>
               </w:rPr>
-              <w:instrText xml:space="preserve"> PAGEREF _Toc172717678 \h </w:instrText>
+              <w:instrText xml:space="preserve"> PAGEREF _Toc203403180 \h </w:instrText>
             </w:r>
             <w:r>
               <w:rPr>
@@ -2011,7 +2099,7 @@
                 <w:noProof/>
                 <w:webHidden/>
               </w:rPr>
-              <w:t>16</w:t>
+              <w:t>17</w:t>
             </w:r>
             <w:r>
               <w:rPr>
@@ -2035,13 +2123,13 @@
               <w:szCs w:val="24"/>
             </w:rPr>
           </w:pPr>
-          <w:hyperlink w:anchor="_Toc172717679" w:history="1">
+          <w:hyperlink w:anchor="_Toc203403181" w:history="1">
             <w:r>
               <w:rPr>
                 <w:rStyle w:val="Hyperlink"/>
                 <w:noProof/>
               </w:rPr>
-              <w:t>A2. Parent Constructor Mapping</w:t>
+              <w:t>A2. Metrics by Driver-Season Type</w:t>
             </w:r>
             <w:r>
               <w:rPr>
@@ -2062,7 +2150,7 @@
                 <w:noProof/>
                 <w:webHidden/>
               </w:rPr>
-              <w:instrText xml:space="preserve"> PAGEREF _Toc172717679 \h </w:instrText>
+              <w:instrText xml:space="preserve"> PAGEREF _Toc203403181 \h </w:instrText>
             </w:r>
             <w:r>
               <w:rPr>
@@ -2082,7 +2170,7 @@
                 <w:noProof/>
                 <w:webHidden/>
               </w:rPr>
-              <w:t>17</w:t>
+              <w:t>18</w:t>
             </w:r>
             <w:r>
               <w:rPr>
@@ -2106,13 +2194,13 @@
               <w:szCs w:val="24"/>
             </w:rPr>
           </w:pPr>
-          <w:hyperlink w:anchor="_Toc172717680" w:history="1">
+          <w:hyperlink w:anchor="_Toc203403182" w:history="1">
             <w:r>
               <w:rPr>
                 <w:rStyle w:val="Hyperlink"/>
                 <w:noProof/>
               </w:rPr>
-              <w:t>A3. Driver/Constructor Ratings as of 2024 British GP</w:t>
+              <w:t>A3. Parent Constructor Mapping</w:t>
             </w:r>
             <w:r>
               <w:rPr>
@@ -2133,7 +2221,7 @@
                 <w:noProof/>
                 <w:webHidden/>
               </w:rPr>
-              <w:instrText xml:space="preserve"> PAGEREF _Toc172717680 \h </w:instrText>
+              <w:instrText xml:space="preserve"> PAGEREF _Toc203403182 \h </w:instrText>
             </w:r>
             <w:r>
               <w:rPr>
@@ -2153,7 +2241,7 @@
                 <w:noProof/>
                 <w:webHidden/>
               </w:rPr>
-              <w:t>17</w:t>
+              <w:t>19</w:t>
             </w:r>
             <w:r>
               <w:rPr>
@@ -2177,13 +2265,13 @@
               <w:szCs w:val="24"/>
             </w:rPr>
           </w:pPr>
-          <w:hyperlink w:anchor="_Toc172717681" w:history="1">
+          <w:hyperlink w:anchor="_Toc203403183" w:history="1">
             <w:r>
               <w:rPr>
                 <w:rStyle w:val="Hyperlink"/>
                 <w:noProof/>
               </w:rPr>
-              <w:t>A4. Driver/Constructor Coefficient/Ratings Trends 2014 - 2024 British GP</w:t>
+              <w:t>A4. Driver/Constructor Ratings as of 2024 British GP</w:t>
             </w:r>
             <w:r>
               <w:rPr>
@@ -2204,7 +2292,7 @@
                 <w:noProof/>
                 <w:webHidden/>
               </w:rPr>
-              <w:instrText xml:space="preserve"> PAGEREF _Toc172717681 \h </w:instrText>
+              <w:instrText xml:space="preserve"> PAGEREF _Toc203403183 \h </w:instrText>
             </w:r>
             <w:r>
               <w:rPr>
@@ -2224,7 +2312,78 @@
                 <w:noProof/>
                 <w:webHidden/>
               </w:rPr>
-              <w:t>20</w:t>
+              <w:t>19</w:t>
+            </w:r>
+            <w:r>
+              <w:rPr>
+                <w:noProof/>
+                <w:webHidden/>
+              </w:rPr>
+              <w:fldChar w:fldCharType="end"/>
+            </w:r>
+          </w:hyperlink>
+        </w:p>
+        <w:p>
+          <w:pPr>
+            <w:pStyle w:val="TOC3"/>
+            <w:tabs>
+              <w:tab w:val="right" w:leader="dot" w:pos="9350"/>
+            </w:tabs>
+            <w:rPr>
+              <w:rFonts w:asciiTheme="minorHAnsi" w:eastAsiaTheme="minorEastAsia" w:hAnsiTheme="minorHAnsi" w:cstheme="minorBidi"/>
+              <w:noProof/>
+              <w:sz w:val="24"/>
+              <w:szCs w:val="24"/>
+            </w:rPr>
+          </w:pPr>
+          <w:hyperlink w:anchor="_Toc203403184" w:history="1">
+            <w:r>
+              <w:rPr>
+                <w:rStyle w:val="Hyperlink"/>
+                <w:noProof/>
+              </w:rPr>
+              <w:t>A5. Driver/Constructor Coefficient/Ratings Trends 2014 - 2024 British GP</w:t>
+            </w:r>
+            <w:r>
+              <w:rPr>
+                <w:noProof/>
+                <w:webHidden/>
+              </w:rPr>
+              <w:tab/>
+            </w:r>
+            <w:r>
+              <w:rPr>
+                <w:noProof/>
+                <w:webHidden/>
+              </w:rPr>
+              <w:fldChar w:fldCharType="begin"/>
+            </w:r>
+            <w:r>
+              <w:rPr>
+                <w:noProof/>
+                <w:webHidden/>
+              </w:rPr>
+              <w:instrText xml:space="preserve"> PAGEREF _Toc203403184 \h </w:instrText>
+            </w:r>
+            <w:r>
+              <w:rPr>
+                <w:noProof/>
+                <w:webHidden/>
+              </w:rPr>
+            </w:r>
+            <w:r>
+              <w:rPr>
+                <w:noProof/>
+                <w:webHidden/>
+              </w:rPr>
+              <w:fldChar w:fldCharType="separate"/>
+            </w:r>
+            <w:r>
+              <w:rPr>
+                <w:noProof/>
+                <w:webHidden/>
+              </w:rPr>
+              <w:t>21</w:t>
             </w:r>
             <w:r>
               <w:rPr>
@@ -2242,7 +2401,6 @@
               <w:bCs/>
               <w:noProof/>
             </w:rPr>
-            <w:lastRenderedPageBreak/>
             <w:fldChar w:fldCharType="end"/>
           </w:r>
         </w:p>
@@ -2257,7 +2415,7 @@
         </w:numPr>
         <w:ind w:left="360"/>
       </w:pPr>
-      <w:bookmarkStart w:id="1" w:name="_Toc172717657"/>
+      <w:bookmarkStart w:id="1" w:name="_Toc203403158"/>
       <w:r>
         <w:t>Abstract</w:t>
       </w:r>
@@ -2285,7 +2443,13 @@
         <w:t xml:space="preserve"> (Sill 2010)</w:t>
       </w:r>
       <w:r>
-        <w:t>, commonly used in basketball and hockey, to identify individual driver and constructor impact. It employs a time-decayed ridge regression with LOESS</w:t>
+        <w:t xml:space="preserve">, commonly used in basketball and hockey, to </w:t>
+      </w:r>
+      <w:r>
+        <w:t>parse out</w:t>
+      </w:r>
+      <w:r>
+        <w:t xml:space="preserve"> individual driver and constructor impact. It employs a time-decayed ridge regression with LOESS</w:t>
       </w:r>
       <w:r>
         <w:t xml:space="preserve"> (Jacoby 2000)</w:t>
@@ -2300,7 +2464,7 @@
         <w:t xml:space="preserve"> </w:t>
       </w:r>
       <w:r>
-        <w:t>Present</w:t>
+        <w:t>2024</w:t>
       </w:r>
       <w:r>
         <w:t>). By mapping the constructor and driver coefficients over time, we measure the relative impact of these individuals throughout the period.</w:t>
@@ -2310,14 +2474,25 @@
       <w:r>
         <w:t xml:space="preserve">Results show that constructors explain </w:t>
       </w:r>
-      <w:r>
-        <w:t>67</w:t>
-      </w:r>
-      <w:r>
-        <w:t>.1</w:t>
-      </w:r>
-      <w:r>
-        <w:t xml:space="preserve">% of the variance in race outcomes, compared to ~88% in previous studies. Additionally, constructors have increased importance in benchmarked rank-agnostic cohorts (e.g., Top 10 points finishers) and decreased importance in qualifying. </w:t>
+      <w:commentRangeStart w:id="2"/>
+      <w:r>
+        <w:t>6</w:t>
+      </w:r>
+      <w:r>
+        <w:t>4.0</w:t>
+      </w:r>
+      <w:r>
+        <w:t xml:space="preserve">% </w:t>
+      </w:r>
+      <w:commentRangeEnd w:id="2"/>
+      <w:r>
+        <w:rPr>
+          <w:rStyle w:val="CommentReference"/>
+        </w:rPr>
+        <w:commentReference w:id="2"/>
+      </w:r>
+      <w:r>
+        <w:t xml:space="preserve">of the variance in race outcomes, compared to ~88% in previous studies. Additionally, constructors have increased importance in benchmarked rank-agnostic cohorts (e.g., Top 10 points finishers) and decreased importance in qualifying. </w:t>
       </w:r>
     </w:p>
     <w:p>
@@ -2333,11 +2508,22 @@
       <w:pPr>
         <w:pStyle w:val="Heading2"/>
       </w:pPr>
-      <w:bookmarkStart w:id="2" w:name="_Toc172717658"/>
+      <w:bookmarkStart w:id="3" w:name="_Toc203403159"/>
+      <w:commentRangeStart w:id="4"/>
       <w:r>
         <w:t>Introduction</w:t>
       </w:r>
-      <w:bookmarkEnd w:id="2"/>
+      <w:commentRangeEnd w:id="4"/>
+      <w:r>
+        <w:rPr>
+          <w:rStyle w:val="CommentReference"/>
+          <w:rFonts w:eastAsiaTheme="minorHAnsi"/>
+          <w:b w:val="0"/>
+          <w:bCs w:val="0"/>
+        </w:rPr>
+        <w:commentReference w:id="4"/>
+      </w:r>
+      <w:bookmarkEnd w:id="3"/>
     </w:p>
     <w:p>
       <w:r>
@@ -2349,7 +2535,10 @@
         <w:t>The significance of the car's role is evident in the historical data. Since 2000, the World Constructors’ Champion has only differed</w:t>
       </w:r>
       <w:r>
-        <w:t xml:space="preserve"> twice</w:t>
+        <w:t xml:space="preserve"> </w:t>
+      </w:r>
+      <w:r>
+        <w:t>thrice</w:t>
       </w:r>
       <w:r>
         <w:t xml:space="preserve"> from the team of the World Drivers’ Champion</w:t>
@@ -2358,7 +2547,13 @@
         <w:t xml:space="preserve"> (Formula 1)</w:t>
       </w:r>
       <w:r>
-        <w:t>. Moreover, in the ten completed seasons of the Hybrid era, the World Drivers’ Champion and runner-up have hailed from the same team on six occasions.</w:t>
+        <w:t xml:space="preserve">. Moreover, in the </w:t>
+      </w:r>
+      <w:r>
+        <w:t>eleven</w:t>
+      </w:r>
+      <w:r>
+        <w:t xml:space="preserve"> completed seasons of the Hybrid era, the World Drivers’ Champion and runner-up have hailed from the same team on six occasions.</w:t>
       </w:r>
     </w:p>
     <w:p>
@@ -2382,23 +2577,23 @@
     </w:p>
     <w:p>
       <w:r>
+        <w:lastRenderedPageBreak/>
         <w:t xml:space="preserve">Moreover, our approach differs from the existing literature. Bell (2016) and </w:t>
       </w:r>
       <w:r>
         <w:t>Kesteren</w:t>
       </w:r>
       <w:r>
-        <w:t xml:space="preserve"> (2023) have produced the most prominent and similar work in the field. Bell's methodology treats a driver's entire career as a single entity, while </w:t>
+        <w:t xml:space="preserve"> (2023) have produced the most similar work in the field. Bell's methodology treats a driver's entire career as a single entity, while </w:t>
       </w:r>
       <w:r>
         <w:t>Kesteren</w:t>
       </w:r>
       <w:r>
-        <w:t xml:space="preserve">'s analysis is conducted at the season level. In contrast, our model </w:t>
-      </w:r>
-      <w:r>
-        <w:lastRenderedPageBreak/>
-        <w:t>evaluates driver and constructor ratings at a race-level granularity. This finer level of detail allows for a more responsive assessment of driver and constructor performance.</w:t>
+        <w:t>'s analysis is conducted at the season level. In contrast, our model evaluates driver and constructor ratings at a race-level granularity. This finer level of detail allows for a more responsive assessment of driver and constructor performance</w:t>
+      </w:r>
+      <w:r>
+        <w:t>, but increased sensitivity introduces greater variance and results in a more volatile trajectory of ratings.</w:t>
       </w:r>
     </w:p>
     <w:p>
@@ -2411,18 +2606,38 @@
       <w:pPr>
         <w:pStyle w:val="Heading2"/>
       </w:pPr>
-      <w:bookmarkStart w:id="3" w:name="_Toc172717659"/>
+      <w:bookmarkStart w:id="5" w:name="_Toc203403160"/>
       <w:r>
         <w:t>Data Processing</w:t>
       </w:r>
-      <w:bookmarkEnd w:id="3"/>
+      <w:bookmarkEnd w:id="5"/>
     </w:p>
     <w:p>
       <w:r>
         <w:t>W</w:t>
       </w:r>
       <w:r>
-        <w:t>e collect data from all Formula 1 races through the Ergast API via the f1dataR R package</w:t>
+        <w:t xml:space="preserve">e collect data from all Formula 1 races through the </w:t>
+      </w:r>
+      <w:proofErr w:type="spellStart"/>
+      <w:r>
+        <w:t>Ergast</w:t>
+      </w:r>
+      <w:proofErr w:type="spellEnd"/>
+      <w:r>
+        <w:t xml:space="preserve"> API</w:t>
+      </w:r>
+      <w:r>
+        <w:t xml:space="preserve"> &amp; </w:t>
+      </w:r>
+      <w:r>
+        <w:t>Jolpica-F1</w:t>
+      </w:r>
+      <w:r>
+        <w:t>project</w:t>
+      </w:r>
+      <w:r>
+        <w:t xml:space="preserve"> via the f1dataR R package</w:t>
       </w:r>
       <w:r>
         <w:t xml:space="preserve"> (Ergast, f1dataR)</w:t>
@@ -2432,14 +2647,156 @@
       </w:r>
     </w:p>
     <w:p>
-      <w:r>
-        <w:t xml:space="preserve">For our primary model, we exclude non-finishers (DNF) to avoid the additional noise and complexity they introduce to the outcome of interest, as similarly noted by </w:t>
+      <w:commentRangeStart w:id="6"/>
+      <w:r>
+        <w:t xml:space="preserve">For </w:t>
+      </w:r>
+      <w:commentRangeEnd w:id="6"/>
+      <w:r>
+        <w:rPr>
+          <w:rStyle w:val="CommentReference"/>
+        </w:rPr>
+        <w:commentReference w:id="6"/>
+      </w:r>
+      <w:r>
+        <w:t xml:space="preserve">our primary model, we exclude non-finishers (DNF) to avoid the additional noise and complexity they introduce to the outcome of interest, as similarly noted by </w:t>
       </w:r>
       <w:r>
         <w:t>Kesteren</w:t>
       </w:r>
       <w:r>
-        <w:t xml:space="preserve"> (2023). Assigning the root cause of certain DNFs, particularly driver-driver collisions, can be challenging. Given the time-decay and point-in-time nature of our study, indexing on DNFs may disproportionately add negative noise to a driver or constructor coefficient. However, we also test model variants that include DNFs wholly and another that partially assigns DNF cause to either driver or constructor based on the type of DNF. DNFs categorized as Collision, Accident, or Spun-Off are attributed to driver fault, while other causes are attributed to constructor fault.</w:t>
+        <w:t xml:space="preserve"> (2023). </w:t>
+      </w:r>
+    </w:p>
+    <w:p>
+      <w:pPr>
+        <w:keepNext/>
+      </w:pPr>
+      <w:r>
+        <w:rPr>
+          <w:noProof/>
+        </w:rPr>
+        <w:drawing>
+          <wp:inline distT="0" distB="0" distL="0" distR="0" wp14:anchorId="2B3ECA8E" wp14:editId="34BD3BB6">
+            <wp:extent cx="5943600" cy="2971800"/>
+            <wp:effectExtent l="0" t="0" r="0" b="0"/>
+            <wp:docPr id="38088905" name="Picture 1" descr="A screen shot of a graph&#10;&#10;AI-generated content may be incorrect."/>
+            <wp:cNvGraphicFramePr>
+              <a:graphicFrameLocks xmlns:a="http://schemas.openxmlformats.org/drawingml/2006/main" noChangeAspect="1"/>
+            </wp:cNvGraphicFramePr>
+            <a:graphic xmlns:a="http://schemas.openxmlformats.org/drawingml/2006/main">
+              <a:graphicData uri="http://schemas.openxmlformats.org/drawingml/2006/picture">
+                <pic:pic xmlns:pic="http://schemas.openxmlformats.org/drawingml/2006/picture">
+                  <pic:nvPicPr>
+                    <pic:cNvPr id="38088905" name="Picture 1" descr="A screen shot of a graph&#10;&#10;AI-generated content may be incorrect."/>
+                    <pic:cNvPicPr/>
+                  </pic:nvPicPr>
+                  <pic:blipFill>
+                    <a:blip r:embed="rId17" cstate="print">
+                      <a:extLst>
+                        <a:ext uri="{28A0092B-C50C-407E-A947-70E740481C1C}">
+                          <a14:useLocalDpi xmlns:a14="http://schemas.microsoft.com/office/drawing/2010/main" val="0"/>
+                        </a:ext>
+                      </a:extLst>
+                    </a:blip>
+                    <a:stretch>
+                      <a:fillRect/>
+                    </a:stretch>
+                  </pic:blipFill>
+                  <pic:spPr>
+                    <a:xfrm>
+                      <a:off x="0" y="0"/>
+                      <a:ext cx="5943600" cy="2971800"/>
+                    </a:xfrm>
+                    <a:prstGeom prst="rect">
+                      <a:avLst/>
+                    </a:prstGeom>
+                  </pic:spPr>
+                </pic:pic>
+              </a:graphicData>
+            </a:graphic>
+          </wp:inline>
+        </w:drawing>
+      </w:r>
+    </w:p>
+    <w:p>
+      <w:pPr>
+        <w:pStyle w:val="Caption"/>
+      </w:pPr>
+      <w:r>
+        <w:t xml:space="preserve">Figure </w:t>
+      </w:r>
+      <w:fldSimple w:instr=" SEQ Figure \* ARABIC ">
+        <w:r>
+          <w:rPr>
+            <w:noProof/>
+          </w:rPr>
+          <w:t>1</w:t>
+        </w:r>
+      </w:fldSimple>
+      <w:r>
+        <w:t xml:space="preserve"> Top DNF reasons from 2014 to 2024. DNFs are initially attributed to drivers, </w:t>
+      </w:r>
+      <w:proofErr w:type="spellStart"/>
+      <w:r>
+        <w:t>construcotrs</w:t>
+      </w:r>
+      <w:proofErr w:type="spellEnd"/>
+      <w:r>
+        <w:t>, or neither based on author discretion</w:t>
+      </w:r>
+    </w:p>
+    <w:p>
+      <w:r>
+        <w:t>As seen in Figure 1, there’s a myriad of DNF reasons, with the plurality coming from accident or collisions. However, a</w:t>
+      </w:r>
+      <w:r>
+        <w:t xml:space="preserve">ssigning the root cause of certain DNFs, particularly driver-driver collisions, can be challenging. </w:t>
+      </w:r>
+      <w:r>
+        <w:t xml:space="preserve">For example, in </w:t>
+      </w:r>
+      <w:proofErr w:type="gramStart"/>
+      <w:r>
+        <w:t>the  2024</w:t>
+      </w:r>
+      <w:proofErr w:type="gramEnd"/>
+      <w:r>
+        <w:t xml:space="preserve">Canada GP, both Albon and Sainz had their </w:t>
+      </w:r>
+      <w:r>
+        <w:t xml:space="preserve">DNFs classified as </w:t>
+      </w:r>
+      <w:r>
+        <w:rPr>
+          <w:i/>
+          <w:iCs/>
+        </w:rPr>
+        <w:t>Collision</w:t>
+      </w:r>
+      <w:r>
+        <w:t xml:space="preserve">. This would result in both drivers and constructors being penalized in the proposed rating system despite the collision being driven by Sainz and Ferrari. </w:t>
+      </w:r>
+      <w:r>
+        <w:t>Additionally g</w:t>
+      </w:r>
+      <w:r>
+        <w:t>iven the time-decay and point-in-time nature of our study, indexing on DNFs may disproportionately add negative noise to a driver or constructor coefficient.</w:t>
+      </w:r>
+    </w:p>
+    <w:p/>
+    <w:p/>
+    <w:p>
+      <w:r>
+        <w:t xml:space="preserve">However, we also test model variants that include DNFs wholly and another that partially assigns DNF cause to either driver or constructor based on the type of DNF. DNFs categorized as Collision, Accident, or </w:t>
+      </w:r>
+      <w:proofErr w:type="gramStart"/>
+      <w:r>
+        <w:t>Spun-Off</w:t>
+      </w:r>
+      <w:proofErr w:type="gramEnd"/>
+      <w:r>
+        <w:t xml:space="preserve"> are attributed to driver fault, while other causes are attributed to constructor fault.</w:t>
       </w:r>
     </w:p>
     <w:p>
@@ -2449,13 +2806,32 @@
     </w:p>
     <w:p>
       <w:r>
-        <w:t>The response variable is the rank finish of the driver-constructor pair in a given race. Points-scoring positions (ranks 1 to 10) are weighted equally, as drivers are expected to compete equally for these positions. Positions beyond 10 are weighted on a linear decay until the last position, reflecting the expectation that the effort expended for lower places is probably less than that for the top places (Henderson, 2021).</w:t>
-      </w:r>
-      <w:r>
-        <w:t xml:space="preserve"> The </w:t>
+        <w:t xml:space="preserve">The response variable is the rank finish of the driver-constructor pair </w:t>
+      </w:r>
+      <w:proofErr w:type="gramStart"/>
+      <w:r>
+        <w:t>in a given</w:t>
+      </w:r>
+      <w:proofErr w:type="gramEnd"/>
+      <w:r>
+        <w:t xml:space="preserve"> race. Points-scoring positions (ranks 1 to 10) are weighted equally, as drivers are expected to compete equally for these positions. Positions beyond 10 are weighted on a linear decay until the last position, reflecting the expectation that the effort expended for lower places is probably less than that for the top places (Henderson, 2021).</w:t>
+      </w:r>
+      <w:r>
+        <w:t xml:space="preserve"> </w:t>
+      </w:r>
+      <w:commentRangeStart w:id="7"/>
+      <w:r>
+        <w:t xml:space="preserve">The </w:t>
       </w:r>
       <w:r>
         <w:t xml:space="preserve">calculation of rank finishing weights is seen below in (1). </w:t>
+      </w:r>
+      <w:commentRangeEnd w:id="7"/>
+      <w:r>
+        <w:rPr>
+          <w:rStyle w:val="CommentReference"/>
+        </w:rPr>
+        <w:commentReference w:id="7"/>
       </w:r>
     </w:p>
     <w:p/>
@@ -2769,12 +3145,11 @@
       <w:pPr>
         <w:pStyle w:val="Heading2"/>
       </w:pPr>
-      <w:bookmarkStart w:id="4" w:name="_Toc172717660"/>
-      <w:r>
-        <w:lastRenderedPageBreak/>
+      <w:bookmarkStart w:id="8" w:name="_Toc203403161"/>
+      <w:r>
         <w:t>Methods</w:t>
       </w:r>
-      <w:bookmarkEnd w:id="4"/>
+      <w:bookmarkEnd w:id="8"/>
     </w:p>
     <w:p>
       <w:pPr>
@@ -2783,11 +3158,19 @@
       <w:r>
         <w:t xml:space="preserve"> </w:t>
       </w:r>
-      <w:bookmarkStart w:id="5" w:name="_Toc172717661"/>
-      <w:r>
-        <w:t>Linear Model With Ridge Regression</w:t>
-      </w:r>
-      <w:bookmarkEnd w:id="5"/>
+      <w:bookmarkStart w:id="9" w:name="_Toc203403162"/>
+      <w:r>
+        <w:t xml:space="preserve">Linear Model </w:t>
+      </w:r>
+      <w:proofErr w:type="gramStart"/>
+      <w:r>
+        <w:t>With</w:t>
+      </w:r>
+      <w:proofErr w:type="gramEnd"/>
+      <w:r>
+        <w:t xml:space="preserve"> Ridge Regression</w:t>
+      </w:r>
+      <w:bookmarkEnd w:id="9"/>
     </w:p>
     <w:p>
       <w:pPr>
@@ -2887,6 +3270,7 @@
           <m:t>β</m:t>
         </m:r>
       </m:oMath>
+      <w:proofErr w:type="gramStart"/>
       <w:r>
         <w:rPr>
           <w:rFonts w:ascii="Cambria Math" w:eastAsiaTheme="minorEastAsia" w:hAnsi="Cambria Math"/>
@@ -2901,7 +3285,16 @@
           <w:i/>
           <w:iCs/>
         </w:rPr>
-        <w:t>Matrix of individual driver and constructor coefficients</w:t>
+        <w:t>Matrix</w:t>
+      </w:r>
+      <w:proofErr w:type="gramEnd"/>
+      <w:r>
+        <w:rPr>
+          <w:rFonts w:ascii="Cambria Math" w:eastAsiaTheme="minorEastAsia" w:hAnsi="Cambria Math"/>
+          <w:i/>
+          <w:iCs/>
+        </w:rPr>
+        <w:t xml:space="preserve"> of individual driver and constructor coefficients</w:t>
       </w:r>
     </w:p>
     <w:p>
@@ -4255,7 +4648,13 @@
         <w:t>the equations highlighted in (3)</w:t>
       </w:r>
       <w:r>
-        <w:t>, where constants are optimized against mean absolute error (MAE). This exponential decay approach is borrowed from similar NBA player impact ratings</w:t>
+        <w:t>, where constants are optimized against mean absolute error (MAE)</w:t>
+      </w:r>
+      <w:r>
+        <w:t xml:space="preserve"> – see Appendix A1 for hyperparameter selection detail</w:t>
+      </w:r>
+      <w:r>
+        <w:t>. This exponential decay approach is borrowed from similar NBA player impact ratings</w:t>
       </w:r>
       <w:r>
         <w:t xml:space="preserve">, </w:t>
@@ -4538,17 +4937,31 @@
     <w:p>
       <w:pPr>
         <w:jc w:val="right"/>
-      </w:pPr>
-      <w:r>
         <w:rPr>
           <w:rFonts w:eastAsiaTheme="minorEastAsia"/>
         </w:rPr>
+      </w:pPr>
+      <w:r>
+        <w:rPr>
+          <w:rFonts w:eastAsiaTheme="minorEastAsia"/>
+        </w:rPr>
         <w:t>(3)</w:t>
       </w:r>
     </w:p>
     <w:p>
-      <w:r>
-        <w:t>We combine the time-decay weights with the rank position weights described in section 2 as shown in (4).</w:t>
+      <w:commentRangeStart w:id="10"/>
+      <w:r>
+        <w:t xml:space="preserve">We </w:t>
+      </w:r>
+      <w:commentRangeEnd w:id="10"/>
+      <w:r>
+        <w:rPr>
+          <w:rStyle w:val="CommentReference"/>
+        </w:rPr>
+        <w:commentReference w:id="10"/>
+      </w:r>
+      <w:r>
+        <w:t>combine the time-decay weights with the rank position weights described in section 2 as shown in (4).</w:t>
       </w:r>
     </w:p>
     <w:p>
@@ -4681,7 +5094,6 @@
         <w:rPr>
           <w:rFonts w:eastAsiaTheme="minorEastAsia"/>
         </w:rPr>
-        <w:lastRenderedPageBreak/>
         <w:t>(4)</w:t>
       </w:r>
     </w:p>
@@ -4710,14 +5122,14 @@
           <w:rFonts w:eastAsiaTheme="minorEastAsia"/>
         </w:rPr>
       </w:pPr>
-      <w:bookmarkStart w:id="6" w:name="_Toc172717662"/>
+      <w:bookmarkStart w:id="11" w:name="_Toc203403163"/>
       <w:r>
         <w:rPr>
           <w:rFonts w:eastAsiaTheme="minorEastAsia"/>
         </w:rPr>
         <w:t>Features</w:t>
       </w:r>
-      <w:bookmarkEnd w:id="6"/>
+      <w:bookmarkEnd w:id="11"/>
     </w:p>
     <w:p>
       <w:r>
@@ -4743,14 +5155,14 @@
           <w:rFonts w:eastAsiaTheme="minorEastAsia"/>
         </w:rPr>
       </w:pPr>
-      <w:bookmarkStart w:id="7" w:name="_Toc172717663"/>
+      <w:bookmarkStart w:id="12" w:name="_Toc203403164"/>
       <w:r>
         <w:rPr>
           <w:rFonts w:eastAsiaTheme="minorEastAsia"/>
         </w:rPr>
         <w:t>Coefficient Smoothing</w:t>
       </w:r>
-      <w:bookmarkEnd w:id="7"/>
+      <w:bookmarkEnd w:id="12"/>
       <w:r>
         <w:rPr>
           <w:rFonts w:eastAsiaTheme="minorEastAsia"/>
@@ -4781,8 +5193,9 @@
         <w:rPr>
           <w:noProof/>
         </w:rPr>
+        <w:lastRenderedPageBreak/>
         <w:drawing>
-          <wp:inline distT="0" distB="0" distL="0" distR="0" wp14:anchorId="3179FCA6" wp14:editId="60854878">
+          <wp:inline distT="0" distB="0" distL="0" distR="0" wp14:anchorId="3179FCA6" wp14:editId="2B10FFA9">
             <wp:extent cx="5486400" cy="2743200"/>
             <wp:effectExtent l="0" t="0" r="0" b="0"/>
             <wp:docPr id="1792358666" name="Picture 1"/>
@@ -4799,7 +5212,7 @@
                     </pic:cNvPicPr>
                   </pic:nvPicPr>
                   <pic:blipFill>
-                    <a:blip r:embed="rId13" cstate="print">
+                    <a:blip r:embed="rId18" cstate="print">
                       <a:extLst>
                         <a:ext uri="{28A0092B-C50C-407E-A947-70E740481C1C}">
                           <a14:useLocalDpi xmlns:a14="http://schemas.microsoft.com/office/drawing/2010/main" val="0"/>
@@ -4873,7 +5286,7 @@
           <w:noProof/>
           <w:color w:val="auto"/>
         </w:rPr>
-        <w:t>1</w:t>
+        <w:t>2</w:t>
       </w:r>
       <w:r>
         <w:rPr>
@@ -5310,7 +5723,6 @@
         <w:jc w:val="right"/>
       </w:pPr>
       <w:r>
-        <w:lastRenderedPageBreak/>
         <w:t>(5)</w:t>
       </w:r>
     </w:p>
@@ -5331,8 +5743,9 @@
         <w:rPr>
           <w:noProof/>
         </w:rPr>
+        <w:lastRenderedPageBreak/>
         <w:drawing>
-          <wp:inline distT="0" distB="0" distL="0" distR="0" wp14:anchorId="5EB38752" wp14:editId="7B4D5365">
+          <wp:inline distT="0" distB="0" distL="0" distR="0" wp14:anchorId="5EB38752" wp14:editId="51865FAB">
             <wp:extent cx="5486400" cy="2743200"/>
             <wp:effectExtent l="0" t="0" r="0" b="0"/>
             <wp:docPr id="1158603833" name="Picture 2"/>
@@ -5349,7 +5762,7 @@
                     </pic:cNvPicPr>
                   </pic:nvPicPr>
                   <pic:blipFill>
-                    <a:blip r:embed="rId14" cstate="print">
+                    <a:blip r:embed="rId19" cstate="print">
                       <a:extLst>
                         <a:ext uri="{28A0092B-C50C-407E-A947-70E740481C1C}">
                           <a14:useLocalDpi xmlns:a14="http://schemas.microsoft.com/office/drawing/2010/main" val="0"/>
@@ -5423,7 +5836,7 @@
           <w:noProof/>
           <w:color w:val="auto"/>
         </w:rPr>
-        <w:t>2</w:t>
+        <w:t>3</w:t>
       </w:r>
       <w:r>
         <w:rPr>
@@ -5458,11 +5871,11 @@
       <w:pPr>
         <w:pStyle w:val="Heading3"/>
       </w:pPr>
-      <w:bookmarkStart w:id="8" w:name="_Toc172717664"/>
+      <w:bookmarkStart w:id="13" w:name="_Toc203403165"/>
       <w:r>
         <w:t>Bootstrapping</w:t>
       </w:r>
-      <w:bookmarkEnd w:id="8"/>
+      <w:bookmarkEnd w:id="13"/>
     </w:p>
     <w:p>
       <w:pPr>
@@ -5486,18 +5899,26 @@
         <w:t>Croiseau</w:t>
       </w:r>
       <w:r>
-        <w:t xml:space="preserve"> 2009). As such, the confidence intervals provided have limited value for sensitivity analysis, but provide directional indicators to the variability of coefficients relatively to each other. </w:t>
+        <w:t xml:space="preserve"> 2009). As such, the confidence intervals provided have limited value for sensitivity </w:t>
+      </w:r>
+      <w:proofErr w:type="gramStart"/>
+      <w:r>
+        <w:t>analysis, but</w:t>
+      </w:r>
+      <w:proofErr w:type="gramEnd"/>
+      <w:r>
+        <w:t xml:space="preserve"> provide directional indicators to the variability of coefficients relatively to each other. </w:t>
       </w:r>
     </w:p>
     <w:p>
       <w:pPr>
         <w:pStyle w:val="Heading3"/>
       </w:pPr>
-      <w:bookmarkStart w:id="9" w:name="_Toc172717665"/>
+      <w:bookmarkStart w:id="14" w:name="_Toc203403166"/>
       <w:r>
         <w:t>Testing</w:t>
       </w:r>
-      <w:bookmarkEnd w:id="9"/>
+      <w:bookmarkEnd w:id="14"/>
     </w:p>
     <w:p>
       <w:r>
@@ -5510,7 +5931,38 @@
         <w:t>𝜏</w:t>
       </w:r>
       <w:r>
-        <w:t xml:space="preserve"> coefficient as our test metric due to its interpretability and robustness to outliers (versus Spearman Rho). Robustness to outliers is particularly important in DNF-inclusive models.</w:t>
+        <w:t xml:space="preserve"> coefficient as our test metric due to its interpretability and robustness to outliers (versus Spearman Rho). </w:t>
+      </w:r>
+      <w:commentRangeStart w:id="15"/>
+      <w:r>
+        <w:t>Robustness to outliers is particularly important in DNF-inclusive models.</w:t>
+      </w:r>
+      <w:commentRangeEnd w:id="15"/>
+      <w:r>
+        <w:rPr>
+          <w:rStyle w:val="CommentReference"/>
+        </w:rPr>
+        <w:commentReference w:id="15"/>
+      </w:r>
+      <w:r>
+        <w:t xml:space="preserve"> </w:t>
+      </w:r>
+      <w:r>
+        <w:t>Alternatively, normalized discounted cumulative gain (</w:t>
+      </w:r>
+      <w:proofErr w:type="spellStart"/>
+      <w:r>
+        <w:t>nDCG</w:t>
+      </w:r>
+      <w:proofErr w:type="spellEnd"/>
+      <w:r>
+        <w:t xml:space="preserve">) was considered due to its emphasis at the top of the ranking, however the inability to decompose driver and constructor impact would limit its </w:t>
+      </w:r>
+      <w:r>
+        <w:t>interpretability</w:t>
+      </w:r>
+      <w:r>
+        <w:t xml:space="preserve">. </w:t>
       </w:r>
     </w:p>
     <w:p>
@@ -5518,7 +5970,6 @@
         <w:pStyle w:val="Heading4"/>
       </w:pPr>
       <w:r>
-        <w:lastRenderedPageBreak/>
         <w:t>Test Data</w:t>
       </w:r>
     </w:p>
@@ -5549,43 +6000,72 @@
           <w:sz w:val="22"/>
           <w:szCs w:val="22"/>
         </w:rPr>
-        <w:t>we look at the 2014 to 2023 Formula 1 seasons. 2012 and 20</w:t>
+        <w:t xml:space="preserve">we look at the 2014 to </w:t>
       </w:r>
       <w:r>
         <w:rPr>
           <w:sz w:val="22"/>
           <w:szCs w:val="22"/>
         </w:rPr>
-        <w:t>13 seasons serve as a warm start for the model</w:t>
+        <w:t>2024</w:t>
       </w:r>
       <w:r>
         <w:rPr>
           <w:sz w:val="22"/>
           <w:szCs w:val="22"/>
         </w:rPr>
-        <w:t xml:space="preserve">, </w:t>
+        <w:t xml:space="preserve"> Formula 1 seasons. 2012 and 20</w:t>
       </w:r>
       <w:r>
         <w:rPr>
           <w:sz w:val="22"/>
           <w:szCs w:val="22"/>
         </w:rPr>
-        <w:t xml:space="preserve">while 2023 was the last completed Formula 1 season at the time of this analysis. </w:t>
-      </w:r>
-    </w:p>
-    <w:p>
-      <w:pPr>
-        <w:pStyle w:val="NormalWeb"/>
+        <w:t>13 seasons serve as a warm start for the model</w:t>
+      </w:r>
+      <w:r>
         <w:rPr>
           <w:sz w:val="22"/>
           <w:szCs w:val="22"/>
         </w:rPr>
-      </w:pPr>
+        <w:t xml:space="preserve">, </w:t>
+      </w:r>
       <w:r>
         <w:rPr>
           <w:sz w:val="22"/>
           <w:szCs w:val="22"/>
         </w:rPr>
+        <w:t xml:space="preserve">while </w:t>
+      </w:r>
+      <w:r>
+        <w:rPr>
+          <w:sz w:val="22"/>
+          <w:szCs w:val="22"/>
+        </w:rPr>
+        <w:t>2024</w:t>
+      </w:r>
+      <w:r>
+        <w:rPr>
+          <w:sz w:val="22"/>
+          <w:szCs w:val="22"/>
+        </w:rPr>
+        <w:t xml:space="preserve"> was the last completed Formula 1 season at the time of this analysis. </w:t>
+      </w:r>
+    </w:p>
+    <w:p>
+      <w:pPr>
+        <w:pStyle w:val="NormalWeb"/>
+        <w:rPr>
+          <w:sz w:val="22"/>
+          <w:szCs w:val="22"/>
+        </w:rPr>
+      </w:pPr>
+      <w:r>
+        <w:rPr>
+          <w:sz w:val="22"/>
+          <w:szCs w:val="22"/>
+        </w:rPr>
+        <w:lastRenderedPageBreak/>
         <w:t xml:space="preserve">The test data is the immediate next race following the current race </w:t>
       </w:r>
       <w:r>
@@ -5633,14 +6113,31 @@
           <w:szCs w:val="22"/>
           <w:vertAlign w:val="subscript"/>
         </w:rPr>
-        <w:t xml:space="preserve">2016, Round 5 </w:t>
-      </w:r>
+        <w:t xml:space="preserve">2016, Round </w:t>
+      </w:r>
+      <w:proofErr w:type="gramStart"/>
       <w:r>
         <w:rPr>
           <w:sz w:val="22"/>
           <w:szCs w:val="22"/>
-        </w:rPr>
-        <w:t xml:space="preserve">) predicts the outcomes for the 2016 Monaco Grand Prix (2016 season, round 6). The predictions from the model are linearly ranked and used as </w:t>
+          <w:vertAlign w:val="subscript"/>
+        </w:rPr>
+        <w:t xml:space="preserve">5 </w:t>
+      </w:r>
+      <w:r>
+        <w:rPr>
+          <w:sz w:val="22"/>
+          <w:szCs w:val="22"/>
+        </w:rPr>
+        <w:t>)</w:t>
+      </w:r>
+      <w:proofErr w:type="gramEnd"/>
+      <w:r>
+        <w:rPr>
+          <w:sz w:val="22"/>
+          <w:szCs w:val="22"/>
+        </w:rPr>
+        <w:t xml:space="preserve"> predicts the outcomes for the 2016 Monaco Grand Prix (2016 season, round 6). The predictions from the model are linearly ranked and used as </w:t>
       </w:r>
       <w:r>
         <w:rPr>
@@ -6816,7 +7313,27 @@
           <w:sz w:val="20"/>
           <w:szCs w:val="20"/>
         </w:rPr>
-        <w:t>the Kendall’s Tau between constructors-only predictions  and drivers-only predictions</w:t>
+        <w:t xml:space="preserve">the Kendall’s Tau between constructors-only </w:t>
+      </w:r>
+      <w:proofErr w:type="gramStart"/>
+      <w:r>
+        <w:rPr>
+          <w:rFonts w:eastAsiaTheme="minorEastAsia"/>
+          <w:iCs/>
+          <w:sz w:val="20"/>
+          <w:szCs w:val="20"/>
+        </w:rPr>
+        <w:t>predictions  and</w:t>
+      </w:r>
+      <w:proofErr w:type="gramEnd"/>
+      <w:r>
+        <w:rPr>
+          <w:rFonts w:eastAsiaTheme="minorEastAsia"/>
+          <w:iCs/>
+          <w:sz w:val="20"/>
+          <w:szCs w:val="20"/>
+        </w:rPr>
+        <w:t xml:space="preserve"> drivers-only predictions</w:t>
       </w:r>
     </w:p>
     <w:p>
@@ -6832,10 +7349,18 @@
         <w:t>From there, we</w:t>
       </w:r>
       <w:r>
-        <w:t xml:space="preserve"> are</w:t>
-      </w:r>
-      <w:r>
-        <w:t xml:space="preserve"> able to describe the proportion variance explained by drivers versus constructors.</w:t>
+        <w:t xml:space="preserve"> </w:t>
+      </w:r>
+      <w:proofErr w:type="gramStart"/>
+      <w:r>
+        <w:t>are</w:t>
+      </w:r>
+      <w:r>
+        <w:t xml:space="preserve"> able to</w:t>
+      </w:r>
+      <w:proofErr w:type="gramEnd"/>
+      <w:r>
+        <w:t xml:space="preserve"> describe the proportion variance explained by drivers versus constructors.</w:t>
       </w:r>
     </w:p>
     <w:p/>
@@ -6995,23 +7520,23 @@
         <w:rPr>
           <w:rFonts w:eastAsiaTheme="minorEastAsia"/>
         </w:rPr>
+        <w:t>(8)</w:t>
+      </w:r>
+    </w:p>
+    <w:p>
+      <w:pPr>
+        <w:pStyle w:val="Heading3"/>
+      </w:pPr>
+      <w:bookmarkStart w:id="16" w:name="_Toc203403167"/>
+      <w:r>
+        <w:t>Logistic Model</w:t>
+      </w:r>
+      <w:bookmarkEnd w:id="16"/>
+    </w:p>
+    <w:p/>
+    <w:p>
+      <w:r>
         <w:lastRenderedPageBreak/>
-        <w:t>(8)</w:t>
-      </w:r>
-    </w:p>
-    <w:p>
-      <w:pPr>
-        <w:pStyle w:val="Heading3"/>
-      </w:pPr>
-      <w:bookmarkStart w:id="10" w:name="_Toc172717666"/>
-      <w:r>
-        <w:t>Logistic Model</w:t>
-      </w:r>
-      <w:bookmarkEnd w:id="10"/>
-    </w:p>
-    <w:p/>
-    <w:p>
-      <w:r>
         <w:t>In addition to the linear ridge regression, we design</w:t>
       </w:r>
       <w:r>
@@ -7993,11 +8518,11 @@
       <w:pPr>
         <w:pStyle w:val="Heading2"/>
       </w:pPr>
-      <w:bookmarkStart w:id="11" w:name="_Toc172717667"/>
+      <w:bookmarkStart w:id="17" w:name="_Toc203403168"/>
       <w:r>
         <w:t>Results</w:t>
       </w:r>
-      <w:bookmarkEnd w:id="11"/>
+      <w:bookmarkEnd w:id="17"/>
     </w:p>
     <w:p>
       <w:pPr>
@@ -8006,14 +8531,14 @@
       <w:r>
         <w:t xml:space="preserve"> </w:t>
       </w:r>
-      <w:bookmarkStart w:id="12" w:name="_Toc172717668"/>
+      <w:bookmarkStart w:id="18" w:name="_Toc203403169"/>
       <w:r>
         <w:t xml:space="preserve">Linear Model </w:t>
       </w:r>
       <w:r>
         <w:t>Results</w:t>
       </w:r>
-      <w:bookmarkEnd w:id="12"/>
+      <w:bookmarkEnd w:id="18"/>
     </w:p>
     <w:p/>
     <w:p>
@@ -8088,9 +8613,9 @@
           <w:noProof/>
         </w:rPr>
         <w:drawing>
-          <wp:inline distT="0" distB="0" distL="0" distR="0" wp14:anchorId="3483145F" wp14:editId="6EB220DB">
-            <wp:extent cx="5486400" cy="1686847"/>
-            <wp:effectExtent l="0" t="0" r="0" b="8890"/>
+          <wp:inline distT="0" distB="0" distL="0" distR="0" wp14:anchorId="3483145F" wp14:editId="2AF938A6">
+            <wp:extent cx="5486400" cy="1535746"/>
+            <wp:effectExtent l="0" t="0" r="0" b="1270"/>
             <wp:docPr id="502443583" name="Picture 1"/>
             <wp:cNvGraphicFramePr>
               <a:graphicFrameLocks xmlns:a="http://schemas.openxmlformats.org/drawingml/2006/main" noChangeAspect="1"/>
@@ -8105,7 +8630,7 @@
                     </pic:cNvPicPr>
                   </pic:nvPicPr>
                   <pic:blipFill>
-                    <a:blip r:embed="rId15" cstate="print">
+                    <a:blip r:embed="rId20" cstate="print">
                       <a:extLst>
                         <a:ext uri="{28A0092B-C50C-407E-A947-70E740481C1C}">
                           <a14:useLocalDpi xmlns:a14="http://schemas.microsoft.com/office/drawing/2010/main" val="0"/>
@@ -8119,7 +8644,7 @@
                   <pic:spPr bwMode="auto">
                     <a:xfrm>
                       <a:off x="0" y="0"/>
-                      <a:ext cx="5486400" cy="1686847"/>
+                      <a:ext cx="5486400" cy="1535746"/>
                     </a:xfrm>
                     <a:prstGeom prst="rect">
                       <a:avLst/>
@@ -8170,7 +8695,10 @@
         <w:t xml:space="preserve">The </w:t>
       </w:r>
       <w:r>
-        <w:t>67.1</w:t>
+        <w:t>64</w:t>
+      </w:r>
+      <w:r>
+        <w:t>.1</w:t>
       </w:r>
       <w:r>
         <w:t xml:space="preserve">% variance explained by constructors in the DNF-excluded model contrasts with the 88% constructor-explained variance that </w:t>
@@ -8179,16 +8707,34 @@
         <w:t>Kesteren</w:t>
       </w:r>
       <w:r>
-        <w:t xml:space="preserve"> (2023) reported. The </w:t>
+        <w:t xml:space="preserve"> (2023) reported. </w:t>
+      </w:r>
+      <w:r>
+        <w:t>While the</w:t>
+      </w:r>
+      <w:r>
+        <w:t xml:space="preserve"> </w:t>
       </w:r>
       <w:r>
         <w:t>intuitive</w:t>
       </w:r>
       <w:r>
-        <w:t xml:space="preserve"> thought is that the large difference is explained by the two additional years the </w:t>
-      </w:r>
-      <w:r>
-        <w:t>linear regression model covers</w:t>
+        <w:t xml:space="preserve"> thought is that the large difference is explained by the </w:t>
+      </w:r>
+      <w:r>
+        <w:t>three</w:t>
+      </w:r>
+      <w:r>
+        <w:t xml:space="preserve"> additional years </w:t>
+      </w:r>
+      <w:r>
+        <w:t xml:space="preserve">the proposed methodology </w:t>
+      </w:r>
+      <w:r>
+        <w:t>covers</w:t>
+      </w:r>
+      <w:r>
+        <w:t>, results show that is unlikely</w:t>
       </w:r>
       <w:r>
         <w:t xml:space="preserve">. Furthermore, the 2014-2021 timeframe perfectly encapsulates the 8 consecutive championships Mercedes won; 5 of which had Mercedes drivers finishing 1st and 2nd. However, when testing the ridge regression model on the same 2014-2021 cohort, we found an implied constructor influence </w:t>
@@ -8203,7 +8749,24 @@
         <w:t>%</w:t>
       </w:r>
       <w:r>
-        <w:t>. Consequently, we find only a small portion of the difference is explained through a difference in model data. The other differences are explained through the difference in the model itself and the model testing.</w:t>
+        <w:t xml:space="preserve">. Consequently, we find only a small portion of the difference is explained through a difference in model data. The </w:t>
+      </w:r>
+      <w:r>
+        <w:t xml:space="preserve">difference </w:t>
+      </w:r>
+      <w:proofErr w:type="gramStart"/>
+      <w:r>
+        <w:t>are</w:t>
+      </w:r>
+      <w:proofErr w:type="gramEnd"/>
+      <w:r>
+        <w:t xml:space="preserve"> largely </w:t>
+      </w:r>
+      <w:r>
+        <w:t>explained through the difference in the model itself and the model testing</w:t>
+      </w:r>
+      <w:r>
+        <w:t xml:space="preserve">, potentially due to the difference in model granularity – race vs season level. </w:t>
       </w:r>
     </w:p>
     <w:p>
@@ -8214,10 +8777,16 @@
         </w:rPr>
       </w:pPr>
       <w:r>
-        <w:t>In the DNF-inclusive model, 7</w:t>
-      </w:r>
-      <w:r>
-        <w:t>9.6</w:t>
+        <w:t xml:space="preserve">In the DNF-inclusive model, </w:t>
+      </w:r>
+      <w:r>
+        <w:t>76</w:t>
+      </w:r>
+      <w:r>
+        <w:t>.</w:t>
+      </w:r>
+      <w:r>
+        <w:t>1</w:t>
       </w:r>
       <w:r>
         <w:t>% of the variance is explained by constructors, compared to 86% in Bell's DNF-inclusive model (Bell 2016). That difference can be likely explained through the wider time frame Bell uses (1979 - 2014). Classification percentage, a percentage of how many racers finished 90%+ of the race, has significantly increased over time</w:t>
@@ -8229,7 +8798,13 @@
         <w:t>Figure 3 below</w:t>
       </w:r>
       <w:r>
-        <w:t>. Consequently, constructor influence when looking at races before the V8 (2006 - 2013) era may be more of a measure of reliability than ability. We also observe a slight drop in classification percentage at the start of new engine regulations, suggesting our model may lose predictive power with the new regulations set for the 2026 season.</w:t>
+        <w:t xml:space="preserve">. Consequently, constructor influence when looking at races before the V8 (2006 - 2013) era may be more of a measure of reliability than ability. We also observe a slight drop in classification percentage at the start of new engine regulations, suggesting </w:t>
+      </w:r>
+      <w:r>
+        <w:t>the proposed</w:t>
+      </w:r>
+      <w:r>
+        <w:t xml:space="preserve"> model may lose predictive power with the new regulations set for the 2026 season.</w:t>
       </w:r>
     </w:p>
     <w:p>
@@ -8246,7 +8821,7 @@
         </w:rPr>
         <w:lastRenderedPageBreak/>
         <w:drawing>
-          <wp:inline distT="0" distB="0" distL="0" distR="0" wp14:anchorId="7693D91C" wp14:editId="55338806">
+          <wp:inline distT="0" distB="0" distL="0" distR="0" wp14:anchorId="7693D91C" wp14:editId="2F856179">
             <wp:extent cx="5486400" cy="2743200"/>
             <wp:effectExtent l="0" t="0" r="0" b="0"/>
             <wp:docPr id="374281055" name="Picture 2"/>
@@ -8263,7 +8838,7 @@
                     </pic:cNvPicPr>
                   </pic:nvPicPr>
                   <pic:blipFill>
-                    <a:blip r:embed="rId16" cstate="print">
+                    <a:blip r:embed="rId21" cstate="print">
                       <a:extLst>
                         <a:ext uri="{28A0092B-C50C-407E-A947-70E740481C1C}">
                           <a14:useLocalDpi xmlns:a14="http://schemas.microsoft.com/office/drawing/2010/main" val="0"/>
@@ -8337,7 +8912,7 @@
           <w:noProof/>
           <w:color w:val="auto"/>
         </w:rPr>
-        <w:t>3</w:t>
+        <w:t>4</w:t>
       </w:r>
       <w:r>
         <w:rPr>
@@ -8446,7 +9021,19 @@
         <w:t>t</w:t>
       </w:r>
       <w:r>
-        <w:t>he decreased relative importance of constructors (50.4%) in predicting qualifying is noteworthy. The increased driver importance during qualification makes intuitive sense, as factors like race strategy and pit stops are essentially non-existent in qualifying compared to races.</w:t>
+        <w:t>he decreased relative importance of constructors (</w:t>
+      </w:r>
+      <w:r>
+        <w:t>47</w:t>
+      </w:r>
+      <w:r>
+        <w:t>.</w:t>
+      </w:r>
+      <w:r>
+        <w:t>0</w:t>
+      </w:r>
+      <w:r>
+        <w:t>%) in predicting qualifying is noteworthy. The increased driver importance during qualification makes intuitive sense, as factors like race strategy and pit stops are essentially non-existent in qualifying compared to races.</w:t>
       </w:r>
     </w:p>
     <w:p/>
@@ -8454,11 +9041,11 @@
       <w:pPr>
         <w:pStyle w:val="Heading3"/>
       </w:pPr>
-      <w:bookmarkStart w:id="13" w:name="_Toc172717669"/>
+      <w:bookmarkStart w:id="19" w:name="_Toc203403170"/>
       <w:r>
         <w:t>Logistic Model Results</w:t>
       </w:r>
-      <w:bookmarkEnd w:id="13"/>
+      <w:bookmarkEnd w:id="19"/>
     </w:p>
     <w:p>
       <w:pPr>
@@ -8531,7 +9118,7 @@
           <w:noProof/>
         </w:rPr>
         <w:drawing>
-          <wp:inline distT="0" distB="0" distL="0" distR="0" wp14:anchorId="37220198" wp14:editId="5C6375FC">
+          <wp:inline distT="0" distB="0" distL="0" distR="0" wp14:anchorId="37220198" wp14:editId="6F306AFD">
             <wp:extent cx="5486400" cy="1978475"/>
             <wp:effectExtent l="0" t="0" r="0" b="3175"/>
             <wp:docPr id="20873651" name="Picture 17"/>
@@ -8547,16 +9134,18 @@
                       <a:picLocks noChangeAspect="1" noChangeArrowheads="1"/>
                     </pic:cNvPicPr>
                   </pic:nvPicPr>
-                  <pic:blipFill rotWithShape="1">
-                    <a:blip r:embed="rId17" cstate="print">
+                  <pic:blipFill>
+                    <a:blip r:embed="rId22" cstate="print">
                       <a:extLst>
                         <a:ext uri="{28A0092B-C50C-407E-A947-70E740481C1C}">
                           <a14:useLocalDpi xmlns:a14="http://schemas.microsoft.com/office/drawing/2010/main" val="0"/>
                         </a:ext>
                       </a:extLst>
                     </a:blip>
-                    <a:srcRect l="14785" r="15609"/>
-                    <a:stretch/>
+                    <a:srcRect l="15197" r="15197"/>
+                    <a:stretch>
+                      <a:fillRect/>
+                    </a:stretch>
                   </pic:blipFill>
                   <pic:spPr bwMode="auto">
                     <a:xfrm>
@@ -8608,9 +9197,9 @@
           <w:noProof/>
         </w:rPr>
         <w:drawing>
-          <wp:inline distT="0" distB="0" distL="0" distR="0" wp14:anchorId="18881AC7" wp14:editId="097804F9">
-            <wp:extent cx="5486400" cy="1393235"/>
-            <wp:effectExtent l="0" t="0" r="0" b="0"/>
+          <wp:inline distT="0" distB="0" distL="0" distR="0" wp14:anchorId="18881AC7" wp14:editId="59A40DD7">
+            <wp:extent cx="5943600" cy="1485899"/>
+            <wp:effectExtent l="0" t="0" r="0" b="635"/>
             <wp:docPr id="1321736302" name="Picture 14"/>
             <wp:cNvGraphicFramePr>
               <a:graphicFrameLocks xmlns:a="http://schemas.openxmlformats.org/drawingml/2006/main" noChangeAspect="1"/>
@@ -8625,7 +9214,7 @@
                     </pic:cNvPicPr>
                   </pic:nvPicPr>
                   <pic:blipFill>
-                    <a:blip r:embed="rId18" cstate="print">
+                    <a:blip r:embed="rId23" cstate="print">
                       <a:extLst>
                         <a:ext uri="{28A0092B-C50C-407E-A947-70E740481C1C}">
                           <a14:useLocalDpi xmlns:a14="http://schemas.microsoft.com/office/drawing/2010/main" val="0"/>
@@ -8639,7 +9228,7 @@
                   <pic:spPr bwMode="auto">
                     <a:xfrm>
                       <a:off x="0" y="0"/>
-                      <a:ext cx="5486400" cy="1393235"/>
+                      <a:ext cx="5943600" cy="1485899"/>
                     </a:xfrm>
                     <a:prstGeom prst="rect">
                       <a:avLst/>
@@ -8699,7 +9288,7 @@
           <w:noProof/>
           <w:color w:val="auto"/>
         </w:rPr>
-        <w:t>4</w:t>
+        <w:t>5</w:t>
       </w:r>
       <w:r>
         <w:rPr>
@@ -8713,7 +9302,117 @@
           <w:rFonts w:ascii="Arial" w:hAnsi="Arial" w:cs="Arial"/>
           <w:color w:val="auto"/>
         </w:rPr>
-        <w:t>: Model Metrics and Variance Explained for Top N Logistic Model. Model performance peaks at N = 5 before rapidly deteriorating for increasing N. The relative importance of constructors against drivers steadily increases for N greater than 6</w:t>
+        <w:t>: Model Metrics for Top N Logistic Model. Model performance peaks at N = 5 before rapidly deteriorating for increasing N. The relative importance of constructors against drivers steadily increases for N greater than 6</w:t>
+      </w:r>
+    </w:p>
+    <w:p>
+      <w:pPr>
+        <w:keepNext/>
+      </w:pPr>
+      <w:r>
+        <w:rPr>
+          <w:noProof/>
+        </w:rPr>
+        <w:drawing>
+          <wp:inline distT="0" distB="0" distL="0" distR="0" wp14:anchorId="09219CEF" wp14:editId="52F76046">
+            <wp:extent cx="5943600" cy="1485900"/>
+            <wp:effectExtent l="0" t="0" r="0" b="0"/>
+            <wp:docPr id="1705091950" name="Picture 2"/>
+            <wp:cNvGraphicFramePr>
+              <a:graphicFrameLocks xmlns:a="http://schemas.openxmlformats.org/drawingml/2006/main" noChangeAspect="1"/>
+            </wp:cNvGraphicFramePr>
+            <a:graphic xmlns:a="http://schemas.openxmlformats.org/drawingml/2006/main">
+              <a:graphicData uri="http://schemas.openxmlformats.org/drawingml/2006/picture">
+                <pic:pic xmlns:pic="http://schemas.openxmlformats.org/drawingml/2006/picture">
+                  <pic:nvPicPr>
+                    <pic:cNvPr id="1705091950" name="Picture 2"/>
+                    <pic:cNvPicPr/>
+                  </pic:nvPicPr>
+                  <pic:blipFill>
+                    <a:blip r:embed="rId24" cstate="print">
+                      <a:extLst>
+                        <a:ext uri="{28A0092B-C50C-407E-A947-70E740481C1C}">
+                          <a14:useLocalDpi xmlns:a14="http://schemas.microsoft.com/office/drawing/2010/main" val="0"/>
+                        </a:ext>
+                      </a:extLst>
+                    </a:blip>
+                    <a:stretch>
+                      <a:fillRect/>
+                    </a:stretch>
+                  </pic:blipFill>
+                  <pic:spPr>
+                    <a:xfrm>
+                      <a:off x="0" y="0"/>
+                      <a:ext cx="5943600" cy="1485900"/>
+                    </a:xfrm>
+                    <a:prstGeom prst="rect">
+                      <a:avLst/>
+                    </a:prstGeom>
+                  </pic:spPr>
+                </pic:pic>
+              </a:graphicData>
+            </a:graphic>
+          </wp:inline>
+        </w:drawing>
+      </w:r>
+    </w:p>
+    <w:p>
+      <w:pPr>
+        <w:pStyle w:val="Caption"/>
+        <w:rPr>
+          <w:rFonts w:ascii="Arial" w:hAnsi="Arial" w:cs="Arial"/>
+          <w:color w:val="000000" w:themeColor="text1"/>
+        </w:rPr>
+      </w:pPr>
+      <w:r>
+        <w:rPr>
+          <w:rFonts w:ascii="Arial" w:hAnsi="Arial" w:cs="Arial"/>
+          <w:color w:val="000000" w:themeColor="text1"/>
+        </w:rPr>
+        <w:t xml:space="preserve">Figure </w:t>
+      </w:r>
+      <w:r>
+        <w:rPr>
+          <w:rFonts w:ascii="Arial" w:hAnsi="Arial" w:cs="Arial"/>
+          <w:color w:val="000000" w:themeColor="text1"/>
+        </w:rPr>
+        <w:fldChar w:fldCharType="begin"/>
+      </w:r>
+      <w:r>
+        <w:rPr>
+          <w:rFonts w:ascii="Arial" w:hAnsi="Arial" w:cs="Arial"/>
+          <w:color w:val="000000" w:themeColor="text1"/>
+        </w:rPr>
+        <w:instrText xml:space="preserve"> SEQ Figure \* ARABIC </w:instrText>
+      </w:r>
+      <w:r>
+        <w:rPr>
+          <w:rFonts w:ascii="Arial" w:hAnsi="Arial" w:cs="Arial"/>
+          <w:color w:val="000000" w:themeColor="text1"/>
+        </w:rPr>
+        <w:fldChar w:fldCharType="separate"/>
+      </w:r>
+      <w:r>
+        <w:rPr>
+          <w:rFonts w:ascii="Arial" w:hAnsi="Arial" w:cs="Arial"/>
+          <w:noProof/>
+          <w:color w:val="000000" w:themeColor="text1"/>
+        </w:rPr>
+        <w:t>6</w:t>
+      </w:r>
+      <w:r>
+        <w:rPr>
+          <w:rFonts w:ascii="Arial" w:hAnsi="Arial" w:cs="Arial"/>
+          <w:color w:val="000000" w:themeColor="text1"/>
+        </w:rPr>
+        <w:fldChar w:fldCharType="end"/>
+      </w:r>
+      <w:r>
+        <w:rPr>
+          <w:rFonts w:ascii="Arial" w:hAnsi="Arial" w:cs="Arial"/>
+          <w:color w:val="000000" w:themeColor="text1"/>
+        </w:rPr>
+        <w:t xml:space="preserve"> Variance Explained for Top N Logistic Model. The relative importance of constructors against drivers steadily increases for N greater than 6</w:t>
       </w:r>
     </w:p>
     <w:p>
@@ -8948,12 +9647,13 @@
       <w:pPr>
         <w:pStyle w:val="Heading3"/>
       </w:pPr>
-      <w:bookmarkStart w:id="14" w:name="_Toc172717670"/>
+      <w:bookmarkStart w:id="20" w:name="_Toc203403171"/>
       <w:r>
         <w:t>Driver and Constructor Coefficients</w:t>
       </w:r>
-      <w:bookmarkEnd w:id="14"/>
-    </w:p>
+      <w:bookmarkEnd w:id="20"/>
+    </w:p>
+    <w:p/>
     <w:p>
       <w:r>
         <w:t>Analyzing driver and constructor coefficients provides additional context for intra-team driver performances and inter-team driver comparisons.</w:t>
@@ -8974,10 +9674,11 @@
         <w:rPr>
           <w:noProof/>
         </w:rPr>
+        <w:lastRenderedPageBreak/>
         <w:drawing>
-          <wp:inline distT="0" distB="0" distL="0" distR="0" wp14:anchorId="73F8C0CA" wp14:editId="5C583B9B">
-            <wp:extent cx="5912413" cy="1504315"/>
-            <wp:effectExtent l="0" t="0" r="0" b="635"/>
+          <wp:inline distT="0" distB="0" distL="0" distR="0" wp14:anchorId="07367D35" wp14:editId="0CA7F253">
+            <wp:extent cx="5826840" cy="1504315"/>
+            <wp:effectExtent l="0" t="0" r="2540" b="0"/>
             <wp:docPr id="12" name="Picture 11">
               <a:extLst xmlns:a="http://schemas.openxmlformats.org/drawingml/2006/main">
                 <a:ext uri="{FF2B5EF4-FFF2-40B4-BE49-F238E27FC236}">
@@ -9004,7 +9705,7 @@
                     </pic:cNvPicPr>
                   </pic:nvPicPr>
                   <pic:blipFill>
-                    <a:blip r:embed="rId19" cstate="print">
+                    <a:blip r:embed="rId25">
                       <a:extLst>
                         <a:ext uri="{28A0092B-C50C-407E-A947-70E740481C1C}">
                           <a14:useLocalDpi xmlns:a14="http://schemas.microsoft.com/office/drawing/2010/main" val="0"/>
@@ -9018,7 +9719,7 @@
                   <pic:spPr>
                     <a:xfrm>
                       <a:off x="0" y="0"/>
-                      <a:ext cx="5912413" cy="1504315"/>
+                      <a:ext cx="5826840" cy="1504315"/>
                     </a:xfrm>
                     <a:prstGeom prst="rect">
                       <a:avLst/>
@@ -9077,7 +9778,7 @@
           <w:noProof/>
           <w:color w:val="auto"/>
         </w:rPr>
-        <w:t>5</w:t>
+        <w:t>7</w:t>
       </w:r>
       <w:r>
         <w:rPr>
@@ -9091,26 +9792,32 @@
           <w:rFonts w:ascii="Arial" w:hAnsi="Arial" w:cs="Arial"/>
           <w:color w:val="auto"/>
         </w:rPr>
-        <w:t>:</w:t>
-      </w:r>
-      <w:r>
-        <w:rPr>
-          <w:rFonts w:ascii="Arial" w:hAnsi="Arial" w:cs="Arial"/>
-          <w:color w:val="auto"/>
-        </w:rPr>
-        <w:t xml:space="preserve"> Max Verstappen vs Daniel Ricciardo LOESS-Blended Coefficients/Ratings</w:t>
-      </w:r>
-      <w:r>
-        <w:rPr>
-          <w:rFonts w:ascii="Arial" w:hAnsi="Arial" w:cs="Arial"/>
-          <w:color w:val="auto"/>
-        </w:rPr>
-        <w:t xml:space="preserve">. Verstappen has a similar coefficient at the end of his 2015 Toro Rosso as Ricciardo’s 2015 Red Bull Stint despite nearly doubling Verstappen’s WDC total. The two drivers performed similarly in the 2016 season under the same constructor. </w:t>
-      </w:r>
-    </w:p>
-    <w:p>
-      <w:r>
-        <w:lastRenderedPageBreak/>
+        <w:t xml:space="preserve">: Daniel Ricciardo </w:t>
+      </w:r>
+      <w:r>
+        <w:rPr>
+          <w:rFonts w:ascii="Arial" w:hAnsi="Arial" w:cs="Arial"/>
+          <w:color w:val="auto"/>
+        </w:rPr>
+        <w:t xml:space="preserve">vs </w:t>
+      </w:r>
+      <w:r>
+        <w:rPr>
+          <w:rFonts w:ascii="Arial" w:hAnsi="Arial" w:cs="Arial"/>
+          <w:color w:val="auto"/>
+        </w:rPr>
+        <w:t xml:space="preserve">Max Verstappen </w:t>
+      </w:r>
+      <w:r>
+        <w:rPr>
+          <w:rFonts w:ascii="Arial" w:hAnsi="Arial" w:cs="Arial"/>
+          <w:color w:val="auto"/>
+        </w:rPr>
+        <w:t xml:space="preserve">LOESS-Blended Coefficients/Ratings. Verstappen has a similar coefficient at the end of his 2015 Toro Rosso as Ricciardo’s 2015 Red Bull Stint despite nearly doubling Verstappen’s WDC total. The two drivers performed similarly in the 2016 season under the same constructor. </w:t>
+      </w:r>
+    </w:p>
+    <w:p>
+      <w:r>
         <w:t>A similar phenomenon is observed in comparing constructor coefficients. Mercedes is consistently seen as the dominant constructor throughout the 2014-2021 period, coinciding with their eight consecutive World Constructors' Championships.</w:t>
       </w:r>
     </w:p>
@@ -9124,8 +9831,8 @@
           <w:noProof/>
         </w:rPr>
         <w:drawing>
-          <wp:inline distT="0" distB="0" distL="0" distR="0" wp14:anchorId="694B6CDD" wp14:editId="41000046">
-            <wp:extent cx="5797698" cy="1483995"/>
+          <wp:inline distT="0" distB="0" distL="0" distR="0" wp14:anchorId="28A175A7" wp14:editId="3774D766">
+            <wp:extent cx="5784744" cy="1483995"/>
             <wp:effectExtent l="0" t="0" r="0" b="1905"/>
             <wp:docPr id="384768874" name="Picture 10">
               <a:extLst xmlns:a="http://schemas.openxmlformats.org/drawingml/2006/main">
@@ -9153,7 +9860,7 @@
                     </pic:cNvPicPr>
                   </pic:nvPicPr>
                   <pic:blipFill>
-                    <a:blip r:embed="rId20" cstate="print">
+                    <a:blip r:embed="rId26">
                       <a:extLst>
                         <a:ext uri="{28A0092B-C50C-407E-A947-70E740481C1C}">
                           <a14:useLocalDpi xmlns:a14="http://schemas.microsoft.com/office/drawing/2010/main" val="0"/>
@@ -9167,7 +9874,7 @@
                   <pic:spPr>
                     <a:xfrm>
                       <a:off x="0" y="0"/>
-                      <a:ext cx="5797698" cy="1483995"/>
+                      <a:ext cx="5784744" cy="1483995"/>
                     </a:xfrm>
                     <a:prstGeom prst="rect">
                       <a:avLst/>
@@ -9223,7 +9930,7 @@
           <w:noProof/>
           <w:color w:val="auto"/>
         </w:rPr>
-        <w:t>6</w:t>
+        <w:t>8</w:t>
       </w:r>
       <w:r>
         <w:rPr>
@@ -9237,43 +9944,33 @@
           <w:rFonts w:ascii="Arial" w:hAnsi="Arial" w:cs="Arial"/>
           <w:color w:val="auto"/>
         </w:rPr>
-        <w:t>: Mercedes vs Red Bull LOESS-Blended Coefficients/Ratings</w:t>
-      </w:r>
-      <w:r>
-        <w:rPr>
-          <w:rFonts w:ascii="Arial" w:hAnsi="Arial" w:cs="Arial"/>
-          <w:color w:val="auto"/>
-        </w:rPr>
-        <w:t>. Mercedes has a higher coefficient until the 2022 season which is consistent with both teams’ performances in the World Constructor Championships. Mercedes won the WCC from 2014 – 2021 while Red Bull won in 2022 and 2023.</w:t>
-      </w:r>
-      <w:r>
-        <w:rPr>
-          <w:rFonts w:ascii="Arial" w:hAnsi="Arial" w:cs="Arial"/>
-          <w:color w:val="auto"/>
-        </w:rPr>
-        <w:t xml:space="preserve"> Shaded area represents a 95% confidence interval.</w:t>
-      </w:r>
-    </w:p>
-    <w:p>
-      <w:r>
-        <w:t>While coefficients are useful for intra-team driver and constructor comparisons, similar conclusions can often be drawn from Formula 1 point totals. The back-and-forth between Verstappen and Ricciardo is evident in their point totals for the 2016-2018 seasons. Mercedes' dominance over Red Bull is also clear from their point totals relative to other constructors.</w:t>
-      </w:r>
-    </w:p>
-    <w:p>
-      <w:r>
-        <w:t>The unique insight provided by the ridge regression model lies in inter-team driver comparisons. This is illustrated with Max Verstappen, Lewis Hamilton, and Valtteri Bottas. Hamilton and Bottas finished 1st and 2nd</w:t>
-      </w:r>
-      <w:r>
-        <w:t>,</w:t>
-      </w:r>
-      <w:r>
-        <w:t>respectively</w:t>
-      </w:r>
-      <w:r>
-        <w:t>,</w:t>
-      </w:r>
-      <w:r>
-        <w:t xml:space="preserve"> in both the 2019 and 2020 seasons, with Verstappen finishing 3rd in both seasons. Despite these results, Verstappen’s driver coefficient for both seasons is higher than Bottas’s and in line with Hamilton's.</w:t>
+        <w:t>: Mercedes vs Red Bull LOESS-Blended Coefficients/Ratings. Mercedes has a higher coefficient until the 2022 season which is consistent with both teams’ performances in the World Constructor Championships. Mercedes won the WCC from 2014 – 2021 while Red Bull won in 2022 and 2023. Shaded area represents a 95% confidence interval.</w:t>
+      </w:r>
+    </w:p>
+    <w:p>
+      <w:r>
+        <w:t xml:space="preserve">While coefficients are useful for intra-team driver and constructor comparisons, similar conclusions can often be drawn from Formula </w:t>
+      </w:r>
+      <w:proofErr w:type="gramStart"/>
+      <w:r>
+        <w:t>1 point</w:t>
+      </w:r>
+      <w:proofErr w:type="gramEnd"/>
+      <w:r>
+        <w:t xml:space="preserve"> totals. The back-and-forth between Verstappen and Ricciardo is evident in their point totals for the 2016-2018 seasons. Mercedes' dominance over Red Bull is also clear from their point totals relative to other constructors.</w:t>
+      </w:r>
+    </w:p>
+    <w:p>
+      <w:r>
+        <w:t>The unique insight provided by the ridge regression model lies in inter-team driver comparisons. This is illustrated with Max Verstappen, Lewis Hamilton, and Valtteri Bottas. Hamilton and Bottas finished 1st and 2</w:t>
+      </w:r>
+      <w:proofErr w:type="gramStart"/>
+      <w:r>
+        <w:t>nd,respectively</w:t>
+      </w:r>
+      <w:proofErr w:type="gramEnd"/>
+      <w:r>
+        <w:t>, in both the 2019 and 2020 seasons, with Verstappen finishing 3rd in both seasons. Despite these results, Verstappen’s driver coefficient for both seasons is higher than Bottas’s and in line with Hamilton's.</w:t>
       </w:r>
     </w:p>
     <w:p>
@@ -9286,9 +9983,9 @@
           <w:noProof/>
         </w:rPr>
         <w:drawing>
-          <wp:inline distT="0" distB="0" distL="0" distR="0" wp14:anchorId="5C3E70FC" wp14:editId="2CDA6724">
-            <wp:extent cx="5846447" cy="1007745"/>
-            <wp:effectExtent l="0" t="0" r="1905" b="1905"/>
+          <wp:inline distT="0" distB="0" distL="0" distR="0" wp14:anchorId="778E6057" wp14:editId="5C74B095">
+            <wp:extent cx="5846447" cy="1003066"/>
+            <wp:effectExtent l="0" t="0" r="0" b="635"/>
             <wp:docPr id="1670723810" name="Picture 15">
               <a:extLst xmlns:a="http://schemas.openxmlformats.org/drawingml/2006/main">
                 <a:ext uri="{FF2B5EF4-FFF2-40B4-BE49-F238E27FC236}">
@@ -9315,7 +10012,7 @@
                     </pic:cNvPicPr>
                   </pic:nvPicPr>
                   <pic:blipFill>
-                    <a:blip r:embed="rId21" cstate="print">
+                    <a:blip r:embed="rId27">
                       <a:extLst>
                         <a:ext uri="{28A0092B-C50C-407E-A947-70E740481C1C}">
                           <a14:useLocalDpi xmlns:a14="http://schemas.microsoft.com/office/drawing/2010/main" val="0"/>
@@ -9329,7 +10026,7 @@
                   <pic:spPr>
                     <a:xfrm>
                       <a:off x="0" y="0"/>
-                      <a:ext cx="5846447" cy="1007745"/>
+                      <a:ext cx="5846447" cy="1003066"/>
                     </a:xfrm>
                     <a:prstGeom prst="rect">
                       <a:avLst/>
@@ -9385,7 +10082,7 @@
           <w:noProof/>
           <w:color w:val="auto"/>
         </w:rPr>
-        <w:t>7</w:t>
+        <w:t>9</w:t>
       </w:r>
       <w:r>
         <w:rPr>
@@ -9399,277 +10096,516 @@
           <w:rFonts w:ascii="Arial" w:hAnsi="Arial" w:cs="Arial"/>
           <w:color w:val="auto"/>
         </w:rPr>
-        <w:t>:</w:t>
-      </w:r>
-      <w:r>
-        <w:rPr>
-          <w:rFonts w:ascii="Arial" w:hAnsi="Arial" w:cs="Arial"/>
-          <w:color w:val="auto"/>
-        </w:rPr>
-        <w:t xml:space="preserve"> Max Verstappen, Valtreri Bottas, Lewis Hamilton LOESS-Blended Coefficients/Rating</w:t>
-      </w:r>
-      <w:r>
-        <w:rPr>
-          <w:rFonts w:ascii="Arial" w:hAnsi="Arial" w:cs="Arial"/>
-          <w:color w:val="auto"/>
-        </w:rPr>
-        <w:t>. Verstappen has a higher coefficient than Bottas in the 2017 to 2020 seasons despite Bottas scoring more Formula 1 points in that time frame, suggesting that the Bottas’ performance was booster by the strength of the Mercedes</w:t>
-      </w:r>
-      <w:r>
-        <w:rPr>
-          <w:rFonts w:ascii="Arial" w:hAnsi="Arial" w:cs="Arial"/>
-          <w:color w:val="auto"/>
-        </w:rPr>
+        <w:t>: Max Verstappen, Lewis Hamilton</w:t>
+      </w:r>
+      <w:r>
+        <w:rPr>
+          <w:rFonts w:ascii="Arial" w:hAnsi="Arial" w:cs="Arial"/>
+          <w:color w:val="auto"/>
+        </w:rPr>
+        <w:t xml:space="preserve">, </w:t>
+      </w:r>
+      <w:proofErr w:type="spellStart"/>
+      <w:r>
+        <w:rPr>
+          <w:rFonts w:ascii="Arial" w:hAnsi="Arial" w:cs="Arial"/>
+          <w:color w:val="auto"/>
+        </w:rPr>
+        <w:t>Valtreri</w:t>
+      </w:r>
+      <w:proofErr w:type="spellEnd"/>
+      <w:r>
+        <w:rPr>
+          <w:rFonts w:ascii="Arial" w:hAnsi="Arial" w:cs="Arial"/>
+          <w:color w:val="auto"/>
+        </w:rPr>
+        <w:t xml:space="preserve"> Bottas</w:t>
+      </w:r>
+      <w:r>
+        <w:rPr>
+          <w:rFonts w:ascii="Arial" w:hAnsi="Arial" w:cs="Arial"/>
+          <w:color w:val="auto"/>
+        </w:rPr>
+        <w:t xml:space="preserve"> LOESS-Blended Coefficients/Rating. Verstappen has a higher coefficient than Bottas in the 2017 to 2020 seasons despite Bottas scoring more Formula 1 points in that time </w:t>
+      </w:r>
+      <w:r>
+        <w:rPr>
+          <w:rFonts w:ascii="Arial" w:hAnsi="Arial" w:cs="Arial"/>
+          <w:color w:val="auto"/>
+        </w:rPr>
+        <w:lastRenderedPageBreak/>
+        <w:t>frame, suggesting that the Bottas’ performance was booster by the strength of the Mercedes. Shaded area represents a 95% confidence interval.</w:t>
+      </w:r>
+    </w:p>
+    <w:p>
+      <w:commentRangeStart w:id="21"/>
+      <w:r>
+        <w:t xml:space="preserve">Bottas </w:t>
+      </w:r>
+      <w:commentRangeEnd w:id="21"/>
+      <w:r>
+        <w:rPr>
+          <w:rStyle w:val="CommentReference"/>
+        </w:rPr>
+        <w:commentReference w:id="21"/>
+      </w:r>
+      <w:r>
+        <w:t>outperforming Verstappen in the World Driver’s Championship is largely attributed to the quality of the Mercedes in the 2019 and 2020 seasons. Verstappen’s talent was fully displayed in the 2021 season when he won the World Drivers' Championship as the gap between Mercedes and Red Bull closed. Hamilton and Bottas finished 2nd and 3rd respectively</w:t>
+      </w:r>
+      <w:r>
         <w:t>.</w:t>
       </w:r>
       <w:r>
-        <w:rPr>
-          <w:rFonts w:ascii="Arial" w:hAnsi="Arial" w:cs="Arial"/>
-          <w:color w:val="auto"/>
-        </w:rPr>
         <w:t xml:space="preserve"> </w:t>
       </w:r>
       <w:r>
-        <w:rPr>
-          <w:rFonts w:ascii="Arial" w:hAnsi="Arial" w:cs="Arial"/>
-          <w:color w:val="auto"/>
-        </w:rPr>
-        <w:t>Shaded area represents a 95% confidence interval.</w:t>
-      </w:r>
-    </w:p>
-    <w:p>
-      <w:r>
-        <w:t>Bottas outperforming Verstappen in the World Driver’s Championship is largely attributed to the quality of the Mercedes in the 2019 and 2020 seasons. Verstappen’s talent was fully displayed in the 2021 season when he won the World Drivers' Championship as the gap between Mercedes and Red Bull closed. Hamilton and Bottas finished 2nd and 3rd respectively</w:t>
-      </w:r>
-      <w:r>
-        <w:t>.</w:t>
+        <w:t xml:space="preserve">While Bottas’s rating is largely unchanged after leaving Wiliams for Mercedes, as expected, </w:t>
+      </w:r>
+      <w:r>
+        <w:t xml:space="preserve">Bottas’s steep drop off after leaving Mercedes </w:t>
+      </w:r>
+      <w:r>
+        <w:t xml:space="preserve">for Sauber </w:t>
+      </w:r>
+      <w:r>
+        <w:t>seems unlikely</w:t>
+      </w:r>
+      <w:r>
+        <w:t>. T</w:t>
+      </w:r>
+      <w:r>
+        <w:t xml:space="preserve">he model </w:t>
+      </w:r>
+      <w:proofErr w:type="gramStart"/>
+      <w:r>
+        <w:t xml:space="preserve">may be </w:t>
+      </w:r>
+      <w:r>
+        <w:t>not be</w:t>
+      </w:r>
+      <w:proofErr w:type="gramEnd"/>
+      <w:r>
+        <w:t xml:space="preserve"> fully separating constructor and driver performance. </w:t>
       </w:r>
     </w:p>
     <w:p/>
     <w:p>
       <w:pPr>
-        <w:pStyle w:val="Heading2"/>
-      </w:pPr>
-      <w:bookmarkStart w:id="15" w:name="_Toc172717671"/>
-      <w:r>
-        <w:lastRenderedPageBreak/>
-        <w:t>Discussion</w:t>
-      </w:r>
-      <w:bookmarkEnd w:id="15"/>
-    </w:p>
-    <w:p>
-      <w:pPr>
         <w:pStyle w:val="Heading3"/>
       </w:pPr>
-      <w:bookmarkStart w:id="16" w:name="_Toc172717672"/>
-      <w:r>
-        <w:t>Model Discussion</w:t>
-      </w:r>
-      <w:bookmarkEnd w:id="16"/>
-    </w:p>
-    <w:p>
-      <w:r>
-        <w:t>The overall DNF-Excluded model has a strong predictive power with a Kendall’s coefficient of 0.62</w:t>
-      </w:r>
-      <w:r>
-        <w:t>4</w:t>
-      </w:r>
-      <w:r>
-        <w:t>.  This robustness instills confidence in the other derived conclusions. Measuring the coefficients of both drivers and constructors over time enables more informative inter-constructor driver comparisons</w:t>
-      </w:r>
-      <w:r>
-        <w:t>.</w:t>
-      </w:r>
-    </w:p>
-    <w:p>
-      <w:r>
-        <w:t xml:space="preserve">The 67.1% variance explained by constructors, </w:t>
-      </w:r>
-      <w:r>
-        <w:t xml:space="preserve">along with </w:t>
-      </w:r>
-      <w:r>
-        <w:t xml:space="preserve">model metrics for qualification and logistic regression models, highlights the significant impact of constructors on driver finishing positions. The logistic model, in particular, </w:t>
-      </w:r>
-      <w:r>
-        <w:t>highlights</w:t>
-      </w:r>
-      <w:r>
-        <w:t xml:space="preserve"> the crucial role of constructors in determining cohort placements. Conversely, the qualification models emphasize the relative importance of drivers, suggesting potential value in incorporating qualification-informed models.</w:t>
-      </w:r>
-    </w:p>
-    <w:p>
-      <w:pPr>
-        <w:pStyle w:val="Heading3"/>
-      </w:pPr>
-      <w:bookmarkStart w:id="17" w:name="_Toc172717673"/>
-      <w:r>
-        <w:t>Model Extensibility</w:t>
-      </w:r>
-      <w:bookmarkEnd w:id="17"/>
-    </w:p>
-    <w:p>
-      <w:r>
-        <w:t>There are many opportunities to expand the modeling process outlined throughout this paper.  For the sake of interpretability, the current model only includes drivers and (parent) constructors as features. Incorporating additional features</w:t>
-      </w:r>
-      <w:r>
-        <w:t xml:space="preserve">, </w:t>
-      </w:r>
-      <w:r>
-        <w:t>such as circuit type and separating the engine and constructor components</w:t>
-      </w:r>
-      <w:r>
-        <w:t>,</w:t>
-      </w:r>
-      <w:r>
-        <w:t xml:space="preserve"> could enhance predictive accuracy. Moreover, the existing prediction process yields singular predictions. Implementing a bootstrapped model could provide probabilistic outcomes, thereby increasing the model's applicability to sports betting.</w:t>
-      </w:r>
-    </w:p>
-    <w:p>
-      <w:r>
-        <w:t>The presented methodology can also be extended to previous eras of Formula 1, allowing for cross-era comparisons. Expanding the model to cover earlier periods would likely necessitate recalibrating the time-decay factor to account for significant changes when engine regulations are altered. Given the impending new engine regulations in the 2026 Formula 1 season, it will be essential to recalibrate the model to maintain its relevance and accuracy.</w:t>
-      </w:r>
-    </w:p>
-    <w:p>
-      <w:r>
-        <w:t xml:space="preserve">The methodology can be extended </w:t>
-      </w:r>
-      <w:r>
-        <w:t>to other sports</w:t>
-      </w:r>
-      <w:r>
-        <w:t xml:space="preserve">, particularly </w:t>
-      </w:r>
-      <w:r>
-        <w:t>those related to racing</w:t>
-      </w:r>
-      <w:r>
-        <w:t xml:space="preserve">. </w:t>
-      </w:r>
-      <w:r>
-        <w:t>The methodology can largely be shifted over to horse racing, sailboat racing, and other motorsports. Extending the methodology to one-</w:t>
-      </w:r>
-      <w:r>
-        <w:t xml:space="preserve">make (spec) racing where </w:t>
-      </w:r>
-      <w:r>
-        <w:t xml:space="preserve">cars usually have the same chassis, powertrain, tires, brakes, and fuel would be an interesting contrast to </w:t>
-      </w:r>
-      <w:r>
-        <w:t xml:space="preserve">the analysis presented in this paper. For example, we would expect almost all the variance to be explained by drivers in Formula 2 </w:t>
-      </w:r>
-      <w:r>
-        <w:t xml:space="preserve">where all the chassis and </w:t>
-      </w:r>
-      <w:r>
-        <w:t xml:space="preserve">engines are the same. </w:t>
-      </w:r>
-      <w:r>
-        <w:t>Contrasting</w:t>
-      </w:r>
-      <w:r>
-        <w:t xml:space="preserve"> to semi-spec series such as IndyCar and Formula-E where chassis are the same, but power units can vary could provide </w:t>
-      </w:r>
-      <w:r>
-        <w:t xml:space="preserve">a unique perspective on the impact of the driver. </w:t>
-      </w:r>
-    </w:p>
-    <w:p>
-      <w:pPr>
-        <w:pStyle w:val="Heading3"/>
-      </w:pPr>
-      <w:bookmarkStart w:id="18" w:name="_Toc172717674"/>
-      <w:r>
-        <w:t>Applications &amp; Conclusions</w:t>
-      </w:r>
-      <w:bookmarkEnd w:id="18"/>
+      <w:bookmarkStart w:id="22" w:name="_Toc203403172"/>
+      <w:r>
+        <w:t>Alternate Methods</w:t>
+      </w:r>
+      <w:bookmarkEnd w:id="22"/>
     </w:p>
     <w:p/>
-    <w:p>
-      <w:pPr>
-        <w:pStyle w:val="Caption"/>
-        <w:jc w:val="center"/>
-        <w:rPr>
-          <w:rFonts w:ascii="Arial" w:hAnsi="Arial" w:cs="Arial"/>
-          <w:color w:val="auto"/>
-        </w:rPr>
-      </w:pPr>
-      <w:r>
-        <w:rPr>
-          <w:rFonts w:ascii="Arial" w:hAnsi="Arial" w:cs="Arial"/>
-          <w:color w:val="auto"/>
-        </w:rPr>
-        <w:t xml:space="preserve">Table </w:t>
-      </w:r>
-      <w:r>
-        <w:rPr>
-          <w:rFonts w:ascii="Arial" w:hAnsi="Arial" w:cs="Arial"/>
-          <w:color w:val="auto"/>
-        </w:rPr>
-        <w:fldChar w:fldCharType="begin"/>
-      </w:r>
-      <w:r>
-        <w:rPr>
-          <w:rFonts w:ascii="Arial" w:hAnsi="Arial" w:cs="Arial"/>
-          <w:color w:val="auto"/>
-        </w:rPr>
-        <w:instrText xml:space="preserve"> SEQ Table \* ARABIC </w:instrText>
-      </w:r>
-      <w:r>
-        <w:rPr>
-          <w:rFonts w:ascii="Arial" w:hAnsi="Arial" w:cs="Arial"/>
-          <w:color w:val="auto"/>
-        </w:rPr>
-        <w:fldChar w:fldCharType="separate"/>
-      </w:r>
-      <w:r>
-        <w:rPr>
-          <w:rFonts w:ascii="Arial" w:hAnsi="Arial" w:cs="Arial"/>
-          <w:noProof/>
-          <w:color w:val="auto"/>
-        </w:rPr>
-        <w:t>3</w:t>
-      </w:r>
-      <w:r>
-        <w:rPr>
-          <w:rFonts w:ascii="Arial" w:hAnsi="Arial" w:cs="Arial"/>
-          <w:color w:val="auto"/>
-        </w:rPr>
-        <w:fldChar w:fldCharType="end"/>
-      </w:r>
-      <w:r>
-        <w:rPr>
-          <w:rFonts w:ascii="Arial" w:hAnsi="Arial" w:cs="Arial"/>
-          <w:color w:val="auto"/>
-        </w:rPr>
-        <w:t xml:space="preserve">: </w:t>
-      </w:r>
-      <w:r>
-        <w:rPr>
-          <w:rFonts w:ascii="Arial" w:hAnsi="Arial" w:cs="Arial"/>
-          <w:color w:val="auto"/>
-        </w:rPr>
-        <w:t>Top 10 Constructor/Driver composite rankings as of the end of the 2023 F1 Season. Composite ranking is defined as driver rating plus constructor rating. ± values represent a 95% confidence interval. Driver and constructor independence is assumed for the overall confidence interval</w:t>
-      </w:r>
-    </w:p>
     <w:p>
       <w:pPr>
         <w:pStyle w:val="Caption"/>
         <w:keepNext/>
         <w:jc w:val="center"/>
-      </w:pPr>
-    </w:p>
-    <w:p>
-      <w:pPr>
+        <w:rPr>
+          <w:rFonts w:ascii="Arial" w:hAnsi="Arial" w:cs="Arial"/>
+          <w:color w:val="000000" w:themeColor="text1"/>
+        </w:rPr>
+      </w:pPr>
+      <w:r>
+        <w:rPr>
+          <w:rFonts w:ascii="Arial" w:hAnsi="Arial" w:cs="Arial"/>
+          <w:color w:val="000000" w:themeColor="text1"/>
+        </w:rPr>
+        <w:t xml:space="preserve">Table </w:t>
+      </w:r>
+      <w:r>
+        <w:rPr>
+          <w:rFonts w:ascii="Arial" w:hAnsi="Arial" w:cs="Arial"/>
+          <w:color w:val="000000" w:themeColor="text1"/>
+        </w:rPr>
+        <w:fldChar w:fldCharType="begin"/>
+      </w:r>
+      <w:r>
+        <w:rPr>
+          <w:rFonts w:ascii="Arial" w:hAnsi="Arial" w:cs="Arial"/>
+          <w:color w:val="000000" w:themeColor="text1"/>
+        </w:rPr>
+        <w:instrText xml:space="preserve"> SEQ Table \* ARABIC </w:instrText>
+      </w:r>
+      <w:r>
+        <w:rPr>
+          <w:rFonts w:ascii="Arial" w:hAnsi="Arial" w:cs="Arial"/>
+          <w:color w:val="000000" w:themeColor="text1"/>
+        </w:rPr>
+        <w:fldChar w:fldCharType="separate"/>
+      </w:r>
+      <w:r>
+        <w:rPr>
+          <w:rFonts w:ascii="Arial" w:hAnsi="Arial" w:cs="Arial"/>
+          <w:noProof/>
+          <w:color w:val="000000" w:themeColor="text1"/>
+        </w:rPr>
+        <w:t>3</w:t>
+      </w:r>
+      <w:r>
+        <w:rPr>
+          <w:rFonts w:ascii="Arial" w:hAnsi="Arial" w:cs="Arial"/>
+          <w:color w:val="000000" w:themeColor="text1"/>
+        </w:rPr>
+        <w:fldChar w:fldCharType="end"/>
+      </w:r>
+      <w:r>
+        <w:rPr>
+          <w:rFonts w:ascii="Arial" w:hAnsi="Arial" w:cs="Arial"/>
+          <w:color w:val="000000" w:themeColor="text1"/>
+        </w:rPr>
+        <w:t xml:space="preserve"> Model performance based on position weighting decision for DNF inclusive and exclusive models. No </w:t>
+      </w:r>
+      <w:proofErr w:type="spellStart"/>
+      <w:r>
+        <w:rPr>
+          <w:rFonts w:ascii="Arial" w:hAnsi="Arial" w:cs="Arial"/>
+          <w:color w:val="000000" w:themeColor="text1"/>
+        </w:rPr>
+        <w:t>signifncant</w:t>
+      </w:r>
+      <w:proofErr w:type="spellEnd"/>
+      <w:r>
+        <w:rPr>
+          <w:rFonts w:ascii="Arial" w:hAnsi="Arial" w:cs="Arial"/>
+          <w:color w:val="000000" w:themeColor="text1"/>
+        </w:rPr>
+        <w:t xml:space="preserve"> </w:t>
+      </w:r>
+      <w:proofErr w:type="spellStart"/>
+      <w:r>
+        <w:rPr>
+          <w:rFonts w:ascii="Arial" w:hAnsi="Arial" w:cs="Arial"/>
+          <w:color w:val="000000" w:themeColor="text1"/>
+        </w:rPr>
+        <w:t>perfromancme</w:t>
+      </w:r>
+      <w:proofErr w:type="spellEnd"/>
+      <w:r>
+        <w:rPr>
+          <w:rFonts w:ascii="Arial" w:hAnsi="Arial" w:cs="Arial"/>
+          <w:color w:val="000000" w:themeColor="text1"/>
+        </w:rPr>
+        <w:t xml:space="preserve"> difference realized </w:t>
+      </w:r>
+      <w:proofErr w:type="spellStart"/>
+      <w:r>
+        <w:rPr>
+          <w:rFonts w:ascii="Arial" w:hAnsi="Arial" w:cs="Arial"/>
+          <w:color w:val="000000" w:themeColor="text1"/>
+        </w:rPr>
+        <w:t>thruogh</w:t>
+      </w:r>
+      <w:proofErr w:type="spellEnd"/>
+      <w:r>
+        <w:rPr>
+          <w:rFonts w:ascii="Arial" w:hAnsi="Arial" w:cs="Arial"/>
+          <w:color w:val="000000" w:themeColor="text1"/>
+        </w:rPr>
+        <w:t xml:space="preserve"> current weighting system</w:t>
+      </w:r>
+    </w:p>
+    <w:p>
+      <w:pPr>
+        <w:jc w:val="center"/>
+      </w:pPr>
+      <w:r>
+        <w:rPr>
+          <w:noProof/>
+        </w:rPr>
+        <w:drawing>
+          <wp:inline distT="0" distB="0" distL="0" distR="0" wp14:anchorId="4A2C0FDC" wp14:editId="0555B5EC">
+            <wp:extent cx="4572000" cy="2457938"/>
+            <wp:effectExtent l="0" t="0" r="0" b="6350"/>
+            <wp:docPr id="1046699028" name="Picture 4"/>
+            <wp:cNvGraphicFramePr>
+              <a:graphicFrameLocks xmlns:a="http://schemas.openxmlformats.org/drawingml/2006/main" noChangeAspect="1"/>
+            </wp:cNvGraphicFramePr>
+            <a:graphic xmlns:a="http://schemas.openxmlformats.org/drawingml/2006/main">
+              <a:graphicData uri="http://schemas.openxmlformats.org/drawingml/2006/picture">
+                <pic:pic xmlns:pic="http://schemas.openxmlformats.org/drawingml/2006/picture">
+                  <pic:nvPicPr>
+                    <pic:cNvPr id="1046699028" name="Picture 1046699028"/>
+                    <pic:cNvPicPr/>
+                  </pic:nvPicPr>
+                  <pic:blipFill>
+                    <a:blip r:embed="rId28" cstate="print">
+                      <a:extLst>
+                        <a:ext uri="{28A0092B-C50C-407E-A947-70E740481C1C}">
+                          <a14:useLocalDpi xmlns:a14="http://schemas.microsoft.com/office/drawing/2010/main" val="0"/>
+                        </a:ext>
+                      </a:extLst>
+                    </a:blip>
+                    <a:stretch>
+                      <a:fillRect/>
+                    </a:stretch>
+                  </pic:blipFill>
+                  <pic:spPr>
+                    <a:xfrm>
+                      <a:off x="0" y="0"/>
+                      <a:ext cx="4572000" cy="2457938"/>
+                    </a:xfrm>
+                    <a:prstGeom prst="rect">
+                      <a:avLst/>
+                    </a:prstGeom>
+                  </pic:spPr>
+                </pic:pic>
+              </a:graphicData>
+            </a:graphic>
+          </wp:inline>
+        </w:drawing>
+      </w:r>
+    </w:p>
+    <w:p>
+      <w:pPr>
+        <w:jc w:val="center"/>
+      </w:pPr>
+    </w:p>
+    <w:p>
+      <w:r>
+        <w:t xml:space="preserve">While the design decision to weigh higher placed positions higher, the model performance remains largely consisting independent of position weights. There may be future opportunities to further tune the weights to index heavier on points positions. </w:t>
+      </w:r>
+    </w:p>
+    <w:p>
+      <w:pPr>
+        <w:jc w:val="center"/>
+      </w:pPr>
+    </w:p>
+    <w:p>
+      <w:pPr>
+        <w:pStyle w:val="Heading2"/>
+      </w:pPr>
+      <w:bookmarkStart w:id="23" w:name="_Toc203403173"/>
+      <w:r>
+        <w:t>Discussion</w:t>
+      </w:r>
+      <w:bookmarkEnd w:id="23"/>
+    </w:p>
+    <w:p>
+      <w:pPr>
+        <w:pStyle w:val="Heading3"/>
+      </w:pPr>
+      <w:bookmarkStart w:id="24" w:name="_Toc203403174"/>
+      <w:r>
+        <w:t>Model Discussion</w:t>
+      </w:r>
+      <w:bookmarkEnd w:id="24"/>
+    </w:p>
+    <w:p>
+      <w:r>
+        <w:t>The overall DNF-Excluded model has a strong predictive power with a Kendall’s coefficient of 0.62</w:t>
+      </w:r>
+      <w:r>
+        <w:t>5</w:t>
+      </w:r>
+      <w:r>
+        <w:t>.  This robustness instills confidence in the other derived conclusions. Measuring the coefficients of both drivers and constructors over time enables more informative inter-constructor driver comparisons</w:t>
+      </w:r>
+      <w:r>
+        <w:t>.</w:t>
+      </w:r>
+    </w:p>
+    <w:p>
+      <w:r>
+        <w:t xml:space="preserve">The </w:t>
+      </w:r>
+      <w:r>
+        <w:t>64</w:t>
+      </w:r>
+      <w:r>
+        <w:t xml:space="preserve">% variance explained by constructors, </w:t>
+      </w:r>
+      <w:r>
+        <w:t xml:space="preserve">along with </w:t>
+      </w:r>
+      <w:r>
+        <w:t xml:space="preserve">model metrics for qualification and logistic regression models, highlights the significant impact of constructors on driver finishing positions. The </w:t>
+      </w:r>
+      <w:r>
+        <w:lastRenderedPageBreak/>
+        <w:t>logistic model</w:t>
+      </w:r>
+      <w:proofErr w:type="gramStart"/>
+      <w:r>
+        <w:t xml:space="preserve">, in particular, </w:t>
+      </w:r>
+      <w:r>
+        <w:t>highlights</w:t>
+      </w:r>
+      <w:proofErr w:type="gramEnd"/>
+      <w:r>
+        <w:t xml:space="preserve"> the crucial role of constructors in determining cohort placements. Conversely, the qualification models emphasize the relative importance of drivers, suggesting potential value in incorporating qualification-informed models.</w:t>
+      </w:r>
+    </w:p>
+    <w:p>
+      <w:pPr>
+        <w:pStyle w:val="Heading3"/>
+      </w:pPr>
+      <w:bookmarkStart w:id="25" w:name="_Toc203403175"/>
+      <w:r>
+        <w:t>Model Extensibility</w:t>
+      </w:r>
+      <w:bookmarkEnd w:id="25"/>
+    </w:p>
+    <w:p>
+      <w:r>
+        <w:t>There are many opportunities to expand the modeling process outlined throughout this paper.  For the sake of interpretability, the current model only includes drivers and (parent) constructors as features. Incorporating additional features</w:t>
+      </w:r>
+      <w:r>
+        <w:t xml:space="preserve">, </w:t>
+      </w:r>
+      <w:r>
+        <w:t>such as circuit type and separating the engine and constructor components</w:t>
+      </w:r>
+      <w:r>
+        <w:t>,</w:t>
+      </w:r>
+      <w:r>
+        <w:t xml:space="preserve"> could enhance predictive accuracy. Moreover, the existing prediction process yields singular predictions. Implementing a bootstrapped model could provide probabilistic outcomes, thereby increasing the model's applicability to sports betting.</w:t>
+      </w:r>
+    </w:p>
+    <w:p>
+      <w:r>
+        <w:t>The presented methodology can also be extended to previous eras of Formula 1, allowing for cross-era comparisons. Expanding the model to cover earlier periods would likely necessitate recalibrating the time-decay factor to account for significant changes when engine regulations are altered. Given the impending new engine regulations in the 2026 Formula 1 season, it will be essential to recalibrate the model to maintain its relevance and accuracy.</w:t>
+      </w:r>
+    </w:p>
+    <w:p>
+      <w:r>
+        <w:t xml:space="preserve">The methodology can be extended </w:t>
+      </w:r>
+      <w:r>
+        <w:t>to other sports</w:t>
+      </w:r>
+      <w:r>
+        <w:t xml:space="preserve">, particularly </w:t>
+      </w:r>
+      <w:r>
+        <w:t>those related to racing</w:t>
+      </w:r>
+      <w:r>
+        <w:t xml:space="preserve">. </w:t>
+      </w:r>
+      <w:r>
+        <w:t>The methodology can largely be shifted over to horse racing, sailboat racing, and other motorsports. Extending the methodology to one-</w:t>
+      </w:r>
+      <w:r>
+        <w:t xml:space="preserve">make (spec) racing where </w:t>
+      </w:r>
+      <w:r>
+        <w:t xml:space="preserve">cars usually have the same chassis, powertrain, tires, brakes, and fuel would be an interesting contrast to </w:t>
+      </w:r>
+      <w:r>
+        <w:t xml:space="preserve">the analysis presented in this paper. For example, we would expect almost all the variance to be explained by drivers in Formula 2 </w:t>
+      </w:r>
+      <w:r>
+        <w:t xml:space="preserve">where all the chassis and </w:t>
+      </w:r>
+      <w:r>
+        <w:t xml:space="preserve">engines are the same. </w:t>
+      </w:r>
+      <w:r>
+        <w:t>Contrasting</w:t>
+      </w:r>
+      <w:r>
+        <w:t xml:space="preserve"> to semi-spec series such as IndyCar and Formula-E where chassis are the same, but power units can vary could provide </w:t>
+      </w:r>
+      <w:r>
+        <w:t xml:space="preserve">a unique perspective on the impact of the driver. </w:t>
+      </w:r>
+    </w:p>
+    <w:p>
+      <w:pPr>
+        <w:pStyle w:val="Heading3"/>
+      </w:pPr>
+      <w:bookmarkStart w:id="26" w:name="_Toc203403176"/>
+      <w:r>
+        <w:t>Applications &amp; Conclusions</w:t>
+      </w:r>
+      <w:bookmarkEnd w:id="26"/>
+    </w:p>
+    <w:p/>
+    <w:p>
+      <w:pPr>
+        <w:pStyle w:val="Caption"/>
+        <w:jc w:val="center"/>
+        <w:rPr>
+          <w:rFonts w:ascii="Arial" w:hAnsi="Arial" w:cs="Arial"/>
+          <w:color w:val="auto"/>
+        </w:rPr>
+      </w:pPr>
+      <w:r>
+        <w:rPr>
+          <w:rFonts w:ascii="Arial" w:hAnsi="Arial" w:cs="Arial"/>
+          <w:color w:val="auto"/>
+        </w:rPr>
+        <w:t xml:space="preserve">Table </w:t>
+      </w:r>
+      <w:r>
+        <w:rPr>
+          <w:rFonts w:ascii="Arial" w:hAnsi="Arial" w:cs="Arial"/>
+          <w:color w:val="auto"/>
+        </w:rPr>
+        <w:fldChar w:fldCharType="begin"/>
+      </w:r>
+      <w:r>
+        <w:rPr>
+          <w:rFonts w:ascii="Arial" w:hAnsi="Arial" w:cs="Arial"/>
+          <w:color w:val="auto"/>
+        </w:rPr>
+        <w:instrText xml:space="preserve"> SEQ Table \* ARABIC </w:instrText>
+      </w:r>
+      <w:r>
+        <w:rPr>
+          <w:rFonts w:ascii="Arial" w:hAnsi="Arial" w:cs="Arial"/>
+          <w:color w:val="auto"/>
+        </w:rPr>
+        <w:fldChar w:fldCharType="separate"/>
+      </w:r>
+      <w:r>
+        <w:rPr>
+          <w:rFonts w:ascii="Arial" w:hAnsi="Arial" w:cs="Arial"/>
+          <w:noProof/>
+          <w:color w:val="auto"/>
+        </w:rPr>
+        <w:t>4</w:t>
+      </w:r>
+      <w:r>
+        <w:rPr>
+          <w:rFonts w:ascii="Arial" w:hAnsi="Arial" w:cs="Arial"/>
+          <w:color w:val="auto"/>
+        </w:rPr>
+        <w:fldChar w:fldCharType="end"/>
+      </w:r>
+      <w:r>
+        <w:rPr>
+          <w:rFonts w:ascii="Arial" w:hAnsi="Arial" w:cs="Arial"/>
+          <w:color w:val="auto"/>
+        </w:rPr>
+        <w:t>: Top 10 Constructor/Driver composite rankings as of the end of the 2023 F1 Season. Composite ranking is defined as driver rating plus constructor rating. ± values represent a 95% confidence interval. Driver and constructor independence is assumed for the overall confidence interval</w:t>
+      </w:r>
+    </w:p>
+    <w:p>
+      <w:pPr>
+        <w:pStyle w:val="Caption"/>
         <w:keepNext/>
         <w:jc w:val="center"/>
       </w:pPr>
+    </w:p>
+    <w:p>
+      <w:pPr>
+        <w:keepNext/>
+        <w:jc w:val="center"/>
+      </w:pPr>
       <w:r>
         <w:rPr>
           <w:noProof/>
         </w:rPr>
         <w:drawing>
-          <wp:inline distT="0" distB="0" distL="0" distR="0" wp14:anchorId="2E41A168" wp14:editId="39E3E6A7">
+          <wp:inline distT="0" distB="0" distL="0" distR="0" wp14:anchorId="2E41A168" wp14:editId="73288122">
             <wp:extent cx="5943600" cy="5754930"/>
             <wp:effectExtent l="0" t="0" r="0" b="0"/>
             <wp:docPr id="1506329886" name="Picture 3"/>
@@ -9685,16 +10621,18 @@
                       <a:picLocks noChangeAspect="1" noChangeArrowheads="1"/>
                     </pic:cNvPicPr>
                   </pic:nvPicPr>
-                  <pic:blipFill rotWithShape="1">
-                    <a:blip r:embed="rId22" cstate="print">
+                  <pic:blipFill>
+                    <a:blip r:embed="rId29" cstate="print">
                       <a:extLst>
                         <a:ext uri="{28A0092B-C50C-407E-A947-70E740481C1C}">
                           <a14:useLocalDpi xmlns:a14="http://schemas.microsoft.com/office/drawing/2010/main" val="0"/>
                         </a:ext>
                       </a:extLst>
                     </a:blip>
-                    <a:srcRect l="17524" r="17511"/>
-                    <a:stretch/>
+                    <a:srcRect l="17490" r="17490"/>
+                    <a:stretch>
+                      <a:fillRect/>
+                    </a:stretch>
                   </pic:blipFill>
                   <pic:spPr bwMode="auto">
                     <a:xfrm>
@@ -9735,7 +10673,15 @@
         <w:t xml:space="preserve"> </w:t>
       </w:r>
       <w:r>
-        <w:t xml:space="preserve">we are able to capture point-time ratings for constructor/driver combinations </w:t>
+        <w:t xml:space="preserve">we </w:t>
+      </w:r>
+      <w:proofErr w:type="gramStart"/>
+      <w:r>
+        <w:t>are able to</w:t>
+      </w:r>
+      <w:proofErr w:type="gramEnd"/>
+      <w:r>
+        <w:t xml:space="preserve"> capture point-time ratings for constructor/driver combinations </w:t>
       </w:r>
       <w:r>
         <w:t xml:space="preserve">to predict race outcomes as highlighted in the table above. </w:t>
@@ -9760,11 +10706,11 @@
         </w:numPr>
         <w:ind w:left="720"/>
       </w:pPr>
-      <w:bookmarkStart w:id="19" w:name="_Toc172717675"/>
+      <w:bookmarkStart w:id="27" w:name="_Toc203403177"/>
       <w:r>
         <w:t>Acknowledgements</w:t>
       </w:r>
-      <w:bookmarkEnd w:id="19"/>
+      <w:bookmarkEnd w:id="27"/>
     </w:p>
     <w:p>
       <w:r>
@@ -9781,11 +10727,11 @@
         </w:numPr>
         <w:ind w:left="720"/>
       </w:pPr>
-      <w:bookmarkStart w:id="20" w:name="_Toc172717676"/>
+      <w:bookmarkStart w:id="28" w:name="_Toc203403178"/>
       <w:r>
         <w:t>References</w:t>
       </w:r>
-      <w:bookmarkEnd w:id="20"/>
+      <w:bookmarkEnd w:id="28"/>
     </w:p>
     <w:p>
       <w:r>
@@ -9839,7 +10785,15 @@
     </w:p>
     <w:p>
       <w:r>
-        <w:t>Jacoby, W.G., 2000. Loess:: a nonparametric, graphical tool for depicting relationships between variables. Electoral studies, 19(4), pp.577-613.</w:t>
+        <w:t xml:space="preserve">Jacoby, W.G., 2000. </w:t>
+      </w:r>
+      <w:proofErr w:type="gramStart"/>
+      <w:r>
+        <w:t>Loess::</w:t>
+      </w:r>
+      <w:proofErr w:type="gramEnd"/>
+      <w:r>
+        <w:t xml:space="preserve"> a nonparametric, graphical tool for depicting relationships between variables. Electoral studies, 19(4), pp.577-613.</w:t>
       </w:r>
     </w:p>
     <w:p>
@@ -9854,13 +10808,13 @@
       </w:r>
     </w:p>
     <w:p>
-      <w:r>
-        <w:t>Phillips, A. (2014) Uncovering Formula One driver performances from 1950 to 2013 by adjusting for team and competition effects. Journal of Quantitative Analysis in Sports, Vol. 10 (Issue 2), pp. 261-278. https://doi.org/10.1515/jqas-2013-0031</w:t>
-      </w:r>
-    </w:p>
-    <w:p>
-      <w:r>
-        <w:t>Rockerbie, D. W. and Easton, S. T. (2022) ‘Race to the podium: separating and conjoining the car and driver in F1 racing’, Applied Economics, 54(54), pp. 6272–6285. doi: 10.1080/00036846.2022.2083068.</w:t>
+      <w:proofErr w:type="spellStart"/>
+      <w:r>
+        <w:t>Rockerbie</w:t>
+      </w:r>
+      <w:proofErr w:type="spellEnd"/>
+      <w:r>
+        <w:t>, D. W. and Easton, S. T. (2022) ‘Race to the podium: separating and conjoining the car and driver in F1 racing’, Applied Economics, 54(54), pp. 6272–6285. doi: 10.1080/00036846.2022.2083068.</w:t>
       </w:r>
     </w:p>
     <w:p>
@@ -9883,7 +10837,7 @@
       <w:r>
         <w:t xml:space="preserve">van Kesteren, E. and Bergkamp, T. (2023) Bayesian analysis of Formula One race results: disentangling driver skill and constructor advantage. Journal of Quantitative Analysis in Sports, Vol. 19 (Issue 4), pp. 273-293. </w:t>
       </w:r>
-      <w:hyperlink r:id="rId23" w:history="1">
+      <w:hyperlink r:id="rId30" w:history="1">
         <w:r>
           <w:rPr>
             <w:rStyle w:val="Hyperlink"/>
@@ -9901,13 +10855,12 @@
         </w:numPr>
         <w:ind w:left="720"/>
       </w:pPr>
-      <w:bookmarkStart w:id="21" w:name="_Toc172717677"/>
+      <w:bookmarkStart w:id="29" w:name="_Toc203403179"/>
       <w:r>
         <w:t>Appendix</w:t>
       </w:r>
-      <w:bookmarkEnd w:id="21"/>
-    </w:p>
-    <w:p/>
+      <w:bookmarkEnd w:id="29"/>
+    </w:p>
     <w:p>
       <w:pPr>
         <w:pStyle w:val="Heading3"/>
@@ -9917,14 +10870,11 @@
         </w:numPr>
         <w:ind w:left="720"/>
       </w:pPr>
-      <w:bookmarkStart w:id="22" w:name="_Toc172717678"/>
-      <w:r>
-        <w:t xml:space="preserve">A1. Metrics by </w:t>
-      </w:r>
-      <w:r>
-        <w:t>Driver-Season Type</w:t>
-      </w:r>
-      <w:bookmarkEnd w:id="22"/>
+      <w:bookmarkStart w:id="30" w:name="_Toc203403180"/>
+      <w:r>
+        <w:t>A1. Time Decay Selection</w:t>
+      </w:r>
+      <w:bookmarkEnd w:id="30"/>
     </w:p>
     <w:p>
       <w:pPr>
@@ -9933,34 +10883,34 @@
         <w:jc w:val="center"/>
         <w:rPr>
           <w:rFonts w:ascii="Arial" w:hAnsi="Arial" w:cs="Arial"/>
-          <w:color w:val="auto"/>
-        </w:rPr>
-      </w:pPr>
-      <w:r>
-        <w:rPr>
-          <w:rFonts w:ascii="Arial" w:hAnsi="Arial" w:cs="Arial"/>
-          <w:color w:val="auto"/>
+          <w:color w:val="000000" w:themeColor="text1"/>
+        </w:rPr>
+      </w:pPr>
+      <w:r>
+        <w:rPr>
+          <w:rFonts w:ascii="Arial" w:hAnsi="Arial" w:cs="Arial"/>
+          <w:color w:val="000000" w:themeColor="text1"/>
         </w:rPr>
         <w:t xml:space="preserve">Table </w:t>
       </w:r>
       <w:r>
         <w:rPr>
           <w:rFonts w:ascii="Arial" w:hAnsi="Arial" w:cs="Arial"/>
-          <w:color w:val="auto"/>
+          <w:color w:val="000000" w:themeColor="text1"/>
         </w:rPr>
         <w:fldChar w:fldCharType="begin"/>
       </w:r>
       <w:r>
         <w:rPr>
           <w:rFonts w:ascii="Arial" w:hAnsi="Arial" w:cs="Arial"/>
-          <w:color w:val="auto"/>
+          <w:color w:val="000000" w:themeColor="text1"/>
         </w:rPr>
         <w:instrText xml:space="preserve"> SEQ Table \* ARABIC </w:instrText>
       </w:r>
       <w:r>
         <w:rPr>
           <w:rFonts w:ascii="Arial" w:hAnsi="Arial" w:cs="Arial"/>
-          <w:color w:val="auto"/>
+          <w:color w:val="000000" w:themeColor="text1"/>
         </w:rPr>
         <w:fldChar w:fldCharType="separate"/>
       </w:r>
@@ -9968,36 +10918,237 @@
         <w:rPr>
           <w:rFonts w:ascii="Arial" w:hAnsi="Arial" w:cs="Arial"/>
           <w:noProof/>
-          <w:color w:val="auto"/>
-        </w:rPr>
-        <w:t>4</w:t>
-      </w:r>
-      <w:r>
-        <w:rPr>
-          <w:rFonts w:ascii="Arial" w:hAnsi="Arial" w:cs="Arial"/>
-          <w:color w:val="auto"/>
+          <w:color w:val="000000" w:themeColor="text1"/>
+        </w:rPr>
+        <w:t>5</w:t>
+      </w:r>
+      <w:r>
+        <w:rPr>
+          <w:rFonts w:ascii="Arial" w:hAnsi="Arial" w:cs="Arial"/>
+          <w:color w:val="000000" w:themeColor="text1"/>
         </w:rPr>
         <w:fldChar w:fldCharType="end"/>
       </w:r>
       <w:r>
         <w:rPr>
           <w:rFonts w:ascii="Arial" w:hAnsi="Arial" w:cs="Arial"/>
-          <w:color w:val="auto"/>
-        </w:rPr>
-        <w:t>: Mean Absolute Error (MAE) by Driver Type. Driver predictions in seasons after they have switched teams are less robust than predictions when the team has stayed the same.</w:t>
-      </w:r>
-    </w:p>
-    <w:p>
-      <w:pPr>
+          <w:color w:val="000000" w:themeColor="text1"/>
+        </w:rPr>
+        <w:t xml:space="preserve"> Hyperparameter selection for time-decay </w:t>
+      </w:r>
+      <w:r>
+        <w:rPr>
+          <w:rFonts w:ascii="Arial" w:hAnsi="Arial" w:cs="Arial"/>
+          <w:color w:val="000000" w:themeColor="text1"/>
+        </w:rPr>
+        <w:t>season</w:t>
+      </w:r>
+      <w:r>
+        <w:rPr>
+          <w:rFonts w:ascii="Arial" w:hAnsi="Arial" w:cs="Arial"/>
+          <w:color w:val="000000" w:themeColor="text1"/>
+        </w:rPr>
+        <w:t xml:space="preserve"> and round parameters. Season decay factor of 0.75 and round decay of 0.0750 was chosen.</w:t>
+      </w:r>
+    </w:p>
+    <w:p>
+      <w:pPr>
+        <w:jc w:val="center"/>
+      </w:pPr>
+      <w:r>
+        <w:rPr>
+          <w:noProof/>
+        </w:rPr>
+        <w:drawing>
+          <wp:inline distT="0" distB="0" distL="0" distR="0" wp14:anchorId="5D4133DC" wp14:editId="1281EBDF">
+            <wp:extent cx="4571999" cy="3173591"/>
+            <wp:effectExtent l="0" t="0" r="635" b="1905"/>
+            <wp:docPr id="999873629" name="Picture 3"/>
+            <wp:cNvGraphicFramePr>
+              <a:graphicFrameLocks xmlns:a="http://schemas.openxmlformats.org/drawingml/2006/main" noChangeAspect="1"/>
+            </wp:cNvGraphicFramePr>
+            <a:graphic xmlns:a="http://schemas.openxmlformats.org/drawingml/2006/main">
+              <a:graphicData uri="http://schemas.openxmlformats.org/drawingml/2006/picture">
+                <pic:pic xmlns:pic="http://schemas.openxmlformats.org/drawingml/2006/picture">
+                  <pic:nvPicPr>
+                    <pic:cNvPr id="999873629" name="Picture 3"/>
+                    <pic:cNvPicPr/>
+                  </pic:nvPicPr>
+                  <pic:blipFill>
+                    <a:blip r:embed="rId31" cstate="print">
+                      <a:extLst>
+                        <a:ext uri="{28A0092B-C50C-407E-A947-70E740481C1C}">
+                          <a14:useLocalDpi xmlns:a14="http://schemas.microsoft.com/office/drawing/2010/main" val="0"/>
+                        </a:ext>
+                      </a:extLst>
+                    </a:blip>
+                    <a:stretch>
+                      <a:fillRect/>
+                    </a:stretch>
+                  </pic:blipFill>
+                  <pic:spPr>
+                    <a:xfrm>
+                      <a:off x="0" y="0"/>
+                      <a:ext cx="4571999" cy="3173591"/>
+                    </a:xfrm>
+                    <a:prstGeom prst="rect">
+                      <a:avLst/>
+                    </a:prstGeom>
+                  </pic:spPr>
+                </pic:pic>
+              </a:graphicData>
+            </a:graphic>
+          </wp:inline>
+        </w:drawing>
+      </w:r>
+    </w:p>
+    <w:p>
+      <w:pPr>
+        <w:keepNext/>
+      </w:pPr>
+    </w:p>
+    <w:p>
+      <w:r>
+        <w:t xml:space="preserve">The time-decay factor is chosen through a grid-search for both season and round level decay. A season decay factor of 0.75 and round decay of 0.075 was found to have the best performance by MAE. </w:t>
+      </w:r>
+      <w:r>
+        <w:t xml:space="preserve">Kendall Tau and </w:t>
+      </w:r>
+      <w:proofErr w:type="spellStart"/>
+      <w:r>
+        <w:t>nDCG</w:t>
+      </w:r>
+      <w:proofErr w:type="spellEnd"/>
+      <w:r>
+        <w:t xml:space="preserve"> were used as additional </w:t>
+      </w:r>
+      <w:r>
+        <w:t>guardrails</w:t>
+      </w:r>
+      <w:r>
+        <w:t xml:space="preserve"> for hyperparameter selection. </w:t>
+      </w:r>
+    </w:p>
+    <w:p>
+      <w:pPr>
+        <w:pStyle w:val="Heading3"/>
+        <w:numPr>
+          <w:ilvl w:val="0"/>
+          <w:numId w:val="0"/>
+        </w:numPr>
+        <w:ind w:left="720"/>
+      </w:pPr>
+    </w:p>
+    <w:p>
+      <w:pPr>
+        <w:pStyle w:val="Heading3"/>
+        <w:numPr>
+          <w:ilvl w:val="0"/>
+          <w:numId w:val="0"/>
+        </w:numPr>
+        <w:ind w:left="720"/>
+      </w:pPr>
+      <w:bookmarkStart w:id="31" w:name="_Toc203403181"/>
+      <w:commentRangeStart w:id="32"/>
+      <w:r>
+        <w:t>A</w:t>
+      </w:r>
+      <w:r>
+        <w:t>2</w:t>
+      </w:r>
+      <w:r>
+        <w:t xml:space="preserve">. Metrics by </w:t>
+      </w:r>
+      <w:r>
+        <w:t>Driver-Season Type</w:t>
+      </w:r>
+      <w:bookmarkEnd w:id="31"/>
+      <w:commentRangeEnd w:id="32"/>
+      <w:r>
+        <w:rPr>
+          <w:rStyle w:val="CommentReference"/>
+          <w:rFonts w:eastAsiaTheme="minorHAnsi"/>
+          <w:b w:val="0"/>
+          <w:bCs w:val="0"/>
+        </w:rPr>
+        <w:commentReference w:id="32"/>
+      </w:r>
+    </w:p>
+    <w:p>
+      <w:pPr>
+        <w:pStyle w:val="Caption"/>
         <w:keepNext/>
         <w:jc w:val="center"/>
-      </w:pPr>
-      <w:r>
-        <w:rPr>
+        <w:rPr>
+          <w:rFonts w:ascii="Arial" w:hAnsi="Arial" w:cs="Arial"/>
+          <w:color w:val="auto"/>
+        </w:rPr>
+      </w:pPr>
+      <w:bookmarkStart w:id="33" w:name="OLE_LINK1"/>
+      <w:r>
+        <w:rPr>
+          <w:rFonts w:ascii="Arial" w:hAnsi="Arial" w:cs="Arial"/>
+          <w:color w:val="auto"/>
+        </w:rPr>
+        <w:t xml:space="preserve">Table </w:t>
+      </w:r>
+      <w:r>
+        <w:rPr>
+          <w:rFonts w:ascii="Arial" w:hAnsi="Arial" w:cs="Arial"/>
+          <w:color w:val="auto"/>
+        </w:rPr>
+        <w:fldChar w:fldCharType="begin"/>
+      </w:r>
+      <w:r>
+        <w:rPr>
+          <w:rFonts w:ascii="Arial" w:hAnsi="Arial" w:cs="Arial"/>
+          <w:color w:val="auto"/>
+        </w:rPr>
+        <w:instrText xml:space="preserve"> SEQ Table \* ARABIC </w:instrText>
+      </w:r>
+      <w:r>
+        <w:rPr>
+          <w:rFonts w:ascii="Arial" w:hAnsi="Arial" w:cs="Arial"/>
+          <w:color w:val="auto"/>
+        </w:rPr>
+        <w:fldChar w:fldCharType="separate"/>
+      </w:r>
+      <w:r>
+        <w:rPr>
+          <w:rFonts w:ascii="Arial" w:hAnsi="Arial" w:cs="Arial"/>
           <w:noProof/>
+          <w:color w:val="auto"/>
+        </w:rPr>
+        <w:t>6</w:t>
+      </w:r>
+      <w:r>
+        <w:rPr>
+          <w:rFonts w:ascii="Arial" w:hAnsi="Arial" w:cs="Arial"/>
+          <w:color w:val="auto"/>
+        </w:rPr>
+        <w:fldChar w:fldCharType="end"/>
+      </w:r>
+      <w:r>
+        <w:rPr>
+          <w:rFonts w:ascii="Arial" w:hAnsi="Arial" w:cs="Arial"/>
+          <w:color w:val="auto"/>
+        </w:rPr>
+        <w:t>: Mean Absolute Error (MAE) by Driver Type. Driver predictions in seasons after they have switched teams are less robust than predictions when the team has stayed the same.</w:t>
+      </w:r>
+    </w:p>
+    <w:p>
+      <w:pPr>
+        <w:keepNext/>
+        <w:jc w:val="center"/>
+      </w:pPr>
+      <w:bookmarkStart w:id="34" w:name="OLE_LINK2"/>
+      <w:bookmarkEnd w:id="33"/>
+      <w:r>
+        <w:rPr>
+          <w:noProof/>
         </w:rPr>
         <w:drawing>
-          <wp:inline distT="0" distB="0" distL="0" distR="0" wp14:anchorId="4DBD23A4" wp14:editId="660CFFEC">
+          <wp:inline distT="0" distB="0" distL="0" distR="0" wp14:anchorId="4DBD23A4" wp14:editId="55AEE887">
             <wp:extent cx="2971800" cy="1626250"/>
             <wp:effectExtent l="0" t="0" r="0" b="0"/>
             <wp:docPr id="111138984" name="Picture 22"/>
@@ -10013,16 +11164,18 @@
                       <a:picLocks noChangeAspect="1" noChangeArrowheads="1"/>
                     </pic:cNvPicPr>
                   </pic:nvPicPr>
-                  <pic:blipFill rotWithShape="1">
-                    <a:blip r:embed="rId24" cstate="print">
+                  <pic:blipFill>
+                    <a:blip r:embed="rId32" cstate="print">
                       <a:extLst>
                         <a:ext uri="{28A0092B-C50C-407E-A947-70E740481C1C}">
                           <a14:useLocalDpi xmlns:a14="http://schemas.microsoft.com/office/drawing/2010/main" val="0"/>
                         </a:ext>
                       </a:extLst>
                     </a:blip>
-                    <a:srcRect l="30172" r="30407"/>
-                    <a:stretch/>
+                    <a:srcRect l="30296" r="30296"/>
+                    <a:stretch>
+                      <a:fillRect/>
+                    </a:stretch>
                   </pic:blipFill>
                   <pic:spPr bwMode="auto">
                     <a:xfrm>
@@ -10069,7 +11222,11 @@
         <w:t xml:space="preserve">As expected, the model is stronger at predicting the performance of teams staying with the same constructor than those </w:t>
       </w:r>
       <w:r>
-        <w:t xml:space="preserve">that have switched teams. </w:t>
+        <w:t xml:space="preserve">that have switched </w:t>
+      </w:r>
+      <w:bookmarkEnd w:id="34"/>
+      <w:r>
+        <w:t xml:space="preserve">teams. </w:t>
       </w:r>
       <w:r>
         <w:t xml:space="preserve">Counter-intuitively to that, we see that the error amongst new drivers altogether is </w:t>
@@ -10078,7 +11235,15 @@
         <w:t>better than the other categories.</w:t>
       </w:r>
       <w:r>
-        <w:t xml:space="preserve"> The lower error amongst that cohort can potentially by explained by the nature of the constructors new drivers go to. New drivers are </w:t>
+        <w:t xml:space="preserve"> The lower error amongst that cohort can potentially by explained by the nature of the </w:t>
+      </w:r>
+      <w:proofErr w:type="gramStart"/>
+      <w:r>
+        <w:t>constructors</w:t>
+      </w:r>
+      <w:proofErr w:type="gramEnd"/>
+      <w:r>
+        <w:t xml:space="preserve"> new drivers go to. New drivers are </w:t>
       </w:r>
       <w:r>
         <w:t xml:space="preserve">often going to </w:t>
@@ -10108,6 +11273,7 @@
         <w:t xml:space="preserve"> Ferrari). </w:t>
       </w:r>
     </w:p>
+    <w:p/>
     <w:p>
       <w:pPr>
         <w:pStyle w:val="Heading3"/>
@@ -10117,13 +11283,12 @@
         </w:numPr>
         <w:ind w:left="720"/>
       </w:pPr>
-      <w:bookmarkStart w:id="23" w:name="_Toc172717679"/>
-      <w:r>
-        <w:lastRenderedPageBreak/>
+      <w:bookmarkStart w:id="35" w:name="_Toc203403182"/>
+      <w:r>
         <w:t>A</w:t>
       </w:r>
       <w:r>
-        <w:t>2</w:t>
+        <w:t>3</w:t>
       </w:r>
       <w:r>
         <w:t xml:space="preserve">. </w:t>
@@ -10137,7 +11302,7 @@
       <w:r>
         <w:t xml:space="preserve"> Mapping</w:t>
       </w:r>
-      <w:bookmarkEnd w:id="23"/>
+      <w:bookmarkEnd w:id="35"/>
     </w:p>
     <w:p>
       <w:pPr>
@@ -10179,7 +11344,7 @@
                     </pic:cNvPicPr>
                   </pic:nvPicPr>
                   <pic:blipFill>
-                    <a:blip r:embed="rId25" cstate="print">
+                    <a:blip r:embed="rId33" cstate="print">
                       <a:extLst>
                         <a:ext uri="{28A0092B-C50C-407E-A947-70E740481C1C}">
                           <a14:useLocalDpi xmlns:a14="http://schemas.microsoft.com/office/drawing/2010/main" val="0"/>
@@ -10249,7 +11414,7 @@
           <w:noProof/>
           <w:color w:val="auto"/>
         </w:rPr>
-        <w:t>8</w:t>
+        <w:t>10</w:t>
       </w:r>
       <w:r>
         <w:rPr>
@@ -10275,12 +11440,12 @@
         </w:numPr>
         <w:ind w:left="720"/>
       </w:pPr>
-      <w:bookmarkStart w:id="24" w:name="_Toc172717680"/>
+      <w:bookmarkStart w:id="36" w:name="_Toc203403183"/>
       <w:r>
         <w:t>A</w:t>
       </w:r>
       <w:r>
-        <w:t>3</w:t>
+        <w:t>4</w:t>
       </w:r>
       <w:r>
         <w:t xml:space="preserve">. </w:t>
@@ -10294,7 +11459,7 @@
       <w:r>
         <w:t xml:space="preserve"> Ratings as of 2024 British GP</w:t>
       </w:r>
-      <w:bookmarkEnd w:id="24"/>
+      <w:bookmarkEnd w:id="36"/>
     </w:p>
     <w:p/>
     <w:p>
@@ -10312,6 +11477,7 @@
           <w:rFonts w:ascii="Arial" w:hAnsi="Arial" w:cs="Arial"/>
           <w:color w:val="auto"/>
         </w:rPr>
+        <w:lastRenderedPageBreak/>
         <w:t xml:space="preserve">Table </w:t>
       </w:r>
       <w:r>
@@ -10341,7 +11507,7 @@
           <w:noProof/>
           <w:color w:val="auto"/>
         </w:rPr>
-        <w:t>5</w:t>
+        <w:t>7</w:t>
       </w:r>
       <w:r>
         <w:rPr>
@@ -10368,9 +11534,9 @@
           <w:noProof/>
         </w:rPr>
         <w:drawing>
-          <wp:inline distT="0" distB="0" distL="0" distR="0" wp14:anchorId="6799AD91" wp14:editId="2F82A010">
-            <wp:extent cx="5943600" cy="2722245"/>
-            <wp:effectExtent l="0" t="0" r="0" b="1905"/>
+          <wp:inline distT="0" distB="0" distL="0" distR="0" wp14:anchorId="6799AD91" wp14:editId="31E267A5">
+            <wp:extent cx="5909733" cy="3869913"/>
+            <wp:effectExtent l="0" t="0" r="0" b="3810"/>
             <wp:docPr id="1957599217" name="Picture 7">
               <a:extLst xmlns:a="http://schemas.openxmlformats.org/drawingml/2006/main">
                 <a:ext uri="{FF2B5EF4-FFF2-40B4-BE49-F238E27FC236}">
@@ -10396,27 +11562,33 @@
                       <a:picLocks noChangeAspect="1"/>
                     </pic:cNvPicPr>
                   </pic:nvPicPr>
-                  <pic:blipFill>
-                    <a:blip r:embed="rId26" cstate="print">
+                  <pic:blipFill rotWithShape="1">
+                    <a:blip r:embed="rId34" cstate="print">
                       <a:extLst>
                         <a:ext uri="{28A0092B-C50C-407E-A947-70E740481C1C}">
                           <a14:useLocalDpi xmlns:a14="http://schemas.microsoft.com/office/drawing/2010/main" val="0"/>
                         </a:ext>
                       </a:extLst>
                     </a:blip>
-                    <a:srcRect t="463" b="463"/>
-                    <a:stretch>
-                      <a:fillRect/>
-                    </a:stretch>
+                    <a:srcRect l="15100" t="1589" r="14957" b="1589"/>
+                    <a:stretch/>
                   </pic:blipFill>
-                  <pic:spPr>
+                  <pic:spPr bwMode="auto">
                     <a:xfrm>
                       <a:off x="0" y="0"/>
-                      <a:ext cx="5943600" cy="2722245"/>
+                      <a:ext cx="5955261" cy="3899727"/>
                     </a:xfrm>
                     <a:prstGeom prst="rect">
                       <a:avLst/>
                     </a:prstGeom>
+                    <a:ln>
+                      <a:noFill/>
+                    </a:ln>
+                    <a:extLst>
+                      <a:ext uri="{53640926-AAD7-44D8-BBD7-CCE9431645EC}">
+                        <a14:shadowObscured xmlns:a14="http://schemas.microsoft.com/office/drawing/2010/main"/>
+                      </a:ext>
+                    </a:extLst>
                   </pic:spPr>
                 </pic:pic>
               </a:graphicData>
@@ -10471,7 +11643,7 @@
           <w:noProof/>
           <w:color w:val="auto"/>
         </w:rPr>
-        <w:t>6</w:t>
+        <w:t>8</w:t>
       </w:r>
       <w:r>
         <w:rPr>
@@ -10498,9 +11670,9 @@
           <w:noProof/>
         </w:rPr>
         <w:drawing>
-          <wp:inline distT="0" distB="0" distL="0" distR="0" wp14:anchorId="2837F3D7" wp14:editId="38FAD6EF">
+          <wp:inline distT="0" distB="0" distL="0" distR="0" wp14:anchorId="2837F3D7" wp14:editId="2CB32283">
             <wp:extent cx="5943600" cy="4921250"/>
-            <wp:effectExtent l="0" t="0" r="0" b="0"/>
+            <wp:effectExtent l="0" t="0" r="0" b="6350"/>
             <wp:docPr id="10" name="Picture 9">
               <a:extLst xmlns:a="http://schemas.openxmlformats.org/drawingml/2006/main">
                 <a:ext uri="{FF2B5EF4-FFF2-40B4-BE49-F238E27FC236}">
@@ -10527,14 +11699,14 @@
                     </pic:cNvPicPr>
                   </pic:nvPicPr>
                   <pic:blipFill>
-                    <a:blip r:embed="rId27" cstate="print">
+                    <a:blip r:embed="rId35" cstate="print">
                       <a:extLst>
                         <a:ext uri="{28A0092B-C50C-407E-A947-70E740481C1C}">
                           <a14:useLocalDpi xmlns:a14="http://schemas.microsoft.com/office/drawing/2010/main" val="0"/>
                         </a:ext>
                       </a:extLst>
                     </a:blip>
-                    <a:srcRect l="12011" r="12011"/>
+                    <a:srcRect l="11877" r="11877"/>
                     <a:stretch>
                       <a:fillRect/>
                     </a:stretch>
@@ -10602,7 +11774,7 @@
           <w:noProof/>
           <w:color w:val="auto"/>
         </w:rPr>
-        <w:t>7</w:t>
+        <w:t>9</w:t>
       </w:r>
       <w:r>
         <w:rPr>
@@ -10629,9 +11801,9 @@
           <w:noProof/>
         </w:rPr>
         <w:drawing>
-          <wp:inline distT="0" distB="0" distL="0" distR="0" wp14:anchorId="463C4C90" wp14:editId="15ED966A">
-            <wp:extent cx="5783738" cy="4469130"/>
-            <wp:effectExtent l="0" t="0" r="7620" b="7620"/>
+          <wp:inline distT="0" distB="0" distL="0" distR="0" wp14:anchorId="463C4C90" wp14:editId="564EEBA6">
+            <wp:extent cx="4047067" cy="3266166"/>
+            <wp:effectExtent l="0" t="0" r="4445" b="0"/>
             <wp:docPr id="7" name="Picture 6">
               <a:extLst xmlns:a="http://schemas.openxmlformats.org/drawingml/2006/main">
                 <a:ext uri="{FF2B5EF4-FFF2-40B4-BE49-F238E27FC236}">
@@ -10657,26 +11829,33 @@
                       <a:picLocks noChangeAspect="1"/>
                     </pic:cNvPicPr>
                   </pic:nvPicPr>
-                  <pic:blipFill>
-                    <a:blip r:embed="rId28" cstate="print">
+                  <pic:blipFill rotWithShape="1">
+                    <a:blip r:embed="rId36" cstate="print">
                       <a:extLst>
                         <a:ext uri="{28A0092B-C50C-407E-A947-70E740481C1C}">
                           <a14:useLocalDpi xmlns:a14="http://schemas.microsoft.com/office/drawing/2010/main" val="0"/>
                         </a:ext>
                       </a:extLst>
                     </a:blip>
-                    <a:stretch>
-                      <a:fillRect/>
-                    </a:stretch>
+                    <a:srcRect l="26797" r="26488"/>
+                    <a:stretch/>
                   </pic:blipFill>
-                  <pic:spPr>
+                  <pic:spPr bwMode="auto">
                     <a:xfrm>
                       <a:off x="0" y="0"/>
-                      <a:ext cx="5783738" cy="4469130"/>
+                      <a:ext cx="4080631" cy="3293254"/>
                     </a:xfrm>
                     <a:prstGeom prst="rect">
                       <a:avLst/>
                     </a:prstGeom>
+                    <a:ln>
+                      <a:noFill/>
+                    </a:ln>
+                    <a:extLst>
+                      <a:ext uri="{53640926-AAD7-44D8-BBD7-CCE9431645EC}">
+                        <a14:shadowObscured xmlns:a14="http://schemas.microsoft.com/office/drawing/2010/main"/>
+                      </a:ext>
+                    </a:extLst>
                   </pic:spPr>
                 </pic:pic>
               </a:graphicData>
@@ -10755,17 +11934,28 @@
         </w:numPr>
         <w:ind w:left="720" w:hanging="360"/>
       </w:pPr>
-      <w:bookmarkStart w:id="25" w:name="_Toc172717681"/>
+      <w:bookmarkStart w:id="37" w:name="_Toc203403184"/>
+      <w:commentRangeStart w:id="38"/>
       <w:r>
         <w:t>A</w:t>
       </w:r>
       <w:r>
-        <w:t>4</w:t>
+        <w:t>5</w:t>
       </w:r>
       <w:r>
         <w:t>. Driver/Constructor Coefficient/Ratings Trends 2014 - 2024 British GP</w:t>
       </w:r>
-      <w:bookmarkEnd w:id="25"/>
+      <w:commentRangeEnd w:id="38"/>
+      <w:r>
+        <w:rPr>
+          <w:rStyle w:val="CommentReference"/>
+          <w:rFonts w:eastAsiaTheme="minorHAnsi"/>
+          <w:b w:val="0"/>
+          <w:bCs w:val="0"/>
+        </w:rPr>
+        <w:commentReference w:id="38"/>
+      </w:r>
+      <w:bookmarkEnd w:id="37"/>
     </w:p>
     <w:p/>
     <w:p>
@@ -10776,9 +11966,10 @@
         <w:rPr>
           <w:noProof/>
         </w:rPr>
+        <w:lastRenderedPageBreak/>
         <w:drawing>
-          <wp:inline distT="0" distB="0" distL="0" distR="0" wp14:anchorId="55CB02C9" wp14:editId="0EF62909">
-            <wp:extent cx="5943600" cy="6884169"/>
+          <wp:inline distT="0" distB="0" distL="0" distR="0" wp14:anchorId="55CB02C9" wp14:editId="4FF3A590">
+            <wp:extent cx="5943600" cy="6813126"/>
             <wp:effectExtent l="0" t="0" r="0" b="0"/>
             <wp:docPr id="44" name="Picture 43">
               <a:extLst xmlns:a="http://schemas.openxmlformats.org/drawingml/2006/main">
@@ -10806,7 +11997,7 @@
                     </pic:cNvPicPr>
                   </pic:nvPicPr>
                   <pic:blipFill>
-                    <a:blip r:embed="rId29" cstate="print">
+                    <a:blip r:embed="rId37" cstate="print">
                       <a:extLst>
                         <a:ext uri="{28A0092B-C50C-407E-A947-70E740481C1C}">
                           <a14:useLocalDpi xmlns:a14="http://schemas.microsoft.com/office/drawing/2010/main" val="0"/>
@@ -10820,7 +12011,7 @@
                   <pic:spPr>
                     <a:xfrm>
                       <a:off x="0" y="0"/>
-                      <a:ext cx="5943600" cy="6884169"/>
+                      <a:ext cx="5943600" cy="6813126"/>
                     </a:xfrm>
                     <a:prstGeom prst="rect">
                       <a:avLst/>
@@ -10878,7 +12069,7 @@
           <w:noProof/>
           <w:color w:val="auto"/>
         </w:rPr>
-        <w:t>9</w:t>
+        <w:t>11</w:t>
       </w:r>
       <w:r>
         <w:rPr>
@@ -10905,9 +12096,9 @@
         </w:rPr>
         <w:lastRenderedPageBreak/>
         <w:drawing>
-          <wp:inline distT="0" distB="0" distL="0" distR="0" wp14:anchorId="0E5ABABC" wp14:editId="19C7218F">
-            <wp:extent cx="5943600" cy="7425899"/>
-            <wp:effectExtent l="0" t="0" r="0" b="3810"/>
+          <wp:inline distT="0" distB="0" distL="0" distR="0" wp14:anchorId="0E5ABABC" wp14:editId="12D28C12">
+            <wp:extent cx="5940719" cy="7425899"/>
+            <wp:effectExtent l="0" t="0" r="3175" b="3810"/>
             <wp:docPr id="26" name="Picture 25">
               <a:extLst xmlns:a="http://schemas.openxmlformats.org/drawingml/2006/main">
                 <a:ext uri="{FF2B5EF4-FFF2-40B4-BE49-F238E27FC236}">
@@ -10934,7 +12125,7 @@
                     </pic:cNvPicPr>
                   </pic:nvPicPr>
                   <pic:blipFill>
-                    <a:blip r:embed="rId30" cstate="print">
+                    <a:blip r:embed="rId38" cstate="print">
                       <a:extLst>
                         <a:ext uri="{28A0092B-C50C-407E-A947-70E740481C1C}">
                           <a14:useLocalDpi xmlns:a14="http://schemas.microsoft.com/office/drawing/2010/main" val="0"/>
@@ -10948,7 +12139,7 @@
                   <pic:spPr>
                     <a:xfrm>
                       <a:off x="0" y="0"/>
-                      <a:ext cx="5943600" cy="7425899"/>
+                      <a:ext cx="5940719" cy="7425899"/>
                     </a:xfrm>
                     <a:prstGeom prst="rect">
                       <a:avLst/>
@@ -10973,6 +12164,7 @@
           <w:color w:val="auto"/>
         </w:rPr>
       </w:pPr>
+      <w:commentRangeStart w:id="39"/>
       <w:r>
         <w:rPr>
           <w:rFonts w:ascii="Arial" w:hAnsi="Arial" w:cs="Arial"/>
@@ -11007,7 +12199,7 @@
           <w:noProof/>
           <w:color w:val="auto"/>
         </w:rPr>
-        <w:t>10</w:t>
+        <w:t>12</w:t>
       </w:r>
       <w:r>
         <w:rPr>
@@ -11023,9 +12215,19 @@
         </w:rPr>
         <w:t>: Constructor Ranking/Coefficient Trend 2014 - 2024 British GP. Shaded area represents a 95% confidence interval.</w:t>
       </w:r>
+      <w:commentRangeEnd w:id="39"/>
+      <w:r>
+        <w:rPr>
+          <w:rStyle w:val="CommentReference"/>
+          <w:i w:val="0"/>
+          <w:iCs w:val="0"/>
+          <w:color w:val="auto"/>
+        </w:rPr>
+        <w:commentReference w:id="39"/>
+      </w:r>
     </w:p>
     <w:sectPr>
-      <w:footerReference w:type="default" r:id="rId31"/>
+      <w:footerReference w:type="default" r:id="rId39"/>
       <w:pgSz w:w="12240" w:h="15840"/>
       <w:pgMar w:top="1440" w:right="1440" w:bottom="1440" w:left="1440" w:header="720" w:footer="720" w:gutter="0"/>
       <w:cols w:space="720"/>
@@ -11035,8 +12237,238 @@
 </w:document>
 </file>
 
+<file path=word/comments.xml><?xml version="1.0" encoding="utf-8"?>
+<w:comments xmlns:wpc="http://schemas.microsoft.com/office/word/2010/wordprocessingCanvas" xmlns:cx="http://schemas.microsoft.com/office/drawing/2014/chartex" xmlns:cx1="http://schemas.microsoft.com/office/drawing/2015/9/8/chartex" xmlns:cx2="http://schemas.microsoft.com/office/drawing/2015/10/21/chartex" xmlns:cx3="http://schemas.microsoft.com/office/drawing/2016/5/9/chartex" xmlns:cx4="http://schemas.microsoft.com/office/drawing/2016/5/10/chartex" xmlns:cx5="http://schemas.microsoft.com/office/drawing/2016/5/11/chartex" xmlns:cx6="http://schemas.microsoft.com/office/drawing/2016/5/12/chartex" xmlns:cx7="http://schemas.microsoft.com/office/drawing/2016/5/13/chartex" xmlns:cx8="http://schemas.microsoft.com/office/drawing/2016/5/14/chartex" xmlns:mc="http://schemas.openxmlformats.org/markup-compatibility/2006" xmlns:aink="http://schemas.microsoft.com/office/drawing/2016/ink" xmlns:am3d="http://schemas.microsoft.com/office/drawing/2017/model3d" xmlns:o="urn:schemas-microsoft-com:office:office" xmlns:oel="http://schemas.microsoft.com/office/2019/extlst" xmlns:r="http://schemas.openxmlformats.org/officeDocument/2006/relationships" xmlns:m="http://schemas.openxmlformats.org/officeDocument/2006/math" xmlns:v="urn:schemas-microsoft-com:vml" xmlns:wp14="http://schemas.microsoft.com/office/word/2010/wordprocessingDrawing" xmlns:wp="http://schemas.openxmlformats.org/drawingml/2006/wordprocessingDrawing" xmlns:w10="urn:schemas-microsoft-com:office:word" xmlns:w="http://schemas.openxmlformats.org/wordprocessingml/2006/main" xmlns:w14="http://schemas.microsoft.com/office/word/2010/wordml" xmlns:w15="http://schemas.microsoft.com/office/word/2012/wordml" xmlns:w16cex="http://schemas.microsoft.com/office/word/2018/wordml/cex" xmlns:w16cid="http://schemas.microsoft.com/office/word/2016/wordml/cid" xmlns:w16="http://schemas.microsoft.com/office/word/2018/wordml" xmlns:w16du="http://schemas.microsoft.com/office/word/2023/wordml/word16du" xmlns:w16sdtdh="http://schemas.microsoft.com/office/word/2020/wordml/sdtdatahash" xmlns:w16sdtfl="http://schemas.microsoft.com/office/word/2024/wordml/sdtformatlock" xmlns:w16se="http://schemas.microsoft.com/office/word/2015/wordml/symex" xmlns:wpg="http://schemas.microsoft.com/office/word/2010/wordprocessingGroup" xmlns:wpi="http://schemas.microsoft.com/office/word/2010/wordprocessingInk" xmlns:wne="http://schemas.microsoft.com/office/word/2006/wordml" xmlns:wps="http://schemas.microsoft.com/office/word/2010/wordprocessingShape" mc:Ignorable="w14 w15 w16se w16cid w16 w16cex w16sdtdh w16sdtfl w16du wp14">
+  <w:comment w:id="2" w:author="Saurabh Rane" w:date="2025-07-12T11:00:00Z" w:initials="SR">
+    <w:p>
+      <w:r>
+        <w:rPr>
+          <w:rStyle w:val="CommentReference"/>
+        </w:rPr>
+        <w:annotationRef/>
+      </w:r>
+      <w:r>
+        <w:rPr>
+          <w:color w:val="000000"/>
+          <w:sz w:val="20"/>
+          <w:szCs w:val="20"/>
+        </w:rPr>
+        <w:t>Validate number</w:t>
+      </w:r>
+    </w:p>
+  </w:comment>
+  <w:comment w:id="4" w:author="Saurabh Rane" w:date="2025-07-08T15:01:00Z" w:initials="SR">
+    <w:p>
+      <w:r>
+        <w:rPr>
+          <w:rStyle w:val="CommentReference"/>
+        </w:rPr>
+        <w:annotationRef/>
+      </w:r>
+      <w:r>
+        <w:rPr>
+          <w:color w:val="000000"/>
+          <w:sz w:val="20"/>
+          <w:szCs w:val="20"/>
+        </w:rPr>
+        <w:t>Talk about Philips paper</w:t>
+      </w:r>
+    </w:p>
+  </w:comment>
+  <w:comment w:id="6" w:author="Saurabh Rane" w:date="2025-07-08T15:02:00Z" w:initials="SR">
+    <w:p>
+      <w:r>
+        <w:rPr>
+          <w:rStyle w:val="CommentReference"/>
+        </w:rPr>
+        <w:annotationRef/>
+      </w:r>
+      <w:r>
+        <w:rPr>
+          <w:color w:val="000000"/>
+          <w:sz w:val="20"/>
+          <w:szCs w:val="20"/>
+        </w:rPr>
+        <w:t>Add figure to address exclusion of DNF</w:t>
+      </w:r>
+    </w:p>
+  </w:comment>
+  <w:comment w:id="7" w:author="Saurabh Rane" w:date="2025-07-12T11:22:00Z" w:initials="SR">
+    <w:p>
+      <w:r>
+        <w:rPr>
+          <w:rStyle w:val="CommentReference"/>
+        </w:rPr>
+        <w:annotationRef/>
+      </w:r>
+      <w:r>
+        <w:rPr>
+          <w:color w:val="000000"/>
+          <w:sz w:val="20"/>
+          <w:szCs w:val="20"/>
+        </w:rPr>
+        <w:t>Add reference to in later section on validity of points weighting</w:t>
+      </w:r>
+    </w:p>
+  </w:comment>
+  <w:comment w:id="10" w:author="Saurabh Rane" w:date="2025-07-08T15:04:00Z" w:initials="SR">
+    <w:p>
+      <w:r>
+        <w:rPr>
+          <w:rStyle w:val="CommentReference"/>
+        </w:rPr>
+        <w:annotationRef/>
+      </w:r>
+      <w:r>
+        <w:rPr>
+          <w:color w:val="000000"/>
+          <w:sz w:val="20"/>
+          <w:szCs w:val="20"/>
+        </w:rPr>
+        <w:t>Add item about time decay parameter selection</w:t>
+      </w:r>
+    </w:p>
+  </w:comment>
+  <w:comment w:id="15" w:author="Saurabh Rane" w:date="2025-07-11T18:17:00Z" w:initials="SR">
+    <w:p>
+      <w:r>
+        <w:rPr>
+          <w:rStyle w:val="CommentReference"/>
+        </w:rPr>
+        <w:annotationRef/>
+      </w:r>
+      <w:r>
+        <w:rPr>
+          <w:color w:val="000000"/>
+          <w:sz w:val="20"/>
+          <w:szCs w:val="20"/>
+        </w:rPr>
+        <w:t>Add in nDCG as consideration</w:t>
+      </w:r>
+    </w:p>
+  </w:comment>
+  <w:comment w:id="21" w:author="Saurabh Rane" w:date="2025-07-08T15:06:00Z" w:initials="SR">
+    <w:p>
+      <w:r>
+        <w:rPr>
+          <w:rStyle w:val="CommentReference"/>
+        </w:rPr>
+        <w:annotationRef/>
+      </w:r>
+      <w:r>
+        <w:rPr>
+          <w:color w:val="000000"/>
+          <w:sz w:val="20"/>
+          <w:szCs w:val="20"/>
+        </w:rPr>
+        <w:t>Commentary on Alonso</w:t>
+      </w:r>
+    </w:p>
+  </w:comment>
+  <w:comment w:id="32" w:author="Saurabh Rane" w:date="2025-07-14T22:52:00Z" w:initials="SR">
+    <w:p>
+      <w:r>
+        <w:rPr>
+          <w:rStyle w:val="CommentReference"/>
+        </w:rPr>
+        <w:annotationRef/>
+      </w:r>
+      <w:r>
+        <w:rPr>
+          <w:color w:val="000000"/>
+          <w:sz w:val="20"/>
+          <w:szCs w:val="20"/>
+        </w:rPr>
+        <w:t>Update MAE by Driver-Season</w:t>
+      </w:r>
+    </w:p>
+  </w:comment>
+  <w:comment w:id="38" w:author="Saurabh Rane" w:date="2025-07-14T16:29:00Z" w:initials="SR">
+    <w:p>
+      <w:r>
+        <w:rPr>
+          <w:rStyle w:val="CommentReference"/>
+        </w:rPr>
+        <w:annotationRef/>
+      </w:r>
+      <w:r>
+        <w:rPr>
+          <w:color w:val="000000"/>
+          <w:sz w:val="20"/>
+          <w:szCs w:val="20"/>
+        </w:rPr>
+        <w:t>Update Charts</w:t>
+      </w:r>
+    </w:p>
+  </w:comment>
+  <w:comment w:id="39" w:author="Saurabh Rane" w:date="2025-07-14T16:29:00Z" w:initials="SR">
+    <w:p>
+      <w:r>
+        <w:rPr>
+          <w:rStyle w:val="CommentReference"/>
+        </w:rPr>
+        <w:annotationRef/>
+      </w:r>
+      <w:r>
+        <w:rPr>
+          <w:color w:val="000000"/>
+          <w:sz w:val="20"/>
+          <w:szCs w:val="20"/>
+        </w:rPr>
+        <w:t>Update Charts</w:t>
+      </w:r>
+    </w:p>
+  </w:comment>
+</w:comments>
+</file>
+
+<file path=word/commentsExtended.xml><?xml version="1.0" encoding="utf-8"?>
+<w15:commentsEx xmlns:wpc="http://schemas.microsoft.com/office/word/2010/wordprocessingCanvas" xmlns:cx="http://schemas.microsoft.com/office/drawing/2014/chartex" xmlns:cx1="http://schemas.microsoft.com/office/drawing/2015/9/8/chartex" xmlns:cx2="http://schemas.microsoft.com/office/drawing/2015/10/21/chartex" xmlns:cx3="http://schemas.microsoft.com/office/drawing/2016/5/9/chartex" xmlns:cx4="http://schemas.microsoft.com/office/drawing/2016/5/10/chartex" xmlns:cx5="http://schemas.microsoft.com/office/drawing/2016/5/11/chartex" xmlns:cx6="http://schemas.microsoft.com/office/drawing/2016/5/12/chartex" xmlns:cx7="http://schemas.microsoft.com/office/drawing/2016/5/13/chartex" xmlns:cx8="http://schemas.microsoft.com/office/drawing/2016/5/14/chartex" xmlns:mc="http://schemas.openxmlformats.org/markup-compatibility/2006" xmlns:aink="http://schemas.microsoft.com/office/drawing/2016/ink" xmlns:am3d="http://schemas.microsoft.com/office/drawing/2017/model3d" xmlns:o="urn:schemas-microsoft-com:office:office" xmlns:oel="http://schemas.microsoft.com/office/2019/extlst" xmlns:r="http://schemas.openxmlformats.org/officeDocument/2006/relationships" xmlns:m="http://schemas.openxmlformats.org/officeDocument/2006/math" xmlns:v="urn:schemas-microsoft-com:vml" xmlns:wp14="http://schemas.microsoft.com/office/word/2010/wordprocessingDrawing" xmlns:wp="http://schemas.openxmlformats.org/drawingml/2006/wordprocessingDrawing" xmlns:w10="urn:schemas-microsoft-com:office:word" xmlns:w="http://schemas.openxmlformats.org/wordprocessingml/2006/main" xmlns:w14="http://schemas.microsoft.com/office/word/2010/wordml" xmlns:w15="http://schemas.microsoft.com/office/word/2012/wordml" xmlns:w16cex="http://schemas.microsoft.com/office/word/2018/wordml/cex" xmlns:w16cid="http://schemas.microsoft.com/office/word/2016/wordml/cid" xmlns:w16="http://schemas.microsoft.com/office/word/2018/wordml" xmlns:w16du="http://schemas.microsoft.com/office/word/2023/wordml/word16du" xmlns:w16sdtdh="http://schemas.microsoft.com/office/word/2020/wordml/sdtdatahash" xmlns:w16sdtfl="http://schemas.microsoft.com/office/word/2024/wordml/sdtformatlock" xmlns:w16se="http://schemas.microsoft.com/office/word/2015/wordml/symex" xmlns:wpg="http://schemas.microsoft.com/office/word/2010/wordprocessingGroup" xmlns:wpi="http://schemas.microsoft.com/office/word/2010/wordprocessingInk" xmlns:wne="http://schemas.microsoft.com/office/word/2006/wordml" xmlns:wps="http://schemas.microsoft.com/office/word/2010/wordprocessingShape" mc:Ignorable="w14 w15 w16se w16cid w16 w16cex w16sdtdh w16sdtfl w16du wp14">
+  <w15:commentEx w15:paraId="32225ED0" w15:done="1"/>
+  <w15:commentEx w15:paraId="2FE6128C" w15:done="1"/>
+  <w15:commentEx w15:paraId="380FAD3E" w15:done="1"/>
+  <w15:commentEx w15:paraId="51891760" w15:done="1"/>
+  <w15:commentEx w15:paraId="32AAD01F" w15:done="1"/>
+  <w15:commentEx w15:paraId="64AD6308" w15:done="1"/>
+  <w15:commentEx w15:paraId="6DD9CDC6" w15:done="1"/>
+  <w15:commentEx w15:paraId="5CDDED9F" w15:done="1"/>
+  <w15:commentEx w15:paraId="00649800" w15:done="1"/>
+  <w15:commentEx w15:paraId="731CB766" w15:done="1"/>
+</w15:commentsEx>
+</file>
+
+<file path=word/commentsExtensible.xml><?xml version="1.0" encoding="utf-8"?>
+<w16cex:commentsExtensible xmlns:wpc="http://schemas.microsoft.com/office/word/2010/wordprocessingCanvas" xmlns:cx="http://schemas.microsoft.com/office/drawing/2014/chartex" xmlns:cx1="http://schemas.microsoft.com/office/drawing/2015/9/8/chartex" xmlns:cx2="http://schemas.microsoft.com/office/drawing/2015/10/21/chartex" xmlns:cx3="http://schemas.microsoft.com/office/drawing/2016/5/9/chartex" xmlns:cx4="http://schemas.microsoft.com/office/drawing/2016/5/10/chartex" xmlns:cx5="http://schemas.microsoft.com/office/drawing/2016/5/11/chartex" xmlns:cx6="http://schemas.microsoft.com/office/drawing/2016/5/12/chartex" xmlns:cx7="http://schemas.microsoft.com/office/drawing/2016/5/13/chartex" xmlns:cx8="http://schemas.microsoft.com/office/drawing/2016/5/14/chartex" xmlns:cr="http://schemas.microsoft.com/office/comments/2020/reactions" xmlns:mc="http://schemas.openxmlformats.org/markup-compatibility/2006" xmlns:aink="http://schemas.microsoft.com/office/drawing/2016/ink" xmlns:am3d="http://schemas.microsoft.com/office/drawing/2017/model3d" xmlns:o="urn:schemas-microsoft-com:office:office" xmlns:oel="http://schemas.microsoft.com/office/2019/extlst" xmlns:r="http://schemas.openxmlformats.org/officeDocument/2006/relationships" xmlns:m="http://schemas.openxmlformats.org/officeDocument/2006/math" xmlns:v="urn:schemas-microsoft-com:vml" xmlns:wp14="http://schemas.microsoft.com/office/word/2010/wordprocessingDrawing" xmlns:wp="http://schemas.openxmlformats.org/drawingml/2006/wordprocessingDrawing" xmlns:w10="urn:schemas-microsoft-com:office:word" xmlns:w="http://schemas.openxmlformats.org/wordprocessingml/2006/main" xmlns:w14="http://schemas.microsoft.com/office/word/2010/wordml" xmlns:w15="http://schemas.microsoft.com/office/word/2012/wordml" xmlns:w16cex="http://schemas.microsoft.com/office/word/2018/wordml/cex" xmlns:w16cid="http://schemas.microsoft.com/office/word/2016/wordml/cid" xmlns:w16="http://schemas.microsoft.com/office/word/2018/wordml" xmlns:w16du="http://schemas.microsoft.com/office/word/2023/wordml/word16du" xmlns:w16sdtdh="http://schemas.microsoft.com/office/word/2020/wordml/sdtdatahash" xmlns:w16sdtfl="http://schemas.microsoft.com/office/word/2024/wordml/sdtformatlock" xmlns:w16se="http://schemas.microsoft.com/office/word/2015/wordml/symex" xmlns:wpg="http://schemas.microsoft.com/office/word/2010/wordprocessingGroup" xmlns:wpi="http://schemas.microsoft.com/office/word/2010/wordprocessingInk" xmlns:wne="http://schemas.microsoft.com/office/word/2006/wordml" xmlns:wps="http://schemas.microsoft.com/office/word/2010/wordprocessingShape" mc:Ignorable="w14 w15 w16se w16cid w16 w16cex w16sdtdh w16sdtfl cr w16du wp14">
+  <w16cex:commentExtensible w16cex:durableId="05EC8475" w16cex:dateUtc="2025-07-12T15:00:00Z"/>
+  <w16cex:commentExtensible w16cex:durableId="27D33B88" w16cex:dateUtc="2025-07-08T19:01:00Z"/>
+  <w16cex:commentExtensible w16cex:durableId="6775E508" w16cex:dateUtc="2025-07-08T19:02:00Z"/>
+  <w16cex:commentExtensible w16cex:durableId="1EFD6F90" w16cex:dateUtc="2025-07-12T15:22:00Z"/>
+  <w16cex:commentExtensible w16cex:durableId="46F8B2B6" w16cex:dateUtc="2025-07-08T19:04:00Z"/>
+  <w16cex:commentExtensible w16cex:durableId="415E5C80" w16cex:dateUtc="2025-07-11T22:17:00Z"/>
+  <w16cex:commentExtensible w16cex:durableId="16A47A0C" w16cex:dateUtc="2025-07-08T19:06:00Z"/>
+  <w16cex:commentExtensible w16cex:durableId="408AA7F5" w16cex:dateUtc="2025-07-15T02:52:00Z"/>
+  <w16cex:commentExtensible w16cex:durableId="41BB12FD" w16cex:dateUtc="2025-07-14T20:29:00Z"/>
+  <w16cex:commentExtensible w16cex:durableId="7A7DADD5" w16cex:dateUtc="2025-07-14T20:29:00Z"/>
+</w16cex:commentsExtensible>
+</file>
+
+<file path=word/commentsIds.xml><?xml version="1.0" encoding="utf-8"?>
+<w16cid:commentsIds xmlns:wpc="http://schemas.microsoft.com/office/word/2010/wordprocessingCanvas" xmlns:cx="http://schemas.microsoft.com/office/drawing/2014/chartex" xmlns:cx1="http://schemas.microsoft.com/office/drawing/2015/9/8/chartex" xmlns:cx2="http://schemas.microsoft.com/office/drawing/2015/10/21/chartex" xmlns:cx3="http://schemas.microsoft.com/office/drawing/2016/5/9/chartex" xmlns:cx4="http://schemas.microsoft.com/office/drawing/2016/5/10/chartex" xmlns:cx5="http://schemas.microsoft.com/office/drawing/2016/5/11/chartex" xmlns:cx6="http://schemas.microsoft.com/office/drawing/2016/5/12/chartex" xmlns:cx7="http://schemas.microsoft.com/office/drawing/2016/5/13/chartex" xmlns:cx8="http://schemas.microsoft.com/office/drawing/2016/5/14/chartex" xmlns:mc="http://schemas.openxmlformats.org/markup-compatibility/2006" xmlns:aink="http://schemas.microsoft.com/office/drawing/2016/ink" xmlns:am3d="http://schemas.microsoft.com/office/drawing/2017/model3d" xmlns:o="urn:schemas-microsoft-com:office:office" xmlns:oel="http://schemas.microsoft.com/office/2019/extlst" xmlns:r="http://schemas.openxmlformats.org/officeDocument/2006/relationships" xmlns:m="http://schemas.openxmlformats.org/officeDocument/2006/math" xmlns:v="urn:schemas-microsoft-com:vml" xmlns:wp14="http://schemas.microsoft.com/office/word/2010/wordprocessingDrawing" xmlns:wp="http://schemas.openxmlformats.org/drawingml/2006/wordprocessingDrawing" xmlns:w10="urn:schemas-microsoft-com:office:word" xmlns:w="http://schemas.openxmlformats.org/wordprocessingml/2006/main" xmlns:w14="http://schemas.microsoft.com/office/word/2010/wordml" xmlns:w15="http://schemas.microsoft.com/office/word/2012/wordml" xmlns:w16cex="http://schemas.microsoft.com/office/word/2018/wordml/cex" xmlns:w16cid="http://schemas.microsoft.com/office/word/2016/wordml/cid" xmlns:w16="http://schemas.microsoft.com/office/word/2018/wordml" xmlns:w16du="http://schemas.microsoft.com/office/word/2023/wordml/word16du" xmlns:w16sdtdh="http://schemas.microsoft.com/office/word/2020/wordml/sdtdatahash" xmlns:w16sdtfl="http://schemas.microsoft.com/office/word/2024/wordml/sdtformatlock" xmlns:w16se="http://schemas.microsoft.com/office/word/2015/wordml/symex" xmlns:wpg="http://schemas.microsoft.com/office/word/2010/wordprocessingGroup" xmlns:wpi="http://schemas.microsoft.com/office/word/2010/wordprocessingInk" xmlns:wne="http://schemas.microsoft.com/office/word/2006/wordml" xmlns:wps="http://schemas.microsoft.com/office/word/2010/wordprocessingShape" mc:Ignorable="w14 w15 w16se w16cid w16 w16cex w16sdtdh w16sdtfl w16du wp14">
+  <w16cid:commentId w16cid:paraId="32225ED0" w16cid:durableId="05EC8475"/>
+  <w16cid:commentId w16cid:paraId="2FE6128C" w16cid:durableId="27D33B88"/>
+  <w16cid:commentId w16cid:paraId="380FAD3E" w16cid:durableId="6775E508"/>
+  <w16cid:commentId w16cid:paraId="51891760" w16cid:durableId="1EFD6F90"/>
+  <w16cid:commentId w16cid:paraId="32AAD01F" w16cid:durableId="46F8B2B6"/>
+  <w16cid:commentId w16cid:paraId="64AD6308" w16cid:durableId="415E5C80"/>
+  <w16cid:commentId w16cid:paraId="6DD9CDC6" w16cid:durableId="16A47A0C"/>
+  <w16cid:commentId w16cid:paraId="5CDDED9F" w16cid:durableId="408AA7F5"/>
+  <w16cid:commentId w16cid:paraId="00649800" w16cid:durableId="41BB12FD"/>
+  <w16cid:commentId w16cid:paraId="731CB766" w16cid:durableId="7A7DADD5"/>
+</w16cid:commentsIds>
+</file>
+
 <file path=word/endnotes.xml><?xml version="1.0" encoding="utf-8"?>
-<w:endnotes xmlns:wpc="http://schemas.microsoft.com/office/word/2010/wordprocessingCanvas" xmlns:cx="http://schemas.microsoft.com/office/drawing/2014/chartex" xmlns:cx1="http://schemas.microsoft.com/office/drawing/2015/9/8/chartex" xmlns:cx2="http://schemas.microsoft.com/office/drawing/2015/10/21/chartex" xmlns:cx3="http://schemas.microsoft.com/office/drawing/2016/5/9/chartex" xmlns:cx4="http://schemas.microsoft.com/office/drawing/2016/5/10/chartex" xmlns:cx5="http://schemas.microsoft.com/office/drawing/2016/5/11/chartex" xmlns:cx6="http://schemas.microsoft.com/office/drawing/2016/5/12/chartex" xmlns:cx7="http://schemas.microsoft.com/office/drawing/2016/5/13/chartex" xmlns:cx8="http://schemas.microsoft.com/office/drawing/2016/5/14/chartex" xmlns:mc="http://schemas.openxmlformats.org/markup-compatibility/2006" xmlns:aink="http://schemas.microsoft.com/office/drawing/2016/ink" xmlns:am3d="http://schemas.microsoft.com/office/drawing/2017/model3d" xmlns:o="urn:schemas-microsoft-com:office:office" xmlns:oel="http://schemas.microsoft.com/office/2019/extlst" xmlns:r="http://schemas.openxmlformats.org/officeDocument/2006/relationships" xmlns:m="http://schemas.openxmlformats.org/officeDocument/2006/math" xmlns:v="urn:schemas-microsoft-com:vml" xmlns:wp14="http://schemas.microsoft.com/office/word/2010/wordprocessingDrawing" xmlns:wp="http://schemas.openxmlformats.org/drawingml/2006/wordprocessingDrawing" xmlns:w10="urn:schemas-microsoft-com:office:word" xmlns:w="http://schemas.openxmlformats.org/wordprocessingml/2006/main" xmlns:w14="http://schemas.microsoft.com/office/word/2010/wordml" xmlns:w15="http://schemas.microsoft.com/office/word/2012/wordml" xmlns:w16cex="http://schemas.microsoft.com/office/word/2018/wordml/cex" xmlns:w16cid="http://schemas.microsoft.com/office/word/2016/wordml/cid" xmlns:w16="http://schemas.microsoft.com/office/word/2018/wordml" xmlns:w16du="http://schemas.microsoft.com/office/word/2023/wordml/word16du" xmlns:w16sdtdh="http://schemas.microsoft.com/office/word/2020/wordml/sdtdatahash" xmlns:w16se="http://schemas.microsoft.com/office/word/2015/wordml/symex" xmlns:wpg="http://schemas.microsoft.com/office/word/2010/wordprocessingGroup" xmlns:wpi="http://schemas.microsoft.com/office/word/2010/wordprocessingInk" xmlns:wne="http://schemas.microsoft.com/office/word/2006/wordml" xmlns:wps="http://schemas.microsoft.com/office/word/2010/wordprocessingShape" mc:Ignorable="w14 w15 w16se w16cid w16 w16cex w16sdtdh w16du wp14">
+<w:endnotes xmlns:wpc="http://schemas.microsoft.com/office/word/2010/wordprocessingCanvas" xmlns:cx="http://schemas.microsoft.com/office/drawing/2014/chartex" xmlns:cx1="http://schemas.microsoft.com/office/drawing/2015/9/8/chartex" xmlns:cx2="http://schemas.microsoft.com/office/drawing/2015/10/21/chartex" xmlns:cx3="http://schemas.microsoft.com/office/drawing/2016/5/9/chartex" xmlns:cx4="http://schemas.microsoft.com/office/drawing/2016/5/10/chartex" xmlns:cx5="http://schemas.microsoft.com/office/drawing/2016/5/11/chartex" xmlns:cx6="http://schemas.microsoft.com/office/drawing/2016/5/12/chartex" xmlns:cx7="http://schemas.microsoft.com/office/drawing/2016/5/13/chartex" xmlns:cx8="http://schemas.microsoft.com/office/drawing/2016/5/14/chartex" xmlns:mc="http://schemas.openxmlformats.org/markup-compatibility/2006" xmlns:aink="http://schemas.microsoft.com/office/drawing/2016/ink" xmlns:am3d="http://schemas.microsoft.com/office/drawing/2017/model3d" xmlns:o="urn:schemas-microsoft-com:office:office" xmlns:oel="http://schemas.microsoft.com/office/2019/extlst" xmlns:r="http://schemas.openxmlformats.org/officeDocument/2006/relationships" xmlns:m="http://schemas.openxmlformats.org/officeDocument/2006/math" xmlns:v="urn:schemas-microsoft-com:vml" xmlns:wp14="http://schemas.microsoft.com/office/word/2010/wordprocessingDrawing" xmlns:wp="http://schemas.openxmlformats.org/drawingml/2006/wordprocessingDrawing" xmlns:w10="urn:schemas-microsoft-com:office:word" xmlns:w="http://schemas.openxmlformats.org/wordprocessingml/2006/main" xmlns:w14="http://schemas.microsoft.com/office/word/2010/wordml" xmlns:w15="http://schemas.microsoft.com/office/word/2012/wordml" xmlns:w16cex="http://schemas.microsoft.com/office/word/2018/wordml/cex" xmlns:w16cid="http://schemas.microsoft.com/office/word/2016/wordml/cid" xmlns:w16="http://schemas.microsoft.com/office/word/2018/wordml" xmlns:w16du="http://schemas.microsoft.com/office/word/2023/wordml/word16du" xmlns:w16sdtdh="http://schemas.microsoft.com/office/word/2020/wordml/sdtdatahash" xmlns:w16sdtfl="http://schemas.microsoft.com/office/word/2024/wordml/sdtformatlock" xmlns:w16se="http://schemas.microsoft.com/office/word/2015/wordml/symex" xmlns:wpg="http://schemas.microsoft.com/office/word/2010/wordprocessingGroup" xmlns:wpi="http://schemas.microsoft.com/office/word/2010/wordprocessingInk" xmlns:wne="http://schemas.microsoft.com/office/word/2006/wordml" xmlns:wps="http://schemas.microsoft.com/office/word/2010/wordprocessingShape" mc:Ignorable="w14 w15 w16se w16cid w16 w16cex w16sdtdh w16sdtfl w16du wp14">
   <w:endnote w:type="separator" w:id="-1">
     <w:p>
       <w:pPr>
@@ -11061,7 +12493,7 @@
 </file>
 
 <file path=word/footer1.xml><?xml version="1.0" encoding="utf-8"?>
-<w:ftr xmlns:wpc="http://schemas.microsoft.com/office/word/2010/wordprocessingCanvas" xmlns:cx="http://schemas.microsoft.com/office/drawing/2014/chartex" xmlns:cx1="http://schemas.microsoft.com/office/drawing/2015/9/8/chartex" xmlns:cx2="http://schemas.microsoft.com/office/drawing/2015/10/21/chartex" xmlns:cx3="http://schemas.microsoft.com/office/drawing/2016/5/9/chartex" xmlns:cx4="http://schemas.microsoft.com/office/drawing/2016/5/10/chartex" xmlns:cx5="http://schemas.microsoft.com/office/drawing/2016/5/11/chartex" xmlns:cx6="http://schemas.microsoft.com/office/drawing/2016/5/12/chartex" xmlns:cx7="http://schemas.microsoft.com/office/drawing/2016/5/13/chartex" xmlns:cx8="http://schemas.microsoft.com/office/drawing/2016/5/14/chartex" xmlns:mc="http://schemas.openxmlformats.org/markup-compatibility/2006" xmlns:aink="http://schemas.microsoft.com/office/drawing/2016/ink" xmlns:am3d="http://schemas.microsoft.com/office/drawing/2017/model3d" xmlns:o="urn:schemas-microsoft-com:office:office" xmlns:oel="http://schemas.microsoft.com/office/2019/extlst" xmlns:r="http://schemas.openxmlformats.org/officeDocument/2006/relationships" xmlns:m="http://schemas.openxmlformats.org/officeDocument/2006/math" xmlns:v="urn:schemas-microsoft-com:vml" xmlns:wp14="http://schemas.microsoft.com/office/word/2010/wordprocessingDrawing" xmlns:wp="http://schemas.openxmlformats.org/drawingml/2006/wordprocessingDrawing" xmlns:w10="urn:schemas-microsoft-com:office:word" xmlns:w="http://schemas.openxmlformats.org/wordprocessingml/2006/main" xmlns:w14="http://schemas.microsoft.com/office/word/2010/wordml" xmlns:w15="http://schemas.microsoft.com/office/word/2012/wordml" xmlns:w16cex="http://schemas.microsoft.com/office/word/2018/wordml/cex" xmlns:w16cid="http://schemas.microsoft.com/office/word/2016/wordml/cid" xmlns:w16="http://schemas.microsoft.com/office/word/2018/wordml" xmlns:w16du="http://schemas.microsoft.com/office/word/2023/wordml/word16du" xmlns:w16sdtdh="http://schemas.microsoft.com/office/word/2020/wordml/sdtdatahash" xmlns:w16se="http://schemas.microsoft.com/office/word/2015/wordml/symex" xmlns:wpg="http://schemas.microsoft.com/office/word/2010/wordprocessingGroup" xmlns:wpi="http://schemas.microsoft.com/office/word/2010/wordprocessingInk" xmlns:wne="http://schemas.microsoft.com/office/word/2006/wordml" xmlns:wps="http://schemas.microsoft.com/office/word/2010/wordprocessingShape" mc:Ignorable="w14 w15 w16se w16cid w16 w16cex w16sdtdh w16du wp14">
+<w:ftr xmlns:wpc="http://schemas.microsoft.com/office/word/2010/wordprocessingCanvas" xmlns:cx="http://schemas.microsoft.com/office/drawing/2014/chartex" xmlns:cx1="http://schemas.microsoft.com/office/drawing/2015/9/8/chartex" xmlns:cx2="http://schemas.microsoft.com/office/drawing/2015/10/21/chartex" xmlns:cx3="http://schemas.microsoft.com/office/drawing/2016/5/9/chartex" xmlns:cx4="http://schemas.microsoft.com/office/drawing/2016/5/10/chartex" xmlns:cx5="http://schemas.microsoft.com/office/drawing/2016/5/11/chartex" xmlns:cx6="http://schemas.microsoft.com/office/drawing/2016/5/12/chartex" xmlns:cx7="http://schemas.microsoft.com/office/drawing/2016/5/13/chartex" xmlns:cx8="http://schemas.microsoft.com/office/drawing/2016/5/14/chartex" xmlns:mc="http://schemas.openxmlformats.org/markup-compatibility/2006" xmlns:aink="http://schemas.microsoft.com/office/drawing/2016/ink" xmlns:am3d="http://schemas.microsoft.com/office/drawing/2017/model3d" xmlns:o="urn:schemas-microsoft-com:office:office" xmlns:oel="http://schemas.microsoft.com/office/2019/extlst" xmlns:r="http://schemas.openxmlformats.org/officeDocument/2006/relationships" xmlns:m="http://schemas.openxmlformats.org/officeDocument/2006/math" xmlns:v="urn:schemas-microsoft-com:vml" xmlns:wp14="http://schemas.microsoft.com/office/word/2010/wordprocessingDrawing" xmlns:wp="http://schemas.openxmlformats.org/drawingml/2006/wordprocessingDrawing" xmlns:w10="urn:schemas-microsoft-com:office:word" xmlns:w="http://schemas.openxmlformats.org/wordprocessingml/2006/main" xmlns:w14="http://schemas.microsoft.com/office/word/2010/wordml" xmlns:w15="http://schemas.microsoft.com/office/word/2012/wordml" xmlns:w16cex="http://schemas.microsoft.com/office/word/2018/wordml/cex" xmlns:w16cid="http://schemas.microsoft.com/office/word/2016/wordml/cid" xmlns:w16="http://schemas.microsoft.com/office/word/2018/wordml" xmlns:w16du="http://schemas.microsoft.com/office/word/2023/wordml/word16du" xmlns:w16sdtdh="http://schemas.microsoft.com/office/word/2020/wordml/sdtdatahash" xmlns:w16sdtfl="http://schemas.microsoft.com/office/word/2024/wordml/sdtformatlock" xmlns:w16se="http://schemas.microsoft.com/office/word/2015/wordml/symex" xmlns:wpg="http://schemas.microsoft.com/office/word/2010/wordprocessingGroup" xmlns:wpi="http://schemas.microsoft.com/office/word/2010/wordprocessingInk" xmlns:wne="http://schemas.microsoft.com/office/word/2006/wordml" xmlns:wps="http://schemas.microsoft.com/office/word/2010/wordprocessingShape" mc:Ignorable="w14 w15 w16se w16cid w16 w16cex w16sdtdh w16sdtfl w16du wp14">
   <w:sdt>
     <w:sdtPr>
       <w:id w:val="-1609965600"/>
@@ -11114,7 +12546,7 @@
 </file>
 
 <file path=word/footnotes.xml><?xml version="1.0" encoding="utf-8"?>
-<w:footnotes xmlns:wpc="http://schemas.microsoft.com/office/word/2010/wordprocessingCanvas" xmlns:cx="http://schemas.microsoft.com/office/drawing/2014/chartex" xmlns:cx1="http://schemas.microsoft.com/office/drawing/2015/9/8/chartex" xmlns:cx2="http://schemas.microsoft.com/office/drawing/2015/10/21/chartex" xmlns:cx3="http://schemas.microsoft.com/office/drawing/2016/5/9/chartex" xmlns:cx4="http://schemas.microsoft.com/office/drawing/2016/5/10/chartex" xmlns:cx5="http://schemas.microsoft.com/office/drawing/2016/5/11/chartex" xmlns:cx6="http://schemas.microsoft.com/office/drawing/2016/5/12/chartex" xmlns:cx7="http://schemas.microsoft.com/office/drawing/2016/5/13/chartex" xmlns:cx8="http://schemas.microsoft.com/office/drawing/2016/5/14/chartex" xmlns:mc="http://schemas.openxmlformats.org/markup-compatibility/2006" xmlns:aink="http://schemas.microsoft.com/office/drawing/2016/ink" xmlns:am3d="http://schemas.microsoft.com/office/drawing/2017/model3d" xmlns:o="urn:schemas-microsoft-com:office:office" xmlns:oel="http://schemas.microsoft.com/office/2019/extlst" xmlns:r="http://schemas.openxmlformats.org/officeDocument/2006/relationships" xmlns:m="http://schemas.openxmlformats.org/officeDocument/2006/math" xmlns:v="urn:schemas-microsoft-com:vml" xmlns:wp14="http://schemas.microsoft.com/office/word/2010/wordprocessingDrawing" xmlns:wp="http://schemas.openxmlformats.org/drawingml/2006/wordprocessingDrawing" xmlns:w10="urn:schemas-microsoft-com:office:word" xmlns:w="http://schemas.openxmlformats.org/wordprocessingml/2006/main" xmlns:w14="http://schemas.microsoft.com/office/word/2010/wordml" xmlns:w15="http://schemas.microsoft.com/office/word/2012/wordml" xmlns:w16cex="http://schemas.microsoft.com/office/word/2018/wordml/cex" xmlns:w16cid="http://schemas.microsoft.com/office/word/2016/wordml/cid" xmlns:w16="http://schemas.microsoft.com/office/word/2018/wordml" xmlns:w16du="http://schemas.microsoft.com/office/word/2023/wordml/word16du" xmlns:w16sdtdh="http://schemas.microsoft.com/office/word/2020/wordml/sdtdatahash" xmlns:w16se="http://schemas.microsoft.com/office/word/2015/wordml/symex" xmlns:wpg="http://schemas.microsoft.com/office/word/2010/wordprocessingGroup" xmlns:wpi="http://schemas.microsoft.com/office/word/2010/wordprocessingInk" xmlns:wne="http://schemas.microsoft.com/office/word/2006/wordml" xmlns:wps="http://schemas.microsoft.com/office/word/2010/wordprocessingShape" mc:Ignorable="w14 w15 w16se w16cid w16 w16cex w16sdtdh w16du wp14">
+<w:footnotes xmlns:wpc="http://schemas.microsoft.com/office/word/2010/wordprocessingCanvas" xmlns:cx="http://schemas.microsoft.com/office/drawing/2014/chartex" xmlns:cx1="http://schemas.microsoft.com/office/drawing/2015/9/8/chartex" xmlns:cx2="http://schemas.microsoft.com/office/drawing/2015/10/21/chartex" xmlns:cx3="http://schemas.microsoft.com/office/drawing/2016/5/9/chartex" xmlns:cx4="http://schemas.microsoft.com/office/drawing/2016/5/10/chartex" xmlns:cx5="http://schemas.microsoft.com/office/drawing/2016/5/11/chartex" xmlns:cx6="http://schemas.microsoft.com/office/drawing/2016/5/12/chartex" xmlns:cx7="http://schemas.microsoft.com/office/drawing/2016/5/13/chartex" xmlns:cx8="http://schemas.microsoft.com/office/drawing/2016/5/14/chartex" xmlns:mc="http://schemas.openxmlformats.org/markup-compatibility/2006" xmlns:aink="http://schemas.microsoft.com/office/drawing/2016/ink" xmlns:am3d="http://schemas.microsoft.com/office/drawing/2017/model3d" xmlns:o="urn:schemas-microsoft-com:office:office" xmlns:oel="http://schemas.microsoft.com/office/2019/extlst" xmlns:r="http://schemas.openxmlformats.org/officeDocument/2006/relationships" xmlns:m="http://schemas.openxmlformats.org/officeDocument/2006/math" xmlns:v="urn:schemas-microsoft-com:vml" xmlns:wp14="http://schemas.microsoft.com/office/word/2010/wordprocessingDrawing" xmlns:wp="http://schemas.openxmlformats.org/drawingml/2006/wordprocessingDrawing" xmlns:w10="urn:schemas-microsoft-com:office:word" xmlns:w="http://schemas.openxmlformats.org/wordprocessingml/2006/main" xmlns:w14="http://schemas.microsoft.com/office/word/2010/wordml" xmlns:w15="http://schemas.microsoft.com/office/word/2012/wordml" xmlns:w16cex="http://schemas.microsoft.com/office/word/2018/wordml/cex" xmlns:w16cid="http://schemas.microsoft.com/office/word/2016/wordml/cid" xmlns:w16="http://schemas.microsoft.com/office/word/2018/wordml" xmlns:w16du="http://schemas.microsoft.com/office/word/2023/wordml/word16du" xmlns:w16sdtdh="http://schemas.microsoft.com/office/word/2020/wordml/sdtdatahash" xmlns:w16sdtfl="http://schemas.microsoft.com/office/word/2024/wordml/sdtformatlock" xmlns:w16se="http://schemas.microsoft.com/office/word/2015/wordml/symex" xmlns:wpg="http://schemas.microsoft.com/office/word/2010/wordprocessingGroup" xmlns:wpi="http://schemas.microsoft.com/office/word/2010/wordprocessingInk" xmlns:wne="http://schemas.microsoft.com/office/word/2006/wordml" xmlns:wps="http://schemas.microsoft.com/office/word/2010/wordprocessingShape" mc:Ignorable="w14 w15 w16se w16cid w16 w16cex w16sdtdh w16sdtfl w16du wp14">
   <w:footnote w:type="separator" w:id="-1">
     <w:p>
       <w:pPr>
@@ -11139,7 +12571,7 @@
 </file>
 
 <file path=word/numbering.xml><?xml version="1.0" encoding="utf-8"?>
-<w:numbering xmlns:wpc="http://schemas.microsoft.com/office/word/2010/wordprocessingCanvas" xmlns:cx="http://schemas.microsoft.com/office/drawing/2014/chartex" xmlns:cx1="http://schemas.microsoft.com/office/drawing/2015/9/8/chartex" xmlns:cx2="http://schemas.microsoft.com/office/drawing/2015/10/21/chartex" xmlns:cx3="http://schemas.microsoft.com/office/drawing/2016/5/9/chartex" xmlns:cx4="http://schemas.microsoft.com/office/drawing/2016/5/10/chartex" xmlns:cx5="http://schemas.microsoft.com/office/drawing/2016/5/11/chartex" xmlns:cx6="http://schemas.microsoft.com/office/drawing/2016/5/12/chartex" xmlns:cx7="http://schemas.microsoft.com/office/drawing/2016/5/13/chartex" xmlns:cx8="http://schemas.microsoft.com/office/drawing/2016/5/14/chartex" xmlns:mc="http://schemas.openxmlformats.org/markup-compatibility/2006" xmlns:aink="http://schemas.microsoft.com/office/drawing/2016/ink" xmlns:am3d="http://schemas.microsoft.com/office/drawing/2017/model3d" xmlns:o="urn:schemas-microsoft-com:office:office" xmlns:oel="http://schemas.microsoft.com/office/2019/extlst" xmlns:r="http://schemas.openxmlformats.org/officeDocument/2006/relationships" xmlns:m="http://schemas.openxmlformats.org/officeDocument/2006/math" xmlns:v="urn:schemas-microsoft-com:vml" xmlns:wp14="http://schemas.microsoft.com/office/word/2010/wordprocessingDrawing" xmlns:wp="http://schemas.openxmlformats.org/drawingml/2006/wordprocessingDrawing" xmlns:w10="urn:schemas-microsoft-com:office:word" xmlns:w="http://schemas.openxmlformats.org/wordprocessingml/2006/main" xmlns:w14="http://schemas.microsoft.com/office/word/2010/wordml" xmlns:w15="http://schemas.microsoft.com/office/word/2012/wordml" xmlns:w16cex="http://schemas.microsoft.com/office/word/2018/wordml/cex" xmlns:w16cid="http://schemas.microsoft.com/office/word/2016/wordml/cid" xmlns:w16="http://schemas.microsoft.com/office/word/2018/wordml" xmlns:w16du="http://schemas.microsoft.com/office/word/2023/wordml/word16du" xmlns:w16sdtdh="http://schemas.microsoft.com/office/word/2020/wordml/sdtdatahash" xmlns:w16se="http://schemas.microsoft.com/office/word/2015/wordml/symex" xmlns:wpg="http://schemas.microsoft.com/office/word/2010/wordprocessingGroup" xmlns:wpi="http://schemas.microsoft.com/office/word/2010/wordprocessingInk" xmlns:wne="http://schemas.microsoft.com/office/word/2006/wordml" xmlns:wps="http://schemas.microsoft.com/office/word/2010/wordprocessingShape" mc:Ignorable="w14 w15 w16se w16cid w16 w16cex w16sdtdh w16du wp14">
+<w:numbering xmlns:wpc="http://schemas.microsoft.com/office/word/2010/wordprocessingCanvas" xmlns:cx="http://schemas.microsoft.com/office/drawing/2014/chartex" xmlns:cx1="http://schemas.microsoft.com/office/drawing/2015/9/8/chartex" xmlns:cx2="http://schemas.microsoft.com/office/drawing/2015/10/21/chartex" xmlns:cx3="http://schemas.microsoft.com/office/drawing/2016/5/9/chartex" xmlns:cx4="http://schemas.microsoft.com/office/drawing/2016/5/10/chartex" xmlns:cx5="http://schemas.microsoft.com/office/drawing/2016/5/11/chartex" xmlns:cx6="http://schemas.microsoft.com/office/drawing/2016/5/12/chartex" xmlns:cx7="http://schemas.microsoft.com/office/drawing/2016/5/13/chartex" xmlns:cx8="http://schemas.microsoft.com/office/drawing/2016/5/14/chartex" xmlns:mc="http://schemas.openxmlformats.org/markup-compatibility/2006" xmlns:aink="http://schemas.microsoft.com/office/drawing/2016/ink" xmlns:am3d="http://schemas.microsoft.com/office/drawing/2017/model3d" xmlns:o="urn:schemas-microsoft-com:office:office" xmlns:oel="http://schemas.microsoft.com/office/2019/extlst" xmlns:r="http://schemas.openxmlformats.org/officeDocument/2006/relationships" xmlns:m="http://schemas.openxmlformats.org/officeDocument/2006/math" xmlns:v="urn:schemas-microsoft-com:vml" xmlns:wp14="http://schemas.microsoft.com/office/word/2010/wordprocessingDrawing" xmlns:wp="http://schemas.openxmlformats.org/drawingml/2006/wordprocessingDrawing" xmlns:w10="urn:schemas-microsoft-com:office:word" xmlns:w="http://schemas.openxmlformats.org/wordprocessingml/2006/main" xmlns:w14="http://schemas.microsoft.com/office/word/2010/wordml" xmlns:w15="http://schemas.microsoft.com/office/word/2012/wordml" xmlns:w16cex="http://schemas.microsoft.com/office/word/2018/wordml/cex" xmlns:w16cid="http://schemas.microsoft.com/office/word/2016/wordml/cid" xmlns:w16="http://schemas.microsoft.com/office/word/2018/wordml" xmlns:w16du="http://schemas.microsoft.com/office/word/2023/wordml/word16du" xmlns:w16sdtdh="http://schemas.microsoft.com/office/word/2020/wordml/sdtdatahash" xmlns:w16sdtfl="http://schemas.microsoft.com/office/word/2024/wordml/sdtformatlock" xmlns:w16se="http://schemas.microsoft.com/office/word/2015/wordml/symex" xmlns:wpg="http://schemas.microsoft.com/office/word/2010/wordprocessingGroup" xmlns:wpi="http://schemas.microsoft.com/office/word/2010/wordprocessingInk" xmlns:wne="http://schemas.microsoft.com/office/word/2006/wordml" xmlns:wps="http://schemas.microsoft.com/office/word/2010/wordprocessingShape" mc:Ignorable="w14 w15 w16se w16cid w16 w16cex w16sdtdh w16sdtfl w16du wp14">
   <w:abstractNum w:abstractNumId="0" w15:restartNumberingAfterBreak="0">
     <w:nsid w:val="0EF326C4"/>
     <w:multiLevelType w:val="hybridMultilevel"/>
@@ -11811,11 +13243,109 @@
   <w:num w:numId="15" w16cid:durableId="676080903">
     <w:abstractNumId w:val="3"/>
   </w:num>
+  <w:num w:numId="16" w16cid:durableId="1015499431">
+    <w:abstractNumId w:val="3"/>
+    <w:lvlOverride w:ilvl="0">
+      <w:startOverride w:val="1"/>
+    </w:lvlOverride>
+    <w:lvlOverride w:ilvl="1">
+      <w:startOverride w:val="1"/>
+    </w:lvlOverride>
+    <w:lvlOverride w:ilvl="2">
+      <w:startOverride w:val="1"/>
+    </w:lvlOverride>
+    <w:lvlOverride w:ilvl="3">
+      <w:startOverride w:val="1"/>
+    </w:lvlOverride>
+    <w:lvlOverride w:ilvl="4">
+      <w:startOverride w:val="1"/>
+    </w:lvlOverride>
+    <w:lvlOverride w:ilvl="5">
+      <w:startOverride w:val="1"/>
+    </w:lvlOverride>
+    <w:lvlOverride w:ilvl="6">
+      <w:startOverride w:val="1"/>
+    </w:lvlOverride>
+    <w:lvlOverride w:ilvl="7">
+      <w:startOverride w:val="1"/>
+    </w:lvlOverride>
+    <w:lvlOverride w:ilvl="8">
+      <w:startOverride w:val="1"/>
+    </w:lvlOverride>
+  </w:num>
+  <w:num w:numId="17" w16cid:durableId="714894619">
+    <w:abstractNumId w:val="3"/>
+    <w:lvlOverride w:ilvl="0">
+      <w:startOverride w:val="1"/>
+    </w:lvlOverride>
+    <w:lvlOverride w:ilvl="1">
+      <w:startOverride w:val="1"/>
+    </w:lvlOverride>
+    <w:lvlOverride w:ilvl="2">
+      <w:startOverride w:val="1"/>
+    </w:lvlOverride>
+    <w:lvlOverride w:ilvl="3">
+      <w:startOverride w:val="1"/>
+    </w:lvlOverride>
+    <w:lvlOverride w:ilvl="4">
+      <w:startOverride w:val="1"/>
+    </w:lvlOverride>
+    <w:lvlOverride w:ilvl="5">
+      <w:startOverride w:val="1"/>
+    </w:lvlOverride>
+    <w:lvlOverride w:ilvl="6">
+      <w:startOverride w:val="1"/>
+    </w:lvlOverride>
+    <w:lvlOverride w:ilvl="7">
+      <w:startOverride w:val="1"/>
+    </w:lvlOverride>
+    <w:lvlOverride w:ilvl="8">
+      <w:startOverride w:val="1"/>
+    </w:lvlOverride>
+  </w:num>
+  <w:num w:numId="18" w16cid:durableId="830292562">
+    <w:abstractNumId w:val="3"/>
+    <w:lvlOverride w:ilvl="0">
+      <w:startOverride w:val="1"/>
+    </w:lvlOverride>
+    <w:lvlOverride w:ilvl="1">
+      <w:startOverride w:val="1"/>
+    </w:lvlOverride>
+    <w:lvlOverride w:ilvl="2">
+      <w:startOverride w:val="1"/>
+    </w:lvlOverride>
+    <w:lvlOverride w:ilvl="3">
+      <w:startOverride w:val="1"/>
+    </w:lvlOverride>
+    <w:lvlOverride w:ilvl="4">
+      <w:startOverride w:val="1"/>
+    </w:lvlOverride>
+    <w:lvlOverride w:ilvl="5">
+      <w:startOverride w:val="1"/>
+    </w:lvlOverride>
+    <w:lvlOverride w:ilvl="6">
+      <w:startOverride w:val="1"/>
+    </w:lvlOverride>
+    <w:lvlOverride w:ilvl="7">
+      <w:startOverride w:val="1"/>
+    </w:lvlOverride>
+    <w:lvlOverride w:ilvl="8">
+      <w:startOverride w:val="1"/>
+    </w:lvlOverride>
+  </w:num>
 </w:numbering>
 </file>
 
+<file path=word/people.xml><?xml version="1.0" encoding="utf-8"?>
+<w15:people xmlns:wpc="http://schemas.microsoft.com/office/word/2010/wordprocessingCanvas" xmlns:cx="http://schemas.microsoft.com/office/drawing/2014/chartex" xmlns:cx1="http://schemas.microsoft.com/office/drawing/2015/9/8/chartex" xmlns:cx2="http://schemas.microsoft.com/office/drawing/2015/10/21/chartex" xmlns:cx3="http://schemas.microsoft.com/office/drawing/2016/5/9/chartex" xmlns:cx4="http://schemas.microsoft.com/office/drawing/2016/5/10/chartex" xmlns:cx5="http://schemas.microsoft.com/office/drawing/2016/5/11/chartex" xmlns:cx6="http://schemas.microsoft.com/office/drawing/2016/5/12/chartex" xmlns:cx7="http://schemas.microsoft.com/office/drawing/2016/5/13/chartex" xmlns:cx8="http://schemas.microsoft.com/office/drawing/2016/5/14/chartex" xmlns:mc="http://schemas.openxmlformats.org/markup-compatibility/2006" xmlns:aink="http://schemas.microsoft.com/office/drawing/2016/ink" xmlns:am3d="http://schemas.microsoft.com/office/drawing/2017/model3d" xmlns:o="urn:schemas-microsoft-com:office:office" xmlns:oel="http://schemas.microsoft.com/office/2019/extlst" xmlns:r="http://schemas.openxmlformats.org/officeDocument/2006/relationships" xmlns:m="http://schemas.openxmlformats.org/officeDocument/2006/math" xmlns:v="urn:schemas-microsoft-com:vml" xmlns:wp14="http://schemas.microsoft.com/office/word/2010/wordprocessingDrawing" xmlns:wp="http://schemas.openxmlformats.org/drawingml/2006/wordprocessingDrawing" xmlns:w10="urn:schemas-microsoft-com:office:word" xmlns:w="http://schemas.openxmlformats.org/wordprocessingml/2006/main" xmlns:w14="http://schemas.microsoft.com/office/word/2010/wordml" xmlns:w15="http://schemas.microsoft.com/office/word/2012/wordml" xmlns:w16cex="http://schemas.microsoft.com/office/word/2018/wordml/cex" xmlns:w16cid="http://schemas.microsoft.com/office/word/2016/wordml/cid" xmlns:w16="http://schemas.microsoft.com/office/word/2018/wordml" xmlns:w16du="http://schemas.microsoft.com/office/word/2023/wordml/word16du" xmlns:w16sdtdh="http://schemas.microsoft.com/office/word/2020/wordml/sdtdatahash" xmlns:w16sdtfl="http://schemas.microsoft.com/office/word/2024/wordml/sdtformatlock" xmlns:w16se="http://schemas.microsoft.com/office/word/2015/wordml/symex" xmlns:wpg="http://schemas.microsoft.com/office/word/2010/wordprocessingGroup" xmlns:wpi="http://schemas.microsoft.com/office/word/2010/wordprocessingInk" xmlns:wne="http://schemas.microsoft.com/office/word/2006/wordml" xmlns:wps="http://schemas.microsoft.com/office/word/2010/wordprocessingShape" mc:Ignorable="w14 w15 w16se w16cid w16 w16cex w16sdtdh w16sdtfl w16du wp14">
+  <w15:person w15:author="Saurabh Rane">
+    <w15:presenceInfo w15:providerId="Windows Live" w15:userId="7fa8c2af39dc2a7d"/>
+  </w15:person>
+</w15:people>
+</file>
+
 <file path=word/styles.xml><?xml version="1.0" encoding="utf-8"?>
-<w:styles xmlns:mc="http://schemas.openxmlformats.org/markup-compatibility/2006" xmlns:r="http://schemas.openxmlformats.org/officeDocument/2006/relationships" xmlns:w="http://schemas.openxmlformats.org/wordprocessingml/2006/main" xmlns:w14="http://schemas.microsoft.com/office/word/2010/wordml" xmlns:w15="http://schemas.microsoft.com/office/word/2012/wordml" xmlns:w16cex="http://schemas.microsoft.com/office/word/2018/wordml/cex" xmlns:w16cid="http://schemas.microsoft.com/office/word/2016/wordml/cid" xmlns:w16="http://schemas.microsoft.com/office/word/2018/wordml" xmlns:w16du="http://schemas.microsoft.com/office/word/2023/wordml/word16du" xmlns:w16sdtdh="http://schemas.microsoft.com/office/word/2020/wordml/sdtdatahash" xmlns:w16se="http://schemas.microsoft.com/office/word/2015/wordml/symex" mc:Ignorable="w14 w15 w16se w16cid w16 w16cex w16sdtdh w16du">
+<w:styles xmlns:mc="http://schemas.openxmlformats.org/markup-compatibility/2006" xmlns:r="http://schemas.openxmlformats.org/officeDocument/2006/relationships" xmlns:w="http://schemas.openxmlformats.org/wordprocessingml/2006/main" xmlns:w14="http://schemas.microsoft.com/office/word/2010/wordml" xmlns:w15="http://schemas.microsoft.com/office/word/2012/wordml" xmlns:w16cex="http://schemas.microsoft.com/office/word/2018/wordml/cex" xmlns:w16cid="http://schemas.microsoft.com/office/word/2016/wordml/cid" xmlns:w16="http://schemas.microsoft.com/office/word/2018/wordml" xmlns:w16du="http://schemas.microsoft.com/office/word/2023/wordml/word16du" xmlns:w16sdtdh="http://schemas.microsoft.com/office/word/2020/wordml/sdtdatahash" xmlns:w16sdtfl="http://schemas.microsoft.com/office/word/2024/wordml/sdtformatlock" xmlns:w16se="http://schemas.microsoft.com/office/word/2015/wordml/symex" mc:Ignorable="w14 w15 w16se w16cid w16 w16cex w16sdtdh w16sdtfl w16du">
   <w:docDefaults>
     <w:rPrDefault>
       <w:rPr>

--- a/Documents/Predicting Formula 1 Race Outcomes.docx
+++ b/Documents/Predicting Formula 1 Race Outcomes.docx
@@ -10,7 +10,7 @@
       <w:r>
         <w:t xml:space="preserve"> </w:t>
       </w:r>
-      <w:bookmarkStart w:id="0" w:name="_Toc203403157"/>
+      <w:bookmarkStart w:id="0" w:name="_Toc204867080"/>
       <w:r>
         <w:t xml:space="preserve">Predicting Formula 1 Race Outcomes: </w:t>
       </w:r>
@@ -63,16 +63,22 @@
         <w:jc w:val="center"/>
       </w:pPr>
       <w:r>
-        <w:t>July 17</w:t>
+        <w:t xml:space="preserve">July </w:t>
+      </w:r>
+      <w:r>
+        <w:t>31</w:t>
       </w:r>
       <w:r>
         <w:rPr>
           <w:vertAlign w:val="superscript"/>
         </w:rPr>
-        <w:t>th</w:t>
-      </w:r>
-      <w:r>
-        <w:t>, 2024</w:t>
+        <w:t>st</w:t>
+      </w:r>
+      <w:r>
+        <w:t>, 202</w:t>
+      </w:r>
+      <w:r>
+        <w:t>5</w:t>
       </w:r>
     </w:p>
     <w:sdt>
@@ -113,7 +119,7 @@
           <w:r>
             <w:fldChar w:fldCharType="separate"/>
           </w:r>
-          <w:hyperlink w:anchor="_Toc203403157" w:history="1">
+          <w:hyperlink w:anchor="_Toc204867080" w:history="1">
             <w:r>
               <w:rPr>
                 <w:rStyle w:val="Hyperlink"/>
@@ -140,7 +146,7 @@
                 <w:noProof/>
                 <w:webHidden/>
               </w:rPr>
-              <w:instrText xml:space="preserve"> PAGEREF _Toc203403157 \h </w:instrText>
+              <w:instrText xml:space="preserve"> PAGEREF _Toc204867080 \h </w:instrText>
             </w:r>
             <w:r>
               <w:rPr>
@@ -184,7 +190,7 @@
               <w:szCs w:val="24"/>
             </w:rPr>
           </w:pPr>
-          <w:hyperlink w:anchor="_Toc203403158" w:history="1">
+          <w:hyperlink w:anchor="_Toc204867081" w:history="1">
             <w:r>
               <w:rPr>
                 <w:rStyle w:val="Hyperlink"/>
@@ -211,7 +217,7 @@
                 <w:noProof/>
                 <w:webHidden/>
               </w:rPr>
-              <w:instrText xml:space="preserve"> PAGEREF _Toc203403158 \h </w:instrText>
+              <w:instrText xml:space="preserve"> PAGEREF _Toc204867081 \h </w:instrText>
             </w:r>
             <w:r>
               <w:rPr>
@@ -231,7 +237,7 @@
                 <w:noProof/>
                 <w:webHidden/>
               </w:rPr>
-              <w:t>2</w:t>
+              <w:t>3</w:t>
             </w:r>
             <w:r>
               <w:rPr>
@@ -256,7 +262,7 @@
               <w:szCs w:val="24"/>
             </w:rPr>
           </w:pPr>
-          <w:hyperlink w:anchor="_Toc203403159" w:history="1">
+          <w:hyperlink w:anchor="_Toc204867082" w:history="1">
             <w:r>
               <w:rPr>
                 <w:rStyle w:val="Hyperlink"/>
@@ -299,7 +305,7 @@
                 <w:noProof/>
                 <w:webHidden/>
               </w:rPr>
-              <w:instrText xml:space="preserve"> PAGEREF _Toc203403159 \h </w:instrText>
+              <w:instrText xml:space="preserve"> PAGEREF _Toc204867082 \h </w:instrText>
             </w:r>
             <w:r>
               <w:rPr>
@@ -319,7 +325,7 @@
                 <w:noProof/>
                 <w:webHidden/>
               </w:rPr>
-              <w:t>2</w:t>
+              <w:t>3</w:t>
             </w:r>
             <w:r>
               <w:rPr>
@@ -344,7 +350,7 @@
               <w:szCs w:val="24"/>
             </w:rPr>
           </w:pPr>
-          <w:hyperlink w:anchor="_Toc203403160" w:history="1">
+          <w:hyperlink w:anchor="_Toc204867083" w:history="1">
             <w:r>
               <w:rPr>
                 <w:rStyle w:val="Hyperlink"/>
@@ -387,7 +393,7 @@
                 <w:noProof/>
                 <w:webHidden/>
               </w:rPr>
-              <w:instrText xml:space="preserve"> PAGEREF _Toc203403160 \h </w:instrText>
+              <w:instrText xml:space="preserve"> PAGEREF _Toc204867083 \h </w:instrText>
             </w:r>
             <w:r>
               <w:rPr>
@@ -407,7 +413,7 @@
                 <w:noProof/>
                 <w:webHidden/>
               </w:rPr>
-              <w:t>3</w:t>
+              <w:t>4</w:t>
             </w:r>
             <w:r>
               <w:rPr>
@@ -432,7 +438,7 @@
               <w:szCs w:val="24"/>
             </w:rPr>
           </w:pPr>
-          <w:hyperlink w:anchor="_Toc203403161" w:history="1">
+          <w:hyperlink w:anchor="_Toc204867084" w:history="1">
             <w:r>
               <w:rPr>
                 <w:rStyle w:val="Hyperlink"/>
@@ -475,7 +481,7 @@
                 <w:noProof/>
                 <w:webHidden/>
               </w:rPr>
-              <w:instrText xml:space="preserve"> PAGEREF _Toc203403161 \h </w:instrText>
+              <w:instrText xml:space="preserve"> PAGEREF _Toc204867084 \h </w:instrText>
             </w:r>
             <w:r>
               <w:rPr>
@@ -495,7 +501,7 @@
                 <w:noProof/>
                 <w:webHidden/>
               </w:rPr>
-              <w:t>4</w:t>
+              <w:t>5</w:t>
             </w:r>
             <w:r>
               <w:rPr>
@@ -520,7 +526,7 @@
               <w:szCs w:val="24"/>
             </w:rPr>
           </w:pPr>
-          <w:hyperlink w:anchor="_Toc203403162" w:history="1">
+          <w:hyperlink w:anchor="_Toc204867085" w:history="1">
             <w:r>
               <w:rPr>
                 <w:rStyle w:val="Hyperlink"/>
@@ -542,7 +548,7 @@
                 <w:rStyle w:val="Hyperlink"/>
                 <w:noProof/>
               </w:rPr>
-              <w:t>Linear Model With Ridge Regression</w:t>
+              <w:t>Linear Model with Ridge Regression</w:t>
             </w:r>
             <w:r>
               <w:rPr>
@@ -563,7 +569,7 @@
                 <w:noProof/>
                 <w:webHidden/>
               </w:rPr>
-              <w:instrText xml:space="preserve"> PAGEREF _Toc203403162 \h </w:instrText>
+              <w:instrText xml:space="preserve"> PAGEREF _Toc204867085 \h </w:instrText>
             </w:r>
             <w:r>
               <w:rPr>
@@ -583,7 +589,7 @@
                 <w:noProof/>
                 <w:webHidden/>
               </w:rPr>
-              <w:t>4</w:t>
+              <w:t>5</w:t>
             </w:r>
             <w:r>
               <w:rPr>
@@ -608,7 +614,7 @@
               <w:szCs w:val="24"/>
             </w:rPr>
           </w:pPr>
-          <w:hyperlink w:anchor="_Toc203403163" w:history="1">
+          <w:hyperlink w:anchor="_Toc204867086" w:history="1">
             <w:r>
               <w:rPr>
                 <w:rStyle w:val="Hyperlink"/>
@@ -651,7 +657,7 @@
                 <w:noProof/>
                 <w:webHidden/>
               </w:rPr>
-              <w:instrText xml:space="preserve"> PAGEREF _Toc203403163 \h </w:instrText>
+              <w:instrText xml:space="preserve"> PAGEREF _Toc204867086 \h </w:instrText>
             </w:r>
             <w:r>
               <w:rPr>
@@ -671,7 +677,7 @@
                 <w:noProof/>
                 <w:webHidden/>
               </w:rPr>
-              <w:t>5</w:t>
+              <w:t>6</w:t>
             </w:r>
             <w:r>
               <w:rPr>
@@ -696,7 +702,7 @@
               <w:szCs w:val="24"/>
             </w:rPr>
           </w:pPr>
-          <w:hyperlink w:anchor="_Toc203403164" w:history="1">
+          <w:hyperlink w:anchor="_Toc204867087" w:history="1">
             <w:r>
               <w:rPr>
                 <w:rStyle w:val="Hyperlink"/>
@@ -739,7 +745,7 @@
                 <w:noProof/>
                 <w:webHidden/>
               </w:rPr>
-              <w:instrText xml:space="preserve"> PAGEREF _Toc203403164 \h </w:instrText>
+              <w:instrText xml:space="preserve"> PAGEREF _Toc204867087 \h </w:instrText>
             </w:r>
             <w:r>
               <w:rPr>
@@ -759,7 +765,7 @@
                 <w:noProof/>
                 <w:webHidden/>
               </w:rPr>
-              <w:t>5</w:t>
+              <w:t>6</w:t>
             </w:r>
             <w:r>
               <w:rPr>
@@ -784,7 +790,7 @@
               <w:szCs w:val="24"/>
             </w:rPr>
           </w:pPr>
-          <w:hyperlink w:anchor="_Toc203403165" w:history="1">
+          <w:hyperlink w:anchor="_Toc204867088" w:history="1">
             <w:r>
               <w:rPr>
                 <w:rStyle w:val="Hyperlink"/>
@@ -827,7 +833,7 @@
                 <w:noProof/>
                 <w:webHidden/>
               </w:rPr>
-              <w:instrText xml:space="preserve"> PAGEREF _Toc203403165 \h </w:instrText>
+              <w:instrText xml:space="preserve"> PAGEREF _Toc204867088 \h </w:instrText>
             </w:r>
             <w:r>
               <w:rPr>
@@ -847,7 +853,7 @@
                 <w:noProof/>
                 <w:webHidden/>
               </w:rPr>
-              <w:t>7</w:t>
+              <w:t>8</w:t>
             </w:r>
             <w:r>
               <w:rPr>
@@ -872,7 +878,7 @@
               <w:szCs w:val="24"/>
             </w:rPr>
           </w:pPr>
-          <w:hyperlink w:anchor="_Toc203403166" w:history="1">
+          <w:hyperlink w:anchor="_Toc204867089" w:history="1">
             <w:r>
               <w:rPr>
                 <w:rStyle w:val="Hyperlink"/>
@@ -915,7 +921,7 @@
                 <w:noProof/>
                 <w:webHidden/>
               </w:rPr>
-              <w:instrText xml:space="preserve"> PAGEREF _Toc203403166 \h </w:instrText>
+              <w:instrText xml:space="preserve"> PAGEREF _Toc204867089 \h </w:instrText>
             </w:r>
             <w:r>
               <w:rPr>
@@ -935,7 +941,7 @@
                 <w:noProof/>
                 <w:webHidden/>
               </w:rPr>
-              <w:t>7</w:t>
+              <w:t>8</w:t>
             </w:r>
             <w:r>
               <w:rPr>
@@ -960,7 +966,7 @@
               <w:szCs w:val="24"/>
             </w:rPr>
           </w:pPr>
-          <w:hyperlink w:anchor="_Toc203403167" w:history="1">
+          <w:hyperlink w:anchor="_Toc204867090" w:history="1">
             <w:r>
               <w:rPr>
                 <w:rStyle w:val="Hyperlink"/>
@@ -1003,7 +1009,7 @@
                 <w:noProof/>
                 <w:webHidden/>
               </w:rPr>
-              <w:instrText xml:space="preserve"> PAGEREF _Toc203403167 \h </w:instrText>
+              <w:instrText xml:space="preserve"> PAGEREF _Toc204867090 \h </w:instrText>
             </w:r>
             <w:r>
               <w:rPr>
@@ -1023,7 +1029,7 @@
                 <w:noProof/>
                 <w:webHidden/>
               </w:rPr>
-              <w:t>8</w:t>
+              <w:t>10</w:t>
             </w:r>
             <w:r>
               <w:rPr>
@@ -1048,7 +1054,7 @@
               <w:szCs w:val="24"/>
             </w:rPr>
           </w:pPr>
-          <w:hyperlink w:anchor="_Toc203403168" w:history="1">
+          <w:hyperlink w:anchor="_Toc204867091" w:history="1">
             <w:r>
               <w:rPr>
                 <w:rStyle w:val="Hyperlink"/>
@@ -1091,7 +1097,7 @@
                 <w:noProof/>
                 <w:webHidden/>
               </w:rPr>
-              <w:instrText xml:space="preserve"> PAGEREF _Toc203403168 \h </w:instrText>
+              <w:instrText xml:space="preserve"> PAGEREF _Toc204867091 \h </w:instrText>
             </w:r>
             <w:r>
               <w:rPr>
@@ -1111,7 +1117,7 @@
                 <w:noProof/>
                 <w:webHidden/>
               </w:rPr>
-              <w:t>9</w:t>
+              <w:t>11</w:t>
             </w:r>
             <w:r>
               <w:rPr>
@@ -1136,7 +1142,7 @@
               <w:szCs w:val="24"/>
             </w:rPr>
           </w:pPr>
-          <w:hyperlink w:anchor="_Toc203403169" w:history="1">
+          <w:hyperlink w:anchor="_Toc204867092" w:history="1">
             <w:r>
               <w:rPr>
                 <w:rStyle w:val="Hyperlink"/>
@@ -1179,7 +1185,7 @@
                 <w:noProof/>
                 <w:webHidden/>
               </w:rPr>
-              <w:instrText xml:space="preserve"> PAGEREF _Toc203403169 \h </w:instrText>
+              <w:instrText xml:space="preserve"> PAGEREF _Toc204867092 \h </w:instrText>
             </w:r>
             <w:r>
               <w:rPr>
@@ -1199,7 +1205,7 @@
                 <w:noProof/>
                 <w:webHidden/>
               </w:rPr>
-              <w:t>9</w:t>
+              <w:t>11</w:t>
             </w:r>
             <w:r>
               <w:rPr>
@@ -1224,7 +1230,7 @@
               <w:szCs w:val="24"/>
             </w:rPr>
           </w:pPr>
-          <w:hyperlink w:anchor="_Toc203403170" w:history="1">
+          <w:hyperlink w:anchor="_Toc204867093" w:history="1">
             <w:r>
               <w:rPr>
                 <w:rStyle w:val="Hyperlink"/>
@@ -1267,7 +1273,7 @@
                 <w:noProof/>
                 <w:webHidden/>
               </w:rPr>
-              <w:instrText xml:space="preserve"> PAGEREF _Toc203403170 \h </w:instrText>
+              <w:instrText xml:space="preserve"> PAGEREF _Toc204867093 \h </w:instrText>
             </w:r>
             <w:r>
               <w:rPr>
@@ -1287,7 +1293,7 @@
                 <w:noProof/>
                 <w:webHidden/>
               </w:rPr>
-              <w:t>11</w:t>
+              <w:t>12</w:t>
             </w:r>
             <w:r>
               <w:rPr>
@@ -1312,7 +1318,7 @@
               <w:szCs w:val="24"/>
             </w:rPr>
           </w:pPr>
-          <w:hyperlink w:anchor="_Toc203403171" w:history="1">
+          <w:hyperlink w:anchor="_Toc204867094" w:history="1">
             <w:r>
               <w:rPr>
                 <w:rStyle w:val="Hyperlink"/>
@@ -1355,7 +1361,7 @@
                 <w:noProof/>
                 <w:webHidden/>
               </w:rPr>
-              <w:instrText xml:space="preserve"> PAGEREF _Toc203403171 \h </w:instrText>
+              <w:instrText xml:space="preserve"> PAGEREF _Toc204867094 \h </w:instrText>
             </w:r>
             <w:r>
               <w:rPr>
@@ -1375,7 +1381,7 @@
                 <w:noProof/>
                 <w:webHidden/>
               </w:rPr>
-              <w:t>12</w:t>
+              <w:t>13</w:t>
             </w:r>
             <w:r>
               <w:rPr>
@@ -1400,7 +1406,7 @@
               <w:szCs w:val="24"/>
             </w:rPr>
           </w:pPr>
-          <w:hyperlink w:anchor="_Toc203403172" w:history="1">
+          <w:hyperlink w:anchor="_Toc204867095" w:history="1">
             <w:r>
               <w:rPr>
                 <w:rStyle w:val="Hyperlink"/>
@@ -1443,7 +1449,7 @@
                 <w:noProof/>
                 <w:webHidden/>
               </w:rPr>
-              <w:instrText xml:space="preserve"> PAGEREF _Toc203403172 \h </w:instrText>
+              <w:instrText xml:space="preserve"> PAGEREF _Toc204867095 \h </w:instrText>
             </w:r>
             <w:r>
               <w:rPr>
@@ -1463,7 +1469,7 @@
                 <w:noProof/>
                 <w:webHidden/>
               </w:rPr>
-              <w:t>14</w:t>
+              <w:t>15</w:t>
             </w:r>
             <w:r>
               <w:rPr>
@@ -1488,7 +1494,7 @@
               <w:szCs w:val="24"/>
             </w:rPr>
           </w:pPr>
-          <w:hyperlink w:anchor="_Toc203403173" w:history="1">
+          <w:hyperlink w:anchor="_Toc204867096" w:history="1">
             <w:r>
               <w:rPr>
                 <w:rStyle w:val="Hyperlink"/>
@@ -1531,7 +1537,7 @@
                 <w:noProof/>
                 <w:webHidden/>
               </w:rPr>
-              <w:instrText xml:space="preserve"> PAGEREF _Toc203403173 \h </w:instrText>
+              <w:instrText xml:space="preserve"> PAGEREF _Toc204867096 \h </w:instrText>
             </w:r>
             <w:r>
               <w:rPr>
@@ -1551,7 +1557,7 @@
                 <w:noProof/>
                 <w:webHidden/>
               </w:rPr>
-              <w:t>14</w:t>
+              <w:t>15</w:t>
             </w:r>
             <w:r>
               <w:rPr>
@@ -1576,7 +1582,7 @@
               <w:szCs w:val="24"/>
             </w:rPr>
           </w:pPr>
-          <w:hyperlink w:anchor="_Toc203403174" w:history="1">
+          <w:hyperlink w:anchor="_Toc204867097" w:history="1">
             <w:r>
               <w:rPr>
                 <w:rStyle w:val="Hyperlink"/>
@@ -1619,7 +1625,7 @@
                 <w:noProof/>
                 <w:webHidden/>
               </w:rPr>
-              <w:instrText xml:space="preserve"> PAGEREF _Toc203403174 \h </w:instrText>
+              <w:instrText xml:space="preserve"> PAGEREF _Toc204867097 \h </w:instrText>
             </w:r>
             <w:r>
               <w:rPr>
@@ -1639,7 +1645,7 @@
                 <w:noProof/>
                 <w:webHidden/>
               </w:rPr>
-              <w:t>14</w:t>
+              <w:t>15</w:t>
             </w:r>
             <w:r>
               <w:rPr>
@@ -1664,7 +1670,7 @@
               <w:szCs w:val="24"/>
             </w:rPr>
           </w:pPr>
-          <w:hyperlink w:anchor="_Toc203403175" w:history="1">
+          <w:hyperlink w:anchor="_Toc204867098" w:history="1">
             <w:r>
               <w:rPr>
                 <w:rStyle w:val="Hyperlink"/>
@@ -1707,7 +1713,7 @@
                 <w:noProof/>
                 <w:webHidden/>
               </w:rPr>
-              <w:instrText xml:space="preserve"> PAGEREF _Toc203403175 \h </w:instrText>
+              <w:instrText xml:space="preserve"> PAGEREF _Toc204867098 \h </w:instrText>
             </w:r>
             <w:r>
               <w:rPr>
@@ -1727,7 +1733,7 @@
                 <w:noProof/>
                 <w:webHidden/>
               </w:rPr>
-              <w:t>14</w:t>
+              <w:t>16</w:t>
             </w:r>
             <w:r>
               <w:rPr>
@@ -1752,7 +1758,7 @@
               <w:szCs w:val="24"/>
             </w:rPr>
           </w:pPr>
-          <w:hyperlink w:anchor="_Toc203403176" w:history="1">
+          <w:hyperlink w:anchor="_Toc204867099" w:history="1">
             <w:r>
               <w:rPr>
                 <w:rStyle w:val="Hyperlink"/>
@@ -1795,7 +1801,7 @@
                 <w:noProof/>
                 <w:webHidden/>
               </w:rPr>
-              <w:instrText xml:space="preserve"> PAGEREF _Toc203403176 \h </w:instrText>
+              <w:instrText xml:space="preserve"> PAGEREF _Toc204867099 \h </w:instrText>
             </w:r>
             <w:r>
               <w:rPr>
@@ -1815,7 +1821,7 @@
                 <w:noProof/>
                 <w:webHidden/>
               </w:rPr>
-              <w:t>15</w:t>
+              <w:t>17</w:t>
             </w:r>
             <w:r>
               <w:rPr>
@@ -1839,7 +1845,7 @@
               <w:szCs w:val="24"/>
             </w:rPr>
           </w:pPr>
-          <w:hyperlink w:anchor="_Toc203403177" w:history="1">
+          <w:hyperlink w:anchor="_Toc204867100" w:history="1">
             <w:r>
               <w:rPr>
                 <w:rStyle w:val="Hyperlink"/>
@@ -1866,7 +1872,7 @@
                 <w:noProof/>
                 <w:webHidden/>
               </w:rPr>
-              <w:instrText xml:space="preserve"> PAGEREF _Toc203403177 \h </w:instrText>
+              <w:instrText xml:space="preserve"> PAGEREF _Toc204867100 \h </w:instrText>
             </w:r>
             <w:r>
               <w:rPr>
@@ -1886,7 +1892,7 @@
                 <w:noProof/>
                 <w:webHidden/>
               </w:rPr>
-              <w:t>16</w:t>
+              <w:t>18</w:t>
             </w:r>
             <w:r>
               <w:rPr>
@@ -1910,7 +1916,7 @@
               <w:szCs w:val="24"/>
             </w:rPr>
           </w:pPr>
-          <w:hyperlink w:anchor="_Toc203403178" w:history="1">
+          <w:hyperlink w:anchor="_Toc204867101" w:history="1">
             <w:r>
               <w:rPr>
                 <w:rStyle w:val="Hyperlink"/>
@@ -1937,7 +1943,7 @@
                 <w:noProof/>
                 <w:webHidden/>
               </w:rPr>
-              <w:instrText xml:space="preserve"> PAGEREF _Toc203403178 \h </w:instrText>
+              <w:instrText xml:space="preserve"> PAGEREF _Toc204867101 \h </w:instrText>
             </w:r>
             <w:r>
               <w:rPr>
@@ -1957,7 +1963,7 @@
                 <w:noProof/>
                 <w:webHidden/>
               </w:rPr>
-              <w:t>16</w:t>
+              <w:t>18</w:t>
             </w:r>
             <w:r>
               <w:rPr>
@@ -1981,7 +1987,7 @@
               <w:szCs w:val="24"/>
             </w:rPr>
           </w:pPr>
-          <w:hyperlink w:anchor="_Toc203403179" w:history="1">
+          <w:hyperlink w:anchor="_Toc204867102" w:history="1">
             <w:r>
               <w:rPr>
                 <w:rStyle w:val="Hyperlink"/>
@@ -2008,7 +2014,7 @@
                 <w:noProof/>
                 <w:webHidden/>
               </w:rPr>
-              <w:instrText xml:space="preserve"> PAGEREF _Toc203403179 \h </w:instrText>
+              <w:instrText xml:space="preserve"> PAGEREF _Toc204867102 \h </w:instrText>
             </w:r>
             <w:r>
               <w:rPr>
@@ -2028,7 +2034,7 @@
                 <w:noProof/>
                 <w:webHidden/>
               </w:rPr>
-              <w:t>17</w:t>
+              <w:t>19</w:t>
             </w:r>
             <w:r>
               <w:rPr>
@@ -2052,13 +2058,13 @@
               <w:szCs w:val="24"/>
             </w:rPr>
           </w:pPr>
-          <w:hyperlink w:anchor="_Toc203403180" w:history="1">
+          <w:hyperlink w:anchor="_Toc204867103" w:history="1">
             <w:r>
               <w:rPr>
                 <w:rStyle w:val="Hyperlink"/>
                 <w:noProof/>
               </w:rPr>
-              <w:t>A1. Time Decay Selection</w:t>
+              <w:t>A1. Companion Application &amp; Data Download</w:t>
             </w:r>
             <w:r>
               <w:rPr>
@@ -2079,7 +2085,7 @@
                 <w:noProof/>
                 <w:webHidden/>
               </w:rPr>
-              <w:instrText xml:space="preserve"> PAGEREF _Toc203403180 \h </w:instrText>
+              <w:instrText xml:space="preserve"> PAGEREF _Toc204867103 \h </w:instrText>
             </w:r>
             <w:r>
               <w:rPr>
@@ -2099,7 +2105,7 @@
                 <w:noProof/>
                 <w:webHidden/>
               </w:rPr>
-              <w:t>17</w:t>
+              <w:t>19</w:t>
             </w:r>
             <w:r>
               <w:rPr>
@@ -2123,13 +2129,13 @@
               <w:szCs w:val="24"/>
             </w:rPr>
           </w:pPr>
-          <w:hyperlink w:anchor="_Toc203403181" w:history="1">
+          <w:hyperlink w:anchor="_Toc204867104" w:history="1">
             <w:r>
               <w:rPr>
                 <w:rStyle w:val="Hyperlink"/>
                 <w:noProof/>
               </w:rPr>
-              <w:t>A2. Metrics by Driver-Season Type</w:t>
+              <w:t>A2. Time Decay Selection</w:t>
             </w:r>
             <w:r>
               <w:rPr>
@@ -2150,7 +2156,7 @@
                 <w:noProof/>
                 <w:webHidden/>
               </w:rPr>
-              <w:instrText xml:space="preserve"> PAGEREF _Toc203403181 \h </w:instrText>
+              <w:instrText xml:space="preserve"> PAGEREF _Toc204867104 \h </w:instrText>
             </w:r>
             <w:r>
               <w:rPr>
@@ -2170,7 +2176,7 @@
                 <w:noProof/>
                 <w:webHidden/>
               </w:rPr>
-              <w:t>18</w:t>
+              <w:t>19</w:t>
             </w:r>
             <w:r>
               <w:rPr>
@@ -2194,13 +2200,13 @@
               <w:szCs w:val="24"/>
             </w:rPr>
           </w:pPr>
-          <w:hyperlink w:anchor="_Toc203403182" w:history="1">
+          <w:hyperlink w:anchor="_Toc204867105" w:history="1">
             <w:r>
               <w:rPr>
                 <w:rStyle w:val="Hyperlink"/>
                 <w:noProof/>
               </w:rPr>
-              <w:t>A3. Parent Constructor Mapping</w:t>
+              <w:t>A3. Metrics by Driver-Season Type</w:t>
             </w:r>
             <w:r>
               <w:rPr>
@@ -2221,7 +2227,7 @@
                 <w:noProof/>
                 <w:webHidden/>
               </w:rPr>
-              <w:instrText xml:space="preserve"> PAGEREF _Toc203403182 \h </w:instrText>
+              <w:instrText xml:space="preserve"> PAGEREF _Toc204867105 \h </w:instrText>
             </w:r>
             <w:r>
               <w:rPr>
@@ -2241,7 +2247,7 @@
                 <w:noProof/>
                 <w:webHidden/>
               </w:rPr>
-              <w:t>19</w:t>
+              <w:t>20</w:t>
             </w:r>
             <w:r>
               <w:rPr>
@@ -2265,13 +2271,13 @@
               <w:szCs w:val="24"/>
             </w:rPr>
           </w:pPr>
-          <w:hyperlink w:anchor="_Toc203403183" w:history="1">
+          <w:hyperlink w:anchor="_Toc204867106" w:history="1">
             <w:r>
               <w:rPr>
                 <w:rStyle w:val="Hyperlink"/>
                 <w:noProof/>
               </w:rPr>
-              <w:t>A4. Driver/Constructor Ratings as of 2024 British GP</w:t>
+              <w:t>A4. Parent Constructor Mapping</w:t>
             </w:r>
             <w:r>
               <w:rPr>
@@ -2292,7 +2298,7 @@
                 <w:noProof/>
                 <w:webHidden/>
               </w:rPr>
-              <w:instrText xml:space="preserve"> PAGEREF _Toc203403183 \h </w:instrText>
+              <w:instrText xml:space="preserve"> PAGEREF _Toc204867106 \h </w:instrText>
             </w:r>
             <w:r>
               <w:rPr>
@@ -2312,7 +2318,7 @@
                 <w:noProof/>
                 <w:webHidden/>
               </w:rPr>
-              <w:t>19</w:t>
+              <w:t>21</w:t>
             </w:r>
             <w:r>
               <w:rPr>
@@ -2336,13 +2342,13 @@
               <w:szCs w:val="24"/>
             </w:rPr>
           </w:pPr>
-          <w:hyperlink w:anchor="_Toc203403184" w:history="1">
+          <w:hyperlink w:anchor="_Toc204867107" w:history="1">
             <w:r>
               <w:rPr>
                 <w:rStyle w:val="Hyperlink"/>
                 <w:noProof/>
               </w:rPr>
-              <w:t>A5. Driver/Constructor Coefficient/Ratings Trends 2014 - 2024 British GP</w:t>
+              <w:t>A5. Driver/Constructor Ratings as of 2024 British GP</w:t>
             </w:r>
             <w:r>
               <w:rPr>
@@ -2363,7 +2369,7 @@
                 <w:noProof/>
                 <w:webHidden/>
               </w:rPr>
-              <w:instrText xml:space="preserve"> PAGEREF _Toc203403184 \h </w:instrText>
+              <w:instrText xml:space="preserve"> PAGEREF _Toc204867107 \h </w:instrText>
             </w:r>
             <w:r>
               <w:rPr>
@@ -2383,7 +2389,78 @@
                 <w:noProof/>
                 <w:webHidden/>
               </w:rPr>
-              <w:t>21</w:t>
+              <w:t>22</w:t>
+            </w:r>
+            <w:r>
+              <w:rPr>
+                <w:noProof/>
+                <w:webHidden/>
+              </w:rPr>
+              <w:fldChar w:fldCharType="end"/>
+            </w:r>
+          </w:hyperlink>
+        </w:p>
+        <w:p>
+          <w:pPr>
+            <w:pStyle w:val="TOC3"/>
+            <w:tabs>
+              <w:tab w:val="right" w:leader="dot" w:pos="9350"/>
+            </w:tabs>
+            <w:rPr>
+              <w:rFonts w:asciiTheme="minorHAnsi" w:eastAsiaTheme="minorEastAsia" w:hAnsiTheme="minorHAnsi" w:cstheme="minorBidi"/>
+              <w:noProof/>
+              <w:sz w:val="24"/>
+              <w:szCs w:val="24"/>
+            </w:rPr>
+          </w:pPr>
+          <w:hyperlink w:anchor="_Toc204867108" w:history="1">
+            <w:r>
+              <w:rPr>
+                <w:rStyle w:val="Hyperlink"/>
+                <w:noProof/>
+              </w:rPr>
+              <w:t>A6. Driver/Constructor Coefficient/Ratings Trends 2014 - 2024 British GP</w:t>
+            </w:r>
+            <w:r>
+              <w:rPr>
+                <w:noProof/>
+                <w:webHidden/>
+              </w:rPr>
+              <w:tab/>
+            </w:r>
+            <w:r>
+              <w:rPr>
+                <w:noProof/>
+                <w:webHidden/>
+              </w:rPr>
+              <w:fldChar w:fldCharType="begin"/>
+            </w:r>
+            <w:r>
+              <w:rPr>
+                <w:noProof/>
+                <w:webHidden/>
+              </w:rPr>
+              <w:instrText xml:space="preserve"> PAGEREF _Toc204867108 \h </w:instrText>
+            </w:r>
+            <w:r>
+              <w:rPr>
+                <w:noProof/>
+                <w:webHidden/>
+              </w:rPr>
+            </w:r>
+            <w:r>
+              <w:rPr>
+                <w:noProof/>
+                <w:webHidden/>
+              </w:rPr>
+              <w:fldChar w:fldCharType="separate"/>
+            </w:r>
+            <w:r>
+              <w:rPr>
+                <w:noProof/>
+                <w:webHidden/>
+              </w:rPr>
+              <w:t>25</w:t>
             </w:r>
             <w:r>
               <w:rPr>
@@ -2415,8 +2492,68 @@
         </w:numPr>
         <w:ind w:left="360"/>
       </w:pPr>
-      <w:bookmarkStart w:id="1" w:name="_Toc203403158"/>
-      <w:r>
+    </w:p>
+    <w:p>
+      <w:pPr>
+        <w:pStyle w:val="Heading2"/>
+        <w:numPr>
+          <w:ilvl w:val="0"/>
+          <w:numId w:val="0"/>
+        </w:numPr>
+        <w:ind w:left="360"/>
+      </w:pPr>
+    </w:p>
+    <w:p>
+      <w:pPr>
+        <w:pStyle w:val="Heading2"/>
+        <w:numPr>
+          <w:ilvl w:val="0"/>
+          <w:numId w:val="0"/>
+        </w:numPr>
+        <w:ind w:left="360"/>
+      </w:pPr>
+    </w:p>
+    <w:p>
+      <w:pPr>
+        <w:pStyle w:val="Heading2"/>
+        <w:numPr>
+          <w:ilvl w:val="0"/>
+          <w:numId w:val="0"/>
+        </w:numPr>
+        <w:ind w:left="360"/>
+      </w:pPr>
+    </w:p>
+    <w:p/>
+    <w:p/>
+    <w:p/>
+    <w:p/>
+    <w:p/>
+    <w:p/>
+    <w:p/>
+    <w:p/>
+    <w:p/>
+    <w:p/>
+    <w:p/>
+    <w:p/>
+    <w:p/>
+    <w:p/>
+    <w:p/>
+    <w:p/>
+    <w:p/>
+    <w:p/>
+    <w:p/>
+    <w:p>
+      <w:pPr>
+        <w:pStyle w:val="Heading2"/>
+        <w:numPr>
+          <w:ilvl w:val="0"/>
+          <w:numId w:val="0"/>
+        </w:numPr>
+        <w:ind w:left="360"/>
+      </w:pPr>
+      <w:bookmarkStart w:id="1" w:name="_Toc204867081"/>
+      <w:r>
+        <w:lastRenderedPageBreak/>
         <w:t>Abstract</w:t>
       </w:r>
       <w:bookmarkEnd w:id="1"/>
@@ -2432,12 +2569,24 @@
         <w:t xml:space="preserve"> </w:t>
       </w:r>
       <w:r>
-        <w:t>of the car’s ability and the driver’s ability. While a given race or season can tell you how well a car and driver performed jointly, discerning the individual impact of the driver and constructor remains challenging.</w:t>
-      </w:r>
-    </w:p>
-    <w:p>
-      <w:r>
-        <w:t>This paper extends the Regularized Adjusted Plus Minus (RAPM) methodology</w:t>
+        <w:t xml:space="preserve">of the car’s ability and the driver’s ability. While a given race or season can tell you how well a car and driver performed jointly, </w:t>
+      </w:r>
+      <w:r>
+        <w:t>isolating</w:t>
+      </w:r>
+      <w:r>
+        <w:t xml:space="preserve"> the individual impact of the driver and constructor remains challenging.</w:t>
+      </w:r>
+    </w:p>
+    <w:p>
+      <w:r>
+        <w:t xml:space="preserve">This paper extends </w:t>
+      </w:r>
+      <w:r>
+        <w:t>a</w:t>
+      </w:r>
+      <w:r>
+        <w:t xml:space="preserve"> Regularized Adjusted Plus Minus (RAPM) methodology</w:t>
       </w:r>
       <w:r>
         <w:t xml:space="preserve"> (Sill 2010)</w:t>
@@ -2455,7 +2604,7 @@
         <w:t xml:space="preserve"> (Jacoby 2000)</w:t>
       </w:r>
       <w:r>
-        <w:t xml:space="preserve"> smoothing to predict race results for the “Hybrid Engine Era” (2014 </w:t>
+        <w:t xml:space="preserve"> smoothing to predict race results for the Hybrid Engine Era (2014 </w:t>
       </w:r>
       <w:r>
         <w:t>–</w:t>
@@ -2467,14 +2616,31 @@
         <w:t>2024</w:t>
       </w:r>
       <w:r>
-        <w:t>). By mapping the constructor and driver coefficients over time, we measure the relative impact of these individuals throughout the period.</w:t>
+        <w:t xml:space="preserve">). By </w:t>
+      </w:r>
+      <w:r>
+        <w:t>measuring</w:t>
+      </w:r>
+      <w:r>
+        <w:t xml:space="preserve"> the constructor and driver coefficients over time, we measure the relative </w:t>
+      </w:r>
+      <w:r>
+        <w:t xml:space="preserve">individual </w:t>
+      </w:r>
+      <w:r>
+        <w:t>impact of</w:t>
+      </w:r>
+      <w:r>
+        <w:t xml:space="preserve"> driver and constructor </w:t>
+      </w:r>
+      <w:r>
+        <w:t>throughout the period.</w:t>
       </w:r>
     </w:p>
     <w:p>
       <w:r>
         <w:t xml:space="preserve">Results show that constructors explain </w:t>
       </w:r>
-      <w:commentRangeStart w:id="2"/>
       <w:r>
         <w:t>6</w:t>
       </w:r>
@@ -2482,17 +2648,13 @@
         <w:t>4.0</w:t>
       </w:r>
       <w:r>
-        <w:t xml:space="preserve">% </w:t>
-      </w:r>
-      <w:commentRangeEnd w:id="2"/>
-      <w:r>
-        <w:rPr>
-          <w:rStyle w:val="CommentReference"/>
-        </w:rPr>
-        <w:commentReference w:id="2"/>
-      </w:r>
-      <w:r>
-        <w:t xml:space="preserve">of the variance in race outcomes, compared to ~88% in previous studies. Additionally, constructors have increased importance in benchmarked rank-agnostic cohorts (e.g., Top 10 points finishers) and decreased importance in qualifying. </w:t>
+        <w:t>% of the variance in race outcomes</w:t>
+      </w:r>
+      <w:r>
+        <w:t xml:space="preserve"> in the Hybrid Engine Era</w:t>
+      </w:r>
+      <w:r>
+        <w:t xml:space="preserve">. Additionally, constructors have increased importance in benchmarked rank-agnostic cohorts (e.g., Top 10 points finishers) and decreased importance in qualifying. </w:t>
       </w:r>
     </w:p>
     <w:p>
@@ -2508,162 +2670,182 @@
       <w:pPr>
         <w:pStyle w:val="Heading2"/>
       </w:pPr>
-      <w:bookmarkStart w:id="3" w:name="_Toc203403159"/>
-      <w:commentRangeStart w:id="4"/>
+      <w:bookmarkStart w:id="2" w:name="_Toc204867082"/>
       <w:r>
         <w:t>Introduction</w:t>
       </w:r>
-      <w:commentRangeEnd w:id="4"/>
-      <w:r>
-        <w:rPr>
-          <w:rStyle w:val="CommentReference"/>
-          <w:rFonts w:eastAsiaTheme="minorHAnsi"/>
-          <w:b w:val="0"/>
-          <w:bCs w:val="0"/>
-        </w:rPr>
-        <w:commentReference w:id="4"/>
+      <w:bookmarkEnd w:id="2"/>
+    </w:p>
+    <w:p>
+      <w:r>
+        <w:t>The realm of sports often celebrates the exceptional athletic prowess of individuals or teams, and Formula 1 is no exception. Victorious drivers are traditionally lauded with champagne showers and podium ceremonies. However, the success of a driver is not solely attributable to their skills. As 2016 World Drivers’ Champion Nico Rosberg remarked, success in Formula 1 is “20 percent driver and 80 percent car” (Spurgeon, 2009).</w:t>
+      </w:r>
+    </w:p>
+    <w:p>
+      <w:r>
+        <w:t>The significance of the car's role is evident in the historical data. Since 2000, the World Constructors’ Champion has only differed</w:t>
+      </w:r>
+      <w:r>
+        <w:t xml:space="preserve"> </w:t>
+      </w:r>
+      <w:r>
+        <w:t>thrice</w:t>
+      </w:r>
+      <w:r>
+        <w:t xml:space="preserve"> from the team of the World Drivers’ Champion</w:t>
+      </w:r>
+      <w:r>
+        <w:t xml:space="preserve"> (Formula 1)</w:t>
+      </w:r>
+      <w:r>
+        <w:t xml:space="preserve">. Moreover, in the </w:t>
+      </w:r>
+      <w:r>
+        <w:t>eleven</w:t>
+      </w:r>
+      <w:r>
+        <w:t xml:space="preserve"> completed seasons of the Hybrid era, the World Drivers’ Champion and runner-up have hailed from the same team on six occasions.</w:t>
+      </w:r>
+    </w:p>
+    <w:p>
+      <w:r>
+        <w:t>While it is well-acknowledged that constructors play a pivotal role in Formula 1 success, there is a need to delve deeper into the individual variances attributable to constructors and drivers. Prior analyses (</w:t>
+      </w:r>
+      <w:proofErr w:type="spellStart"/>
+      <w:r>
+        <w:t>Kesteren</w:t>
+      </w:r>
+      <w:proofErr w:type="spellEnd"/>
+      <w:r>
+        <w:t xml:space="preserve">, 2023; </w:t>
+      </w:r>
+      <w:proofErr w:type="spellStart"/>
+      <w:r>
+        <w:t>Rockerbie</w:t>
+      </w:r>
+      <w:proofErr w:type="spellEnd"/>
+      <w:r>
+        <w:t>, 2021; Bell, 2016) have explored the overall variance explained by constructors versus drivers, assigning “skill” values to each.</w:t>
+      </w:r>
+    </w:p>
+    <w:p>
+      <w:r>
+        <w:t xml:space="preserve">Our objective is to quantify the individual impacts of constructors and divers via a predictive model that forecasts future races accurately. </w:t>
+      </w:r>
+      <w:r>
+        <w:t>Current comparisons of teams (inter-constructor) and drivers within the same team (intra-constructor) are straightforward through Formula 1’s point system. However, comparing drivers across different teams (inter-constructors) remains challenging due to the dominant influence of the constructor.</w:t>
+      </w:r>
+    </w:p>
+    <w:p>
+      <w:r>
+        <w:t xml:space="preserve">Moreover, our approach differs from the existing literature. Bell (2016) and </w:t>
+      </w:r>
+      <w:proofErr w:type="spellStart"/>
+      <w:r>
+        <w:t>Kesteren</w:t>
+      </w:r>
+      <w:proofErr w:type="spellEnd"/>
+      <w:r>
+        <w:t xml:space="preserve"> (2023) have produced the most similar work in the field. Bell's methodology treats a driver's entire career as a single entity, while </w:t>
+      </w:r>
+      <w:proofErr w:type="spellStart"/>
+      <w:r>
+        <w:t>Kesteren</w:t>
+      </w:r>
+      <w:r>
+        <w:t>'s</w:t>
+      </w:r>
+      <w:proofErr w:type="spellEnd"/>
+      <w:r>
+        <w:t xml:space="preserve"> analysis is conducted at the season level. In contrast, our model evaluates driver and constructor ratings at a race-level granularity. This finer level of detail allows for a more responsive </w:t>
+      </w:r>
+      <w:r>
+        <w:lastRenderedPageBreak/>
+        <w:t>assessment of driver and constructor performance</w:t>
+      </w:r>
+      <w:r>
+        <w:t>, but increased sensitivity introduces greater variance and results in a more volatile trajectory of ratings.</w:t>
+      </w:r>
+    </w:p>
+    <w:p>
+      <w:r>
+        <w:t>Finally, we seek to enhance our understanding of the relative contributions of constructors and drivers in determining race outcomes over time, providing a more nuanced analysis of their impacts on race rankings.</w:t>
+      </w:r>
+    </w:p>
+    <w:p/>
+    <w:p>
+      <w:pPr>
+        <w:pStyle w:val="Heading2"/>
+      </w:pPr>
+      <w:bookmarkStart w:id="3" w:name="_Toc204867083"/>
+      <w:r>
+        <w:t>Data Processing</w:t>
       </w:r>
       <w:bookmarkEnd w:id="3"/>
     </w:p>
     <w:p>
       <w:r>
-        <w:t>The realm of sports often celebrates the exceptional athletic prowess of individuals or teams, and Formula 1 is no exception. Victorious drivers are traditionally lauded with champagne showers and podium ceremonies. However, the success of a driver is not solely attributable to their skills. As 2016 World Drivers’ Champion Nico Rosberg remarked, success in Formula 1 is “20 percent driver and 80 percent car” (Spurgeon, 2009).</w:t>
-      </w:r>
-    </w:p>
-    <w:p>
-      <w:r>
-        <w:t>The significance of the car's role is evident in the historical data. Since 2000, the World Constructors’ Champion has only differed</w:t>
+        <w:t>W</w:t>
+      </w:r>
+      <w:r>
+        <w:t xml:space="preserve">e collect data from all Formula 1 races through the </w:t>
+      </w:r>
+      <w:proofErr w:type="spellStart"/>
+      <w:r>
+        <w:t>Ergast</w:t>
+      </w:r>
+      <w:proofErr w:type="spellEnd"/>
+      <w:r>
+        <w:t xml:space="preserve"> API</w:t>
       </w:r>
       <w:r>
         <w:t xml:space="preserve"> </w:t>
       </w:r>
       <w:r>
-        <w:t>thrice</w:t>
-      </w:r>
-      <w:r>
-        <w:t xml:space="preserve"> from the team of the World Drivers’ Champion</w:t>
-      </w:r>
-      <w:r>
-        <w:t xml:space="preserve"> (Formula 1)</w:t>
-      </w:r>
-      <w:r>
-        <w:t xml:space="preserve">. Moreover, in the </w:t>
-      </w:r>
-      <w:r>
-        <w:t>eleven</w:t>
-      </w:r>
-      <w:r>
-        <w:t xml:space="preserve"> completed seasons of the Hybrid era, the World Drivers’ Champion and runner-up have hailed from the same team on six occasions.</w:t>
-      </w:r>
-    </w:p>
-    <w:p>
-      <w:r>
-        <w:t>While it is well-acknowledged that constructors play a pivotal role in Formula 1 success, there is a need to delve deeper into the individual variances attributable to constructors and drivers. Prior analyses (</w:t>
-      </w:r>
+        <w:t>and</w:t>
+      </w:r>
+      <w:r>
+        <w:t xml:space="preserve"> </w:t>
+      </w:r>
+      <w:r>
+        <w:t>Jolpica-F1</w:t>
+      </w:r>
+      <w:r>
+        <w:t>project</w:t>
+      </w:r>
+      <w:r>
+        <w:t xml:space="preserve"> via the f1dataR R package</w:t>
+      </w:r>
+      <w:r>
+        <w:t xml:space="preserve"> (</w:t>
+      </w:r>
+      <w:proofErr w:type="spellStart"/>
+      <w:r>
+        <w:t>Ergast</w:t>
+      </w:r>
+      <w:proofErr w:type="spellEnd"/>
+      <w:r>
+        <w:t>, f1dataR)</w:t>
+      </w:r>
+      <w:r>
+        <w:t xml:space="preserve">. Our analysis primarily focuses on the hybrid engine era (2014 to </w:t>
+      </w:r>
+      <w:r>
+        <w:t>2024</w:t>
+      </w:r>
+      <w:r>
+        <w:t>), utilizing race results from 2012 onwards to provide a warm start.</w:t>
+      </w:r>
+    </w:p>
+    <w:p>
+      <w:r>
+        <w:t xml:space="preserve">For our primary model, we exclude non-finishers (DNF) to avoid the additional noise and complexity they introduce to the outcome of interest, as similarly noted by </w:t>
+      </w:r>
+      <w:proofErr w:type="spellStart"/>
       <w:r>
         <w:t>Kesteren</w:t>
       </w:r>
-      <w:r>
-        <w:t>, 2023; Rockerbie, 2021; Bell, 2016) have explored the overall variance explained by constructors versus drivers, often assigning “skill” values to each.</w:t>
-      </w:r>
-    </w:p>
-    <w:p>
-      <w:r>
-        <w:t xml:space="preserve">Our objective is to quantify the individual impacts of constructors and divers via a predictive model that forecasts future races accurately. </w:t>
-      </w:r>
-      <w:r>
-        <w:t>Current comparisons of teams (inter-constructor) and drivers within the same team (intra-constructor) are straightforward through Formula 1’s point system. However, comparing drivers across different teams (inter-constructors) remains challenging due to the dominant influence of the constructor.</w:t>
-      </w:r>
-    </w:p>
-    <w:p>
-      <w:r>
-        <w:lastRenderedPageBreak/>
-        <w:t xml:space="preserve">Moreover, our approach differs from the existing literature. Bell (2016) and </w:t>
-      </w:r>
-      <w:r>
-        <w:t>Kesteren</w:t>
-      </w:r>
-      <w:r>
-        <w:t xml:space="preserve"> (2023) have produced the most similar work in the field. Bell's methodology treats a driver's entire career as a single entity, while </w:t>
-      </w:r>
-      <w:r>
-        <w:t>Kesteren</w:t>
-      </w:r>
-      <w:r>
-        <w:t>'s analysis is conducted at the season level. In contrast, our model evaluates driver and constructor ratings at a race-level granularity. This finer level of detail allows for a more responsive assessment of driver and constructor performance</w:t>
-      </w:r>
-      <w:r>
-        <w:t>, but increased sensitivity introduces greater variance and results in a more volatile trajectory of ratings.</w:t>
-      </w:r>
-    </w:p>
-    <w:p>
-      <w:r>
-        <w:t>Finally, we seek to enhance our understanding of the relative contributions of constructors and drivers in determining race outcomes over time, providing a more nuanced analysis of their impacts on race rankings.</w:t>
-      </w:r>
-    </w:p>
-    <w:p/>
-    <w:p>
-      <w:pPr>
-        <w:pStyle w:val="Heading2"/>
-      </w:pPr>
-      <w:bookmarkStart w:id="5" w:name="_Toc203403160"/>
-      <w:r>
-        <w:t>Data Processing</w:t>
-      </w:r>
-      <w:bookmarkEnd w:id="5"/>
-    </w:p>
-    <w:p>
-      <w:r>
-        <w:t>W</w:t>
-      </w:r>
-      <w:r>
-        <w:t xml:space="preserve">e collect data from all Formula 1 races through the </w:t>
-      </w:r>
-      <w:proofErr w:type="spellStart"/>
-      <w:r>
-        <w:t>Ergast</w:t>
-      </w:r>
       <w:proofErr w:type="spellEnd"/>
-      <w:r>
-        <w:t xml:space="preserve"> API</w:t>
-      </w:r>
-      <w:r>
-        <w:t xml:space="preserve"> &amp; </w:t>
-      </w:r>
-      <w:r>
-        <w:t>Jolpica-F1</w:t>
-      </w:r>
-      <w:r>
-        <w:t>project</w:t>
-      </w:r>
-      <w:r>
-        <w:t xml:space="preserve"> via the f1dataR R package</w:t>
-      </w:r>
-      <w:r>
-        <w:t xml:space="preserve"> (Ergast, f1dataR)</w:t>
-      </w:r>
-      <w:r>
-        <w:t>. Our analysis primarily focuses on the hybrid engine era (2014 to present), utilizing race results from 2012 onwards to provide a warm start.</w:t>
-      </w:r>
-    </w:p>
-    <w:p>
-      <w:commentRangeStart w:id="6"/>
-      <w:r>
-        <w:t xml:space="preserve">For </w:t>
-      </w:r>
-      <w:commentRangeEnd w:id="6"/>
-      <w:r>
-        <w:rPr>
-          <w:rStyle w:val="CommentReference"/>
-        </w:rPr>
-        <w:commentReference w:id="6"/>
-      </w:r>
-      <w:r>
-        <w:t xml:space="preserve">our primary model, we exclude non-finishers (DNF) to avoid the additional noise and complexity they introduce to the outcome of interest, as similarly noted by </w:t>
-      </w:r>
-      <w:r>
-        <w:t>Kesteren</w:t>
-      </w:r>
       <w:r>
         <w:t xml:space="preserve"> (2023). </w:t>
       </w:r>
@@ -2692,7 +2874,7 @@
                     <pic:cNvPicPr/>
                   </pic:nvPicPr>
                   <pic:blipFill>
-                    <a:blip r:embed="rId17" cstate="print">
+                    <a:blip r:embed="rId13" cstate="print">
                       <a:extLst>
                         <a:ext uri="{28A0092B-C50C-407E-A947-70E740481C1C}">
                           <a14:useLocalDpi xmlns:a14="http://schemas.microsoft.com/office/drawing/2010/main" val="0"/>
@@ -2735,16 +2917,16 @@
         </w:r>
       </w:fldSimple>
       <w:r>
-        <w:t xml:space="preserve"> Top DNF reasons from 2014 to 2024. DNFs are initially attributed to drivers, </w:t>
-      </w:r>
-      <w:proofErr w:type="spellStart"/>
-      <w:r>
-        <w:t>construcotrs</w:t>
-      </w:r>
-      <w:proofErr w:type="spellEnd"/>
-      <w:r>
-        <w:t>, or neither based on author discretion</w:t>
-      </w:r>
+        <w:t xml:space="preserve"> Top DNF reasons from 2014 to 2024. </w:t>
+      </w:r>
+      <w:r>
+        <w:t>DNFs are categorized as driver-related, constructor-related, or indeterminate based on the author's discretion.</w:t>
+      </w:r>
+    </w:p>
+    <w:p>
+      <w:pPr>
+        <w:pStyle w:val="Caption"/>
+      </w:pPr>
     </w:p>
     <w:p>
       <w:r>
@@ -2754,15 +2936,7 @@
         <w:t xml:space="preserve">ssigning the root cause of certain DNFs, particularly driver-driver collisions, can be challenging. </w:t>
       </w:r>
       <w:r>
-        <w:t xml:space="preserve">For example, in </w:t>
-      </w:r>
-      <w:proofErr w:type="gramStart"/>
-      <w:r>
-        <w:t>the  2024</w:t>
-      </w:r>
-      <w:proofErr w:type="gramEnd"/>
-      <w:r>
-        <w:t xml:space="preserve">Canada GP, both Albon and Sainz had their </w:t>
+        <w:t xml:space="preserve">For example, in the 2024Canada GP, both Albon and Sainz had their </w:t>
       </w:r>
       <w:r>
         <w:t xml:space="preserve">DNFs classified as </w:t>
@@ -2775,7 +2949,13 @@
         <w:t>Collision</w:t>
       </w:r>
       <w:r>
-        <w:t xml:space="preserve">. This would result in both drivers and constructors being penalized in the proposed rating system despite the collision being driven by Sainz and Ferrari. </w:t>
+        <w:t xml:space="preserve">. This would result in </w:t>
+      </w:r>
+      <w:r>
+        <w:t xml:space="preserve">penalizing both </w:t>
+      </w:r>
+      <w:r>
+        <w:t xml:space="preserve">drivers and constructors in the proposed rating system despite the collision being driven by Sainz and Ferrari. </w:t>
       </w:r>
       <w:r>
         <w:t>Additionally g</w:t>
@@ -2788,7 +2968,14 @@
     <w:p/>
     <w:p>
       <w:r>
-        <w:t xml:space="preserve">However, we also test model variants that include DNFs wholly and another that partially assigns DNF cause to either driver or constructor based on the type of DNF. DNFs categorized as Collision, Accident, or </w:t>
+        <w:lastRenderedPageBreak/>
+        <w:t xml:space="preserve">For </w:t>
+      </w:r>
+      <w:r>
+        <w:t>completeness,</w:t>
+      </w:r>
+      <w:r>
+        <w:t xml:space="preserve"> we also test model variants that include DNFs wholly and another that partially assigns DNF cause to either driver or constructor based on the type of DNF. DNFs categorized as Collision, Accident, or </w:t>
       </w:r>
       <w:proofErr w:type="gramStart"/>
       <w:r>
@@ -2808,30 +2995,17 @@
       <w:r>
         <w:t xml:space="preserve">The response variable is the rank finish of the driver-constructor pair </w:t>
       </w:r>
-      <w:proofErr w:type="gramStart"/>
-      <w:r>
-        <w:t>in a given</w:t>
-      </w:r>
-      <w:proofErr w:type="gramEnd"/>
+      <w:r>
+        <w:t>in each</w:t>
+      </w:r>
       <w:r>
         <w:t xml:space="preserve"> race. Points-scoring positions (ranks 1 to 10) are weighted equally, as drivers are expected to compete equally for these positions. Positions beyond 10 are weighted on a linear decay until the last position, reflecting the expectation that the effort expended for lower places is probably less than that for the top places (Henderson, 2021).</w:t>
       </w:r>
       <w:r>
-        <w:t xml:space="preserve"> </w:t>
-      </w:r>
-      <w:commentRangeStart w:id="7"/>
-      <w:r>
-        <w:t xml:space="preserve">The </w:t>
+        <w:t xml:space="preserve"> The </w:t>
       </w:r>
       <w:r>
         <w:t xml:space="preserve">calculation of rank finishing weights is seen below in (1). </w:t>
-      </w:r>
-      <w:commentRangeEnd w:id="7"/>
-      <w:r>
-        <w:rPr>
-          <w:rStyle w:val="CommentReference"/>
-        </w:rPr>
-        <w:commentReference w:id="7"/>
       </w:r>
     </w:p>
     <w:p/>
@@ -3145,11 +3319,11 @@
       <w:pPr>
         <w:pStyle w:val="Heading2"/>
       </w:pPr>
-      <w:bookmarkStart w:id="8" w:name="_Toc203403161"/>
+      <w:bookmarkStart w:id="4" w:name="_Toc204867084"/>
       <w:r>
         <w:t>Methods</w:t>
       </w:r>
-      <w:bookmarkEnd w:id="8"/>
+      <w:bookmarkEnd w:id="4"/>
     </w:p>
     <w:p>
       <w:pPr>
@@ -3158,19 +3332,17 @@
       <w:r>
         <w:t xml:space="preserve"> </w:t>
       </w:r>
-      <w:bookmarkStart w:id="9" w:name="_Toc203403162"/>
+      <w:bookmarkStart w:id="5" w:name="_Toc204867085"/>
       <w:r>
         <w:t xml:space="preserve">Linear Model </w:t>
       </w:r>
-      <w:proofErr w:type="gramStart"/>
-      <w:r>
-        <w:t>With</w:t>
-      </w:r>
-      <w:proofErr w:type="gramEnd"/>
+      <w:r>
+        <w:t>with</w:t>
+      </w:r>
       <w:r>
         <w:t xml:space="preserve"> Ridge Regression</w:t>
       </w:r>
-      <w:bookmarkEnd w:id="9"/>
+      <w:bookmarkEnd w:id="5"/>
     </w:p>
     <w:p>
       <w:pPr>
@@ -3250,7 +3422,15 @@
           <w:i/>
           <w:iCs/>
         </w:rPr>
-        <w:t>X: Sparse matrix of drivers and consturoctrs</w:t>
+        <w:t xml:space="preserve">X: Sparse matrix of drivers and </w:t>
+      </w:r>
+      <w:r>
+        <w:rPr>
+          <w:rFonts w:ascii="Cambria Math" w:eastAsiaTheme="minorEastAsia" w:hAnsi="Cambria Math"/>
+          <w:i/>
+          <w:iCs/>
+        </w:rPr>
+        <w:t>constructors</w:t>
       </w:r>
     </w:p>
     <w:p>
@@ -3270,7 +3450,6 @@
           <m:t>β</m:t>
         </m:r>
       </m:oMath>
-      <w:proofErr w:type="gramStart"/>
       <w:r>
         <w:rPr>
           <w:rFonts w:ascii="Cambria Math" w:eastAsiaTheme="minorEastAsia" w:hAnsi="Cambria Math"/>
@@ -3285,9 +3464,8 @@
           <w:i/>
           <w:iCs/>
         </w:rPr>
-        <w:t>Matrix</w:t>
-      </w:r>
-      <w:proofErr w:type="gramEnd"/>
+        <w:t xml:space="preserve"> Matrix</w:t>
+      </w:r>
       <w:r>
         <w:rPr>
           <w:rFonts w:ascii="Cambria Math" w:eastAsiaTheme="minorEastAsia" w:hAnsi="Cambria Math"/>
@@ -4651,7 +4829,13 @@
         <w:t>, where constants are optimized against mean absolute error (MAE)</w:t>
       </w:r>
       <w:r>
-        <w:t xml:space="preserve"> – see Appendix A1 for hyperparameter selection detail</w:t>
+        <w:t xml:space="preserve"> – see Appendix A</w:t>
+      </w:r>
+      <w:r>
+        <w:t>2</w:t>
+      </w:r>
+      <w:r>
+        <w:t xml:space="preserve"> for hyperparameter selection detail</w:t>
       </w:r>
       <w:r>
         <w:t>. This exponential decay approach is borrowed from similar NBA player impact ratings</w:t>
@@ -4660,7 +4844,15 @@
         <w:t xml:space="preserve">, </w:t>
       </w:r>
       <w:r>
-        <w:t xml:space="preserve">which utilize ridge regression (Mevedovsky). </w:t>
+        <w:t>which utilize ridge regression (</w:t>
+      </w:r>
+      <w:proofErr w:type="spellStart"/>
+      <w:r>
+        <w:t>Mevedovsky</w:t>
+      </w:r>
+      <w:proofErr w:type="spellEnd"/>
+      <w:r>
+        <w:t xml:space="preserve">). </w:t>
       </w:r>
     </w:p>
     <w:p/>
@@ -4949,19 +5141,8 @@
       </w:r>
     </w:p>
     <w:p>
-      <w:commentRangeStart w:id="10"/>
-      <w:r>
-        <w:t xml:space="preserve">We </w:t>
-      </w:r>
-      <w:commentRangeEnd w:id="10"/>
-      <w:r>
-        <w:rPr>
-          <w:rStyle w:val="CommentReference"/>
-        </w:rPr>
-        <w:commentReference w:id="10"/>
-      </w:r>
-      <w:r>
-        <w:t>combine the time-decay weights with the rank position weights described in section 2 as shown in (4).</w:t>
+      <w:r>
+        <w:t>We combine the time-decay weights with the rank position weights described in section 2 as shown in (4).</w:t>
       </w:r>
     </w:p>
     <w:p>
@@ -5122,22 +5303,24 @@
           <w:rFonts w:eastAsiaTheme="minorEastAsia"/>
         </w:rPr>
       </w:pPr>
-      <w:bookmarkStart w:id="11" w:name="_Toc203403163"/>
+      <w:bookmarkStart w:id="6" w:name="_Toc204867086"/>
       <w:r>
         <w:rPr>
           <w:rFonts w:eastAsiaTheme="minorEastAsia"/>
         </w:rPr>
         <w:t>Features</w:t>
       </w:r>
-      <w:bookmarkEnd w:id="11"/>
+      <w:bookmarkEnd w:id="6"/>
     </w:p>
     <w:p>
       <w:r>
         <w:t xml:space="preserve">As discussed in the Introduction, the features used are a sparse matrix of parent constructors and drivers. Unlike </w:t>
       </w:r>
+      <w:proofErr w:type="spellStart"/>
       <w:r>
         <w:t>Kesteren</w:t>
       </w:r>
+      <w:proofErr w:type="spellEnd"/>
       <w:r>
         <w:t xml:space="preserve"> and Bell’s work, which included weather conditions, we exclude weather due to its unpredictability before a race weekend. Circuit type (street </w:t>
       </w:r>
@@ -5155,14 +5338,14 @@
           <w:rFonts w:eastAsiaTheme="minorEastAsia"/>
         </w:rPr>
       </w:pPr>
-      <w:bookmarkStart w:id="12" w:name="_Toc203403164"/>
+      <w:bookmarkStart w:id="7" w:name="_Toc204867087"/>
       <w:r>
         <w:rPr>
           <w:rFonts w:eastAsiaTheme="minorEastAsia"/>
         </w:rPr>
         <w:t>Coefficient Smoothing</w:t>
       </w:r>
-      <w:bookmarkEnd w:id="12"/>
+      <w:bookmarkEnd w:id="7"/>
       <w:r>
         <w:rPr>
           <w:rFonts w:eastAsiaTheme="minorEastAsia"/>
@@ -5181,7 +5364,13 @@
         <w:t xml:space="preserve">as seen in </w:t>
       </w:r>
       <w:r>
-        <w:t>Figure 1 below.</w:t>
+        <w:t xml:space="preserve">Figure </w:t>
+      </w:r>
+      <w:r>
+        <w:t>2</w:t>
+      </w:r>
+      <w:r>
+        <w:t xml:space="preserve"> below.</w:t>
       </w:r>
     </w:p>
     <w:p>
@@ -5212,7 +5401,7 @@
                     </pic:cNvPicPr>
                   </pic:nvPicPr>
                   <pic:blipFill>
-                    <a:blip r:embed="rId18" cstate="print">
+                    <a:blip r:embed="rId14" cstate="print">
                       <a:extLst>
                         <a:ext uri="{28A0092B-C50C-407E-A947-70E740481C1C}">
                           <a14:useLocalDpi xmlns:a14="http://schemas.microsoft.com/office/drawing/2010/main" val="0"/>
@@ -5731,7 +5920,13 @@
         <w:t>This smoothing methodology yields a less noisy and more accurate time series for constructor and driver rating</w:t>
       </w:r>
       <w:r>
-        <w:t xml:space="preserve"> as seen in Figure 2 below.</w:t>
+        <w:t xml:space="preserve"> as seen in Figure </w:t>
+      </w:r>
+      <w:r>
+        <w:t>3</w:t>
+      </w:r>
+      <w:r>
+        <w:t xml:space="preserve"> below.</w:t>
       </w:r>
     </w:p>
     <w:p>
@@ -5762,7 +5957,7 @@
                     </pic:cNvPicPr>
                   </pic:nvPicPr>
                   <pic:blipFill>
-                    <a:blip r:embed="rId19" cstate="print">
+                    <a:blip r:embed="rId15" cstate="print">
                       <a:extLst>
                         <a:ext uri="{28A0092B-C50C-407E-A947-70E740481C1C}">
                           <a14:useLocalDpi xmlns:a14="http://schemas.microsoft.com/office/drawing/2010/main" val="0"/>
@@ -5857,7 +6052,21 @@
           <w:rFonts w:ascii="Arial" w:hAnsi="Arial" w:cs="Arial"/>
           <w:color w:val="auto"/>
         </w:rPr>
-        <w:t>. The LOESS blended coefficient is quick to pick up the initial performance surge at the start his career while maintaining stability in his driver coefficient later in his career. The transparent points represent the model-derived coefficient seen in Figure 1.</w:t>
+        <w:t xml:space="preserve">. The LOESS blended coefficient is quick to pick up the initial performance surge at the start his career while maintaining stability in his driver coefficient later in his career. The transparent points represent the model-derived coefficient seen in Figure </w:t>
+      </w:r>
+      <w:r>
+        <w:rPr>
+          <w:rFonts w:ascii="Arial" w:hAnsi="Arial" w:cs="Arial"/>
+          <w:color w:val="auto"/>
+        </w:rPr>
+        <w:t>2</w:t>
+      </w:r>
+      <w:r>
+        <w:rPr>
+          <w:rFonts w:ascii="Arial" w:hAnsi="Arial" w:cs="Arial"/>
+          <w:color w:val="auto"/>
+        </w:rPr>
+        <w:t>.</w:t>
       </w:r>
       <w:r>
         <w:rPr>
@@ -5871,18 +6080,30 @@
       <w:pPr>
         <w:pStyle w:val="Heading3"/>
       </w:pPr>
-      <w:bookmarkStart w:id="13" w:name="_Toc203403165"/>
+      <w:bookmarkStart w:id="8" w:name="_Toc204867088"/>
       <w:r>
         <w:t>Bootstrapping</w:t>
       </w:r>
-      <w:bookmarkEnd w:id="13"/>
+      <w:bookmarkEnd w:id="8"/>
     </w:p>
     <w:p>
       <w:pPr>
         <w:pStyle w:val="NormalWeb"/>
       </w:pPr>
       <w:r>
-        <w:t xml:space="preserve">To measure confidence intervals for our coefficient measurements we apply a bootstrapping approach (R = 50) on each ridge regression. Assuming the individual coefficients are normally distributed within the bootstrapped replicates we arrive at a 95% confidence interval. That interval is represented by the shaded area as illustrated in Figure 1 and 2. </w:t>
+        <w:t xml:space="preserve">To measure confidence intervals for our coefficient measurements we apply a bootstrapping approach (R = 50) on each ridge regression. Assuming the individual coefficients are normally distributed within the bootstrapped replicates we arrive at a 95% confidence interval. That interval is represented by the shaded area in Figure </w:t>
+      </w:r>
+      <w:r>
+        <w:t>2</w:t>
+      </w:r>
+      <w:r>
+        <w:t xml:space="preserve"> and </w:t>
+      </w:r>
+      <w:r>
+        <w:t>3</w:t>
+      </w:r>
+      <w:r>
+        <w:t xml:space="preserve">. </w:t>
       </w:r>
     </w:p>
     <w:p>
@@ -5890,22 +6111,28 @@
         <w:pStyle w:val="NormalWeb"/>
       </w:pPr>
       <w:r>
-        <w:t xml:space="preserve">However, its important to note that we are solely measuring the variance of individual coefficients. That variance is likely understated for drivers and constructors with limited sample sizes as those coefficients will be penalized and shrunk through regularization. Additionally, penalized regression can result in non-normal distribution </w:t>
+        <w:t>However, it</w:t>
+      </w:r>
+      <w:r>
+        <w:t xml:space="preserve"> is</w:t>
+      </w:r>
+      <w:r>
+        <w:t xml:space="preserve"> important to note that we are solely measuring the variance of individual coefficients. That variance is likely understated for drivers and constructors with limited sample sizes as those coefficients will be penalized and shrunk through regularization. Additionally, penalized regression can result in non-normal distribution </w:t>
       </w:r>
       <w:r>
         <w:t>of those coefficients (</w:t>
       </w:r>
+      <w:proofErr w:type="spellStart"/>
       <w:r>
         <w:t>Croiseau</w:t>
       </w:r>
+      <w:proofErr w:type="spellEnd"/>
       <w:r>
         <w:t xml:space="preserve"> 2009). As such, the confidence intervals provided have limited value for sensitivity </w:t>
       </w:r>
-      <w:proofErr w:type="gramStart"/>
-      <w:r>
-        <w:t>analysis, but</w:t>
-      </w:r>
-      <w:proofErr w:type="gramEnd"/>
+      <w:r>
+        <w:t>analysis but</w:t>
+      </w:r>
       <w:r>
         <w:t xml:space="preserve"> provide directional indicators to the variability of coefficients relatively to each other. </w:t>
       </w:r>
@@ -5914,15 +6141,21 @@
       <w:pPr>
         <w:pStyle w:val="Heading3"/>
       </w:pPr>
-      <w:bookmarkStart w:id="14" w:name="_Toc203403166"/>
+      <w:bookmarkStart w:id="9" w:name="_Toc204867089"/>
       <w:r>
         <w:t>Testing</w:t>
       </w:r>
-      <w:bookmarkEnd w:id="14"/>
-    </w:p>
-    <w:p>
-      <w:r>
-        <w:t xml:space="preserve">To understand the influence of constructors versus drivers, we analyze the variance explained by each component. We use Kendall’s </w:t>
+      <w:bookmarkEnd w:id="9"/>
+    </w:p>
+    <w:p>
+      <w:r>
+        <w:t xml:space="preserve">To understand the influence of constructors versus drivers, we </w:t>
+      </w:r>
+      <w:r>
+        <w:t>decompose</w:t>
+      </w:r>
+      <w:r>
+        <w:t xml:space="preserve"> the variance explained by each component. We use Kendall’s </w:t>
       </w:r>
       <w:r>
         <w:rPr>
@@ -5931,18 +6164,22 @@
         <w:t>𝜏</w:t>
       </w:r>
       <w:r>
-        <w:t xml:space="preserve"> coefficient as our test metric due to its interpretability and robustness to outliers (versus Spearman Rho). </w:t>
-      </w:r>
-      <w:commentRangeStart w:id="15"/>
-      <w:r>
-        <w:t>Robustness to outliers is particularly important in DNF-inclusive models.</w:t>
-      </w:r>
-      <w:commentRangeEnd w:id="15"/>
-      <w:r>
-        <w:rPr>
-          <w:rStyle w:val="CommentReference"/>
-        </w:rPr>
-        <w:commentReference w:id="15"/>
+        <w:t xml:space="preserve"> coefficient as our test metric due to its interpretability and</w:t>
+      </w:r>
+      <w:r>
+        <w:t xml:space="preserve"> greater</w:t>
+      </w:r>
+      <w:r>
+        <w:t xml:space="preserve"> robustness to outliers </w:t>
+      </w:r>
+      <w:r>
+        <w:t xml:space="preserve">as </w:t>
+      </w:r>
+      <w:r>
+        <w:t>compared to</w:t>
+      </w:r>
+      <w:r>
+        <w:t xml:space="preserve"> Spearman Rho. Robustness to outliers is particularly important in DNF-inclusive models.</w:t>
       </w:r>
       <w:r>
         <w:t xml:space="preserve"> </w:t>
@@ -6113,7 +6350,7 @@
           <w:szCs w:val="22"/>
           <w:vertAlign w:val="subscript"/>
         </w:rPr>
-        <w:t xml:space="preserve">2016, Round </w:t>
+        <w:t xml:space="preserve">2016, </w:t>
       </w:r>
       <w:proofErr w:type="gramStart"/>
       <w:r>
@@ -6122,23 +6359,33 @@
           <w:szCs w:val="22"/>
           <w:vertAlign w:val="subscript"/>
         </w:rPr>
-        <w:t xml:space="preserve">5 </w:t>
-      </w:r>
+        <w:t>Round</w:t>
+      </w:r>
+      <w:proofErr w:type="gramEnd"/>
       <w:r>
         <w:rPr>
           <w:sz w:val="22"/>
           <w:szCs w:val="22"/>
-        </w:rPr>
-        <w:t>)</w:t>
-      </w:r>
-      <w:proofErr w:type="gramEnd"/>
+          <w:vertAlign w:val="subscript"/>
+        </w:rPr>
+        <w:t xml:space="preserve"> </w:t>
+      </w:r>
       <w:r>
         <w:rPr>
           <w:sz w:val="22"/>
           <w:szCs w:val="22"/>
+          <w:vertAlign w:val="subscript"/>
+        </w:rPr>
+        <w:t>5)</w:t>
+      </w:r>
+      <w:r>
+        <w:rPr>
+          <w:sz w:val="22"/>
+          <w:szCs w:val="22"/>
         </w:rPr>
         <w:t xml:space="preserve"> predicts the outcomes for the 2016 Monaco Grand Prix (2016 season, round 6). The predictions from the model are linearly ranked and used as </w:t>
       </w:r>
+      <w:proofErr w:type="spellStart"/>
       <w:r>
         <w:rPr>
           <w:i/>
@@ -6158,6 +6405,7 @@
         </w:rPr>
         <w:t>pred</w:t>
       </w:r>
+      <w:proofErr w:type="spellEnd"/>
       <w:r>
         <w:rPr>
           <w:sz w:val="22"/>
@@ -6165,6 +6413,7 @@
         </w:rPr>
         <w:t xml:space="preserve">. This same process is applied to get </w:t>
       </w:r>
+      <w:proofErr w:type="spellStart"/>
       <w:r>
         <w:rPr>
           <w:i/>
@@ -6184,6 +6433,7 @@
         </w:rPr>
         <w:t>pred</w:t>
       </w:r>
+      <w:proofErr w:type="spellEnd"/>
       <w:r>
         <w:rPr>
           <w:sz w:val="22"/>
@@ -7315,7 +7565,6 @@
         </w:rPr>
         <w:t xml:space="preserve">the Kendall’s Tau between constructors-only </w:t>
       </w:r>
-      <w:proofErr w:type="gramStart"/>
       <w:r>
         <w:rPr>
           <w:rFonts w:eastAsiaTheme="minorEastAsia"/>
@@ -7323,9 +7572,8 @@
           <w:sz w:val="20"/>
           <w:szCs w:val="20"/>
         </w:rPr>
-        <w:t>predictions  and</w:t>
-      </w:r>
-      <w:proofErr w:type="gramEnd"/>
+        <w:t>predictions and</w:t>
+      </w:r>
       <w:r>
         <w:rPr>
           <w:rFonts w:eastAsiaTheme="minorEastAsia"/>
@@ -7351,16 +7599,17 @@
       <w:r>
         <w:t xml:space="preserve"> </w:t>
       </w:r>
-      <w:proofErr w:type="gramStart"/>
-      <w:r>
-        <w:t>are</w:t>
-      </w:r>
-      <w:r>
-        <w:t xml:space="preserve"> able to</w:t>
-      </w:r>
-      <w:proofErr w:type="gramEnd"/>
-      <w:r>
-        <w:t xml:space="preserve"> describe the proportion variance explained by drivers versus constructors.</w:t>
+      <w:r>
+        <w:t>can</w:t>
+      </w:r>
+      <w:r>
+        <w:t xml:space="preserve"> describe the proportion</w:t>
+      </w:r>
+      <w:r>
+        <w:t>al</w:t>
+      </w:r>
+      <w:r>
+        <w:t xml:space="preserve"> variance explained by drivers versus constructors.</w:t>
       </w:r>
     </w:p>
     <w:p/>
@@ -7526,17 +7775,25 @@
     <w:p>
       <w:pPr>
         <w:pStyle w:val="Heading3"/>
-      </w:pPr>
-      <w:bookmarkStart w:id="16" w:name="_Toc203403167"/>
+        <w:numPr>
+          <w:ilvl w:val="0"/>
+          <w:numId w:val="0"/>
+        </w:numPr>
+      </w:pPr>
+    </w:p>
+    <w:p>
+      <w:pPr>
+        <w:pStyle w:val="Heading3"/>
+      </w:pPr>
+      <w:bookmarkStart w:id="10" w:name="_Toc204867090"/>
       <w:r>
         <w:t>Logistic Model</w:t>
       </w:r>
-      <w:bookmarkEnd w:id="16"/>
+      <w:bookmarkEnd w:id="10"/>
     </w:p>
     <w:p/>
     <w:p>
       <w:r>
-        <w:lastRenderedPageBreak/>
         <w:t>In addition to the linear ridge regression, we design</w:t>
       </w:r>
       <w:r>
@@ -7548,9 +7805,11 @@
       <w:r>
         <w:t xml:space="preserve"> (</w:t>
       </w:r>
+      <w:proofErr w:type="spellStart"/>
       <w:r>
         <w:t>Hennion</w:t>
       </w:r>
+      <w:proofErr w:type="spellEnd"/>
       <w:r>
         <w:t xml:space="preserve"> 2023)</w:t>
       </w:r>
@@ -7566,7 +7825,13 @@
     </w:p>
     <w:p>
       <w:r>
-        <w:t>The chosen test metric for the logistic ridge regression is McFadden’s R-squared due to its interpretability, ease of implementation, and robustness</w:t>
+        <w:t xml:space="preserve">McFadden’s R-squared </w:t>
+      </w:r>
+      <w:r>
+        <w:t xml:space="preserve">is chosen as the test metric </w:t>
+      </w:r>
+      <w:r>
+        <w:t>due to its interpretability, ease of implementation, and robustness</w:t>
       </w:r>
       <w:r>
         <w:t>.</w:t>
@@ -8517,12 +8782,26 @@
     <w:p>
       <w:pPr>
         <w:pStyle w:val="Heading2"/>
-      </w:pPr>
-      <w:bookmarkStart w:id="17" w:name="_Toc203403168"/>
-      <w:r>
+        <w:numPr>
+          <w:ilvl w:val="0"/>
+          <w:numId w:val="0"/>
+        </w:numPr>
+        <w:ind w:left="720"/>
+      </w:pPr>
+    </w:p>
+    <w:p/>
+    <w:p/>
+    <w:p/>
+    <w:p>
+      <w:pPr>
+        <w:pStyle w:val="Heading2"/>
+      </w:pPr>
+      <w:bookmarkStart w:id="11" w:name="_Toc204867091"/>
+      <w:r>
+        <w:lastRenderedPageBreak/>
         <w:t>Results</w:t>
       </w:r>
-      <w:bookmarkEnd w:id="17"/>
+      <w:bookmarkEnd w:id="11"/>
     </w:p>
     <w:p>
       <w:pPr>
@@ -8531,14 +8810,14 @@
       <w:r>
         <w:t xml:space="preserve"> </w:t>
       </w:r>
-      <w:bookmarkStart w:id="18" w:name="_Toc203403169"/>
+      <w:bookmarkStart w:id="12" w:name="_Toc204867092"/>
       <w:r>
         <w:t xml:space="preserve">Linear Model </w:t>
       </w:r>
       <w:r>
         <w:t>Results</w:t>
       </w:r>
-      <w:bookmarkEnd w:id="18"/>
+      <w:bookmarkEnd w:id="12"/>
     </w:p>
     <w:p/>
     <w:p>
@@ -8556,7 +8835,6 @@
           <w:rFonts w:ascii="Arial" w:hAnsi="Arial" w:cs="Arial"/>
           <w:color w:val="auto"/>
         </w:rPr>
-        <w:lastRenderedPageBreak/>
         <w:t xml:space="preserve">Table </w:t>
       </w:r>
       <w:r>
@@ -8630,7 +8908,7 @@
                     </pic:cNvPicPr>
                   </pic:nvPicPr>
                   <pic:blipFill>
-                    <a:blip r:embed="rId20" cstate="print">
+                    <a:blip r:embed="rId16" cstate="print">
                       <a:extLst>
                         <a:ext uri="{28A0092B-C50C-407E-A947-70E740481C1C}">
                           <a14:useLocalDpi xmlns:a14="http://schemas.microsoft.com/office/drawing/2010/main" val="0"/>
@@ -8698,14 +8976,19 @@
         <w:t>64</w:t>
       </w:r>
       <w:r>
-        <w:t>.1</w:t>
+        <w:t>.</w:t>
+      </w:r>
+      <w:r>
+        <w:t>0</w:t>
       </w:r>
       <w:r>
         <w:t xml:space="preserve">% variance explained by constructors in the DNF-excluded model contrasts with the 88% constructor-explained variance that </w:t>
       </w:r>
+      <w:proofErr w:type="spellStart"/>
       <w:r>
         <w:t>Kesteren</w:t>
       </w:r>
+      <w:proofErr w:type="spellEnd"/>
       <w:r>
         <w:t xml:space="preserve"> (2023) reported. </w:t>
       </w:r>
@@ -8754,11 +9037,9 @@
       <w:r>
         <w:t xml:space="preserve">difference </w:t>
       </w:r>
-      <w:proofErr w:type="gramStart"/>
-      <w:r>
-        <w:t>are</w:t>
-      </w:r>
-      <w:proofErr w:type="gramEnd"/>
+      <w:r>
+        <w:t>is</w:t>
+      </w:r>
       <w:r>
         <w:t xml:space="preserve"> largely </w:t>
       </w:r>
@@ -8795,7 +9076,13 @@
         <w:t xml:space="preserve">, as shown in </w:t>
       </w:r>
       <w:r>
-        <w:t>Figure 3 below</w:t>
+        <w:t xml:space="preserve">Figure </w:t>
+      </w:r>
+      <w:r>
+        <w:t>4</w:t>
+      </w:r>
+      <w:r>
+        <w:t xml:space="preserve"> below</w:t>
       </w:r>
       <w:r>
         <w:t xml:space="preserve">. Consequently, constructor influence when looking at races before the V8 (2006 - 2013) era may be more of a measure of reliability than ability. We also observe a slight drop in classification percentage at the start of new engine regulations, suggesting </w:t>
@@ -8838,7 +9125,7 @@
                     </pic:cNvPicPr>
                   </pic:nvPicPr>
                   <pic:blipFill>
-                    <a:blip r:embed="rId21" cstate="print">
+                    <a:blip r:embed="rId17" cstate="print">
                       <a:extLst>
                         <a:ext uri="{28A0092B-C50C-407E-A947-70E740481C1C}">
                           <a14:useLocalDpi xmlns:a14="http://schemas.microsoft.com/office/drawing/2010/main" val="0"/>
@@ -9041,11 +9328,11 @@
       <w:pPr>
         <w:pStyle w:val="Heading3"/>
       </w:pPr>
-      <w:bookmarkStart w:id="19" w:name="_Toc203403170"/>
+      <w:bookmarkStart w:id="13" w:name="_Toc204867093"/>
       <w:r>
         <w:t>Logistic Model Results</w:t>
       </w:r>
-      <w:bookmarkEnd w:id="19"/>
+      <w:bookmarkEnd w:id="13"/>
     </w:p>
     <w:p>
       <w:pPr>
@@ -9105,7 +9392,21 @@
           <w:rFonts w:ascii="Arial" w:hAnsi="Arial" w:cs="Arial"/>
           <w:color w:val="auto"/>
         </w:rPr>
-        <w:t>: Performance metrics for Time-Decay Ridge Logistic Regression Model. McFadden’s Pseudo R2is the primary test metric. Constructor influence increases as N increases, though model strength, as measured through McFadden’s R2, decreases</w:t>
+        <w:t xml:space="preserve">: Performance metrics for Time-Decay Ridge Logistic Regression Model. McFadden’s Pseudo R2is the primary test metric. Constructor influence increases as N increases, </w:t>
+      </w:r>
+      <w:r>
+        <w:rPr>
+          <w:rFonts w:ascii="Arial" w:hAnsi="Arial" w:cs="Arial"/>
+          <w:color w:val="auto"/>
+        </w:rPr>
+        <w:t>however,</w:t>
+      </w:r>
+      <w:r>
+        <w:rPr>
+          <w:rFonts w:ascii="Arial" w:hAnsi="Arial" w:cs="Arial"/>
+          <w:color w:val="auto"/>
+        </w:rPr>
+        <w:t xml:space="preserve"> model strength, as measured through McFadden’s R2, decreases</w:t>
       </w:r>
     </w:p>
     <w:p>
@@ -9135,7 +9436,7 @@
                     </pic:cNvPicPr>
                   </pic:nvPicPr>
                   <pic:blipFill>
-                    <a:blip r:embed="rId22" cstate="print">
+                    <a:blip r:embed="rId18" cstate="print">
                       <a:extLst>
                         <a:ext uri="{28A0092B-C50C-407E-A947-70E740481C1C}">
                           <a14:useLocalDpi xmlns:a14="http://schemas.microsoft.com/office/drawing/2010/main" val="0"/>
@@ -9214,7 +9515,7 @@
                     </pic:cNvPicPr>
                   </pic:nvPicPr>
                   <pic:blipFill>
-                    <a:blip r:embed="rId23" cstate="print">
+                    <a:blip r:embed="rId19" cstate="print">
                       <a:extLst>
                         <a:ext uri="{28A0092B-C50C-407E-A947-70E740481C1C}">
                           <a14:useLocalDpi xmlns:a14="http://schemas.microsoft.com/office/drawing/2010/main" val="0"/>
@@ -9329,7 +9630,7 @@
                     <pic:cNvPicPr/>
                   </pic:nvPicPr>
                   <pic:blipFill>
-                    <a:blip r:embed="rId24" cstate="print">
+                    <a:blip r:embed="rId20" cstate="print">
                       <a:extLst>
                         <a:ext uri="{28A0092B-C50C-407E-A947-70E740481C1C}">
                           <a14:useLocalDpi xmlns:a14="http://schemas.microsoft.com/office/drawing/2010/main" val="0"/>
@@ -9647,11 +9948,11 @@
       <w:pPr>
         <w:pStyle w:val="Heading3"/>
       </w:pPr>
-      <w:bookmarkStart w:id="20" w:name="_Toc203403171"/>
+      <w:bookmarkStart w:id="14" w:name="_Toc204867094"/>
       <w:r>
         <w:t>Driver and Constructor Coefficients</w:t>
       </w:r>
-      <w:bookmarkEnd w:id="20"/>
+      <w:bookmarkEnd w:id="14"/>
     </w:p>
     <w:p/>
     <w:p>
@@ -9705,7 +10006,7 @@
                     </pic:cNvPicPr>
                   </pic:nvPicPr>
                   <pic:blipFill>
-                    <a:blip r:embed="rId25">
+                    <a:blip r:embed="rId21">
                       <a:extLst>
                         <a:ext uri="{28A0092B-C50C-407E-A947-70E740481C1C}">
                           <a14:useLocalDpi xmlns:a14="http://schemas.microsoft.com/office/drawing/2010/main" val="0"/>
@@ -9860,7 +10161,7 @@
                     </pic:cNvPicPr>
                   </pic:nvPicPr>
                   <pic:blipFill>
-                    <a:blip r:embed="rId26">
+                    <a:blip r:embed="rId22">
                       <a:extLst>
                         <a:ext uri="{28A0092B-C50C-407E-A947-70E740481C1C}">
                           <a14:useLocalDpi xmlns:a14="http://schemas.microsoft.com/office/drawing/2010/main" val="0"/>
@@ -9964,11 +10265,9 @@
       <w:r>
         <w:t>The unique insight provided by the ridge regression model lies in inter-team driver comparisons. This is illustrated with Max Verstappen, Lewis Hamilton, and Valtteri Bottas. Hamilton and Bottas finished 1st and 2</w:t>
       </w:r>
-      <w:proofErr w:type="gramStart"/>
-      <w:r>
-        <w:t>nd,respectively</w:t>
-      </w:r>
-      <w:proofErr w:type="gramEnd"/>
+      <w:r>
+        <w:t>nd, respectively</w:t>
+      </w:r>
       <w:r>
         <w:t>, in both the 2019 and 2020 seasons, with Verstappen finishing 3rd in both seasons. Despite these results, Verstappen’s driver coefficient for both seasons is higher than Bottas’s and in line with Hamilton's.</w:t>
       </w:r>
@@ -10012,7 +10311,7 @@
                     </pic:cNvPicPr>
                   </pic:nvPicPr>
                   <pic:blipFill>
-                    <a:blip r:embed="rId27">
+                    <a:blip r:embed="rId23">
                       <a:extLst>
                         <a:ext uri="{28A0092B-C50C-407E-A947-70E740481C1C}">
                           <a14:useLocalDpi xmlns:a14="http://schemas.microsoft.com/office/drawing/2010/main" val="0"/>
@@ -10134,23 +10433,26 @@
           <w:color w:val="auto"/>
         </w:rPr>
         <w:lastRenderedPageBreak/>
-        <w:t>frame, suggesting that the Bottas’ performance was booster by the strength of the Mercedes. Shaded area represents a 95% confidence interval.</w:t>
-      </w:r>
-    </w:p>
-    <w:p>
-      <w:commentRangeStart w:id="21"/>
-      <w:r>
-        <w:t xml:space="preserve">Bottas </w:t>
-      </w:r>
-      <w:commentRangeEnd w:id="21"/>
-      <w:r>
-        <w:rPr>
-          <w:rStyle w:val="CommentReference"/>
-        </w:rPr>
-        <w:commentReference w:id="21"/>
-      </w:r>
-      <w:r>
-        <w:t>outperforming Verstappen in the World Driver’s Championship is largely attributed to the quality of the Mercedes in the 2019 and 2020 seasons. Verstappen’s talent was fully displayed in the 2021 season when he won the World Drivers' Championship as the gap between Mercedes and Red Bull closed. Hamilton and Bottas finished 2nd and 3rd respectively</w:t>
+        <w:t>frame, suggesting that the Bottas’ performance was</w:t>
+      </w:r>
+      <w:r>
+        <w:rPr>
+          <w:rFonts w:ascii="Arial" w:hAnsi="Arial" w:cs="Arial"/>
+          <w:color w:val="auto"/>
+        </w:rPr>
+        <w:t xml:space="preserve"> inflated</w:t>
+      </w:r>
+      <w:r>
+        <w:rPr>
+          <w:rFonts w:ascii="Arial" w:hAnsi="Arial" w:cs="Arial"/>
+          <w:color w:val="auto"/>
+        </w:rPr>
+        <w:t xml:space="preserve"> by the strength of the Mercedes. Shaded area represents a 95% confidence interval.</w:t>
+      </w:r>
+    </w:p>
+    <w:p>
+      <w:r>
+        <w:t>Bottas outperforming Verstappen in the World Driver’s Championship is largely attributed to the quality of the Mercedes in the 2019 and 2020 seasons. Verstappen’s talent was fully displayed in the 2021 season when he won the World Drivers' Championship as the gap between Mercedes and Red Bull closed. Hamilton and Bottas finished 2nd and 3rd respectively</w:t>
       </w:r>
       <w:r>
         <w:t>.</w:t>
@@ -10176,14 +10478,9 @@
       <w:r>
         <w:t xml:space="preserve">he model </w:t>
       </w:r>
-      <w:proofErr w:type="gramStart"/>
-      <w:r>
-        <w:t xml:space="preserve">may be </w:t>
-      </w:r>
-      <w:r>
-        <w:t>not be</w:t>
-      </w:r>
-      <w:proofErr w:type="gramEnd"/>
+      <w:r>
+        <w:t>may not be</w:t>
+      </w:r>
       <w:r>
         <w:t xml:space="preserve"> fully separating constructor and driver performance. </w:t>
       </w:r>
@@ -10193,11 +10490,11 @@
       <w:pPr>
         <w:pStyle w:val="Heading3"/>
       </w:pPr>
-      <w:bookmarkStart w:id="22" w:name="_Toc203403172"/>
+      <w:bookmarkStart w:id="15" w:name="_Toc204867095"/>
       <w:r>
         <w:t>Alternate Methods</w:t>
       </w:r>
-      <w:bookmarkEnd w:id="22"/>
+      <w:bookmarkEnd w:id="15"/>
     </w:p>
     <w:p/>
     <w:p>
@@ -10260,15 +10557,13 @@
         </w:rPr>
         <w:t xml:space="preserve"> Model performance based on position weighting decision for DNF inclusive and exclusive models. No </w:t>
       </w:r>
-      <w:proofErr w:type="spellStart"/>
       <w:r>
         <w:rPr>
           <w:rFonts w:ascii="Arial" w:hAnsi="Arial" w:cs="Arial"/>
           <w:color w:val="000000" w:themeColor="text1"/>
         </w:rPr>
-        <w:t>signifncant</w:t>
-      </w:r>
-      <w:proofErr w:type="spellEnd"/>
+        <w:t>significant</w:t>
+      </w:r>
       <w:r>
         <w:rPr>
           <w:rFonts w:ascii="Arial" w:hAnsi="Arial" w:cs="Arial"/>
@@ -10276,15 +10571,13 @@
         </w:rPr>
         <w:t xml:space="preserve"> </w:t>
       </w:r>
-      <w:proofErr w:type="spellStart"/>
       <w:r>
         <w:rPr>
           <w:rFonts w:ascii="Arial" w:hAnsi="Arial" w:cs="Arial"/>
           <w:color w:val="000000" w:themeColor="text1"/>
         </w:rPr>
-        <w:t>perfromancme</w:t>
-      </w:r>
-      <w:proofErr w:type="spellEnd"/>
+        <w:t>performance</w:t>
+      </w:r>
       <w:r>
         <w:rPr>
           <w:rFonts w:ascii="Arial" w:hAnsi="Arial" w:cs="Arial"/>
@@ -10292,15 +10585,13 @@
         </w:rPr>
         <w:t xml:space="preserve"> difference realized </w:t>
       </w:r>
-      <w:proofErr w:type="spellStart"/>
       <w:r>
         <w:rPr>
           <w:rFonts w:ascii="Arial" w:hAnsi="Arial" w:cs="Arial"/>
           <w:color w:val="000000" w:themeColor="text1"/>
         </w:rPr>
-        <w:t>thruogh</w:t>
-      </w:r>
-      <w:proofErr w:type="spellEnd"/>
+        <w:t>through</w:t>
+      </w:r>
       <w:r>
         <w:rPr>
           <w:rFonts w:ascii="Arial" w:hAnsi="Arial" w:cs="Arial"/>
@@ -10333,7 +10624,7 @@
                     <pic:cNvPicPr/>
                   </pic:nvPicPr>
                   <pic:blipFill>
-                    <a:blip r:embed="rId28" cstate="print">
+                    <a:blip r:embed="rId24" cstate="print">
                       <a:extLst>
                         <a:ext uri="{28A0092B-C50C-407E-A947-70E740481C1C}">
                           <a14:useLocalDpi xmlns:a14="http://schemas.microsoft.com/office/drawing/2010/main" val="0"/>
@@ -10367,7 +10658,7 @@
     </w:p>
     <w:p>
       <w:r>
-        <w:t xml:space="preserve">While the design decision to weigh higher placed positions higher, the model performance remains largely consisting independent of position weights. There may be future opportunities to further tune the weights to index heavier on points positions. </w:t>
+        <w:t xml:space="preserve">While the design decision to weigh higher placed positions higher, the model performance remains largely independent of position weight. There may be future opportunities to further tune the weights to index heavier on points positions. </w:t>
       </w:r>
     </w:p>
     <w:p>
@@ -10379,21 +10670,21 @@
       <w:pPr>
         <w:pStyle w:val="Heading2"/>
       </w:pPr>
-      <w:bookmarkStart w:id="23" w:name="_Toc203403173"/>
+      <w:bookmarkStart w:id="16" w:name="_Toc204867096"/>
       <w:r>
         <w:t>Discussion</w:t>
       </w:r>
-      <w:bookmarkEnd w:id="23"/>
+      <w:bookmarkEnd w:id="16"/>
     </w:p>
     <w:p>
       <w:pPr>
         <w:pStyle w:val="Heading3"/>
       </w:pPr>
-      <w:bookmarkStart w:id="24" w:name="_Toc203403174"/>
+      <w:bookmarkStart w:id="17" w:name="_Toc204867097"/>
       <w:r>
         <w:t>Model Discussion</w:t>
       </w:r>
-      <w:bookmarkEnd w:id="24"/>
+      <w:bookmarkEnd w:id="17"/>
     </w:p>
     <w:p>
       <w:r>
@@ -10403,10 +10694,13 @@
         <w:t>5</w:t>
       </w:r>
       <w:r>
-        <w:t>.  This robustness instills confidence in the other derived conclusions. Measuring the coefficients of both drivers and constructors over time enables more informative inter-constructor driver comparisons</w:t>
-      </w:r>
-      <w:r>
-        <w:t>.</w:t>
+        <w:t xml:space="preserve">.  This robustness instills confidence in the other derived conclusions. </w:t>
+      </w:r>
+      <w:r>
+        <w:t>Tracking driver and constructor coefficients over time facilitates more informative inter-constructor comparisons.</w:t>
+      </w:r>
+      <w:r>
+        <w:t xml:space="preserve"> </w:t>
       </w:r>
     </w:p>
     <w:p>
@@ -10429,14 +10723,9 @@
         <w:lastRenderedPageBreak/>
         <w:t>logistic model</w:t>
       </w:r>
-      <w:proofErr w:type="gramStart"/>
-      <w:r>
-        <w:t xml:space="preserve">, in particular, </w:t>
-      </w:r>
-      <w:r>
-        <w:t>highlights</w:t>
-      </w:r>
-      <w:proofErr w:type="gramEnd"/>
+      <w:r>
+        <w:t xml:space="preserve"> highlights</w:t>
+      </w:r>
       <w:r>
         <w:t xml:space="preserve"> the crucial role of constructors in determining cohort placements. Conversely, the qualification models emphasize the relative importance of drivers, suggesting potential value in incorporating qualification-informed models.</w:t>
       </w:r>
@@ -10445,11 +10734,11 @@
       <w:pPr>
         <w:pStyle w:val="Heading3"/>
       </w:pPr>
-      <w:bookmarkStart w:id="25" w:name="_Toc203403175"/>
+      <w:bookmarkStart w:id="18" w:name="_Toc204867098"/>
       <w:r>
         <w:t>Model Extensibility</w:t>
       </w:r>
-      <w:bookmarkEnd w:id="25"/>
+      <w:bookmarkEnd w:id="18"/>
     </w:p>
     <w:p>
       <w:r>
@@ -10470,7 +10759,13 @@
     </w:p>
     <w:p>
       <w:r>
-        <w:t>The presented methodology can also be extended to previous eras of Formula 1, allowing for cross-era comparisons. Expanding the model to cover earlier periods would likely necessitate recalibrating the time-decay factor to account for significant changes when engine regulations are altered. Given the impending new engine regulations in the 2026 Formula 1 season, it will be essential to recalibrate the model to maintain its relevance and accuracy.</w:t>
+        <w:t xml:space="preserve">The presented methodology can also be extended to previous eras of Formula 1, allowing for cross-era comparisons. Expanding the model to cover earlier periods would likely necessitate recalibrating the time-decay factor to account for significant changes when engine regulations are altered. </w:t>
+      </w:r>
+      <w:r>
+        <w:t>With new engine regulations set for the 2026 Formula 1 season</w:t>
+      </w:r>
+      <w:r>
+        <w:t>, it will be essential to recalibrate the model to maintain its relevance and accuracy.</w:t>
       </w:r>
     </w:p>
     <w:p>
@@ -10517,15 +10812,29 @@
         <w:t xml:space="preserve">a unique perspective on the impact of the driver. </w:t>
       </w:r>
     </w:p>
+    <w:p/>
+    <w:p/>
+    <w:p/>
+    <w:p/>
+    <w:p/>
+    <w:p/>
+    <w:p/>
+    <w:p/>
+    <w:p/>
+    <w:p/>
+    <w:p/>
+    <w:p/>
+    <w:p/>
     <w:p>
       <w:pPr>
         <w:pStyle w:val="Heading3"/>
       </w:pPr>
-      <w:bookmarkStart w:id="26" w:name="_Toc203403176"/>
-      <w:r>
+      <w:bookmarkStart w:id="19" w:name="_Toc204867099"/>
+      <w:r>
+        <w:lastRenderedPageBreak/>
         <w:t>Applications &amp; Conclusions</w:t>
       </w:r>
-      <w:bookmarkEnd w:id="26"/>
+      <w:bookmarkEnd w:id="19"/>
     </w:p>
     <w:p/>
     <w:p>
@@ -10622,7 +10931,7 @@
                     </pic:cNvPicPr>
                   </pic:nvPicPr>
                   <pic:blipFill>
-                    <a:blip r:embed="rId29" cstate="print">
+                    <a:blip r:embed="rId25" cstate="print">
                       <a:extLst>
                         <a:ext uri="{28A0092B-C50C-407E-A947-70E740481C1C}">
                           <a14:useLocalDpi xmlns:a14="http://schemas.microsoft.com/office/drawing/2010/main" val="0"/>
@@ -10675,11 +10984,9 @@
       <w:r>
         <w:t xml:space="preserve">we </w:t>
       </w:r>
-      <w:proofErr w:type="gramStart"/>
-      <w:r>
-        <w:t>are able to</w:t>
-      </w:r>
-      <w:proofErr w:type="gramEnd"/>
+      <w:r>
+        <w:t>can</w:t>
+      </w:r>
       <w:r>
         <w:t xml:space="preserve"> capture point-time ratings for constructor/driver combinations </w:t>
       </w:r>
@@ -10689,11 +10996,11 @@
     </w:p>
     <w:p>
       <w:r>
-        <w:t xml:space="preserve">In conclusion, this study provides a nuanced understanding of the respective impacts of drivers and constructors on Formula 1 race outcomes. By leveraging a robust ridge regression model with LOESS smoothing and assessing predictive performance through Kendall’s coefficient, we offer valuable insights into inter-constructor driver comparisons and the overall influence of constructors. The findings underscore the substantial role of constructors in determining race results, particularly in the context of modern Formula 1. The proposed methodology and findings pave the way for future research that can refine and extend these models, incorporating additional features and expanding to different eras in the </w:t>
+        <w:t xml:space="preserve">In conclusion, this study provides a nuanced understanding of the respective impacts of drivers and constructors on Formula 1 race outcomes. By leveraging a robust ridge regression model with LOESS </w:t>
       </w:r>
       <w:r>
         <w:lastRenderedPageBreak/>
-        <w:t>sport. Such advancements hold promise for enhancing both predictive accuracy and practical applications, such as sports betting and strategic decision-making within Formula 1 teams.</w:t>
+        <w:t>smoothing and assessing predictive performance through Kendall’s coefficient, we offer valuable insights into inter-constructor driver comparisons and the overall influence of constructors. The findings underscore the substantial role of constructors in determining race results, particularly in the context of modern Formula 1. The proposed methodology and findings pave the way for future research that can refine and extend these models, incorporating additional features and expanding to different eras in the sport. Such advancements hold promise for enhancing both predictive accuracy and practical applications, such as sports betting and strategic decision-making within Formula 1 teams.</w:t>
       </w:r>
     </w:p>
     <w:p/>
@@ -10706,11 +11013,11 @@
         </w:numPr>
         <w:ind w:left="720"/>
       </w:pPr>
-      <w:bookmarkStart w:id="27" w:name="_Toc203403177"/>
+      <w:bookmarkStart w:id="20" w:name="_Toc204867100"/>
       <w:r>
         <w:t>Acknowledgements</w:t>
       </w:r>
-      <w:bookmarkEnd w:id="27"/>
+      <w:bookmarkEnd w:id="20"/>
     </w:p>
     <w:p>
       <w:r>
@@ -10727,11 +11034,11 @@
         </w:numPr>
         <w:ind w:left="720"/>
       </w:pPr>
-      <w:bookmarkStart w:id="28" w:name="_Toc203403178"/>
+      <w:bookmarkStart w:id="21" w:name="_Toc204867101"/>
       <w:r>
         <w:t>References</w:t>
       </w:r>
-      <w:bookmarkEnd w:id="28"/>
+      <w:bookmarkEnd w:id="21"/>
     </w:p>
     <w:p>
       <w:r>
@@ -10744,18 +11051,44 @@
       </w:r>
     </w:p>
     <w:p>
-      <w:r>
-        <w:t>Croiseau, P. and Cordell, H.J., 2009, December. Analysis of North American Rheumatoid Arthritis Consortium data using a penalized logistic regression approach. In BMC proceedings (Vol. 3, pp. 1-5). BioMed Central.</w:t>
-      </w:r>
-    </w:p>
-    <w:p>
-      <w:r>
-        <w:t>Eichenberger, R. and Stadelmann, D. (2009) Who is the best Formula 1 driver? An economic approach to evaluating talent. Economic Analysis and Policy, 39(3), p.389.</w:t>
-      </w:r>
-    </w:p>
-    <w:p>
-      <w:r>
-        <w:t>Ergast. (n.d.). Ergast Developer API. Available at: https://ergast.com/mrd/methods/sprint/ (Accessed: 17 July 2024).</w:t>
+      <w:proofErr w:type="spellStart"/>
+      <w:r>
+        <w:t>Croiseau</w:t>
+      </w:r>
+      <w:proofErr w:type="spellEnd"/>
+      <w:r>
+        <w:t>, P. and Cordell, H.J., 2009, December. Analysis of North American Rheumatoid Arthritis Consortium data using a penalized logistic regression approach. In BMC proceedings (Vol. 3, pp. 1-5). BioMed Central.</w:t>
+      </w:r>
+    </w:p>
+    <w:p>
+      <w:r>
+        <w:t xml:space="preserve">Eichenberger, R. and </w:t>
+      </w:r>
+      <w:proofErr w:type="spellStart"/>
+      <w:r>
+        <w:t>Stadelmann</w:t>
+      </w:r>
+      <w:proofErr w:type="spellEnd"/>
+      <w:r>
+        <w:t>, D. (2009) Who is the best Formula 1 driver? An economic approach to evaluating talent. Economic Analysis and Policy, 39(3), p.389.</w:t>
+      </w:r>
+    </w:p>
+    <w:p>
+      <w:proofErr w:type="spellStart"/>
+      <w:r>
+        <w:t>Ergast</w:t>
+      </w:r>
+      <w:proofErr w:type="spellEnd"/>
+      <w:r>
+        <w:t xml:space="preserve">. (n.d.). </w:t>
+      </w:r>
+      <w:proofErr w:type="spellStart"/>
+      <w:r>
+        <w:t>Ergast</w:t>
+      </w:r>
+      <w:proofErr w:type="spellEnd"/>
+      <w:r>
+        <w:t xml:space="preserve"> Developer API. Available at: https://ergast.com/mrd/methods/sprint/ (Accessed: 17 July 2024).</w:t>
       </w:r>
     </w:p>
     <w:p>
@@ -10770,12 +11103,25 @@
     </w:p>
     <w:p>
       <w:r>
-        <w:t>Fry, J., Brighton, T. and Fanzon, S. (2024) Faster identification of faster Formula 1 drivers via time-rank duality. Economics Letters, 237, p.111671.</w:t>
-      </w:r>
-    </w:p>
-    <w:p>
-      <w:r>
-        <w:t>Hennion, N. and Maher, T. (2023). How to Bet on Formula 1. Forbes. Available at: https://www.forbes.com/betting/formula-1/how-to-bet-on-formula-1/ (Accessed: 17 July 2024).</w:t>
+        <w:t xml:space="preserve">Fry, J., Brighton, T. and </w:t>
+      </w:r>
+      <w:proofErr w:type="spellStart"/>
+      <w:r>
+        <w:t>Fanzon</w:t>
+      </w:r>
+      <w:proofErr w:type="spellEnd"/>
+      <w:r>
+        <w:t>, S. (2024) Faster identification of faster Formula 1 drivers via time-rank duality. Economics Letters, 237, p.111671.</w:t>
+      </w:r>
+    </w:p>
+    <w:p>
+      <w:proofErr w:type="spellStart"/>
+      <w:r>
+        <w:t>Hennion</w:t>
+      </w:r>
+      <w:proofErr w:type="spellEnd"/>
+      <w:r>
+        <w:t>, N. and Maher, T. (2023). How to Bet on Formula 1. Forbes. Available at: https://www.forbes.com/betting/formula-1/how-to-bet-on-formula-1/ (Accessed: 17 July 2024).</w:t>
       </w:r>
     </w:p>
     <w:p>
@@ -10785,6 +11131,7 @@
     </w:p>
     <w:p>
       <w:r>
+        <w:lastRenderedPageBreak/>
         <w:t xml:space="preserve">Jacoby, W.G., 2000. </w:t>
       </w:r>
       <w:proofErr w:type="gramStart"/>
@@ -10797,13 +11144,17 @@
       </w:r>
     </w:p>
     <w:p>
-      <w:r>
-        <w:t>Medvedovsky, K. and Patton, A. (2022) Daily adjusted and regressed Kalman optimized projections| DARKO. Accessed on, 17.</w:t>
-      </w:r>
-    </w:p>
-    <w:p>
-      <w:r>
-        <w:lastRenderedPageBreak/>
+      <w:proofErr w:type="spellStart"/>
+      <w:r>
+        <w:t>Medvedovsky</w:t>
+      </w:r>
+      <w:proofErr w:type="spellEnd"/>
+      <w:r>
+        <w:t>, K. and Patton, A. (2022) Daily adjusted and regressed Kalman optimized projections| DARKO. Accessed on, 17.</w:t>
+      </w:r>
+    </w:p>
+    <w:p>
+      <w:r>
         <w:t>Moore, J., Dottle, R. and Paine, N. (2018). Formula One Racing. FiveThirtyEight. Available at: https://fivethirtyeight.com/features/formula-one-racing/ (Accessed: 17 July 2024).</w:t>
       </w:r>
     </w:p>
@@ -10814,7 +11165,15 @@
       </w:r>
       <w:proofErr w:type="spellEnd"/>
       <w:r>
-        <w:t>, D. W. and Easton, S. T. (2022) ‘Race to the podium: separating and conjoining the car and driver in F1 racing’, Applied Economics, 54(54), pp. 6272–6285. doi: 10.1080/00036846.2022.2083068.</w:t>
+        <w:t xml:space="preserve">, D. W. and Easton, S. T. (2022) ‘Race to the podium: separating and conjoining the car and driver in F1 racing’, Applied Economics, 54(54), pp. 6272–6285. </w:t>
+      </w:r>
+      <w:proofErr w:type="spellStart"/>
+      <w:r>
+        <w:t>doi</w:t>
+      </w:r>
+      <w:proofErr w:type="spellEnd"/>
+      <w:r>
+        <w:t>: 10.1080/00036846.2022.2083068.</w:t>
       </w:r>
     </w:p>
     <w:p>
@@ -10835,9 +11194,17 @@
         </w:rPr>
       </w:pPr>
       <w:r>
-        <w:t xml:space="preserve">van Kesteren, E. and Bergkamp, T. (2023) Bayesian analysis of Formula One race results: disentangling driver skill and constructor advantage. Journal of Quantitative Analysis in Sports, Vol. 19 (Issue 4), pp. 273-293. </w:t>
-      </w:r>
-      <w:hyperlink r:id="rId30" w:history="1">
+        <w:t xml:space="preserve">van </w:t>
+      </w:r>
+      <w:proofErr w:type="spellStart"/>
+      <w:r>
+        <w:t>Kesteren</w:t>
+      </w:r>
+      <w:proofErr w:type="spellEnd"/>
+      <w:r>
+        <w:t xml:space="preserve">, E. and Bergkamp, T. (2023) Bayesian analysis of Formula One race results: disentangling driver skill and constructor advantage. Journal of Quantitative Analysis in Sports, Vol. 19 (Issue 4), pp. 273-293. </w:t>
+      </w:r>
+      <w:hyperlink r:id="rId26" w:history="1">
         <w:r>
           <w:rPr>
             <w:rStyle w:val="Hyperlink"/>
@@ -10855,11 +11222,11 @@
         </w:numPr>
         <w:ind w:left="720"/>
       </w:pPr>
-      <w:bookmarkStart w:id="29" w:name="_Toc203403179"/>
+      <w:bookmarkStart w:id="22" w:name="_Toc204867102"/>
       <w:r>
         <w:t>Appendix</w:t>
       </w:r>
-      <w:bookmarkEnd w:id="29"/>
+      <w:bookmarkEnd w:id="22"/>
     </w:p>
     <w:p>
       <w:pPr>
@@ -10870,11 +11237,69 @@
         </w:numPr>
         <w:ind w:left="720"/>
       </w:pPr>
-      <w:bookmarkStart w:id="30" w:name="_Toc203403180"/>
-      <w:r>
-        <w:t>A1. Time Decay Selection</w:t>
-      </w:r>
-      <w:bookmarkEnd w:id="30"/>
+      <w:bookmarkStart w:id="23" w:name="_Toc204867103"/>
+      <w:r>
+        <w:t>A</w:t>
+      </w:r>
+      <w:r>
+        <w:t>1</w:t>
+      </w:r>
+      <w:r>
+        <w:t xml:space="preserve">. </w:t>
+      </w:r>
+      <w:r>
+        <w:t>Companion Application &amp; Data Download</w:t>
+      </w:r>
+      <w:bookmarkEnd w:id="23"/>
+    </w:p>
+    <w:p>
+      <w:r>
+        <w:t xml:space="preserve">A </w:t>
+      </w:r>
+      <w:r>
+        <w:t>lightweight</w:t>
+      </w:r>
+      <w:r>
+        <w:t xml:space="preserve"> interactive React application is available at </w:t>
+      </w:r>
+      <w:hyperlink r:id="rId27" w:history="1">
+        <w:r>
+          <w:rPr>
+            <w:rStyle w:val="Hyperlink"/>
+          </w:rPr>
+          <w:t>https://saurabhr.com/f1-rapm/</w:t>
+        </w:r>
+      </w:hyperlink>
+      <w:r>
+        <w:t xml:space="preserve"> with ratings over time for all drivers and constructors from 2014 onwards and will continue</w:t>
+      </w:r>
+      <w:r>
+        <w:t xml:space="preserve"> to be</w:t>
+      </w:r>
+      <w:r>
+        <w:t xml:space="preserve"> updated with the latest data. Tabular data of the ratings can be download from the same portal.</w:t>
+      </w:r>
+    </w:p>
+    <w:p>
+      <w:pPr>
+        <w:pStyle w:val="Heading3"/>
+        <w:numPr>
+          <w:ilvl w:val="0"/>
+          <w:numId w:val="0"/>
+        </w:numPr>
+        <w:ind w:left="720"/>
+      </w:pPr>
+      <w:bookmarkStart w:id="24" w:name="_Toc204867104"/>
+      <w:r>
+        <w:t>A</w:t>
+      </w:r>
+      <w:r>
+        <w:t>2</w:t>
+      </w:r>
+      <w:r>
+        <w:t>. Time Decay Selection</w:t>
+      </w:r>
+      <w:bookmarkEnd w:id="24"/>
     </w:p>
     <w:p>
       <w:pPr>
@@ -10975,7 +11400,7 @@
                     <pic:cNvPicPr/>
                   </pic:nvPicPr>
                   <pic:blipFill>
-                    <a:blip r:embed="rId31" cstate="print">
+                    <a:blip r:embed="rId28" cstate="print">
                       <a:extLst>
                         <a:ext uri="{28A0092B-C50C-407E-A947-70E740481C1C}">
                           <a14:useLocalDpi xmlns:a14="http://schemas.microsoft.com/office/drawing/2010/main" val="0"/>
@@ -11012,15 +11437,7 @@
         <w:t xml:space="preserve">The time-decay factor is chosen through a grid-search for both season and round level decay. A season decay factor of 0.75 and round decay of 0.075 was found to have the best performance by MAE. </w:t>
       </w:r>
       <w:r>
-        <w:t xml:space="preserve">Kendall Tau and </w:t>
-      </w:r>
-      <w:proofErr w:type="spellStart"/>
-      <w:r>
-        <w:t>nDCG</w:t>
-      </w:r>
-      <w:proofErr w:type="spellEnd"/>
-      <w:r>
-        <w:t xml:space="preserve"> were used as additional </w:t>
+        <w:t xml:space="preserve">Kendall Tau and nDCG were used as additional </w:t>
       </w:r>
       <w:r>
         <w:t>guardrails</w:t>
@@ -11048,13 +11465,12 @@
         </w:numPr>
         <w:ind w:left="720"/>
       </w:pPr>
-      <w:bookmarkStart w:id="31" w:name="_Toc203403181"/>
-      <w:commentRangeStart w:id="32"/>
+      <w:bookmarkStart w:id="25" w:name="_Toc204867105"/>
       <w:r>
         <w:t>A</w:t>
       </w:r>
       <w:r>
-        <w:t>2</w:t>
+        <w:t>3</w:t>
       </w:r>
       <w:r>
         <w:t xml:space="preserve">. Metrics by </w:t>
@@ -11062,17 +11478,7 @@
       <w:r>
         <w:t>Driver-Season Type</w:t>
       </w:r>
-      <w:bookmarkEnd w:id="31"/>
-      <w:commentRangeEnd w:id="32"/>
-      <w:r>
-        <w:rPr>
-          <w:rStyle w:val="CommentReference"/>
-          <w:rFonts w:eastAsiaTheme="minorHAnsi"/>
-          <w:b w:val="0"/>
-          <w:bCs w:val="0"/>
-        </w:rPr>
-        <w:commentReference w:id="32"/>
-      </w:r>
+      <w:bookmarkEnd w:id="25"/>
     </w:p>
     <w:p>
       <w:pPr>
@@ -11084,7 +11490,7 @@
           <w:color w:val="auto"/>
         </w:rPr>
       </w:pPr>
-      <w:bookmarkStart w:id="33" w:name="OLE_LINK1"/>
+      <w:bookmarkStart w:id="26" w:name="OLE_LINK1"/>
       <w:r>
         <w:rPr>
           <w:rFonts w:ascii="Arial" w:hAnsi="Arial" w:cs="Arial"/>
@@ -11141,8 +11547,8 @@
         <w:keepNext/>
         <w:jc w:val="center"/>
       </w:pPr>
-      <w:bookmarkStart w:id="34" w:name="OLE_LINK2"/>
-      <w:bookmarkEnd w:id="33"/>
+      <w:bookmarkStart w:id="27" w:name="OLE_LINK2"/>
+      <w:bookmarkEnd w:id="26"/>
       <w:r>
         <w:rPr>
           <w:noProof/>
@@ -11165,7 +11571,7 @@
                     </pic:cNvPicPr>
                   </pic:nvPicPr>
                   <pic:blipFill>
-                    <a:blip r:embed="rId32" cstate="print">
+                    <a:blip r:embed="rId29" cstate="print">
                       <a:extLst>
                         <a:ext uri="{28A0092B-C50C-407E-A947-70E740481C1C}">
                           <a14:useLocalDpi xmlns:a14="http://schemas.microsoft.com/office/drawing/2010/main" val="0"/>
@@ -11224,7 +11630,7 @@
       <w:r>
         <w:t xml:space="preserve">that have switched </w:t>
       </w:r>
-      <w:bookmarkEnd w:id="34"/>
+      <w:bookmarkEnd w:id="27"/>
       <w:r>
         <w:t xml:space="preserve">teams. </w:t>
       </w:r>
@@ -11235,15 +11641,19 @@
         <w:t>better than the other categories.</w:t>
       </w:r>
       <w:r>
-        <w:t xml:space="preserve"> The lower error amongst that cohort can potentially by explained by the nature of the </w:t>
-      </w:r>
-      <w:proofErr w:type="gramStart"/>
-      <w:r>
-        <w:t>constructors</w:t>
-      </w:r>
-      <w:proofErr w:type="gramEnd"/>
-      <w:r>
-        <w:t xml:space="preserve"> new drivers go to. New drivers are </w:t>
+        <w:t xml:space="preserve"> The lower error amongst that cohort can potentially by explained by the nature of the constructors </w:t>
+      </w:r>
+      <w:r>
+        <w:t xml:space="preserve">that </w:t>
+      </w:r>
+      <w:r>
+        <w:t xml:space="preserve">new drivers </w:t>
+      </w:r>
+      <w:r>
+        <w:t>are signed at</w:t>
+      </w:r>
+      <w:r>
+        <w:t xml:space="preserve">. New drivers are </w:t>
       </w:r>
       <w:r>
         <w:t xml:space="preserve">often going to </w:t>
@@ -11252,7 +11662,16 @@
         <w:t>back</w:t>
       </w:r>
       <w:r>
-        <w:t xml:space="preserve">-markers or mid-field teams that feed the contenders (e.g. Toro Rosso </w:t>
+        <w:t xml:space="preserve">-markers or mid-field teams that </w:t>
+      </w:r>
+      <w:r>
+        <w:t>serve as feeder teams to contenders</w:t>
+      </w:r>
+      <w:r>
+        <w:t xml:space="preserve"> </w:t>
+      </w:r>
+      <w:r>
+        <w:t xml:space="preserve">(e.g. Toro Rosso </w:t>
       </w:r>
       <w:r>
         <w:sym w:font="Wingdings" w:char="F0E0"/>
@@ -11283,12 +11702,13 @@
         </w:numPr>
         <w:ind w:left="720"/>
       </w:pPr>
-      <w:bookmarkStart w:id="35" w:name="_Toc203403182"/>
-      <w:r>
+      <w:bookmarkStart w:id="28" w:name="_Toc204867106"/>
+      <w:r>
+        <w:lastRenderedPageBreak/>
         <w:t>A</w:t>
       </w:r>
       <w:r>
-        <w:t>3</w:t>
+        <w:t>4</w:t>
       </w:r>
       <w:r>
         <w:t xml:space="preserve">. </w:t>
@@ -11302,7 +11722,7 @@
       <w:r>
         <w:t xml:space="preserve"> Mapping</w:t>
       </w:r>
-      <w:bookmarkEnd w:id="35"/>
+      <w:bookmarkEnd w:id="28"/>
     </w:p>
     <w:p>
       <w:pPr>
@@ -11344,7 +11764,7 @@
                     </pic:cNvPicPr>
                   </pic:nvPicPr>
                   <pic:blipFill>
-                    <a:blip r:embed="rId33" cstate="print">
+                    <a:blip r:embed="rId30" cstate="print">
                       <a:extLst>
                         <a:ext uri="{28A0092B-C50C-407E-A947-70E740481C1C}">
                           <a14:useLocalDpi xmlns:a14="http://schemas.microsoft.com/office/drawing/2010/main" val="0"/>
@@ -11431,6 +11851,21 @@
         <w:t>: Mapping between parent constructors and constructors. Mapping allows coefficient consistency when team names change</w:t>
       </w:r>
     </w:p>
+    <w:p/>
+    <w:p/>
+    <w:p/>
+    <w:p/>
+    <w:p/>
+    <w:p/>
+    <w:p/>
+    <w:p/>
+    <w:p/>
+    <w:p/>
+    <w:p/>
+    <w:p/>
+    <w:p/>
+    <w:p/>
+    <w:p/>
     <w:p>
       <w:pPr>
         <w:pStyle w:val="Heading3"/>
@@ -11440,12 +11875,22 @@
         </w:numPr>
         <w:ind w:left="720"/>
       </w:pPr>
-      <w:bookmarkStart w:id="36" w:name="_Toc203403183"/>
+    </w:p>
+    <w:p>
+      <w:pPr>
+        <w:pStyle w:val="Heading3"/>
+        <w:numPr>
+          <w:ilvl w:val="0"/>
+          <w:numId w:val="0"/>
+        </w:numPr>
+        <w:ind w:left="720"/>
+      </w:pPr>
+      <w:bookmarkStart w:id="29" w:name="_Toc204867107"/>
       <w:r>
         <w:t>A</w:t>
       </w:r>
       <w:r>
-        <w:t>4</w:t>
+        <w:t>5</w:t>
       </w:r>
       <w:r>
         <w:t xml:space="preserve">. </w:t>
@@ -11459,7 +11904,7 @@
       <w:r>
         <w:t xml:space="preserve"> Ratings as of 2024 British GP</w:t>
       </w:r>
-      <w:bookmarkEnd w:id="36"/>
+      <w:bookmarkEnd w:id="29"/>
     </w:p>
     <w:p/>
     <w:p>
@@ -11477,7 +11922,6 @@
           <w:rFonts w:ascii="Arial" w:hAnsi="Arial" w:cs="Arial"/>
           <w:color w:val="auto"/>
         </w:rPr>
-        <w:lastRenderedPageBreak/>
         <w:t xml:space="preserve">Table </w:t>
       </w:r>
       <w:r>
@@ -11563,7 +12007,7 @@
                     </pic:cNvPicPr>
                   </pic:nvPicPr>
                   <pic:blipFill rotWithShape="1">
-                    <a:blip r:embed="rId34" cstate="print">
+                    <a:blip r:embed="rId31" cstate="print">
                       <a:extLst>
                         <a:ext uri="{28A0092B-C50C-407E-A947-70E740481C1C}">
                           <a14:useLocalDpi xmlns:a14="http://schemas.microsoft.com/office/drawing/2010/main" val="0"/>
@@ -11699,7 +12143,7 @@
                     </pic:cNvPicPr>
                   </pic:nvPicPr>
                   <pic:blipFill>
-                    <a:blip r:embed="rId35" cstate="print">
+                    <a:blip r:embed="rId32" cstate="print">
                       <a:extLst>
                         <a:ext uri="{28A0092B-C50C-407E-A947-70E740481C1C}">
                           <a14:useLocalDpi xmlns:a14="http://schemas.microsoft.com/office/drawing/2010/main" val="0"/>
@@ -11830,7 +12274,7 @@
                     </pic:cNvPicPr>
                   </pic:nvPicPr>
                   <pic:blipFill rotWithShape="1">
-                    <a:blip r:embed="rId36" cstate="print">
+                    <a:blip r:embed="rId33" cstate="print">
                       <a:extLst>
                         <a:ext uri="{28A0092B-C50C-407E-A947-70E740481C1C}">
                           <a14:useLocalDpi xmlns:a14="http://schemas.microsoft.com/office/drawing/2010/main" val="0"/>
@@ -11927,6 +12371,21 @@
     </w:p>
     <w:p>
       <w:pPr>
+        <w:jc w:val="center"/>
+      </w:pPr>
+    </w:p>
+    <w:p>
+      <w:pPr>
+        <w:jc w:val="center"/>
+      </w:pPr>
+    </w:p>
+    <w:p>
+      <w:pPr>
+        <w:jc w:val="center"/>
+      </w:pPr>
+    </w:p>
+    <w:p>
+      <w:pPr>
         <w:pStyle w:val="Heading3"/>
         <w:numPr>
           <w:ilvl w:val="0"/>
@@ -11934,28 +12393,18 @@
         </w:numPr>
         <w:ind w:left="720" w:hanging="360"/>
       </w:pPr>
-      <w:bookmarkStart w:id="37" w:name="_Toc203403184"/>
-      <w:commentRangeStart w:id="38"/>
-      <w:r>
+      <w:bookmarkStart w:id="30" w:name="_Toc204867108"/>
+      <w:r>
+        <w:lastRenderedPageBreak/>
         <w:t>A</w:t>
       </w:r>
       <w:r>
-        <w:t>5</w:t>
-      </w:r>
-      <w:r>
-        <w:t>. Driver/Constructor Coefficient/Ratings Trends 2014 - 2024 British GP</w:t>
-      </w:r>
-      <w:commentRangeEnd w:id="38"/>
-      <w:r>
-        <w:rPr>
-          <w:rStyle w:val="CommentReference"/>
-          <w:rFonts w:eastAsiaTheme="minorHAnsi"/>
-          <w:b w:val="0"/>
-          <w:bCs w:val="0"/>
-        </w:rPr>
-        <w:commentReference w:id="38"/>
-      </w:r>
-      <w:bookmarkEnd w:id="37"/>
+        <w:t>6.</w:t>
+      </w:r>
+      <w:r>
+        <w:t xml:space="preserve"> Driver/Constructor Coefficient/Ratings Trends 2014 - 2024 British GP</w:t>
+      </w:r>
+      <w:bookmarkEnd w:id="30"/>
     </w:p>
     <w:p/>
     <w:p>
@@ -11966,7 +12415,6 @@
         <w:rPr>
           <w:noProof/>
         </w:rPr>
-        <w:lastRenderedPageBreak/>
         <w:drawing>
           <wp:inline distT="0" distB="0" distL="0" distR="0" wp14:anchorId="55CB02C9" wp14:editId="4FF3A590">
             <wp:extent cx="5943600" cy="6813126"/>
@@ -11997,7 +12445,7 @@
                     </pic:cNvPicPr>
                   </pic:nvPicPr>
                   <pic:blipFill>
-                    <a:blip r:embed="rId37" cstate="print">
+                    <a:blip r:embed="rId34" cstate="print">
                       <a:extLst>
                         <a:ext uri="{28A0092B-C50C-407E-A947-70E740481C1C}">
                           <a14:useLocalDpi xmlns:a14="http://schemas.microsoft.com/office/drawing/2010/main" val="0"/>
@@ -12125,7 +12573,7 @@
                     </pic:cNvPicPr>
                   </pic:nvPicPr>
                   <pic:blipFill>
-                    <a:blip r:embed="rId38" cstate="print">
+                    <a:blip r:embed="rId35" cstate="print">
                       <a:extLst>
                         <a:ext uri="{28A0092B-C50C-407E-A947-70E740481C1C}">
                           <a14:useLocalDpi xmlns:a14="http://schemas.microsoft.com/office/drawing/2010/main" val="0"/>
@@ -12164,7 +12612,6 @@
           <w:color w:val="auto"/>
         </w:rPr>
       </w:pPr>
-      <w:commentRangeStart w:id="39"/>
       <w:r>
         <w:rPr>
           <w:rFonts w:ascii="Arial" w:hAnsi="Arial" w:cs="Arial"/>
@@ -12215,19 +12662,9 @@
         </w:rPr>
         <w:t>: Constructor Ranking/Coefficient Trend 2014 - 2024 British GP. Shaded area represents a 95% confidence interval.</w:t>
       </w:r>
-      <w:commentRangeEnd w:id="39"/>
-      <w:r>
-        <w:rPr>
-          <w:rStyle w:val="CommentReference"/>
-          <w:i w:val="0"/>
-          <w:iCs w:val="0"/>
-          <w:color w:val="auto"/>
-        </w:rPr>
-        <w:commentReference w:id="39"/>
-      </w:r>
     </w:p>
     <w:sectPr>
-      <w:footerReference w:type="default" r:id="rId39"/>
+      <w:footerReference w:type="default" r:id="rId36"/>
       <w:pgSz w:w="12240" w:h="15840"/>
       <w:pgMar w:top="1440" w:right="1440" w:bottom="1440" w:left="1440" w:header="720" w:footer="720" w:gutter="0"/>
       <w:cols w:space="720"/>
@@ -12235,236 +12672,6 @@
     </w:sectPr>
   </w:body>
 </w:document>
-</file>
-
-<file path=word/comments.xml><?xml version="1.0" encoding="utf-8"?>
-<w:comments xmlns:wpc="http://schemas.microsoft.com/office/word/2010/wordprocessingCanvas" xmlns:cx="http://schemas.microsoft.com/office/drawing/2014/chartex" xmlns:cx1="http://schemas.microsoft.com/office/drawing/2015/9/8/chartex" xmlns:cx2="http://schemas.microsoft.com/office/drawing/2015/10/21/chartex" xmlns:cx3="http://schemas.microsoft.com/office/drawing/2016/5/9/chartex" xmlns:cx4="http://schemas.microsoft.com/office/drawing/2016/5/10/chartex" xmlns:cx5="http://schemas.microsoft.com/office/drawing/2016/5/11/chartex" xmlns:cx6="http://schemas.microsoft.com/office/drawing/2016/5/12/chartex" xmlns:cx7="http://schemas.microsoft.com/office/drawing/2016/5/13/chartex" xmlns:cx8="http://schemas.microsoft.com/office/drawing/2016/5/14/chartex" xmlns:mc="http://schemas.openxmlformats.org/markup-compatibility/2006" xmlns:aink="http://schemas.microsoft.com/office/drawing/2016/ink" xmlns:am3d="http://schemas.microsoft.com/office/drawing/2017/model3d" xmlns:o="urn:schemas-microsoft-com:office:office" xmlns:oel="http://schemas.microsoft.com/office/2019/extlst" xmlns:r="http://schemas.openxmlformats.org/officeDocument/2006/relationships" xmlns:m="http://schemas.openxmlformats.org/officeDocument/2006/math" xmlns:v="urn:schemas-microsoft-com:vml" xmlns:wp14="http://schemas.microsoft.com/office/word/2010/wordprocessingDrawing" xmlns:wp="http://schemas.openxmlformats.org/drawingml/2006/wordprocessingDrawing" xmlns:w10="urn:schemas-microsoft-com:office:word" xmlns:w="http://schemas.openxmlformats.org/wordprocessingml/2006/main" xmlns:w14="http://schemas.microsoft.com/office/word/2010/wordml" xmlns:w15="http://schemas.microsoft.com/office/word/2012/wordml" xmlns:w16cex="http://schemas.microsoft.com/office/word/2018/wordml/cex" xmlns:w16cid="http://schemas.microsoft.com/office/word/2016/wordml/cid" xmlns:w16="http://schemas.microsoft.com/office/word/2018/wordml" xmlns:w16du="http://schemas.microsoft.com/office/word/2023/wordml/word16du" xmlns:w16sdtdh="http://schemas.microsoft.com/office/word/2020/wordml/sdtdatahash" xmlns:w16sdtfl="http://schemas.microsoft.com/office/word/2024/wordml/sdtformatlock" xmlns:w16se="http://schemas.microsoft.com/office/word/2015/wordml/symex" xmlns:wpg="http://schemas.microsoft.com/office/word/2010/wordprocessingGroup" xmlns:wpi="http://schemas.microsoft.com/office/word/2010/wordprocessingInk" xmlns:wne="http://schemas.microsoft.com/office/word/2006/wordml" xmlns:wps="http://schemas.microsoft.com/office/word/2010/wordprocessingShape" mc:Ignorable="w14 w15 w16se w16cid w16 w16cex w16sdtdh w16sdtfl w16du wp14">
-  <w:comment w:id="2" w:author="Saurabh Rane" w:date="2025-07-12T11:00:00Z" w:initials="SR">
-    <w:p>
-      <w:r>
-        <w:rPr>
-          <w:rStyle w:val="CommentReference"/>
-        </w:rPr>
-        <w:annotationRef/>
-      </w:r>
-      <w:r>
-        <w:rPr>
-          <w:color w:val="000000"/>
-          <w:sz w:val="20"/>
-          <w:szCs w:val="20"/>
-        </w:rPr>
-        <w:t>Validate number</w:t>
-      </w:r>
-    </w:p>
-  </w:comment>
-  <w:comment w:id="4" w:author="Saurabh Rane" w:date="2025-07-08T15:01:00Z" w:initials="SR">
-    <w:p>
-      <w:r>
-        <w:rPr>
-          <w:rStyle w:val="CommentReference"/>
-        </w:rPr>
-        <w:annotationRef/>
-      </w:r>
-      <w:r>
-        <w:rPr>
-          <w:color w:val="000000"/>
-          <w:sz w:val="20"/>
-          <w:szCs w:val="20"/>
-        </w:rPr>
-        <w:t>Talk about Philips paper</w:t>
-      </w:r>
-    </w:p>
-  </w:comment>
-  <w:comment w:id="6" w:author="Saurabh Rane" w:date="2025-07-08T15:02:00Z" w:initials="SR">
-    <w:p>
-      <w:r>
-        <w:rPr>
-          <w:rStyle w:val="CommentReference"/>
-        </w:rPr>
-        <w:annotationRef/>
-      </w:r>
-      <w:r>
-        <w:rPr>
-          <w:color w:val="000000"/>
-          <w:sz w:val="20"/>
-          <w:szCs w:val="20"/>
-        </w:rPr>
-        <w:t>Add figure to address exclusion of DNF</w:t>
-      </w:r>
-    </w:p>
-  </w:comment>
-  <w:comment w:id="7" w:author="Saurabh Rane" w:date="2025-07-12T11:22:00Z" w:initials="SR">
-    <w:p>
-      <w:r>
-        <w:rPr>
-          <w:rStyle w:val="CommentReference"/>
-        </w:rPr>
-        <w:annotationRef/>
-      </w:r>
-      <w:r>
-        <w:rPr>
-          <w:color w:val="000000"/>
-          <w:sz w:val="20"/>
-          <w:szCs w:val="20"/>
-        </w:rPr>
-        <w:t>Add reference to in later section on validity of points weighting</w:t>
-      </w:r>
-    </w:p>
-  </w:comment>
-  <w:comment w:id="10" w:author="Saurabh Rane" w:date="2025-07-08T15:04:00Z" w:initials="SR">
-    <w:p>
-      <w:r>
-        <w:rPr>
-          <w:rStyle w:val="CommentReference"/>
-        </w:rPr>
-        <w:annotationRef/>
-      </w:r>
-      <w:r>
-        <w:rPr>
-          <w:color w:val="000000"/>
-          <w:sz w:val="20"/>
-          <w:szCs w:val="20"/>
-        </w:rPr>
-        <w:t>Add item about time decay parameter selection</w:t>
-      </w:r>
-    </w:p>
-  </w:comment>
-  <w:comment w:id="15" w:author="Saurabh Rane" w:date="2025-07-11T18:17:00Z" w:initials="SR">
-    <w:p>
-      <w:r>
-        <w:rPr>
-          <w:rStyle w:val="CommentReference"/>
-        </w:rPr>
-        <w:annotationRef/>
-      </w:r>
-      <w:r>
-        <w:rPr>
-          <w:color w:val="000000"/>
-          <w:sz w:val="20"/>
-          <w:szCs w:val="20"/>
-        </w:rPr>
-        <w:t>Add in nDCG as consideration</w:t>
-      </w:r>
-    </w:p>
-  </w:comment>
-  <w:comment w:id="21" w:author="Saurabh Rane" w:date="2025-07-08T15:06:00Z" w:initials="SR">
-    <w:p>
-      <w:r>
-        <w:rPr>
-          <w:rStyle w:val="CommentReference"/>
-        </w:rPr>
-        <w:annotationRef/>
-      </w:r>
-      <w:r>
-        <w:rPr>
-          <w:color w:val="000000"/>
-          <w:sz w:val="20"/>
-          <w:szCs w:val="20"/>
-        </w:rPr>
-        <w:t>Commentary on Alonso</w:t>
-      </w:r>
-    </w:p>
-  </w:comment>
-  <w:comment w:id="32" w:author="Saurabh Rane" w:date="2025-07-14T22:52:00Z" w:initials="SR">
-    <w:p>
-      <w:r>
-        <w:rPr>
-          <w:rStyle w:val="CommentReference"/>
-        </w:rPr>
-        <w:annotationRef/>
-      </w:r>
-      <w:r>
-        <w:rPr>
-          <w:color w:val="000000"/>
-          <w:sz w:val="20"/>
-          <w:szCs w:val="20"/>
-        </w:rPr>
-        <w:t>Update MAE by Driver-Season</w:t>
-      </w:r>
-    </w:p>
-  </w:comment>
-  <w:comment w:id="38" w:author="Saurabh Rane" w:date="2025-07-14T16:29:00Z" w:initials="SR">
-    <w:p>
-      <w:r>
-        <w:rPr>
-          <w:rStyle w:val="CommentReference"/>
-        </w:rPr>
-        <w:annotationRef/>
-      </w:r>
-      <w:r>
-        <w:rPr>
-          <w:color w:val="000000"/>
-          <w:sz w:val="20"/>
-          <w:szCs w:val="20"/>
-        </w:rPr>
-        <w:t>Update Charts</w:t>
-      </w:r>
-    </w:p>
-  </w:comment>
-  <w:comment w:id="39" w:author="Saurabh Rane" w:date="2025-07-14T16:29:00Z" w:initials="SR">
-    <w:p>
-      <w:r>
-        <w:rPr>
-          <w:rStyle w:val="CommentReference"/>
-        </w:rPr>
-        <w:annotationRef/>
-      </w:r>
-      <w:r>
-        <w:rPr>
-          <w:color w:val="000000"/>
-          <w:sz w:val="20"/>
-          <w:szCs w:val="20"/>
-        </w:rPr>
-        <w:t>Update Charts</w:t>
-      </w:r>
-    </w:p>
-  </w:comment>
-</w:comments>
-</file>
-
-<file path=word/commentsExtended.xml><?xml version="1.0" encoding="utf-8"?>
-<w15:commentsEx xmlns:wpc="http://schemas.microsoft.com/office/word/2010/wordprocessingCanvas" xmlns:cx="http://schemas.microsoft.com/office/drawing/2014/chartex" xmlns:cx1="http://schemas.microsoft.com/office/drawing/2015/9/8/chartex" xmlns:cx2="http://schemas.microsoft.com/office/drawing/2015/10/21/chartex" xmlns:cx3="http://schemas.microsoft.com/office/drawing/2016/5/9/chartex" xmlns:cx4="http://schemas.microsoft.com/office/drawing/2016/5/10/chartex" xmlns:cx5="http://schemas.microsoft.com/office/drawing/2016/5/11/chartex" xmlns:cx6="http://schemas.microsoft.com/office/drawing/2016/5/12/chartex" xmlns:cx7="http://schemas.microsoft.com/office/drawing/2016/5/13/chartex" xmlns:cx8="http://schemas.microsoft.com/office/drawing/2016/5/14/chartex" xmlns:mc="http://schemas.openxmlformats.org/markup-compatibility/2006" xmlns:aink="http://schemas.microsoft.com/office/drawing/2016/ink" xmlns:am3d="http://schemas.microsoft.com/office/drawing/2017/model3d" xmlns:o="urn:schemas-microsoft-com:office:office" xmlns:oel="http://schemas.microsoft.com/office/2019/extlst" xmlns:r="http://schemas.openxmlformats.org/officeDocument/2006/relationships" xmlns:m="http://schemas.openxmlformats.org/officeDocument/2006/math" xmlns:v="urn:schemas-microsoft-com:vml" xmlns:wp14="http://schemas.microsoft.com/office/word/2010/wordprocessingDrawing" xmlns:wp="http://schemas.openxmlformats.org/drawingml/2006/wordprocessingDrawing" xmlns:w10="urn:schemas-microsoft-com:office:word" xmlns:w="http://schemas.openxmlformats.org/wordprocessingml/2006/main" xmlns:w14="http://schemas.microsoft.com/office/word/2010/wordml" xmlns:w15="http://schemas.microsoft.com/office/word/2012/wordml" xmlns:w16cex="http://schemas.microsoft.com/office/word/2018/wordml/cex" xmlns:w16cid="http://schemas.microsoft.com/office/word/2016/wordml/cid" xmlns:w16="http://schemas.microsoft.com/office/word/2018/wordml" xmlns:w16du="http://schemas.microsoft.com/office/word/2023/wordml/word16du" xmlns:w16sdtdh="http://schemas.microsoft.com/office/word/2020/wordml/sdtdatahash" xmlns:w16sdtfl="http://schemas.microsoft.com/office/word/2024/wordml/sdtformatlock" xmlns:w16se="http://schemas.microsoft.com/office/word/2015/wordml/symex" xmlns:wpg="http://schemas.microsoft.com/office/word/2010/wordprocessingGroup" xmlns:wpi="http://schemas.microsoft.com/office/word/2010/wordprocessingInk" xmlns:wne="http://schemas.microsoft.com/office/word/2006/wordml" xmlns:wps="http://schemas.microsoft.com/office/word/2010/wordprocessingShape" mc:Ignorable="w14 w15 w16se w16cid w16 w16cex w16sdtdh w16sdtfl w16du wp14">
-  <w15:commentEx w15:paraId="32225ED0" w15:done="1"/>
-  <w15:commentEx w15:paraId="2FE6128C" w15:done="1"/>
-  <w15:commentEx w15:paraId="380FAD3E" w15:done="1"/>
-  <w15:commentEx w15:paraId="51891760" w15:done="1"/>
-  <w15:commentEx w15:paraId="32AAD01F" w15:done="1"/>
-  <w15:commentEx w15:paraId="64AD6308" w15:done="1"/>
-  <w15:commentEx w15:paraId="6DD9CDC6" w15:done="1"/>
-  <w15:commentEx w15:paraId="5CDDED9F" w15:done="1"/>
-  <w15:commentEx w15:paraId="00649800" w15:done="1"/>
-  <w15:commentEx w15:paraId="731CB766" w15:done="1"/>
-</w15:commentsEx>
-</file>
-
-<file path=word/commentsExtensible.xml><?xml version="1.0" encoding="utf-8"?>
-<w16cex:commentsExtensible xmlns:wpc="http://schemas.microsoft.com/office/word/2010/wordprocessingCanvas" xmlns:cx="http://schemas.microsoft.com/office/drawing/2014/chartex" xmlns:cx1="http://schemas.microsoft.com/office/drawing/2015/9/8/chartex" xmlns:cx2="http://schemas.microsoft.com/office/drawing/2015/10/21/chartex" xmlns:cx3="http://schemas.microsoft.com/office/drawing/2016/5/9/chartex" xmlns:cx4="http://schemas.microsoft.com/office/drawing/2016/5/10/chartex" xmlns:cx5="http://schemas.microsoft.com/office/drawing/2016/5/11/chartex" xmlns:cx6="http://schemas.microsoft.com/office/drawing/2016/5/12/chartex" xmlns:cx7="http://schemas.microsoft.com/office/drawing/2016/5/13/chartex" xmlns:cx8="http://schemas.microsoft.com/office/drawing/2016/5/14/chartex" xmlns:cr="http://schemas.microsoft.com/office/comments/2020/reactions" xmlns:mc="http://schemas.openxmlformats.org/markup-compatibility/2006" xmlns:aink="http://schemas.microsoft.com/office/drawing/2016/ink" xmlns:am3d="http://schemas.microsoft.com/office/drawing/2017/model3d" xmlns:o="urn:schemas-microsoft-com:office:office" xmlns:oel="http://schemas.microsoft.com/office/2019/extlst" xmlns:r="http://schemas.openxmlformats.org/officeDocument/2006/relationships" xmlns:m="http://schemas.openxmlformats.org/officeDocument/2006/math" xmlns:v="urn:schemas-microsoft-com:vml" xmlns:wp14="http://schemas.microsoft.com/office/word/2010/wordprocessingDrawing" xmlns:wp="http://schemas.openxmlformats.org/drawingml/2006/wordprocessingDrawing" xmlns:w10="urn:schemas-microsoft-com:office:word" xmlns:w="http://schemas.openxmlformats.org/wordprocessingml/2006/main" xmlns:w14="http://schemas.microsoft.com/office/word/2010/wordml" xmlns:w15="http://schemas.microsoft.com/office/word/2012/wordml" xmlns:w16cex="http://schemas.microsoft.com/office/word/2018/wordml/cex" xmlns:w16cid="http://schemas.microsoft.com/office/word/2016/wordml/cid" xmlns:w16="http://schemas.microsoft.com/office/word/2018/wordml" xmlns:w16du="http://schemas.microsoft.com/office/word/2023/wordml/word16du" xmlns:w16sdtdh="http://schemas.microsoft.com/office/word/2020/wordml/sdtdatahash" xmlns:w16sdtfl="http://schemas.microsoft.com/office/word/2024/wordml/sdtformatlock" xmlns:w16se="http://schemas.microsoft.com/office/word/2015/wordml/symex" xmlns:wpg="http://schemas.microsoft.com/office/word/2010/wordprocessingGroup" xmlns:wpi="http://schemas.microsoft.com/office/word/2010/wordprocessingInk" xmlns:wne="http://schemas.microsoft.com/office/word/2006/wordml" xmlns:wps="http://schemas.microsoft.com/office/word/2010/wordprocessingShape" mc:Ignorable="w14 w15 w16se w16cid w16 w16cex w16sdtdh w16sdtfl cr w16du wp14">
-  <w16cex:commentExtensible w16cex:durableId="05EC8475" w16cex:dateUtc="2025-07-12T15:00:00Z"/>
-  <w16cex:commentExtensible w16cex:durableId="27D33B88" w16cex:dateUtc="2025-07-08T19:01:00Z"/>
-  <w16cex:commentExtensible w16cex:durableId="6775E508" w16cex:dateUtc="2025-07-08T19:02:00Z"/>
-  <w16cex:commentExtensible w16cex:durableId="1EFD6F90" w16cex:dateUtc="2025-07-12T15:22:00Z"/>
-  <w16cex:commentExtensible w16cex:durableId="46F8B2B6" w16cex:dateUtc="2025-07-08T19:04:00Z"/>
-  <w16cex:commentExtensible w16cex:durableId="415E5C80" w16cex:dateUtc="2025-07-11T22:17:00Z"/>
-  <w16cex:commentExtensible w16cex:durableId="16A47A0C" w16cex:dateUtc="2025-07-08T19:06:00Z"/>
-  <w16cex:commentExtensible w16cex:durableId="408AA7F5" w16cex:dateUtc="2025-07-15T02:52:00Z"/>
-  <w16cex:commentExtensible w16cex:durableId="41BB12FD" w16cex:dateUtc="2025-07-14T20:29:00Z"/>
-  <w16cex:commentExtensible w16cex:durableId="7A7DADD5" w16cex:dateUtc="2025-07-14T20:29:00Z"/>
-</w16cex:commentsExtensible>
-</file>
-
-<file path=word/commentsIds.xml><?xml version="1.0" encoding="utf-8"?>
-<w16cid:commentsIds xmlns:wpc="http://schemas.microsoft.com/office/word/2010/wordprocessingCanvas" xmlns:cx="http://schemas.microsoft.com/office/drawing/2014/chartex" xmlns:cx1="http://schemas.microsoft.com/office/drawing/2015/9/8/chartex" xmlns:cx2="http://schemas.microsoft.com/office/drawing/2015/10/21/chartex" xmlns:cx3="http://schemas.microsoft.com/office/drawing/2016/5/9/chartex" xmlns:cx4="http://schemas.microsoft.com/office/drawing/2016/5/10/chartex" xmlns:cx5="http://schemas.microsoft.com/office/drawing/2016/5/11/chartex" xmlns:cx6="http://schemas.microsoft.com/office/drawing/2016/5/12/chartex" xmlns:cx7="http://schemas.microsoft.com/office/drawing/2016/5/13/chartex" xmlns:cx8="http://schemas.microsoft.com/office/drawing/2016/5/14/chartex" xmlns:mc="http://schemas.openxmlformats.org/markup-compatibility/2006" xmlns:aink="http://schemas.microsoft.com/office/drawing/2016/ink" xmlns:am3d="http://schemas.microsoft.com/office/drawing/2017/model3d" xmlns:o="urn:schemas-microsoft-com:office:office" xmlns:oel="http://schemas.microsoft.com/office/2019/extlst" xmlns:r="http://schemas.openxmlformats.org/officeDocument/2006/relationships" xmlns:m="http://schemas.openxmlformats.org/officeDocument/2006/math" xmlns:v="urn:schemas-microsoft-com:vml" xmlns:wp14="http://schemas.microsoft.com/office/word/2010/wordprocessingDrawing" xmlns:wp="http://schemas.openxmlformats.org/drawingml/2006/wordprocessingDrawing" xmlns:w10="urn:schemas-microsoft-com:office:word" xmlns:w="http://schemas.openxmlformats.org/wordprocessingml/2006/main" xmlns:w14="http://schemas.microsoft.com/office/word/2010/wordml" xmlns:w15="http://schemas.microsoft.com/office/word/2012/wordml" xmlns:w16cex="http://schemas.microsoft.com/office/word/2018/wordml/cex" xmlns:w16cid="http://schemas.microsoft.com/office/word/2016/wordml/cid" xmlns:w16="http://schemas.microsoft.com/office/word/2018/wordml" xmlns:w16du="http://schemas.microsoft.com/office/word/2023/wordml/word16du" xmlns:w16sdtdh="http://schemas.microsoft.com/office/word/2020/wordml/sdtdatahash" xmlns:w16sdtfl="http://schemas.microsoft.com/office/word/2024/wordml/sdtformatlock" xmlns:w16se="http://schemas.microsoft.com/office/word/2015/wordml/symex" xmlns:wpg="http://schemas.microsoft.com/office/word/2010/wordprocessingGroup" xmlns:wpi="http://schemas.microsoft.com/office/word/2010/wordprocessingInk" xmlns:wne="http://schemas.microsoft.com/office/word/2006/wordml" xmlns:wps="http://schemas.microsoft.com/office/word/2010/wordprocessingShape" mc:Ignorable="w14 w15 w16se w16cid w16 w16cex w16sdtdh w16sdtfl w16du wp14">
-  <w16cid:commentId w16cid:paraId="32225ED0" w16cid:durableId="05EC8475"/>
-  <w16cid:commentId w16cid:paraId="2FE6128C" w16cid:durableId="27D33B88"/>
-  <w16cid:commentId w16cid:paraId="380FAD3E" w16cid:durableId="6775E508"/>
-  <w16cid:commentId w16cid:paraId="51891760" w16cid:durableId="1EFD6F90"/>
-  <w16cid:commentId w16cid:paraId="32AAD01F" w16cid:durableId="46F8B2B6"/>
-  <w16cid:commentId w16cid:paraId="64AD6308" w16cid:durableId="415E5C80"/>
-  <w16cid:commentId w16cid:paraId="6DD9CDC6" w16cid:durableId="16A47A0C"/>
-  <w16cid:commentId w16cid:paraId="5CDDED9F" w16cid:durableId="408AA7F5"/>
-  <w16cid:commentId w16cid:paraId="00649800" w16cid:durableId="41BB12FD"/>
-  <w16cid:commentId w16cid:paraId="731CB766" w16cid:durableId="7A7DADD5"/>
-</w16cid:commentsIds>
 </file>
 
 <file path=word/endnotes.xml><?xml version="1.0" encoding="utf-8"?>
@@ -13334,14 +13541,6 @@
     </w:lvlOverride>
   </w:num>
 </w:numbering>
-</file>
-
-<file path=word/people.xml><?xml version="1.0" encoding="utf-8"?>
-<w15:people xmlns:wpc="http://schemas.microsoft.com/office/word/2010/wordprocessingCanvas" xmlns:cx="http://schemas.microsoft.com/office/drawing/2014/chartex" xmlns:cx1="http://schemas.microsoft.com/office/drawing/2015/9/8/chartex" xmlns:cx2="http://schemas.microsoft.com/office/drawing/2015/10/21/chartex" xmlns:cx3="http://schemas.microsoft.com/office/drawing/2016/5/9/chartex" xmlns:cx4="http://schemas.microsoft.com/office/drawing/2016/5/10/chartex" xmlns:cx5="http://schemas.microsoft.com/office/drawing/2016/5/11/chartex" xmlns:cx6="http://schemas.microsoft.com/office/drawing/2016/5/12/chartex" xmlns:cx7="http://schemas.microsoft.com/office/drawing/2016/5/13/chartex" xmlns:cx8="http://schemas.microsoft.com/office/drawing/2016/5/14/chartex" xmlns:mc="http://schemas.openxmlformats.org/markup-compatibility/2006" xmlns:aink="http://schemas.microsoft.com/office/drawing/2016/ink" xmlns:am3d="http://schemas.microsoft.com/office/drawing/2017/model3d" xmlns:o="urn:schemas-microsoft-com:office:office" xmlns:oel="http://schemas.microsoft.com/office/2019/extlst" xmlns:r="http://schemas.openxmlformats.org/officeDocument/2006/relationships" xmlns:m="http://schemas.openxmlformats.org/officeDocument/2006/math" xmlns:v="urn:schemas-microsoft-com:vml" xmlns:wp14="http://schemas.microsoft.com/office/word/2010/wordprocessingDrawing" xmlns:wp="http://schemas.openxmlformats.org/drawingml/2006/wordprocessingDrawing" xmlns:w10="urn:schemas-microsoft-com:office:word" xmlns:w="http://schemas.openxmlformats.org/wordprocessingml/2006/main" xmlns:w14="http://schemas.microsoft.com/office/word/2010/wordml" xmlns:w15="http://schemas.microsoft.com/office/word/2012/wordml" xmlns:w16cex="http://schemas.microsoft.com/office/word/2018/wordml/cex" xmlns:w16cid="http://schemas.microsoft.com/office/word/2016/wordml/cid" xmlns:w16="http://schemas.microsoft.com/office/word/2018/wordml" xmlns:w16du="http://schemas.microsoft.com/office/word/2023/wordml/word16du" xmlns:w16sdtdh="http://schemas.microsoft.com/office/word/2020/wordml/sdtdatahash" xmlns:w16sdtfl="http://schemas.microsoft.com/office/word/2024/wordml/sdtformatlock" xmlns:w16se="http://schemas.microsoft.com/office/word/2015/wordml/symex" xmlns:wpg="http://schemas.microsoft.com/office/word/2010/wordprocessingGroup" xmlns:wpi="http://schemas.microsoft.com/office/word/2010/wordprocessingInk" xmlns:wne="http://schemas.microsoft.com/office/word/2006/wordml" xmlns:wps="http://schemas.microsoft.com/office/word/2010/wordprocessingShape" mc:Ignorable="w14 w15 w16se w16cid w16 w16cex w16sdtdh w16sdtfl w16du wp14">
-  <w15:person w15:author="Saurabh Rane">
-    <w15:presenceInfo w15:providerId="Windows Live" w15:userId="7fa8c2af39dc2a7d"/>
-  </w15:person>
-</w15:people>
 </file>
 
 <file path=word/styles.xml><?xml version="1.0" encoding="utf-8"?>
@@ -13959,7 +14158,6 @@
   <w:style w:type="character" w:default="1" w:styleId="DefaultParagraphFont">
     <w:name w:val="Default Paragraph Font"/>
     <w:uiPriority w:val="1"/>
-    <w:semiHidden/>
     <w:unhideWhenUsed/>
   </w:style>
   <w:style w:type="table" w:default="1" w:styleId="TableNormal">
